--- a/internal_doc/03.开发设计/OM/Story-OMSvc.docx
+++ b/internal_doc/03.开发设计/OM/Story-OMSvc.docx
@@ -34719,7 +34719,6 @@
               <w:ind w:left="0"/>
               <w:rPr>
                 <w:ins w:id="1474" w:author="linyoubin" w:date="2015-03-10T14:30:00Z"/>
-                <w:rFonts w:hint="eastAsia"/>
               </w:rPr>
             </w:pPr>
             <w:ins w:id="1475" w:author="linyoubin" w:date="2015-03-10T14:29:00Z">
@@ -34756,7 +34755,6 @@
               <w:ind w:left="0"/>
               <w:rPr>
                 <w:ins w:id="1477" w:author="linyoubin" w:date="2015-03-10T14:30:00Z"/>
-                <w:rFonts w:hint="eastAsia"/>
               </w:rPr>
             </w:pPr>
             <w:ins w:id="1478" w:author="linyoubin" w:date="2015-03-10T14:31:00Z">
@@ -34842,13 +34840,7 @@
                 <w:rPr>
                   <w:rFonts w:hint="eastAsia"/>
                 </w:rPr>
-                <w:t xml:space="preserve"> </w:t>
-              </w:r>
-              <w:r>
-                <w:rPr>
-                  <w:rFonts w:hint="eastAsia"/>
-                </w:rPr>
-                <w:t>set business authority</w:t>
+                <w:t xml:space="preserve"> set business authority</w:t>
               </w:r>
             </w:ins>
           </w:p>
@@ -35181,13 +35173,22 @@
         <w:pStyle w:val="Heading4"/>
         <w:numPr>
           <w:ilvl w:val="0"/>
-          <w:numId w:val="31"/>
+          <w:numId w:val="16"/>
         </w:numPr>
         <w:rPr>
           <w:ins w:id="1519" w:author="linyoubin" w:date="2015-03-10T15:13:00Z"/>
         </w:rPr>
+        <w:pPrChange w:id="1520" w:author="linyoubin" w:date="2015-03-14T16:25:00Z">
+          <w:pPr>
+            <w:pStyle w:val="Heading4"/>
+            <w:numPr>
+              <w:numId w:val="31"/>
+            </w:numPr>
+            <w:ind w:left="777" w:hanging="420"/>
+          </w:pPr>
+        </w:pPrChange>
       </w:pPr>
-      <w:ins w:id="1520" w:author="linyoubin" w:date="2015-03-10T15:13:00Z">
+      <w:ins w:id="1521" w:author="linyoubin" w:date="2015-03-10T15:13:00Z">
         <w:r>
           <w:rPr>
             <w:rFonts w:hint="eastAsia"/>
@@ -35217,7 +35218,7 @@
       </w:tblGrid>
       <w:tr>
         <w:trPr>
-          <w:ins w:id="1521" w:author="linyoubin" w:date="2015-03-10T15:13:00Z"/>
+          <w:ins w:id="1522" w:author="linyoubin" w:date="2015-03-10T15:13:00Z"/>
         </w:trPr>
         <w:tc>
           <w:tcPr>
@@ -35228,7 +35229,7 @@
             <w:pPr>
               <w:ind w:left="0"/>
               <w:rPr>
-                <w:ins w:id="1522" w:author="linyoubin" w:date="2015-03-10T15:13:00Z"/>
+                <w:ins w:id="1523" w:author="linyoubin" w:date="2015-03-10T15:13:00Z"/>
               </w:rPr>
             </w:pPr>
           </w:p>
@@ -35242,10 +35243,10 @@
             <w:pPr>
               <w:ind w:left="0"/>
               <w:rPr>
-                <w:ins w:id="1523" w:author="linyoubin" w:date="2015-03-10T15:13:00Z"/>
-              </w:rPr>
-            </w:pPr>
-            <w:ins w:id="1524" w:author="linyoubin" w:date="2015-03-10T15:13:00Z">
+                <w:ins w:id="1524" w:author="linyoubin" w:date="2015-03-10T15:13:00Z"/>
+              </w:rPr>
+            </w:pPr>
+            <w:ins w:id="1525" w:author="linyoubin" w:date="2015-03-10T15:13:00Z">
               <w:r>
                 <w:rPr>
                   <w:rFonts w:hint="eastAsia"/>
@@ -35264,10 +35265,10 @@
             <w:pPr>
               <w:ind w:left="0"/>
               <w:rPr>
-                <w:ins w:id="1525" w:author="linyoubin" w:date="2015-03-10T15:13:00Z"/>
-              </w:rPr>
-            </w:pPr>
-            <w:ins w:id="1526" w:author="linyoubin" w:date="2015-03-10T15:13:00Z">
+                <w:ins w:id="1526" w:author="linyoubin" w:date="2015-03-10T15:13:00Z"/>
+              </w:rPr>
+            </w:pPr>
+            <w:ins w:id="1527" w:author="linyoubin" w:date="2015-03-10T15:13:00Z">
               <w:r>
                 <w:rPr>
                   <w:rFonts w:hint="eastAsia"/>
@@ -35280,7 +35281,7 @@
       </w:tr>
       <w:tr>
         <w:trPr>
-          <w:ins w:id="1527" w:author="linyoubin" w:date="2015-03-10T15:13:00Z"/>
+          <w:ins w:id="1528" w:author="linyoubin" w:date="2015-03-10T15:13:00Z"/>
         </w:trPr>
         <w:tc>
           <w:tcPr>
@@ -35290,10 +35291,10 @@
             <w:pPr>
               <w:ind w:left="0"/>
               <w:rPr>
-                <w:ins w:id="1528" w:author="linyoubin" w:date="2015-03-10T15:13:00Z"/>
-              </w:rPr>
-            </w:pPr>
-            <w:ins w:id="1529" w:author="linyoubin" w:date="2015-03-10T15:13:00Z">
+                <w:ins w:id="1529" w:author="linyoubin" w:date="2015-03-10T15:13:00Z"/>
+              </w:rPr>
+            </w:pPr>
+            <w:ins w:id="1530" w:author="linyoubin" w:date="2015-03-10T15:13:00Z">
               <w:r>
                 <w:rPr>
                   <w:rFonts w:hint="eastAsia"/>
@@ -35311,10 +35312,10 @@
             <w:pPr>
               <w:ind w:left="0"/>
               <w:rPr>
-                <w:ins w:id="1530" w:author="linyoubin" w:date="2015-03-10T15:13:00Z"/>
-              </w:rPr>
-            </w:pPr>
-            <w:ins w:id="1531" w:author="linyoubin" w:date="2015-03-10T15:13:00Z">
+                <w:ins w:id="1531" w:author="linyoubin" w:date="2015-03-10T15:13:00Z"/>
+              </w:rPr>
+            </w:pPr>
+            <w:ins w:id="1532" w:author="linyoubin" w:date="2015-03-10T15:13:00Z">
               <w:r>
                 <w:rPr>
                   <w:rFonts w:hint="eastAsia"/>
@@ -35332,7 +35333,7 @@
             <w:pPr>
               <w:ind w:left="0"/>
               <w:rPr>
-                <w:ins w:id="1532" w:author="linyoubin" w:date="2015-03-10T15:13:00Z"/>
+                <w:ins w:id="1533" w:author="linyoubin" w:date="2015-03-10T15:13:00Z"/>
               </w:rPr>
             </w:pPr>
           </w:p>
@@ -35340,7 +35341,7 @@
       </w:tr>
       <w:tr>
         <w:trPr>
-          <w:ins w:id="1533" w:author="linyoubin" w:date="2015-03-10T15:13:00Z"/>
+          <w:ins w:id="1534" w:author="linyoubin" w:date="2015-03-10T15:13:00Z"/>
         </w:trPr>
         <w:tc>
           <w:tcPr>
@@ -35350,10 +35351,10 @@
             <w:pPr>
               <w:ind w:left="0"/>
               <w:rPr>
-                <w:ins w:id="1534" w:author="linyoubin" w:date="2015-03-10T15:13:00Z"/>
-              </w:rPr>
-            </w:pPr>
-            <w:ins w:id="1535" w:author="linyoubin" w:date="2015-03-10T15:13:00Z">
+                <w:ins w:id="1535" w:author="linyoubin" w:date="2015-03-10T15:13:00Z"/>
+              </w:rPr>
+            </w:pPr>
+            <w:ins w:id="1536" w:author="linyoubin" w:date="2015-03-10T15:13:00Z">
               <w:r>
                 <w:rPr>
                   <w:rFonts w:hint="eastAsia"/>
@@ -35371,10 +35372,10 @@
             <w:pPr>
               <w:ind w:left="0"/>
               <w:rPr>
-                <w:ins w:id="1536" w:author="linyoubin" w:date="2015-03-10T15:13:00Z"/>
-              </w:rPr>
-            </w:pPr>
-            <w:ins w:id="1537" w:author="linyoubin" w:date="2015-03-10T15:13:00Z">
+                <w:ins w:id="1537" w:author="linyoubin" w:date="2015-03-10T15:13:00Z"/>
+              </w:rPr>
+            </w:pPr>
+            <w:ins w:id="1538" w:author="linyoubin" w:date="2015-03-10T15:13:00Z">
               <w:r>
                 <w:t>cmd</w:t>
               </w:r>
@@ -35402,10 +35403,10 @@
             <w:pPr>
               <w:ind w:left="0"/>
               <w:rPr>
-                <w:ins w:id="1538" w:author="linyoubin" w:date="2015-03-10T15:13:00Z"/>
-              </w:rPr>
-            </w:pPr>
-            <w:ins w:id="1539" w:author="linyoubin" w:date="2015-03-10T15:13:00Z">
+                <w:ins w:id="1539" w:author="linyoubin" w:date="2015-03-10T15:13:00Z"/>
+              </w:rPr>
+            </w:pPr>
+            <w:ins w:id="1540" w:author="linyoubin" w:date="2015-03-10T15:13:00Z">
               <w:r>
                 <w:rPr>
                   <w:rFonts w:hint="eastAsia"/>
@@ -35429,10 +35430,10 @@
             <w:pPr>
               <w:ind w:left="0"/>
               <w:rPr>
-                <w:ins w:id="1540" w:author="linyoubin" w:date="2015-03-10T15:13:00Z"/>
-              </w:rPr>
-            </w:pPr>
-            <w:ins w:id="1541" w:author="linyoubin" w:date="2015-03-10T15:13:00Z">
+                <w:ins w:id="1541" w:author="linyoubin" w:date="2015-03-10T15:13:00Z"/>
+              </w:rPr>
+            </w:pPr>
+            <w:ins w:id="1542" w:author="linyoubin" w:date="2015-03-10T15:13:00Z">
               <w:r>
                 <w:t>cmd=</w:t>
               </w:r>
@@ -35454,10 +35455,10 @@
             <w:pPr>
               <w:ind w:left="0"/>
               <w:rPr>
-                <w:ins w:id="1542" w:author="linyoubin" w:date="2015-03-10T15:13:00Z"/>
-              </w:rPr>
-            </w:pPr>
-            <w:ins w:id="1543" w:author="linyoubin" w:date="2015-03-10T15:13:00Z">
+                <w:ins w:id="1543" w:author="linyoubin" w:date="2015-03-10T15:13:00Z"/>
+              </w:rPr>
+            </w:pPr>
+            <w:ins w:id="1544" w:author="linyoubin" w:date="2015-03-10T15:13:00Z">
               <w:r>
                 <w:rPr>
                   <w:rFonts w:hint="eastAsia"/>
@@ -35470,7 +35471,7 @@
       </w:tr>
       <w:tr>
         <w:trPr>
-          <w:ins w:id="1544" w:author="linyoubin" w:date="2015-03-10T15:13:00Z"/>
+          <w:ins w:id="1545" w:author="linyoubin" w:date="2015-03-10T15:13:00Z"/>
         </w:trPr>
         <w:tc>
           <w:tcPr>
@@ -35480,10 +35481,10 @@
             <w:pPr>
               <w:ind w:left="0"/>
               <w:rPr>
-                <w:ins w:id="1545" w:author="linyoubin" w:date="2015-03-10T15:13:00Z"/>
-              </w:rPr>
-            </w:pPr>
-            <w:ins w:id="1546" w:author="linyoubin" w:date="2015-03-10T15:13:00Z">
+                <w:ins w:id="1546" w:author="linyoubin" w:date="2015-03-10T15:13:00Z"/>
+              </w:rPr>
+            </w:pPr>
+            <w:ins w:id="1547" w:author="linyoubin" w:date="2015-03-10T15:13:00Z">
               <w:r>
                 <w:rPr>
                   <w:rFonts w:hint="eastAsia"/>
@@ -35501,7 +35502,7 @@
             <w:pPr>
               <w:ind w:left="0"/>
               <w:rPr>
-                <w:ins w:id="1547" w:author="linyoubin" w:date="2015-03-10T15:13:00Z"/>
+                <w:ins w:id="1548" w:author="linyoubin" w:date="2015-03-10T15:13:00Z"/>
               </w:rPr>
             </w:pPr>
           </w:p>
@@ -35514,7 +35515,7 @@
             <w:pPr>
               <w:ind w:left="0"/>
               <w:rPr>
-                <w:ins w:id="1548" w:author="linyoubin" w:date="2015-03-10T15:13:00Z"/>
+                <w:ins w:id="1549" w:author="linyoubin" w:date="2015-03-10T15:13:00Z"/>
               </w:rPr>
             </w:pPr>
           </w:p>
@@ -35522,7 +35523,7 @@
       </w:tr>
       <w:tr>
         <w:trPr>
-          <w:ins w:id="1549" w:author="linyoubin" w:date="2015-03-10T15:13:00Z"/>
+          <w:ins w:id="1550" w:author="linyoubin" w:date="2015-03-10T15:13:00Z"/>
         </w:trPr>
         <w:tc>
           <w:tcPr>
@@ -35532,10 +35533,10 @@
             <w:pPr>
               <w:ind w:left="0"/>
               <w:rPr>
-                <w:ins w:id="1550" w:author="linyoubin" w:date="2015-03-10T15:13:00Z"/>
-              </w:rPr>
-            </w:pPr>
-            <w:ins w:id="1551" w:author="linyoubin" w:date="2015-03-10T15:13:00Z">
+                <w:ins w:id="1551" w:author="linyoubin" w:date="2015-03-10T15:13:00Z"/>
+              </w:rPr>
+            </w:pPr>
+            <w:ins w:id="1552" w:author="linyoubin" w:date="2015-03-10T15:13:00Z">
               <w:r>
                 <w:rPr>
                   <w:rFonts w:hint="eastAsia"/>
@@ -35553,10 +35554,10 @@
             <w:pPr>
               <w:ind w:left="0"/>
               <w:rPr>
-                <w:ins w:id="1552" w:author="linyoubin" w:date="2015-03-10T15:13:00Z"/>
-              </w:rPr>
-            </w:pPr>
-            <w:ins w:id="1553" w:author="linyoubin" w:date="2015-03-10T15:13:00Z">
+                <w:ins w:id="1553" w:author="linyoubin" w:date="2015-03-10T15:13:00Z"/>
+              </w:rPr>
+            </w:pPr>
+            <w:ins w:id="1554" w:author="linyoubin" w:date="2015-03-10T15:13:00Z">
               <w:r>
                 <w:rPr>
                   <w:rFonts w:hint="eastAsia"/>
@@ -35574,7 +35575,7 @@
             <w:pPr>
               <w:ind w:left="0"/>
               <w:rPr>
-                <w:ins w:id="1554" w:author="linyoubin" w:date="2015-03-10T15:13:00Z"/>
+                <w:ins w:id="1555" w:author="linyoubin" w:date="2015-03-10T15:13:00Z"/>
               </w:rPr>
             </w:pPr>
           </w:p>
@@ -35583,7 +35584,7 @@
       <w:tr>
         <w:trPr>
           <w:trHeight w:val="2254"/>
-          <w:ins w:id="1555" w:author="linyoubin" w:date="2015-03-10T15:13:00Z"/>
+          <w:ins w:id="1556" w:author="linyoubin" w:date="2015-03-10T15:13:00Z"/>
         </w:trPr>
         <w:tc>
           <w:tcPr>
@@ -35593,10 +35594,10 @@
             <w:pPr>
               <w:ind w:left="0"/>
               <w:rPr>
-                <w:ins w:id="1556" w:author="linyoubin" w:date="2015-03-10T15:13:00Z"/>
-              </w:rPr>
-            </w:pPr>
-            <w:ins w:id="1557" w:author="linyoubin" w:date="2015-03-10T15:13:00Z">
+                <w:ins w:id="1557" w:author="linyoubin" w:date="2015-03-10T15:13:00Z"/>
+              </w:rPr>
+            </w:pPr>
+            <w:ins w:id="1558" w:author="linyoubin" w:date="2015-03-10T15:13:00Z">
               <w:r>
                 <w:rPr>
                   <w:rFonts w:hint="eastAsia"/>
@@ -35614,10 +35615,10 @@
             <w:pPr>
               <w:ind w:left="0"/>
               <w:rPr>
-                <w:ins w:id="1558" w:author="linyoubin" w:date="2015-03-10T15:13:00Z"/>
-              </w:rPr>
-            </w:pPr>
-            <w:ins w:id="1559" w:author="linyoubin" w:date="2015-03-10T15:13:00Z">
+                <w:ins w:id="1559" w:author="linyoubin" w:date="2015-03-10T15:13:00Z"/>
+              </w:rPr>
+            </w:pPr>
+            <w:ins w:id="1560" w:author="linyoubin" w:date="2015-03-10T15:13:00Z">
               <w:r>
                 <w:rPr>
                   <w:rFonts w:hint="eastAsia"/>
@@ -35630,7 +35631,7 @@
             <w:pPr>
               <w:ind w:left="0"/>
               <w:rPr>
-                <w:ins w:id="1560" w:author="linyoubin" w:date="2015-03-10T15:13:00Z"/>
+                <w:ins w:id="1561" w:author="linyoubin" w:date="2015-03-10T15:13:00Z"/>
               </w:rPr>
             </w:pPr>
           </w:p>
@@ -35643,10 +35644,10 @@
             <w:pPr>
               <w:ind w:left="0"/>
               <w:rPr>
-                <w:ins w:id="1561" w:author="linyoubin" w:date="2015-03-10T15:13:00Z"/>
-              </w:rPr>
-            </w:pPr>
-            <w:ins w:id="1562" w:author="linyoubin" w:date="2015-03-10T15:13:00Z">
+                <w:ins w:id="1562" w:author="linyoubin" w:date="2015-03-10T15:13:00Z"/>
+              </w:rPr>
+            </w:pPr>
+            <w:ins w:id="1563" w:author="linyoubin" w:date="2015-03-10T15:13:00Z">
               <w:r>
                 <w:t xml:space="preserve">{ </w:t>
               </w:r>
@@ -35656,10 +35657,10 @@
             <w:pPr>
               <w:ind w:left="0"/>
               <w:rPr>
-                <w:ins w:id="1563" w:author="linyoubin" w:date="2015-03-10T15:13:00Z"/>
-              </w:rPr>
-            </w:pPr>
-            <w:ins w:id="1564" w:author="linyoubin" w:date="2015-03-10T15:13:00Z">
+                <w:ins w:id="1564" w:author="linyoubin" w:date="2015-03-10T15:13:00Z"/>
+              </w:rPr>
+            </w:pPr>
+            <w:ins w:id="1565" w:author="linyoubin" w:date="2015-03-10T15:13:00Z">
               <w:r>
                 <w:t>"</w:t>
               </w:r>
@@ -35681,10 +35682,10 @@
             <w:pPr>
               <w:ind w:left="0"/>
               <w:rPr>
-                <w:ins w:id="1565" w:author="linyoubin" w:date="2015-03-10T15:13:00Z"/>
-              </w:rPr>
-            </w:pPr>
-            <w:ins w:id="1566" w:author="linyoubin" w:date="2015-03-10T15:13:00Z">
+                <w:ins w:id="1566" w:author="linyoubin" w:date="2015-03-10T15:13:00Z"/>
+              </w:rPr>
+            </w:pPr>
+            <w:ins w:id="1567" w:author="linyoubin" w:date="2015-03-10T15:13:00Z">
               <w:r>
                 <w:t>}</w:t>
               </w:r>
@@ -35695,7 +35696,7 @@
       <w:tr>
         <w:trPr>
           <w:trHeight w:val="322"/>
-          <w:ins w:id="1567" w:author="linyoubin" w:date="2015-03-10T15:13:00Z"/>
+          <w:ins w:id="1568" w:author="linyoubin" w:date="2015-03-10T15:13:00Z"/>
         </w:trPr>
         <w:tc>
           <w:tcPr>
@@ -35705,10 +35706,10 @@
             <w:pPr>
               <w:ind w:left="0"/>
               <w:rPr>
-                <w:ins w:id="1568" w:author="linyoubin" w:date="2015-03-10T15:13:00Z"/>
-              </w:rPr>
-            </w:pPr>
-            <w:ins w:id="1569" w:author="linyoubin" w:date="2015-03-10T15:13:00Z">
+                <w:ins w:id="1569" w:author="linyoubin" w:date="2015-03-10T15:13:00Z"/>
+              </w:rPr>
+            </w:pPr>
+            <w:ins w:id="1570" w:author="linyoubin" w:date="2015-03-10T15:13:00Z">
               <w:r>
                 <w:rPr>
                   <w:rFonts w:hint="eastAsia"/>
@@ -35726,10 +35727,10 @@
             <w:pPr>
               <w:ind w:left="0"/>
               <w:rPr>
-                <w:ins w:id="1570" w:author="linyoubin" w:date="2015-03-10T15:13:00Z"/>
-              </w:rPr>
-            </w:pPr>
-            <w:ins w:id="1571" w:author="linyoubin" w:date="2015-03-10T15:13:00Z">
+                <w:ins w:id="1571" w:author="linyoubin" w:date="2015-03-10T15:13:00Z"/>
+              </w:rPr>
+            </w:pPr>
+            <w:ins w:id="1572" w:author="linyoubin" w:date="2015-03-10T15:13:00Z">
               <w:r>
                 <w:rPr>
                   <w:rFonts w:hint="eastAsia"/>
@@ -35759,7 +35760,7 @@
             <w:pPr>
               <w:ind w:left="0"/>
               <w:rPr>
-                <w:ins w:id="1572" w:author="linyoubin" w:date="2015-03-10T15:13:00Z"/>
+                <w:ins w:id="1573" w:author="linyoubin" w:date="2015-03-10T15:13:00Z"/>
               </w:rPr>
             </w:pPr>
           </w:p>
@@ -35771,13 +35772,22 @@
         <w:pStyle w:val="Heading4"/>
         <w:numPr>
           <w:ilvl w:val="0"/>
-          <w:numId w:val="32"/>
+          <w:numId w:val="16"/>
         </w:numPr>
         <w:rPr>
-          <w:ins w:id="1573" w:author="linyoubin" w:date="2015-03-10T15:17:00Z"/>
+          <w:ins w:id="1574" w:author="linyoubin" w:date="2015-03-10T15:17:00Z"/>
         </w:rPr>
+        <w:pPrChange w:id="1575" w:author="linyoubin" w:date="2015-03-14T16:25:00Z">
+          <w:pPr>
+            <w:pStyle w:val="Heading4"/>
+            <w:numPr>
+              <w:numId w:val="32"/>
+            </w:numPr>
+            <w:ind w:left="777" w:hanging="420"/>
+          </w:pPr>
+        </w:pPrChange>
       </w:pPr>
-      <w:ins w:id="1574" w:author="linyoubin" w:date="2015-03-10T15:17:00Z">
+      <w:ins w:id="1576" w:author="linyoubin" w:date="2015-03-10T15:17:00Z">
         <w:r>
           <w:rPr>
             <w:rFonts w:hint="eastAsia"/>
@@ -35807,7 +35817,7 @@
       </w:tblGrid>
       <w:tr>
         <w:trPr>
-          <w:ins w:id="1575" w:author="linyoubin" w:date="2015-03-10T15:17:00Z"/>
+          <w:ins w:id="1577" w:author="linyoubin" w:date="2015-03-10T15:17:00Z"/>
         </w:trPr>
         <w:tc>
           <w:tcPr>
@@ -35818,7 +35828,7 @@
             <w:pPr>
               <w:ind w:left="0"/>
               <w:rPr>
-                <w:ins w:id="1576" w:author="linyoubin" w:date="2015-03-10T15:17:00Z"/>
+                <w:ins w:id="1578" w:author="linyoubin" w:date="2015-03-10T15:17:00Z"/>
               </w:rPr>
             </w:pPr>
           </w:p>
@@ -35832,10 +35842,10 @@
             <w:pPr>
               <w:ind w:left="0"/>
               <w:rPr>
-                <w:ins w:id="1577" w:author="linyoubin" w:date="2015-03-10T15:17:00Z"/>
-              </w:rPr>
-            </w:pPr>
-            <w:ins w:id="1578" w:author="linyoubin" w:date="2015-03-10T15:17:00Z">
+                <w:ins w:id="1579" w:author="linyoubin" w:date="2015-03-10T15:17:00Z"/>
+              </w:rPr>
+            </w:pPr>
+            <w:ins w:id="1580" w:author="linyoubin" w:date="2015-03-10T15:17:00Z">
               <w:r>
                 <w:rPr>
                   <w:rFonts w:hint="eastAsia"/>
@@ -35854,10 +35864,10 @@
             <w:pPr>
               <w:ind w:left="0"/>
               <w:rPr>
-                <w:ins w:id="1579" w:author="linyoubin" w:date="2015-03-10T15:17:00Z"/>
-              </w:rPr>
-            </w:pPr>
-            <w:ins w:id="1580" w:author="linyoubin" w:date="2015-03-10T15:17:00Z">
+                <w:ins w:id="1581" w:author="linyoubin" w:date="2015-03-10T15:17:00Z"/>
+              </w:rPr>
+            </w:pPr>
+            <w:ins w:id="1582" w:author="linyoubin" w:date="2015-03-10T15:17:00Z">
               <w:r>
                 <w:rPr>
                   <w:rFonts w:hint="eastAsia"/>
@@ -35870,7 +35880,7 @@
       </w:tr>
       <w:tr>
         <w:trPr>
-          <w:ins w:id="1581" w:author="linyoubin" w:date="2015-03-10T15:17:00Z"/>
+          <w:ins w:id="1583" w:author="linyoubin" w:date="2015-03-10T15:17:00Z"/>
         </w:trPr>
         <w:tc>
           <w:tcPr>
@@ -35880,10 +35890,10 @@
             <w:pPr>
               <w:ind w:left="0"/>
               <w:rPr>
-                <w:ins w:id="1582" w:author="linyoubin" w:date="2015-03-10T15:17:00Z"/>
-              </w:rPr>
-            </w:pPr>
-            <w:ins w:id="1583" w:author="linyoubin" w:date="2015-03-10T15:17:00Z">
+                <w:ins w:id="1584" w:author="linyoubin" w:date="2015-03-10T15:17:00Z"/>
+              </w:rPr>
+            </w:pPr>
+            <w:ins w:id="1585" w:author="linyoubin" w:date="2015-03-10T15:17:00Z">
               <w:r>
                 <w:rPr>
                   <w:rFonts w:hint="eastAsia"/>
@@ -35901,10 +35911,10 @@
             <w:pPr>
               <w:ind w:left="0"/>
               <w:rPr>
-                <w:ins w:id="1584" w:author="linyoubin" w:date="2015-03-10T15:17:00Z"/>
-              </w:rPr>
-            </w:pPr>
-            <w:ins w:id="1585" w:author="linyoubin" w:date="2015-03-10T15:17:00Z">
+                <w:ins w:id="1586" w:author="linyoubin" w:date="2015-03-10T15:17:00Z"/>
+              </w:rPr>
+            </w:pPr>
+            <w:ins w:id="1587" w:author="linyoubin" w:date="2015-03-10T15:17:00Z">
               <w:r>
                 <w:rPr>
                   <w:rFonts w:hint="eastAsia"/>
@@ -35922,7 +35932,7 @@
             <w:pPr>
               <w:ind w:left="0"/>
               <w:rPr>
-                <w:ins w:id="1586" w:author="linyoubin" w:date="2015-03-10T15:17:00Z"/>
+                <w:ins w:id="1588" w:author="linyoubin" w:date="2015-03-10T15:17:00Z"/>
               </w:rPr>
             </w:pPr>
           </w:p>
@@ -35930,7 +35940,7 @@
       </w:tr>
       <w:tr>
         <w:trPr>
-          <w:ins w:id="1587" w:author="linyoubin" w:date="2015-03-10T15:17:00Z"/>
+          <w:ins w:id="1589" w:author="linyoubin" w:date="2015-03-10T15:17:00Z"/>
         </w:trPr>
         <w:tc>
           <w:tcPr>
@@ -35940,10 +35950,10 @@
             <w:pPr>
               <w:ind w:left="0"/>
               <w:rPr>
-                <w:ins w:id="1588" w:author="linyoubin" w:date="2015-03-10T15:17:00Z"/>
-              </w:rPr>
-            </w:pPr>
-            <w:ins w:id="1589" w:author="linyoubin" w:date="2015-03-10T15:17:00Z">
+                <w:ins w:id="1590" w:author="linyoubin" w:date="2015-03-10T15:17:00Z"/>
+              </w:rPr>
+            </w:pPr>
+            <w:ins w:id="1591" w:author="linyoubin" w:date="2015-03-10T15:17:00Z">
               <w:r>
                 <w:rPr>
                   <w:rFonts w:hint="eastAsia"/>
@@ -35961,11 +35971,10 @@
             <w:pPr>
               <w:ind w:left="0"/>
               <w:rPr>
-                <w:ins w:id="1590" w:author="linyoubin" w:date="2015-03-10T15:18:00Z"/>
-                <w:rFonts w:hint="eastAsia"/>
-              </w:rPr>
-            </w:pPr>
-            <w:ins w:id="1591" w:author="linyoubin" w:date="2015-03-10T15:17:00Z">
+                <w:ins w:id="1592" w:author="linyoubin" w:date="2015-03-10T15:18:00Z"/>
+              </w:rPr>
+            </w:pPr>
+            <w:ins w:id="1593" w:author="linyoubin" w:date="2015-03-10T15:17:00Z">
               <w:r>
                 <w:t>cmd</w:t>
               </w:r>
@@ -35993,10 +36002,10 @@
             <w:pPr>
               <w:ind w:left="0"/>
               <w:rPr>
-                <w:ins w:id="1592" w:author="linyoubin" w:date="2015-03-10T15:17:00Z"/>
-              </w:rPr>
-            </w:pPr>
-            <w:ins w:id="1593" w:author="linyoubin" w:date="2015-03-10T15:18:00Z">
+                <w:ins w:id="1594" w:author="linyoubin" w:date="2015-03-10T15:17:00Z"/>
+              </w:rPr>
+            </w:pPr>
+            <w:ins w:id="1595" w:author="linyoubin" w:date="2015-03-10T15:18:00Z">
               <w:r>
                 <w:rPr>
                   <w:rFonts w:hint="eastAsia"/>
@@ -36005,7 +36014,7 @@
                 <w:t>Filter</w:t>
               </w:r>
             </w:ins>
-            <w:ins w:id="1594" w:author="linyoubin" w:date="2015-03-10T15:17:00Z">
+            <w:ins w:id="1596" w:author="linyoubin" w:date="2015-03-10T15:17:00Z">
               <w:r>
                 <w:rPr>
                   <w:rFonts w:hint="eastAsia"/>
@@ -36029,10 +36038,10 @@
             <w:pPr>
               <w:ind w:left="0"/>
               <w:rPr>
-                <w:ins w:id="1595" w:author="linyoubin" w:date="2015-03-10T15:17:00Z"/>
-              </w:rPr>
-            </w:pPr>
-            <w:ins w:id="1596" w:author="linyoubin" w:date="2015-03-10T15:17:00Z">
+                <w:ins w:id="1597" w:author="linyoubin" w:date="2015-03-10T15:17:00Z"/>
+              </w:rPr>
+            </w:pPr>
+            <w:ins w:id="1598" w:author="linyoubin" w:date="2015-03-10T15:17:00Z">
               <w:r>
                 <w:lastRenderedPageBreak/>
                 <w:t>cmd</w:t>
@@ -36055,10 +36064,10 @@
             <w:pPr>
               <w:ind w:left="0"/>
               <w:rPr>
-                <w:ins w:id="1597" w:author="linyoubin" w:date="2015-03-10T15:17:00Z"/>
-              </w:rPr>
-            </w:pPr>
-            <w:ins w:id="1598" w:author="linyoubin" w:date="2015-03-10T15:17:00Z">
+                <w:ins w:id="1599" w:author="linyoubin" w:date="2015-03-10T15:17:00Z"/>
+              </w:rPr>
+            </w:pPr>
+            <w:ins w:id="1600" w:author="linyoubin" w:date="2015-03-10T15:17:00Z">
               <w:r>
                 <w:rPr>
                   <w:rFonts w:hint="eastAsia"/>
@@ -36067,7 +36076,7 @@
                 <w:t>&amp;</w:t>
               </w:r>
             </w:ins>
-            <w:ins w:id="1599" w:author="linyoubin" w:date="2015-03-10T15:18:00Z">
+            <w:ins w:id="1601" w:author="linyoubin" w:date="2015-03-10T15:18:00Z">
               <w:r>
                 <w:rPr>
                   <w:rFonts w:hint="eastAsia"/>
@@ -36075,7 +36084,7 @@
                 <w:t>Filter={</w:t>
               </w:r>
             </w:ins>
-            <w:ins w:id="1600" w:author="linyoubin" w:date="2015-03-10T15:17:00Z">
+            <w:ins w:id="1602" w:author="linyoubin" w:date="2015-03-10T15:17:00Z">
               <w:r>
                 <w:rPr>
                   <w:rFonts w:hint="eastAsia"/>
@@ -36083,7 +36092,7 @@
                 <w:t>BusinessName</w:t>
               </w:r>
             </w:ins>
-            <w:ins w:id="1601" w:author="linyoubin" w:date="2015-03-10T15:18:00Z">
+            <w:ins w:id="1603" w:author="linyoubin" w:date="2015-03-10T15:18:00Z">
               <w:r>
                 <w:rPr>
                   <w:rFonts w:hint="eastAsia"/>
@@ -36091,7 +36100,7 @@
                 <w:t>:</w:t>
               </w:r>
             </w:ins>
-            <w:ins w:id="1602" w:author="linyoubin" w:date="2015-03-10T15:17:00Z">
+            <w:ins w:id="1604" w:author="linyoubin" w:date="2015-03-10T15:17:00Z">
               <w:r>
                 <w:rPr>
                   <w:rFonts w:hint="eastAsia"/>
@@ -36099,7 +36108,7 @@
                 <w:t>b1</w:t>
               </w:r>
             </w:ins>
-            <w:ins w:id="1603" w:author="linyoubin" w:date="2015-03-10T15:18:00Z">
+            <w:ins w:id="1605" w:author="linyoubin" w:date="2015-03-10T15:18:00Z">
               <w:r>
                 <w:rPr>
                   <w:rFonts w:hint="eastAsia"/>
@@ -36112,7 +36121,7 @@
       </w:tr>
       <w:tr>
         <w:trPr>
-          <w:ins w:id="1604" w:author="linyoubin" w:date="2015-03-10T15:17:00Z"/>
+          <w:ins w:id="1606" w:author="linyoubin" w:date="2015-03-10T15:17:00Z"/>
         </w:trPr>
         <w:tc>
           <w:tcPr>
@@ -36122,10 +36131,10 @@
             <w:pPr>
               <w:ind w:left="0"/>
               <w:rPr>
-                <w:ins w:id="1605" w:author="linyoubin" w:date="2015-03-10T15:17:00Z"/>
-              </w:rPr>
-            </w:pPr>
-            <w:ins w:id="1606" w:author="linyoubin" w:date="2015-03-10T15:17:00Z">
+                <w:ins w:id="1607" w:author="linyoubin" w:date="2015-03-10T15:17:00Z"/>
+              </w:rPr>
+            </w:pPr>
+            <w:ins w:id="1608" w:author="linyoubin" w:date="2015-03-10T15:17:00Z">
               <w:r>
                 <w:rPr>
                   <w:rFonts w:hint="eastAsia"/>
@@ -36144,7 +36153,7 @@
             <w:pPr>
               <w:ind w:left="0"/>
               <w:rPr>
-                <w:ins w:id="1607" w:author="linyoubin" w:date="2015-03-10T15:17:00Z"/>
+                <w:ins w:id="1609" w:author="linyoubin" w:date="2015-03-10T15:17:00Z"/>
               </w:rPr>
             </w:pPr>
           </w:p>
@@ -36157,7 +36166,7 @@
             <w:pPr>
               <w:ind w:left="0"/>
               <w:rPr>
-                <w:ins w:id="1608" w:author="linyoubin" w:date="2015-03-10T15:17:00Z"/>
+                <w:ins w:id="1610" w:author="linyoubin" w:date="2015-03-10T15:17:00Z"/>
               </w:rPr>
             </w:pPr>
           </w:p>
@@ -36165,7 +36174,7 @@
       </w:tr>
       <w:tr>
         <w:trPr>
-          <w:ins w:id="1609" w:author="linyoubin" w:date="2015-03-10T15:17:00Z"/>
+          <w:ins w:id="1611" w:author="linyoubin" w:date="2015-03-10T15:17:00Z"/>
         </w:trPr>
         <w:tc>
           <w:tcPr>
@@ -36175,10 +36184,10 @@
             <w:pPr>
               <w:ind w:left="0"/>
               <w:rPr>
-                <w:ins w:id="1610" w:author="linyoubin" w:date="2015-03-10T15:17:00Z"/>
-              </w:rPr>
-            </w:pPr>
-            <w:ins w:id="1611" w:author="linyoubin" w:date="2015-03-10T15:17:00Z">
+                <w:ins w:id="1612" w:author="linyoubin" w:date="2015-03-10T15:17:00Z"/>
+              </w:rPr>
+            </w:pPr>
+            <w:ins w:id="1613" w:author="linyoubin" w:date="2015-03-10T15:17:00Z">
               <w:r>
                 <w:rPr>
                   <w:rFonts w:hint="eastAsia"/>
@@ -36196,10 +36205,10 @@
             <w:pPr>
               <w:ind w:left="0"/>
               <w:rPr>
-                <w:ins w:id="1612" w:author="linyoubin" w:date="2015-03-10T15:17:00Z"/>
-              </w:rPr>
-            </w:pPr>
-            <w:ins w:id="1613" w:author="linyoubin" w:date="2015-03-10T15:17:00Z">
+                <w:ins w:id="1614" w:author="linyoubin" w:date="2015-03-10T15:17:00Z"/>
+              </w:rPr>
+            </w:pPr>
+            <w:ins w:id="1615" w:author="linyoubin" w:date="2015-03-10T15:17:00Z">
               <w:r>
                 <w:rPr>
                   <w:rFonts w:hint="eastAsia"/>
@@ -36217,7 +36226,7 @@
             <w:pPr>
               <w:ind w:left="0"/>
               <w:rPr>
-                <w:ins w:id="1614" w:author="linyoubin" w:date="2015-03-10T15:17:00Z"/>
+                <w:ins w:id="1616" w:author="linyoubin" w:date="2015-03-10T15:17:00Z"/>
               </w:rPr>
             </w:pPr>
           </w:p>
@@ -36226,7 +36235,7 @@
       <w:tr>
         <w:trPr>
           <w:trHeight w:val="2254"/>
-          <w:ins w:id="1615" w:author="linyoubin" w:date="2015-03-10T15:17:00Z"/>
+          <w:ins w:id="1617" w:author="linyoubin" w:date="2015-03-10T15:17:00Z"/>
         </w:trPr>
         <w:tc>
           <w:tcPr>
@@ -36236,10 +36245,10 @@
             <w:pPr>
               <w:ind w:left="0"/>
               <w:rPr>
-                <w:ins w:id="1616" w:author="linyoubin" w:date="2015-03-10T15:17:00Z"/>
-              </w:rPr>
-            </w:pPr>
-            <w:ins w:id="1617" w:author="linyoubin" w:date="2015-03-10T15:17:00Z">
+                <w:ins w:id="1618" w:author="linyoubin" w:date="2015-03-10T15:17:00Z"/>
+              </w:rPr>
+            </w:pPr>
+            <w:ins w:id="1619" w:author="linyoubin" w:date="2015-03-10T15:17:00Z">
               <w:r>
                 <w:rPr>
                   <w:rFonts w:hint="eastAsia"/>
@@ -36257,10 +36266,10 @@
             <w:pPr>
               <w:ind w:left="0"/>
               <w:rPr>
-                <w:ins w:id="1618" w:author="linyoubin" w:date="2015-03-10T15:17:00Z"/>
-              </w:rPr>
-            </w:pPr>
-            <w:ins w:id="1619" w:author="linyoubin" w:date="2015-03-10T15:17:00Z">
+                <w:ins w:id="1620" w:author="linyoubin" w:date="2015-03-10T15:17:00Z"/>
+              </w:rPr>
+            </w:pPr>
+            <w:ins w:id="1621" w:author="linyoubin" w:date="2015-03-10T15:17:00Z">
               <w:r>
                 <w:rPr>
                   <w:rFonts w:hint="eastAsia"/>
@@ -36273,11 +36282,10 @@
             <w:pPr>
               <w:ind w:left="0"/>
               <w:rPr>
-                <w:ins w:id="1620" w:author="linyoubin" w:date="2015-03-10T15:18:00Z"/>
-                <w:rFonts w:hint="eastAsia"/>
-              </w:rPr>
-            </w:pPr>
-            <w:ins w:id="1621" w:author="linyoubin" w:date="2015-03-10T15:18:00Z">
+                <w:ins w:id="1622" w:author="linyoubin" w:date="2015-03-10T15:18:00Z"/>
+              </w:rPr>
+            </w:pPr>
+            <w:ins w:id="1623" w:author="linyoubin" w:date="2015-03-10T15:18:00Z">
               <w:r>
                 <w:rPr>
                   <w:rFonts w:hint="eastAsia"/>
@@ -36290,11 +36298,10 @@
             <w:pPr>
               <w:ind w:left="0"/>
               <w:rPr>
-                <w:ins w:id="1622" w:author="linyoubin" w:date="2015-03-10T15:18:00Z"/>
-                <w:rFonts w:hint="eastAsia"/>
-              </w:rPr>
-            </w:pPr>
-            <w:ins w:id="1623" w:author="linyoubin" w:date="2015-03-10T15:18:00Z">
+                <w:ins w:id="1624" w:author="linyoubin" w:date="2015-03-10T15:18:00Z"/>
+              </w:rPr>
+            </w:pPr>
+            <w:ins w:id="1625" w:author="linyoubin" w:date="2015-03-10T15:18:00Z">
               <w:r>
                 <w:rPr>
                   <w:rFonts w:hint="eastAsia"/>
@@ -36313,11 +36320,10 @@
             <w:pPr>
               <w:ind w:left="0"/>
               <w:rPr>
-                <w:ins w:id="1624" w:author="linyoubin" w:date="2015-03-10T15:18:00Z"/>
-                <w:rFonts w:hint="eastAsia"/>
-              </w:rPr>
-            </w:pPr>
-            <w:ins w:id="1625" w:author="linyoubin" w:date="2015-03-10T15:18:00Z">
+                <w:ins w:id="1626" w:author="linyoubin" w:date="2015-03-10T15:18:00Z"/>
+              </w:rPr>
+            </w:pPr>
+            <w:ins w:id="1627" w:author="linyoubin" w:date="2015-03-10T15:18:00Z">
               <w:r>
                 <w:rPr>
                   <w:rFonts w:hint="eastAsia"/>
@@ -36325,7 +36331,7 @@
                 <w:t xml:space="preserve">  </w:t>
               </w:r>
             </w:ins>
-            <w:ins w:id="1626" w:author="linyoubin" w:date="2015-03-10T15:21:00Z">
+            <w:ins w:id="1628" w:author="linyoubin" w:date="2015-03-10T15:21:00Z">
               <w:r>
                 <w:rPr>
                   <w:rFonts w:hint="eastAsia"/>
@@ -36344,10 +36350,10 @@
             <w:pPr>
               <w:ind w:left="0"/>
               <w:rPr>
-                <w:ins w:id="1627" w:author="linyoubin" w:date="2015-03-10T15:17:00Z"/>
-              </w:rPr>
-            </w:pPr>
-            <w:ins w:id="1628" w:author="linyoubin" w:date="2015-03-10T15:18:00Z">
+                <w:ins w:id="1629" w:author="linyoubin" w:date="2015-03-10T15:17:00Z"/>
+              </w:rPr>
+            </w:pPr>
+            <w:ins w:id="1630" w:author="linyoubin" w:date="2015-03-10T15:18:00Z">
               <w:r>
                 <w:rPr>
                   <w:rFonts w:hint="eastAsia"/>
@@ -36365,10 +36371,10 @@
             <w:pPr>
               <w:ind w:left="0"/>
               <w:rPr>
-                <w:ins w:id="1629" w:author="linyoubin" w:date="2015-03-10T15:17:00Z"/>
-              </w:rPr>
-            </w:pPr>
-            <w:ins w:id="1630" w:author="linyoubin" w:date="2015-03-10T15:17:00Z">
+                <w:ins w:id="1631" w:author="linyoubin" w:date="2015-03-10T15:17:00Z"/>
+              </w:rPr>
+            </w:pPr>
+            <w:ins w:id="1632" w:author="linyoubin" w:date="2015-03-10T15:17:00Z">
               <w:r>
                 <w:t xml:space="preserve">{ </w:t>
               </w:r>
@@ -36378,10 +36384,10 @@
             <w:pPr>
               <w:ind w:left="0"/>
               <w:rPr>
-                <w:ins w:id="1631" w:author="linyoubin" w:date="2015-03-10T15:17:00Z"/>
-              </w:rPr>
-            </w:pPr>
-            <w:ins w:id="1632" w:author="linyoubin" w:date="2015-03-10T15:17:00Z">
+                <w:ins w:id="1633" w:author="linyoubin" w:date="2015-03-10T15:17:00Z"/>
+              </w:rPr>
+            </w:pPr>
+            <w:ins w:id="1634" w:author="linyoubin" w:date="2015-03-10T15:17:00Z">
               <w:r>
                 <w:t>"</w:t>
               </w:r>
@@ -36400,10 +36406,10 @@
             <w:pPr>
               <w:ind w:left="0"/>
               <w:rPr>
-                <w:ins w:id="1633" w:author="linyoubin" w:date="2015-03-10T15:17:00Z"/>
-              </w:rPr>
-            </w:pPr>
-            <w:ins w:id="1634" w:author="linyoubin" w:date="2015-03-10T15:17:00Z">
+                <w:ins w:id="1635" w:author="linyoubin" w:date="2015-03-10T15:17:00Z"/>
+              </w:rPr>
+            </w:pPr>
+            <w:ins w:id="1636" w:author="linyoubin" w:date="2015-03-10T15:17:00Z">
               <w:r>
                 <w:t>}</w:t>
               </w:r>
@@ -36414,7 +36420,7 @@
       <w:tr>
         <w:trPr>
           <w:trHeight w:val="322"/>
-          <w:ins w:id="1635" w:author="linyoubin" w:date="2015-03-10T15:17:00Z"/>
+          <w:ins w:id="1637" w:author="linyoubin" w:date="2015-03-10T15:17:00Z"/>
         </w:trPr>
         <w:tc>
           <w:tcPr>
@@ -36424,10 +36430,10 @@
             <w:pPr>
               <w:ind w:left="0"/>
               <w:rPr>
-                <w:ins w:id="1636" w:author="linyoubin" w:date="2015-03-10T15:17:00Z"/>
-              </w:rPr>
-            </w:pPr>
-            <w:ins w:id="1637" w:author="linyoubin" w:date="2015-03-10T15:17:00Z">
+                <w:ins w:id="1638" w:author="linyoubin" w:date="2015-03-10T15:17:00Z"/>
+              </w:rPr>
+            </w:pPr>
+            <w:ins w:id="1639" w:author="linyoubin" w:date="2015-03-10T15:17:00Z">
               <w:r>
                 <w:rPr>
                   <w:rFonts w:hint="eastAsia"/>
@@ -36445,10 +36451,10 @@
             <w:pPr>
               <w:ind w:left="0"/>
               <w:rPr>
-                <w:ins w:id="1638" w:author="linyoubin" w:date="2015-03-10T15:17:00Z"/>
-              </w:rPr>
-            </w:pPr>
-            <w:ins w:id="1639" w:author="linyoubin" w:date="2015-03-10T15:17:00Z">
+                <w:ins w:id="1640" w:author="linyoubin" w:date="2015-03-10T15:17:00Z"/>
+              </w:rPr>
+            </w:pPr>
+            <w:ins w:id="1641" w:author="linyoubin" w:date="2015-03-10T15:17:00Z">
               <w:r>
                 <w:rPr>
                   <w:rFonts w:hint="eastAsia"/>
@@ -36478,7 +36484,7 @@
             <w:pPr>
               <w:ind w:left="0"/>
               <w:rPr>
-                <w:ins w:id="1640" w:author="linyoubin" w:date="2015-03-10T15:17:00Z"/>
+                <w:ins w:id="1642" w:author="linyoubin" w:date="2015-03-10T15:17:00Z"/>
               </w:rPr>
             </w:pPr>
           </w:p>
@@ -36489,7 +36495,7 @@
       <w:pPr>
         <w:ind w:left="0"/>
         <w:rPr>
-          <w:ins w:id="1641" w:author="linyoubin" w:date="2015-03-03T10:07:00Z"/>
+          <w:ins w:id="1643" w:author="linyoubin" w:date="2015-03-03T10:07:00Z"/>
         </w:rPr>
       </w:pPr>
     </w:p>
@@ -37767,274 +37773,6 @@
               </w:rPr>
               <w:t xml:space="preserve">  </w:t>
             </w:r>
-            <w:del w:id="1642" w:author="linyoubin" w:date="2015-01-20T09:29:00Z">
-              <w:r>
-                <w:rPr>
-                  <w:rFonts w:hint="eastAsia"/>
-                </w:rPr>
-                <w:delText>AgentPort</w:delText>
-              </w:r>
-            </w:del>
-            <w:ins w:id="1643" w:author="linyoubin" w:date="2015-01-20T09:29:00Z">
-              <w:r>
-                <w:rPr>
-                  <w:rFonts w:hint="eastAsia"/>
-                </w:rPr>
-                <w:t>AgentService</w:t>
-              </w:r>
-            </w:ins>
-            <w:r>
-              <w:rPr>
-                <w:rFonts w:hint="eastAsia"/>
-              </w:rPr>
-              <w:t xml:space="preserve">: </w:t>
-            </w:r>
-            <w:r>
-              <w:rPr>
-                <w:rFonts w:hint="eastAsia"/>
-              </w:rPr>
-              <w:t>主机</w:t>
-            </w:r>
-            <w:r>
-              <w:rPr>
-                <w:rFonts w:hint="eastAsia"/>
-              </w:rPr>
-              <w:t>agent</w:t>
-            </w:r>
-            <w:r>
-              <w:rPr>
-                <w:rFonts w:hint="eastAsia"/>
-              </w:rPr>
-              <w:t>的监听端口号</w:t>
-            </w:r>
-          </w:p>
-          <w:p>
-            <w:pPr>
-              <w:ind w:left="0"/>
-            </w:pPr>
-            <w:r>
-              <w:rPr>
-                <w:rFonts w:hint="eastAsia"/>
-              </w:rPr>
-              <w:t>}</w:t>
-            </w:r>
-          </w:p>
-        </w:tc>
-        <w:tc>
-          <w:tcPr>
-            <w:tcW w:w="3544" w:type="dxa"/>
-          </w:tcPr>
-          <w:p>
-            <w:pPr>
-              <w:ind w:left="0"/>
-            </w:pPr>
-          </w:p>
-          <w:p>
-            <w:pPr>
-              <w:ind w:left="0"/>
-            </w:pPr>
-            <w:r>
-              <w:rPr>
-                <w:rFonts w:hint="eastAsia"/>
-              </w:rPr>
-              <w:t>{</w:t>
-            </w:r>
-          </w:p>
-          <w:p>
-            <w:pPr>
-              <w:ind w:left="0"/>
-            </w:pPr>
-            <w:r>
-              <w:rPr>
-                <w:rFonts w:hint="eastAsia"/>
-              </w:rPr>
-              <w:t xml:space="preserve">  </w:t>
-            </w:r>
-            <w:r>
-              <w:t>"</w:t>
-            </w:r>
-            <w:r>
-              <w:rPr>
-                <w:rFonts w:hint="eastAsia"/>
-              </w:rPr>
-              <w:t>IP</w:t>
-            </w:r>
-            <w:r>
-              <w:t>"</w:t>
-            </w:r>
-            <w:r>
-              <w:rPr>
-                <w:rFonts w:hint="eastAsia"/>
-              </w:rPr>
-              <w:t xml:space="preserve">: </w:t>
-            </w:r>
-            <w:r>
-              <w:t>"1</w:t>
-            </w:r>
-            <w:r>
-              <w:rPr>
-                <w:rFonts w:hint="eastAsia"/>
-              </w:rPr>
-              <w:t>92.168.20.197</w:t>
-            </w:r>
-            <w:r>
-              <w:t>"</w:t>
-            </w:r>
-            <w:r>
-              <w:rPr>
-                <w:rFonts w:hint="eastAsia"/>
-              </w:rPr>
-              <w:t xml:space="preserve">, </w:t>
-            </w:r>
-          </w:p>
-          <w:p>
-            <w:pPr>
-              <w:ind w:left="0"/>
-            </w:pPr>
-            <w:r>
-              <w:rPr>
-                <w:rFonts w:hint="eastAsia"/>
-              </w:rPr>
-              <w:t xml:space="preserve">  </w:t>
-            </w:r>
-            <w:r>
-              <w:t>"</w:t>
-            </w:r>
-            <w:r>
-              <w:rPr>
-                <w:rFonts w:hint="eastAsia"/>
-              </w:rPr>
-              <w:t>User</w:t>
-            </w:r>
-            <w:r>
-              <w:t>"</w:t>
-            </w:r>
-            <w:r>
-              <w:rPr>
-                <w:rFonts w:hint="eastAsia"/>
-              </w:rPr>
-              <w:t xml:space="preserve">: </w:t>
-            </w:r>
-            <w:r>
-              <w:t>"</w:t>
-            </w:r>
-            <w:r>
-              <w:rPr>
-                <w:rFonts w:hint="eastAsia"/>
-              </w:rPr>
-              <w:t>root</w:t>
-            </w:r>
-            <w:r>
-              <w:t>"</w:t>
-            </w:r>
-            <w:r>
-              <w:rPr>
-                <w:rFonts w:hint="eastAsia"/>
-              </w:rPr>
-              <w:t xml:space="preserve">, </w:t>
-            </w:r>
-          </w:p>
-          <w:p>
-            <w:pPr>
-              <w:ind w:left="0"/>
-            </w:pPr>
-            <w:r>
-              <w:rPr>
-                <w:rFonts w:hint="eastAsia"/>
-              </w:rPr>
-              <w:t xml:space="preserve">  </w:t>
-            </w:r>
-            <w:r>
-              <w:t>"</w:t>
-            </w:r>
-            <w:r>
-              <w:rPr>
-                <w:rFonts w:hint="eastAsia"/>
-              </w:rPr>
-              <w:t>Passwd</w:t>
-            </w:r>
-            <w:r>
-              <w:t>"</w:t>
-            </w:r>
-            <w:r>
-              <w:rPr>
-                <w:rFonts w:hint="eastAsia"/>
-              </w:rPr>
-              <w:t xml:space="preserve">: </w:t>
-            </w:r>
-            <w:r>
-              <w:t>"</w:t>
-            </w:r>
-            <w:r>
-              <w:rPr>
-                <w:rFonts w:hint="eastAsia"/>
-              </w:rPr>
-              <w:t>sequoiadb</w:t>
-            </w:r>
-            <w:r>
-              <w:t>"</w:t>
-            </w:r>
-            <w:r>
-              <w:rPr>
-                <w:rFonts w:hint="eastAsia"/>
-              </w:rPr>
-              <w:t xml:space="preserve">, </w:t>
-            </w:r>
-          </w:p>
-          <w:p>
-            <w:pPr>
-              <w:ind w:left="0"/>
-            </w:pPr>
-            <w:r>
-              <w:rPr>
-                <w:rFonts w:hint="eastAsia"/>
-              </w:rPr>
-              <w:t xml:space="preserve">  </w:t>
-            </w:r>
-            <w:r>
-              <w:t>"</w:t>
-            </w:r>
-            <w:r>
-              <w:rPr>
-                <w:rFonts w:hint="eastAsia"/>
-              </w:rPr>
-              <w:t>SshPort</w:t>
-            </w:r>
-            <w:r>
-              <w:t>"</w:t>
-            </w:r>
-            <w:r>
-              <w:rPr>
-                <w:rFonts w:hint="eastAsia"/>
-              </w:rPr>
-              <w:t xml:space="preserve">: </w:t>
-            </w:r>
-            <w:r>
-              <w:t>"</w:t>
-            </w:r>
-            <w:r>
-              <w:rPr>
-                <w:rFonts w:hint="eastAsia"/>
-              </w:rPr>
-              <w:t>22</w:t>
-            </w:r>
-            <w:r>
-              <w:t>"</w:t>
-            </w:r>
-          </w:p>
-          <w:p>
-            <w:pPr>
-              <w:ind w:left="0"/>
-            </w:pPr>
-            <w:r>
-              <w:rPr>
-                <w:rFonts w:hint="eastAsia"/>
-              </w:rPr>
-              <w:t xml:space="preserve">  </w:t>
-            </w:r>
-            <w:r>
-              <w:t>"</w:t>
-            </w:r>
             <w:del w:id="1644" w:author="linyoubin" w:date="2015-01-20T09:29:00Z">
               <w:r>
                 <w:rPr>
@@ -38044,6 +37782,274 @@
               </w:r>
             </w:del>
             <w:ins w:id="1645" w:author="linyoubin" w:date="2015-01-20T09:29:00Z">
+              <w:r>
+                <w:rPr>
+                  <w:rFonts w:hint="eastAsia"/>
+                </w:rPr>
+                <w:t>AgentService</w:t>
+              </w:r>
+            </w:ins>
+            <w:r>
+              <w:rPr>
+                <w:rFonts w:hint="eastAsia"/>
+              </w:rPr>
+              <w:t xml:space="preserve">: </w:t>
+            </w:r>
+            <w:r>
+              <w:rPr>
+                <w:rFonts w:hint="eastAsia"/>
+              </w:rPr>
+              <w:t>主机</w:t>
+            </w:r>
+            <w:r>
+              <w:rPr>
+                <w:rFonts w:hint="eastAsia"/>
+              </w:rPr>
+              <w:t>agent</w:t>
+            </w:r>
+            <w:r>
+              <w:rPr>
+                <w:rFonts w:hint="eastAsia"/>
+              </w:rPr>
+              <w:t>的监听端口号</w:t>
+            </w:r>
+          </w:p>
+          <w:p>
+            <w:pPr>
+              <w:ind w:left="0"/>
+            </w:pPr>
+            <w:r>
+              <w:rPr>
+                <w:rFonts w:hint="eastAsia"/>
+              </w:rPr>
+              <w:t>}</w:t>
+            </w:r>
+          </w:p>
+        </w:tc>
+        <w:tc>
+          <w:tcPr>
+            <w:tcW w:w="3544" w:type="dxa"/>
+          </w:tcPr>
+          <w:p>
+            <w:pPr>
+              <w:ind w:left="0"/>
+            </w:pPr>
+          </w:p>
+          <w:p>
+            <w:pPr>
+              <w:ind w:left="0"/>
+            </w:pPr>
+            <w:r>
+              <w:rPr>
+                <w:rFonts w:hint="eastAsia"/>
+              </w:rPr>
+              <w:t>{</w:t>
+            </w:r>
+          </w:p>
+          <w:p>
+            <w:pPr>
+              <w:ind w:left="0"/>
+            </w:pPr>
+            <w:r>
+              <w:rPr>
+                <w:rFonts w:hint="eastAsia"/>
+              </w:rPr>
+              <w:t xml:space="preserve">  </w:t>
+            </w:r>
+            <w:r>
+              <w:t>"</w:t>
+            </w:r>
+            <w:r>
+              <w:rPr>
+                <w:rFonts w:hint="eastAsia"/>
+              </w:rPr>
+              <w:t>IP</w:t>
+            </w:r>
+            <w:r>
+              <w:t>"</w:t>
+            </w:r>
+            <w:r>
+              <w:rPr>
+                <w:rFonts w:hint="eastAsia"/>
+              </w:rPr>
+              <w:t xml:space="preserve">: </w:t>
+            </w:r>
+            <w:r>
+              <w:t>"1</w:t>
+            </w:r>
+            <w:r>
+              <w:rPr>
+                <w:rFonts w:hint="eastAsia"/>
+              </w:rPr>
+              <w:t>92.168.20.197</w:t>
+            </w:r>
+            <w:r>
+              <w:t>"</w:t>
+            </w:r>
+            <w:r>
+              <w:rPr>
+                <w:rFonts w:hint="eastAsia"/>
+              </w:rPr>
+              <w:t xml:space="preserve">, </w:t>
+            </w:r>
+          </w:p>
+          <w:p>
+            <w:pPr>
+              <w:ind w:left="0"/>
+            </w:pPr>
+            <w:r>
+              <w:rPr>
+                <w:rFonts w:hint="eastAsia"/>
+              </w:rPr>
+              <w:t xml:space="preserve">  </w:t>
+            </w:r>
+            <w:r>
+              <w:t>"</w:t>
+            </w:r>
+            <w:r>
+              <w:rPr>
+                <w:rFonts w:hint="eastAsia"/>
+              </w:rPr>
+              <w:t>User</w:t>
+            </w:r>
+            <w:r>
+              <w:t>"</w:t>
+            </w:r>
+            <w:r>
+              <w:rPr>
+                <w:rFonts w:hint="eastAsia"/>
+              </w:rPr>
+              <w:t xml:space="preserve">: </w:t>
+            </w:r>
+            <w:r>
+              <w:t>"</w:t>
+            </w:r>
+            <w:r>
+              <w:rPr>
+                <w:rFonts w:hint="eastAsia"/>
+              </w:rPr>
+              <w:t>root</w:t>
+            </w:r>
+            <w:r>
+              <w:t>"</w:t>
+            </w:r>
+            <w:r>
+              <w:rPr>
+                <w:rFonts w:hint="eastAsia"/>
+              </w:rPr>
+              <w:t xml:space="preserve">, </w:t>
+            </w:r>
+          </w:p>
+          <w:p>
+            <w:pPr>
+              <w:ind w:left="0"/>
+            </w:pPr>
+            <w:r>
+              <w:rPr>
+                <w:rFonts w:hint="eastAsia"/>
+              </w:rPr>
+              <w:t xml:space="preserve">  </w:t>
+            </w:r>
+            <w:r>
+              <w:t>"</w:t>
+            </w:r>
+            <w:r>
+              <w:rPr>
+                <w:rFonts w:hint="eastAsia"/>
+              </w:rPr>
+              <w:t>Passwd</w:t>
+            </w:r>
+            <w:r>
+              <w:t>"</w:t>
+            </w:r>
+            <w:r>
+              <w:rPr>
+                <w:rFonts w:hint="eastAsia"/>
+              </w:rPr>
+              <w:t xml:space="preserve">: </w:t>
+            </w:r>
+            <w:r>
+              <w:t>"</w:t>
+            </w:r>
+            <w:r>
+              <w:rPr>
+                <w:rFonts w:hint="eastAsia"/>
+              </w:rPr>
+              <w:t>sequoiadb</w:t>
+            </w:r>
+            <w:r>
+              <w:t>"</w:t>
+            </w:r>
+            <w:r>
+              <w:rPr>
+                <w:rFonts w:hint="eastAsia"/>
+              </w:rPr>
+              <w:t xml:space="preserve">, </w:t>
+            </w:r>
+          </w:p>
+          <w:p>
+            <w:pPr>
+              <w:ind w:left="0"/>
+            </w:pPr>
+            <w:r>
+              <w:rPr>
+                <w:rFonts w:hint="eastAsia"/>
+              </w:rPr>
+              <w:t xml:space="preserve">  </w:t>
+            </w:r>
+            <w:r>
+              <w:t>"</w:t>
+            </w:r>
+            <w:r>
+              <w:rPr>
+                <w:rFonts w:hint="eastAsia"/>
+              </w:rPr>
+              <w:t>SshPort</w:t>
+            </w:r>
+            <w:r>
+              <w:t>"</w:t>
+            </w:r>
+            <w:r>
+              <w:rPr>
+                <w:rFonts w:hint="eastAsia"/>
+              </w:rPr>
+              <w:t xml:space="preserve">: </w:t>
+            </w:r>
+            <w:r>
+              <w:t>"</w:t>
+            </w:r>
+            <w:r>
+              <w:rPr>
+                <w:rFonts w:hint="eastAsia"/>
+              </w:rPr>
+              <w:t>22</w:t>
+            </w:r>
+            <w:r>
+              <w:t>"</w:t>
+            </w:r>
+          </w:p>
+          <w:p>
+            <w:pPr>
+              <w:ind w:left="0"/>
+            </w:pPr>
+            <w:r>
+              <w:rPr>
+                <w:rFonts w:hint="eastAsia"/>
+              </w:rPr>
+              <w:t xml:space="preserve">  </w:t>
+            </w:r>
+            <w:r>
+              <w:t>"</w:t>
+            </w:r>
+            <w:del w:id="1646" w:author="linyoubin" w:date="2015-01-20T09:29:00Z">
+              <w:r>
+                <w:rPr>
+                  <w:rFonts w:hint="eastAsia"/>
+                </w:rPr>
+                <w:delText>AgentPort</w:delText>
+              </w:r>
+            </w:del>
+            <w:ins w:id="1647" w:author="linyoubin" w:date="2015-01-20T09:29:00Z">
               <w:r>
                 <w:rPr>
                   <w:rFonts w:hint="eastAsia"/>
@@ -38708,274 +38714,6 @@
               </w:rPr>
               <w:t xml:space="preserve">  </w:t>
             </w:r>
-            <w:del w:id="1646" w:author="linyoubin" w:date="2015-01-20T09:29:00Z">
-              <w:r>
-                <w:rPr>
-                  <w:rFonts w:hint="eastAsia"/>
-                </w:rPr>
-                <w:delText>AgentPort</w:delText>
-              </w:r>
-            </w:del>
-            <w:ins w:id="1647" w:author="linyoubin" w:date="2015-01-20T09:29:00Z">
-              <w:r>
-                <w:rPr>
-                  <w:rFonts w:hint="eastAsia"/>
-                </w:rPr>
-                <w:t>AgentService</w:t>
-              </w:r>
-            </w:ins>
-            <w:r>
-              <w:rPr>
-                <w:rFonts w:hint="eastAsia"/>
-              </w:rPr>
-              <w:t xml:space="preserve">: </w:t>
-            </w:r>
-            <w:r>
-              <w:rPr>
-                <w:rFonts w:hint="eastAsia"/>
-              </w:rPr>
-              <w:t>主机</w:t>
-            </w:r>
-            <w:r>
-              <w:rPr>
-                <w:rFonts w:hint="eastAsia"/>
-              </w:rPr>
-              <w:t>agent</w:t>
-            </w:r>
-            <w:r>
-              <w:rPr>
-                <w:rFonts w:hint="eastAsia"/>
-              </w:rPr>
-              <w:t>的监听端口号</w:t>
-            </w:r>
-          </w:p>
-          <w:p>
-            <w:pPr>
-              <w:ind w:left="0"/>
-            </w:pPr>
-            <w:r>
-              <w:rPr>
-                <w:rFonts w:hint="eastAsia"/>
-              </w:rPr>
-              <w:t>}</w:t>
-            </w:r>
-          </w:p>
-        </w:tc>
-        <w:tc>
-          <w:tcPr>
-            <w:tcW w:w="3544" w:type="dxa"/>
-          </w:tcPr>
-          <w:p>
-            <w:pPr>
-              <w:ind w:left="0"/>
-            </w:pPr>
-          </w:p>
-          <w:p>
-            <w:pPr>
-              <w:ind w:left="0"/>
-            </w:pPr>
-            <w:r>
-              <w:rPr>
-                <w:rFonts w:hint="eastAsia"/>
-              </w:rPr>
-              <w:t>{</w:t>
-            </w:r>
-          </w:p>
-          <w:p>
-            <w:pPr>
-              <w:ind w:left="0"/>
-            </w:pPr>
-            <w:r>
-              <w:rPr>
-                <w:rFonts w:hint="eastAsia"/>
-              </w:rPr>
-              <w:t xml:space="preserve">  </w:t>
-            </w:r>
-            <w:r>
-              <w:t>"</w:t>
-            </w:r>
-            <w:r>
-              <w:rPr>
-                <w:rFonts w:hint="eastAsia"/>
-              </w:rPr>
-              <w:t>IP</w:t>
-            </w:r>
-            <w:r>
-              <w:t>"</w:t>
-            </w:r>
-            <w:r>
-              <w:rPr>
-                <w:rFonts w:hint="eastAsia"/>
-              </w:rPr>
-              <w:t xml:space="preserve">: </w:t>
-            </w:r>
-            <w:r>
-              <w:t>"1</w:t>
-            </w:r>
-            <w:r>
-              <w:rPr>
-                <w:rFonts w:hint="eastAsia"/>
-              </w:rPr>
-              <w:t>92.168.20.197</w:t>
-            </w:r>
-            <w:r>
-              <w:t>"</w:t>
-            </w:r>
-            <w:r>
-              <w:rPr>
-                <w:rFonts w:hint="eastAsia"/>
-              </w:rPr>
-              <w:t xml:space="preserve">, </w:t>
-            </w:r>
-          </w:p>
-          <w:p>
-            <w:pPr>
-              <w:ind w:left="0"/>
-            </w:pPr>
-            <w:r>
-              <w:rPr>
-                <w:rFonts w:hint="eastAsia"/>
-              </w:rPr>
-              <w:t xml:space="preserve">  </w:t>
-            </w:r>
-            <w:r>
-              <w:t>"</w:t>
-            </w:r>
-            <w:r>
-              <w:rPr>
-                <w:rFonts w:hint="eastAsia"/>
-              </w:rPr>
-              <w:t>User</w:t>
-            </w:r>
-            <w:r>
-              <w:t>"</w:t>
-            </w:r>
-            <w:r>
-              <w:rPr>
-                <w:rFonts w:hint="eastAsia"/>
-              </w:rPr>
-              <w:t xml:space="preserve">: </w:t>
-            </w:r>
-            <w:r>
-              <w:t>"</w:t>
-            </w:r>
-            <w:r>
-              <w:rPr>
-                <w:rFonts w:hint="eastAsia"/>
-              </w:rPr>
-              <w:t>root</w:t>
-            </w:r>
-            <w:r>
-              <w:t>"</w:t>
-            </w:r>
-            <w:r>
-              <w:rPr>
-                <w:rFonts w:hint="eastAsia"/>
-              </w:rPr>
-              <w:t xml:space="preserve">, </w:t>
-            </w:r>
-          </w:p>
-          <w:p>
-            <w:pPr>
-              <w:ind w:left="0"/>
-            </w:pPr>
-            <w:r>
-              <w:rPr>
-                <w:rFonts w:hint="eastAsia"/>
-              </w:rPr>
-              <w:t xml:space="preserve">  </w:t>
-            </w:r>
-            <w:r>
-              <w:t>"</w:t>
-            </w:r>
-            <w:r>
-              <w:rPr>
-                <w:rFonts w:hint="eastAsia"/>
-              </w:rPr>
-              <w:t>Passwd</w:t>
-            </w:r>
-            <w:r>
-              <w:t>"</w:t>
-            </w:r>
-            <w:r>
-              <w:rPr>
-                <w:rFonts w:hint="eastAsia"/>
-              </w:rPr>
-              <w:t xml:space="preserve">: </w:t>
-            </w:r>
-            <w:r>
-              <w:t>"</w:t>
-            </w:r>
-            <w:r>
-              <w:rPr>
-                <w:rFonts w:hint="eastAsia"/>
-              </w:rPr>
-              <w:t>sequoiadb</w:t>
-            </w:r>
-            <w:r>
-              <w:t>"</w:t>
-            </w:r>
-            <w:r>
-              <w:rPr>
-                <w:rFonts w:hint="eastAsia"/>
-              </w:rPr>
-              <w:t xml:space="preserve">, </w:t>
-            </w:r>
-          </w:p>
-          <w:p>
-            <w:pPr>
-              <w:ind w:left="0"/>
-            </w:pPr>
-            <w:r>
-              <w:rPr>
-                <w:rFonts w:hint="eastAsia"/>
-              </w:rPr>
-              <w:t xml:space="preserve">  </w:t>
-            </w:r>
-            <w:r>
-              <w:t>"</w:t>
-            </w:r>
-            <w:r>
-              <w:rPr>
-                <w:rFonts w:hint="eastAsia"/>
-              </w:rPr>
-              <w:t>SshPort</w:t>
-            </w:r>
-            <w:r>
-              <w:t>"</w:t>
-            </w:r>
-            <w:r>
-              <w:rPr>
-                <w:rFonts w:hint="eastAsia"/>
-              </w:rPr>
-              <w:t xml:space="preserve">: </w:t>
-            </w:r>
-            <w:r>
-              <w:t>"</w:t>
-            </w:r>
-            <w:r>
-              <w:rPr>
-                <w:rFonts w:hint="eastAsia"/>
-              </w:rPr>
-              <w:t>22</w:t>
-            </w:r>
-            <w:r>
-              <w:t>"</w:t>
-            </w:r>
-          </w:p>
-          <w:p>
-            <w:pPr>
-              <w:ind w:left="0"/>
-            </w:pPr>
-            <w:r>
-              <w:rPr>
-                <w:rFonts w:hint="eastAsia"/>
-              </w:rPr>
-              <w:t xml:space="preserve">  </w:t>
-            </w:r>
-            <w:r>
-              <w:t>"</w:t>
-            </w:r>
             <w:del w:id="1648" w:author="linyoubin" w:date="2015-01-20T09:29:00Z">
               <w:r>
                 <w:rPr>
@@ -38985,6 +38723,274 @@
               </w:r>
             </w:del>
             <w:ins w:id="1649" w:author="linyoubin" w:date="2015-01-20T09:29:00Z">
+              <w:r>
+                <w:rPr>
+                  <w:rFonts w:hint="eastAsia"/>
+                </w:rPr>
+                <w:t>AgentService</w:t>
+              </w:r>
+            </w:ins>
+            <w:r>
+              <w:rPr>
+                <w:rFonts w:hint="eastAsia"/>
+              </w:rPr>
+              <w:t xml:space="preserve">: </w:t>
+            </w:r>
+            <w:r>
+              <w:rPr>
+                <w:rFonts w:hint="eastAsia"/>
+              </w:rPr>
+              <w:t>主机</w:t>
+            </w:r>
+            <w:r>
+              <w:rPr>
+                <w:rFonts w:hint="eastAsia"/>
+              </w:rPr>
+              <w:t>agent</w:t>
+            </w:r>
+            <w:r>
+              <w:rPr>
+                <w:rFonts w:hint="eastAsia"/>
+              </w:rPr>
+              <w:t>的监听端口号</w:t>
+            </w:r>
+          </w:p>
+          <w:p>
+            <w:pPr>
+              <w:ind w:left="0"/>
+            </w:pPr>
+            <w:r>
+              <w:rPr>
+                <w:rFonts w:hint="eastAsia"/>
+              </w:rPr>
+              <w:t>}</w:t>
+            </w:r>
+          </w:p>
+        </w:tc>
+        <w:tc>
+          <w:tcPr>
+            <w:tcW w:w="3544" w:type="dxa"/>
+          </w:tcPr>
+          <w:p>
+            <w:pPr>
+              <w:ind w:left="0"/>
+            </w:pPr>
+          </w:p>
+          <w:p>
+            <w:pPr>
+              <w:ind w:left="0"/>
+            </w:pPr>
+            <w:r>
+              <w:rPr>
+                <w:rFonts w:hint="eastAsia"/>
+              </w:rPr>
+              <w:t>{</w:t>
+            </w:r>
+          </w:p>
+          <w:p>
+            <w:pPr>
+              <w:ind w:left="0"/>
+            </w:pPr>
+            <w:r>
+              <w:rPr>
+                <w:rFonts w:hint="eastAsia"/>
+              </w:rPr>
+              <w:t xml:space="preserve">  </w:t>
+            </w:r>
+            <w:r>
+              <w:t>"</w:t>
+            </w:r>
+            <w:r>
+              <w:rPr>
+                <w:rFonts w:hint="eastAsia"/>
+              </w:rPr>
+              <w:t>IP</w:t>
+            </w:r>
+            <w:r>
+              <w:t>"</w:t>
+            </w:r>
+            <w:r>
+              <w:rPr>
+                <w:rFonts w:hint="eastAsia"/>
+              </w:rPr>
+              <w:t xml:space="preserve">: </w:t>
+            </w:r>
+            <w:r>
+              <w:t>"1</w:t>
+            </w:r>
+            <w:r>
+              <w:rPr>
+                <w:rFonts w:hint="eastAsia"/>
+              </w:rPr>
+              <w:t>92.168.20.197</w:t>
+            </w:r>
+            <w:r>
+              <w:t>"</w:t>
+            </w:r>
+            <w:r>
+              <w:rPr>
+                <w:rFonts w:hint="eastAsia"/>
+              </w:rPr>
+              <w:t xml:space="preserve">, </w:t>
+            </w:r>
+          </w:p>
+          <w:p>
+            <w:pPr>
+              <w:ind w:left="0"/>
+            </w:pPr>
+            <w:r>
+              <w:rPr>
+                <w:rFonts w:hint="eastAsia"/>
+              </w:rPr>
+              <w:t xml:space="preserve">  </w:t>
+            </w:r>
+            <w:r>
+              <w:t>"</w:t>
+            </w:r>
+            <w:r>
+              <w:rPr>
+                <w:rFonts w:hint="eastAsia"/>
+              </w:rPr>
+              <w:t>User</w:t>
+            </w:r>
+            <w:r>
+              <w:t>"</w:t>
+            </w:r>
+            <w:r>
+              <w:rPr>
+                <w:rFonts w:hint="eastAsia"/>
+              </w:rPr>
+              <w:t xml:space="preserve">: </w:t>
+            </w:r>
+            <w:r>
+              <w:t>"</w:t>
+            </w:r>
+            <w:r>
+              <w:rPr>
+                <w:rFonts w:hint="eastAsia"/>
+              </w:rPr>
+              <w:t>root</w:t>
+            </w:r>
+            <w:r>
+              <w:t>"</w:t>
+            </w:r>
+            <w:r>
+              <w:rPr>
+                <w:rFonts w:hint="eastAsia"/>
+              </w:rPr>
+              <w:t xml:space="preserve">, </w:t>
+            </w:r>
+          </w:p>
+          <w:p>
+            <w:pPr>
+              <w:ind w:left="0"/>
+            </w:pPr>
+            <w:r>
+              <w:rPr>
+                <w:rFonts w:hint="eastAsia"/>
+              </w:rPr>
+              <w:t xml:space="preserve">  </w:t>
+            </w:r>
+            <w:r>
+              <w:t>"</w:t>
+            </w:r>
+            <w:r>
+              <w:rPr>
+                <w:rFonts w:hint="eastAsia"/>
+              </w:rPr>
+              <w:t>Passwd</w:t>
+            </w:r>
+            <w:r>
+              <w:t>"</w:t>
+            </w:r>
+            <w:r>
+              <w:rPr>
+                <w:rFonts w:hint="eastAsia"/>
+              </w:rPr>
+              <w:t xml:space="preserve">: </w:t>
+            </w:r>
+            <w:r>
+              <w:t>"</w:t>
+            </w:r>
+            <w:r>
+              <w:rPr>
+                <w:rFonts w:hint="eastAsia"/>
+              </w:rPr>
+              <w:t>sequoiadb</w:t>
+            </w:r>
+            <w:r>
+              <w:t>"</w:t>
+            </w:r>
+            <w:r>
+              <w:rPr>
+                <w:rFonts w:hint="eastAsia"/>
+              </w:rPr>
+              <w:t xml:space="preserve">, </w:t>
+            </w:r>
+          </w:p>
+          <w:p>
+            <w:pPr>
+              <w:ind w:left="0"/>
+            </w:pPr>
+            <w:r>
+              <w:rPr>
+                <w:rFonts w:hint="eastAsia"/>
+              </w:rPr>
+              <w:t xml:space="preserve">  </w:t>
+            </w:r>
+            <w:r>
+              <w:t>"</w:t>
+            </w:r>
+            <w:r>
+              <w:rPr>
+                <w:rFonts w:hint="eastAsia"/>
+              </w:rPr>
+              <w:t>SshPort</w:t>
+            </w:r>
+            <w:r>
+              <w:t>"</w:t>
+            </w:r>
+            <w:r>
+              <w:rPr>
+                <w:rFonts w:hint="eastAsia"/>
+              </w:rPr>
+              <w:t xml:space="preserve">: </w:t>
+            </w:r>
+            <w:r>
+              <w:t>"</w:t>
+            </w:r>
+            <w:r>
+              <w:rPr>
+                <w:rFonts w:hint="eastAsia"/>
+              </w:rPr>
+              <w:t>22</w:t>
+            </w:r>
+            <w:r>
+              <w:t>"</w:t>
+            </w:r>
+          </w:p>
+          <w:p>
+            <w:pPr>
+              <w:ind w:left="0"/>
+            </w:pPr>
+            <w:r>
+              <w:rPr>
+                <w:rFonts w:hint="eastAsia"/>
+              </w:rPr>
+              <w:t xml:space="preserve">  </w:t>
+            </w:r>
+            <w:r>
+              <w:t>"</w:t>
+            </w:r>
+            <w:del w:id="1650" w:author="linyoubin" w:date="2015-01-20T09:29:00Z">
+              <w:r>
+                <w:rPr>
+                  <w:rFonts w:hint="eastAsia"/>
+                </w:rPr>
+                <w:delText>AgentPort</w:delText>
+              </w:r>
+            </w:del>
+            <w:ins w:id="1651" w:author="linyoubin" w:date="2015-01-20T09:29:00Z">
               <w:r>
                 <w:rPr>
                   <w:rFonts w:hint="eastAsia"/>
@@ -41595,7 +41601,7 @@
   <w:abstractNum w:abstractNumId="13">
     <w:nsid w:val="476E1D40"/>
     <w:multiLevelType w:val="hybridMultilevel"/>
-    <w:tmpl w:val="3DD4616E"/>
+    <w:tmpl w:val="7A2416FE"/>
     <w:lvl w:ilvl="0" w:tplc="868C3356">
       <w:start w:val="1"/>
       <w:numFmt w:val="decimal"/>

--- a/internal_doc/03.开发设计/OM/Story-OMSvc.docx
+++ b/internal_doc/03.开发设计/OM/Story-OMSvc.docx
@@ -35131,26 +35131,6 @@
                 <w:ins w:id="1516" w:author="linyoubin" w:date="2015-03-10T14:29:00Z"/>
               </w:rPr>
             </w:pPr>
-            <w:ins w:id="1517" w:author="linyoubin" w:date="2015-03-10T14:29:00Z">
-              <w:r>
-                <w:rPr>
-                  <w:rFonts w:hint="eastAsia"/>
-                </w:rPr>
-                <w:t>固定从</w:t>
-              </w:r>
-              <w:r>
-                <w:rPr>
-                  <w:rFonts w:hint="eastAsia"/>
-                </w:rPr>
-                <w:t>conf/log</w:t>
-              </w:r>
-              <w:r>
-                <w:rPr>
-                  <w:rFonts w:hint="eastAsia"/>
-                </w:rPr>
-                <w:t>下的目录读取</w:t>
-              </w:r>
-            </w:ins>
           </w:p>
         </w:tc>
         <w:tc>
@@ -35161,7 +35141,7 @@
             <w:pPr>
               <w:ind w:left="0"/>
               <w:rPr>
-                <w:ins w:id="1518" w:author="linyoubin" w:date="2015-03-10T14:29:00Z"/>
+                <w:ins w:id="1517" w:author="linyoubin" w:date="2015-03-10T14:29:00Z"/>
               </w:rPr>
             </w:pPr>
           </w:p>
@@ -35176,9 +35156,9 @@
           <w:numId w:val="16"/>
         </w:numPr>
         <w:rPr>
-          <w:ins w:id="1519" w:author="linyoubin" w:date="2015-03-10T15:13:00Z"/>
+          <w:ins w:id="1518" w:author="linyoubin" w:date="2015-03-10T15:13:00Z"/>
         </w:rPr>
-        <w:pPrChange w:id="1520" w:author="linyoubin" w:date="2015-03-14T16:25:00Z">
+        <w:pPrChange w:id="1519" w:author="linyoubin" w:date="2015-03-14T16:25:00Z">
           <w:pPr>
             <w:pStyle w:val="Heading4"/>
             <w:numPr>
@@ -35188,7 +35168,7 @@
           </w:pPr>
         </w:pPrChange>
       </w:pPr>
-      <w:ins w:id="1521" w:author="linyoubin" w:date="2015-03-10T15:13:00Z">
+      <w:ins w:id="1520" w:author="linyoubin" w:date="2015-03-10T15:13:00Z">
         <w:r>
           <w:rPr>
             <w:rFonts w:hint="eastAsia"/>
@@ -35218,7 +35198,7 @@
       </w:tblGrid>
       <w:tr>
         <w:trPr>
-          <w:ins w:id="1522" w:author="linyoubin" w:date="2015-03-10T15:13:00Z"/>
+          <w:ins w:id="1521" w:author="linyoubin" w:date="2015-03-10T15:13:00Z"/>
         </w:trPr>
         <w:tc>
           <w:tcPr>
@@ -35229,7 +35209,7 @@
             <w:pPr>
               <w:ind w:left="0"/>
               <w:rPr>
-                <w:ins w:id="1523" w:author="linyoubin" w:date="2015-03-10T15:13:00Z"/>
+                <w:ins w:id="1522" w:author="linyoubin" w:date="2015-03-10T15:13:00Z"/>
               </w:rPr>
             </w:pPr>
           </w:p>
@@ -35243,10 +35223,10 @@
             <w:pPr>
               <w:ind w:left="0"/>
               <w:rPr>
-                <w:ins w:id="1524" w:author="linyoubin" w:date="2015-03-10T15:13:00Z"/>
-              </w:rPr>
-            </w:pPr>
-            <w:ins w:id="1525" w:author="linyoubin" w:date="2015-03-10T15:13:00Z">
+                <w:ins w:id="1523" w:author="linyoubin" w:date="2015-03-10T15:13:00Z"/>
+              </w:rPr>
+            </w:pPr>
+            <w:ins w:id="1524" w:author="linyoubin" w:date="2015-03-10T15:13:00Z">
               <w:r>
                 <w:rPr>
                   <w:rFonts w:hint="eastAsia"/>
@@ -35265,10 +35245,10 @@
             <w:pPr>
               <w:ind w:left="0"/>
               <w:rPr>
-                <w:ins w:id="1526" w:author="linyoubin" w:date="2015-03-10T15:13:00Z"/>
-              </w:rPr>
-            </w:pPr>
-            <w:ins w:id="1527" w:author="linyoubin" w:date="2015-03-10T15:13:00Z">
+                <w:ins w:id="1525" w:author="linyoubin" w:date="2015-03-10T15:13:00Z"/>
+              </w:rPr>
+            </w:pPr>
+            <w:ins w:id="1526" w:author="linyoubin" w:date="2015-03-10T15:13:00Z">
               <w:r>
                 <w:rPr>
                   <w:rFonts w:hint="eastAsia"/>
@@ -35281,7 +35261,7 @@
       </w:tr>
       <w:tr>
         <w:trPr>
-          <w:ins w:id="1528" w:author="linyoubin" w:date="2015-03-10T15:13:00Z"/>
+          <w:ins w:id="1527" w:author="linyoubin" w:date="2015-03-10T15:13:00Z"/>
         </w:trPr>
         <w:tc>
           <w:tcPr>
@@ -35291,10 +35271,10 @@
             <w:pPr>
               <w:ind w:left="0"/>
               <w:rPr>
-                <w:ins w:id="1529" w:author="linyoubin" w:date="2015-03-10T15:13:00Z"/>
-              </w:rPr>
-            </w:pPr>
-            <w:ins w:id="1530" w:author="linyoubin" w:date="2015-03-10T15:13:00Z">
+                <w:ins w:id="1528" w:author="linyoubin" w:date="2015-03-10T15:13:00Z"/>
+              </w:rPr>
+            </w:pPr>
+            <w:ins w:id="1529" w:author="linyoubin" w:date="2015-03-10T15:13:00Z">
               <w:r>
                 <w:rPr>
                   <w:rFonts w:hint="eastAsia"/>
@@ -35312,10 +35292,10 @@
             <w:pPr>
               <w:ind w:left="0"/>
               <w:rPr>
-                <w:ins w:id="1531" w:author="linyoubin" w:date="2015-03-10T15:13:00Z"/>
-              </w:rPr>
-            </w:pPr>
-            <w:ins w:id="1532" w:author="linyoubin" w:date="2015-03-10T15:13:00Z">
+                <w:ins w:id="1530" w:author="linyoubin" w:date="2015-03-10T15:13:00Z"/>
+              </w:rPr>
+            </w:pPr>
+            <w:ins w:id="1531" w:author="linyoubin" w:date="2015-03-10T15:13:00Z">
               <w:r>
                 <w:rPr>
                   <w:rFonts w:hint="eastAsia"/>
@@ -35333,7 +35313,7 @@
             <w:pPr>
               <w:ind w:left="0"/>
               <w:rPr>
-                <w:ins w:id="1533" w:author="linyoubin" w:date="2015-03-10T15:13:00Z"/>
+                <w:ins w:id="1532" w:author="linyoubin" w:date="2015-03-10T15:13:00Z"/>
               </w:rPr>
             </w:pPr>
           </w:p>
@@ -35341,7 +35321,7 @@
       </w:tr>
       <w:tr>
         <w:trPr>
-          <w:ins w:id="1534" w:author="linyoubin" w:date="2015-03-10T15:13:00Z"/>
+          <w:ins w:id="1533" w:author="linyoubin" w:date="2015-03-10T15:13:00Z"/>
         </w:trPr>
         <w:tc>
           <w:tcPr>
@@ -35351,10 +35331,10 @@
             <w:pPr>
               <w:ind w:left="0"/>
               <w:rPr>
-                <w:ins w:id="1535" w:author="linyoubin" w:date="2015-03-10T15:13:00Z"/>
-              </w:rPr>
-            </w:pPr>
-            <w:ins w:id="1536" w:author="linyoubin" w:date="2015-03-10T15:13:00Z">
+                <w:ins w:id="1534" w:author="linyoubin" w:date="2015-03-10T15:13:00Z"/>
+              </w:rPr>
+            </w:pPr>
+            <w:ins w:id="1535" w:author="linyoubin" w:date="2015-03-10T15:13:00Z">
               <w:r>
                 <w:rPr>
                   <w:rFonts w:hint="eastAsia"/>
@@ -35372,10 +35352,10 @@
             <w:pPr>
               <w:ind w:left="0"/>
               <w:rPr>
-                <w:ins w:id="1537" w:author="linyoubin" w:date="2015-03-10T15:13:00Z"/>
-              </w:rPr>
-            </w:pPr>
-            <w:ins w:id="1538" w:author="linyoubin" w:date="2015-03-10T15:13:00Z">
+                <w:ins w:id="1536" w:author="linyoubin" w:date="2015-03-10T15:13:00Z"/>
+              </w:rPr>
+            </w:pPr>
+            <w:ins w:id="1537" w:author="linyoubin" w:date="2015-03-10T15:13:00Z">
               <w:r>
                 <w:t>cmd</w:t>
               </w:r>
@@ -35403,10 +35383,10 @@
             <w:pPr>
               <w:ind w:left="0"/>
               <w:rPr>
-                <w:ins w:id="1539" w:author="linyoubin" w:date="2015-03-10T15:13:00Z"/>
-              </w:rPr>
-            </w:pPr>
-            <w:ins w:id="1540" w:author="linyoubin" w:date="2015-03-10T15:13:00Z">
+                <w:ins w:id="1538" w:author="linyoubin" w:date="2015-03-10T15:13:00Z"/>
+              </w:rPr>
+            </w:pPr>
+            <w:ins w:id="1539" w:author="linyoubin" w:date="2015-03-10T15:13:00Z">
               <w:r>
                 <w:rPr>
                   <w:rFonts w:hint="eastAsia"/>
@@ -35430,10 +35410,10 @@
             <w:pPr>
               <w:ind w:left="0"/>
               <w:rPr>
-                <w:ins w:id="1541" w:author="linyoubin" w:date="2015-03-10T15:13:00Z"/>
-              </w:rPr>
-            </w:pPr>
-            <w:ins w:id="1542" w:author="linyoubin" w:date="2015-03-10T15:13:00Z">
+                <w:ins w:id="1540" w:author="linyoubin" w:date="2015-03-10T15:13:00Z"/>
+              </w:rPr>
+            </w:pPr>
+            <w:ins w:id="1541" w:author="linyoubin" w:date="2015-03-10T15:13:00Z">
               <w:r>
                 <w:t>cmd=</w:t>
               </w:r>
@@ -35455,10 +35435,10 @@
             <w:pPr>
               <w:ind w:left="0"/>
               <w:rPr>
-                <w:ins w:id="1543" w:author="linyoubin" w:date="2015-03-10T15:13:00Z"/>
-              </w:rPr>
-            </w:pPr>
-            <w:ins w:id="1544" w:author="linyoubin" w:date="2015-03-10T15:13:00Z">
+                <w:ins w:id="1542" w:author="linyoubin" w:date="2015-03-10T15:13:00Z"/>
+              </w:rPr>
+            </w:pPr>
+            <w:ins w:id="1543" w:author="linyoubin" w:date="2015-03-10T15:13:00Z">
               <w:r>
                 <w:rPr>
                   <w:rFonts w:hint="eastAsia"/>
@@ -35471,7 +35451,7 @@
       </w:tr>
       <w:tr>
         <w:trPr>
-          <w:ins w:id="1545" w:author="linyoubin" w:date="2015-03-10T15:13:00Z"/>
+          <w:ins w:id="1544" w:author="linyoubin" w:date="2015-03-10T15:13:00Z"/>
         </w:trPr>
         <w:tc>
           <w:tcPr>
@@ -35481,10 +35461,10 @@
             <w:pPr>
               <w:ind w:left="0"/>
               <w:rPr>
-                <w:ins w:id="1546" w:author="linyoubin" w:date="2015-03-10T15:13:00Z"/>
-              </w:rPr>
-            </w:pPr>
-            <w:ins w:id="1547" w:author="linyoubin" w:date="2015-03-10T15:13:00Z">
+                <w:ins w:id="1545" w:author="linyoubin" w:date="2015-03-10T15:13:00Z"/>
+              </w:rPr>
+            </w:pPr>
+            <w:ins w:id="1546" w:author="linyoubin" w:date="2015-03-10T15:13:00Z">
               <w:r>
                 <w:rPr>
                   <w:rFonts w:hint="eastAsia"/>
@@ -35502,20 +35482,20 @@
             <w:pPr>
               <w:ind w:left="0"/>
               <w:rPr>
+                <w:ins w:id="1547" w:author="linyoubin" w:date="2015-03-10T15:13:00Z"/>
+              </w:rPr>
+            </w:pPr>
+          </w:p>
+        </w:tc>
+        <w:tc>
+          <w:tcPr>
+            <w:tcW w:w="3544" w:type="dxa"/>
+          </w:tcPr>
+          <w:p>
+            <w:pPr>
+              <w:ind w:left="0"/>
+              <w:rPr>
                 <w:ins w:id="1548" w:author="linyoubin" w:date="2015-03-10T15:13:00Z"/>
-              </w:rPr>
-            </w:pPr>
-          </w:p>
-        </w:tc>
-        <w:tc>
-          <w:tcPr>
-            <w:tcW w:w="3544" w:type="dxa"/>
-          </w:tcPr>
-          <w:p>
-            <w:pPr>
-              <w:ind w:left="0"/>
-              <w:rPr>
-                <w:ins w:id="1549" w:author="linyoubin" w:date="2015-03-10T15:13:00Z"/>
               </w:rPr>
             </w:pPr>
           </w:p>
@@ -35523,7 +35503,7 @@
       </w:tr>
       <w:tr>
         <w:trPr>
-          <w:ins w:id="1550" w:author="linyoubin" w:date="2015-03-10T15:13:00Z"/>
+          <w:ins w:id="1549" w:author="linyoubin" w:date="2015-03-10T15:13:00Z"/>
         </w:trPr>
         <w:tc>
           <w:tcPr>
@@ -35533,10 +35513,10 @@
             <w:pPr>
               <w:ind w:left="0"/>
               <w:rPr>
-                <w:ins w:id="1551" w:author="linyoubin" w:date="2015-03-10T15:13:00Z"/>
-              </w:rPr>
-            </w:pPr>
-            <w:ins w:id="1552" w:author="linyoubin" w:date="2015-03-10T15:13:00Z">
+                <w:ins w:id="1550" w:author="linyoubin" w:date="2015-03-10T15:13:00Z"/>
+              </w:rPr>
+            </w:pPr>
+            <w:ins w:id="1551" w:author="linyoubin" w:date="2015-03-10T15:13:00Z">
               <w:r>
                 <w:rPr>
                   <w:rFonts w:hint="eastAsia"/>
@@ -35554,10 +35534,10 @@
             <w:pPr>
               <w:ind w:left="0"/>
               <w:rPr>
-                <w:ins w:id="1553" w:author="linyoubin" w:date="2015-03-10T15:13:00Z"/>
-              </w:rPr>
-            </w:pPr>
-            <w:ins w:id="1554" w:author="linyoubin" w:date="2015-03-10T15:13:00Z">
+                <w:ins w:id="1552" w:author="linyoubin" w:date="2015-03-10T15:13:00Z"/>
+              </w:rPr>
+            </w:pPr>
+            <w:ins w:id="1553" w:author="linyoubin" w:date="2015-03-10T15:13:00Z">
               <w:r>
                 <w:rPr>
                   <w:rFonts w:hint="eastAsia"/>
@@ -35575,7 +35555,7 @@
             <w:pPr>
               <w:ind w:left="0"/>
               <w:rPr>
-                <w:ins w:id="1555" w:author="linyoubin" w:date="2015-03-10T15:13:00Z"/>
+                <w:ins w:id="1554" w:author="linyoubin" w:date="2015-03-10T15:13:00Z"/>
               </w:rPr>
             </w:pPr>
           </w:p>
@@ -35584,7 +35564,7 @@
       <w:tr>
         <w:trPr>
           <w:trHeight w:val="2254"/>
-          <w:ins w:id="1556" w:author="linyoubin" w:date="2015-03-10T15:13:00Z"/>
+          <w:ins w:id="1555" w:author="linyoubin" w:date="2015-03-10T15:13:00Z"/>
         </w:trPr>
         <w:tc>
           <w:tcPr>
@@ -35594,10 +35574,10 @@
             <w:pPr>
               <w:ind w:left="0"/>
               <w:rPr>
-                <w:ins w:id="1557" w:author="linyoubin" w:date="2015-03-10T15:13:00Z"/>
-              </w:rPr>
-            </w:pPr>
-            <w:ins w:id="1558" w:author="linyoubin" w:date="2015-03-10T15:13:00Z">
+                <w:ins w:id="1556" w:author="linyoubin" w:date="2015-03-10T15:13:00Z"/>
+              </w:rPr>
+            </w:pPr>
+            <w:ins w:id="1557" w:author="linyoubin" w:date="2015-03-10T15:13:00Z">
               <w:r>
                 <w:rPr>
                   <w:rFonts w:hint="eastAsia"/>
@@ -35615,10 +35595,10 @@
             <w:pPr>
               <w:ind w:left="0"/>
               <w:rPr>
-                <w:ins w:id="1559" w:author="linyoubin" w:date="2015-03-10T15:13:00Z"/>
-              </w:rPr>
-            </w:pPr>
-            <w:ins w:id="1560" w:author="linyoubin" w:date="2015-03-10T15:13:00Z">
+                <w:ins w:id="1558" w:author="linyoubin" w:date="2015-03-10T15:13:00Z"/>
+              </w:rPr>
+            </w:pPr>
+            <w:ins w:id="1559" w:author="linyoubin" w:date="2015-03-10T15:13:00Z">
               <w:r>
                 <w:rPr>
                   <w:rFonts w:hint="eastAsia"/>
@@ -35631,23 +35611,23 @@
             <w:pPr>
               <w:ind w:left="0"/>
               <w:rPr>
+                <w:ins w:id="1560" w:author="linyoubin" w:date="2015-03-10T15:13:00Z"/>
+              </w:rPr>
+            </w:pPr>
+          </w:p>
+        </w:tc>
+        <w:tc>
+          <w:tcPr>
+            <w:tcW w:w="3544" w:type="dxa"/>
+          </w:tcPr>
+          <w:p>
+            <w:pPr>
+              <w:ind w:left="0"/>
+              <w:rPr>
                 <w:ins w:id="1561" w:author="linyoubin" w:date="2015-03-10T15:13:00Z"/>
               </w:rPr>
             </w:pPr>
-          </w:p>
-        </w:tc>
-        <w:tc>
-          <w:tcPr>
-            <w:tcW w:w="3544" w:type="dxa"/>
-          </w:tcPr>
-          <w:p>
-            <w:pPr>
-              <w:ind w:left="0"/>
-              <w:rPr>
-                <w:ins w:id="1562" w:author="linyoubin" w:date="2015-03-10T15:13:00Z"/>
-              </w:rPr>
-            </w:pPr>
-            <w:ins w:id="1563" w:author="linyoubin" w:date="2015-03-10T15:13:00Z">
+            <w:ins w:id="1562" w:author="linyoubin" w:date="2015-03-10T15:13:00Z">
               <w:r>
                 <w:t xml:space="preserve">{ </w:t>
               </w:r>
@@ -35657,10 +35637,10 @@
             <w:pPr>
               <w:ind w:left="0"/>
               <w:rPr>
-                <w:ins w:id="1564" w:author="linyoubin" w:date="2015-03-10T15:13:00Z"/>
-              </w:rPr>
-            </w:pPr>
-            <w:ins w:id="1565" w:author="linyoubin" w:date="2015-03-10T15:13:00Z">
+                <w:ins w:id="1563" w:author="linyoubin" w:date="2015-03-10T15:13:00Z"/>
+              </w:rPr>
+            </w:pPr>
+            <w:ins w:id="1564" w:author="linyoubin" w:date="2015-03-10T15:13:00Z">
               <w:r>
                 <w:t>"</w:t>
               </w:r>
@@ -35682,10 +35662,10 @@
             <w:pPr>
               <w:ind w:left="0"/>
               <w:rPr>
-                <w:ins w:id="1566" w:author="linyoubin" w:date="2015-03-10T15:13:00Z"/>
-              </w:rPr>
-            </w:pPr>
-            <w:ins w:id="1567" w:author="linyoubin" w:date="2015-03-10T15:13:00Z">
+                <w:ins w:id="1565" w:author="linyoubin" w:date="2015-03-10T15:13:00Z"/>
+              </w:rPr>
+            </w:pPr>
+            <w:ins w:id="1566" w:author="linyoubin" w:date="2015-03-10T15:13:00Z">
               <w:r>
                 <w:t>}</w:t>
               </w:r>
@@ -35696,7 +35676,7 @@
       <w:tr>
         <w:trPr>
           <w:trHeight w:val="322"/>
-          <w:ins w:id="1568" w:author="linyoubin" w:date="2015-03-10T15:13:00Z"/>
+          <w:ins w:id="1567" w:author="linyoubin" w:date="2015-03-10T15:13:00Z"/>
         </w:trPr>
         <w:tc>
           <w:tcPr>
@@ -35706,10 +35686,10 @@
             <w:pPr>
               <w:ind w:left="0"/>
               <w:rPr>
-                <w:ins w:id="1569" w:author="linyoubin" w:date="2015-03-10T15:13:00Z"/>
-              </w:rPr>
-            </w:pPr>
-            <w:ins w:id="1570" w:author="linyoubin" w:date="2015-03-10T15:13:00Z">
+                <w:ins w:id="1568" w:author="linyoubin" w:date="2015-03-10T15:13:00Z"/>
+              </w:rPr>
+            </w:pPr>
+            <w:ins w:id="1569" w:author="linyoubin" w:date="2015-03-10T15:13:00Z">
               <w:r>
                 <w:rPr>
                   <w:rFonts w:hint="eastAsia"/>
@@ -35727,40 +35707,20 @@
             <w:pPr>
               <w:ind w:left="0"/>
               <w:rPr>
+                <w:ins w:id="1570" w:author="linyoubin" w:date="2015-03-10T15:13:00Z"/>
+              </w:rPr>
+            </w:pPr>
+          </w:p>
+        </w:tc>
+        <w:tc>
+          <w:tcPr>
+            <w:tcW w:w="3544" w:type="dxa"/>
+          </w:tcPr>
+          <w:p>
+            <w:pPr>
+              <w:ind w:left="0"/>
+              <w:rPr>
                 <w:ins w:id="1571" w:author="linyoubin" w:date="2015-03-10T15:13:00Z"/>
-              </w:rPr>
-            </w:pPr>
-            <w:ins w:id="1572" w:author="linyoubin" w:date="2015-03-10T15:13:00Z">
-              <w:r>
-                <w:rPr>
-                  <w:rFonts w:hint="eastAsia"/>
-                </w:rPr>
-                <w:t>固定从</w:t>
-              </w:r>
-              <w:r>
-                <w:rPr>
-                  <w:rFonts w:hint="eastAsia"/>
-                </w:rPr>
-                <w:t>conf/log</w:t>
-              </w:r>
-              <w:r>
-                <w:rPr>
-                  <w:rFonts w:hint="eastAsia"/>
-                </w:rPr>
-                <w:t>下的目录读取</w:t>
-              </w:r>
-            </w:ins>
-          </w:p>
-        </w:tc>
-        <w:tc>
-          <w:tcPr>
-            <w:tcW w:w="3544" w:type="dxa"/>
-          </w:tcPr>
-          <w:p>
-            <w:pPr>
-              <w:ind w:left="0"/>
-              <w:rPr>
-                <w:ins w:id="1573" w:author="linyoubin" w:date="2015-03-10T15:13:00Z"/>
               </w:rPr>
             </w:pPr>
           </w:p>
@@ -35775,9 +35735,9 @@
           <w:numId w:val="16"/>
         </w:numPr>
         <w:rPr>
-          <w:ins w:id="1574" w:author="linyoubin" w:date="2015-03-10T15:17:00Z"/>
+          <w:ins w:id="1572" w:author="linyoubin" w:date="2015-03-10T15:17:00Z"/>
         </w:rPr>
-        <w:pPrChange w:id="1575" w:author="linyoubin" w:date="2015-03-14T16:25:00Z">
+        <w:pPrChange w:id="1573" w:author="linyoubin" w:date="2015-03-14T16:25:00Z">
           <w:pPr>
             <w:pStyle w:val="Heading4"/>
             <w:numPr>
@@ -35787,7 +35747,7 @@
           </w:pPr>
         </w:pPrChange>
       </w:pPr>
-      <w:ins w:id="1576" w:author="linyoubin" w:date="2015-03-10T15:17:00Z">
+      <w:ins w:id="1574" w:author="linyoubin" w:date="2015-03-10T15:17:00Z">
         <w:r>
           <w:rPr>
             <w:rFonts w:hint="eastAsia"/>
@@ -35817,7 +35777,7 @@
       </w:tblGrid>
       <w:tr>
         <w:trPr>
-          <w:ins w:id="1577" w:author="linyoubin" w:date="2015-03-10T15:17:00Z"/>
+          <w:ins w:id="1575" w:author="linyoubin" w:date="2015-03-10T15:17:00Z"/>
         </w:trPr>
         <w:tc>
           <w:tcPr>
@@ -35828,7 +35788,7 @@
             <w:pPr>
               <w:ind w:left="0"/>
               <w:rPr>
-                <w:ins w:id="1578" w:author="linyoubin" w:date="2015-03-10T15:17:00Z"/>
+                <w:ins w:id="1576" w:author="linyoubin" w:date="2015-03-10T15:17:00Z"/>
               </w:rPr>
             </w:pPr>
           </w:p>
@@ -35842,10 +35802,10 @@
             <w:pPr>
               <w:ind w:left="0"/>
               <w:rPr>
-                <w:ins w:id="1579" w:author="linyoubin" w:date="2015-03-10T15:17:00Z"/>
-              </w:rPr>
-            </w:pPr>
-            <w:ins w:id="1580" w:author="linyoubin" w:date="2015-03-10T15:17:00Z">
+                <w:ins w:id="1577" w:author="linyoubin" w:date="2015-03-10T15:17:00Z"/>
+              </w:rPr>
+            </w:pPr>
+            <w:ins w:id="1578" w:author="linyoubin" w:date="2015-03-10T15:17:00Z">
               <w:r>
                 <w:rPr>
                   <w:rFonts w:hint="eastAsia"/>
@@ -35864,10 +35824,10 @@
             <w:pPr>
               <w:ind w:left="0"/>
               <w:rPr>
-                <w:ins w:id="1581" w:author="linyoubin" w:date="2015-03-10T15:17:00Z"/>
-              </w:rPr>
-            </w:pPr>
-            <w:ins w:id="1582" w:author="linyoubin" w:date="2015-03-10T15:17:00Z">
+                <w:ins w:id="1579" w:author="linyoubin" w:date="2015-03-10T15:17:00Z"/>
+              </w:rPr>
+            </w:pPr>
+            <w:ins w:id="1580" w:author="linyoubin" w:date="2015-03-10T15:17:00Z">
               <w:r>
                 <w:rPr>
                   <w:rFonts w:hint="eastAsia"/>
@@ -35880,7 +35840,7 @@
       </w:tr>
       <w:tr>
         <w:trPr>
-          <w:ins w:id="1583" w:author="linyoubin" w:date="2015-03-10T15:17:00Z"/>
+          <w:ins w:id="1581" w:author="linyoubin" w:date="2015-03-10T15:17:00Z"/>
         </w:trPr>
         <w:tc>
           <w:tcPr>
@@ -35890,6 +35850,27 @@
             <w:pPr>
               <w:ind w:left="0"/>
               <w:rPr>
+                <w:ins w:id="1582" w:author="linyoubin" w:date="2015-03-10T15:17:00Z"/>
+              </w:rPr>
+            </w:pPr>
+            <w:ins w:id="1583" w:author="linyoubin" w:date="2015-03-10T15:17:00Z">
+              <w:r>
+                <w:rPr>
+                  <w:rFonts w:hint="eastAsia"/>
+                </w:rPr>
+                <w:t>请求头</w:t>
+              </w:r>
+            </w:ins>
+          </w:p>
+        </w:tc>
+        <w:tc>
+          <w:tcPr>
+            <w:tcW w:w="3827" w:type="dxa"/>
+          </w:tcPr>
+          <w:p>
+            <w:pPr>
+              <w:ind w:left="0"/>
+              <w:rPr>
                 <w:ins w:id="1584" w:author="linyoubin" w:date="2015-03-10T15:17:00Z"/>
               </w:rPr>
             </w:pPr>
@@ -35898,41 +35879,20 @@
                 <w:rPr>
                   <w:rFonts w:hint="eastAsia"/>
                 </w:rPr>
-                <w:t>请求头</w:t>
-              </w:r>
-            </w:ins>
-          </w:p>
-        </w:tc>
-        <w:tc>
-          <w:tcPr>
-            <w:tcW w:w="3827" w:type="dxa"/>
+                <w:t>同通用请求头</w:t>
+              </w:r>
+            </w:ins>
+          </w:p>
+        </w:tc>
+        <w:tc>
+          <w:tcPr>
+            <w:tcW w:w="3544" w:type="dxa"/>
           </w:tcPr>
           <w:p>
             <w:pPr>
               <w:ind w:left="0"/>
               <w:rPr>
                 <w:ins w:id="1586" w:author="linyoubin" w:date="2015-03-10T15:17:00Z"/>
-              </w:rPr>
-            </w:pPr>
-            <w:ins w:id="1587" w:author="linyoubin" w:date="2015-03-10T15:17:00Z">
-              <w:r>
-                <w:rPr>
-                  <w:rFonts w:hint="eastAsia"/>
-                </w:rPr>
-                <w:t>同通用请求头</w:t>
-              </w:r>
-            </w:ins>
-          </w:p>
-        </w:tc>
-        <w:tc>
-          <w:tcPr>
-            <w:tcW w:w="3544" w:type="dxa"/>
-          </w:tcPr>
-          <w:p>
-            <w:pPr>
-              <w:ind w:left="0"/>
-              <w:rPr>
-                <w:ins w:id="1588" w:author="linyoubin" w:date="2015-03-10T15:17:00Z"/>
               </w:rPr>
             </w:pPr>
           </w:p>
@@ -35940,7 +35900,7 @@
       </w:tr>
       <w:tr>
         <w:trPr>
-          <w:ins w:id="1589" w:author="linyoubin" w:date="2015-03-10T15:17:00Z"/>
+          <w:ins w:id="1587" w:author="linyoubin" w:date="2015-03-10T15:17:00Z"/>
         </w:trPr>
         <w:tc>
           <w:tcPr>
@@ -35950,32 +35910,32 @@
             <w:pPr>
               <w:ind w:left="0"/>
               <w:rPr>
-                <w:ins w:id="1590" w:author="linyoubin" w:date="2015-03-10T15:17:00Z"/>
+                <w:ins w:id="1588" w:author="linyoubin" w:date="2015-03-10T15:17:00Z"/>
+              </w:rPr>
+            </w:pPr>
+            <w:ins w:id="1589" w:author="linyoubin" w:date="2015-03-10T15:17:00Z">
+              <w:r>
+                <w:rPr>
+                  <w:rFonts w:hint="eastAsia"/>
+                </w:rPr>
+                <w:t>请求内容</w:t>
+              </w:r>
+            </w:ins>
+          </w:p>
+        </w:tc>
+        <w:tc>
+          <w:tcPr>
+            <w:tcW w:w="3827" w:type="dxa"/>
+          </w:tcPr>
+          <w:p>
+            <w:pPr>
+              <w:ind w:left="0"/>
+              <w:rPr>
+                <w:ins w:id="1590" w:author="linyoubin" w:date="2015-03-10T15:18:00Z"/>
               </w:rPr>
             </w:pPr>
             <w:ins w:id="1591" w:author="linyoubin" w:date="2015-03-10T15:17:00Z">
               <w:r>
-                <w:rPr>
-                  <w:rFonts w:hint="eastAsia"/>
-                </w:rPr>
-                <w:t>请求内容</w:t>
-              </w:r>
-            </w:ins>
-          </w:p>
-        </w:tc>
-        <w:tc>
-          <w:tcPr>
-            <w:tcW w:w="3827" w:type="dxa"/>
-          </w:tcPr>
-          <w:p>
-            <w:pPr>
-              <w:ind w:left="0"/>
-              <w:rPr>
-                <w:ins w:id="1592" w:author="linyoubin" w:date="2015-03-10T15:18:00Z"/>
-              </w:rPr>
-            </w:pPr>
-            <w:ins w:id="1593" w:author="linyoubin" w:date="2015-03-10T15:17:00Z">
-              <w:r>
                 <w:t>cmd</w:t>
               </w:r>
               <w:r>
@@ -36002,10 +35962,10 @@
             <w:pPr>
               <w:ind w:left="0"/>
               <w:rPr>
-                <w:ins w:id="1594" w:author="linyoubin" w:date="2015-03-10T15:17:00Z"/>
-              </w:rPr>
-            </w:pPr>
-            <w:ins w:id="1595" w:author="linyoubin" w:date="2015-03-10T15:18:00Z">
+                <w:ins w:id="1592" w:author="linyoubin" w:date="2015-03-10T15:17:00Z"/>
+              </w:rPr>
+            </w:pPr>
+            <w:ins w:id="1593" w:author="linyoubin" w:date="2015-03-10T15:18:00Z">
               <w:r>
                 <w:rPr>
                   <w:rFonts w:hint="eastAsia"/>
@@ -36014,34 +35974,34 @@
                 <w:t>Filter</w:t>
               </w:r>
             </w:ins>
+            <w:ins w:id="1594" w:author="linyoubin" w:date="2015-03-10T15:17:00Z">
+              <w:r>
+                <w:rPr>
+                  <w:rFonts w:hint="eastAsia"/>
+                </w:rPr>
+                <w:t xml:space="preserve">: </w:t>
+              </w:r>
+              <w:r>
+                <w:rPr>
+                  <w:rFonts w:hint="eastAsia"/>
+                </w:rPr>
+                <w:t>业务名</w:t>
+              </w:r>
+            </w:ins>
+          </w:p>
+        </w:tc>
+        <w:tc>
+          <w:tcPr>
+            <w:tcW w:w="3544" w:type="dxa"/>
+          </w:tcPr>
+          <w:p>
+            <w:pPr>
+              <w:ind w:left="0"/>
+              <w:rPr>
+                <w:ins w:id="1595" w:author="linyoubin" w:date="2015-03-10T15:17:00Z"/>
+              </w:rPr>
+            </w:pPr>
             <w:ins w:id="1596" w:author="linyoubin" w:date="2015-03-10T15:17:00Z">
-              <w:r>
-                <w:rPr>
-                  <w:rFonts w:hint="eastAsia"/>
-                </w:rPr>
-                <w:t xml:space="preserve">: </w:t>
-              </w:r>
-              <w:r>
-                <w:rPr>
-                  <w:rFonts w:hint="eastAsia"/>
-                </w:rPr>
-                <w:t>业务名</w:t>
-              </w:r>
-            </w:ins>
-          </w:p>
-        </w:tc>
-        <w:tc>
-          <w:tcPr>
-            <w:tcW w:w="3544" w:type="dxa"/>
-          </w:tcPr>
-          <w:p>
-            <w:pPr>
-              <w:ind w:left="0"/>
-              <w:rPr>
-                <w:ins w:id="1597" w:author="linyoubin" w:date="2015-03-10T15:17:00Z"/>
-              </w:rPr>
-            </w:pPr>
-            <w:ins w:id="1598" w:author="linyoubin" w:date="2015-03-10T15:17:00Z">
               <w:r>
                 <w:lastRenderedPageBreak/>
                 <w:t>cmd</w:t>
@@ -36064,10 +36024,10 @@
             <w:pPr>
               <w:ind w:left="0"/>
               <w:rPr>
-                <w:ins w:id="1599" w:author="linyoubin" w:date="2015-03-10T15:17:00Z"/>
-              </w:rPr>
-            </w:pPr>
-            <w:ins w:id="1600" w:author="linyoubin" w:date="2015-03-10T15:17:00Z">
+                <w:ins w:id="1597" w:author="linyoubin" w:date="2015-03-10T15:17:00Z"/>
+              </w:rPr>
+            </w:pPr>
+            <w:ins w:id="1598" w:author="linyoubin" w:date="2015-03-10T15:17:00Z">
               <w:r>
                 <w:rPr>
                   <w:rFonts w:hint="eastAsia"/>
@@ -36076,12 +36036,28 @@
                 <w:t>&amp;</w:t>
               </w:r>
             </w:ins>
+            <w:ins w:id="1599" w:author="linyoubin" w:date="2015-03-10T15:18:00Z">
+              <w:r>
+                <w:rPr>
+                  <w:rFonts w:hint="eastAsia"/>
+                </w:rPr>
+                <w:t>Filter={</w:t>
+              </w:r>
+            </w:ins>
+            <w:ins w:id="1600" w:author="linyoubin" w:date="2015-03-10T15:17:00Z">
+              <w:r>
+                <w:rPr>
+                  <w:rFonts w:hint="eastAsia"/>
+                </w:rPr>
+                <w:t>BusinessName</w:t>
+              </w:r>
+            </w:ins>
             <w:ins w:id="1601" w:author="linyoubin" w:date="2015-03-10T15:18:00Z">
               <w:r>
                 <w:rPr>
                   <w:rFonts w:hint="eastAsia"/>
                 </w:rPr>
-                <w:t>Filter={</w:t>
+                <w:t>:</w:t>
               </w:r>
             </w:ins>
             <w:ins w:id="1602" w:author="linyoubin" w:date="2015-03-10T15:17:00Z">
@@ -36089,26 +36065,10 @@
                 <w:rPr>
                   <w:rFonts w:hint="eastAsia"/>
                 </w:rPr>
-                <w:t>BusinessName</w:t>
+                <w:t>b1</w:t>
               </w:r>
             </w:ins>
             <w:ins w:id="1603" w:author="linyoubin" w:date="2015-03-10T15:18:00Z">
-              <w:r>
-                <w:rPr>
-                  <w:rFonts w:hint="eastAsia"/>
-                </w:rPr>
-                <w:t>:</w:t>
-              </w:r>
-            </w:ins>
-            <w:ins w:id="1604" w:author="linyoubin" w:date="2015-03-10T15:17:00Z">
-              <w:r>
-                <w:rPr>
-                  <w:rFonts w:hint="eastAsia"/>
-                </w:rPr>
-                <w:t>b1</w:t>
-              </w:r>
-            </w:ins>
-            <w:ins w:id="1605" w:author="linyoubin" w:date="2015-03-10T15:18:00Z">
               <w:r>
                 <w:rPr>
                   <w:rFonts w:hint="eastAsia"/>
@@ -36121,7 +36081,7 @@
       </w:tr>
       <w:tr>
         <w:trPr>
-          <w:ins w:id="1606" w:author="linyoubin" w:date="2015-03-10T15:17:00Z"/>
+          <w:ins w:id="1604" w:author="linyoubin" w:date="2015-03-10T15:17:00Z"/>
         </w:trPr>
         <w:tc>
           <w:tcPr>
@@ -36131,10 +36091,10 @@
             <w:pPr>
               <w:ind w:left="0"/>
               <w:rPr>
-                <w:ins w:id="1607" w:author="linyoubin" w:date="2015-03-10T15:17:00Z"/>
-              </w:rPr>
-            </w:pPr>
-            <w:ins w:id="1608" w:author="linyoubin" w:date="2015-03-10T15:17:00Z">
+                <w:ins w:id="1605" w:author="linyoubin" w:date="2015-03-10T15:17:00Z"/>
+              </w:rPr>
+            </w:pPr>
+            <w:ins w:id="1606" w:author="linyoubin" w:date="2015-03-10T15:17:00Z">
               <w:r>
                 <w:rPr>
                   <w:rFonts w:hint="eastAsia"/>
@@ -36153,7 +36113,7 @@
             <w:pPr>
               <w:ind w:left="0"/>
               <w:rPr>
-                <w:ins w:id="1609" w:author="linyoubin" w:date="2015-03-10T15:17:00Z"/>
+                <w:ins w:id="1607" w:author="linyoubin" w:date="2015-03-10T15:17:00Z"/>
               </w:rPr>
             </w:pPr>
           </w:p>
@@ -36166,7 +36126,7 @@
             <w:pPr>
               <w:ind w:left="0"/>
               <w:rPr>
-                <w:ins w:id="1610" w:author="linyoubin" w:date="2015-03-10T15:17:00Z"/>
+                <w:ins w:id="1608" w:author="linyoubin" w:date="2015-03-10T15:17:00Z"/>
               </w:rPr>
             </w:pPr>
           </w:p>
@@ -36174,7 +36134,7 @@
       </w:tr>
       <w:tr>
         <w:trPr>
-          <w:ins w:id="1611" w:author="linyoubin" w:date="2015-03-10T15:17:00Z"/>
+          <w:ins w:id="1609" w:author="linyoubin" w:date="2015-03-10T15:17:00Z"/>
         </w:trPr>
         <w:tc>
           <w:tcPr>
@@ -36184,6 +36144,27 @@
             <w:pPr>
               <w:ind w:left="0"/>
               <w:rPr>
+                <w:ins w:id="1610" w:author="linyoubin" w:date="2015-03-10T15:17:00Z"/>
+              </w:rPr>
+            </w:pPr>
+            <w:ins w:id="1611" w:author="linyoubin" w:date="2015-03-10T15:17:00Z">
+              <w:r>
+                <w:rPr>
+                  <w:rFonts w:hint="eastAsia"/>
+                </w:rPr>
+                <w:t>响应头</w:t>
+              </w:r>
+            </w:ins>
+          </w:p>
+        </w:tc>
+        <w:tc>
+          <w:tcPr>
+            <w:tcW w:w="3827" w:type="dxa"/>
+          </w:tcPr>
+          <w:p>
+            <w:pPr>
+              <w:ind w:left="0"/>
+              <w:rPr>
                 <w:ins w:id="1612" w:author="linyoubin" w:date="2015-03-10T15:17:00Z"/>
               </w:rPr>
             </w:pPr>
@@ -36192,41 +36173,20 @@
                 <w:rPr>
                   <w:rFonts w:hint="eastAsia"/>
                 </w:rPr>
-                <w:t>响应头</w:t>
-              </w:r>
-            </w:ins>
-          </w:p>
-        </w:tc>
-        <w:tc>
-          <w:tcPr>
-            <w:tcW w:w="3827" w:type="dxa"/>
+                <w:t>同通用响应头</w:t>
+              </w:r>
+            </w:ins>
+          </w:p>
+        </w:tc>
+        <w:tc>
+          <w:tcPr>
+            <w:tcW w:w="3544" w:type="dxa"/>
           </w:tcPr>
           <w:p>
             <w:pPr>
               <w:ind w:left="0"/>
               <w:rPr>
                 <w:ins w:id="1614" w:author="linyoubin" w:date="2015-03-10T15:17:00Z"/>
-              </w:rPr>
-            </w:pPr>
-            <w:ins w:id="1615" w:author="linyoubin" w:date="2015-03-10T15:17:00Z">
-              <w:r>
-                <w:rPr>
-                  <w:rFonts w:hint="eastAsia"/>
-                </w:rPr>
-                <w:t>同通用响应头</w:t>
-              </w:r>
-            </w:ins>
-          </w:p>
-        </w:tc>
-        <w:tc>
-          <w:tcPr>
-            <w:tcW w:w="3544" w:type="dxa"/>
-          </w:tcPr>
-          <w:p>
-            <w:pPr>
-              <w:ind w:left="0"/>
-              <w:rPr>
-                <w:ins w:id="1616" w:author="linyoubin" w:date="2015-03-10T15:17:00Z"/>
               </w:rPr>
             </w:pPr>
           </w:p>
@@ -36235,7 +36195,7 @@
       <w:tr>
         <w:trPr>
           <w:trHeight w:val="2254"/>
-          <w:ins w:id="1617" w:author="linyoubin" w:date="2015-03-10T15:17:00Z"/>
+          <w:ins w:id="1615" w:author="linyoubin" w:date="2015-03-10T15:17:00Z"/>
         </w:trPr>
         <w:tc>
           <w:tcPr>
@@ -36245,6 +36205,27 @@
             <w:pPr>
               <w:ind w:left="0"/>
               <w:rPr>
+                <w:ins w:id="1616" w:author="linyoubin" w:date="2015-03-10T15:17:00Z"/>
+              </w:rPr>
+            </w:pPr>
+            <w:ins w:id="1617" w:author="linyoubin" w:date="2015-03-10T15:17:00Z">
+              <w:r>
+                <w:rPr>
+                  <w:rFonts w:hint="eastAsia"/>
+                </w:rPr>
+                <w:t>响应内容</w:t>
+              </w:r>
+            </w:ins>
+          </w:p>
+        </w:tc>
+        <w:tc>
+          <w:tcPr>
+            <w:tcW w:w="3827" w:type="dxa"/>
+          </w:tcPr>
+          <w:p>
+            <w:pPr>
+              <w:ind w:left="0"/>
+              <w:rPr>
                 <w:ins w:id="1618" w:author="linyoubin" w:date="2015-03-10T15:17:00Z"/>
               </w:rPr>
             </w:pPr>
@@ -36253,27 +36234,6 @@
                 <w:rPr>
                   <w:rFonts w:hint="eastAsia"/>
                 </w:rPr>
-                <w:t>响应内容</w:t>
-              </w:r>
-            </w:ins>
-          </w:p>
-        </w:tc>
-        <w:tc>
-          <w:tcPr>
-            <w:tcW w:w="3827" w:type="dxa"/>
-          </w:tcPr>
-          <w:p>
-            <w:pPr>
-              <w:ind w:left="0"/>
-              <w:rPr>
-                <w:ins w:id="1620" w:author="linyoubin" w:date="2015-03-10T15:17:00Z"/>
-              </w:rPr>
-            </w:pPr>
-            <w:ins w:id="1621" w:author="linyoubin" w:date="2015-03-10T15:17:00Z">
-              <w:r>
-                <w:rPr>
-                  <w:rFonts w:hint="eastAsia"/>
-                </w:rPr>
                 <w:t>通用响应体</w:t>
               </w:r>
             </w:ins>
@@ -36282,6 +36242,22 @@
             <w:pPr>
               <w:ind w:left="0"/>
               <w:rPr>
+                <w:ins w:id="1620" w:author="linyoubin" w:date="2015-03-10T15:18:00Z"/>
+              </w:rPr>
+            </w:pPr>
+            <w:ins w:id="1621" w:author="linyoubin" w:date="2015-03-10T15:18:00Z">
+              <w:r>
+                <w:rPr>
+                  <w:rFonts w:hint="eastAsia"/>
+                </w:rPr>
+                <w:t>{</w:t>
+              </w:r>
+            </w:ins>
+          </w:p>
+          <w:p>
+            <w:pPr>
+              <w:ind w:left="0"/>
+              <w:rPr>
                 <w:ins w:id="1622" w:author="linyoubin" w:date="2015-03-10T15:18:00Z"/>
               </w:rPr>
             </w:pPr>
@@ -36290,7 +36266,13 @@
                 <w:rPr>
                   <w:rFonts w:hint="eastAsia"/>
                 </w:rPr>
-                <w:t>{</w:t>
+                <w:t xml:space="preserve">  BusinessName:</w:t>
+              </w:r>
+              <w:r>
+                <w:rPr>
+                  <w:rFonts w:hint="eastAsia"/>
+                </w:rPr>
+                <w:t>业务名</w:t>
               </w:r>
             </w:ins>
           </w:p>
@@ -36306,32 +36288,10 @@
                 <w:rPr>
                   <w:rFonts w:hint="eastAsia"/>
                 </w:rPr>
-                <w:t xml:space="preserve">  BusinessName:</w:t>
-              </w:r>
-              <w:r>
-                <w:rPr>
-                  <w:rFonts w:hint="eastAsia"/>
-                </w:rPr>
-                <w:t>业务名</w:t>
-              </w:r>
-            </w:ins>
-          </w:p>
-          <w:p>
-            <w:pPr>
-              <w:ind w:left="0"/>
-              <w:rPr>
-                <w:ins w:id="1626" w:author="linyoubin" w:date="2015-03-10T15:18:00Z"/>
-              </w:rPr>
-            </w:pPr>
-            <w:ins w:id="1627" w:author="linyoubin" w:date="2015-03-10T15:18:00Z">
-              <w:r>
-                <w:rPr>
-                  <w:rFonts w:hint="eastAsia"/>
-                </w:rPr>
                 <w:t xml:space="preserve">  </w:t>
               </w:r>
             </w:ins>
-            <w:ins w:id="1628" w:author="linyoubin" w:date="2015-03-10T15:21:00Z">
+            <w:ins w:id="1626" w:author="linyoubin" w:date="2015-03-10T15:21:00Z">
               <w:r>
                 <w:rPr>
                   <w:rFonts w:hint="eastAsia"/>
@@ -36350,23 +36310,36 @@
             <w:pPr>
               <w:ind w:left="0"/>
               <w:rPr>
+                <w:ins w:id="1627" w:author="linyoubin" w:date="2015-03-10T15:17:00Z"/>
+              </w:rPr>
+            </w:pPr>
+            <w:ins w:id="1628" w:author="linyoubin" w:date="2015-03-10T15:18:00Z">
+              <w:r>
+                <w:rPr>
+                  <w:rFonts w:hint="eastAsia"/>
+                </w:rPr>
+                <w:t>}</w:t>
+              </w:r>
+            </w:ins>
+          </w:p>
+        </w:tc>
+        <w:tc>
+          <w:tcPr>
+            <w:tcW w:w="3544" w:type="dxa"/>
+          </w:tcPr>
+          <w:p>
+            <w:pPr>
+              <w:ind w:left="0"/>
+              <w:rPr>
                 <w:ins w:id="1629" w:author="linyoubin" w:date="2015-03-10T15:17:00Z"/>
               </w:rPr>
             </w:pPr>
-            <w:ins w:id="1630" w:author="linyoubin" w:date="2015-03-10T15:18:00Z">
-              <w:r>
-                <w:rPr>
-                  <w:rFonts w:hint="eastAsia"/>
-                </w:rPr>
-                <w:t>}</w:t>
-              </w:r>
-            </w:ins>
-          </w:p>
-        </w:tc>
-        <w:tc>
-          <w:tcPr>
-            <w:tcW w:w="3544" w:type="dxa"/>
-          </w:tcPr>
+            <w:ins w:id="1630" w:author="linyoubin" w:date="2015-03-10T15:17:00Z">
+              <w:r>
+                <w:t xml:space="preserve">{ </w:t>
+              </w:r>
+            </w:ins>
+          </w:p>
           <w:p>
             <w:pPr>
               <w:ind w:left="0"/>
@@ -36376,7 +36349,16 @@
             </w:pPr>
             <w:ins w:id="1632" w:author="linyoubin" w:date="2015-03-10T15:17:00Z">
               <w:r>
-                <w:t xml:space="preserve">{ </w:t>
+                <w:t>"</w:t>
+              </w:r>
+              <w:r>
+                <w:t>errno</w:t>
+              </w:r>
+              <w:r>
+                <w:t>"</w:t>
+              </w:r>
+              <w:r>
+                <w:t>: 0</w:t>
               </w:r>
             </w:ins>
           </w:p>
@@ -36388,28 +36370,6 @@
               </w:rPr>
             </w:pPr>
             <w:ins w:id="1634" w:author="linyoubin" w:date="2015-03-10T15:17:00Z">
-              <w:r>
-                <w:t>"</w:t>
-              </w:r>
-              <w:r>
-                <w:t>errno</w:t>
-              </w:r>
-              <w:r>
-                <w:t>"</w:t>
-              </w:r>
-              <w:r>
-                <w:t>: 0</w:t>
-              </w:r>
-            </w:ins>
-          </w:p>
-          <w:p>
-            <w:pPr>
-              <w:ind w:left="0"/>
-              <w:rPr>
-                <w:ins w:id="1635" w:author="linyoubin" w:date="2015-03-10T15:17:00Z"/>
-              </w:rPr>
-            </w:pPr>
-            <w:ins w:id="1636" w:author="linyoubin" w:date="2015-03-10T15:17:00Z">
               <w:r>
                 <w:t>}</w:t>
               </w:r>
@@ -36420,7 +36380,7 @@
       <w:tr>
         <w:trPr>
           <w:trHeight w:val="322"/>
-          <w:ins w:id="1637" w:author="linyoubin" w:date="2015-03-10T15:17:00Z"/>
+          <w:ins w:id="1635" w:author="linyoubin" w:date="2015-03-10T15:17:00Z"/>
         </w:trPr>
         <w:tc>
           <w:tcPr>
@@ -36430,50 +36390,30 @@
             <w:pPr>
               <w:ind w:left="0"/>
               <w:rPr>
+                <w:ins w:id="1636" w:author="linyoubin" w:date="2015-03-10T15:17:00Z"/>
+              </w:rPr>
+            </w:pPr>
+            <w:ins w:id="1637" w:author="linyoubin" w:date="2015-03-10T15:17:00Z">
+              <w:r>
+                <w:rPr>
+                  <w:rFonts w:hint="eastAsia"/>
+                </w:rPr>
+                <w:t>说明</w:t>
+              </w:r>
+            </w:ins>
+          </w:p>
+        </w:tc>
+        <w:tc>
+          <w:tcPr>
+            <w:tcW w:w="3827" w:type="dxa"/>
+          </w:tcPr>
+          <w:p>
+            <w:pPr>
+              <w:ind w:left="0"/>
+              <w:rPr>
                 <w:ins w:id="1638" w:author="linyoubin" w:date="2015-03-10T15:17:00Z"/>
               </w:rPr>
             </w:pPr>
-            <w:ins w:id="1639" w:author="linyoubin" w:date="2015-03-10T15:17:00Z">
-              <w:r>
-                <w:rPr>
-                  <w:rFonts w:hint="eastAsia"/>
-                </w:rPr>
-                <w:t>说明</w:t>
-              </w:r>
-            </w:ins>
-          </w:p>
-        </w:tc>
-        <w:tc>
-          <w:tcPr>
-            <w:tcW w:w="3827" w:type="dxa"/>
-          </w:tcPr>
-          <w:p>
-            <w:pPr>
-              <w:ind w:left="0"/>
-              <w:rPr>
-                <w:ins w:id="1640" w:author="linyoubin" w:date="2015-03-10T15:17:00Z"/>
-              </w:rPr>
-            </w:pPr>
-            <w:ins w:id="1641" w:author="linyoubin" w:date="2015-03-10T15:17:00Z">
-              <w:r>
-                <w:rPr>
-                  <w:rFonts w:hint="eastAsia"/>
-                </w:rPr>
-                <w:t>固定从</w:t>
-              </w:r>
-              <w:r>
-                <w:rPr>
-                  <w:rFonts w:hint="eastAsia"/>
-                </w:rPr>
-                <w:t>conf/log</w:t>
-              </w:r>
-              <w:r>
-                <w:rPr>
-                  <w:rFonts w:hint="eastAsia"/>
-                </w:rPr>
-                <w:t>下的目录读取</w:t>
-              </w:r>
-            </w:ins>
           </w:p>
         </w:tc>
         <w:tc>
@@ -36484,7 +36424,7 @@
             <w:pPr>
               <w:ind w:left="0"/>
               <w:rPr>
-                <w:ins w:id="1642" w:author="linyoubin" w:date="2015-03-10T15:17:00Z"/>
+                <w:ins w:id="1639" w:author="linyoubin" w:date="2015-03-10T15:17:00Z"/>
               </w:rPr>
             </w:pPr>
           </w:p>
@@ -36495,7 +36435,7 @@
       <w:pPr>
         <w:ind w:left="0"/>
         <w:rPr>
-          <w:ins w:id="1643" w:author="linyoubin" w:date="2015-03-03T10:07:00Z"/>
+          <w:ins w:id="1640" w:author="linyoubin" w:date="2015-03-03T10:07:00Z"/>
         </w:rPr>
       </w:pPr>
     </w:p>
@@ -37773,7 +37713,7 @@
               </w:rPr>
               <w:t xml:space="preserve">  </w:t>
             </w:r>
-            <w:del w:id="1644" w:author="linyoubin" w:date="2015-01-20T09:29:00Z">
+            <w:del w:id="1641" w:author="linyoubin" w:date="2015-01-20T09:29:00Z">
               <w:r>
                 <w:rPr>
                   <w:rFonts w:hint="eastAsia"/>
@@ -37781,7 +37721,7 @@
                 <w:delText>AgentPort</w:delText>
               </w:r>
             </w:del>
-            <w:ins w:id="1645" w:author="linyoubin" w:date="2015-01-20T09:29:00Z">
+            <w:ins w:id="1642" w:author="linyoubin" w:date="2015-01-20T09:29:00Z">
               <w:r>
                 <w:rPr>
                   <w:rFonts w:hint="eastAsia"/>
@@ -38041,7 +37981,7 @@
             <w:r>
               <w:t>"</w:t>
             </w:r>
-            <w:del w:id="1646" w:author="linyoubin" w:date="2015-01-20T09:29:00Z">
+            <w:del w:id="1643" w:author="linyoubin" w:date="2015-01-20T09:29:00Z">
               <w:r>
                 <w:rPr>
                   <w:rFonts w:hint="eastAsia"/>
@@ -38049,7 +37989,7 @@
                 <w:delText>AgentPort</w:delText>
               </w:r>
             </w:del>
-            <w:ins w:id="1647" w:author="linyoubin" w:date="2015-01-20T09:29:00Z">
+            <w:ins w:id="1644" w:author="linyoubin" w:date="2015-01-20T09:29:00Z">
               <w:r>
                 <w:rPr>
                   <w:rFonts w:hint="eastAsia"/>
@@ -38714,7 +38654,7 @@
               </w:rPr>
               <w:t xml:space="preserve">  </w:t>
             </w:r>
-            <w:del w:id="1648" w:author="linyoubin" w:date="2015-01-20T09:29:00Z">
+            <w:del w:id="1645" w:author="linyoubin" w:date="2015-01-20T09:29:00Z">
               <w:r>
                 <w:rPr>
                   <w:rFonts w:hint="eastAsia"/>
@@ -38722,7 +38662,7 @@
                 <w:delText>AgentPort</w:delText>
               </w:r>
             </w:del>
-            <w:ins w:id="1649" w:author="linyoubin" w:date="2015-01-20T09:29:00Z">
+            <w:ins w:id="1646" w:author="linyoubin" w:date="2015-01-20T09:29:00Z">
               <w:r>
                 <w:rPr>
                   <w:rFonts w:hint="eastAsia"/>
@@ -38982,7 +38922,7 @@
             <w:r>
               <w:t>"</w:t>
             </w:r>
-            <w:del w:id="1650" w:author="linyoubin" w:date="2015-01-20T09:29:00Z">
+            <w:del w:id="1647" w:author="linyoubin" w:date="2015-01-20T09:29:00Z">
               <w:r>
                 <w:rPr>
                   <w:rFonts w:hint="eastAsia"/>
@@ -38990,7 +38930,7 @@
                 <w:delText>AgentPort</w:delText>
               </w:r>
             </w:del>
-            <w:ins w:id="1651" w:author="linyoubin" w:date="2015-01-20T09:29:00Z">
+            <w:ins w:id="1648" w:author="linyoubin" w:date="2015-01-20T09:29:00Z">
               <w:r>
                 <w:rPr>
                   <w:rFonts w:hint="eastAsia"/>

--- a/internal_doc/03.开发设计/OM/Story-OMSvc.docx
+++ b/internal_doc/03.开发设计/OM/Story-OMSvc.docx
@@ -26999,275 +26999,1105 @@
           <w:p>
             <w:pPr>
               <w:ind w:left="0"/>
-            </w:pPr>
-            <w:r>
-              <w:t xml:space="preserve">{ </w:t>
-            </w:r>
-          </w:p>
-          <w:p>
-            <w:pPr>
-              <w:ind w:left="0"/>
-            </w:pPr>
-            <w:r>
-              <w:t>"</w:t>
-            </w:r>
-            <w:r>
-              <w:t>errno</w:t>
-            </w:r>
-            <w:r>
-              <w:t>"</w:t>
-            </w:r>
-            <w:r>
-              <w:t xml:space="preserve">: </w:t>
-            </w:r>
-            <w:r>
-              <w:t xml:space="preserve">0 </w:t>
-            </w:r>
-          </w:p>
-          <w:p>
-            <w:pPr>
-              <w:ind w:left="0"/>
-            </w:pPr>
-          </w:p>
-          <w:p>
-            <w:pPr>
-              <w:ind w:left="0"/>
-            </w:pPr>
-            <w:r>
-              <w:t>}</w:t>
-            </w:r>
-          </w:p>
-          <w:p>
-            <w:pPr>
-              <w:ind w:left="0"/>
-            </w:pPr>
-            <w:r>
-              <w:t xml:space="preserve">{ </w:t>
-            </w:r>
-          </w:p>
-          <w:p>
-            <w:pPr>
-              <w:ind w:left="0"/>
-            </w:pPr>
-            <w:r>
-              <w:t xml:space="preserve">   "TaskID": 1, </w:t>
-            </w:r>
-          </w:p>
-          <w:p>
-            <w:pPr>
-              <w:ind w:left="0"/>
-            </w:pPr>
-            <w:r>
-              <w:t xml:space="preserve">   "TaskType": "add business", </w:t>
-            </w:r>
-          </w:p>
-          <w:p>
-            <w:pPr>
-              <w:ind w:left="0"/>
-            </w:pPr>
-            <w:r>
-              <w:t xml:space="preserve">   "IsEnable": true, </w:t>
-            </w:r>
-          </w:p>
-          <w:p>
-            <w:pPr>
-              <w:ind w:left="0"/>
-            </w:pPr>
-            <w:r>
-              <w:t xml:space="preserve">   "IsFinish": true, </w:t>
-            </w:r>
-          </w:p>
-          <w:p>
-            <w:pPr>
-              <w:ind w:left="0"/>
-            </w:pPr>
-            <w:r>
-              <w:t xml:space="preserve">   "Status": "install", </w:t>
-            </w:r>
-          </w:p>
-          <w:p>
-            <w:pPr>
-              <w:ind w:left="0"/>
-            </w:pPr>
-            <w:r>
-              <w:t xml:space="preserve">   "Progress": </w:t>
-            </w:r>
-          </w:p>
-          <w:p>
-            <w:pPr>
-              <w:ind w:left="0"/>
-            </w:pPr>
-            <w:r>
-              <w:t xml:space="preserve">   [ </w:t>
-            </w:r>
-          </w:p>
-          <w:p>
-            <w:pPr>
-              <w:ind w:left="0"/>
-            </w:pPr>
-            <w:r>
-              <w:t xml:space="preserve">      { </w:t>
-            </w:r>
-          </w:p>
-          <w:p>
-            <w:pPr>
-              <w:ind w:left="0"/>
-            </w:pPr>
-            <w:r>
-              <w:t xml:space="preserve">         "Name": "Coord", </w:t>
-            </w:r>
-          </w:p>
-          <w:p>
-            <w:pPr>
-              <w:ind w:left="0"/>
-            </w:pPr>
-            <w:r>
-              <w:t xml:space="preserve">         "TotalCount": 1, </w:t>
-            </w:r>
-          </w:p>
-          <w:p>
-            <w:pPr>
-              <w:ind w:left="0"/>
-            </w:pPr>
-            <w:r>
-              <w:t xml:space="preserve">         "InstalledCount": 1, </w:t>
-            </w:r>
-          </w:p>
-          <w:p>
-            <w:pPr>
-              <w:ind w:left="0"/>
-            </w:pPr>
-            <w:r>
-              <w:t xml:space="preserve">         "Desc": "Finish installing coord[rhelt10:11820]" </w:t>
-            </w:r>
-          </w:p>
-          <w:p>
-            <w:pPr>
-              <w:ind w:left="0"/>
-            </w:pPr>
-            <w:r>
-              <w:t xml:space="preserve">      }, </w:t>
-            </w:r>
-          </w:p>
-          <w:p>
-            <w:pPr>
-              <w:ind w:left="0"/>
-            </w:pPr>
-            <w:r>
-              <w:t xml:space="preserve">      { </w:t>
-            </w:r>
-          </w:p>
-          <w:p>
-            <w:pPr>
-              <w:ind w:left="0"/>
-            </w:pPr>
-            <w:r>
-              <w:t xml:space="preserve">         "Name": "Catalog", </w:t>
-            </w:r>
-          </w:p>
-          <w:p>
-            <w:pPr>
-              <w:ind w:left="0"/>
-            </w:pPr>
-            <w:r>
-              <w:t xml:space="preserve">         "TotalCount": 1, </w:t>
-            </w:r>
-          </w:p>
-          <w:p>
-            <w:pPr>
-              <w:ind w:left="0"/>
-            </w:pPr>
-            <w:r>
-              <w:t xml:space="preserve">         "InstalledCount": 1, </w:t>
-            </w:r>
-          </w:p>
-          <w:p>
-            <w:pPr>
-              <w:ind w:left="0"/>
-            </w:pPr>
-            <w:r>
-              <w:t xml:space="preserve">         "Desc": "Finish installing catalog[rhelt10:11830]" </w:t>
-            </w:r>
-          </w:p>
-          <w:p>
-            <w:pPr>
-              <w:ind w:left="0"/>
-            </w:pPr>
-            <w:r>
-              <w:t xml:space="preserve">      }, </w:t>
-            </w:r>
-          </w:p>
-          <w:p>
-            <w:pPr>
-              <w:ind w:left="0"/>
-            </w:pPr>
-            <w:r>
-              <w:t xml:space="preserve">      { </w:t>
-            </w:r>
-          </w:p>
-          <w:p>
-            <w:pPr>
-              <w:ind w:left="0"/>
-            </w:pPr>
-            <w:r>
-              <w:t xml:space="preserve">         "Name": "DATAGROUP1", </w:t>
-            </w:r>
-          </w:p>
-          <w:p>
-            <w:pPr>
-              <w:ind w:left="0"/>
-            </w:pPr>
-            <w:r>
-              <w:t xml:space="preserve">         "TotalCount": 1, </w:t>
-            </w:r>
-          </w:p>
-          <w:p>
-            <w:pPr>
-              <w:ind w:left="0"/>
-            </w:pPr>
-            <w:r>
-              <w:t xml:space="preserve">         "InstalledCount": 1, </w:t>
-            </w:r>
-          </w:p>
-          <w:p>
-            <w:pPr>
-              <w:ind w:left="0"/>
-            </w:pPr>
-            <w:r>
-              <w:t xml:space="preserve">         "Desc": "Finish installing data node[rhelt10:11840]" </w:t>
-            </w:r>
-          </w:p>
-          <w:p>
-            <w:pPr>
-              <w:ind w:left="0"/>
-            </w:pPr>
-            <w:r>
-              <w:t xml:space="preserve">      } </w:t>
-            </w:r>
-          </w:p>
-          <w:p>
-            <w:pPr>
-              <w:ind w:left="0"/>
-            </w:pPr>
-            <w:r>
-              <w:t xml:space="preserve">   ], </w:t>
-            </w:r>
-          </w:p>
-          <w:p>
-            <w:pPr>
-              <w:ind w:left="0"/>
-            </w:pPr>
-            <w:r>
-              <w:t xml:space="preserve">   "ErrMsg": "" </w:t>
-            </w:r>
-          </w:p>
-          <w:p>
-            <w:pPr>
-              <w:ind w:left="0"/>
-            </w:pPr>
-            <w:r>
-              <w:t>}</w:t>
-            </w:r>
+              <w:rPr>
+                <w:ins w:id="1026" w:author="huxiaojun" w:date="2015-04-15T11:45:00Z"/>
+              </w:rPr>
+            </w:pPr>
+            <w:ins w:id="1027" w:author="huxiaojun" w:date="2015-04-15T11:45:00Z">
+              <w:r>
+                <w:t>{</w:t>
+              </w:r>
+            </w:ins>
+          </w:p>
+          <w:p>
+            <w:pPr>
+              <w:ind w:left="0"/>
+              <w:rPr>
+                <w:ins w:id="1028" w:author="huxiaojun" w:date="2015-04-15T11:45:00Z"/>
+              </w:rPr>
+            </w:pPr>
+            <w:ins w:id="1029" w:author="huxiaojun" w:date="2015-04-15T11:45:00Z">
+              <w:r>
+                <w:t xml:space="preserve">    "AgentHost": "centos-test7", </w:t>
+              </w:r>
+            </w:ins>
+          </w:p>
+          <w:p>
+            <w:pPr>
+              <w:ind w:left="0"/>
+              <w:rPr>
+                <w:ins w:id="1030" w:author="huxiaojun" w:date="2015-04-15T11:45:00Z"/>
+              </w:rPr>
+            </w:pPr>
+            <w:ins w:id="1031" w:author="huxiaojun" w:date="2015-04-15T11:45:00Z">
+              <w:r>
+                <w:t xml:space="preserve">    "AgentService": "11790", </w:t>
+              </w:r>
+            </w:ins>
+          </w:p>
+          <w:p>
+            <w:pPr>
+              <w:ind w:left="0"/>
+              <w:rPr>
+                <w:ins w:id="1032" w:author="huxiaojun" w:date="2015-04-15T11:45:00Z"/>
+              </w:rPr>
+            </w:pPr>
+            <w:ins w:id="1033" w:author="huxiaojun" w:date="2015-04-15T11:45:00Z">
+              <w:r>
+                <w:t xml:space="preserve">    "CreateTime": {</w:t>
+              </w:r>
+            </w:ins>
+          </w:p>
+          <w:p>
+            <w:pPr>
+              <w:ind w:left="0"/>
+              <w:rPr>
+                <w:ins w:id="1034" w:author="huxiaojun" w:date="2015-04-15T11:45:00Z"/>
+              </w:rPr>
+            </w:pPr>
+            <w:ins w:id="1035" w:author="huxiaojun" w:date="2015-04-15T11:45:00Z">
+              <w:r>
+                <w:t xml:space="preserve">        "$timestamp": "2015-04-15-10.57.59.000000"</w:t>
+              </w:r>
+            </w:ins>
+          </w:p>
+          <w:p>
+            <w:pPr>
+              <w:ind w:left="0"/>
+              <w:rPr>
+                <w:ins w:id="1036" w:author="huxiaojun" w:date="2015-04-15T11:45:00Z"/>
+              </w:rPr>
+            </w:pPr>
+            <w:ins w:id="1037" w:author="huxiaojun" w:date="2015-04-15T11:45:00Z">
+              <w:r>
+                <w:t xml:space="preserve">    }, </w:t>
+              </w:r>
+            </w:ins>
+          </w:p>
+          <w:p>
+            <w:pPr>
+              <w:ind w:left="0"/>
+              <w:rPr>
+                <w:ins w:id="1038" w:author="huxiaojun" w:date="2015-04-15T11:45:00Z"/>
+              </w:rPr>
+            </w:pPr>
+            <w:ins w:id="1039" w:author="huxiaojun" w:date="2015-04-15T11:45:00Z">
+              <w:r>
+                <w:t xml:space="preserve">    "EndTime": {</w:t>
+              </w:r>
+            </w:ins>
+          </w:p>
+          <w:p>
+            <w:pPr>
+              <w:ind w:left="0"/>
+              <w:rPr>
+                <w:ins w:id="1040" w:author="huxiaojun" w:date="2015-04-15T11:45:00Z"/>
+              </w:rPr>
+            </w:pPr>
+            <w:ins w:id="1041" w:author="huxiaojun" w:date="2015-04-15T11:45:00Z">
+              <w:r>
+                <w:t xml:space="preserve">        "$timestamp": "2015-04-15-10.59.03.000000"</w:t>
+              </w:r>
+            </w:ins>
+          </w:p>
+          <w:p>
+            <w:pPr>
+              <w:ind w:left="0"/>
+              <w:rPr>
+                <w:ins w:id="1042" w:author="huxiaojun" w:date="2015-04-15T11:45:00Z"/>
+              </w:rPr>
+            </w:pPr>
+            <w:ins w:id="1043" w:author="huxiaojun" w:date="2015-04-15T11:45:00Z">
+              <w:r>
+                <w:t xml:space="preserve">    }, </w:t>
+              </w:r>
+            </w:ins>
+          </w:p>
+          <w:p>
+            <w:pPr>
+              <w:ind w:left="0"/>
+              <w:rPr>
+                <w:ins w:id="1044" w:author="huxiaojun" w:date="2015-04-15T11:45:00Z"/>
+              </w:rPr>
+            </w:pPr>
+            <w:ins w:id="1045" w:author="huxiaojun" w:date="2015-04-15T11:45:00Z">
+              <w:r>
+                <w:t xml:space="preserve">    "Progress": 100, </w:t>
+              </w:r>
+            </w:ins>
+          </w:p>
+          <w:p>
+            <w:pPr>
+              <w:ind w:left="0"/>
+              <w:rPr>
+                <w:ins w:id="1046" w:author="huxiaojun" w:date="2015-04-15T11:45:00Z"/>
+              </w:rPr>
+            </w:pPr>
+            <w:ins w:id="1047" w:author="huxiaojun" w:date="2015-04-15T11:45:00Z">
+              <w:r>
+                <w:t xml:space="preserve">    "ResultInfo": [</w:t>
+              </w:r>
+            </w:ins>
+          </w:p>
+          <w:p>
+            <w:pPr>
+              <w:ind w:left="0"/>
+              <w:rPr>
+                <w:ins w:id="1048" w:author="huxiaojun" w:date="2015-04-15T11:45:00Z"/>
+              </w:rPr>
+            </w:pPr>
+            <w:ins w:id="1049" w:author="huxiaojun" w:date="2015-04-15T11:45:00Z">
+              <w:r>
+                <w:t xml:space="preserve">        {</w:t>
+              </w:r>
+            </w:ins>
+          </w:p>
+          <w:p>
+            <w:pPr>
+              <w:ind w:left="0"/>
+              <w:rPr>
+                <w:ins w:id="1050" w:author="huxiaojun" w:date="2015-04-15T11:45:00Z"/>
+              </w:rPr>
+            </w:pPr>
+            <w:ins w:id="1051" w:author="huxiaojun" w:date="2015-04-15T11:45:00Z">
+              <w:r>
+                <w:t xml:space="preserve">            "IP": "192.168.20.171", </w:t>
+              </w:r>
+            </w:ins>
+          </w:p>
+          <w:p>
+            <w:pPr>
+              <w:ind w:left="0"/>
+              <w:rPr>
+                <w:ins w:id="1052" w:author="huxiaojun" w:date="2015-04-15T11:45:00Z"/>
+              </w:rPr>
+            </w:pPr>
+            <w:ins w:id="1053" w:author="huxiaojun" w:date="2015-04-15T11:45:00Z">
+              <w:r>
+                <w:t xml:space="preserve">            "HostName": "centos-test9", </w:t>
+              </w:r>
+            </w:ins>
+          </w:p>
+          <w:p>
+            <w:pPr>
+              <w:ind w:left="0"/>
+              <w:rPr>
+                <w:ins w:id="1054" w:author="huxiaojun" w:date="2015-04-15T11:45:00Z"/>
+              </w:rPr>
+            </w:pPr>
+            <w:ins w:id="1055" w:author="huxiaojun" w:date="2015-04-15T11:45:00Z">
+              <w:r>
+                <w:t xml:space="preserve">            "Status": 4, </w:t>
+              </w:r>
+            </w:ins>
+          </w:p>
+          <w:p>
+            <w:pPr>
+              <w:ind w:left="0"/>
+              <w:rPr>
+                <w:ins w:id="1056" w:author="huxiaojun" w:date="2015-04-15T11:45:00Z"/>
+              </w:rPr>
+            </w:pPr>
+            <w:ins w:id="1057" w:author="huxiaojun" w:date="2015-04-15T11:45:00Z">
+              <w:r>
+                <w:t xml:space="preserve">            "StatusDesc": "FINISH", </w:t>
+              </w:r>
+            </w:ins>
+          </w:p>
+          <w:p>
+            <w:pPr>
+              <w:ind w:left="0"/>
+              <w:rPr>
+                <w:ins w:id="1058" w:author="huxiaojun" w:date="2015-04-15T11:45:00Z"/>
+              </w:rPr>
+            </w:pPr>
+            <w:ins w:id="1059" w:author="huxiaojun" w:date="2015-04-15T11:45:00Z">
+              <w:r>
+                <w:t xml:space="preserve">            "errno": 0, </w:t>
+              </w:r>
+            </w:ins>
+          </w:p>
+          <w:p>
+            <w:pPr>
+              <w:ind w:left="0"/>
+              <w:rPr>
+                <w:ins w:id="1060" w:author="huxiaojun" w:date="2015-04-15T11:45:00Z"/>
+              </w:rPr>
+            </w:pPr>
+            <w:ins w:id="1061" w:author="huxiaojun" w:date="2015-04-15T11:45:00Z">
+              <w:r>
+                <w:t xml:space="preserve">            "detail": "", </w:t>
+              </w:r>
+            </w:ins>
+          </w:p>
+          <w:p>
+            <w:pPr>
+              <w:ind w:left="0"/>
+              <w:rPr>
+                <w:ins w:id="1062" w:author="huxiaojun" w:date="2015-04-15T11:45:00Z"/>
+              </w:rPr>
+            </w:pPr>
+            <w:ins w:id="1063" w:author="huxiaojun" w:date="2015-04-15T11:45:00Z">
+              <w:r>
+                <w:t xml:space="preserve">            "Flow": [</w:t>
+              </w:r>
+            </w:ins>
+          </w:p>
+          <w:p>
+            <w:pPr>
+              <w:ind w:left="0"/>
+              <w:rPr>
+                <w:ins w:id="1064" w:author="huxiaojun" w:date="2015-04-15T11:45:00Z"/>
+              </w:rPr>
+            </w:pPr>
+            <w:ins w:id="1065" w:author="huxiaojun" w:date="2015-04-15T11:45:00Z">
+              <w:r>
+                <w:t xml:space="preserve">                "Adding host[192.168.20.171]", </w:t>
+              </w:r>
+            </w:ins>
+          </w:p>
+          <w:p>
+            <w:pPr>
+              <w:ind w:left="0"/>
+              <w:rPr>
+                <w:ins w:id="1066" w:author="huxiaojun" w:date="2015-04-15T11:45:00Z"/>
+              </w:rPr>
+            </w:pPr>
+            <w:ins w:id="1067" w:author="huxiaojun" w:date="2015-04-15T11:45:00Z">
+              <w:r>
+                <w:t xml:space="preserve">                "Finish adding host[192.168.20.171]"</w:t>
+              </w:r>
+            </w:ins>
+          </w:p>
+          <w:p>
+            <w:pPr>
+              <w:ind w:left="0"/>
+              <w:rPr>
+                <w:ins w:id="1068" w:author="huxiaojun" w:date="2015-04-15T11:45:00Z"/>
+              </w:rPr>
+            </w:pPr>
+            <w:ins w:id="1069" w:author="huxiaojun" w:date="2015-04-15T11:45:00Z">
+              <w:r>
+                <w:t xml:space="preserve">            ]</w:t>
+              </w:r>
+            </w:ins>
+          </w:p>
+          <w:p>
+            <w:pPr>
+              <w:ind w:left="0"/>
+              <w:rPr>
+                <w:ins w:id="1070" w:author="huxiaojun" w:date="2015-04-15T11:45:00Z"/>
+              </w:rPr>
+            </w:pPr>
+            <w:ins w:id="1071" w:author="huxiaojun" w:date="2015-04-15T11:45:00Z">
+              <w:r>
+                <w:t xml:space="preserve">        }, </w:t>
+              </w:r>
+            </w:ins>
+          </w:p>
+          <w:p>
+            <w:pPr>
+              <w:ind w:left="0"/>
+              <w:rPr>
+                <w:ins w:id="1072" w:author="huxiaojun" w:date="2015-04-15T11:45:00Z"/>
+              </w:rPr>
+            </w:pPr>
+            <w:ins w:id="1073" w:author="huxiaojun" w:date="2015-04-15T11:45:00Z">
+              <w:r>
+                <w:t xml:space="preserve">        {</w:t>
+              </w:r>
+            </w:ins>
+          </w:p>
+          <w:p>
+            <w:pPr>
+              <w:ind w:left="0"/>
+              <w:rPr>
+                <w:ins w:id="1074" w:author="huxiaojun" w:date="2015-04-15T11:45:00Z"/>
+              </w:rPr>
+            </w:pPr>
+            <w:ins w:id="1075" w:author="huxiaojun" w:date="2015-04-15T11:45:00Z">
+              <w:r>
+                <w:t xml:space="preserve">            "IP": "192.168.20.170", </w:t>
+              </w:r>
+            </w:ins>
+          </w:p>
+          <w:p>
+            <w:pPr>
+              <w:ind w:left="0"/>
+              <w:rPr>
+                <w:ins w:id="1076" w:author="huxiaojun" w:date="2015-04-15T11:45:00Z"/>
+              </w:rPr>
+            </w:pPr>
+            <w:ins w:id="1077" w:author="huxiaojun" w:date="2015-04-15T11:45:00Z">
+              <w:r>
+                <w:t xml:space="preserve">            "HostName": "centos-test8", </w:t>
+              </w:r>
+            </w:ins>
+          </w:p>
+          <w:p>
+            <w:pPr>
+              <w:ind w:left="0"/>
+              <w:rPr>
+                <w:ins w:id="1078" w:author="huxiaojun" w:date="2015-04-15T11:45:00Z"/>
+              </w:rPr>
+            </w:pPr>
+            <w:ins w:id="1079" w:author="huxiaojun" w:date="2015-04-15T11:45:00Z">
+              <w:r>
+                <w:t xml:space="preserve">            "Status": 4, </w:t>
+              </w:r>
+            </w:ins>
+          </w:p>
+          <w:p>
+            <w:pPr>
+              <w:ind w:left="0"/>
+              <w:rPr>
+                <w:ins w:id="1080" w:author="huxiaojun" w:date="2015-04-15T11:45:00Z"/>
+              </w:rPr>
+            </w:pPr>
+            <w:ins w:id="1081" w:author="huxiaojun" w:date="2015-04-15T11:45:00Z">
+              <w:r>
+                <w:t xml:space="preserve">            "StatusDesc": "FINISH", </w:t>
+              </w:r>
+            </w:ins>
+          </w:p>
+          <w:p>
+            <w:pPr>
+              <w:ind w:left="0"/>
+              <w:rPr>
+                <w:ins w:id="1082" w:author="huxiaojun" w:date="2015-04-15T11:45:00Z"/>
+              </w:rPr>
+            </w:pPr>
+            <w:ins w:id="1083" w:author="huxiaojun" w:date="2015-04-15T11:45:00Z">
+              <w:r>
+                <w:t xml:space="preserve">            "errno": 0, </w:t>
+              </w:r>
+            </w:ins>
+          </w:p>
+          <w:p>
+            <w:pPr>
+              <w:ind w:left="0"/>
+              <w:rPr>
+                <w:ins w:id="1084" w:author="huxiaojun" w:date="2015-04-15T11:45:00Z"/>
+              </w:rPr>
+            </w:pPr>
+            <w:ins w:id="1085" w:author="huxiaojun" w:date="2015-04-15T11:45:00Z">
+              <w:r>
+                <w:t xml:space="preserve">            "detail": "", </w:t>
+              </w:r>
+            </w:ins>
+          </w:p>
+          <w:p>
+            <w:pPr>
+              <w:ind w:left="0"/>
+              <w:rPr>
+                <w:ins w:id="1086" w:author="huxiaojun" w:date="2015-04-15T11:45:00Z"/>
+              </w:rPr>
+            </w:pPr>
+            <w:ins w:id="1087" w:author="huxiaojun" w:date="2015-04-15T11:45:00Z">
+              <w:r>
+                <w:t xml:space="preserve">            "Flow": [</w:t>
+              </w:r>
+            </w:ins>
+          </w:p>
+          <w:p>
+            <w:pPr>
+              <w:ind w:left="0"/>
+              <w:rPr>
+                <w:ins w:id="1088" w:author="huxiaojun" w:date="2015-04-15T11:45:00Z"/>
+              </w:rPr>
+            </w:pPr>
+            <w:ins w:id="1089" w:author="huxiaojun" w:date="2015-04-15T11:45:00Z">
+              <w:r>
+                <w:lastRenderedPageBreak/>
+                <w:t xml:space="preserve">                "Adding host[192.168.20.170]", </w:t>
+              </w:r>
+            </w:ins>
+          </w:p>
+          <w:p>
+            <w:pPr>
+              <w:ind w:left="0"/>
+              <w:rPr>
+                <w:ins w:id="1090" w:author="huxiaojun" w:date="2015-04-15T11:45:00Z"/>
+              </w:rPr>
+            </w:pPr>
+            <w:ins w:id="1091" w:author="huxiaojun" w:date="2015-04-15T11:45:00Z">
+              <w:r>
+                <w:t xml:space="preserve">                "Finish adding host[192.168.20.170]"</w:t>
+              </w:r>
+            </w:ins>
+          </w:p>
+          <w:p>
+            <w:pPr>
+              <w:ind w:left="0"/>
+              <w:rPr>
+                <w:ins w:id="1092" w:author="huxiaojun" w:date="2015-04-15T11:45:00Z"/>
+              </w:rPr>
+            </w:pPr>
+            <w:ins w:id="1093" w:author="huxiaojun" w:date="2015-04-15T11:45:00Z">
+              <w:r>
+                <w:t xml:space="preserve">            ]</w:t>
+              </w:r>
+            </w:ins>
+          </w:p>
+          <w:p>
+            <w:pPr>
+              <w:ind w:left="0"/>
+              <w:rPr>
+                <w:ins w:id="1094" w:author="huxiaojun" w:date="2015-04-15T11:45:00Z"/>
+              </w:rPr>
+            </w:pPr>
+            <w:ins w:id="1095" w:author="huxiaojun" w:date="2015-04-15T11:45:00Z">
+              <w:r>
+                <w:t xml:space="preserve">        }</w:t>
+              </w:r>
+            </w:ins>
+          </w:p>
+          <w:p>
+            <w:pPr>
+              <w:ind w:left="0"/>
+              <w:rPr>
+                <w:ins w:id="1096" w:author="huxiaojun" w:date="2015-04-15T11:45:00Z"/>
+              </w:rPr>
+            </w:pPr>
+            <w:ins w:id="1097" w:author="huxiaojun" w:date="2015-04-15T11:45:00Z">
+              <w:r>
+                <w:t xml:space="preserve">    ], </w:t>
+              </w:r>
+            </w:ins>
+          </w:p>
+          <w:p>
+            <w:pPr>
+              <w:ind w:left="0"/>
+              <w:rPr>
+                <w:ins w:id="1098" w:author="huxiaojun" w:date="2015-04-15T11:45:00Z"/>
+              </w:rPr>
+            </w:pPr>
+            <w:ins w:id="1099" w:author="huxiaojun" w:date="2015-04-15T11:45:00Z">
+              <w:r>
+                <w:t xml:space="preserve">    "Status": 4, </w:t>
+              </w:r>
+            </w:ins>
+          </w:p>
+          <w:p>
+            <w:pPr>
+              <w:ind w:left="0"/>
+              <w:rPr>
+                <w:ins w:id="1100" w:author="huxiaojun" w:date="2015-04-15T11:45:00Z"/>
+              </w:rPr>
+            </w:pPr>
+            <w:ins w:id="1101" w:author="huxiaojun" w:date="2015-04-15T11:45:00Z">
+              <w:r>
+                <w:t xml:space="preserve">    "StatusDesc": "FINISH", </w:t>
+              </w:r>
+            </w:ins>
+          </w:p>
+          <w:p>
+            <w:pPr>
+              <w:ind w:left="0"/>
+              <w:rPr>
+                <w:ins w:id="1102" w:author="huxiaojun" w:date="2015-04-15T11:45:00Z"/>
+              </w:rPr>
+            </w:pPr>
+            <w:ins w:id="1103" w:author="huxiaojun" w:date="2015-04-15T11:45:00Z">
+              <w:r>
+                <w:t xml:space="preserve">    "TaskID": 35, </w:t>
+              </w:r>
+            </w:ins>
+          </w:p>
+          <w:p>
+            <w:pPr>
+              <w:ind w:left="0"/>
+              <w:rPr>
+                <w:ins w:id="1104" w:author="huxiaojun" w:date="2015-04-15T11:45:00Z"/>
+              </w:rPr>
+            </w:pPr>
+            <w:ins w:id="1105" w:author="huxiaojun" w:date="2015-04-15T11:45:00Z">
+              <w:r>
+                <w:t xml:space="preserve">    "TaskName": "ADD_HOST", </w:t>
+              </w:r>
+            </w:ins>
+          </w:p>
+          <w:p>
+            <w:pPr>
+              <w:ind w:left="0"/>
+              <w:rPr>
+                <w:ins w:id="1106" w:author="huxiaojun" w:date="2015-04-15T11:45:00Z"/>
+              </w:rPr>
+            </w:pPr>
+            <w:ins w:id="1107" w:author="huxiaojun" w:date="2015-04-15T11:45:00Z">
+              <w:r>
+                <w:t xml:space="preserve">    "Type": 0, </w:t>
+              </w:r>
+            </w:ins>
+          </w:p>
+          <w:p>
+            <w:pPr>
+              <w:ind w:left="0"/>
+              <w:rPr>
+                <w:ins w:id="1108" w:author="huxiaojun" w:date="2015-04-15T11:45:00Z"/>
+              </w:rPr>
+            </w:pPr>
+            <w:ins w:id="1109" w:author="huxiaojun" w:date="2015-04-15T11:45:00Z">
+              <w:r>
+                <w:t xml:space="preserve">    "TypeDesc": "ADD_HOST", </w:t>
+              </w:r>
+            </w:ins>
+          </w:p>
+          <w:p>
+            <w:pPr>
+              <w:ind w:left="0"/>
+              <w:rPr>
+                <w:ins w:id="1110" w:author="huxiaojun" w:date="2015-04-15T11:45:00Z"/>
+              </w:rPr>
+            </w:pPr>
+            <w:ins w:id="1111" w:author="huxiaojun" w:date="2015-04-15T11:45:00Z">
+              <w:r>
+                <w:t xml:space="preserve">    "_id": {</w:t>
+              </w:r>
+            </w:ins>
+          </w:p>
+          <w:p>
+            <w:pPr>
+              <w:ind w:left="0"/>
+              <w:rPr>
+                <w:ins w:id="1112" w:author="huxiaojun" w:date="2015-04-15T11:45:00Z"/>
+              </w:rPr>
+            </w:pPr>
+            <w:ins w:id="1113" w:author="huxiaojun" w:date="2015-04-15T11:45:00Z">
+              <w:r>
+                <w:t xml:space="preserve">        "$oid": "552dd3b7fbba49cdd4fc24cd"</w:t>
+              </w:r>
+            </w:ins>
+          </w:p>
+          <w:p>
+            <w:pPr>
+              <w:ind w:left="0"/>
+              <w:rPr>
+                <w:ins w:id="1114" w:author="huxiaojun" w:date="2015-04-15T11:45:00Z"/>
+              </w:rPr>
+            </w:pPr>
+            <w:ins w:id="1115" w:author="huxiaojun" w:date="2015-04-15T11:45:00Z">
+              <w:r>
+                <w:t xml:space="preserve">    }, </w:t>
+              </w:r>
+            </w:ins>
+          </w:p>
+          <w:p>
+            <w:pPr>
+              <w:ind w:left="0"/>
+              <w:rPr>
+                <w:ins w:id="1116" w:author="huxiaojun" w:date="2015-04-15T11:45:00Z"/>
+              </w:rPr>
+            </w:pPr>
+            <w:ins w:id="1117" w:author="huxiaojun" w:date="2015-04-15T11:45:00Z">
+              <w:r>
+                <w:t xml:space="preserve">    "detail": "", </w:t>
+              </w:r>
+            </w:ins>
+          </w:p>
+          <w:p>
+            <w:pPr>
+              <w:ind w:left="0"/>
+              <w:rPr>
+                <w:ins w:id="1118" w:author="huxiaojun" w:date="2015-04-15T11:45:00Z"/>
+              </w:rPr>
+            </w:pPr>
+            <w:ins w:id="1119" w:author="huxiaojun" w:date="2015-04-15T11:45:00Z">
+              <w:r>
+                <w:t xml:space="preserve">    "errno": 0, </w:t>
+              </w:r>
+            </w:ins>
+          </w:p>
+          <w:p>
+            <w:pPr>
+              <w:ind w:left="0"/>
+              <w:rPr>
+                <w:ins w:id="1120" w:author="huxiaojun" w:date="2015-04-15T11:45:00Z"/>
+              </w:rPr>
+            </w:pPr>
+            <w:ins w:id="1121" w:author="huxiaojun" w:date="2015-04-15T11:45:00Z">
+              <w:r>
+                <w:t xml:space="preserve">    "Info": {</w:t>
+              </w:r>
+            </w:ins>
+          </w:p>
+          <w:p>
+            <w:pPr>
+              <w:ind w:left="0"/>
+              <w:rPr>
+                <w:ins w:id="1122" w:author="huxiaojun" w:date="2015-04-15T11:45:00Z"/>
+              </w:rPr>
+            </w:pPr>
+            <w:ins w:id="1123" w:author="huxiaojun" w:date="2015-04-15T11:45:00Z">
+              <w:r>
+                <w:t xml:space="preserve">        "ClusterName": "cluster", </w:t>
+              </w:r>
+            </w:ins>
+          </w:p>
+          <w:p>
+            <w:pPr>
+              <w:ind w:left="0"/>
+              <w:rPr>
+                <w:ins w:id="1124" w:author="huxiaojun" w:date="2015-04-15T11:45:00Z"/>
+              </w:rPr>
+            </w:pPr>
+            <w:ins w:id="1125" w:author="huxiaojun" w:date="2015-04-15T11:45:00Z">
+              <w:r>
+                <w:t xml:space="preserve">        "BusinessName": ""</w:t>
+              </w:r>
+            </w:ins>
+          </w:p>
+          <w:p>
+            <w:pPr>
+              <w:ind w:left="0"/>
+              <w:rPr>
+                <w:ins w:id="1126" w:author="huxiaojun" w:date="2015-04-15T11:45:00Z"/>
+              </w:rPr>
+            </w:pPr>
+            <w:ins w:id="1127" w:author="huxiaojun" w:date="2015-04-15T11:45:00Z">
+              <w:r>
+                <w:t xml:space="preserve">    }</w:t>
+              </w:r>
+            </w:ins>
+          </w:p>
+          <w:p>
+            <w:pPr>
+              <w:ind w:left="0"/>
+              <w:rPr>
+                <w:del w:id="1128" w:author="huxiaojun" w:date="2015-04-15T11:45:00Z"/>
+              </w:rPr>
+            </w:pPr>
+            <w:ins w:id="1129" w:author="huxiaojun" w:date="2015-04-15T11:45:00Z">
+              <w:r>
+                <w:t>}</w:t>
+              </w:r>
+            </w:ins>
+            <w:del w:id="1130" w:author="huxiaojun" w:date="2015-04-15T11:45:00Z">
+              <w:r>
+                <w:delText xml:space="preserve">{ </w:delText>
+              </w:r>
+            </w:del>
+          </w:p>
+          <w:p>
+            <w:pPr>
+              <w:ind w:left="0"/>
+              <w:rPr>
+                <w:del w:id="1131" w:author="huxiaojun" w:date="2015-04-15T11:45:00Z"/>
+              </w:rPr>
+            </w:pPr>
+            <w:del w:id="1132" w:author="huxiaojun" w:date="2015-04-15T11:45:00Z">
+              <w:r>
+                <w:delText>"</w:delText>
+              </w:r>
+              <w:r>
+                <w:delText>errno</w:delText>
+              </w:r>
+              <w:r>
+                <w:delText>"</w:delText>
+              </w:r>
+              <w:r>
+                <w:delText xml:space="preserve">: </w:delText>
+              </w:r>
+              <w:r>
+                <w:delText xml:space="preserve">0 </w:delText>
+              </w:r>
+            </w:del>
+          </w:p>
+          <w:p>
+            <w:pPr>
+              <w:ind w:left="0"/>
+              <w:rPr>
+                <w:del w:id="1133" w:author="huxiaojun" w:date="2015-04-15T11:45:00Z"/>
+              </w:rPr>
+            </w:pPr>
+          </w:p>
+          <w:p>
+            <w:pPr>
+              <w:ind w:left="0"/>
+              <w:rPr>
+                <w:del w:id="1134" w:author="huxiaojun" w:date="2015-04-15T11:45:00Z"/>
+              </w:rPr>
+            </w:pPr>
+            <w:del w:id="1135" w:author="huxiaojun" w:date="2015-04-15T11:45:00Z">
+              <w:r>
+                <w:delText>}</w:delText>
+              </w:r>
+            </w:del>
+          </w:p>
+          <w:p>
+            <w:pPr>
+              <w:ind w:left="0"/>
+              <w:rPr>
+                <w:del w:id="1136" w:author="huxiaojun" w:date="2015-04-15T11:45:00Z"/>
+              </w:rPr>
+            </w:pPr>
+            <w:del w:id="1137" w:author="huxiaojun" w:date="2015-04-15T11:45:00Z">
+              <w:r>
+                <w:delText xml:space="preserve">{ </w:delText>
+              </w:r>
+            </w:del>
+          </w:p>
+          <w:p>
+            <w:pPr>
+              <w:ind w:left="0"/>
+              <w:rPr>
+                <w:del w:id="1138" w:author="huxiaojun" w:date="2015-04-15T11:45:00Z"/>
+              </w:rPr>
+            </w:pPr>
+            <w:del w:id="1139" w:author="huxiaojun" w:date="2015-04-15T11:45:00Z">
+              <w:r>
+                <w:delText xml:space="preserve">   "TaskID": 1, </w:delText>
+              </w:r>
+            </w:del>
+          </w:p>
+          <w:p>
+            <w:pPr>
+              <w:ind w:left="0"/>
+              <w:rPr>
+                <w:del w:id="1140" w:author="huxiaojun" w:date="2015-04-15T11:45:00Z"/>
+              </w:rPr>
+            </w:pPr>
+            <w:del w:id="1141" w:author="huxiaojun" w:date="2015-04-15T11:45:00Z">
+              <w:r>
+                <w:delText xml:space="preserve">   "TaskType": "add business", </w:delText>
+              </w:r>
+            </w:del>
+          </w:p>
+          <w:p>
+            <w:pPr>
+              <w:ind w:left="0"/>
+              <w:rPr>
+                <w:del w:id="1142" w:author="huxiaojun" w:date="2015-04-15T11:45:00Z"/>
+              </w:rPr>
+            </w:pPr>
+            <w:del w:id="1143" w:author="huxiaojun" w:date="2015-04-15T11:45:00Z">
+              <w:r>
+                <w:delText xml:space="preserve">   "IsEnable": true, </w:delText>
+              </w:r>
+            </w:del>
+          </w:p>
+          <w:p>
+            <w:pPr>
+              <w:ind w:left="0"/>
+              <w:rPr>
+                <w:del w:id="1144" w:author="huxiaojun" w:date="2015-04-15T11:45:00Z"/>
+              </w:rPr>
+            </w:pPr>
+            <w:del w:id="1145" w:author="huxiaojun" w:date="2015-04-15T11:45:00Z">
+              <w:r>
+                <w:delText xml:space="preserve">   "IsFinish": true, </w:delText>
+              </w:r>
+            </w:del>
+          </w:p>
+          <w:p>
+            <w:pPr>
+              <w:ind w:left="0"/>
+              <w:rPr>
+                <w:del w:id="1146" w:author="huxiaojun" w:date="2015-04-15T11:45:00Z"/>
+              </w:rPr>
+            </w:pPr>
+            <w:del w:id="1147" w:author="huxiaojun" w:date="2015-04-15T11:45:00Z">
+              <w:r>
+                <w:delText xml:space="preserve">   "Status": "install", </w:delText>
+              </w:r>
+            </w:del>
+          </w:p>
+          <w:p>
+            <w:pPr>
+              <w:ind w:left="0"/>
+              <w:rPr>
+                <w:del w:id="1148" w:author="huxiaojun" w:date="2015-04-15T11:45:00Z"/>
+              </w:rPr>
+            </w:pPr>
+            <w:del w:id="1149" w:author="huxiaojun" w:date="2015-04-15T11:45:00Z">
+              <w:r>
+                <w:delText xml:space="preserve">   "Progress": </w:delText>
+              </w:r>
+            </w:del>
+          </w:p>
+          <w:p>
+            <w:pPr>
+              <w:ind w:left="0"/>
+              <w:rPr>
+                <w:del w:id="1150" w:author="huxiaojun" w:date="2015-04-15T11:45:00Z"/>
+              </w:rPr>
+            </w:pPr>
+            <w:del w:id="1151" w:author="huxiaojun" w:date="2015-04-15T11:45:00Z">
+              <w:r>
+                <w:delText xml:space="preserve">   [ </w:delText>
+              </w:r>
+            </w:del>
+          </w:p>
+          <w:p>
+            <w:pPr>
+              <w:ind w:left="0"/>
+              <w:rPr>
+                <w:del w:id="1152" w:author="huxiaojun" w:date="2015-04-15T11:45:00Z"/>
+              </w:rPr>
+            </w:pPr>
+            <w:del w:id="1153" w:author="huxiaojun" w:date="2015-04-15T11:45:00Z">
+              <w:r>
+                <w:delText xml:space="preserve">      { </w:delText>
+              </w:r>
+            </w:del>
+          </w:p>
+          <w:p>
+            <w:pPr>
+              <w:ind w:left="0"/>
+              <w:rPr>
+                <w:del w:id="1154" w:author="huxiaojun" w:date="2015-04-15T11:45:00Z"/>
+              </w:rPr>
+            </w:pPr>
+            <w:del w:id="1155" w:author="huxiaojun" w:date="2015-04-15T11:45:00Z">
+              <w:r>
+                <w:delText xml:space="preserve">         "Name": "Coord", </w:delText>
+              </w:r>
+            </w:del>
+          </w:p>
+          <w:p>
+            <w:pPr>
+              <w:ind w:left="0"/>
+              <w:rPr>
+                <w:del w:id="1156" w:author="huxiaojun" w:date="2015-04-15T11:45:00Z"/>
+              </w:rPr>
+            </w:pPr>
+            <w:del w:id="1157" w:author="huxiaojun" w:date="2015-04-15T11:45:00Z">
+              <w:r>
+                <w:delText xml:space="preserve">         "TotalCount": 1, </w:delText>
+              </w:r>
+            </w:del>
+          </w:p>
+          <w:p>
+            <w:pPr>
+              <w:ind w:left="0"/>
+              <w:rPr>
+                <w:del w:id="1158" w:author="huxiaojun" w:date="2015-04-15T11:45:00Z"/>
+              </w:rPr>
+            </w:pPr>
+            <w:del w:id="1159" w:author="huxiaojun" w:date="2015-04-15T11:45:00Z">
+              <w:r>
+                <w:delText xml:space="preserve">         "InstalledCount": 1, </w:delText>
+              </w:r>
+            </w:del>
+          </w:p>
+          <w:p>
+            <w:pPr>
+              <w:ind w:left="0"/>
+              <w:rPr>
+                <w:del w:id="1160" w:author="huxiaojun" w:date="2015-04-15T11:45:00Z"/>
+              </w:rPr>
+            </w:pPr>
+            <w:del w:id="1161" w:author="huxiaojun" w:date="2015-04-15T11:45:00Z">
+              <w:r>
+                <w:delText xml:space="preserve">         "Desc": "Finish installing coord[rhelt10:11820]" </w:delText>
+              </w:r>
+            </w:del>
+          </w:p>
+          <w:p>
+            <w:pPr>
+              <w:ind w:left="0"/>
+              <w:rPr>
+                <w:del w:id="1162" w:author="huxiaojun" w:date="2015-04-15T11:45:00Z"/>
+              </w:rPr>
+            </w:pPr>
+            <w:del w:id="1163" w:author="huxiaojun" w:date="2015-04-15T11:45:00Z">
+              <w:r>
+                <w:delText xml:space="preserve">      }, </w:delText>
+              </w:r>
+            </w:del>
+          </w:p>
+          <w:p>
+            <w:pPr>
+              <w:ind w:left="0"/>
+              <w:rPr>
+                <w:del w:id="1164" w:author="huxiaojun" w:date="2015-04-15T11:45:00Z"/>
+              </w:rPr>
+            </w:pPr>
+            <w:del w:id="1165" w:author="huxiaojun" w:date="2015-04-15T11:45:00Z">
+              <w:r>
+                <w:delText xml:space="preserve">      { </w:delText>
+              </w:r>
+            </w:del>
+          </w:p>
+          <w:p>
+            <w:pPr>
+              <w:ind w:left="0"/>
+              <w:rPr>
+                <w:del w:id="1166" w:author="huxiaojun" w:date="2015-04-15T11:45:00Z"/>
+              </w:rPr>
+            </w:pPr>
+            <w:del w:id="1167" w:author="huxiaojun" w:date="2015-04-15T11:45:00Z">
+              <w:r>
+                <w:delText xml:space="preserve">         "Name": "Catalog", </w:delText>
+              </w:r>
+            </w:del>
+          </w:p>
+          <w:p>
+            <w:pPr>
+              <w:ind w:left="0"/>
+              <w:rPr>
+                <w:del w:id="1168" w:author="huxiaojun" w:date="2015-04-15T11:45:00Z"/>
+              </w:rPr>
+            </w:pPr>
+            <w:del w:id="1169" w:author="huxiaojun" w:date="2015-04-15T11:45:00Z">
+              <w:r>
+                <w:lastRenderedPageBreak/>
+                <w:delText xml:space="preserve">         "TotalCount": 1, </w:delText>
+              </w:r>
+            </w:del>
+          </w:p>
+          <w:p>
+            <w:pPr>
+              <w:ind w:left="0"/>
+              <w:rPr>
+                <w:del w:id="1170" w:author="huxiaojun" w:date="2015-04-15T11:45:00Z"/>
+              </w:rPr>
+            </w:pPr>
+            <w:del w:id="1171" w:author="huxiaojun" w:date="2015-04-15T11:45:00Z">
+              <w:r>
+                <w:delText xml:space="preserve">         "InstalledCount": 1, </w:delText>
+              </w:r>
+            </w:del>
+          </w:p>
+          <w:p>
+            <w:pPr>
+              <w:ind w:left="0"/>
+              <w:rPr>
+                <w:del w:id="1172" w:author="huxiaojun" w:date="2015-04-15T11:45:00Z"/>
+              </w:rPr>
+            </w:pPr>
+            <w:del w:id="1173" w:author="huxiaojun" w:date="2015-04-15T11:45:00Z">
+              <w:r>
+                <w:delText xml:space="preserve">         "Desc": "Finish installing catalog[rhelt10:11830]" </w:delText>
+              </w:r>
+            </w:del>
+          </w:p>
+          <w:p>
+            <w:pPr>
+              <w:ind w:left="0"/>
+              <w:rPr>
+                <w:del w:id="1174" w:author="huxiaojun" w:date="2015-04-15T11:45:00Z"/>
+              </w:rPr>
+            </w:pPr>
+            <w:del w:id="1175" w:author="huxiaojun" w:date="2015-04-15T11:45:00Z">
+              <w:r>
+                <w:delText xml:space="preserve">      }, </w:delText>
+              </w:r>
+            </w:del>
+          </w:p>
+          <w:p>
+            <w:pPr>
+              <w:ind w:left="0"/>
+              <w:rPr>
+                <w:del w:id="1176" w:author="huxiaojun" w:date="2015-04-15T11:45:00Z"/>
+              </w:rPr>
+            </w:pPr>
+            <w:del w:id="1177" w:author="huxiaojun" w:date="2015-04-15T11:45:00Z">
+              <w:r>
+                <w:delText xml:space="preserve">      { </w:delText>
+              </w:r>
+            </w:del>
+          </w:p>
+          <w:p>
+            <w:pPr>
+              <w:ind w:left="0"/>
+              <w:rPr>
+                <w:del w:id="1178" w:author="huxiaojun" w:date="2015-04-15T11:45:00Z"/>
+              </w:rPr>
+            </w:pPr>
+            <w:del w:id="1179" w:author="huxiaojun" w:date="2015-04-15T11:45:00Z">
+              <w:r>
+                <w:delText xml:space="preserve">         "Name": "DATAGROUP1", </w:delText>
+              </w:r>
+            </w:del>
+          </w:p>
+          <w:p>
+            <w:pPr>
+              <w:ind w:left="0"/>
+              <w:rPr>
+                <w:del w:id="1180" w:author="huxiaojun" w:date="2015-04-15T11:45:00Z"/>
+              </w:rPr>
+            </w:pPr>
+            <w:del w:id="1181" w:author="huxiaojun" w:date="2015-04-15T11:45:00Z">
+              <w:r>
+                <w:delText xml:space="preserve">         "TotalCount": 1, </w:delText>
+              </w:r>
+            </w:del>
+          </w:p>
+          <w:p>
+            <w:pPr>
+              <w:ind w:left="0"/>
+              <w:rPr>
+                <w:del w:id="1182" w:author="huxiaojun" w:date="2015-04-15T11:45:00Z"/>
+              </w:rPr>
+            </w:pPr>
+            <w:del w:id="1183" w:author="huxiaojun" w:date="2015-04-15T11:45:00Z">
+              <w:r>
+                <w:delText xml:space="preserve">         "InstalledCount": 1, </w:delText>
+              </w:r>
+            </w:del>
+          </w:p>
+          <w:p>
+            <w:pPr>
+              <w:ind w:left="0"/>
+              <w:rPr>
+                <w:del w:id="1184" w:author="huxiaojun" w:date="2015-04-15T11:45:00Z"/>
+              </w:rPr>
+            </w:pPr>
+            <w:del w:id="1185" w:author="huxiaojun" w:date="2015-04-15T11:45:00Z">
+              <w:r>
+                <w:delText xml:space="preserve">         "Desc": "Finish installing data node[rhelt10:11840]" </w:delText>
+              </w:r>
+            </w:del>
+          </w:p>
+          <w:p>
+            <w:pPr>
+              <w:ind w:left="0"/>
+              <w:rPr>
+                <w:del w:id="1186" w:author="huxiaojun" w:date="2015-04-15T11:45:00Z"/>
+              </w:rPr>
+            </w:pPr>
+            <w:del w:id="1187" w:author="huxiaojun" w:date="2015-04-15T11:45:00Z">
+              <w:r>
+                <w:delText xml:space="preserve">      } </w:delText>
+              </w:r>
+            </w:del>
+          </w:p>
+          <w:p>
+            <w:pPr>
+              <w:ind w:left="0"/>
+              <w:rPr>
+                <w:del w:id="1188" w:author="huxiaojun" w:date="2015-04-15T11:45:00Z"/>
+              </w:rPr>
+            </w:pPr>
+            <w:del w:id="1189" w:author="huxiaojun" w:date="2015-04-15T11:45:00Z">
+              <w:r>
+                <w:delText xml:space="preserve">   ], </w:delText>
+              </w:r>
+            </w:del>
+          </w:p>
+          <w:p>
+            <w:pPr>
+              <w:ind w:left="0"/>
+              <w:rPr>
+                <w:del w:id="1190" w:author="huxiaojun" w:date="2015-04-15T11:45:00Z"/>
+              </w:rPr>
+            </w:pPr>
+            <w:del w:id="1191" w:author="huxiaojun" w:date="2015-04-15T11:45:00Z">
+              <w:r>
+                <w:delText xml:space="preserve">   "ErrMsg": "" </w:delText>
+              </w:r>
+            </w:del>
+          </w:p>
+          <w:p>
+            <w:pPr>
+              <w:ind w:left="0"/>
+            </w:pPr>
+            <w:del w:id="1192" w:author="huxiaojun" w:date="2015-04-15T11:45:00Z">
+              <w:r>
+                <w:delText>}</w:delText>
+              </w:r>
+            </w:del>
           </w:p>
         </w:tc>
       </w:tr>
@@ -27287,6 +28117,7 @@
               <w:rPr>
                 <w:rFonts w:hint="eastAsia"/>
               </w:rPr>
+              <w:lastRenderedPageBreak/>
               <w:t>说明</w:t>
             </w:r>
           </w:p>
@@ -27505,7 +28336,7 @@
               </w:rPr>
               <w:t xml:space="preserve"> business</w:t>
             </w:r>
-            <w:ins w:id="1026" w:author="linyoubin" w:date="2015-02-28T13:50:00Z">
+            <w:ins w:id="1193" w:author="linyoubin" w:date="2015-02-28T13:50:00Z">
               <w:r>
                 <w:rPr>
                   <w:rFonts w:hint="eastAsia"/>
@@ -27530,7 +28361,7 @@
               </w:rPr>
               <w:t>集群名</w:t>
             </w:r>
-            <w:ins w:id="1027" w:author="linyoubin" w:date="2015-01-09T13:44:00Z">
+            <w:ins w:id="1194" w:author="linyoubin" w:date="2015-01-09T13:44:00Z">
               <w:r>
                 <w:rPr>
                   <w:rFonts w:hint="eastAsia"/>
@@ -27575,7 +28406,7 @@
               </w:rPr>
               <w:t xml:space="preserve"> business</w:t>
             </w:r>
-            <w:ins w:id="1028" w:author="linyoubin" w:date="2015-02-28T13:50:00Z">
+            <w:ins w:id="1195" w:author="linyoubin" w:date="2015-02-28T13:50:00Z">
               <w:r>
                 <w:rPr>
                   <w:rFonts w:hint="eastAsia"/>
@@ -27731,10 +28562,10 @@
             <w:pPr>
               <w:ind w:left="0"/>
               <w:rPr>
-                <w:ins w:id="1029" w:author="xujianhui" w:date="2015-01-05T16:06:00Z"/>
-              </w:rPr>
-            </w:pPr>
-            <w:ins w:id="1030" w:author="xujianhui" w:date="2015-01-05T16:06:00Z">
+                <w:ins w:id="1196" w:author="xujianhui" w:date="2015-01-05T16:06:00Z"/>
+              </w:rPr>
+            </w:pPr>
+            <w:ins w:id="1197" w:author="xujianhui" w:date="2015-01-05T16:06:00Z">
               <w:r>
                 <w:rPr>
                   <w:rFonts w:hint="eastAsia"/>
@@ -27795,7 +28626,7 @@
             <w:pPr>
               <w:ind w:left="0"/>
               <w:rPr>
-                <w:ins w:id="1031" w:author="xujianhui" w:date="2014-12-05T17:44:00Z"/>
+                <w:ins w:id="1198" w:author="xujianhui" w:date="2014-12-05T17:44:00Z"/>
               </w:rPr>
             </w:pPr>
             <w:r>
@@ -27806,7 +28637,7 @@
             <w:pPr>
               <w:ind w:left="0"/>
             </w:pPr>
-            <w:ins w:id="1032" w:author="xujianhui" w:date="2014-12-05T17:44:00Z">
+            <w:ins w:id="1199" w:author="xujianhui" w:date="2014-12-05T17:44:00Z">
               <w:r>
                 <w:rPr>
                   <w:rFonts w:hint="eastAsia"/>
@@ -28105,8 +28936,8 @@
               </w:rPr>
               <w:t xml:space="preserve">: list </w:t>
             </w:r>
-            <w:ins w:id="1033" w:author="xujianhui" w:date="2015-01-05T16:09:00Z">
-              <w:del w:id="1034" w:author="linyoubin" w:date="2015-01-09T13:43:00Z">
+            <w:ins w:id="1200" w:author="xujianhui" w:date="2015-01-05T16:09:00Z">
+              <w:del w:id="1201" w:author="linyoubin" w:date="2015-01-09T13:43:00Z">
                 <w:r>
                   <w:rPr>
                     <w:rFonts w:hint="eastAsia"/>
@@ -28127,7 +28958,7 @@
               </w:rPr>
               <w:t>business</w:t>
             </w:r>
-            <w:ins w:id="1035" w:author="linyoubin" w:date="2015-02-28T13:49:00Z">
+            <w:ins w:id="1202" w:author="linyoubin" w:date="2015-02-28T13:49:00Z">
               <w:r>
                 <w:rPr>
                   <w:rFonts w:hint="eastAsia"/>
@@ -28183,8 +29014,8 @@
               </w:rPr>
               <w:t xml:space="preserve">list </w:t>
             </w:r>
-            <w:ins w:id="1036" w:author="xujianhui" w:date="2015-01-05T16:09:00Z">
-              <w:del w:id="1037" w:author="linyoubin" w:date="2015-01-09T13:43:00Z">
+            <w:ins w:id="1203" w:author="xujianhui" w:date="2015-01-05T16:09:00Z">
+              <w:del w:id="1204" w:author="linyoubin" w:date="2015-01-09T13:43:00Z">
                 <w:r>
                   <w:rPr>
                     <w:rFonts w:hint="eastAsia"/>
@@ -28205,7 +29036,7 @@
               </w:rPr>
               <w:t>business</w:t>
             </w:r>
-            <w:ins w:id="1038" w:author="linyoubin" w:date="2015-02-28T13:49:00Z">
+            <w:ins w:id="1205" w:author="linyoubin" w:date="2015-02-28T13:49:00Z">
               <w:r>
                 <w:rPr>
                   <w:rFonts w:hint="eastAsia"/>
@@ -28355,10 +29186,10 @@
             <w:pPr>
               <w:ind w:left="0"/>
               <w:rPr>
-                <w:ins w:id="1039" w:author="xujianhui" w:date="2015-01-05T16:07:00Z"/>
-              </w:rPr>
-            </w:pPr>
-            <w:ins w:id="1040" w:author="xujianhui" w:date="2015-01-05T16:07:00Z">
+                <w:ins w:id="1206" w:author="xujianhui" w:date="2015-01-05T16:07:00Z"/>
+              </w:rPr>
+            </w:pPr>
+            <w:ins w:id="1207" w:author="xujianhui" w:date="2015-01-05T16:07:00Z">
               <w:r>
                 <w:rPr>
                   <w:rFonts w:hint="eastAsia"/>
@@ -28419,7 +29250,7 @@
             <w:pPr>
               <w:ind w:left="0"/>
               <w:rPr>
-                <w:ins w:id="1041" w:author="xujianhui" w:date="2014-12-05T17:44:00Z"/>
+                <w:ins w:id="1208" w:author="xujianhui" w:date="2014-12-05T17:44:00Z"/>
               </w:rPr>
             </w:pPr>
             <w:r>
@@ -28430,7 +29261,7 @@
             <w:pPr>
               <w:ind w:left="0"/>
             </w:pPr>
-            <w:ins w:id="1042" w:author="xujianhui" w:date="2014-12-05T17:44:00Z">
+            <w:ins w:id="1209" w:author="xujianhui" w:date="2014-12-05T17:44:00Z">
               <w:r>
                 <w:rPr>
                   <w:rFonts w:hint="eastAsia"/>
@@ -28574,7 +29405,6 @@
         <w:rPr>
           <w:rFonts w:hint="eastAsia"/>
         </w:rPr>
-        <w:lastRenderedPageBreak/>
         <w:t>查询业务详细信息命令</w:t>
       </w:r>
     </w:p>
@@ -28733,10 +29563,10 @@
             <w:pPr>
               <w:ind w:left="0"/>
               <w:rPr>
-                <w:ins w:id="1043" w:author="xujianhui" w:date="2015-01-05T16:25:00Z"/>
-              </w:rPr>
-            </w:pPr>
-            <w:del w:id="1044" w:author="xujianhui" w:date="2015-01-05T16:25:00Z">
+                <w:ins w:id="1210" w:author="xujianhui" w:date="2015-01-05T16:25:00Z"/>
+              </w:rPr>
+            </w:pPr>
+            <w:del w:id="1211" w:author="xujianhui" w:date="2015-01-05T16:25:00Z">
               <w:r>
                 <w:rPr>
                   <w:rFonts w:hint="eastAsia"/>
@@ -28767,10 +29597,10 @@
             <w:pPr>
               <w:ind w:left="0"/>
               <w:rPr>
-                <w:ins w:id="1045" w:author="xujianhui" w:date="2015-01-05T16:25:00Z"/>
-              </w:rPr>
-            </w:pPr>
-            <w:ins w:id="1046" w:author="xujianhui" w:date="2015-01-05T16:25:00Z">
+                <w:ins w:id="1212" w:author="xujianhui" w:date="2015-01-05T16:25:00Z"/>
+              </w:rPr>
+            </w:pPr>
+            <w:ins w:id="1213" w:author="xujianhui" w:date="2015-01-05T16:25:00Z">
               <w:r>
                 <w:rPr>
                   <w:rFonts w:hint="eastAsia"/>
@@ -28783,10 +29613,10 @@
             <w:pPr>
               <w:ind w:left="0"/>
               <w:rPr>
-                <w:ins w:id="1047" w:author="xujianhui" w:date="2015-01-05T16:25:00Z"/>
-              </w:rPr>
-            </w:pPr>
-            <w:ins w:id="1048" w:author="xujianhui" w:date="2015-01-05T16:25:00Z">
+                <w:ins w:id="1214" w:author="xujianhui" w:date="2015-01-05T16:25:00Z"/>
+              </w:rPr>
+            </w:pPr>
+            <w:ins w:id="1215" w:author="xujianhui" w:date="2015-01-05T16:25:00Z">
               <w:r>
                 <w:rPr>
                   <w:rFonts w:hint="eastAsia"/>
@@ -28799,10 +29629,10 @@
             <w:pPr>
               <w:ind w:left="0"/>
               <w:rPr>
-                <w:ins w:id="1049" w:author="xujianhui" w:date="2015-01-05T16:25:00Z"/>
-              </w:rPr>
-            </w:pPr>
-            <w:ins w:id="1050" w:author="xujianhui" w:date="2015-01-05T16:25:00Z">
+                <w:ins w:id="1216" w:author="xujianhui" w:date="2015-01-05T16:25:00Z"/>
+              </w:rPr>
+            </w:pPr>
+            <w:ins w:id="1217" w:author="xujianhui" w:date="2015-01-05T16:25:00Z">
               <w:r>
                 <w:rPr>
                   <w:rFonts w:hint="eastAsia"/>
@@ -28815,7 +29645,7 @@
             <w:pPr>
               <w:ind w:left="0"/>
             </w:pPr>
-            <w:ins w:id="1051" w:author="xujianhui" w:date="2015-01-05T16:25:00Z">
+            <w:ins w:id="1218" w:author="xujianhui" w:date="2015-01-05T16:25:00Z">
               <w:r>
                 <w:rPr>
                   <w:rFonts w:hint="eastAsia"/>
@@ -28859,7 +29689,7 @@
               </w:rPr>
               <w:t>&amp;</w:t>
             </w:r>
-            <w:del w:id="1052" w:author="xujianhui" w:date="2015-01-05T16:25:00Z">
+            <w:del w:id="1219" w:author="xujianhui" w:date="2015-01-05T16:25:00Z">
               <w:r>
                 <w:rPr>
                   <w:rFonts w:hint="eastAsia"/>
@@ -28879,7 +29709,7 @@
                 <w:delText>b1</w:delText>
               </w:r>
             </w:del>
-            <w:ins w:id="1053" w:author="xujianhui" w:date="2015-01-05T16:25:00Z">
+            <w:ins w:id="1220" w:author="xujianhui" w:date="2015-01-05T16:25:00Z">
               <w:r>
                 <w:rPr>
                   <w:rFonts w:hint="eastAsia"/>
@@ -28887,7 +29717,7 @@
                 <w:t>filter={BusinessName=</w:t>
               </w:r>
             </w:ins>
-            <w:ins w:id="1054" w:author="xujianhui" w:date="2015-01-05T16:26:00Z">
+            <w:ins w:id="1221" w:author="xujianhui" w:date="2015-01-05T16:26:00Z">
               <w:r>
                 <w:t>”</w:t>
               </w:r>
@@ -28901,7 +29731,7 @@
                 <w:t>”</w:t>
               </w:r>
             </w:ins>
-            <w:ins w:id="1055" w:author="xujianhui" w:date="2015-01-05T16:25:00Z">
+            <w:ins w:id="1222" w:author="xujianhui" w:date="2015-01-05T16:25:00Z">
               <w:r>
                 <w:rPr>
                   <w:rFonts w:hint="eastAsia"/>
@@ -29022,10 +29852,10 @@
             <w:pPr>
               <w:ind w:left="0"/>
               <w:rPr>
-                <w:ins w:id="1056" w:author="xujianhui" w:date="2015-01-05T16:26:00Z"/>
-              </w:rPr>
-            </w:pPr>
-            <w:ins w:id="1057" w:author="xujianhui" w:date="2015-01-05T16:26:00Z">
+                <w:ins w:id="1223" w:author="xujianhui" w:date="2015-01-05T16:26:00Z"/>
+              </w:rPr>
+            </w:pPr>
+            <w:ins w:id="1224" w:author="xujianhui" w:date="2015-01-05T16:26:00Z">
               <w:r>
                 <w:rPr>
                   <w:rFonts w:hint="eastAsia"/>
@@ -29038,10 +29868,10 @@
             <w:pPr>
               <w:ind w:left="0"/>
               <w:rPr>
-                <w:ins w:id="1058" w:author="xujianhui" w:date="2015-01-05T16:26:00Z"/>
-              </w:rPr>
-            </w:pPr>
-            <w:ins w:id="1059" w:author="xujianhui" w:date="2015-01-05T16:27:00Z">
+                <w:ins w:id="1225" w:author="xujianhui" w:date="2015-01-05T16:26:00Z"/>
+              </w:rPr>
+            </w:pPr>
+            <w:ins w:id="1226" w:author="xujianhui" w:date="2015-01-05T16:27:00Z">
               <w:r>
                 <w:rPr>
                   <w:rFonts w:hint="eastAsia"/>
@@ -29184,7 +30014,7 @@
             <w:pPr>
               <w:ind w:left="0"/>
               <w:rPr>
-                <w:ins w:id="1060" w:author="xujianhui" w:date="2015-01-05T16:27:00Z"/>
+                <w:ins w:id="1227" w:author="xujianhui" w:date="2015-01-05T16:27:00Z"/>
               </w:rPr>
             </w:pPr>
             <w:r>
@@ -29195,7 +30025,7 @@
             <w:pPr>
               <w:ind w:left="0"/>
             </w:pPr>
-            <w:ins w:id="1061" w:author="xujianhui" w:date="2015-01-05T16:27:00Z">
+            <w:ins w:id="1228" w:author="xujianhui" w:date="2015-01-05T16:27:00Z">
               <w:r>
                 <w:rPr>
                   <w:rFonts w:hint="eastAsia"/>
@@ -29399,6 +30229,7 @@
         <w:rPr>
           <w:rFonts w:hint="eastAsia"/>
         </w:rPr>
+        <w:lastRenderedPageBreak/>
         <w:t>获取业务下所有节点列表</w:t>
       </w:r>
     </w:p>
@@ -29546,7 +30377,7 @@
               </w:rPr>
               <w:t>list node</w:t>
             </w:r>
-            <w:ins w:id="1062" w:author="xujianhui" w:date="2015-01-05T16:29:00Z">
+            <w:ins w:id="1229" w:author="xujianhui" w:date="2015-01-05T16:29:00Z">
               <w:r>
                 <w:rPr>
                   <w:rFonts w:hint="eastAsia"/>
@@ -29590,7 +30421,7 @@
               </w:rPr>
               <w:t>list node</w:t>
             </w:r>
-            <w:ins w:id="1063" w:author="xujianhui" w:date="2015-01-05T16:29:00Z">
+            <w:ins w:id="1230" w:author="xujianhui" w:date="2015-01-05T16:29:00Z">
               <w:r>
                 <w:rPr>
                   <w:rFonts w:hint="eastAsia"/>
@@ -29722,10 +30553,10 @@
             <w:pPr>
               <w:ind w:left="0"/>
               <w:rPr>
-                <w:del w:id="1064" w:author="xujianhui" w:date="2015-01-05T16:28:00Z"/>
-              </w:rPr>
-            </w:pPr>
-            <w:del w:id="1065" w:author="xujianhui" w:date="2015-01-05T16:28:00Z">
+                <w:del w:id="1231" w:author="xujianhui" w:date="2015-01-05T16:28:00Z"/>
+              </w:rPr>
+            </w:pPr>
+            <w:del w:id="1232" w:author="xujianhui" w:date="2015-01-05T16:28:00Z">
               <w:r>
                 <w:rPr>
                   <w:rFonts w:hint="eastAsia"/>
@@ -29738,10 +30569,10 @@
             <w:pPr>
               <w:ind w:left="0"/>
               <w:rPr>
-                <w:del w:id="1066" w:author="xujianhui" w:date="2015-01-05T16:28:00Z"/>
-              </w:rPr>
-            </w:pPr>
-            <w:del w:id="1067" w:author="xujianhui" w:date="2015-01-05T16:28:00Z">
+                <w:del w:id="1233" w:author="xujianhui" w:date="2015-01-05T16:28:00Z"/>
+              </w:rPr>
+            </w:pPr>
+            <w:del w:id="1234" w:author="xujianhui" w:date="2015-01-05T16:28:00Z">
               <w:r>
                 <w:delText>errno</w:delText>
               </w:r>
@@ -29763,10 +30594,10 @@
             <w:pPr>
               <w:ind w:left="0"/>
               <w:rPr>
-                <w:del w:id="1068" w:author="xujianhui" w:date="2015-01-05T16:28:00Z"/>
-              </w:rPr>
-            </w:pPr>
-            <w:del w:id="1069" w:author="xujianhui" w:date="2015-01-05T16:28:00Z">
+                <w:del w:id="1235" w:author="xujianhui" w:date="2015-01-05T16:28:00Z"/>
+              </w:rPr>
+            </w:pPr>
+            <w:del w:id="1236" w:author="xujianhui" w:date="2015-01-05T16:28:00Z">
               <w:r>
                 <w:rPr>
                   <w:rFonts w:hint="eastAsia"/>
@@ -29785,10 +30616,10 @@
             <w:pPr>
               <w:ind w:left="0"/>
               <w:rPr>
-                <w:del w:id="1070" w:author="xujianhui" w:date="2015-01-05T16:28:00Z"/>
-              </w:rPr>
-            </w:pPr>
-            <w:del w:id="1071" w:author="xujianhui" w:date="2015-01-05T16:28:00Z">
+                <w:del w:id="1237" w:author="xujianhui" w:date="2015-01-05T16:28:00Z"/>
+              </w:rPr>
+            </w:pPr>
+            <w:del w:id="1238" w:author="xujianhui" w:date="2015-01-05T16:28:00Z">
               <w:r>
                 <w:rPr>
                   <w:rFonts w:hint="eastAsia"/>
@@ -29801,10 +30632,10 @@
             <w:pPr>
               <w:ind w:left="0"/>
               <w:rPr>
-                <w:ins w:id="1072" w:author="xujianhui" w:date="2015-01-05T16:28:00Z"/>
-              </w:rPr>
-            </w:pPr>
-            <w:ins w:id="1073" w:author="xujianhui" w:date="2015-01-05T16:28:00Z">
+                <w:ins w:id="1239" w:author="xujianhui" w:date="2015-01-05T16:28:00Z"/>
+              </w:rPr>
+            </w:pPr>
+            <w:ins w:id="1240" w:author="xujianhui" w:date="2015-01-05T16:28:00Z">
               <w:r>
                 <w:rPr>
                   <w:rFonts w:hint="eastAsia"/>
@@ -29817,10 +30648,10 @@
             <w:pPr>
               <w:ind w:left="0"/>
               <w:rPr>
-                <w:ins w:id="1074" w:author="xujianhui" w:date="2015-01-05T16:28:00Z"/>
-              </w:rPr>
-            </w:pPr>
-            <w:ins w:id="1075" w:author="xujianhui" w:date="2015-01-05T16:28:00Z">
+                <w:ins w:id="1241" w:author="xujianhui" w:date="2015-01-05T16:28:00Z"/>
+              </w:rPr>
+            </w:pPr>
+            <w:ins w:id="1242" w:author="xujianhui" w:date="2015-01-05T16:28:00Z">
               <w:r>
                 <w:rPr>
                   <w:rFonts w:hint="eastAsia"/>
@@ -29919,11 +30750,10 @@
             <w:pPr>
               <w:ind w:left="0"/>
               <w:rPr>
-                <w:ins w:id="1076" w:author="xujianhui" w:date="2015-01-05T16:28:00Z"/>
-              </w:rPr>
-            </w:pPr>
-            <w:r>
-              <w:lastRenderedPageBreak/>
+                <w:ins w:id="1243" w:author="xujianhui" w:date="2015-01-05T16:28:00Z"/>
+              </w:rPr>
+            </w:pPr>
+            <w:r>
               <w:t>}</w:t>
             </w:r>
           </w:p>
@@ -29931,7 +30761,7 @@
             <w:pPr>
               <w:ind w:left="0"/>
             </w:pPr>
-            <w:ins w:id="1077" w:author="xujianhui" w:date="2015-01-05T16:28:00Z">
+            <w:ins w:id="1244" w:author="xujianhui" w:date="2015-01-05T16:28:00Z">
               <w:r>
                 <w:rPr>
                   <w:rFonts w:hint="eastAsia"/>
@@ -29950,7 +30780,6 @@
               <w:ind w:left="0"/>
             </w:pPr>
             <w:r>
-              <w:lastRenderedPageBreak/>
               <w:t xml:space="preserve">{ </w:t>
             </w:r>
           </w:p>
@@ -30061,7 +30890,6 @@
               <w:ind w:left="0" w:firstLineChars="150" w:firstLine="315"/>
             </w:pPr>
             <w:r>
-              <w:lastRenderedPageBreak/>
               <w:t xml:space="preserve">"HostName": "rhelt10", </w:t>
             </w:r>
           </w:p>
@@ -30198,7 +31026,6 @@
               <w:rPr>
                 <w:rFonts w:hint="eastAsia"/>
               </w:rPr>
-              <w:lastRenderedPageBreak/>
               <w:t>说明</w:t>
             </w:r>
           </w:p>
@@ -30385,7 +31212,7 @@
               </w:rPr>
               <w:t xml:space="preserve">: </w:t>
             </w:r>
-            <w:ins w:id="1078" w:author="linyoubin" w:date="2015-01-19T14:32:00Z">
+            <w:ins w:id="1245" w:author="linyoubin" w:date="2015-01-19T14:32:00Z">
               <w:r>
                 <w:rPr>
                   <w:rFonts w:hint="eastAsia"/>
@@ -30393,7 +31220,7 @@
                 <w:t>get</w:t>
               </w:r>
             </w:ins>
-            <w:del w:id="1079" w:author="linyoubin" w:date="2015-01-19T14:32:00Z">
+            <w:del w:id="1246" w:author="linyoubin" w:date="2015-01-19T14:32:00Z">
               <w:r>
                 <w:delText>query</w:delText>
               </w:r>
@@ -30454,7 +31281,7 @@
             <w:r>
               <w:t>cmd=</w:t>
             </w:r>
-            <w:ins w:id="1080" w:author="linyoubin" w:date="2015-01-19T14:32:00Z">
+            <w:ins w:id="1247" w:author="linyoubin" w:date="2015-01-19T14:32:00Z">
               <w:r>
                 <w:rPr>
                   <w:rFonts w:hint="eastAsia"/>
@@ -30462,7 +31289,7 @@
                 <w:t>get</w:t>
               </w:r>
             </w:ins>
-            <w:del w:id="1081" w:author="linyoubin" w:date="2015-01-19T14:32:00Z">
+            <w:del w:id="1248" w:author="linyoubin" w:date="2015-01-19T14:32:00Z">
               <w:r>
                 <w:delText>query</w:delText>
               </w:r>
@@ -30605,6 +31432,7 @@
               <w:rPr>
                 <w:rFonts w:hint="eastAsia"/>
               </w:rPr>
+              <w:lastRenderedPageBreak/>
               <w:t>响应内容</w:t>
             </w:r>
           </w:p>
@@ -30617,10 +31445,10 @@
             <w:pPr>
               <w:ind w:left="0"/>
               <w:rPr>
-                <w:del w:id="1082" w:author="xujianhui" w:date="2015-01-05T16:30:00Z"/>
-              </w:rPr>
-            </w:pPr>
-            <w:del w:id="1083" w:author="xujianhui" w:date="2015-01-05T16:30:00Z">
+                <w:del w:id="1249" w:author="xujianhui" w:date="2015-01-05T16:30:00Z"/>
+              </w:rPr>
+            </w:pPr>
+            <w:del w:id="1250" w:author="xujianhui" w:date="2015-01-05T16:30:00Z">
               <w:r>
                 <w:rPr>
                   <w:rFonts w:hint="eastAsia"/>
@@ -30633,10 +31461,10 @@
             <w:pPr>
               <w:ind w:left="0"/>
               <w:rPr>
-                <w:del w:id="1084" w:author="xujianhui" w:date="2015-01-05T16:30:00Z"/>
-              </w:rPr>
-            </w:pPr>
-            <w:del w:id="1085" w:author="xujianhui" w:date="2015-01-05T16:30:00Z">
+                <w:del w:id="1251" w:author="xujianhui" w:date="2015-01-05T16:30:00Z"/>
+              </w:rPr>
+            </w:pPr>
+            <w:del w:id="1252" w:author="xujianhui" w:date="2015-01-05T16:30:00Z">
               <w:r>
                 <w:delText>errno</w:delText>
               </w:r>
@@ -30658,10 +31486,10 @@
             <w:pPr>
               <w:ind w:left="0"/>
               <w:rPr>
-                <w:del w:id="1086" w:author="xujianhui" w:date="2015-01-05T16:30:00Z"/>
-              </w:rPr>
-            </w:pPr>
-            <w:del w:id="1087" w:author="xujianhui" w:date="2015-01-05T16:30:00Z">
+                <w:del w:id="1253" w:author="xujianhui" w:date="2015-01-05T16:30:00Z"/>
+              </w:rPr>
+            </w:pPr>
+            <w:del w:id="1254" w:author="xujianhui" w:date="2015-01-05T16:30:00Z">
               <w:r>
                 <w:rPr>
                   <w:rFonts w:hint="eastAsia"/>
@@ -30680,10 +31508,10 @@
             <w:pPr>
               <w:ind w:left="0"/>
               <w:rPr>
-                <w:del w:id="1088" w:author="xujianhui" w:date="2015-01-05T16:30:00Z"/>
-              </w:rPr>
-            </w:pPr>
-            <w:del w:id="1089" w:author="xujianhui" w:date="2015-01-05T16:30:00Z">
+                <w:del w:id="1255" w:author="xujianhui" w:date="2015-01-05T16:30:00Z"/>
+              </w:rPr>
+            </w:pPr>
+            <w:del w:id="1256" w:author="xujianhui" w:date="2015-01-05T16:30:00Z">
               <w:r>
                 <w:rPr>
                   <w:rFonts w:hint="eastAsia"/>
@@ -30696,10 +31524,10 @@
             <w:pPr>
               <w:ind w:left="0"/>
               <w:rPr>
-                <w:ins w:id="1090" w:author="xujianhui" w:date="2015-01-05T16:30:00Z"/>
-              </w:rPr>
-            </w:pPr>
-            <w:ins w:id="1091" w:author="xujianhui" w:date="2015-01-05T16:30:00Z">
+                <w:ins w:id="1257" w:author="xujianhui" w:date="2015-01-05T16:30:00Z"/>
+              </w:rPr>
+            </w:pPr>
+            <w:ins w:id="1258" w:author="xujianhui" w:date="2015-01-05T16:30:00Z">
               <w:r>
                 <w:rPr>
                   <w:rFonts w:hint="eastAsia"/>
@@ -30712,10 +31540,10 @@
             <w:pPr>
               <w:ind w:left="0"/>
               <w:rPr>
-                <w:ins w:id="1092" w:author="xujianhui" w:date="2015-01-05T16:30:00Z"/>
-              </w:rPr>
-            </w:pPr>
-            <w:ins w:id="1093" w:author="xujianhui" w:date="2015-01-05T16:30:00Z">
+                <w:ins w:id="1259" w:author="xujianhui" w:date="2015-01-05T16:30:00Z"/>
+              </w:rPr>
+            </w:pPr>
+            <w:ins w:id="1260" w:author="xujianhui" w:date="2015-01-05T16:30:00Z">
               <w:r>
                 <w:rPr>
                   <w:rFonts w:hint="eastAsia"/>
@@ -30959,14 +31787,7 @@
               <w:rPr>
                 <w:rFonts w:hint="eastAsia"/>
               </w:rPr>
-              <w:t>脏页清除时间</w:t>
-            </w:r>
-            <w:r>
-              <w:rPr>
-                <w:rFonts w:hint="eastAsia"/>
-              </w:rPr>
-              <w:lastRenderedPageBreak/>
-              <w:t>间隔</w:t>
+              <w:t>脏页清除时间间隔</w:t>
             </w:r>
           </w:p>
           <w:p>
@@ -31092,7 +31913,7 @@
             <w:pPr>
               <w:ind w:left="0"/>
               <w:rPr>
-                <w:ins w:id="1094" w:author="xujianhui" w:date="2015-01-05T16:30:00Z"/>
+                <w:ins w:id="1261" w:author="xujianhui" w:date="2015-01-05T16:30:00Z"/>
               </w:rPr>
             </w:pPr>
             <w:r>
@@ -31103,7 +31924,7 @@
             <w:pPr>
               <w:ind w:left="0"/>
             </w:pPr>
-            <w:ins w:id="1095" w:author="xujianhui" w:date="2015-01-05T16:30:00Z">
+            <w:ins w:id="1262" w:author="xujianhui" w:date="2015-01-05T16:30:00Z">
               <w:r>
                 <w:rPr>
                   <w:rFonts w:hint="eastAsia"/>
@@ -31122,7 +31943,6 @@
               <w:ind w:left="0"/>
             </w:pPr>
             <w:r>
-              <w:lastRenderedPageBreak/>
               <w:t xml:space="preserve">{ </w:t>
             </w:r>
           </w:p>
@@ -31300,7 +32120,6 @@
               <w:ind w:left="0" w:firstLineChars="150" w:firstLine="315"/>
             </w:pPr>
             <w:r>
-              <w:lastRenderedPageBreak/>
               <w:t xml:space="preserve">"maxreplsync": 10, </w:t>
             </w:r>
           </w:p>
@@ -31354,7 +32173,6 @@
               <w:rPr>
                 <w:rFonts w:hint="eastAsia"/>
               </w:rPr>
-              <w:lastRenderedPageBreak/>
               <w:t>说明</w:t>
             </w:r>
           </w:p>
@@ -31628,6 +32446,7 @@
               <w:rPr>
                 <w:rFonts w:hint="eastAsia"/>
               </w:rPr>
+              <w:lastRenderedPageBreak/>
               <w:t>说明</w:t>
             </w:r>
           </w:p>
@@ -31725,10 +32544,10 @@
             <w:pPr>
               <w:ind w:left="0"/>
               <w:rPr>
-                <w:ins w:id="1096" w:author="xujianhui" w:date="2015-01-05T16:31:00Z"/>
-              </w:rPr>
-            </w:pPr>
-            <w:ins w:id="1097" w:author="xujianhui" w:date="2015-01-05T16:30:00Z">
+                <w:ins w:id="1263" w:author="xujianhui" w:date="2015-01-05T16:31:00Z"/>
+              </w:rPr>
+            </w:pPr>
+            <w:ins w:id="1264" w:author="xujianhui" w:date="2015-01-05T16:30:00Z">
               <w:r>
                 <w:rPr>
                   <w:rFonts w:hint="eastAsia"/>
@@ -31736,7 +32555,7 @@
                 <w:t>通用</w:t>
               </w:r>
             </w:ins>
-            <w:ins w:id="1098" w:author="xujianhui" w:date="2015-01-05T16:31:00Z">
+            <w:ins w:id="1265" w:author="xujianhui" w:date="2015-01-05T16:31:00Z">
               <w:r>
                 <w:rPr>
                   <w:rFonts w:hint="eastAsia"/>
@@ -31749,10 +32568,10 @@
             <w:pPr>
               <w:ind w:left="0"/>
               <w:rPr>
-                <w:ins w:id="1099" w:author="xujianhui" w:date="2015-01-05T16:30:00Z"/>
-              </w:rPr>
-            </w:pPr>
-            <w:ins w:id="1100" w:author="xujianhui" w:date="2015-01-05T16:31:00Z">
+                <w:ins w:id="1266" w:author="xujianhui" w:date="2015-01-05T16:30:00Z"/>
+              </w:rPr>
+            </w:pPr>
+            <w:ins w:id="1267" w:author="xujianhui" w:date="2015-01-05T16:31:00Z">
               <w:r>
                 <w:rPr>
                   <w:rFonts w:hint="eastAsia"/>
@@ -31926,17 +32745,17 @@
     <w:p>
       <w:pPr>
         <w:rPr>
-          <w:ins w:id="1101" w:author="xujianhui" w:date="2014-12-05T17:50:00Z"/>
+          <w:ins w:id="1268" w:author="xujianhui" w:date="2014-12-05T17:50:00Z"/>
         </w:rPr>
       </w:pPr>
     </w:p>
     <w:p>
       <w:pPr>
         <w:rPr>
-          <w:ins w:id="1102" w:author="xujianhui" w:date="2014-12-05T17:50:00Z"/>
+          <w:ins w:id="1269" w:author="xujianhui" w:date="2014-12-05T17:50:00Z"/>
         </w:rPr>
       </w:pPr>
-      <w:ins w:id="1103" w:author="xujianhui" w:date="2014-12-05T17:50:00Z">
+      <w:ins w:id="1270" w:author="xujianhui" w:date="2014-12-05T17:50:00Z">
         <w:r>
           <w:rPr>
             <w:rFonts w:hint="eastAsia"/>
@@ -31954,13 +32773,13 @@
         </w:numPr>
         <w:ind w:firstLineChars="0"/>
         <w:rPr>
-          <w:ins w:id="1104" w:author="xujianhui" w:date="2014-12-05T17:50:00Z"/>
+          <w:ins w:id="1271" w:author="xujianhui" w:date="2014-12-05T17:50:00Z"/>
         </w:rPr>
-        <w:pPrChange w:id="1105" w:author="xujianhui" w:date="2014-12-05T17:50:00Z">
+        <w:pPrChange w:id="1272" w:author="xujianhui" w:date="2014-12-05T17:50:00Z">
           <w:pPr/>
         </w:pPrChange>
       </w:pPr>
-      <w:ins w:id="1106" w:author="xujianhui" w:date="2014-12-05T17:50:00Z">
+      <w:ins w:id="1273" w:author="xujianhui" w:date="2014-12-05T17:50:00Z">
         <w:r>
           <w:rPr>
             <w:rFonts w:hint="eastAsia"/>
@@ -31968,7 +32787,7 @@
           <w:t>进度回复，变化才回</w:t>
         </w:r>
       </w:ins>
-      <w:ins w:id="1107" w:author="xujianhui" w:date="2014-12-05T17:53:00Z">
+      <w:ins w:id="1274" w:author="xujianhui" w:date="2014-12-05T17:53:00Z">
         <w:r>
           <w:rPr>
             <w:rFonts w:hint="eastAsia"/>
@@ -31986,13 +32805,13 @@
         </w:numPr>
         <w:ind w:firstLineChars="0"/>
         <w:rPr>
-          <w:ins w:id="1108" w:author="xujianhui" w:date="2014-12-05T17:55:00Z"/>
+          <w:ins w:id="1275" w:author="xujianhui" w:date="2014-12-05T17:55:00Z"/>
         </w:rPr>
-        <w:pPrChange w:id="1109" w:author="xujianhui" w:date="2014-12-05T17:50:00Z">
+        <w:pPrChange w:id="1276" w:author="xujianhui" w:date="2014-12-05T17:50:00Z">
           <w:pPr/>
         </w:pPrChange>
       </w:pPr>
-      <w:ins w:id="1110" w:author="xujianhui" w:date="2014-12-05T17:54:00Z">
+      <w:ins w:id="1277" w:author="xujianhui" w:date="2014-12-05T17:54:00Z">
         <w:r>
           <w:rPr>
             <w:rFonts w:hint="eastAsia"/>
@@ -32021,10 +32840,10 @@
           <w:numId w:val="16"/>
         </w:numPr>
         <w:rPr>
-          <w:ins w:id="1111" w:author="linyoubin" w:date="2015-02-28T16:08:00Z"/>
+          <w:ins w:id="1278" w:author="linyoubin" w:date="2015-02-28T16:08:00Z"/>
         </w:rPr>
       </w:pPr>
-      <w:ins w:id="1112" w:author="linyoubin" w:date="2015-02-28T16:08:00Z">
+      <w:ins w:id="1279" w:author="linyoubin" w:date="2015-02-28T16:08:00Z">
         <w:r>
           <w:rPr>
             <w:rFonts w:hint="eastAsia"/>
@@ -32054,7 +32873,7 @@
       </w:tblGrid>
       <w:tr>
         <w:trPr>
-          <w:ins w:id="1113" w:author="linyoubin" w:date="2015-02-28T16:08:00Z"/>
+          <w:ins w:id="1280" w:author="linyoubin" w:date="2015-02-28T16:08:00Z"/>
         </w:trPr>
         <w:tc>
           <w:tcPr>
@@ -32065,7 +32884,7 @@
             <w:pPr>
               <w:ind w:left="0"/>
               <w:rPr>
-                <w:ins w:id="1114" w:author="linyoubin" w:date="2015-02-28T16:08:00Z"/>
+                <w:ins w:id="1281" w:author="linyoubin" w:date="2015-02-28T16:08:00Z"/>
               </w:rPr>
             </w:pPr>
           </w:p>
@@ -32079,10 +32898,10 @@
             <w:pPr>
               <w:ind w:left="0"/>
               <w:rPr>
-                <w:ins w:id="1115" w:author="linyoubin" w:date="2015-02-28T16:08:00Z"/>
-              </w:rPr>
-            </w:pPr>
-            <w:ins w:id="1116" w:author="linyoubin" w:date="2015-02-28T16:08:00Z">
+                <w:ins w:id="1282" w:author="linyoubin" w:date="2015-02-28T16:08:00Z"/>
+              </w:rPr>
+            </w:pPr>
+            <w:ins w:id="1283" w:author="linyoubin" w:date="2015-02-28T16:08:00Z">
               <w:r>
                 <w:rPr>
                   <w:rFonts w:hint="eastAsia"/>
@@ -32101,10 +32920,10 @@
             <w:pPr>
               <w:ind w:left="0"/>
               <w:rPr>
-                <w:ins w:id="1117" w:author="linyoubin" w:date="2015-02-28T16:08:00Z"/>
-              </w:rPr>
-            </w:pPr>
-            <w:ins w:id="1118" w:author="linyoubin" w:date="2015-02-28T16:08:00Z">
+                <w:ins w:id="1284" w:author="linyoubin" w:date="2015-02-28T16:08:00Z"/>
+              </w:rPr>
+            </w:pPr>
+            <w:ins w:id="1285" w:author="linyoubin" w:date="2015-02-28T16:08:00Z">
               <w:r>
                 <w:rPr>
                   <w:rFonts w:hint="eastAsia"/>
@@ -32117,7 +32936,7 @@
       </w:tr>
       <w:tr>
         <w:trPr>
-          <w:ins w:id="1119" w:author="linyoubin" w:date="2015-02-28T16:08:00Z"/>
+          <w:ins w:id="1286" w:author="linyoubin" w:date="2015-02-28T16:08:00Z"/>
         </w:trPr>
         <w:tc>
           <w:tcPr>
@@ -32127,10 +32946,10 @@
             <w:pPr>
               <w:ind w:left="0"/>
               <w:rPr>
-                <w:ins w:id="1120" w:author="linyoubin" w:date="2015-02-28T16:08:00Z"/>
-              </w:rPr>
-            </w:pPr>
-            <w:ins w:id="1121" w:author="linyoubin" w:date="2015-02-28T16:08:00Z">
+                <w:ins w:id="1287" w:author="linyoubin" w:date="2015-02-28T16:08:00Z"/>
+              </w:rPr>
+            </w:pPr>
+            <w:ins w:id="1288" w:author="linyoubin" w:date="2015-02-28T16:08:00Z">
               <w:r>
                 <w:rPr>
                   <w:rFonts w:hint="eastAsia"/>
@@ -32148,10 +32967,10 @@
             <w:pPr>
               <w:ind w:left="0"/>
               <w:rPr>
-                <w:ins w:id="1122" w:author="linyoubin" w:date="2015-02-28T16:08:00Z"/>
-              </w:rPr>
-            </w:pPr>
-            <w:ins w:id="1123" w:author="linyoubin" w:date="2015-02-28T16:08:00Z">
+                <w:ins w:id="1289" w:author="linyoubin" w:date="2015-02-28T16:08:00Z"/>
+              </w:rPr>
+            </w:pPr>
+            <w:ins w:id="1290" w:author="linyoubin" w:date="2015-02-28T16:08:00Z">
               <w:r>
                 <w:rPr>
                   <w:rFonts w:hint="eastAsia"/>
@@ -32169,7 +32988,7 @@
             <w:pPr>
               <w:ind w:left="0"/>
               <w:rPr>
-                <w:ins w:id="1124" w:author="linyoubin" w:date="2015-02-28T16:08:00Z"/>
+                <w:ins w:id="1291" w:author="linyoubin" w:date="2015-02-28T16:08:00Z"/>
               </w:rPr>
             </w:pPr>
           </w:p>
@@ -32177,7 +32996,7 @@
       </w:tr>
       <w:tr>
         <w:trPr>
-          <w:ins w:id="1125" w:author="linyoubin" w:date="2015-02-28T16:08:00Z"/>
+          <w:ins w:id="1292" w:author="linyoubin" w:date="2015-02-28T16:08:00Z"/>
         </w:trPr>
         <w:tc>
           <w:tcPr>
@@ -32187,10 +33006,10 @@
             <w:pPr>
               <w:ind w:left="0"/>
               <w:rPr>
-                <w:ins w:id="1126" w:author="linyoubin" w:date="2015-02-28T16:08:00Z"/>
-              </w:rPr>
-            </w:pPr>
-            <w:ins w:id="1127" w:author="linyoubin" w:date="2015-02-28T16:08:00Z">
+                <w:ins w:id="1293" w:author="linyoubin" w:date="2015-02-28T16:08:00Z"/>
+              </w:rPr>
+            </w:pPr>
+            <w:ins w:id="1294" w:author="linyoubin" w:date="2015-02-28T16:08:00Z">
               <w:r>
                 <w:rPr>
                   <w:rFonts w:hint="eastAsia"/>
@@ -32208,10 +33027,10 @@
             <w:pPr>
               <w:ind w:left="0"/>
               <w:rPr>
-                <w:ins w:id="1128" w:author="linyoubin" w:date="2015-02-28T16:08:00Z"/>
-              </w:rPr>
-            </w:pPr>
-            <w:ins w:id="1129" w:author="linyoubin" w:date="2015-02-28T16:08:00Z">
+                <w:ins w:id="1295" w:author="linyoubin" w:date="2015-02-28T16:08:00Z"/>
+              </w:rPr>
+            </w:pPr>
+            <w:ins w:id="1296" w:author="linyoubin" w:date="2015-02-28T16:08:00Z">
               <w:r>
                 <w:t>cmd</w:t>
               </w:r>
@@ -32230,10 +33049,10 @@
             <w:pPr>
               <w:ind w:left="0"/>
               <w:rPr>
-                <w:ins w:id="1130" w:author="linyoubin" w:date="2015-02-28T16:09:00Z"/>
-              </w:rPr>
-            </w:pPr>
-            <w:ins w:id="1131" w:author="linyoubin" w:date="2015-02-28T16:08:00Z">
+                <w:ins w:id="1297" w:author="linyoubin" w:date="2015-02-28T16:09:00Z"/>
+              </w:rPr>
+            </w:pPr>
+            <w:ins w:id="1298" w:author="linyoubin" w:date="2015-02-28T16:08:00Z">
               <w:r>
                 <w:t>HostInfo=</w:t>
               </w:r>
@@ -32243,12 +33062,11 @@
             <w:pPr>
               <w:ind w:left="0"/>
               <w:rPr>
-                <w:ins w:id="1132" w:author="linyoubin" w:date="2015-02-28T16:09:00Z"/>
-              </w:rPr>
-            </w:pPr>
-            <w:ins w:id="1133" w:author="linyoubin" w:date="2015-02-28T16:08:00Z">
-              <w:r>
-                <w:lastRenderedPageBreak/>
+                <w:ins w:id="1299" w:author="linyoubin" w:date="2015-02-28T16:09:00Z"/>
+              </w:rPr>
+            </w:pPr>
+            <w:ins w:id="1300" w:author="linyoubin" w:date="2015-02-28T16:08:00Z">
+              <w:r>
                 <w:t>{</w:t>
               </w:r>
             </w:ins>
@@ -32257,15 +33075,15 @@
             <w:pPr>
               <w:ind w:left="0" w:firstLineChars="100" w:firstLine="210"/>
               <w:rPr>
-                <w:ins w:id="1134" w:author="linyoubin" w:date="2015-02-28T16:09:00Z"/>
-              </w:rPr>
-              <w:pPrChange w:id="1135" w:author="linyoubin" w:date="2015-02-28T16:09:00Z">
+                <w:ins w:id="1301" w:author="linyoubin" w:date="2015-02-28T16:09:00Z"/>
+              </w:rPr>
+              <w:pPrChange w:id="1302" w:author="linyoubin" w:date="2015-02-28T16:09:00Z">
                 <w:pPr>
                   <w:ind w:left="0"/>
                 </w:pPr>
               </w:pPrChange>
             </w:pPr>
-            <w:ins w:id="1136" w:author="linyoubin" w:date="2015-02-28T16:08:00Z">
+            <w:ins w:id="1303" w:author="linyoubin" w:date="2015-02-28T16:08:00Z">
               <w:r>
                 <w:t>HostInfo:</w:t>
               </w:r>
@@ -32275,15 +33093,15 @@
             <w:pPr>
               <w:ind w:left="0" w:firstLineChars="100" w:firstLine="210"/>
               <w:rPr>
-                <w:ins w:id="1137" w:author="linyoubin" w:date="2015-02-28T16:09:00Z"/>
-              </w:rPr>
-              <w:pPrChange w:id="1138" w:author="linyoubin" w:date="2015-02-28T16:09:00Z">
+                <w:ins w:id="1304" w:author="linyoubin" w:date="2015-02-28T16:09:00Z"/>
+              </w:rPr>
+              <w:pPrChange w:id="1305" w:author="linyoubin" w:date="2015-02-28T16:09:00Z">
                 <w:pPr>
                   <w:ind w:left="0"/>
                 </w:pPr>
               </w:pPrChange>
             </w:pPr>
-            <w:ins w:id="1139" w:author="linyoubin" w:date="2015-02-28T16:08:00Z">
+            <w:ins w:id="1306" w:author="linyoubin" w:date="2015-02-28T16:08:00Z">
               <w:r>
                 <w:t>[</w:t>
               </w:r>
@@ -32293,15 +33111,15 @@
             <w:pPr>
               <w:ind w:left="0" w:firstLineChars="200" w:firstLine="420"/>
               <w:rPr>
-                <w:ins w:id="1140" w:author="linyoubin" w:date="2015-02-28T16:09:00Z"/>
-              </w:rPr>
-              <w:pPrChange w:id="1141" w:author="linyoubin" w:date="2015-02-28T16:09:00Z">
+                <w:ins w:id="1307" w:author="linyoubin" w:date="2015-02-28T16:09:00Z"/>
+              </w:rPr>
+              <w:pPrChange w:id="1308" w:author="linyoubin" w:date="2015-02-28T16:09:00Z">
                 <w:pPr>
                   <w:ind w:left="0"/>
                 </w:pPr>
               </w:pPrChange>
             </w:pPr>
-            <w:ins w:id="1142" w:author="linyoubin" w:date="2015-02-28T16:08:00Z">
+            <w:ins w:id="1309" w:author="linyoubin" w:date="2015-02-28T16:08:00Z">
               <w:r>
                 <w:t>{</w:t>
               </w:r>
@@ -32311,20 +33129,20 @@
             <w:pPr>
               <w:ind w:left="0" w:firstLineChars="300" w:firstLine="630"/>
               <w:rPr>
-                <w:ins w:id="1143" w:author="linyoubin" w:date="2015-02-28T16:09:00Z"/>
-              </w:rPr>
-              <w:pPrChange w:id="1144" w:author="linyoubin" w:date="2015-02-28T16:09:00Z">
+                <w:ins w:id="1310" w:author="linyoubin" w:date="2015-02-28T16:09:00Z"/>
+              </w:rPr>
+              <w:pPrChange w:id="1311" w:author="linyoubin" w:date="2015-02-28T16:09:00Z">
                 <w:pPr>
                   <w:ind w:left="0"/>
                 </w:pPr>
               </w:pPrChange>
             </w:pPr>
-            <w:ins w:id="1145" w:author="linyoubin" w:date="2015-02-28T16:08:00Z">
+            <w:ins w:id="1312" w:author="linyoubin" w:date="2015-02-28T16:08:00Z">
               <w:r>
                 <w:t>HostName:</w:t>
               </w:r>
             </w:ins>
-            <w:ins w:id="1146" w:author="linyoubin" w:date="2015-02-28T16:10:00Z">
+            <w:ins w:id="1313" w:author="linyoubin" w:date="2015-02-28T16:10:00Z">
               <w:r>
                 <w:rPr>
                   <w:rFonts w:hint="eastAsia"/>
@@ -32343,15 +33161,15 @@
             <w:pPr>
               <w:ind w:leftChars="170" w:firstLineChars="50" w:firstLine="105"/>
               <w:rPr>
-                <w:ins w:id="1147" w:author="linyoubin" w:date="2015-02-28T16:09:00Z"/>
-              </w:rPr>
-              <w:pPrChange w:id="1148" w:author="linyoubin" w:date="2015-02-28T16:09:00Z">
+                <w:ins w:id="1314" w:author="linyoubin" w:date="2015-02-28T16:09:00Z"/>
+              </w:rPr>
+              <w:pPrChange w:id="1315" w:author="linyoubin" w:date="2015-02-28T16:09:00Z">
                 <w:pPr>
                   <w:ind w:left="0"/>
                 </w:pPr>
               </w:pPrChange>
             </w:pPr>
-            <w:ins w:id="1149" w:author="linyoubin" w:date="2015-02-28T16:08:00Z">
+            <w:ins w:id="1316" w:author="linyoubin" w:date="2015-02-28T16:08:00Z">
               <w:r>
                 <w:t>}</w:t>
               </w:r>
@@ -32361,15 +33179,15 @@
             <w:pPr>
               <w:ind w:left="0" w:firstLineChars="100" w:firstLine="210"/>
               <w:rPr>
-                <w:ins w:id="1150" w:author="linyoubin" w:date="2015-02-28T16:09:00Z"/>
-              </w:rPr>
-              <w:pPrChange w:id="1151" w:author="linyoubin" w:date="2015-02-28T16:09:00Z">
+                <w:ins w:id="1317" w:author="linyoubin" w:date="2015-02-28T16:09:00Z"/>
+              </w:rPr>
+              <w:pPrChange w:id="1318" w:author="linyoubin" w:date="2015-02-28T16:09:00Z">
                 <w:pPr>
                   <w:ind w:left="0"/>
                 </w:pPr>
               </w:pPrChange>
             </w:pPr>
-            <w:ins w:id="1152" w:author="linyoubin" w:date="2015-02-28T16:08:00Z">
+            <w:ins w:id="1319" w:author="linyoubin" w:date="2015-02-28T16:08:00Z">
               <w:r>
                 <w:t>]</w:t>
               </w:r>
@@ -32379,10 +33197,10 @@
             <w:pPr>
               <w:ind w:left="0"/>
               <w:rPr>
-                <w:ins w:id="1153" w:author="linyoubin" w:date="2015-02-28T16:08:00Z"/>
-              </w:rPr>
-            </w:pPr>
-            <w:ins w:id="1154" w:author="linyoubin" w:date="2015-02-28T16:08:00Z">
+                <w:ins w:id="1320" w:author="linyoubin" w:date="2015-02-28T16:08:00Z"/>
+              </w:rPr>
+            </w:pPr>
+            <w:ins w:id="1321" w:author="linyoubin" w:date="2015-02-28T16:08:00Z">
               <w:r>
                 <w:t>}</w:t>
               </w:r>
@@ -32397,12 +33215,11 @@
             <w:pPr>
               <w:ind w:left="0"/>
               <w:rPr>
-                <w:ins w:id="1155" w:author="linyoubin" w:date="2015-02-28T16:08:00Z"/>
-              </w:rPr>
-            </w:pPr>
-            <w:ins w:id="1156" w:author="linyoubin" w:date="2015-02-28T16:08:00Z">
-              <w:r>
-                <w:lastRenderedPageBreak/>
+                <w:ins w:id="1322" w:author="linyoubin" w:date="2015-02-28T16:08:00Z"/>
+              </w:rPr>
+            </w:pPr>
+            <w:ins w:id="1323" w:author="linyoubin" w:date="2015-02-28T16:08:00Z">
+              <w:r>
                 <w:t>cmd=</w:t>
               </w:r>
               <w:r>
@@ -32420,10 +33237,10 @@
             <w:pPr>
               <w:ind w:left="0"/>
               <w:rPr>
-                <w:ins w:id="1157" w:author="linyoubin" w:date="2015-02-28T16:10:00Z"/>
-              </w:rPr>
-            </w:pPr>
-            <w:ins w:id="1158" w:author="linyoubin" w:date="2015-02-28T16:08:00Z">
+                <w:ins w:id="1324" w:author="linyoubin" w:date="2015-02-28T16:10:00Z"/>
+              </w:rPr>
+            </w:pPr>
+            <w:ins w:id="1325" w:author="linyoubin" w:date="2015-02-28T16:08:00Z">
               <w:r>
                 <w:rPr>
                   <w:rFonts w:hint="eastAsia"/>
@@ -32439,12 +33256,11 @@
             <w:pPr>
               <w:ind w:left="0"/>
               <w:rPr>
-                <w:ins w:id="1159" w:author="linyoubin" w:date="2015-02-28T16:10:00Z"/>
-              </w:rPr>
-            </w:pPr>
-            <w:ins w:id="1160" w:author="linyoubin" w:date="2015-02-28T16:08:00Z">
-              <w:r>
-                <w:lastRenderedPageBreak/>
+                <w:ins w:id="1326" w:author="linyoubin" w:date="2015-02-28T16:10:00Z"/>
+              </w:rPr>
+            </w:pPr>
+            <w:ins w:id="1327" w:author="linyoubin" w:date="2015-02-28T16:08:00Z">
+              <w:r>
                 <w:t>{</w:t>
               </w:r>
             </w:ins>
@@ -32453,15 +33269,15 @@
             <w:pPr>
               <w:ind w:left="0" w:firstLineChars="100" w:firstLine="210"/>
               <w:rPr>
-                <w:ins w:id="1161" w:author="linyoubin" w:date="2015-02-28T16:10:00Z"/>
-              </w:rPr>
-              <w:pPrChange w:id="1162" w:author="linyoubin" w:date="2015-02-28T16:10:00Z">
+                <w:ins w:id="1328" w:author="linyoubin" w:date="2015-02-28T16:10:00Z"/>
+              </w:rPr>
+              <w:pPrChange w:id="1329" w:author="linyoubin" w:date="2015-02-28T16:10:00Z">
                 <w:pPr>
                   <w:ind w:left="0"/>
                 </w:pPr>
               </w:pPrChange>
             </w:pPr>
-            <w:ins w:id="1163" w:author="linyoubin" w:date="2015-02-28T16:08:00Z">
+            <w:ins w:id="1330" w:author="linyoubin" w:date="2015-02-28T16:08:00Z">
               <w:r>
                 <w:t>HostInfo:</w:t>
               </w:r>
@@ -32471,15 +33287,15 @@
             <w:pPr>
               <w:ind w:left="0" w:firstLineChars="100" w:firstLine="210"/>
               <w:rPr>
-                <w:ins w:id="1164" w:author="linyoubin" w:date="2015-02-28T16:10:00Z"/>
-              </w:rPr>
-              <w:pPrChange w:id="1165" w:author="linyoubin" w:date="2015-02-28T16:10:00Z">
+                <w:ins w:id="1331" w:author="linyoubin" w:date="2015-02-28T16:10:00Z"/>
+              </w:rPr>
+              <w:pPrChange w:id="1332" w:author="linyoubin" w:date="2015-02-28T16:10:00Z">
                 <w:pPr>
                   <w:ind w:left="0"/>
                 </w:pPr>
               </w:pPrChange>
             </w:pPr>
-            <w:ins w:id="1166" w:author="linyoubin" w:date="2015-02-28T16:08:00Z">
+            <w:ins w:id="1333" w:author="linyoubin" w:date="2015-02-28T16:08:00Z">
               <w:r>
                 <w:t>[</w:t>
               </w:r>
@@ -32489,15 +33305,15 @@
             <w:pPr>
               <w:ind w:left="0" w:firstLineChars="200" w:firstLine="420"/>
               <w:rPr>
-                <w:ins w:id="1167" w:author="linyoubin" w:date="2015-02-28T16:10:00Z"/>
-              </w:rPr>
-              <w:pPrChange w:id="1168" w:author="linyoubin" w:date="2015-02-28T16:10:00Z">
+                <w:ins w:id="1334" w:author="linyoubin" w:date="2015-02-28T16:10:00Z"/>
+              </w:rPr>
+              <w:pPrChange w:id="1335" w:author="linyoubin" w:date="2015-02-28T16:10:00Z">
                 <w:pPr>
                   <w:ind w:left="0"/>
                 </w:pPr>
               </w:pPrChange>
             </w:pPr>
-            <w:ins w:id="1169" w:author="linyoubin" w:date="2015-02-28T16:08:00Z">
+            <w:ins w:id="1336" w:author="linyoubin" w:date="2015-02-28T16:08:00Z">
               <w:r>
                 <w:t>{</w:t>
               </w:r>
@@ -32507,15 +33323,15 @@
             <w:pPr>
               <w:ind w:left="0" w:firstLineChars="300" w:firstLine="630"/>
               <w:rPr>
-                <w:ins w:id="1170" w:author="linyoubin" w:date="2015-02-28T16:10:00Z"/>
-              </w:rPr>
-              <w:pPrChange w:id="1171" w:author="linyoubin" w:date="2015-02-28T16:10:00Z">
+                <w:ins w:id="1337" w:author="linyoubin" w:date="2015-02-28T16:10:00Z"/>
+              </w:rPr>
+              <w:pPrChange w:id="1338" w:author="linyoubin" w:date="2015-02-28T16:10:00Z">
                 <w:pPr>
                   <w:ind w:left="0"/>
                 </w:pPr>
               </w:pPrChange>
             </w:pPr>
-            <w:ins w:id="1172" w:author="linyoubin" w:date="2015-02-28T16:08:00Z">
+            <w:ins w:id="1339" w:author="linyoubin" w:date="2015-02-28T16:08:00Z">
               <w:r>
                 <w:t>HostName:"suse-lyb"</w:t>
               </w:r>
@@ -32525,15 +33341,15 @@
             <w:pPr>
               <w:ind w:left="0" w:firstLineChars="200" w:firstLine="420"/>
               <w:rPr>
-                <w:ins w:id="1173" w:author="linyoubin" w:date="2015-02-28T16:10:00Z"/>
-              </w:rPr>
-              <w:pPrChange w:id="1174" w:author="linyoubin" w:date="2015-02-28T16:10:00Z">
+                <w:ins w:id="1340" w:author="linyoubin" w:date="2015-02-28T16:10:00Z"/>
+              </w:rPr>
+              <w:pPrChange w:id="1341" w:author="linyoubin" w:date="2015-02-28T16:10:00Z">
                 <w:pPr>
                   <w:ind w:left="0"/>
                 </w:pPr>
               </w:pPrChange>
             </w:pPr>
-            <w:ins w:id="1175" w:author="linyoubin" w:date="2015-02-28T16:08:00Z">
+            <w:ins w:id="1342" w:author="linyoubin" w:date="2015-02-28T16:08:00Z">
               <w:r>
                 <w:t>}</w:t>
               </w:r>
@@ -32543,15 +33359,15 @@
             <w:pPr>
               <w:ind w:left="0" w:firstLineChars="100" w:firstLine="210"/>
               <w:rPr>
-                <w:ins w:id="1176" w:author="linyoubin" w:date="2015-02-28T16:10:00Z"/>
-              </w:rPr>
-              <w:pPrChange w:id="1177" w:author="linyoubin" w:date="2015-02-28T16:10:00Z">
+                <w:ins w:id="1343" w:author="linyoubin" w:date="2015-02-28T16:10:00Z"/>
+              </w:rPr>
+              <w:pPrChange w:id="1344" w:author="linyoubin" w:date="2015-02-28T16:10:00Z">
                 <w:pPr>
                   <w:ind w:left="0"/>
                 </w:pPr>
               </w:pPrChange>
             </w:pPr>
-            <w:ins w:id="1178" w:author="linyoubin" w:date="2015-02-28T16:08:00Z">
+            <w:ins w:id="1345" w:author="linyoubin" w:date="2015-02-28T16:08:00Z">
               <w:r>
                 <w:t>]</w:t>
               </w:r>
@@ -32561,10 +33377,10 @@
             <w:pPr>
               <w:ind w:left="0"/>
               <w:rPr>
-                <w:ins w:id="1179" w:author="linyoubin" w:date="2015-02-28T16:08:00Z"/>
-              </w:rPr>
-            </w:pPr>
-            <w:ins w:id="1180" w:author="linyoubin" w:date="2015-02-28T16:08:00Z">
+                <w:ins w:id="1346" w:author="linyoubin" w:date="2015-02-28T16:08:00Z"/>
+              </w:rPr>
+            </w:pPr>
+            <w:ins w:id="1347" w:author="linyoubin" w:date="2015-02-28T16:08:00Z">
               <w:r>
                 <w:t>}</w:t>
               </w:r>
@@ -32574,7 +33390,7 @@
       </w:tr>
       <w:tr>
         <w:trPr>
-          <w:ins w:id="1181" w:author="linyoubin" w:date="2015-02-28T16:08:00Z"/>
+          <w:ins w:id="1348" w:author="linyoubin" w:date="2015-02-28T16:08:00Z"/>
         </w:trPr>
         <w:tc>
           <w:tcPr>
@@ -32584,15 +33400,14 @@
             <w:pPr>
               <w:ind w:left="0"/>
               <w:rPr>
-                <w:ins w:id="1182" w:author="linyoubin" w:date="2015-02-28T16:08:00Z"/>
-              </w:rPr>
-            </w:pPr>
-            <w:ins w:id="1183" w:author="linyoubin" w:date="2015-02-28T16:08:00Z">
-              <w:r>
-                <w:rPr>
-                  <w:rFonts w:hint="eastAsia"/>
-                </w:rPr>
-                <w:lastRenderedPageBreak/>
+                <w:ins w:id="1349" w:author="linyoubin" w:date="2015-02-28T16:08:00Z"/>
+              </w:rPr>
+            </w:pPr>
+            <w:ins w:id="1350" w:author="linyoubin" w:date="2015-02-28T16:08:00Z">
+              <w:r>
+                <w:rPr>
+                  <w:rFonts w:hint="eastAsia"/>
+                </w:rPr>
                 <w:t>说明</w:t>
               </w:r>
             </w:ins>
@@ -32606,7 +33421,7 @@
             <w:pPr>
               <w:ind w:left="0"/>
               <w:rPr>
-                <w:ins w:id="1184" w:author="linyoubin" w:date="2015-02-28T16:08:00Z"/>
+                <w:ins w:id="1351" w:author="linyoubin" w:date="2015-02-28T16:08:00Z"/>
               </w:rPr>
             </w:pPr>
           </w:p>
@@ -32619,7 +33434,7 @@
             <w:pPr>
               <w:ind w:left="0"/>
               <w:rPr>
-                <w:ins w:id="1185" w:author="linyoubin" w:date="2015-02-28T16:08:00Z"/>
+                <w:ins w:id="1352" w:author="linyoubin" w:date="2015-02-28T16:08:00Z"/>
               </w:rPr>
             </w:pPr>
           </w:p>
@@ -32627,7 +33442,7 @@
       </w:tr>
       <w:tr>
         <w:trPr>
-          <w:ins w:id="1186" w:author="linyoubin" w:date="2015-02-28T16:08:00Z"/>
+          <w:ins w:id="1353" w:author="linyoubin" w:date="2015-02-28T16:08:00Z"/>
         </w:trPr>
         <w:tc>
           <w:tcPr>
@@ -32637,10 +33452,10 @@
             <w:pPr>
               <w:ind w:left="0"/>
               <w:rPr>
-                <w:ins w:id="1187" w:author="linyoubin" w:date="2015-02-28T16:08:00Z"/>
-              </w:rPr>
-            </w:pPr>
-            <w:ins w:id="1188" w:author="linyoubin" w:date="2015-02-28T16:08:00Z">
+                <w:ins w:id="1354" w:author="linyoubin" w:date="2015-02-28T16:08:00Z"/>
+              </w:rPr>
+            </w:pPr>
+            <w:ins w:id="1355" w:author="linyoubin" w:date="2015-02-28T16:08:00Z">
               <w:r>
                 <w:rPr>
                   <w:rFonts w:hint="eastAsia"/>
@@ -32658,10 +33473,10 @@
             <w:pPr>
               <w:ind w:left="0"/>
               <w:rPr>
-                <w:ins w:id="1189" w:author="linyoubin" w:date="2015-02-28T16:08:00Z"/>
-              </w:rPr>
-            </w:pPr>
-            <w:ins w:id="1190" w:author="linyoubin" w:date="2015-02-28T16:08:00Z">
+                <w:ins w:id="1356" w:author="linyoubin" w:date="2015-02-28T16:08:00Z"/>
+              </w:rPr>
+            </w:pPr>
+            <w:ins w:id="1357" w:author="linyoubin" w:date="2015-02-28T16:08:00Z">
               <w:r>
                 <w:rPr>
                   <w:rFonts w:hint="eastAsia"/>
@@ -32679,7 +33494,7 @@
             <w:pPr>
               <w:ind w:left="0"/>
               <w:rPr>
-                <w:ins w:id="1191" w:author="linyoubin" w:date="2015-02-28T16:08:00Z"/>
+                <w:ins w:id="1358" w:author="linyoubin" w:date="2015-02-28T16:08:00Z"/>
               </w:rPr>
             </w:pPr>
           </w:p>
@@ -32688,7 +33503,7 @@
       <w:tr>
         <w:trPr>
           <w:trHeight w:val="2254"/>
-          <w:ins w:id="1192" w:author="linyoubin" w:date="2015-02-28T16:08:00Z"/>
+          <w:ins w:id="1359" w:author="linyoubin" w:date="2015-02-28T16:08:00Z"/>
         </w:trPr>
         <w:tc>
           <w:tcPr>
@@ -32698,10 +33513,10 @@
             <w:pPr>
               <w:ind w:left="0"/>
               <w:rPr>
-                <w:ins w:id="1193" w:author="linyoubin" w:date="2015-02-28T16:08:00Z"/>
-              </w:rPr>
-            </w:pPr>
-            <w:ins w:id="1194" w:author="linyoubin" w:date="2015-02-28T16:08:00Z">
+                <w:ins w:id="1360" w:author="linyoubin" w:date="2015-02-28T16:08:00Z"/>
+              </w:rPr>
+            </w:pPr>
+            <w:ins w:id="1361" w:author="linyoubin" w:date="2015-02-28T16:08:00Z">
               <w:r>
                 <w:rPr>
                   <w:rFonts w:hint="eastAsia"/>
@@ -32719,10 +33534,10 @@
             <w:pPr>
               <w:ind w:left="0"/>
               <w:rPr>
-                <w:ins w:id="1195" w:author="linyoubin" w:date="2015-02-28T16:08:00Z"/>
-              </w:rPr>
-            </w:pPr>
-            <w:ins w:id="1196" w:author="linyoubin" w:date="2015-02-28T16:08:00Z">
+                <w:ins w:id="1362" w:author="linyoubin" w:date="2015-02-28T16:08:00Z"/>
+              </w:rPr>
+            </w:pPr>
+            <w:ins w:id="1363" w:author="linyoubin" w:date="2015-02-28T16:08:00Z">
               <w:r>
                 <w:rPr>
                   <w:rFonts w:hint="eastAsia"/>
@@ -32735,10 +33550,10 @@
             <w:pPr>
               <w:ind w:left="0"/>
               <w:rPr>
-                <w:ins w:id="1197" w:author="linyoubin" w:date="2015-02-28T16:08:00Z"/>
-              </w:rPr>
-            </w:pPr>
-            <w:ins w:id="1198" w:author="linyoubin" w:date="2015-02-28T16:08:00Z">
+                <w:ins w:id="1364" w:author="linyoubin" w:date="2015-02-28T16:08:00Z"/>
+              </w:rPr>
+            </w:pPr>
+            <w:ins w:id="1365" w:author="linyoubin" w:date="2015-02-28T16:08:00Z">
               <w:r>
                 <w:rPr>
                   <w:rFonts w:hint="eastAsia"/>
@@ -32757,10 +33572,10 @@
             <w:pPr>
               <w:ind w:left="0"/>
               <w:rPr>
-                <w:ins w:id="1199" w:author="linyoubin" w:date="2015-02-28T16:08:00Z"/>
-              </w:rPr>
-            </w:pPr>
-            <w:ins w:id="1200" w:author="linyoubin" w:date="2015-02-28T16:08:00Z">
+                <w:ins w:id="1366" w:author="linyoubin" w:date="2015-02-28T16:08:00Z"/>
+              </w:rPr>
+            </w:pPr>
+            <w:ins w:id="1367" w:author="linyoubin" w:date="2015-02-28T16:08:00Z">
               <w:r>
                 <w:rPr>
                   <w:rFonts w:hint="eastAsia"/>
@@ -32773,10 +33588,10 @@
             <w:pPr>
               <w:ind w:left="0" w:firstLineChars="150" w:firstLine="315"/>
               <w:rPr>
-                <w:ins w:id="1201" w:author="linyoubin" w:date="2015-02-28T16:08:00Z"/>
-              </w:rPr>
-            </w:pPr>
-            <w:ins w:id="1202" w:author="linyoubin" w:date="2015-02-28T16:08:00Z">
+                <w:ins w:id="1368" w:author="linyoubin" w:date="2015-02-28T16:08:00Z"/>
+              </w:rPr>
+            </w:pPr>
+            <w:ins w:id="1369" w:author="linyoubin" w:date="2015-02-28T16:08:00Z">
               <w:r>
                 <w:t>TaskID</w:t>
               </w:r>
@@ -32801,10 +33616,10 @@
             <w:pPr>
               <w:ind w:left="0"/>
               <w:rPr>
-                <w:ins w:id="1203" w:author="linyoubin" w:date="2015-02-28T16:08:00Z"/>
-              </w:rPr>
-            </w:pPr>
-            <w:ins w:id="1204" w:author="linyoubin" w:date="2015-02-28T16:08:00Z">
+                <w:ins w:id="1370" w:author="linyoubin" w:date="2015-02-28T16:08:00Z"/>
+              </w:rPr>
+            </w:pPr>
+            <w:ins w:id="1371" w:author="linyoubin" w:date="2015-02-28T16:08:00Z">
               <w:r>
                 <w:t>}</w:t>
               </w:r>
@@ -32819,10 +33634,10 @@
             <w:pPr>
               <w:ind w:left="0"/>
               <w:rPr>
-                <w:ins w:id="1205" w:author="linyoubin" w:date="2015-02-28T16:08:00Z"/>
-              </w:rPr>
-            </w:pPr>
-            <w:ins w:id="1206" w:author="linyoubin" w:date="2015-02-28T16:08:00Z">
+                <w:ins w:id="1372" w:author="linyoubin" w:date="2015-02-28T16:08:00Z"/>
+              </w:rPr>
+            </w:pPr>
+            <w:ins w:id="1373" w:author="linyoubin" w:date="2015-02-28T16:08:00Z">
               <w:r>
                 <w:t xml:space="preserve">{ </w:t>
               </w:r>
@@ -32832,10 +33647,10 @@
             <w:pPr>
               <w:ind w:left="0"/>
               <w:rPr>
-                <w:ins w:id="1207" w:author="linyoubin" w:date="2015-02-28T16:08:00Z"/>
-              </w:rPr>
-            </w:pPr>
-            <w:ins w:id="1208" w:author="linyoubin" w:date="2015-02-28T16:08:00Z">
+                <w:ins w:id="1374" w:author="linyoubin" w:date="2015-02-28T16:08:00Z"/>
+              </w:rPr>
+            </w:pPr>
+            <w:ins w:id="1375" w:author="linyoubin" w:date="2015-02-28T16:08:00Z">
               <w:r>
                 <w:t>"</w:t>
               </w:r>
@@ -32857,18 +33672,18 @@
             <w:pPr>
               <w:ind w:left="0"/>
               <w:rPr>
-                <w:ins w:id="1209" w:author="linyoubin" w:date="2015-02-28T16:08:00Z"/>
-              </w:rPr>
-            </w:pPr>
-          </w:p>
-          <w:p>
-            <w:pPr>
-              <w:ind w:left="0"/>
-              <w:rPr>
-                <w:ins w:id="1210" w:author="linyoubin" w:date="2015-02-28T16:08:00Z"/>
-              </w:rPr>
-            </w:pPr>
-            <w:ins w:id="1211" w:author="linyoubin" w:date="2015-02-28T16:08:00Z">
+                <w:ins w:id="1376" w:author="linyoubin" w:date="2015-02-28T16:08:00Z"/>
+              </w:rPr>
+            </w:pPr>
+          </w:p>
+          <w:p>
+            <w:pPr>
+              <w:ind w:left="0"/>
+              <w:rPr>
+                <w:ins w:id="1377" w:author="linyoubin" w:date="2015-02-28T16:08:00Z"/>
+              </w:rPr>
+            </w:pPr>
+            <w:ins w:id="1378" w:author="linyoubin" w:date="2015-02-28T16:08:00Z">
               <w:r>
                 <w:t>}</w:t>
               </w:r>
@@ -32878,10 +33693,10 @@
             <w:pPr>
               <w:ind w:left="0"/>
               <w:rPr>
-                <w:ins w:id="1212" w:author="linyoubin" w:date="2015-02-28T16:08:00Z"/>
-              </w:rPr>
-            </w:pPr>
-            <w:ins w:id="1213" w:author="linyoubin" w:date="2015-02-28T16:08:00Z">
+                <w:ins w:id="1379" w:author="linyoubin" w:date="2015-02-28T16:08:00Z"/>
+              </w:rPr>
+            </w:pPr>
+            <w:ins w:id="1380" w:author="linyoubin" w:date="2015-02-28T16:08:00Z">
               <w:r>
                 <w:t>{</w:t>
               </w:r>
@@ -32891,10 +33706,10 @@
             <w:pPr>
               <w:ind w:left="0"/>
               <w:rPr>
-                <w:ins w:id="1214" w:author="linyoubin" w:date="2015-02-28T16:08:00Z"/>
-              </w:rPr>
-            </w:pPr>
-            <w:ins w:id="1215" w:author="linyoubin" w:date="2015-02-28T16:08:00Z">
+                <w:ins w:id="1381" w:author="linyoubin" w:date="2015-02-28T16:08:00Z"/>
+              </w:rPr>
+            </w:pPr>
+            <w:ins w:id="1382" w:author="linyoubin" w:date="2015-02-28T16:08:00Z">
               <w:r>
                 <w:t xml:space="preserve">   "TaskID": 1</w:t>
               </w:r>
@@ -32904,10 +33719,10 @@
             <w:pPr>
               <w:ind w:left="0"/>
               <w:rPr>
-                <w:ins w:id="1216" w:author="linyoubin" w:date="2015-02-28T16:08:00Z"/>
-              </w:rPr>
-            </w:pPr>
-            <w:ins w:id="1217" w:author="linyoubin" w:date="2015-02-28T16:08:00Z">
+                <w:ins w:id="1383" w:author="linyoubin" w:date="2015-02-28T16:08:00Z"/>
+              </w:rPr>
+            </w:pPr>
+            <w:ins w:id="1384" w:author="linyoubin" w:date="2015-02-28T16:08:00Z">
               <w:r>
                 <w:t>}</w:t>
               </w:r>
@@ -32918,7 +33733,7 @@
       <w:tr>
         <w:trPr>
           <w:trHeight w:val="322"/>
-          <w:ins w:id="1218" w:author="linyoubin" w:date="2015-02-28T16:08:00Z"/>
+          <w:ins w:id="1385" w:author="linyoubin" w:date="2015-02-28T16:08:00Z"/>
         </w:trPr>
         <w:tc>
           <w:tcPr>
@@ -32928,10 +33743,10 @@
             <w:pPr>
               <w:ind w:left="0"/>
               <w:rPr>
-                <w:ins w:id="1219" w:author="linyoubin" w:date="2015-02-28T16:08:00Z"/>
-              </w:rPr>
-            </w:pPr>
-            <w:ins w:id="1220" w:author="linyoubin" w:date="2015-02-28T16:08:00Z">
+                <w:ins w:id="1386" w:author="linyoubin" w:date="2015-02-28T16:08:00Z"/>
+              </w:rPr>
+            </w:pPr>
+            <w:ins w:id="1387" w:author="linyoubin" w:date="2015-02-28T16:08:00Z">
               <w:r>
                 <w:rPr>
                   <w:rFonts w:hint="eastAsia"/>
@@ -32954,9 +33769,9 @@
               </w:numPr>
               <w:ind w:firstLineChars="0"/>
               <w:rPr>
-                <w:ins w:id="1221" w:author="linyoubin" w:date="2015-03-05T15:48:00Z"/>
-              </w:rPr>
-              <w:pPrChange w:id="1222" w:author="linyoubin" w:date="2015-03-05T15:48:00Z">
+                <w:ins w:id="1388" w:author="linyoubin" w:date="2015-03-05T15:48:00Z"/>
+              </w:rPr>
+              <w:pPrChange w:id="1389" w:author="linyoubin" w:date="2015-03-05T15:48:00Z">
                 <w:pPr>
                   <w:pStyle w:val="ListParagraph"/>
                   <w:numPr>
@@ -32966,7 +33781,7 @@
                 </w:pPr>
               </w:pPrChange>
             </w:pPr>
-            <w:ins w:id="1223" w:author="linyoubin" w:date="2015-03-05T15:48:00Z">
+            <w:ins w:id="1390" w:author="linyoubin" w:date="2015-03-05T15:48:00Z">
               <w:r>
                 <w:rPr>
                   <w:rFonts w:hint="eastAsia"/>
@@ -33014,9 +33829,9 @@
               </w:numPr>
               <w:ind w:firstLineChars="0"/>
               <w:rPr>
-                <w:ins w:id="1224" w:author="linyoubin" w:date="2015-03-05T15:48:00Z"/>
-              </w:rPr>
-              <w:pPrChange w:id="1225" w:author="linyoubin" w:date="2015-03-05T15:48:00Z">
+                <w:ins w:id="1391" w:author="linyoubin" w:date="2015-03-05T15:48:00Z"/>
+              </w:rPr>
+              <w:pPrChange w:id="1392" w:author="linyoubin" w:date="2015-03-05T15:48:00Z">
                 <w:pPr>
                   <w:pStyle w:val="ListParagraph"/>
                   <w:numPr>
@@ -33026,7 +33841,7 @@
                 </w:pPr>
               </w:pPrChange>
             </w:pPr>
-            <w:ins w:id="1226" w:author="linyoubin" w:date="2015-03-05T15:48:00Z">
+            <w:ins w:id="1393" w:author="linyoubin" w:date="2015-03-05T15:48:00Z">
               <w:r>
                 <w:rPr>
                   <w:rFonts w:hint="eastAsia"/>
@@ -33053,9 +33868,9 @@
               </w:numPr>
               <w:ind w:firstLineChars="0"/>
               <w:rPr>
-                <w:ins w:id="1227" w:author="linyoubin" w:date="2015-03-05T15:48:00Z"/>
-              </w:rPr>
-              <w:pPrChange w:id="1228" w:author="linyoubin" w:date="2015-03-05T15:48:00Z">
+                <w:ins w:id="1394" w:author="linyoubin" w:date="2015-03-05T15:48:00Z"/>
+              </w:rPr>
+              <w:pPrChange w:id="1395" w:author="linyoubin" w:date="2015-03-05T15:48:00Z">
                 <w:pPr>
                   <w:pStyle w:val="ListParagraph"/>
                   <w:numPr>
@@ -33065,7 +33880,7 @@
                 </w:pPr>
               </w:pPrChange>
             </w:pPr>
-            <w:ins w:id="1229" w:author="linyoubin" w:date="2015-03-05T15:48:00Z">
+            <w:ins w:id="1396" w:author="linyoubin" w:date="2015-03-05T15:48:00Z">
               <w:r>
                 <w:rPr>
                   <w:rFonts w:hint="eastAsia"/>
@@ -33106,6 +33921,7 @@
                 <w:rPr>
                   <w:rFonts w:hint="eastAsia"/>
                 </w:rPr>
+                <w:lastRenderedPageBreak/>
                 <w:t>启动</w:t>
               </w:r>
               <w:r>
@@ -33120,7 +33936,7 @@
             <w:pPr>
               <w:ind w:left="0"/>
               <w:rPr>
-                <w:ins w:id="1230" w:author="linyoubin" w:date="2015-02-28T16:08:00Z"/>
+                <w:ins w:id="1397" w:author="linyoubin" w:date="2015-02-28T16:08:00Z"/>
               </w:rPr>
             </w:pPr>
           </w:p>
@@ -33133,7 +33949,7 @@
             <w:pPr>
               <w:ind w:left="0"/>
               <w:rPr>
-                <w:ins w:id="1231" w:author="linyoubin" w:date="2015-02-28T16:08:00Z"/>
+                <w:ins w:id="1398" w:author="linyoubin" w:date="2015-02-28T16:08:00Z"/>
               </w:rPr>
             </w:pPr>
           </w:p>
@@ -33144,9 +33960,9 @@
       <w:pPr>
         <w:ind w:left="0"/>
         <w:rPr>
-          <w:ins w:id="1232" w:author="linyoubin" w:date="2015-02-28T13:54:00Z"/>
+          <w:ins w:id="1399" w:author="linyoubin" w:date="2015-02-28T13:54:00Z"/>
         </w:rPr>
-        <w:pPrChange w:id="1233" w:author="linyoubin" w:date="2015-02-28T16:08:00Z">
+        <w:pPrChange w:id="1400" w:author="linyoubin" w:date="2015-02-28T16:08:00Z">
           <w:pPr/>
         </w:pPrChange>
       </w:pPr>
@@ -33159,10 +33975,10 @@
           <w:numId w:val="16"/>
         </w:numPr>
         <w:rPr>
-          <w:ins w:id="1234" w:author="linyoubin" w:date="2015-02-28T13:54:00Z"/>
+          <w:ins w:id="1401" w:author="linyoubin" w:date="2015-02-28T13:54:00Z"/>
         </w:rPr>
       </w:pPr>
-      <w:ins w:id="1235" w:author="linyoubin" w:date="2015-02-28T13:54:00Z">
+      <w:ins w:id="1402" w:author="linyoubin" w:date="2015-02-28T13:54:00Z">
         <w:r>
           <w:rPr>
             <w:rFonts w:hint="eastAsia"/>
@@ -33186,7 +34002,7 @@
       </w:tblGrid>
       <w:tr>
         <w:trPr>
-          <w:ins w:id="1236" w:author="linyoubin" w:date="2015-02-28T13:54:00Z"/>
+          <w:ins w:id="1403" w:author="linyoubin" w:date="2015-02-28T13:54:00Z"/>
         </w:trPr>
         <w:tc>
           <w:tcPr>
@@ -33197,7 +34013,7 @@
             <w:pPr>
               <w:ind w:left="0"/>
               <w:rPr>
-                <w:ins w:id="1237" w:author="linyoubin" w:date="2015-02-28T13:54:00Z"/>
+                <w:ins w:id="1404" w:author="linyoubin" w:date="2015-02-28T13:54:00Z"/>
               </w:rPr>
             </w:pPr>
           </w:p>
@@ -33211,10 +34027,10 @@
             <w:pPr>
               <w:ind w:left="0"/>
               <w:rPr>
-                <w:ins w:id="1238" w:author="linyoubin" w:date="2015-02-28T13:54:00Z"/>
-              </w:rPr>
-            </w:pPr>
-            <w:ins w:id="1239" w:author="linyoubin" w:date="2015-02-28T13:54:00Z">
+                <w:ins w:id="1405" w:author="linyoubin" w:date="2015-02-28T13:54:00Z"/>
+              </w:rPr>
+            </w:pPr>
+            <w:ins w:id="1406" w:author="linyoubin" w:date="2015-02-28T13:54:00Z">
               <w:r>
                 <w:rPr>
                   <w:rFonts w:hint="eastAsia"/>
@@ -33233,10 +34049,10 @@
             <w:pPr>
               <w:ind w:left="0"/>
               <w:rPr>
-                <w:ins w:id="1240" w:author="linyoubin" w:date="2015-02-28T13:54:00Z"/>
-              </w:rPr>
-            </w:pPr>
-            <w:ins w:id="1241" w:author="linyoubin" w:date="2015-02-28T13:54:00Z">
+                <w:ins w:id="1407" w:author="linyoubin" w:date="2015-02-28T13:54:00Z"/>
+              </w:rPr>
+            </w:pPr>
+            <w:ins w:id="1408" w:author="linyoubin" w:date="2015-02-28T13:54:00Z">
               <w:r>
                 <w:rPr>
                   <w:rFonts w:hint="eastAsia"/>
@@ -33249,7 +34065,7 @@
       </w:tr>
       <w:tr>
         <w:trPr>
-          <w:ins w:id="1242" w:author="linyoubin" w:date="2015-02-28T13:54:00Z"/>
+          <w:ins w:id="1409" w:author="linyoubin" w:date="2015-02-28T13:54:00Z"/>
         </w:trPr>
         <w:tc>
           <w:tcPr>
@@ -33259,10 +34075,10 @@
             <w:pPr>
               <w:ind w:left="0"/>
               <w:rPr>
-                <w:ins w:id="1243" w:author="linyoubin" w:date="2015-02-28T13:54:00Z"/>
-              </w:rPr>
-            </w:pPr>
-            <w:ins w:id="1244" w:author="linyoubin" w:date="2015-02-28T13:54:00Z">
+                <w:ins w:id="1410" w:author="linyoubin" w:date="2015-02-28T13:54:00Z"/>
+              </w:rPr>
+            </w:pPr>
+            <w:ins w:id="1411" w:author="linyoubin" w:date="2015-02-28T13:54:00Z">
               <w:r>
                 <w:rPr>
                   <w:rFonts w:hint="eastAsia"/>
@@ -33280,10 +34096,10 @@
             <w:pPr>
               <w:ind w:left="0"/>
               <w:rPr>
-                <w:ins w:id="1245" w:author="linyoubin" w:date="2015-02-28T13:54:00Z"/>
-              </w:rPr>
-            </w:pPr>
-            <w:ins w:id="1246" w:author="linyoubin" w:date="2015-02-28T13:54:00Z">
+                <w:ins w:id="1412" w:author="linyoubin" w:date="2015-02-28T13:54:00Z"/>
+              </w:rPr>
+            </w:pPr>
+            <w:ins w:id="1413" w:author="linyoubin" w:date="2015-02-28T13:54:00Z">
               <w:r>
                 <w:rPr>
                   <w:rFonts w:hint="eastAsia"/>
@@ -33301,7 +34117,7 @@
             <w:pPr>
               <w:ind w:left="0"/>
               <w:rPr>
-                <w:ins w:id="1247" w:author="linyoubin" w:date="2015-02-28T13:54:00Z"/>
+                <w:ins w:id="1414" w:author="linyoubin" w:date="2015-02-28T13:54:00Z"/>
               </w:rPr>
             </w:pPr>
           </w:p>
@@ -33309,7 +34125,7 @@
       </w:tr>
       <w:tr>
         <w:trPr>
-          <w:ins w:id="1248" w:author="linyoubin" w:date="2015-02-28T13:54:00Z"/>
+          <w:ins w:id="1415" w:author="linyoubin" w:date="2015-02-28T13:54:00Z"/>
         </w:trPr>
         <w:tc>
           <w:tcPr>
@@ -33319,10 +34135,10 @@
             <w:pPr>
               <w:ind w:left="0"/>
               <w:rPr>
-                <w:ins w:id="1249" w:author="linyoubin" w:date="2015-02-28T13:54:00Z"/>
-              </w:rPr>
-            </w:pPr>
-            <w:ins w:id="1250" w:author="linyoubin" w:date="2015-02-28T13:54:00Z">
+                <w:ins w:id="1416" w:author="linyoubin" w:date="2015-02-28T13:54:00Z"/>
+              </w:rPr>
+            </w:pPr>
+            <w:ins w:id="1417" w:author="linyoubin" w:date="2015-02-28T13:54:00Z">
               <w:r>
                 <w:rPr>
                   <w:rFonts w:hint="eastAsia"/>
@@ -33340,10 +34156,10 @@
             <w:pPr>
               <w:ind w:left="0"/>
               <w:rPr>
-                <w:ins w:id="1251" w:author="linyoubin" w:date="2015-02-28T13:54:00Z"/>
-              </w:rPr>
-            </w:pPr>
-            <w:ins w:id="1252" w:author="linyoubin" w:date="2015-02-28T13:54:00Z">
+                <w:ins w:id="1418" w:author="linyoubin" w:date="2015-02-28T13:54:00Z"/>
+              </w:rPr>
+            </w:pPr>
+            <w:ins w:id="1419" w:author="linyoubin" w:date="2015-02-28T13:54:00Z">
               <w:r>
                 <w:t>cmd</w:t>
               </w:r>
@@ -33354,7 +34170,7 @@
                 <w:t xml:space="preserve">: </w:t>
               </w:r>
             </w:ins>
-            <w:ins w:id="1253" w:author="linyoubin" w:date="2015-02-28T13:55:00Z">
+            <w:ins w:id="1420" w:author="linyoubin" w:date="2015-02-28T13:55:00Z">
               <w:r>
                 <w:t>query host status</w:t>
               </w:r>
@@ -33364,15 +34180,15 @@
             <w:pPr>
               <w:ind w:left="0"/>
               <w:rPr>
-                <w:ins w:id="1254" w:author="linyoubin" w:date="2015-02-28T13:54:00Z"/>
-              </w:rPr>
-            </w:pPr>
-            <w:ins w:id="1255" w:author="linyoubin" w:date="2015-02-28T13:55:00Z">
+                <w:ins w:id="1421" w:author="linyoubin" w:date="2015-02-28T13:54:00Z"/>
+              </w:rPr>
+            </w:pPr>
+            <w:ins w:id="1422" w:author="linyoubin" w:date="2015-02-28T13:55:00Z">
               <w:r>
                 <w:t>HostInfo</w:t>
               </w:r>
             </w:ins>
-            <w:ins w:id="1256" w:author="linyoubin" w:date="2015-02-28T13:54:00Z">
+            <w:ins w:id="1423" w:author="linyoubin" w:date="2015-02-28T13:54:00Z">
               <w:r>
                 <w:rPr>
                   <w:rFonts w:hint="eastAsia"/>
@@ -33380,7 +34196,7 @@
                 <w:t xml:space="preserve">: </w:t>
               </w:r>
             </w:ins>
-            <w:ins w:id="1257" w:author="linyoubin" w:date="2015-02-28T13:55:00Z">
+            <w:ins w:id="1424" w:author="linyoubin" w:date="2015-02-28T13:55:00Z">
               <w:r>
                 <w:rPr>
                   <w:rFonts w:hint="eastAsia"/>
@@ -33398,15 +34214,15 @@
             <w:pPr>
               <w:ind w:left="0"/>
               <w:rPr>
-                <w:ins w:id="1258" w:author="linyoubin" w:date="2015-02-28T13:54:00Z"/>
-              </w:rPr>
-            </w:pPr>
-            <w:ins w:id="1259" w:author="linyoubin" w:date="2015-02-28T13:54:00Z">
+                <w:ins w:id="1425" w:author="linyoubin" w:date="2015-02-28T13:54:00Z"/>
+              </w:rPr>
+            </w:pPr>
+            <w:ins w:id="1426" w:author="linyoubin" w:date="2015-02-28T13:54:00Z">
               <w:r>
                 <w:t>cmd=</w:t>
               </w:r>
             </w:ins>
-            <w:ins w:id="1260" w:author="linyoubin" w:date="2015-02-28T13:55:00Z">
+            <w:ins w:id="1427" w:author="linyoubin" w:date="2015-02-28T13:55:00Z">
               <w:r>
                 <w:t xml:space="preserve"> </w:t>
               </w:r>
@@ -33419,10 +34235,10 @@
             <w:pPr>
               <w:ind w:left="0"/>
               <w:rPr>
-                <w:ins w:id="1261" w:author="linyoubin" w:date="2015-02-28T13:54:00Z"/>
-              </w:rPr>
-            </w:pPr>
-            <w:ins w:id="1262" w:author="linyoubin" w:date="2015-02-28T13:54:00Z">
+                <w:ins w:id="1428" w:author="linyoubin" w:date="2015-02-28T13:54:00Z"/>
+              </w:rPr>
+            </w:pPr>
+            <w:ins w:id="1429" w:author="linyoubin" w:date="2015-02-28T13:54:00Z">
               <w:r>
                 <w:rPr>
                   <w:rFonts w:hint="eastAsia"/>
@@ -33430,7 +34246,7 @@
                 <w:t>&amp;</w:t>
               </w:r>
             </w:ins>
-            <w:ins w:id="1263" w:author="linyoubin" w:date="2015-02-28T13:55:00Z">
+            <w:ins w:id="1430" w:author="linyoubin" w:date="2015-02-28T13:55:00Z">
               <w:r>
                 <w:t>HostInfo={HostInfo:[{HostName:"suse-lyb"}, {HostName:"data0"}]}</w:t>
               </w:r>
@@ -33440,7 +34256,7 @@
       </w:tr>
       <w:tr>
         <w:trPr>
-          <w:ins w:id="1264" w:author="linyoubin" w:date="2015-02-28T13:54:00Z"/>
+          <w:ins w:id="1431" w:author="linyoubin" w:date="2015-02-28T13:54:00Z"/>
         </w:trPr>
         <w:tc>
           <w:tcPr>
@@ -33450,10 +34266,10 @@
             <w:pPr>
               <w:ind w:left="0"/>
               <w:rPr>
-                <w:ins w:id="1265" w:author="linyoubin" w:date="2015-02-28T13:54:00Z"/>
-              </w:rPr>
-            </w:pPr>
-            <w:ins w:id="1266" w:author="linyoubin" w:date="2015-02-28T13:54:00Z">
+                <w:ins w:id="1432" w:author="linyoubin" w:date="2015-02-28T13:54:00Z"/>
+              </w:rPr>
+            </w:pPr>
+            <w:ins w:id="1433" w:author="linyoubin" w:date="2015-02-28T13:54:00Z">
               <w:r>
                 <w:rPr>
                   <w:rFonts w:hint="eastAsia"/>
@@ -33471,7 +34287,7 @@
             <w:pPr>
               <w:ind w:left="0"/>
               <w:rPr>
-                <w:ins w:id="1267" w:author="linyoubin" w:date="2015-02-28T13:54:00Z"/>
+                <w:ins w:id="1434" w:author="linyoubin" w:date="2015-02-28T13:54:00Z"/>
               </w:rPr>
             </w:pPr>
           </w:p>
@@ -33484,7 +34300,7 @@
             <w:pPr>
               <w:ind w:left="0"/>
               <w:rPr>
-                <w:ins w:id="1268" w:author="linyoubin" w:date="2015-02-28T13:54:00Z"/>
+                <w:ins w:id="1435" w:author="linyoubin" w:date="2015-02-28T13:54:00Z"/>
               </w:rPr>
             </w:pPr>
           </w:p>
@@ -33492,7 +34308,7 @@
       </w:tr>
       <w:tr>
         <w:trPr>
-          <w:ins w:id="1269" w:author="linyoubin" w:date="2015-02-28T13:54:00Z"/>
+          <w:ins w:id="1436" w:author="linyoubin" w:date="2015-02-28T13:54:00Z"/>
         </w:trPr>
         <w:tc>
           <w:tcPr>
@@ -33502,10 +34318,10 @@
             <w:pPr>
               <w:ind w:left="0"/>
               <w:rPr>
-                <w:ins w:id="1270" w:author="linyoubin" w:date="2015-02-28T13:54:00Z"/>
-              </w:rPr>
-            </w:pPr>
-            <w:ins w:id="1271" w:author="linyoubin" w:date="2015-02-28T13:54:00Z">
+                <w:ins w:id="1437" w:author="linyoubin" w:date="2015-02-28T13:54:00Z"/>
+              </w:rPr>
+            </w:pPr>
+            <w:ins w:id="1438" w:author="linyoubin" w:date="2015-02-28T13:54:00Z">
               <w:r>
                 <w:rPr>
                   <w:rFonts w:hint="eastAsia"/>
@@ -33523,10 +34339,10 @@
             <w:pPr>
               <w:ind w:left="0"/>
               <w:rPr>
-                <w:ins w:id="1272" w:author="linyoubin" w:date="2015-02-28T13:54:00Z"/>
-              </w:rPr>
-            </w:pPr>
-            <w:ins w:id="1273" w:author="linyoubin" w:date="2015-02-28T13:54:00Z">
+                <w:ins w:id="1439" w:author="linyoubin" w:date="2015-02-28T13:54:00Z"/>
+              </w:rPr>
+            </w:pPr>
+            <w:ins w:id="1440" w:author="linyoubin" w:date="2015-02-28T13:54:00Z">
               <w:r>
                 <w:rPr>
                   <w:rFonts w:hint="eastAsia"/>
@@ -33544,7 +34360,7 @@
             <w:pPr>
               <w:ind w:left="0"/>
               <w:rPr>
-                <w:ins w:id="1274" w:author="linyoubin" w:date="2015-02-28T13:54:00Z"/>
+                <w:ins w:id="1441" w:author="linyoubin" w:date="2015-02-28T13:54:00Z"/>
               </w:rPr>
             </w:pPr>
           </w:p>
@@ -33553,7 +34369,7 @@
       <w:tr>
         <w:trPr>
           <w:trHeight w:val="2254"/>
-          <w:ins w:id="1275" w:author="linyoubin" w:date="2015-02-28T13:54:00Z"/>
+          <w:ins w:id="1442" w:author="linyoubin" w:date="2015-02-28T13:54:00Z"/>
         </w:trPr>
         <w:tc>
           <w:tcPr>
@@ -33563,10 +34379,10 @@
             <w:pPr>
               <w:ind w:left="0"/>
               <w:rPr>
-                <w:ins w:id="1276" w:author="linyoubin" w:date="2015-02-28T13:54:00Z"/>
-              </w:rPr>
-            </w:pPr>
-            <w:ins w:id="1277" w:author="linyoubin" w:date="2015-02-28T13:54:00Z">
+                <w:ins w:id="1443" w:author="linyoubin" w:date="2015-02-28T13:54:00Z"/>
+              </w:rPr>
+            </w:pPr>
+            <w:ins w:id="1444" w:author="linyoubin" w:date="2015-02-28T13:54:00Z">
               <w:r>
                 <w:rPr>
                   <w:rFonts w:hint="eastAsia"/>
@@ -33584,10 +34400,10 @@
             <w:pPr>
               <w:ind w:left="0"/>
               <w:rPr>
-                <w:ins w:id="1278" w:author="linyoubin" w:date="2015-02-28T13:54:00Z"/>
-              </w:rPr>
-            </w:pPr>
-            <w:ins w:id="1279" w:author="linyoubin" w:date="2015-02-28T13:54:00Z">
+                <w:ins w:id="1445" w:author="linyoubin" w:date="2015-02-28T13:54:00Z"/>
+              </w:rPr>
+            </w:pPr>
+            <w:ins w:id="1446" w:author="linyoubin" w:date="2015-02-28T13:54:00Z">
               <w:r>
                 <w:rPr>
                   <w:rFonts w:hint="eastAsia"/>
@@ -33600,10 +34416,10 @@
             <w:pPr>
               <w:ind w:left="0"/>
               <w:rPr>
-                <w:ins w:id="1280" w:author="linyoubin" w:date="2015-02-28T13:54:00Z"/>
-              </w:rPr>
-            </w:pPr>
-            <w:ins w:id="1281" w:author="linyoubin" w:date="2015-02-28T13:54:00Z">
+                <w:ins w:id="1447" w:author="linyoubin" w:date="2015-02-28T13:54:00Z"/>
+              </w:rPr>
+            </w:pPr>
+            <w:ins w:id="1448" w:author="linyoubin" w:date="2015-02-28T13:54:00Z">
               <w:r>
                 <w:rPr>
                   <w:rFonts w:hint="eastAsia"/>
@@ -33622,10 +34438,10 @@
             <w:pPr>
               <w:ind w:left="0"/>
               <w:rPr>
-                <w:ins w:id="1282" w:author="linyoubin" w:date="2015-02-28T13:54:00Z"/>
-              </w:rPr>
-            </w:pPr>
-            <w:ins w:id="1283" w:author="linyoubin" w:date="2015-02-28T13:54:00Z">
+                <w:ins w:id="1449" w:author="linyoubin" w:date="2015-02-28T13:54:00Z"/>
+              </w:rPr>
+            </w:pPr>
+            <w:ins w:id="1450" w:author="linyoubin" w:date="2015-02-28T13:54:00Z">
               <w:r>
                 <w:rPr>
                   <w:rFonts w:hint="eastAsia"/>
@@ -33638,15 +34454,15 @@
             <w:pPr>
               <w:ind w:left="0" w:firstLineChars="150" w:firstLine="315"/>
               <w:rPr>
-                <w:ins w:id="1284" w:author="linyoubin" w:date="2015-02-28T13:56:00Z"/>
-              </w:rPr>
-            </w:pPr>
-            <w:ins w:id="1285" w:author="linyoubin" w:date="2015-02-28T13:56:00Z">
+                <w:ins w:id="1451" w:author="linyoubin" w:date="2015-02-28T13:56:00Z"/>
+              </w:rPr>
+            </w:pPr>
+            <w:ins w:id="1452" w:author="linyoubin" w:date="2015-02-28T13:56:00Z">
               <w:r>
                 <w:t>HostInfo</w:t>
               </w:r>
             </w:ins>
-            <w:ins w:id="1286" w:author="linyoubin" w:date="2015-02-28T13:54:00Z">
+            <w:ins w:id="1453" w:author="linyoubin" w:date="2015-02-28T13:54:00Z">
               <w:r>
                 <w:t>:</w:t>
               </w:r>
@@ -33656,15 +34472,15 @@
             <w:pPr>
               <w:ind w:left="0" w:firstLineChars="100" w:firstLine="210"/>
               <w:rPr>
-                <w:ins w:id="1287" w:author="linyoubin" w:date="2015-02-28T14:11:00Z"/>
-              </w:rPr>
-              <w:pPrChange w:id="1288" w:author="linyoubin" w:date="2015-02-28T13:56:00Z">
+                <w:ins w:id="1454" w:author="linyoubin" w:date="2015-02-28T14:11:00Z"/>
+              </w:rPr>
+              <w:pPrChange w:id="1455" w:author="linyoubin" w:date="2015-02-28T13:56:00Z">
                 <w:pPr>
                   <w:ind w:left="0" w:firstLineChars="150" w:firstLine="315"/>
                 </w:pPr>
               </w:pPrChange>
             </w:pPr>
-            <w:ins w:id="1289" w:author="linyoubin" w:date="2015-02-28T13:56:00Z">
+            <w:ins w:id="1456" w:author="linyoubin" w:date="2015-02-28T13:56:00Z">
               <w:r>
                 <w:rPr>
                   <w:rFonts w:hint="eastAsia"/>
@@ -33677,15 +34493,15 @@
             <w:pPr>
               <w:ind w:left="0" w:firstLineChars="100" w:firstLine="210"/>
               <w:rPr>
-                <w:ins w:id="1290" w:author="linyoubin" w:date="2015-02-28T13:56:00Z"/>
-              </w:rPr>
-              <w:pPrChange w:id="1291" w:author="linyoubin" w:date="2015-02-28T13:56:00Z">
+                <w:ins w:id="1457" w:author="linyoubin" w:date="2015-02-28T13:56:00Z"/>
+              </w:rPr>
+              <w:pPrChange w:id="1458" w:author="linyoubin" w:date="2015-02-28T13:56:00Z">
                 <w:pPr>
                   <w:ind w:left="0" w:firstLineChars="150" w:firstLine="315"/>
                 </w:pPr>
               </w:pPrChange>
             </w:pPr>
-            <w:ins w:id="1292" w:author="linyoubin" w:date="2015-02-28T14:11:00Z">
+            <w:ins w:id="1459" w:author="linyoubin" w:date="2015-02-28T14:11:00Z">
               <w:r>
                 <w:rPr>
                   <w:rFonts w:hint="eastAsia"/>
@@ -33698,10 +34514,10 @@
             <w:pPr>
               <w:ind w:left="0" w:firstLineChars="150" w:firstLine="315"/>
               <w:rPr>
-                <w:ins w:id="1293" w:author="linyoubin" w:date="2015-02-28T13:57:00Z"/>
-              </w:rPr>
-            </w:pPr>
-            <w:ins w:id="1294" w:author="linyoubin" w:date="2015-02-28T13:57:00Z">
+                <w:ins w:id="1460" w:author="linyoubin" w:date="2015-02-28T13:57:00Z"/>
+              </w:rPr>
+            </w:pPr>
+            <w:ins w:id="1461" w:author="linyoubin" w:date="2015-02-28T13:57:00Z">
               <w:r>
                 <w:rPr>
                   <w:rFonts w:hint="eastAsia"/>
@@ -33723,10 +34539,10 @@
             <w:pPr>
               <w:ind w:left="0" w:firstLineChars="150" w:firstLine="315"/>
               <w:rPr>
-                <w:ins w:id="1295" w:author="linyoubin" w:date="2015-02-28T13:57:00Z"/>
-              </w:rPr>
-            </w:pPr>
-            <w:ins w:id="1296" w:author="linyoubin" w:date="2015-02-28T13:57:00Z">
+                <w:ins w:id="1462" w:author="linyoubin" w:date="2015-02-28T13:57:00Z"/>
+              </w:rPr>
+            </w:pPr>
+            <w:ins w:id="1463" w:author="linyoubin" w:date="2015-02-28T13:57:00Z">
               <w:r>
                 <w:rPr>
                   <w:rFonts w:hint="eastAsia"/>
@@ -33739,15 +34555,14 @@
             <w:pPr>
               <w:ind w:left="0" w:firstLineChars="150" w:firstLine="315"/>
               <w:rPr>
-                <w:ins w:id="1297" w:author="linyoubin" w:date="2015-02-28T13:57:00Z"/>
-              </w:rPr>
-            </w:pPr>
-            <w:ins w:id="1298" w:author="linyoubin" w:date="2015-02-28T13:57:00Z">
-              <w:r>
-                <w:rPr>
-                  <w:rFonts w:hint="eastAsia"/>
-                </w:rPr>
-                <w:lastRenderedPageBreak/>
+                <w:ins w:id="1464" w:author="linyoubin" w:date="2015-02-28T13:57:00Z"/>
+              </w:rPr>
+            </w:pPr>
+            <w:ins w:id="1465" w:author="linyoubin" w:date="2015-02-28T13:57:00Z">
+              <w:r>
+                <w:rPr>
+                  <w:rFonts w:hint="eastAsia"/>
+                </w:rPr>
                 <w:t xml:space="preserve">    </w:t>
               </w:r>
               <w:r>
@@ -33760,7 +34575,7 @@
                 <w:t>:</w:t>
               </w:r>
             </w:ins>
-            <w:ins w:id="1299" w:author="linyoubin" w:date="2015-02-28T14:01:00Z">
+            <w:ins w:id="1466" w:author="linyoubin" w:date="2015-02-28T14:01:00Z">
               <w:r>
                 <w:rPr>
                   <w:rFonts w:hint="eastAsia"/>
@@ -33768,7 +34583,7 @@
                 <w:t>系统</w:t>
               </w:r>
             </w:ins>
-            <w:ins w:id="1300" w:author="linyoubin" w:date="2015-02-28T14:03:00Z">
+            <w:ins w:id="1467" w:author="linyoubin" w:date="2015-02-28T14:03:00Z">
               <w:r>
                 <w:rPr>
                   <w:rFonts w:hint="eastAsia"/>
@@ -33776,7 +34591,7 @@
                 <w:t>占用</w:t>
               </w:r>
             </w:ins>
-            <w:ins w:id="1301" w:author="linyoubin" w:date="2015-02-28T14:08:00Z">
+            <w:ins w:id="1468" w:author="linyoubin" w:date="2015-02-28T14:08:00Z">
               <w:r>
                 <w:rPr>
                   <w:rFonts w:hint="eastAsia"/>
@@ -33789,10 +34604,10 @@
             <w:pPr>
               <w:ind w:left="0" w:firstLineChars="150" w:firstLine="315"/>
               <w:rPr>
-                <w:ins w:id="1302" w:author="linyoubin" w:date="2015-02-28T13:57:00Z"/>
-              </w:rPr>
-            </w:pPr>
-            <w:ins w:id="1303" w:author="linyoubin" w:date="2015-02-28T13:57:00Z">
+                <w:ins w:id="1469" w:author="linyoubin" w:date="2015-02-28T13:57:00Z"/>
+              </w:rPr>
+            </w:pPr>
+            <w:ins w:id="1470" w:author="linyoubin" w:date="2015-02-28T13:57:00Z">
               <w:r>
                 <w:rPr>
                   <w:rFonts w:hint="eastAsia"/>
@@ -33809,7 +34624,7 @@
                 <w:t>:</w:t>
               </w:r>
             </w:ins>
-            <w:ins w:id="1304" w:author="linyoubin" w:date="2015-02-28T14:03:00Z">
+            <w:ins w:id="1471" w:author="linyoubin" w:date="2015-02-28T14:03:00Z">
               <w:r>
                 <w:rPr>
                   <w:rFonts w:hint="eastAsia"/>
@@ -33817,7 +34632,7 @@
                 <w:t>空闲</w:t>
               </w:r>
             </w:ins>
-            <w:ins w:id="1305" w:author="linyoubin" w:date="2015-02-28T14:08:00Z">
+            <w:ins w:id="1472" w:author="linyoubin" w:date="2015-02-28T14:08:00Z">
               <w:r>
                 <w:rPr>
                   <w:rFonts w:hint="eastAsia"/>
@@ -33830,10 +34645,10 @@
             <w:pPr>
               <w:ind w:left="0" w:firstLineChars="150" w:firstLine="315"/>
               <w:rPr>
-                <w:ins w:id="1306" w:author="linyoubin" w:date="2015-02-28T13:57:00Z"/>
-              </w:rPr>
-            </w:pPr>
-            <w:ins w:id="1307" w:author="linyoubin" w:date="2015-02-28T13:57:00Z">
+                <w:ins w:id="1473" w:author="linyoubin" w:date="2015-02-28T13:57:00Z"/>
+              </w:rPr>
+            </w:pPr>
+            <w:ins w:id="1474" w:author="linyoubin" w:date="2015-02-28T13:57:00Z">
               <w:r>
                 <w:rPr>
                   <w:rFonts w:hint="eastAsia"/>
@@ -33850,7 +34665,7 @@
                 <w:t>:</w:t>
               </w:r>
             </w:ins>
-            <w:ins w:id="1308" w:author="linyoubin" w:date="2015-02-28T14:03:00Z">
+            <w:ins w:id="1475" w:author="linyoubin" w:date="2015-02-28T14:03:00Z">
               <w:r>
                 <w:rPr>
                   <w:rFonts w:hint="eastAsia"/>
@@ -33858,7 +34673,7 @@
                 <w:t>其它</w:t>
               </w:r>
             </w:ins>
-            <w:ins w:id="1309" w:author="linyoubin" w:date="2015-02-28T14:09:00Z">
+            <w:ins w:id="1476" w:author="linyoubin" w:date="2015-02-28T14:09:00Z">
               <w:r>
                 <w:rPr>
                   <w:rFonts w:hint="eastAsia"/>
@@ -33871,10 +34686,10 @@
             <w:pPr>
               <w:ind w:left="0" w:firstLineChars="150" w:firstLine="315"/>
               <w:rPr>
-                <w:ins w:id="1310" w:author="linyoubin" w:date="2015-02-28T13:57:00Z"/>
-              </w:rPr>
-            </w:pPr>
-            <w:ins w:id="1311" w:author="linyoubin" w:date="2015-02-28T13:57:00Z">
+                <w:ins w:id="1477" w:author="linyoubin" w:date="2015-02-28T13:57:00Z"/>
+              </w:rPr>
+            </w:pPr>
+            <w:ins w:id="1478" w:author="linyoubin" w:date="2015-02-28T13:57:00Z">
               <w:r>
                 <w:rPr>
                   <w:rFonts w:hint="eastAsia"/>
@@ -33891,7 +34706,7 @@
                 <w:t>:</w:t>
               </w:r>
             </w:ins>
-            <w:ins w:id="1312" w:author="linyoubin" w:date="2015-02-28T14:03:00Z">
+            <w:ins w:id="1479" w:author="linyoubin" w:date="2015-02-28T14:03:00Z">
               <w:r>
                 <w:rPr>
                   <w:rFonts w:hint="eastAsia"/>
@@ -33899,7 +34714,7 @@
                 <w:t>用户态</w:t>
               </w:r>
             </w:ins>
-            <w:ins w:id="1313" w:author="linyoubin" w:date="2015-02-28T14:08:00Z">
+            <w:ins w:id="1480" w:author="linyoubin" w:date="2015-02-28T14:08:00Z">
               <w:r>
                 <w:rPr>
                   <w:rFonts w:hint="eastAsia"/>
@@ -33907,7 +34722,7 @@
                 <w:t>占用</w:t>
               </w:r>
             </w:ins>
-            <w:ins w:id="1314" w:author="linyoubin" w:date="2015-02-28T14:09:00Z">
+            <w:ins w:id="1481" w:author="linyoubin" w:date="2015-02-28T14:09:00Z">
               <w:r>
                 <w:rPr>
                   <w:rFonts w:hint="eastAsia"/>
@@ -33920,10 +34735,10 @@
             <w:pPr>
               <w:ind w:left="0" w:firstLineChars="150" w:firstLine="315"/>
               <w:rPr>
-                <w:ins w:id="1315" w:author="linyoubin" w:date="2015-02-28T13:57:00Z"/>
-              </w:rPr>
-            </w:pPr>
-            <w:ins w:id="1316" w:author="linyoubin" w:date="2015-02-28T13:57:00Z">
+                <w:ins w:id="1482" w:author="linyoubin" w:date="2015-02-28T13:57:00Z"/>
+              </w:rPr>
+            </w:pPr>
+            <w:ins w:id="1483" w:author="linyoubin" w:date="2015-02-28T13:57:00Z">
               <w:r>
                 <w:rPr>
                   <w:rFonts w:hint="eastAsia"/>
@@ -33936,10 +34751,10 @@
             <w:pPr>
               <w:ind w:left="0" w:firstLineChars="150" w:firstLine="315"/>
               <w:rPr>
-                <w:ins w:id="1317" w:author="linyoubin" w:date="2015-02-28T13:57:00Z"/>
-              </w:rPr>
-            </w:pPr>
-            <w:ins w:id="1318" w:author="linyoubin" w:date="2015-02-28T13:57:00Z">
+                <w:ins w:id="1484" w:author="linyoubin" w:date="2015-02-28T13:57:00Z"/>
+              </w:rPr>
+            </w:pPr>
+            <w:ins w:id="1485" w:author="linyoubin" w:date="2015-02-28T13:57:00Z">
               <w:r>
                 <w:rPr>
                   <w:rFonts w:hint="eastAsia"/>
@@ -33952,10 +34767,10 @@
             <w:pPr>
               <w:ind w:left="0" w:firstLineChars="150" w:firstLine="315"/>
               <w:rPr>
-                <w:ins w:id="1319" w:author="linyoubin" w:date="2015-02-28T13:58:00Z"/>
-              </w:rPr>
-            </w:pPr>
-            <w:ins w:id="1320" w:author="linyoubin" w:date="2015-02-28T13:57:00Z">
+                <w:ins w:id="1486" w:author="linyoubin" w:date="2015-02-28T13:58:00Z"/>
+              </w:rPr>
+            </w:pPr>
+            <w:ins w:id="1487" w:author="linyoubin" w:date="2015-02-28T13:57:00Z">
               <w:r>
                 <w:rPr>
                   <w:rFonts w:hint="eastAsia"/>
@@ -33968,10 +34783,10 @@
             <w:pPr>
               <w:ind w:left="0" w:firstLineChars="150" w:firstLine="315"/>
               <w:rPr>
-                <w:ins w:id="1321" w:author="linyoubin" w:date="2015-02-28T13:58:00Z"/>
-              </w:rPr>
-            </w:pPr>
-            <w:ins w:id="1322" w:author="linyoubin" w:date="2015-02-28T13:58:00Z">
+                <w:ins w:id="1488" w:author="linyoubin" w:date="2015-02-28T13:58:00Z"/>
+              </w:rPr>
+            </w:pPr>
+            <w:ins w:id="1489" w:author="linyoubin" w:date="2015-02-28T13:58:00Z">
               <w:r>
                 <w:rPr>
                   <w:rFonts w:hint="eastAsia"/>
@@ -33988,7 +34803,7 @@
                 <w:t>:</w:t>
               </w:r>
             </w:ins>
-            <w:ins w:id="1323" w:author="linyoubin" w:date="2015-02-28T14:09:00Z">
+            <w:ins w:id="1490" w:author="linyoubin" w:date="2015-02-28T14:09:00Z">
               <w:r>
                 <w:rPr>
                   <w:rFonts w:hint="eastAsia"/>
@@ -34001,10 +34816,10 @@
             <w:pPr>
               <w:ind w:left="0" w:firstLineChars="150" w:firstLine="315"/>
               <w:rPr>
-                <w:ins w:id="1324" w:author="linyoubin" w:date="2015-02-28T13:58:00Z"/>
-              </w:rPr>
-            </w:pPr>
-            <w:ins w:id="1325" w:author="linyoubin" w:date="2015-02-28T13:58:00Z">
+                <w:ins w:id="1491" w:author="linyoubin" w:date="2015-02-28T13:58:00Z"/>
+              </w:rPr>
+            </w:pPr>
+            <w:ins w:id="1492" w:author="linyoubin" w:date="2015-02-28T13:58:00Z">
               <w:r>
                 <w:rPr>
                   <w:rFonts w:hint="eastAsia"/>
@@ -34026,10 +34841,10 @@
             <w:pPr>
               <w:ind w:left="0" w:firstLineChars="150" w:firstLine="315"/>
               <w:rPr>
-                <w:ins w:id="1326" w:author="linyoubin" w:date="2015-02-28T13:58:00Z"/>
-              </w:rPr>
-            </w:pPr>
-            <w:ins w:id="1327" w:author="linyoubin" w:date="2015-02-28T13:58:00Z">
+                <w:ins w:id="1493" w:author="linyoubin" w:date="2015-02-28T13:58:00Z"/>
+              </w:rPr>
+            </w:pPr>
+            <w:ins w:id="1494" w:author="linyoubin" w:date="2015-02-28T13:58:00Z">
               <w:r>
                 <w:rPr>
                   <w:rFonts w:hint="eastAsia"/>
@@ -34042,10 +34857,10 @@
             <w:pPr>
               <w:ind w:left="0" w:firstLineChars="150" w:firstLine="315"/>
               <w:rPr>
-                <w:ins w:id="1328" w:author="linyoubin" w:date="2015-02-28T13:58:00Z"/>
-              </w:rPr>
-            </w:pPr>
-            <w:ins w:id="1329" w:author="linyoubin" w:date="2015-02-28T13:58:00Z">
+                <w:ins w:id="1495" w:author="linyoubin" w:date="2015-02-28T13:58:00Z"/>
+              </w:rPr>
+            </w:pPr>
+            <w:ins w:id="1496" w:author="linyoubin" w:date="2015-02-28T13:58:00Z">
               <w:r>
                 <w:rPr>
                   <w:rFonts w:hint="eastAsia"/>
@@ -34058,10 +34873,10 @@
             <w:pPr>
               <w:ind w:left="0" w:firstLineChars="150" w:firstLine="315"/>
               <w:rPr>
-                <w:ins w:id="1330" w:author="linyoubin" w:date="2015-02-28T13:59:00Z"/>
-              </w:rPr>
-            </w:pPr>
-            <w:ins w:id="1331" w:author="linyoubin" w:date="2015-02-28T13:58:00Z">
+                <w:ins w:id="1497" w:author="linyoubin" w:date="2015-02-28T13:59:00Z"/>
+              </w:rPr>
+            </w:pPr>
+            <w:ins w:id="1498" w:author="linyoubin" w:date="2015-02-28T13:58:00Z">
               <w:r>
                 <w:rPr>
                   <w:rFonts w:hint="eastAsia"/>
@@ -34078,7 +34893,7 @@
                 <w:t>:</w:t>
               </w:r>
             </w:ins>
-            <w:ins w:id="1332" w:author="linyoubin" w:date="2015-02-28T14:09:00Z">
+            <w:ins w:id="1499" w:author="linyoubin" w:date="2015-02-28T14:09:00Z">
               <w:r>
                 <w:rPr>
                   <w:rFonts w:hint="eastAsia"/>
@@ -34091,10 +34906,10 @@
             <w:pPr>
               <w:ind w:left="0" w:firstLineChars="150" w:firstLine="315"/>
               <w:rPr>
-                <w:ins w:id="1333" w:author="linyoubin" w:date="2015-02-28T13:59:00Z"/>
-              </w:rPr>
-            </w:pPr>
-            <w:ins w:id="1334" w:author="linyoubin" w:date="2015-02-28T13:59:00Z">
+                <w:ins w:id="1500" w:author="linyoubin" w:date="2015-02-28T13:59:00Z"/>
+              </w:rPr>
+            </w:pPr>
+            <w:ins w:id="1501" w:author="linyoubin" w:date="2015-02-28T13:59:00Z">
               <w:r>
                 <w:rPr>
                   <w:rFonts w:hint="eastAsia"/>
@@ -34111,7 +34926,7 @@
                 <w:t>:</w:t>
               </w:r>
             </w:ins>
-            <w:ins w:id="1335" w:author="linyoubin" w:date="2015-02-28T14:09:00Z">
+            <w:ins w:id="1502" w:author="linyoubin" w:date="2015-02-28T14:09:00Z">
               <w:r>
                 <w:rPr>
                   <w:rFonts w:hint="eastAsia"/>
@@ -34124,10 +34939,10 @@
             <w:pPr>
               <w:ind w:left="0" w:firstLineChars="150" w:firstLine="315"/>
               <w:rPr>
-                <w:ins w:id="1336" w:author="linyoubin" w:date="2015-02-28T13:59:00Z"/>
-              </w:rPr>
-            </w:pPr>
-            <w:ins w:id="1337" w:author="linyoubin" w:date="2015-02-28T13:59:00Z">
+                <w:ins w:id="1503" w:author="linyoubin" w:date="2015-02-28T13:59:00Z"/>
+              </w:rPr>
+            </w:pPr>
+            <w:ins w:id="1504" w:author="linyoubin" w:date="2015-02-28T13:59:00Z">
               <w:r>
                 <w:rPr>
                   <w:rFonts w:hint="eastAsia"/>
@@ -34144,7 +34959,7 @@
                 <w:t>:</w:t>
               </w:r>
             </w:ins>
-            <w:ins w:id="1338" w:author="linyoubin" w:date="2015-02-28T14:09:00Z">
+            <w:ins w:id="1505" w:author="linyoubin" w:date="2015-02-28T14:09:00Z">
               <w:r>
                 <w:rPr>
                   <w:rFonts w:hint="eastAsia"/>
@@ -34157,10 +34972,10 @@
             <w:pPr>
               <w:ind w:left="0" w:firstLineChars="150" w:firstLine="315"/>
               <w:rPr>
-                <w:ins w:id="1339" w:author="linyoubin" w:date="2015-02-28T13:59:00Z"/>
-              </w:rPr>
-            </w:pPr>
-            <w:ins w:id="1340" w:author="linyoubin" w:date="2015-02-28T13:59:00Z">
+                <w:ins w:id="1506" w:author="linyoubin" w:date="2015-02-28T13:59:00Z"/>
+              </w:rPr>
+            </w:pPr>
+            <w:ins w:id="1507" w:author="linyoubin" w:date="2015-02-28T13:59:00Z">
               <w:r>
                 <w:rPr>
                   <w:rFonts w:hint="eastAsia"/>
@@ -34177,7 +34992,7 @@
                 <w:t>:</w:t>
               </w:r>
             </w:ins>
-            <w:ins w:id="1341" w:author="linyoubin" w:date="2015-02-28T14:09:00Z">
+            <w:ins w:id="1508" w:author="linyoubin" w:date="2015-02-28T14:09:00Z">
               <w:r>
                 <w:rPr>
                   <w:rFonts w:hint="eastAsia"/>
@@ -34190,10 +35005,10 @@
             <w:pPr>
               <w:ind w:left="0" w:firstLineChars="150" w:firstLine="315"/>
               <w:rPr>
-                <w:ins w:id="1342" w:author="linyoubin" w:date="2015-02-28T13:59:00Z"/>
-              </w:rPr>
-            </w:pPr>
-            <w:ins w:id="1343" w:author="linyoubin" w:date="2015-02-28T13:59:00Z">
+                <w:ins w:id="1509" w:author="linyoubin" w:date="2015-02-28T13:59:00Z"/>
+              </w:rPr>
+            </w:pPr>
+            <w:ins w:id="1510" w:author="linyoubin" w:date="2015-02-28T13:59:00Z">
               <w:r>
                 <w:rPr>
                   <w:rFonts w:hint="eastAsia"/>
@@ -34210,7 +35025,7 @@
                 <w:t>:</w:t>
               </w:r>
             </w:ins>
-            <w:ins w:id="1344" w:author="linyoubin" w:date="2015-02-28T14:10:00Z">
+            <w:ins w:id="1511" w:author="linyoubin" w:date="2015-02-28T14:10:00Z">
               <w:r>
                 <w:rPr>
                   <w:rFonts w:hint="eastAsia"/>
@@ -34223,10 +35038,10 @@
             <w:pPr>
               <w:ind w:left="0" w:firstLineChars="150" w:firstLine="315"/>
               <w:rPr>
-                <w:ins w:id="1345" w:author="linyoubin" w:date="2015-02-28T13:59:00Z"/>
-              </w:rPr>
-            </w:pPr>
-            <w:ins w:id="1346" w:author="linyoubin" w:date="2015-02-28T13:59:00Z">
+                <w:ins w:id="1512" w:author="linyoubin" w:date="2015-02-28T13:59:00Z"/>
+              </w:rPr>
+            </w:pPr>
+            <w:ins w:id="1513" w:author="linyoubin" w:date="2015-02-28T13:59:00Z">
               <w:r>
                 <w:rPr>
                   <w:rFonts w:hint="eastAsia"/>
@@ -34243,7 +35058,7 @@
                 <w:t>:</w:t>
               </w:r>
             </w:ins>
-            <w:ins w:id="1347" w:author="linyoubin" w:date="2015-02-28T14:10:00Z">
+            <w:ins w:id="1514" w:author="linyoubin" w:date="2015-02-28T14:10:00Z">
               <w:r>
                 <w:rPr>
                   <w:rFonts w:hint="eastAsia"/>
@@ -34262,10 +35077,10 @@
             <w:pPr>
               <w:ind w:left="0" w:firstLineChars="150" w:firstLine="315"/>
               <w:rPr>
-                <w:ins w:id="1348" w:author="linyoubin" w:date="2015-02-28T13:59:00Z"/>
-              </w:rPr>
-            </w:pPr>
-            <w:ins w:id="1349" w:author="linyoubin" w:date="2015-02-28T13:59:00Z">
+                <w:ins w:id="1515" w:author="linyoubin" w:date="2015-02-28T13:59:00Z"/>
+              </w:rPr>
+            </w:pPr>
+            <w:ins w:id="1516" w:author="linyoubin" w:date="2015-02-28T13:59:00Z">
               <w:r>
                 <w:rPr>
                   <w:rFonts w:hint="eastAsia"/>
@@ -34282,7 +35097,7 @@
                 <w:t>:</w:t>
               </w:r>
             </w:ins>
-            <w:ins w:id="1350" w:author="linyoubin" w:date="2015-02-28T14:10:00Z">
+            <w:ins w:id="1517" w:author="linyoubin" w:date="2015-02-28T14:10:00Z">
               <w:r>
                 <w:rPr>
                   <w:rFonts w:hint="eastAsia"/>
@@ -34301,10 +35116,10 @@
             <w:pPr>
               <w:ind w:left="0" w:firstLineChars="150" w:firstLine="315"/>
               <w:rPr>
-                <w:ins w:id="1351" w:author="linyoubin" w:date="2015-02-28T13:59:00Z"/>
-              </w:rPr>
-            </w:pPr>
-            <w:ins w:id="1352" w:author="linyoubin" w:date="2015-02-28T13:59:00Z">
+                <w:ins w:id="1518" w:author="linyoubin" w:date="2015-02-28T13:59:00Z"/>
+              </w:rPr>
+            </w:pPr>
+            <w:ins w:id="1519" w:author="linyoubin" w:date="2015-02-28T13:59:00Z">
               <w:r>
                 <w:rPr>
                   <w:rFonts w:hint="eastAsia"/>
@@ -34321,7 +35136,7 @@
                 <w:t>:</w:t>
               </w:r>
             </w:ins>
-            <w:ins w:id="1353" w:author="linyoubin" w:date="2015-02-28T14:10:00Z">
+            <w:ins w:id="1520" w:author="linyoubin" w:date="2015-02-28T14:10:00Z">
               <w:r>
                 <w:rPr>
                   <w:rFonts w:hint="eastAsia"/>
@@ -34340,10 +35155,10 @@
             <w:pPr>
               <w:ind w:left="0" w:firstLineChars="150" w:firstLine="315"/>
               <w:rPr>
-                <w:ins w:id="1354" w:author="linyoubin" w:date="2015-02-28T14:00:00Z"/>
-              </w:rPr>
-            </w:pPr>
-            <w:ins w:id="1355" w:author="linyoubin" w:date="2015-02-28T14:00:00Z">
+                <w:ins w:id="1521" w:author="linyoubin" w:date="2015-02-28T14:00:00Z"/>
+              </w:rPr>
+            </w:pPr>
+            <w:ins w:id="1522" w:author="linyoubin" w:date="2015-02-28T14:00:00Z">
               <w:r>
                 <w:rPr>
                   <w:rFonts w:hint="eastAsia"/>
@@ -34360,7 +35175,7 @@
                 <w:t>:</w:t>
               </w:r>
             </w:ins>
-            <w:ins w:id="1356" w:author="linyoubin" w:date="2015-02-28T14:10:00Z">
+            <w:ins w:id="1523" w:author="linyoubin" w:date="2015-02-28T14:10:00Z">
               <w:r>
                 <w:rPr>
                   <w:rFonts w:hint="eastAsia"/>
@@ -34379,15 +35194,15 @@
             <w:pPr>
               <w:ind w:left="0"/>
               <w:rPr>
-                <w:ins w:id="1357" w:author="linyoubin" w:date="2015-02-28T13:58:00Z"/>
-              </w:rPr>
-              <w:pPrChange w:id="1358" w:author="linyoubin" w:date="2015-02-28T14:00:00Z">
+                <w:ins w:id="1524" w:author="linyoubin" w:date="2015-02-28T13:58:00Z"/>
+              </w:rPr>
+              <w:pPrChange w:id="1525" w:author="linyoubin" w:date="2015-02-28T14:00:00Z">
                 <w:pPr>
                   <w:ind w:left="0" w:firstLineChars="150" w:firstLine="315"/>
                 </w:pPr>
               </w:pPrChange>
             </w:pPr>
-            <w:ins w:id="1359" w:author="linyoubin" w:date="2015-02-28T13:58:00Z">
+            <w:ins w:id="1526" w:author="linyoubin" w:date="2015-02-28T13:58:00Z">
               <w:r>
                 <w:rPr>
                   <w:rFonts w:hint="eastAsia"/>
@@ -34395,7 +35210,7 @@
                 <w:t xml:space="preserve">      </w:t>
               </w:r>
             </w:ins>
-            <w:ins w:id="1360" w:author="linyoubin" w:date="2015-02-28T14:00:00Z">
+            <w:ins w:id="1527" w:author="linyoubin" w:date="2015-02-28T14:00:00Z">
               <w:r>
                 <w:rPr>
                   <w:rFonts w:hint="eastAsia"/>
@@ -34403,7 +35218,7 @@
                 <w:t xml:space="preserve">  </w:t>
               </w:r>
             </w:ins>
-            <w:ins w:id="1361" w:author="linyoubin" w:date="2015-02-28T13:58:00Z">
+            <w:ins w:id="1528" w:author="linyoubin" w:date="2015-02-28T13:58:00Z">
               <w:r>
                 <w:rPr>
                   <w:rFonts w:hint="eastAsia"/>
@@ -34416,10 +35231,10 @@
             <w:pPr>
               <w:ind w:left="0" w:firstLineChars="150" w:firstLine="315"/>
               <w:rPr>
-                <w:ins w:id="1362" w:author="linyoubin" w:date="2015-02-28T13:57:00Z"/>
-              </w:rPr>
-            </w:pPr>
-            <w:ins w:id="1363" w:author="linyoubin" w:date="2015-02-28T13:58:00Z">
+                <w:ins w:id="1529" w:author="linyoubin" w:date="2015-02-28T13:57:00Z"/>
+              </w:rPr>
+            </w:pPr>
+            <w:ins w:id="1530" w:author="linyoubin" w:date="2015-02-28T13:58:00Z">
               <w:r>
                 <w:rPr>
                   <w:rFonts w:hint="eastAsia"/>
@@ -34432,14 +35247,15 @@
             <w:pPr>
               <w:ind w:left="0" w:firstLineChars="150" w:firstLine="315"/>
               <w:rPr>
-                <w:ins w:id="1364" w:author="linyoubin" w:date="2015-02-28T14:00:00Z"/>
-              </w:rPr>
-            </w:pPr>
-            <w:ins w:id="1365" w:author="linyoubin" w:date="2015-02-28T13:57:00Z">
-              <w:r>
-                <w:rPr>
-                  <w:rFonts w:hint="eastAsia"/>
-                </w:rPr>
+                <w:ins w:id="1531" w:author="linyoubin" w:date="2015-02-28T14:00:00Z"/>
+              </w:rPr>
+            </w:pPr>
+            <w:ins w:id="1532" w:author="linyoubin" w:date="2015-02-28T13:57:00Z">
+              <w:r>
+                <w:rPr>
+                  <w:rFonts w:hint="eastAsia"/>
+                </w:rPr>
+                <w:lastRenderedPageBreak/>
                 <w:t xml:space="preserve">  }</w:t>
               </w:r>
             </w:ins>
@@ -34448,10 +35264,10 @@
             <w:pPr>
               <w:ind w:left="0" w:firstLineChars="150" w:firstLine="315"/>
               <w:rPr>
-                <w:ins w:id="1366" w:author="linyoubin" w:date="2015-02-28T14:00:00Z"/>
-              </w:rPr>
-            </w:pPr>
-            <w:ins w:id="1367" w:author="linyoubin" w:date="2015-02-28T14:00:00Z">
+                <w:ins w:id="1533" w:author="linyoubin" w:date="2015-02-28T14:00:00Z"/>
+              </w:rPr>
+            </w:pPr>
+            <w:ins w:id="1534" w:author="linyoubin" w:date="2015-02-28T14:00:00Z">
               <w:r>
                 <w:rPr>
                   <w:rFonts w:hint="eastAsia"/>
@@ -34468,7 +35284,7 @@
                 <w:t>:</w:t>
               </w:r>
             </w:ins>
-            <w:ins w:id="1368" w:author="linyoubin" w:date="2015-02-28T14:10:00Z">
+            <w:ins w:id="1535" w:author="linyoubin" w:date="2015-02-28T14:10:00Z">
               <w:r>
                 <w:rPr>
                   <w:rFonts w:hint="eastAsia"/>
@@ -34481,10 +35297,10 @@
             <w:pPr>
               <w:ind w:left="0" w:firstLineChars="150" w:firstLine="315"/>
               <w:rPr>
-                <w:ins w:id="1369" w:author="linyoubin" w:date="2015-02-28T14:00:00Z"/>
-              </w:rPr>
-            </w:pPr>
-            <w:ins w:id="1370" w:author="linyoubin" w:date="2015-02-28T14:00:00Z">
+                <w:ins w:id="1536" w:author="linyoubin" w:date="2015-02-28T14:00:00Z"/>
+              </w:rPr>
+            </w:pPr>
+            <w:ins w:id="1537" w:author="linyoubin" w:date="2015-02-28T14:00:00Z">
               <w:r>
                 <w:rPr>
                   <w:rFonts w:hint="eastAsia"/>
@@ -34506,10 +35322,10 @@
             <w:pPr>
               <w:ind w:left="0" w:firstLineChars="150" w:firstLine="315"/>
               <w:rPr>
-                <w:ins w:id="1371" w:author="linyoubin" w:date="2015-02-28T14:00:00Z"/>
-              </w:rPr>
-            </w:pPr>
-            <w:ins w:id="1372" w:author="linyoubin" w:date="2015-02-28T14:00:00Z">
+                <w:ins w:id="1538" w:author="linyoubin" w:date="2015-02-28T14:00:00Z"/>
+              </w:rPr>
+            </w:pPr>
+            <w:ins w:id="1539" w:author="linyoubin" w:date="2015-02-28T14:00:00Z">
               <w:r>
                 <w:rPr>
                   <w:rFonts w:hint="eastAsia"/>
@@ -34522,10 +35338,10 @@
             <w:pPr>
               <w:ind w:left="0" w:firstLineChars="150" w:firstLine="315"/>
               <w:rPr>
-                <w:ins w:id="1373" w:author="linyoubin" w:date="2015-02-28T14:00:00Z"/>
-              </w:rPr>
-            </w:pPr>
-            <w:ins w:id="1374" w:author="linyoubin" w:date="2015-02-28T14:00:00Z">
+                <w:ins w:id="1540" w:author="linyoubin" w:date="2015-02-28T14:00:00Z"/>
+              </w:rPr>
+            </w:pPr>
+            <w:ins w:id="1541" w:author="linyoubin" w:date="2015-02-28T14:00:00Z">
               <w:r>
                 <w:rPr>
                   <w:rFonts w:hint="eastAsia"/>
@@ -34542,7 +35358,7 @@
                 <w:t>:</w:t>
               </w:r>
             </w:ins>
-            <w:ins w:id="1375" w:author="linyoubin" w:date="2015-02-28T14:10:00Z">
+            <w:ins w:id="1542" w:author="linyoubin" w:date="2015-02-28T14:10:00Z">
               <w:r>
                 <w:rPr>
                   <w:rFonts w:hint="eastAsia"/>
@@ -34555,10 +35371,10 @@
             <w:pPr>
               <w:ind w:left="0" w:firstLineChars="150" w:firstLine="315"/>
               <w:rPr>
-                <w:ins w:id="1376" w:author="linyoubin" w:date="2015-02-28T14:00:00Z"/>
-              </w:rPr>
-            </w:pPr>
-            <w:ins w:id="1377" w:author="linyoubin" w:date="2015-02-28T14:00:00Z">
+                <w:ins w:id="1543" w:author="linyoubin" w:date="2015-02-28T14:00:00Z"/>
+              </w:rPr>
+            </w:pPr>
+            <w:ins w:id="1544" w:author="linyoubin" w:date="2015-02-28T14:00:00Z">
               <w:r>
                 <w:rPr>
                   <w:rFonts w:hint="eastAsia"/>
@@ -34575,7 +35391,7 @@
                 <w:t>:</w:t>
               </w:r>
             </w:ins>
-            <w:ins w:id="1378" w:author="linyoubin" w:date="2015-02-28T14:10:00Z">
+            <w:ins w:id="1545" w:author="linyoubin" w:date="2015-02-28T14:10:00Z">
               <w:r>
                 <w:rPr>
                   <w:rFonts w:hint="eastAsia"/>
@@ -34588,10 +35404,10 @@
             <w:pPr>
               <w:ind w:left="0" w:firstLineChars="150" w:firstLine="315"/>
               <w:rPr>
-                <w:ins w:id="1379" w:author="linyoubin" w:date="2015-02-28T14:00:00Z"/>
-              </w:rPr>
-            </w:pPr>
-            <w:ins w:id="1380" w:author="linyoubin" w:date="2015-02-28T14:00:00Z">
+                <w:ins w:id="1546" w:author="linyoubin" w:date="2015-02-28T14:00:00Z"/>
+              </w:rPr>
+            </w:pPr>
+            <w:ins w:id="1547" w:author="linyoubin" w:date="2015-02-28T14:00:00Z">
               <w:r>
                 <w:rPr>
                   <w:rFonts w:hint="eastAsia"/>
@@ -34608,7 +35424,7 @@
                 <w:t>:</w:t>
               </w:r>
             </w:ins>
-            <w:ins w:id="1381" w:author="linyoubin" w:date="2015-02-28T14:10:00Z">
+            <w:ins w:id="1548" w:author="linyoubin" w:date="2015-02-28T14:10:00Z">
               <w:r>
                 <w:rPr>
                   <w:rFonts w:hint="eastAsia"/>
@@ -34621,10 +35437,10 @@
             <w:pPr>
               <w:ind w:left="0" w:firstLineChars="150" w:firstLine="315"/>
               <w:rPr>
-                <w:ins w:id="1382" w:author="linyoubin" w:date="2015-02-28T14:00:00Z"/>
-              </w:rPr>
-            </w:pPr>
-            <w:ins w:id="1383" w:author="linyoubin" w:date="2015-02-28T14:00:00Z">
+                <w:ins w:id="1549" w:author="linyoubin" w:date="2015-02-28T14:00:00Z"/>
+              </w:rPr>
+            </w:pPr>
+            <w:ins w:id="1550" w:author="linyoubin" w:date="2015-02-28T14:00:00Z">
               <w:r>
                 <w:rPr>
                   <w:rFonts w:hint="eastAsia"/>
@@ -34637,10 +35453,10 @@
             <w:pPr>
               <w:ind w:left="0" w:firstLineChars="150" w:firstLine="315"/>
               <w:rPr>
-                <w:ins w:id="1384" w:author="linyoubin" w:date="2015-02-28T14:00:00Z"/>
-              </w:rPr>
-            </w:pPr>
-            <w:ins w:id="1385" w:author="linyoubin" w:date="2015-02-28T14:00:00Z">
+                <w:ins w:id="1551" w:author="linyoubin" w:date="2015-02-28T14:00:00Z"/>
+              </w:rPr>
+            </w:pPr>
+            <w:ins w:id="1552" w:author="linyoubin" w:date="2015-02-28T14:00:00Z">
               <w:r>
                 <w:rPr>
                   <w:rFonts w:hint="eastAsia"/>
@@ -34662,10 +35478,10 @@
             <w:pPr>
               <w:ind w:left="0" w:firstLineChars="150" w:firstLine="315"/>
               <w:rPr>
-                <w:ins w:id="1386" w:author="linyoubin" w:date="2015-02-28T14:01:00Z"/>
-              </w:rPr>
-            </w:pPr>
-            <w:ins w:id="1387" w:author="linyoubin" w:date="2015-02-28T14:00:00Z">
+                <w:ins w:id="1553" w:author="linyoubin" w:date="2015-02-28T14:01:00Z"/>
+              </w:rPr>
+            </w:pPr>
+            <w:ins w:id="1554" w:author="linyoubin" w:date="2015-02-28T14:00:00Z">
               <w:r>
                 <w:rPr>
                   <w:rFonts w:hint="eastAsia"/>
@@ -34673,7 +35489,7 @@
                 <w:t xml:space="preserve"> </w:t>
               </w:r>
             </w:ins>
-            <w:ins w:id="1388" w:author="linyoubin" w:date="2015-02-28T14:01:00Z">
+            <w:ins w:id="1555" w:author="linyoubin" w:date="2015-02-28T14:01:00Z">
               <w:r>
                 <w:rPr>
                   <w:rFonts w:hint="eastAsia"/>
@@ -34686,15 +35502,15 @@
             <w:pPr>
               <w:ind w:left="0" w:firstLineChars="350" w:firstLine="735"/>
               <w:rPr>
-                <w:ins w:id="1389" w:author="linyoubin" w:date="2015-02-28T14:01:00Z"/>
-              </w:rPr>
-              <w:pPrChange w:id="1390" w:author="linyoubin" w:date="2015-02-28T14:01:00Z">
+                <w:ins w:id="1556" w:author="linyoubin" w:date="2015-02-28T14:01:00Z"/>
+              </w:rPr>
+              <w:pPrChange w:id="1557" w:author="linyoubin" w:date="2015-02-28T14:01:00Z">
                 <w:pPr>
                   <w:ind w:left="0" w:firstLineChars="150" w:firstLine="315"/>
                 </w:pPr>
               </w:pPrChange>
             </w:pPr>
-            <w:ins w:id="1391" w:author="linyoubin" w:date="2015-02-28T14:00:00Z">
+            <w:ins w:id="1558" w:author="linyoubin" w:date="2015-02-28T14:00:00Z">
               <w:r>
                 <w:rPr>
                   <w:rFonts w:hint="eastAsia"/>
@@ -34707,15 +35523,15 @@
             <w:pPr>
               <w:ind w:left="0" w:firstLineChars="350" w:firstLine="735"/>
               <w:rPr>
-                <w:ins w:id="1392" w:author="linyoubin" w:date="2015-02-28T14:01:00Z"/>
-              </w:rPr>
-              <w:pPrChange w:id="1393" w:author="linyoubin" w:date="2015-02-28T14:01:00Z">
+                <w:ins w:id="1559" w:author="linyoubin" w:date="2015-02-28T14:01:00Z"/>
+              </w:rPr>
+              <w:pPrChange w:id="1560" w:author="linyoubin" w:date="2015-02-28T14:01:00Z">
                 <w:pPr>
                   <w:ind w:left="0" w:firstLineChars="150" w:firstLine="315"/>
                 </w:pPr>
               </w:pPrChange>
             </w:pPr>
-            <w:ins w:id="1394" w:author="linyoubin" w:date="2015-02-28T14:01:00Z">
+            <w:ins w:id="1561" w:author="linyoubin" w:date="2015-02-28T14:01:00Z">
               <w:r>
                 <w:rPr>
                   <w:rFonts w:hint="eastAsia"/>
@@ -34732,7 +35548,7 @@
                 <w:t>:</w:t>
               </w:r>
             </w:ins>
-            <w:ins w:id="1395" w:author="linyoubin" w:date="2015-02-28T14:10:00Z">
+            <w:ins w:id="1562" w:author="linyoubin" w:date="2015-02-28T14:10:00Z">
               <w:r>
                 <w:rPr>
                   <w:rFonts w:hint="eastAsia"/>
@@ -34740,7 +35556,7 @@
                 <w:t>磁盘</w:t>
               </w:r>
             </w:ins>
-            <w:ins w:id="1396" w:author="linyoubin" w:date="2015-02-28T14:11:00Z">
+            <w:ins w:id="1563" w:author="linyoubin" w:date="2015-02-28T14:11:00Z">
               <w:r>
                 <w:rPr>
                   <w:rFonts w:hint="eastAsia"/>
@@ -34753,15 +35569,15 @@
             <w:pPr>
               <w:ind w:left="0" w:firstLineChars="350" w:firstLine="735"/>
               <w:rPr>
-                <w:ins w:id="1397" w:author="linyoubin" w:date="2015-02-28T14:01:00Z"/>
-              </w:rPr>
-              <w:pPrChange w:id="1398" w:author="linyoubin" w:date="2015-02-28T14:01:00Z">
+                <w:ins w:id="1564" w:author="linyoubin" w:date="2015-02-28T14:01:00Z"/>
+              </w:rPr>
+              <w:pPrChange w:id="1565" w:author="linyoubin" w:date="2015-02-28T14:01:00Z">
                 <w:pPr>
                   <w:ind w:left="0" w:firstLineChars="150" w:firstLine="315"/>
                 </w:pPr>
               </w:pPrChange>
             </w:pPr>
-            <w:ins w:id="1399" w:author="linyoubin" w:date="2015-02-28T14:01:00Z">
+            <w:ins w:id="1566" w:author="linyoubin" w:date="2015-02-28T14:01:00Z">
               <w:r>
                 <w:rPr>
                   <w:rFonts w:hint="eastAsia"/>
@@ -34778,7 +35594,7 @@
                 <w:t>:</w:t>
               </w:r>
             </w:ins>
-            <w:ins w:id="1400" w:author="linyoubin" w:date="2015-02-28T14:11:00Z">
+            <w:ins w:id="1567" w:author="linyoubin" w:date="2015-02-28T14:11:00Z">
               <w:r>
                 <w:rPr>
                   <w:rFonts w:hint="eastAsia"/>
@@ -34797,15 +35613,15 @@
             <w:pPr>
               <w:ind w:left="0" w:firstLineChars="350" w:firstLine="735"/>
               <w:rPr>
-                <w:ins w:id="1401" w:author="linyoubin" w:date="2015-02-28T14:01:00Z"/>
-              </w:rPr>
-              <w:pPrChange w:id="1402" w:author="linyoubin" w:date="2015-02-28T14:01:00Z">
+                <w:ins w:id="1568" w:author="linyoubin" w:date="2015-02-28T14:01:00Z"/>
+              </w:rPr>
+              <w:pPrChange w:id="1569" w:author="linyoubin" w:date="2015-02-28T14:01:00Z">
                 <w:pPr>
                   <w:ind w:left="0" w:firstLineChars="150" w:firstLine="315"/>
                 </w:pPr>
               </w:pPrChange>
             </w:pPr>
-            <w:ins w:id="1403" w:author="linyoubin" w:date="2015-02-28T14:01:00Z">
+            <w:ins w:id="1570" w:author="linyoubin" w:date="2015-02-28T14:01:00Z">
               <w:r>
                 <w:rPr>
                   <w:rFonts w:hint="eastAsia"/>
@@ -34822,7 +35638,7 @@
                 <w:t>:</w:t>
               </w:r>
             </w:ins>
-            <w:ins w:id="1404" w:author="linyoubin" w:date="2015-02-28T14:11:00Z">
+            <w:ins w:id="1571" w:author="linyoubin" w:date="2015-02-28T14:11:00Z">
               <w:r>
                 <w:rPr>
                   <w:rFonts w:hint="eastAsia"/>
@@ -34835,15 +35651,15 @@
             <w:pPr>
               <w:ind w:left="0" w:firstLineChars="350" w:firstLine="735"/>
               <w:rPr>
-                <w:ins w:id="1405" w:author="linyoubin" w:date="2015-02-28T14:01:00Z"/>
-              </w:rPr>
-              <w:pPrChange w:id="1406" w:author="linyoubin" w:date="2015-02-28T14:01:00Z">
+                <w:ins w:id="1572" w:author="linyoubin" w:date="2015-02-28T14:01:00Z"/>
+              </w:rPr>
+              <w:pPrChange w:id="1573" w:author="linyoubin" w:date="2015-02-28T14:01:00Z">
                 <w:pPr>
                   <w:ind w:left="0" w:firstLineChars="150" w:firstLine="315"/>
                 </w:pPr>
               </w:pPrChange>
             </w:pPr>
-            <w:ins w:id="1407" w:author="linyoubin" w:date="2015-02-28T14:01:00Z">
+            <w:ins w:id="1574" w:author="linyoubin" w:date="2015-02-28T14:01:00Z">
               <w:r>
                 <w:rPr>
                   <w:rFonts w:hint="eastAsia"/>
@@ -34860,7 +35676,7 @@
                 <w:t>:</w:t>
               </w:r>
             </w:ins>
-            <w:ins w:id="1408" w:author="linyoubin" w:date="2015-02-28T14:11:00Z">
+            <w:ins w:id="1575" w:author="linyoubin" w:date="2015-02-28T14:11:00Z">
               <w:r>
                 <w:rPr>
                   <w:rFonts w:hint="eastAsia"/>
@@ -34873,15 +35689,15 @@
             <w:pPr>
               <w:ind w:left="0" w:firstLineChars="350" w:firstLine="735"/>
               <w:rPr>
-                <w:ins w:id="1409" w:author="linyoubin" w:date="2015-02-28T14:01:00Z"/>
-              </w:rPr>
-              <w:pPrChange w:id="1410" w:author="linyoubin" w:date="2015-02-28T14:01:00Z">
+                <w:ins w:id="1576" w:author="linyoubin" w:date="2015-02-28T14:01:00Z"/>
+              </w:rPr>
+              <w:pPrChange w:id="1577" w:author="linyoubin" w:date="2015-02-28T14:01:00Z">
                 <w:pPr>
                   <w:ind w:left="0" w:firstLineChars="150" w:firstLine="315"/>
                 </w:pPr>
               </w:pPrChange>
             </w:pPr>
-            <w:ins w:id="1411" w:author="linyoubin" w:date="2015-02-28T14:01:00Z">
+            <w:ins w:id="1578" w:author="linyoubin" w:date="2015-02-28T14:01:00Z">
               <w:r>
                 <w:rPr>
                   <w:rFonts w:hint="eastAsia"/>
@@ -34893,15 +35709,15 @@
           <w:p>
             <w:pPr>
               <w:rPr>
-                <w:ins w:id="1412" w:author="linyoubin" w:date="2015-02-28T14:00:00Z"/>
-              </w:rPr>
-              <w:pPrChange w:id="1413" w:author="linyoubin" w:date="2015-02-28T14:01:00Z">
+                <w:ins w:id="1579" w:author="linyoubin" w:date="2015-02-28T14:00:00Z"/>
+              </w:rPr>
+              <w:pPrChange w:id="1580" w:author="linyoubin" w:date="2015-02-28T14:01:00Z">
                 <w:pPr>
                   <w:ind w:left="0" w:firstLineChars="150" w:firstLine="315"/>
                 </w:pPr>
               </w:pPrChange>
             </w:pPr>
-            <w:ins w:id="1414" w:author="linyoubin" w:date="2015-02-28T14:01:00Z">
+            <w:ins w:id="1581" w:author="linyoubin" w:date="2015-02-28T14:01:00Z">
               <w:r>
                 <w:rPr>
                   <w:rFonts w:hint="eastAsia"/>
@@ -34914,10 +35730,10 @@
             <w:pPr>
               <w:ind w:left="0" w:firstLineChars="150" w:firstLine="315"/>
               <w:rPr>
-                <w:ins w:id="1415" w:author="linyoubin" w:date="2015-02-28T13:56:00Z"/>
-              </w:rPr>
-            </w:pPr>
-            <w:ins w:id="1416" w:author="linyoubin" w:date="2015-02-28T14:12:00Z">
+                <w:ins w:id="1582" w:author="linyoubin" w:date="2015-02-28T13:56:00Z"/>
+              </w:rPr>
+            </w:pPr>
+            <w:ins w:id="1583" w:author="linyoubin" w:date="2015-02-28T14:12:00Z">
               <w:r>
                 <w:rPr>
                   <w:rFonts w:hint="eastAsia"/>
@@ -34930,10 +35746,10 @@
             <w:pPr>
               <w:ind w:left="0" w:firstLineChars="150" w:firstLine="315"/>
               <w:rPr>
-                <w:ins w:id="1417" w:author="linyoubin" w:date="2015-02-28T13:54:00Z"/>
-              </w:rPr>
-            </w:pPr>
-            <w:ins w:id="1418" w:author="linyoubin" w:date="2015-02-28T13:56:00Z">
+                <w:ins w:id="1584" w:author="linyoubin" w:date="2015-02-28T13:54:00Z"/>
+              </w:rPr>
+            </w:pPr>
+            <w:ins w:id="1585" w:author="linyoubin" w:date="2015-02-28T13:56:00Z">
               <w:r>
                 <w:rPr>
                   <w:rFonts w:hint="eastAsia"/>
@@ -34946,10 +35762,10 @@
             <w:pPr>
               <w:ind w:left="0"/>
               <w:rPr>
-                <w:ins w:id="1419" w:author="linyoubin" w:date="2015-02-28T13:54:00Z"/>
-              </w:rPr>
-            </w:pPr>
-            <w:ins w:id="1420" w:author="linyoubin" w:date="2015-02-28T13:54:00Z">
+                <w:ins w:id="1586" w:author="linyoubin" w:date="2015-02-28T13:54:00Z"/>
+              </w:rPr>
+            </w:pPr>
+            <w:ins w:id="1587" w:author="linyoubin" w:date="2015-02-28T13:54:00Z">
               <w:r>
                 <w:t>}</w:t>
               </w:r>
@@ -34964,10 +35780,10 @@
             <w:pPr>
               <w:ind w:left="0"/>
               <w:rPr>
-                <w:ins w:id="1421" w:author="linyoubin" w:date="2015-02-28T13:54:00Z"/>
-              </w:rPr>
-            </w:pPr>
-            <w:ins w:id="1422" w:author="linyoubin" w:date="2015-02-28T13:54:00Z">
+                <w:ins w:id="1588" w:author="linyoubin" w:date="2015-02-28T13:54:00Z"/>
+              </w:rPr>
+            </w:pPr>
+            <w:ins w:id="1589" w:author="linyoubin" w:date="2015-02-28T13:54:00Z">
               <w:r>
                 <w:lastRenderedPageBreak/>
                 <w:t xml:space="preserve">{ </w:t>
@@ -34978,10 +35794,10 @@
             <w:pPr>
               <w:ind w:left="0"/>
               <w:rPr>
-                <w:ins w:id="1423" w:author="linyoubin" w:date="2015-02-28T13:54:00Z"/>
-              </w:rPr>
-            </w:pPr>
-            <w:ins w:id="1424" w:author="linyoubin" w:date="2015-02-28T13:54:00Z">
+                <w:ins w:id="1590" w:author="linyoubin" w:date="2015-02-28T13:54:00Z"/>
+              </w:rPr>
+            </w:pPr>
+            <w:ins w:id="1591" w:author="linyoubin" w:date="2015-02-28T13:54:00Z">
               <w:r>
                 <w:t>"</w:t>
               </w:r>
@@ -35003,18 +35819,18 @@
             <w:pPr>
               <w:ind w:left="0"/>
               <w:rPr>
-                <w:ins w:id="1425" w:author="linyoubin" w:date="2015-02-28T13:54:00Z"/>
-              </w:rPr>
-            </w:pPr>
-          </w:p>
-          <w:p>
-            <w:pPr>
-              <w:ind w:left="0"/>
-              <w:rPr>
-                <w:ins w:id="1426" w:author="linyoubin" w:date="2015-02-28T13:54:00Z"/>
-              </w:rPr>
-            </w:pPr>
-            <w:ins w:id="1427" w:author="linyoubin" w:date="2015-02-28T13:54:00Z">
+                <w:ins w:id="1592" w:author="linyoubin" w:date="2015-02-28T13:54:00Z"/>
+              </w:rPr>
+            </w:pPr>
+          </w:p>
+          <w:p>
+            <w:pPr>
+              <w:ind w:left="0"/>
+              <w:rPr>
+                <w:ins w:id="1593" w:author="linyoubin" w:date="2015-02-28T13:54:00Z"/>
+              </w:rPr>
+            </w:pPr>
+            <w:ins w:id="1594" w:author="linyoubin" w:date="2015-02-28T13:54:00Z">
               <w:r>
                 <w:t>}</w:t>
               </w:r>
@@ -35024,10 +35840,10 @@
             <w:pPr>
               <w:ind w:left="0"/>
               <w:rPr>
-                <w:ins w:id="1428" w:author="linyoubin" w:date="2015-02-28T14:11:00Z"/>
-              </w:rPr>
-            </w:pPr>
-            <w:ins w:id="1429" w:author="linyoubin" w:date="2015-02-28T14:11:00Z">
+                <w:ins w:id="1595" w:author="linyoubin" w:date="2015-02-28T14:11:00Z"/>
+              </w:rPr>
+            </w:pPr>
+            <w:ins w:id="1596" w:author="linyoubin" w:date="2015-02-28T14:11:00Z">
               <w:r>
                 <w:t xml:space="preserve">{ </w:t>
               </w:r>
@@ -35037,15 +35853,15 @@
             <w:pPr>
               <w:ind w:left="0" w:firstLineChars="100" w:firstLine="210"/>
               <w:rPr>
-                <w:ins w:id="1430" w:author="linyoubin" w:date="2015-02-28T14:11:00Z"/>
-              </w:rPr>
-              <w:pPrChange w:id="1431" w:author="linyoubin" w:date="2015-02-28T14:11:00Z">
+                <w:ins w:id="1597" w:author="linyoubin" w:date="2015-02-28T14:11:00Z"/>
+              </w:rPr>
+              <w:pPrChange w:id="1598" w:author="linyoubin" w:date="2015-02-28T14:11:00Z">
                 <w:pPr>
                   <w:ind w:left="0"/>
                 </w:pPr>
               </w:pPrChange>
             </w:pPr>
-            <w:ins w:id="1432" w:author="linyoubin" w:date="2015-02-28T14:11:00Z">
+            <w:ins w:id="1599" w:author="linyoubin" w:date="2015-02-28T14:11:00Z">
               <w:r>
                 <w:t xml:space="preserve">"HostInfo": </w:t>
               </w:r>
@@ -35055,15 +35871,15 @@
             <w:pPr>
               <w:ind w:left="0" w:firstLineChars="100" w:firstLine="210"/>
               <w:rPr>
-                <w:ins w:id="1433" w:author="linyoubin" w:date="2015-02-28T14:12:00Z"/>
-              </w:rPr>
-              <w:pPrChange w:id="1434" w:author="linyoubin" w:date="2015-02-28T14:11:00Z">
+                <w:ins w:id="1600" w:author="linyoubin" w:date="2015-02-28T14:12:00Z"/>
+              </w:rPr>
+              <w:pPrChange w:id="1601" w:author="linyoubin" w:date="2015-02-28T14:11:00Z">
                 <w:pPr>
                   <w:ind w:left="0"/>
                 </w:pPr>
               </w:pPrChange>
             </w:pPr>
-            <w:ins w:id="1435" w:author="linyoubin" w:date="2015-02-28T14:11:00Z">
+            <w:ins w:id="1602" w:author="linyoubin" w:date="2015-02-28T14:11:00Z">
               <w:r>
                 <w:t xml:space="preserve">[ </w:t>
               </w:r>
@@ -35073,15 +35889,15 @@
             <w:pPr>
               <w:ind w:left="0" w:firstLineChars="200" w:firstLine="420"/>
               <w:rPr>
-                <w:ins w:id="1436" w:author="linyoubin" w:date="2015-02-28T14:12:00Z"/>
-              </w:rPr>
-              <w:pPrChange w:id="1437" w:author="linyoubin" w:date="2015-02-28T14:12:00Z">
+                <w:ins w:id="1603" w:author="linyoubin" w:date="2015-02-28T14:12:00Z"/>
+              </w:rPr>
+              <w:pPrChange w:id="1604" w:author="linyoubin" w:date="2015-02-28T14:12:00Z">
                 <w:pPr>
                   <w:ind w:left="0"/>
                 </w:pPr>
               </w:pPrChange>
             </w:pPr>
-            <w:ins w:id="1438" w:author="linyoubin" w:date="2015-02-28T14:11:00Z">
+            <w:ins w:id="1605" w:author="linyoubin" w:date="2015-02-28T14:11:00Z">
               <w:r>
                 <w:t xml:space="preserve">{ </w:t>
               </w:r>
@@ -35091,17 +35907,16 @@
             <w:pPr>
               <w:ind w:left="0" w:firstLineChars="300" w:firstLine="630"/>
               <w:rPr>
-                <w:ins w:id="1439" w:author="linyoubin" w:date="2015-02-28T14:12:00Z"/>
-              </w:rPr>
-              <w:pPrChange w:id="1440" w:author="linyoubin" w:date="2015-02-28T14:12:00Z">
+                <w:ins w:id="1606" w:author="linyoubin" w:date="2015-02-28T14:12:00Z"/>
+              </w:rPr>
+              <w:pPrChange w:id="1607" w:author="linyoubin" w:date="2015-02-28T14:12:00Z">
                 <w:pPr>
                   <w:ind w:left="0"/>
                 </w:pPr>
               </w:pPrChange>
             </w:pPr>
-            <w:ins w:id="1441" w:author="linyoubin" w:date="2015-02-28T14:11:00Z">
-              <w:r>
-                <w:lastRenderedPageBreak/>
+            <w:ins w:id="1608" w:author="linyoubin" w:date="2015-02-28T14:11:00Z">
+              <w:r>
                 <w:t xml:space="preserve">"CPU": </w:t>
               </w:r>
             </w:ins>
@@ -35110,15 +35925,15 @@
             <w:pPr>
               <w:ind w:left="0" w:firstLineChars="300" w:firstLine="630"/>
               <w:rPr>
-                <w:ins w:id="1442" w:author="linyoubin" w:date="2015-02-28T14:12:00Z"/>
-              </w:rPr>
-              <w:pPrChange w:id="1443" w:author="linyoubin" w:date="2015-02-28T14:12:00Z">
+                <w:ins w:id="1609" w:author="linyoubin" w:date="2015-02-28T14:12:00Z"/>
+              </w:rPr>
+              <w:pPrChange w:id="1610" w:author="linyoubin" w:date="2015-02-28T14:12:00Z">
                 <w:pPr>
                   <w:ind w:left="0"/>
                 </w:pPr>
               </w:pPrChange>
             </w:pPr>
-            <w:ins w:id="1444" w:author="linyoubin" w:date="2015-02-28T14:11:00Z">
+            <w:ins w:id="1611" w:author="linyoubin" w:date="2015-02-28T14:11:00Z">
               <w:r>
                 <w:t xml:space="preserve">{ </w:t>
               </w:r>
@@ -35128,15 +35943,15 @@
             <w:pPr>
               <w:ind w:left="0" w:firstLineChars="400" w:firstLine="840"/>
               <w:rPr>
-                <w:ins w:id="1445" w:author="linyoubin" w:date="2015-02-28T14:12:00Z"/>
-              </w:rPr>
-              <w:pPrChange w:id="1446" w:author="linyoubin" w:date="2015-02-28T14:12:00Z">
+                <w:ins w:id="1612" w:author="linyoubin" w:date="2015-02-28T14:12:00Z"/>
+              </w:rPr>
+              <w:pPrChange w:id="1613" w:author="linyoubin" w:date="2015-02-28T14:12:00Z">
                 <w:pPr>
                   <w:ind w:left="0"/>
                 </w:pPr>
               </w:pPrChange>
             </w:pPr>
-            <w:ins w:id="1447" w:author="linyoubin" w:date="2015-02-28T14:11:00Z">
+            <w:ins w:id="1614" w:author="linyoubin" w:date="2015-02-28T14:11:00Z">
               <w:r>
                 <w:t xml:space="preserve">"Sys": { "Megabit": 15, "Unit": 308550 }, </w:t>
               </w:r>
@@ -35146,15 +35961,15 @@
             <w:pPr>
               <w:ind w:left="0" w:firstLineChars="400" w:firstLine="840"/>
               <w:rPr>
-                <w:ins w:id="1448" w:author="linyoubin" w:date="2015-02-28T14:12:00Z"/>
-              </w:rPr>
-              <w:pPrChange w:id="1449" w:author="linyoubin" w:date="2015-02-28T14:12:00Z">
+                <w:ins w:id="1615" w:author="linyoubin" w:date="2015-02-28T14:12:00Z"/>
+              </w:rPr>
+              <w:pPrChange w:id="1616" w:author="linyoubin" w:date="2015-02-28T14:12:00Z">
                 <w:pPr>
                   <w:ind w:left="0"/>
                 </w:pPr>
               </w:pPrChange>
             </w:pPr>
-            <w:ins w:id="1450" w:author="linyoubin" w:date="2015-02-28T14:11:00Z">
+            <w:ins w:id="1617" w:author="linyoubin" w:date="2015-02-28T14:11:00Z">
               <w:r>
                 <w:t>"Idle": { "Megabit": 9075, "Unit": 931030 },</w:t>
               </w:r>
@@ -35164,15 +35979,15 @@
             <w:pPr>
               <w:ind w:left="0" w:firstLineChars="400" w:firstLine="840"/>
               <w:rPr>
-                <w:ins w:id="1451" w:author="linyoubin" w:date="2015-02-28T14:12:00Z"/>
-              </w:rPr>
-              <w:pPrChange w:id="1452" w:author="linyoubin" w:date="2015-02-28T14:12:00Z">
+                <w:ins w:id="1618" w:author="linyoubin" w:date="2015-02-28T14:12:00Z"/>
+              </w:rPr>
+              <w:pPrChange w:id="1619" w:author="linyoubin" w:date="2015-02-28T14:12:00Z">
                 <w:pPr>
                   <w:ind w:left="0"/>
                 </w:pPr>
               </w:pPrChange>
             </w:pPr>
-            <w:ins w:id="1453" w:author="linyoubin" w:date="2015-02-28T14:11:00Z">
+            <w:ins w:id="1620" w:author="linyoubin" w:date="2015-02-28T14:11:00Z">
               <w:r>
                 <w:t xml:space="preserve">"Other": { "Megabit": 66, "Unit": 384664 }, </w:t>
               </w:r>
@@ -35182,15 +35997,15 @@
             <w:pPr>
               <w:ind w:left="0" w:firstLineChars="400" w:firstLine="840"/>
               <w:rPr>
-                <w:ins w:id="1454" w:author="linyoubin" w:date="2015-02-28T14:12:00Z"/>
-              </w:rPr>
-              <w:pPrChange w:id="1455" w:author="linyoubin" w:date="2015-02-28T14:12:00Z">
+                <w:ins w:id="1621" w:author="linyoubin" w:date="2015-02-28T14:12:00Z"/>
+              </w:rPr>
+              <w:pPrChange w:id="1622" w:author="linyoubin" w:date="2015-02-28T14:12:00Z">
                 <w:pPr>
                   <w:ind w:left="0"/>
                 </w:pPr>
               </w:pPrChange>
             </w:pPr>
-            <w:ins w:id="1456" w:author="linyoubin" w:date="2015-02-28T14:11:00Z">
+            <w:ins w:id="1623" w:author="linyoubin" w:date="2015-02-28T14:11:00Z">
               <w:r>
                 <w:t xml:space="preserve">"User": { "Megabit": 42, "Unit": 476078 } </w:t>
               </w:r>
@@ -35200,15 +36015,15 @@
             <w:pPr>
               <w:ind w:left="0" w:firstLineChars="300" w:firstLine="630"/>
               <w:rPr>
-                <w:ins w:id="1457" w:author="linyoubin" w:date="2015-02-28T14:12:00Z"/>
-              </w:rPr>
-              <w:pPrChange w:id="1458" w:author="linyoubin" w:date="2015-02-28T14:12:00Z">
+                <w:ins w:id="1624" w:author="linyoubin" w:date="2015-02-28T14:12:00Z"/>
+              </w:rPr>
+              <w:pPrChange w:id="1625" w:author="linyoubin" w:date="2015-02-28T14:12:00Z">
                 <w:pPr>
                   <w:ind w:left="0"/>
                 </w:pPr>
               </w:pPrChange>
             </w:pPr>
-            <w:ins w:id="1459" w:author="linyoubin" w:date="2015-02-28T14:11:00Z">
+            <w:ins w:id="1626" w:author="linyoubin" w:date="2015-02-28T14:11:00Z">
               <w:r>
                 <w:t xml:space="preserve">}, </w:t>
               </w:r>
@@ -35218,15 +36033,15 @@
             <w:pPr>
               <w:ind w:left="0" w:firstLineChars="300" w:firstLine="630"/>
               <w:rPr>
-                <w:ins w:id="1460" w:author="linyoubin" w:date="2015-02-28T14:12:00Z"/>
-              </w:rPr>
-              <w:pPrChange w:id="1461" w:author="linyoubin" w:date="2015-02-28T14:12:00Z">
+                <w:ins w:id="1627" w:author="linyoubin" w:date="2015-02-28T14:12:00Z"/>
+              </w:rPr>
+              <w:pPrChange w:id="1628" w:author="linyoubin" w:date="2015-02-28T14:12:00Z">
                 <w:pPr>
                   <w:ind w:left="0"/>
                 </w:pPr>
               </w:pPrChange>
             </w:pPr>
-            <w:ins w:id="1462" w:author="linyoubin" w:date="2015-02-28T14:11:00Z">
+            <w:ins w:id="1629" w:author="linyoubin" w:date="2015-02-28T14:11:00Z">
               <w:r>
                 <w:t xml:space="preserve">"Net": </w:t>
               </w:r>
@@ -35236,15 +36051,15 @@
             <w:pPr>
               <w:ind w:left="0" w:firstLineChars="300" w:firstLine="630"/>
               <w:rPr>
-                <w:ins w:id="1463" w:author="linyoubin" w:date="2015-02-28T14:12:00Z"/>
-              </w:rPr>
-              <w:pPrChange w:id="1464" w:author="linyoubin" w:date="2015-02-28T14:12:00Z">
+                <w:ins w:id="1630" w:author="linyoubin" w:date="2015-02-28T14:12:00Z"/>
+              </w:rPr>
+              <w:pPrChange w:id="1631" w:author="linyoubin" w:date="2015-02-28T14:12:00Z">
                 <w:pPr>
                   <w:ind w:left="0"/>
                 </w:pPr>
               </w:pPrChange>
             </w:pPr>
-            <w:ins w:id="1465" w:author="linyoubin" w:date="2015-02-28T14:11:00Z">
+            <w:ins w:id="1632" w:author="linyoubin" w:date="2015-02-28T14:11:00Z">
               <w:r>
                 <w:t xml:space="preserve">{ </w:t>
               </w:r>
@@ -35254,15 +36069,15 @@
             <w:pPr>
               <w:ind w:left="0" w:firstLineChars="400" w:firstLine="840"/>
               <w:rPr>
-                <w:ins w:id="1466" w:author="linyoubin" w:date="2015-02-28T14:13:00Z"/>
-              </w:rPr>
-              <w:pPrChange w:id="1467" w:author="linyoubin" w:date="2015-02-28T14:12:00Z">
+                <w:ins w:id="1633" w:author="linyoubin" w:date="2015-02-28T14:13:00Z"/>
+              </w:rPr>
+              <w:pPrChange w:id="1634" w:author="linyoubin" w:date="2015-02-28T14:12:00Z">
                 <w:pPr>
                   <w:ind w:left="0"/>
                 </w:pPr>
               </w:pPrChange>
             </w:pPr>
-            <w:ins w:id="1468" w:author="linyoubin" w:date="2015-02-28T14:11:00Z">
+            <w:ins w:id="1635" w:author="linyoubin" w:date="2015-02-28T14:11:00Z">
               <w:r>
                 <w:t xml:space="preserve">"CalendarTime": 1425101760, </w:t>
               </w:r>
@@ -35272,15 +36087,15 @@
             <w:pPr>
               <w:ind w:left="0" w:firstLineChars="400" w:firstLine="840"/>
               <w:rPr>
-                <w:ins w:id="1469" w:author="linyoubin" w:date="2015-02-28T14:13:00Z"/>
-              </w:rPr>
-              <w:pPrChange w:id="1470" w:author="linyoubin" w:date="2015-02-28T14:12:00Z">
+                <w:ins w:id="1636" w:author="linyoubin" w:date="2015-02-28T14:13:00Z"/>
+              </w:rPr>
+              <w:pPrChange w:id="1637" w:author="linyoubin" w:date="2015-02-28T14:12:00Z">
                 <w:pPr>
                   <w:ind w:left="0"/>
                 </w:pPr>
               </w:pPrChange>
             </w:pPr>
-            <w:ins w:id="1471" w:author="linyoubin" w:date="2015-02-28T14:11:00Z">
+            <w:ins w:id="1638" w:author="linyoubin" w:date="2015-02-28T14:11:00Z">
               <w:r>
                 <w:t xml:space="preserve">"Net": </w:t>
               </w:r>
@@ -35290,15 +36105,15 @@
             <w:pPr>
               <w:ind w:left="0" w:firstLineChars="400" w:firstLine="840"/>
               <w:rPr>
-                <w:ins w:id="1472" w:author="linyoubin" w:date="2015-02-28T14:13:00Z"/>
-              </w:rPr>
-              <w:pPrChange w:id="1473" w:author="linyoubin" w:date="2015-02-28T14:12:00Z">
+                <w:ins w:id="1639" w:author="linyoubin" w:date="2015-02-28T14:13:00Z"/>
+              </w:rPr>
+              <w:pPrChange w:id="1640" w:author="linyoubin" w:date="2015-02-28T14:12:00Z">
                 <w:pPr>
                   <w:ind w:left="0"/>
                 </w:pPr>
               </w:pPrChange>
             </w:pPr>
-            <w:ins w:id="1474" w:author="linyoubin" w:date="2015-02-28T14:11:00Z">
+            <w:ins w:id="1641" w:author="linyoubin" w:date="2015-02-28T14:11:00Z">
               <w:r>
                 <w:t xml:space="preserve">[ </w:t>
               </w:r>
@@ -35308,15 +36123,15 @@
             <w:pPr>
               <w:ind w:left="0" w:firstLineChars="500" w:firstLine="1050"/>
               <w:rPr>
-                <w:ins w:id="1475" w:author="linyoubin" w:date="2015-02-28T14:13:00Z"/>
-              </w:rPr>
-              <w:pPrChange w:id="1476" w:author="linyoubin" w:date="2015-02-28T14:13:00Z">
+                <w:ins w:id="1642" w:author="linyoubin" w:date="2015-02-28T14:13:00Z"/>
+              </w:rPr>
+              <w:pPrChange w:id="1643" w:author="linyoubin" w:date="2015-02-28T14:13:00Z">
                 <w:pPr>
                   <w:ind w:left="0"/>
                 </w:pPr>
               </w:pPrChange>
             </w:pPr>
-            <w:ins w:id="1477" w:author="linyoubin" w:date="2015-02-28T14:11:00Z">
+            <w:ins w:id="1644" w:author="linyoubin" w:date="2015-02-28T14:11:00Z">
               <w:r>
                 <w:t xml:space="preserve">{ </w:t>
               </w:r>
@@ -35326,15 +36141,15 @@
             <w:pPr>
               <w:ind w:left="0" w:firstLineChars="600" w:firstLine="1260"/>
               <w:rPr>
-                <w:ins w:id="1478" w:author="linyoubin" w:date="2015-02-28T14:13:00Z"/>
-              </w:rPr>
-              <w:pPrChange w:id="1479" w:author="linyoubin" w:date="2015-02-28T14:13:00Z">
+                <w:ins w:id="1645" w:author="linyoubin" w:date="2015-02-28T14:13:00Z"/>
+              </w:rPr>
+              <w:pPrChange w:id="1646" w:author="linyoubin" w:date="2015-02-28T14:13:00Z">
                 <w:pPr>
                   <w:ind w:left="0"/>
                 </w:pPr>
               </w:pPrChange>
             </w:pPr>
-            <w:ins w:id="1480" w:author="linyoubin" w:date="2015-02-28T14:11:00Z">
+            <w:ins w:id="1647" w:author="linyoubin" w:date="2015-02-28T14:11:00Z">
               <w:r>
                 <w:t xml:space="preserve">"Name": "lo", </w:t>
               </w:r>
@@ -35344,15 +36159,15 @@
             <w:pPr>
               <w:ind w:left="0" w:firstLineChars="600" w:firstLine="1260"/>
               <w:rPr>
-                <w:ins w:id="1481" w:author="linyoubin" w:date="2015-02-28T14:13:00Z"/>
-              </w:rPr>
-              <w:pPrChange w:id="1482" w:author="linyoubin" w:date="2015-02-28T14:13:00Z">
+                <w:ins w:id="1648" w:author="linyoubin" w:date="2015-02-28T14:13:00Z"/>
+              </w:rPr>
+              <w:pPrChange w:id="1649" w:author="linyoubin" w:date="2015-02-28T14:13:00Z">
                 <w:pPr>
                   <w:ind w:left="0"/>
                 </w:pPr>
               </w:pPrChange>
             </w:pPr>
-            <w:ins w:id="1483" w:author="linyoubin" w:date="2015-02-28T14:11:00Z">
+            <w:ins w:id="1650" w:author="linyoubin" w:date="2015-02-28T14:11:00Z">
               <w:r>
                 <w:t xml:space="preserve">"RXBytes": { "Megabit": 5335, "Unit": 117938 }, </w:t>
               </w:r>
@@ -35362,17 +36177,21 @@
             <w:pPr>
               <w:ind w:left="0" w:firstLineChars="600" w:firstLine="1260"/>
               <w:rPr>
-                <w:ins w:id="1484" w:author="linyoubin" w:date="2015-02-28T14:13:00Z"/>
-              </w:rPr>
-              <w:pPrChange w:id="1485" w:author="linyoubin" w:date="2015-02-28T14:13:00Z">
+                <w:ins w:id="1651" w:author="linyoubin" w:date="2015-02-28T14:13:00Z"/>
+              </w:rPr>
+              <w:pPrChange w:id="1652" w:author="linyoubin" w:date="2015-02-28T14:13:00Z">
                 <w:pPr>
                   <w:ind w:left="0"/>
                 </w:pPr>
               </w:pPrChange>
             </w:pPr>
-            <w:ins w:id="1486" w:author="linyoubin" w:date="2015-02-28T14:11:00Z">
-              <w:r>
-                <w:t xml:space="preserve">"RXPackets": { "Megabit": 43, "Unit": 901867 }, </w:t>
+            <w:ins w:id="1653" w:author="linyoubin" w:date="2015-02-28T14:11:00Z">
+              <w:r>
+                <w:t xml:space="preserve">"RXPackets": </w:t>
+              </w:r>
+              <w:r>
+                <w:lastRenderedPageBreak/>
+                <w:t xml:space="preserve">{ "Megabit": 43, "Unit": 901867 }, </w:t>
               </w:r>
             </w:ins>
           </w:p>
@@ -35380,15 +36199,15 @@
             <w:pPr>
               <w:ind w:left="0" w:firstLineChars="600" w:firstLine="1260"/>
               <w:rPr>
-                <w:ins w:id="1487" w:author="linyoubin" w:date="2015-02-28T14:13:00Z"/>
-              </w:rPr>
-              <w:pPrChange w:id="1488" w:author="linyoubin" w:date="2015-02-28T14:13:00Z">
+                <w:ins w:id="1654" w:author="linyoubin" w:date="2015-02-28T14:13:00Z"/>
+              </w:rPr>
+              <w:pPrChange w:id="1655" w:author="linyoubin" w:date="2015-02-28T14:13:00Z">
                 <w:pPr>
                   <w:ind w:left="0"/>
                 </w:pPr>
               </w:pPrChange>
             </w:pPr>
-            <w:ins w:id="1489" w:author="linyoubin" w:date="2015-02-28T14:11:00Z">
+            <w:ins w:id="1656" w:author="linyoubin" w:date="2015-02-28T14:11:00Z">
               <w:r>
                 <w:t xml:space="preserve">"RXErrors": { "Megabit": 0, "Unit": 0 }, </w:t>
               </w:r>
@@ -35398,15 +36217,15 @@
             <w:pPr>
               <w:ind w:left="0" w:firstLineChars="600" w:firstLine="1260"/>
               <w:rPr>
-                <w:ins w:id="1490" w:author="linyoubin" w:date="2015-02-28T14:13:00Z"/>
-              </w:rPr>
-              <w:pPrChange w:id="1491" w:author="linyoubin" w:date="2015-02-28T14:13:00Z">
+                <w:ins w:id="1657" w:author="linyoubin" w:date="2015-02-28T14:13:00Z"/>
+              </w:rPr>
+              <w:pPrChange w:id="1658" w:author="linyoubin" w:date="2015-02-28T14:13:00Z">
                 <w:pPr>
                   <w:ind w:left="0"/>
                 </w:pPr>
               </w:pPrChange>
             </w:pPr>
-            <w:ins w:id="1492" w:author="linyoubin" w:date="2015-02-28T14:11:00Z">
+            <w:ins w:id="1659" w:author="linyoubin" w:date="2015-02-28T14:11:00Z">
               <w:r>
                 <w:t xml:space="preserve">"RXDrops": { "Megabit": 0, "Unit": 0 }, </w:t>
               </w:r>
@@ -35416,15 +36235,15 @@
             <w:pPr>
               <w:ind w:left="0" w:firstLineChars="600" w:firstLine="1260"/>
               <w:rPr>
-                <w:ins w:id="1493" w:author="linyoubin" w:date="2015-02-28T14:13:00Z"/>
-              </w:rPr>
-              <w:pPrChange w:id="1494" w:author="linyoubin" w:date="2015-02-28T14:13:00Z">
+                <w:ins w:id="1660" w:author="linyoubin" w:date="2015-02-28T14:13:00Z"/>
+              </w:rPr>
+              <w:pPrChange w:id="1661" w:author="linyoubin" w:date="2015-02-28T14:13:00Z">
                 <w:pPr>
                   <w:ind w:left="0"/>
                 </w:pPr>
               </w:pPrChange>
             </w:pPr>
-            <w:ins w:id="1495" w:author="linyoubin" w:date="2015-02-28T14:11:00Z">
+            <w:ins w:id="1662" w:author="linyoubin" w:date="2015-02-28T14:11:00Z">
               <w:r>
                 <w:t xml:space="preserve">"TXBytes": { "Megabit": 5335, "Unit": 117938 }, </w:t>
               </w:r>
@@ -35434,15 +36253,15 @@
             <w:pPr>
               <w:ind w:left="0" w:firstLineChars="600" w:firstLine="1260"/>
               <w:rPr>
-                <w:ins w:id="1496" w:author="linyoubin" w:date="2015-02-28T14:13:00Z"/>
-              </w:rPr>
-              <w:pPrChange w:id="1497" w:author="linyoubin" w:date="2015-02-28T14:13:00Z">
+                <w:ins w:id="1663" w:author="linyoubin" w:date="2015-02-28T14:13:00Z"/>
+              </w:rPr>
+              <w:pPrChange w:id="1664" w:author="linyoubin" w:date="2015-02-28T14:13:00Z">
                 <w:pPr>
                   <w:ind w:left="0"/>
                 </w:pPr>
               </w:pPrChange>
             </w:pPr>
-            <w:ins w:id="1498" w:author="linyoubin" w:date="2015-02-28T14:11:00Z">
+            <w:ins w:id="1665" w:author="linyoubin" w:date="2015-02-28T14:11:00Z">
               <w:r>
                 <w:t xml:space="preserve">"TXPackets": { "Megabit": 43, "Unit": 901867 }, </w:t>
               </w:r>
@@ -35452,15 +36271,15 @@
             <w:pPr>
               <w:ind w:left="0" w:firstLineChars="600" w:firstLine="1260"/>
               <w:rPr>
-                <w:ins w:id="1499" w:author="linyoubin" w:date="2015-02-28T14:13:00Z"/>
-              </w:rPr>
-              <w:pPrChange w:id="1500" w:author="linyoubin" w:date="2015-02-28T14:13:00Z">
+                <w:ins w:id="1666" w:author="linyoubin" w:date="2015-02-28T14:13:00Z"/>
+              </w:rPr>
+              <w:pPrChange w:id="1667" w:author="linyoubin" w:date="2015-02-28T14:13:00Z">
                 <w:pPr>
                   <w:ind w:left="0"/>
                 </w:pPr>
               </w:pPrChange>
             </w:pPr>
-            <w:ins w:id="1501" w:author="linyoubin" w:date="2015-02-28T14:11:00Z">
+            <w:ins w:id="1668" w:author="linyoubin" w:date="2015-02-28T14:11:00Z">
               <w:r>
                 <w:t xml:space="preserve">"TXErrors": { "Megabit": 0, "Unit": 0 }, </w:t>
               </w:r>
@@ -35470,15 +36289,15 @@
             <w:pPr>
               <w:ind w:left="0" w:firstLineChars="600" w:firstLine="1260"/>
               <w:rPr>
-                <w:ins w:id="1502" w:author="linyoubin" w:date="2015-02-28T14:13:00Z"/>
-              </w:rPr>
-              <w:pPrChange w:id="1503" w:author="linyoubin" w:date="2015-02-28T14:13:00Z">
+                <w:ins w:id="1669" w:author="linyoubin" w:date="2015-02-28T14:13:00Z"/>
+              </w:rPr>
+              <w:pPrChange w:id="1670" w:author="linyoubin" w:date="2015-02-28T14:13:00Z">
                 <w:pPr>
                   <w:ind w:left="0"/>
                 </w:pPr>
               </w:pPrChange>
             </w:pPr>
-            <w:ins w:id="1504" w:author="linyoubin" w:date="2015-02-28T14:11:00Z">
+            <w:ins w:id="1671" w:author="linyoubin" w:date="2015-02-28T14:11:00Z">
               <w:r>
                 <w:t xml:space="preserve">"TXDrops": { "Megabit": 0, "Unit": 0 } </w:t>
               </w:r>
@@ -35488,15 +36307,15 @@
             <w:pPr>
               <w:ind w:left="0" w:firstLineChars="450" w:firstLine="945"/>
               <w:rPr>
-                <w:ins w:id="1505" w:author="linyoubin" w:date="2015-02-28T14:13:00Z"/>
-              </w:rPr>
-              <w:pPrChange w:id="1506" w:author="linyoubin" w:date="2015-02-28T14:13:00Z">
+                <w:ins w:id="1672" w:author="linyoubin" w:date="2015-02-28T14:13:00Z"/>
+              </w:rPr>
+              <w:pPrChange w:id="1673" w:author="linyoubin" w:date="2015-02-28T14:13:00Z">
                 <w:pPr>
                   <w:ind w:left="0"/>
                 </w:pPr>
               </w:pPrChange>
             </w:pPr>
-            <w:ins w:id="1507" w:author="linyoubin" w:date="2015-02-28T14:11:00Z">
+            <w:ins w:id="1674" w:author="linyoubin" w:date="2015-02-28T14:11:00Z">
               <w:r>
                 <w:t xml:space="preserve">} </w:t>
               </w:r>
@@ -35506,15 +36325,15 @@
             <w:pPr>
               <w:ind w:leftChars="170" w:firstLineChars="200" w:firstLine="420"/>
               <w:rPr>
-                <w:ins w:id="1508" w:author="linyoubin" w:date="2015-02-28T14:14:00Z"/>
-              </w:rPr>
-              <w:pPrChange w:id="1509" w:author="linyoubin" w:date="2015-02-28T14:14:00Z">
+                <w:ins w:id="1675" w:author="linyoubin" w:date="2015-02-28T14:14:00Z"/>
+              </w:rPr>
+              <w:pPrChange w:id="1676" w:author="linyoubin" w:date="2015-02-28T14:14:00Z">
                 <w:pPr>
                   <w:ind w:left="0"/>
                 </w:pPr>
               </w:pPrChange>
             </w:pPr>
-            <w:ins w:id="1510" w:author="linyoubin" w:date="2015-02-28T14:14:00Z">
+            <w:ins w:id="1677" w:author="linyoubin" w:date="2015-02-28T14:14:00Z">
               <w:r>
                 <w:rPr>
                   <w:rFonts w:hint="eastAsia"/>
@@ -35522,7 +36341,7 @@
                 <w:t>]</w:t>
               </w:r>
             </w:ins>
-            <w:ins w:id="1511" w:author="linyoubin" w:date="2015-02-28T14:11:00Z">
+            <w:ins w:id="1678" w:author="linyoubin" w:date="2015-02-28T14:11:00Z">
               <w:r>
                 <w:t xml:space="preserve"> </w:t>
               </w:r>
@@ -35532,15 +36351,15 @@
             <w:pPr>
               <w:ind w:left="0" w:firstLineChars="300" w:firstLine="630"/>
               <w:rPr>
-                <w:ins w:id="1512" w:author="linyoubin" w:date="2015-02-28T14:14:00Z"/>
-              </w:rPr>
-              <w:pPrChange w:id="1513" w:author="linyoubin" w:date="2015-02-28T14:14:00Z">
+                <w:ins w:id="1679" w:author="linyoubin" w:date="2015-02-28T14:14:00Z"/>
+              </w:rPr>
+              <w:pPrChange w:id="1680" w:author="linyoubin" w:date="2015-02-28T14:14:00Z">
                 <w:pPr>
                   <w:ind w:left="0"/>
                 </w:pPr>
               </w:pPrChange>
             </w:pPr>
-            <w:ins w:id="1514" w:author="linyoubin" w:date="2015-02-28T14:11:00Z">
+            <w:ins w:id="1681" w:author="linyoubin" w:date="2015-02-28T14:11:00Z">
               <w:r>
                 <w:t xml:space="preserve">}, </w:t>
               </w:r>
@@ -35550,15 +36369,15 @@
             <w:pPr>
               <w:ind w:left="0" w:firstLineChars="300" w:firstLine="630"/>
               <w:rPr>
-                <w:ins w:id="1515" w:author="linyoubin" w:date="2015-02-28T14:14:00Z"/>
-              </w:rPr>
-              <w:pPrChange w:id="1516" w:author="linyoubin" w:date="2015-02-28T14:14:00Z">
+                <w:ins w:id="1682" w:author="linyoubin" w:date="2015-02-28T14:14:00Z"/>
+              </w:rPr>
+              <w:pPrChange w:id="1683" w:author="linyoubin" w:date="2015-02-28T14:14:00Z">
                 <w:pPr>
                   <w:ind w:left="0"/>
                 </w:pPr>
               </w:pPrChange>
             </w:pPr>
-            <w:ins w:id="1517" w:author="linyoubin" w:date="2015-02-28T14:11:00Z">
+            <w:ins w:id="1684" w:author="linyoubin" w:date="2015-02-28T14:11:00Z">
               <w:r>
                 <w:t xml:space="preserve">"HostName": "suse-lyb", </w:t>
               </w:r>
@@ -35568,15 +36387,15 @@
             <w:pPr>
               <w:ind w:left="0" w:firstLineChars="300" w:firstLine="630"/>
               <w:rPr>
-                <w:ins w:id="1518" w:author="linyoubin" w:date="2015-02-28T14:14:00Z"/>
-              </w:rPr>
-              <w:pPrChange w:id="1519" w:author="linyoubin" w:date="2015-02-28T14:14:00Z">
+                <w:ins w:id="1685" w:author="linyoubin" w:date="2015-02-28T14:14:00Z"/>
+              </w:rPr>
+              <w:pPrChange w:id="1686" w:author="linyoubin" w:date="2015-02-28T14:14:00Z">
                 <w:pPr>
                   <w:ind w:left="0"/>
                 </w:pPr>
               </w:pPrChange>
             </w:pPr>
-            <w:ins w:id="1520" w:author="linyoubin" w:date="2015-02-28T14:11:00Z">
+            <w:ins w:id="1687" w:author="linyoubin" w:date="2015-02-28T14:11:00Z">
               <w:r>
                 <w:t xml:space="preserve">"Memory": </w:t>
               </w:r>
@@ -35586,15 +36405,15 @@
             <w:pPr>
               <w:ind w:left="0" w:firstLineChars="300" w:firstLine="630"/>
               <w:rPr>
-                <w:ins w:id="1521" w:author="linyoubin" w:date="2015-02-28T14:14:00Z"/>
-              </w:rPr>
-              <w:pPrChange w:id="1522" w:author="linyoubin" w:date="2015-02-28T14:14:00Z">
+                <w:ins w:id="1688" w:author="linyoubin" w:date="2015-02-28T14:14:00Z"/>
+              </w:rPr>
+              <w:pPrChange w:id="1689" w:author="linyoubin" w:date="2015-02-28T14:14:00Z">
                 <w:pPr>
                   <w:ind w:left="0"/>
                 </w:pPr>
               </w:pPrChange>
             </w:pPr>
-            <w:ins w:id="1523" w:author="linyoubin" w:date="2015-02-28T14:11:00Z">
+            <w:ins w:id="1690" w:author="linyoubin" w:date="2015-02-28T14:11:00Z">
               <w:r>
                 <w:t xml:space="preserve">{ </w:t>
               </w:r>
@@ -35604,15 +36423,15 @@
             <w:pPr>
               <w:ind w:left="0" w:firstLineChars="400" w:firstLine="840"/>
               <w:rPr>
-                <w:ins w:id="1524" w:author="linyoubin" w:date="2015-02-28T14:14:00Z"/>
-              </w:rPr>
-              <w:pPrChange w:id="1525" w:author="linyoubin" w:date="2015-02-28T14:14:00Z">
+                <w:ins w:id="1691" w:author="linyoubin" w:date="2015-02-28T14:14:00Z"/>
+              </w:rPr>
+              <w:pPrChange w:id="1692" w:author="linyoubin" w:date="2015-02-28T14:14:00Z">
                 <w:pPr>
                   <w:ind w:left="0"/>
                 </w:pPr>
               </w:pPrChange>
             </w:pPr>
-            <w:ins w:id="1526" w:author="linyoubin" w:date="2015-02-28T14:11:00Z">
+            <w:ins w:id="1693" w:author="linyoubin" w:date="2015-02-28T14:11:00Z">
               <w:r>
                 <w:t xml:space="preserve">"Size": 1878, </w:t>
               </w:r>
@@ -35622,15 +36441,15 @@
             <w:pPr>
               <w:ind w:left="0" w:firstLineChars="400" w:firstLine="840"/>
               <w:rPr>
-                <w:ins w:id="1527" w:author="linyoubin" w:date="2015-02-28T14:14:00Z"/>
-              </w:rPr>
-              <w:pPrChange w:id="1528" w:author="linyoubin" w:date="2015-02-28T14:14:00Z">
+                <w:ins w:id="1694" w:author="linyoubin" w:date="2015-02-28T14:14:00Z"/>
+              </w:rPr>
+              <w:pPrChange w:id="1695" w:author="linyoubin" w:date="2015-02-28T14:14:00Z">
                 <w:pPr>
                   <w:ind w:left="0"/>
                 </w:pPr>
               </w:pPrChange>
             </w:pPr>
-            <w:ins w:id="1529" w:author="linyoubin" w:date="2015-02-28T14:11:00Z">
+            <w:ins w:id="1696" w:author="linyoubin" w:date="2015-02-28T14:11:00Z">
               <w:r>
                 <w:t xml:space="preserve">"Free": 114, </w:t>
               </w:r>
@@ -35640,15 +36459,15 @@
             <w:pPr>
               <w:ind w:left="0" w:firstLineChars="400" w:firstLine="840"/>
               <w:rPr>
-                <w:ins w:id="1530" w:author="linyoubin" w:date="2015-02-28T14:14:00Z"/>
-              </w:rPr>
-              <w:pPrChange w:id="1531" w:author="linyoubin" w:date="2015-02-28T14:14:00Z">
+                <w:ins w:id="1697" w:author="linyoubin" w:date="2015-02-28T14:14:00Z"/>
+              </w:rPr>
+              <w:pPrChange w:id="1698" w:author="linyoubin" w:date="2015-02-28T14:14:00Z">
                 <w:pPr>
                   <w:ind w:left="0"/>
                 </w:pPr>
               </w:pPrChange>
             </w:pPr>
-            <w:ins w:id="1532" w:author="linyoubin" w:date="2015-02-28T14:11:00Z">
+            <w:ins w:id="1699" w:author="linyoubin" w:date="2015-02-28T14:11:00Z">
               <w:r>
                 <w:t xml:space="preserve">"Used": 1764 </w:t>
               </w:r>
@@ -35658,17 +36477,16 @@
             <w:pPr>
               <w:ind w:left="0" w:firstLineChars="300" w:firstLine="630"/>
               <w:rPr>
-                <w:ins w:id="1533" w:author="linyoubin" w:date="2015-02-28T14:14:00Z"/>
-              </w:rPr>
-              <w:pPrChange w:id="1534" w:author="linyoubin" w:date="2015-02-28T14:14:00Z">
+                <w:ins w:id="1700" w:author="linyoubin" w:date="2015-02-28T14:14:00Z"/>
+              </w:rPr>
+              <w:pPrChange w:id="1701" w:author="linyoubin" w:date="2015-02-28T14:14:00Z">
                 <w:pPr>
                   <w:ind w:left="0"/>
                 </w:pPr>
               </w:pPrChange>
             </w:pPr>
-            <w:ins w:id="1535" w:author="linyoubin" w:date="2015-02-28T14:11:00Z">
-              <w:r>
-                <w:lastRenderedPageBreak/>
+            <w:ins w:id="1702" w:author="linyoubin" w:date="2015-02-28T14:11:00Z">
+              <w:r>
                 <w:t xml:space="preserve">}, </w:t>
               </w:r>
             </w:ins>
@@ -35677,15 +36495,15 @@
             <w:pPr>
               <w:ind w:left="0" w:firstLineChars="300" w:firstLine="630"/>
               <w:rPr>
-                <w:ins w:id="1536" w:author="linyoubin" w:date="2015-02-28T14:14:00Z"/>
-              </w:rPr>
-              <w:pPrChange w:id="1537" w:author="linyoubin" w:date="2015-02-28T14:14:00Z">
+                <w:ins w:id="1703" w:author="linyoubin" w:date="2015-02-28T14:14:00Z"/>
+              </w:rPr>
+              <w:pPrChange w:id="1704" w:author="linyoubin" w:date="2015-02-28T14:14:00Z">
                 <w:pPr>
                   <w:ind w:left="0"/>
                 </w:pPr>
               </w:pPrChange>
             </w:pPr>
-            <w:ins w:id="1538" w:author="linyoubin" w:date="2015-02-28T14:11:00Z">
+            <w:ins w:id="1705" w:author="linyoubin" w:date="2015-02-28T14:11:00Z">
               <w:r>
                 <w:t xml:space="preserve">"Disk": </w:t>
               </w:r>
@@ -35695,15 +36513,15 @@
             <w:pPr>
               <w:ind w:left="0" w:firstLineChars="300" w:firstLine="630"/>
               <w:rPr>
-                <w:ins w:id="1539" w:author="linyoubin" w:date="2015-02-28T14:14:00Z"/>
-              </w:rPr>
-              <w:pPrChange w:id="1540" w:author="linyoubin" w:date="2015-02-28T14:14:00Z">
+                <w:ins w:id="1706" w:author="linyoubin" w:date="2015-02-28T14:14:00Z"/>
+              </w:rPr>
+              <w:pPrChange w:id="1707" w:author="linyoubin" w:date="2015-02-28T14:14:00Z">
                 <w:pPr>
                   <w:ind w:left="0"/>
                 </w:pPr>
               </w:pPrChange>
             </w:pPr>
-            <w:ins w:id="1541" w:author="linyoubin" w:date="2015-02-28T14:11:00Z">
+            <w:ins w:id="1708" w:author="linyoubin" w:date="2015-02-28T14:11:00Z">
               <w:r>
                 <w:t xml:space="preserve">[ </w:t>
               </w:r>
@@ -35713,15 +36531,15 @@
             <w:pPr>
               <w:ind w:left="0" w:firstLineChars="300" w:firstLine="630"/>
               <w:rPr>
-                <w:ins w:id="1542" w:author="linyoubin" w:date="2015-02-28T14:14:00Z"/>
-              </w:rPr>
-              <w:pPrChange w:id="1543" w:author="linyoubin" w:date="2015-02-28T14:14:00Z">
+                <w:ins w:id="1709" w:author="linyoubin" w:date="2015-02-28T14:14:00Z"/>
+              </w:rPr>
+              <w:pPrChange w:id="1710" w:author="linyoubin" w:date="2015-02-28T14:14:00Z">
                 <w:pPr>
                   <w:ind w:left="0"/>
                 </w:pPr>
               </w:pPrChange>
             </w:pPr>
-            <w:ins w:id="1544" w:author="linyoubin" w:date="2015-02-28T14:11:00Z">
+            <w:ins w:id="1711" w:author="linyoubin" w:date="2015-02-28T14:11:00Z">
               <w:r>
                 <w:t xml:space="preserve">{ </w:t>
               </w:r>
@@ -35731,15 +36549,15 @@
             <w:pPr>
               <w:ind w:left="0" w:firstLineChars="300" w:firstLine="630"/>
               <w:rPr>
-                <w:ins w:id="1545" w:author="linyoubin" w:date="2015-02-28T14:14:00Z"/>
-              </w:rPr>
-              <w:pPrChange w:id="1546" w:author="linyoubin" w:date="2015-02-28T14:14:00Z">
+                <w:ins w:id="1712" w:author="linyoubin" w:date="2015-02-28T14:14:00Z"/>
+              </w:rPr>
+              <w:pPrChange w:id="1713" w:author="linyoubin" w:date="2015-02-28T14:14:00Z">
                 <w:pPr>
                   <w:ind w:left="0"/>
                 </w:pPr>
               </w:pPrChange>
             </w:pPr>
-            <w:ins w:id="1547" w:author="linyoubin" w:date="2015-02-28T14:11:00Z">
+            <w:ins w:id="1714" w:author="linyoubin" w:date="2015-02-28T14:11:00Z">
               <w:r>
                 <w:t xml:space="preserve">"Name": "/dev/mapper/vgdata-lvdata1", </w:t>
               </w:r>
@@ -35749,15 +36567,15 @@
             <w:pPr>
               <w:ind w:left="0" w:firstLineChars="300" w:firstLine="630"/>
               <w:rPr>
-                <w:ins w:id="1548" w:author="linyoubin" w:date="2015-02-28T14:14:00Z"/>
-              </w:rPr>
-              <w:pPrChange w:id="1549" w:author="linyoubin" w:date="2015-02-28T14:14:00Z">
+                <w:ins w:id="1715" w:author="linyoubin" w:date="2015-02-28T14:14:00Z"/>
+              </w:rPr>
+              <w:pPrChange w:id="1716" w:author="linyoubin" w:date="2015-02-28T14:14:00Z">
                 <w:pPr>
                   <w:ind w:left="0"/>
                 </w:pPr>
               </w:pPrChange>
             </w:pPr>
-            <w:ins w:id="1550" w:author="linyoubin" w:date="2015-02-28T14:11:00Z">
+            <w:ins w:id="1717" w:author="linyoubin" w:date="2015-02-28T14:11:00Z">
               <w:r>
                 <w:t xml:space="preserve">"Mount": "/home/mount", </w:t>
               </w:r>
@@ -35767,15 +36585,15 @@
             <w:pPr>
               <w:ind w:left="0" w:firstLineChars="300" w:firstLine="630"/>
               <w:rPr>
-                <w:ins w:id="1551" w:author="linyoubin" w:date="2015-02-28T14:14:00Z"/>
-              </w:rPr>
-              <w:pPrChange w:id="1552" w:author="linyoubin" w:date="2015-02-28T14:14:00Z">
+                <w:ins w:id="1718" w:author="linyoubin" w:date="2015-02-28T14:14:00Z"/>
+              </w:rPr>
+              <w:pPrChange w:id="1719" w:author="linyoubin" w:date="2015-02-28T14:14:00Z">
                 <w:pPr>
                   <w:ind w:left="0"/>
                 </w:pPr>
               </w:pPrChange>
             </w:pPr>
-            <w:ins w:id="1553" w:author="linyoubin" w:date="2015-02-28T14:11:00Z">
+            <w:ins w:id="1720" w:author="linyoubin" w:date="2015-02-28T14:11:00Z">
               <w:r>
                 <w:t xml:space="preserve">"Size": 50388, </w:t>
               </w:r>
@@ -35785,15 +36603,15 @@
             <w:pPr>
               <w:ind w:left="0" w:firstLineChars="300" w:firstLine="630"/>
               <w:rPr>
-                <w:ins w:id="1554" w:author="linyoubin" w:date="2015-02-28T14:14:00Z"/>
-              </w:rPr>
-              <w:pPrChange w:id="1555" w:author="linyoubin" w:date="2015-02-28T14:14:00Z">
+                <w:ins w:id="1721" w:author="linyoubin" w:date="2015-02-28T14:14:00Z"/>
+              </w:rPr>
+              <w:pPrChange w:id="1722" w:author="linyoubin" w:date="2015-02-28T14:14:00Z">
                 <w:pPr>
                   <w:ind w:left="0"/>
                 </w:pPr>
               </w:pPrChange>
             </w:pPr>
-            <w:ins w:id="1556" w:author="linyoubin" w:date="2015-02-28T14:11:00Z">
+            <w:ins w:id="1723" w:author="linyoubin" w:date="2015-02-28T14:11:00Z">
               <w:r>
                 <w:t xml:space="preserve">"Free": 13547 </w:t>
               </w:r>
@@ -35803,15 +36621,15 @@
             <w:pPr>
               <w:ind w:left="0" w:firstLineChars="300" w:firstLine="630"/>
               <w:rPr>
-                <w:ins w:id="1557" w:author="linyoubin" w:date="2015-02-28T14:15:00Z"/>
-              </w:rPr>
-              <w:pPrChange w:id="1558" w:author="linyoubin" w:date="2015-02-28T14:14:00Z">
+                <w:ins w:id="1724" w:author="linyoubin" w:date="2015-02-28T14:15:00Z"/>
+              </w:rPr>
+              <w:pPrChange w:id="1725" w:author="linyoubin" w:date="2015-02-28T14:14:00Z">
                 <w:pPr>
                   <w:ind w:left="0"/>
                 </w:pPr>
               </w:pPrChange>
             </w:pPr>
-            <w:ins w:id="1559" w:author="linyoubin" w:date="2015-02-28T14:11:00Z">
+            <w:ins w:id="1726" w:author="linyoubin" w:date="2015-02-28T14:11:00Z">
               <w:r>
                 <w:t>}</w:t>
               </w:r>
@@ -35821,15 +36639,15 @@
             <w:pPr>
               <w:ind w:left="0" w:firstLineChars="300" w:firstLine="630"/>
               <w:rPr>
-                <w:ins w:id="1560" w:author="linyoubin" w:date="2015-02-28T14:15:00Z"/>
-              </w:rPr>
-              <w:pPrChange w:id="1561" w:author="linyoubin" w:date="2015-02-28T14:14:00Z">
+                <w:ins w:id="1727" w:author="linyoubin" w:date="2015-02-28T14:15:00Z"/>
+              </w:rPr>
+              <w:pPrChange w:id="1728" w:author="linyoubin" w:date="2015-02-28T14:14:00Z">
                 <w:pPr>
                   <w:ind w:left="0"/>
                 </w:pPr>
               </w:pPrChange>
             </w:pPr>
-            <w:ins w:id="1562" w:author="linyoubin" w:date="2015-02-28T14:11:00Z">
+            <w:ins w:id="1729" w:author="linyoubin" w:date="2015-02-28T14:11:00Z">
               <w:r>
                 <w:t>]</w:t>
               </w:r>
@@ -35839,15 +36657,15 @@
             <w:pPr>
               <w:ind w:left="0"/>
               <w:rPr>
-                <w:ins w:id="1563" w:author="linyoubin" w:date="2015-02-28T14:15:00Z"/>
-              </w:rPr>
-            </w:pPr>
-            <w:ins w:id="1564" w:author="linyoubin" w:date="2015-02-28T14:11:00Z">
+                <w:ins w:id="1730" w:author="linyoubin" w:date="2015-02-28T14:15:00Z"/>
+              </w:rPr>
+            </w:pPr>
+            <w:ins w:id="1731" w:author="linyoubin" w:date="2015-02-28T14:11:00Z">
               <w:r>
                 <w:t xml:space="preserve"> </w:t>
               </w:r>
             </w:ins>
-            <w:ins w:id="1565" w:author="linyoubin" w:date="2015-02-28T14:15:00Z">
+            <w:ins w:id="1732" w:author="linyoubin" w:date="2015-02-28T14:15:00Z">
               <w:r>
                 <w:rPr>
                   <w:rFonts w:hint="eastAsia"/>
@@ -35855,7 +36673,7 @@
                 <w:t xml:space="preserve">   </w:t>
               </w:r>
             </w:ins>
-            <w:ins w:id="1566" w:author="linyoubin" w:date="2015-02-28T14:11:00Z">
+            <w:ins w:id="1733" w:author="linyoubin" w:date="2015-02-28T14:11:00Z">
               <w:r>
                 <w:t xml:space="preserve">} </w:t>
               </w:r>
@@ -35865,15 +36683,15 @@
             <w:pPr>
               <w:ind w:left="0" w:firstLineChars="100" w:firstLine="210"/>
               <w:rPr>
-                <w:ins w:id="1567" w:author="linyoubin" w:date="2015-02-28T14:15:00Z"/>
-              </w:rPr>
-              <w:pPrChange w:id="1568" w:author="linyoubin" w:date="2015-02-28T14:15:00Z">
+                <w:ins w:id="1734" w:author="linyoubin" w:date="2015-02-28T14:15:00Z"/>
+              </w:rPr>
+              <w:pPrChange w:id="1735" w:author="linyoubin" w:date="2015-02-28T14:15:00Z">
                 <w:pPr>
                   <w:ind w:left="0"/>
                 </w:pPr>
               </w:pPrChange>
             </w:pPr>
-            <w:ins w:id="1569" w:author="linyoubin" w:date="2015-02-28T14:15:00Z">
+            <w:ins w:id="1736" w:author="linyoubin" w:date="2015-02-28T14:15:00Z">
               <w:r>
                 <w:rPr>
                   <w:rFonts w:hint="eastAsia"/>
@@ -35881,7 +36699,7 @@
                 <w:t>]</w:t>
               </w:r>
             </w:ins>
-            <w:ins w:id="1570" w:author="linyoubin" w:date="2015-02-28T14:11:00Z">
+            <w:ins w:id="1737" w:author="linyoubin" w:date="2015-02-28T14:11:00Z">
               <w:r>
                 <w:t xml:space="preserve"> </w:t>
               </w:r>
@@ -35891,10 +36709,10 @@
             <w:pPr>
               <w:ind w:left="0"/>
               <w:rPr>
-                <w:ins w:id="1571" w:author="linyoubin" w:date="2015-02-28T13:54:00Z"/>
-              </w:rPr>
-            </w:pPr>
-            <w:ins w:id="1572" w:author="linyoubin" w:date="2015-02-28T14:11:00Z">
+                <w:ins w:id="1738" w:author="linyoubin" w:date="2015-02-28T13:54:00Z"/>
+              </w:rPr>
+            </w:pPr>
+            <w:ins w:id="1739" w:author="linyoubin" w:date="2015-02-28T14:11:00Z">
               <w:r>
                 <w:t>}</w:t>
               </w:r>
@@ -35905,7 +36723,7 @@
       <w:tr>
         <w:trPr>
           <w:trHeight w:val="322"/>
-          <w:ins w:id="1573" w:author="linyoubin" w:date="2015-02-28T13:54:00Z"/>
+          <w:ins w:id="1740" w:author="linyoubin" w:date="2015-02-28T13:54:00Z"/>
         </w:trPr>
         <w:tc>
           <w:tcPr>
@@ -35915,10 +36733,10 @@
             <w:pPr>
               <w:ind w:left="0"/>
               <w:rPr>
-                <w:ins w:id="1574" w:author="linyoubin" w:date="2015-02-28T13:54:00Z"/>
-              </w:rPr>
-            </w:pPr>
-            <w:ins w:id="1575" w:author="linyoubin" w:date="2015-02-28T13:54:00Z">
+                <w:ins w:id="1741" w:author="linyoubin" w:date="2015-02-28T13:54:00Z"/>
+              </w:rPr>
+            </w:pPr>
+            <w:ins w:id="1742" w:author="linyoubin" w:date="2015-02-28T13:54:00Z">
               <w:r>
                 <w:rPr>
                   <w:rFonts w:hint="eastAsia"/>
@@ -35937,7 +36755,7 @@
             <w:pPr>
               <w:ind w:left="0"/>
               <w:rPr>
-                <w:ins w:id="1576" w:author="linyoubin" w:date="2015-02-28T13:54:00Z"/>
+                <w:ins w:id="1743" w:author="linyoubin" w:date="2015-02-28T13:54:00Z"/>
               </w:rPr>
             </w:pPr>
           </w:p>
@@ -35950,7 +36768,7 @@
             <w:pPr>
               <w:ind w:left="0"/>
               <w:rPr>
-                <w:ins w:id="1577" w:author="linyoubin" w:date="2015-02-28T13:54:00Z"/>
+                <w:ins w:id="1744" w:author="linyoubin" w:date="2015-02-28T13:54:00Z"/>
               </w:rPr>
             </w:pPr>
           </w:p>
@@ -35965,9 +36783,9 @@
           <w:numId w:val="16"/>
         </w:numPr>
         <w:rPr>
-          <w:ins w:id="1578" w:author="linyoubin" w:date="2015-03-03T10:07:00Z"/>
+          <w:ins w:id="1745" w:author="linyoubin" w:date="2015-03-03T10:07:00Z"/>
         </w:rPr>
-        <w:pPrChange w:id="1579" w:author="linyoubin" w:date="2015-03-03T10:07:00Z">
+        <w:pPrChange w:id="1746" w:author="linyoubin" w:date="2015-03-03T10:07:00Z">
           <w:pPr>
             <w:pStyle w:val="Heading4"/>
             <w:numPr>
@@ -35977,7 +36795,7 @@
           </w:pPr>
         </w:pPrChange>
       </w:pPr>
-      <w:ins w:id="1580" w:author="linyoubin" w:date="2015-03-03T10:07:00Z">
+      <w:ins w:id="1747" w:author="linyoubin" w:date="2015-03-03T10:07:00Z">
         <w:r>
           <w:rPr>
             <w:rFonts w:hint="eastAsia"/>
@@ -36007,7 +36825,7 @@
       </w:tblGrid>
       <w:tr>
         <w:trPr>
-          <w:ins w:id="1581" w:author="linyoubin" w:date="2015-03-03T10:07:00Z"/>
+          <w:ins w:id="1748" w:author="linyoubin" w:date="2015-03-03T10:07:00Z"/>
         </w:trPr>
         <w:tc>
           <w:tcPr>
@@ -36018,7 +36836,7 @@
             <w:pPr>
               <w:ind w:left="0"/>
               <w:rPr>
-                <w:ins w:id="1582" w:author="linyoubin" w:date="2015-03-03T10:07:00Z"/>
+                <w:ins w:id="1749" w:author="linyoubin" w:date="2015-03-03T10:07:00Z"/>
               </w:rPr>
             </w:pPr>
           </w:p>
@@ -36032,10 +36850,10 @@
             <w:pPr>
               <w:ind w:left="0"/>
               <w:rPr>
-                <w:ins w:id="1583" w:author="linyoubin" w:date="2015-03-03T10:07:00Z"/>
-              </w:rPr>
-            </w:pPr>
-            <w:ins w:id="1584" w:author="linyoubin" w:date="2015-03-03T10:07:00Z">
+                <w:ins w:id="1750" w:author="linyoubin" w:date="2015-03-03T10:07:00Z"/>
+              </w:rPr>
+            </w:pPr>
+            <w:ins w:id="1751" w:author="linyoubin" w:date="2015-03-03T10:07:00Z">
               <w:r>
                 <w:rPr>
                   <w:rFonts w:hint="eastAsia"/>
@@ -36054,10 +36872,10 @@
             <w:pPr>
               <w:ind w:left="0"/>
               <w:rPr>
-                <w:ins w:id="1585" w:author="linyoubin" w:date="2015-03-03T10:07:00Z"/>
-              </w:rPr>
-            </w:pPr>
-            <w:ins w:id="1586" w:author="linyoubin" w:date="2015-03-03T10:07:00Z">
+                <w:ins w:id="1752" w:author="linyoubin" w:date="2015-03-03T10:07:00Z"/>
+              </w:rPr>
+            </w:pPr>
+            <w:ins w:id="1753" w:author="linyoubin" w:date="2015-03-03T10:07:00Z">
               <w:r>
                 <w:rPr>
                   <w:rFonts w:hint="eastAsia"/>
@@ -36070,7 +36888,7 @@
       </w:tr>
       <w:tr>
         <w:trPr>
-          <w:ins w:id="1587" w:author="linyoubin" w:date="2015-03-03T10:07:00Z"/>
+          <w:ins w:id="1754" w:author="linyoubin" w:date="2015-03-03T10:07:00Z"/>
         </w:trPr>
         <w:tc>
           <w:tcPr>
@@ -36080,10 +36898,10 @@
             <w:pPr>
               <w:ind w:left="0"/>
               <w:rPr>
-                <w:ins w:id="1588" w:author="linyoubin" w:date="2015-03-03T10:07:00Z"/>
-              </w:rPr>
-            </w:pPr>
-            <w:ins w:id="1589" w:author="linyoubin" w:date="2015-03-03T10:07:00Z">
+                <w:ins w:id="1755" w:author="linyoubin" w:date="2015-03-03T10:07:00Z"/>
+              </w:rPr>
+            </w:pPr>
+            <w:ins w:id="1756" w:author="linyoubin" w:date="2015-03-03T10:07:00Z">
               <w:r>
                 <w:rPr>
                   <w:rFonts w:hint="eastAsia"/>
@@ -36101,10 +36919,10 @@
             <w:pPr>
               <w:ind w:left="0"/>
               <w:rPr>
-                <w:ins w:id="1590" w:author="linyoubin" w:date="2015-03-03T10:07:00Z"/>
-              </w:rPr>
-            </w:pPr>
-            <w:ins w:id="1591" w:author="linyoubin" w:date="2015-03-03T10:07:00Z">
+                <w:ins w:id="1757" w:author="linyoubin" w:date="2015-03-03T10:07:00Z"/>
+              </w:rPr>
+            </w:pPr>
+            <w:ins w:id="1758" w:author="linyoubin" w:date="2015-03-03T10:07:00Z">
               <w:r>
                 <w:rPr>
                   <w:rFonts w:hint="eastAsia"/>
@@ -36122,7 +36940,7 @@
             <w:pPr>
               <w:ind w:left="0"/>
               <w:rPr>
-                <w:ins w:id="1592" w:author="linyoubin" w:date="2015-03-03T10:07:00Z"/>
+                <w:ins w:id="1759" w:author="linyoubin" w:date="2015-03-03T10:07:00Z"/>
               </w:rPr>
             </w:pPr>
           </w:p>
@@ -36130,7 +36948,7 @@
       </w:tr>
       <w:tr>
         <w:trPr>
-          <w:ins w:id="1593" w:author="linyoubin" w:date="2015-03-03T10:07:00Z"/>
+          <w:ins w:id="1760" w:author="linyoubin" w:date="2015-03-03T10:07:00Z"/>
         </w:trPr>
         <w:tc>
           <w:tcPr>
@@ -36140,10 +36958,10 @@
             <w:pPr>
               <w:ind w:left="0"/>
               <w:rPr>
-                <w:ins w:id="1594" w:author="linyoubin" w:date="2015-03-03T10:07:00Z"/>
-              </w:rPr>
-            </w:pPr>
-            <w:ins w:id="1595" w:author="linyoubin" w:date="2015-03-03T10:07:00Z">
+                <w:ins w:id="1761" w:author="linyoubin" w:date="2015-03-03T10:07:00Z"/>
+              </w:rPr>
+            </w:pPr>
+            <w:ins w:id="1762" w:author="linyoubin" w:date="2015-03-03T10:07:00Z">
               <w:r>
                 <w:rPr>
                   <w:rFonts w:hint="eastAsia"/>
@@ -36161,10 +36979,10 @@
             <w:pPr>
               <w:ind w:left="0"/>
               <w:rPr>
-                <w:ins w:id="1596" w:author="linyoubin" w:date="2015-03-03T10:07:00Z"/>
-              </w:rPr>
-            </w:pPr>
-            <w:ins w:id="1597" w:author="linyoubin" w:date="2015-03-03T10:07:00Z">
+                <w:ins w:id="1763" w:author="linyoubin" w:date="2015-03-03T10:07:00Z"/>
+              </w:rPr>
+            </w:pPr>
+            <w:ins w:id="1764" w:author="linyoubin" w:date="2015-03-03T10:07:00Z">
               <w:r>
                 <w:t>cmd</w:t>
               </w:r>
@@ -36180,14 +36998,15 @@
             <w:pPr>
               <w:ind w:left="0"/>
               <w:rPr>
-                <w:ins w:id="1598" w:author="linyoubin" w:date="2015-03-03T10:07:00Z"/>
-              </w:rPr>
-            </w:pPr>
-            <w:ins w:id="1599" w:author="linyoubin" w:date="2015-03-03T10:08:00Z">
-              <w:r>
-                <w:rPr>
-                  <w:rFonts w:hint="eastAsia"/>
-                </w:rPr>
+                <w:ins w:id="1765" w:author="linyoubin" w:date="2015-03-03T10:07:00Z"/>
+              </w:rPr>
+            </w:pPr>
+            <w:ins w:id="1766" w:author="linyoubin" w:date="2015-03-03T10:08:00Z">
+              <w:r>
+                <w:rPr>
+                  <w:rFonts w:hint="eastAsia"/>
+                </w:rPr>
+                <w:lastRenderedPageBreak/>
                 <w:t xml:space="preserve">name: </w:t>
               </w:r>
               <w:r>
@@ -36219,11 +37038,12 @@
             <w:pPr>
               <w:ind w:left="0"/>
               <w:rPr>
-                <w:ins w:id="1600" w:author="linyoubin" w:date="2015-03-03T10:07:00Z"/>
-              </w:rPr>
-            </w:pPr>
-            <w:ins w:id="1601" w:author="linyoubin" w:date="2015-03-03T10:07:00Z">
-              <w:r>
+                <w:ins w:id="1767" w:author="linyoubin" w:date="2015-03-03T10:07:00Z"/>
+              </w:rPr>
+            </w:pPr>
+            <w:ins w:id="1768" w:author="linyoubin" w:date="2015-03-03T10:07:00Z">
+              <w:r>
+                <w:lastRenderedPageBreak/>
                 <w:t>cmd=</w:t>
               </w:r>
               <w:r>
@@ -36238,18 +37058,19 @@
             <w:pPr>
               <w:ind w:left="0"/>
               <w:rPr>
-                <w:ins w:id="1602" w:author="linyoubin" w:date="2015-03-03T10:07:00Z"/>
-              </w:rPr>
-            </w:pPr>
-            <w:ins w:id="1603" w:author="linyoubin" w:date="2015-03-03T10:07:00Z">
-              <w:r>
-                <w:rPr>
-                  <w:rFonts w:hint="eastAsia"/>
-                </w:rPr>
+                <w:ins w:id="1769" w:author="linyoubin" w:date="2015-03-03T10:07:00Z"/>
+              </w:rPr>
+            </w:pPr>
+            <w:ins w:id="1770" w:author="linyoubin" w:date="2015-03-03T10:07:00Z">
+              <w:r>
+                <w:rPr>
+                  <w:rFonts w:hint="eastAsia"/>
+                </w:rPr>
+                <w:lastRenderedPageBreak/>
                 <w:t>&amp;</w:t>
               </w:r>
             </w:ins>
-            <w:ins w:id="1604" w:author="linyoubin" w:date="2015-03-03T10:08:00Z">
+            <w:ins w:id="1771" w:author="linyoubin" w:date="2015-03-03T10:08:00Z">
               <w:r>
                 <w:rPr>
                   <w:rFonts w:hint="eastAsia"/>
@@ -36257,12 +37078,12 @@
                 <w:t>name</w:t>
               </w:r>
             </w:ins>
-            <w:ins w:id="1605" w:author="linyoubin" w:date="2015-03-03T10:07:00Z">
+            <w:ins w:id="1772" w:author="linyoubin" w:date="2015-03-03T10:07:00Z">
               <w:r>
                 <w:t>=</w:t>
               </w:r>
             </w:ins>
-            <w:ins w:id="1606" w:author="linyoubin" w:date="2015-03-03T10:12:00Z">
+            <w:ins w:id="1773" w:author="linyoubin" w:date="2015-03-03T10:12:00Z">
               <w:r>
                 <w:rPr>
                   <w:rFonts w:hint="eastAsia"/>
@@ -36270,7 +37091,7 @@
                 <w:t>test</w:t>
               </w:r>
             </w:ins>
-            <w:ins w:id="1607" w:author="linyoubin" w:date="2015-03-03T10:09:00Z">
+            <w:ins w:id="1774" w:author="linyoubin" w:date="2015-03-03T10:09:00Z">
               <w:r>
                 <w:rPr>
                   <w:rFonts w:hint="eastAsia"/>
@@ -36283,7 +37104,7 @@
       </w:tr>
       <w:tr>
         <w:trPr>
-          <w:ins w:id="1608" w:author="linyoubin" w:date="2015-03-03T10:07:00Z"/>
+          <w:ins w:id="1775" w:author="linyoubin" w:date="2015-03-03T10:07:00Z"/>
         </w:trPr>
         <w:tc>
           <w:tcPr>
@@ -36293,14 +37114,15 @@
             <w:pPr>
               <w:ind w:left="0"/>
               <w:rPr>
-                <w:ins w:id="1609" w:author="linyoubin" w:date="2015-03-03T10:07:00Z"/>
-              </w:rPr>
-            </w:pPr>
-            <w:ins w:id="1610" w:author="linyoubin" w:date="2015-03-03T10:07:00Z">
-              <w:r>
-                <w:rPr>
-                  <w:rFonts w:hint="eastAsia"/>
-                </w:rPr>
+                <w:ins w:id="1776" w:author="linyoubin" w:date="2015-03-03T10:07:00Z"/>
+              </w:rPr>
+            </w:pPr>
+            <w:ins w:id="1777" w:author="linyoubin" w:date="2015-03-03T10:07:00Z">
+              <w:r>
+                <w:rPr>
+                  <w:rFonts w:hint="eastAsia"/>
+                </w:rPr>
+                <w:lastRenderedPageBreak/>
                 <w:t>说明</w:t>
               </w:r>
             </w:ins>
@@ -36314,7 +37136,7 @@
             <w:pPr>
               <w:ind w:left="0"/>
               <w:rPr>
-                <w:ins w:id="1611" w:author="linyoubin" w:date="2015-03-03T10:07:00Z"/>
+                <w:ins w:id="1778" w:author="linyoubin" w:date="2015-03-03T10:07:00Z"/>
               </w:rPr>
             </w:pPr>
           </w:p>
@@ -36327,7 +37149,7 @@
             <w:pPr>
               <w:ind w:left="0"/>
               <w:rPr>
-                <w:ins w:id="1612" w:author="linyoubin" w:date="2015-03-03T10:07:00Z"/>
+                <w:ins w:id="1779" w:author="linyoubin" w:date="2015-03-03T10:07:00Z"/>
               </w:rPr>
             </w:pPr>
           </w:p>
@@ -36335,7 +37157,7 @@
       </w:tr>
       <w:tr>
         <w:trPr>
-          <w:ins w:id="1613" w:author="linyoubin" w:date="2015-03-03T10:07:00Z"/>
+          <w:ins w:id="1780" w:author="linyoubin" w:date="2015-03-03T10:07:00Z"/>
         </w:trPr>
         <w:tc>
           <w:tcPr>
@@ -36345,10 +37167,10 @@
             <w:pPr>
               <w:ind w:left="0"/>
               <w:rPr>
-                <w:ins w:id="1614" w:author="linyoubin" w:date="2015-03-03T10:07:00Z"/>
-              </w:rPr>
-            </w:pPr>
-            <w:ins w:id="1615" w:author="linyoubin" w:date="2015-03-03T10:07:00Z">
+                <w:ins w:id="1781" w:author="linyoubin" w:date="2015-03-03T10:07:00Z"/>
+              </w:rPr>
+            </w:pPr>
+            <w:ins w:id="1782" w:author="linyoubin" w:date="2015-03-03T10:07:00Z">
               <w:r>
                 <w:rPr>
                   <w:rFonts w:hint="eastAsia"/>
@@ -36366,10 +37188,10 @@
             <w:pPr>
               <w:ind w:left="0"/>
               <w:rPr>
-                <w:ins w:id="1616" w:author="linyoubin" w:date="2015-03-03T10:07:00Z"/>
-              </w:rPr>
-            </w:pPr>
-            <w:ins w:id="1617" w:author="linyoubin" w:date="2015-03-03T10:07:00Z">
+                <w:ins w:id="1783" w:author="linyoubin" w:date="2015-03-03T10:07:00Z"/>
+              </w:rPr>
+            </w:pPr>
+            <w:ins w:id="1784" w:author="linyoubin" w:date="2015-03-03T10:07:00Z">
               <w:r>
                 <w:rPr>
                   <w:rFonts w:hint="eastAsia"/>
@@ -36387,7 +37209,7 @@
             <w:pPr>
               <w:ind w:left="0"/>
               <w:rPr>
-                <w:ins w:id="1618" w:author="linyoubin" w:date="2015-03-03T10:07:00Z"/>
+                <w:ins w:id="1785" w:author="linyoubin" w:date="2015-03-03T10:07:00Z"/>
               </w:rPr>
             </w:pPr>
           </w:p>
@@ -36396,7 +37218,7 @@
       <w:tr>
         <w:trPr>
           <w:trHeight w:val="2254"/>
-          <w:ins w:id="1619" w:author="linyoubin" w:date="2015-03-03T10:07:00Z"/>
+          <w:ins w:id="1786" w:author="linyoubin" w:date="2015-03-03T10:07:00Z"/>
         </w:trPr>
         <w:tc>
           <w:tcPr>
@@ -36406,10 +37228,10 @@
             <w:pPr>
               <w:ind w:left="0"/>
               <w:rPr>
-                <w:ins w:id="1620" w:author="linyoubin" w:date="2015-03-03T10:07:00Z"/>
-              </w:rPr>
-            </w:pPr>
-            <w:ins w:id="1621" w:author="linyoubin" w:date="2015-03-03T10:07:00Z">
+                <w:ins w:id="1787" w:author="linyoubin" w:date="2015-03-03T10:07:00Z"/>
+              </w:rPr>
+            </w:pPr>
+            <w:ins w:id="1788" w:author="linyoubin" w:date="2015-03-03T10:07:00Z">
               <w:r>
                 <w:rPr>
                   <w:rFonts w:hint="eastAsia"/>
@@ -36427,10 +37249,10 @@
             <w:pPr>
               <w:ind w:left="0"/>
               <w:rPr>
-                <w:ins w:id="1622" w:author="linyoubin" w:date="2015-03-03T10:07:00Z"/>
-              </w:rPr>
-            </w:pPr>
-            <w:ins w:id="1623" w:author="linyoubin" w:date="2015-03-03T10:07:00Z">
+                <w:ins w:id="1789" w:author="linyoubin" w:date="2015-03-03T10:07:00Z"/>
+              </w:rPr>
+            </w:pPr>
+            <w:ins w:id="1790" w:author="linyoubin" w:date="2015-03-03T10:07:00Z">
               <w:r>
                 <w:rPr>
                   <w:rFonts w:hint="eastAsia"/>
@@ -36443,10 +37265,10 @@
             <w:pPr>
               <w:ind w:left="0"/>
               <w:rPr>
-                <w:ins w:id="1624" w:author="linyoubin" w:date="2015-03-03T10:07:00Z"/>
-              </w:rPr>
-            </w:pPr>
-            <w:ins w:id="1625" w:author="linyoubin" w:date="2015-03-03T10:09:00Z">
+                <w:ins w:id="1791" w:author="linyoubin" w:date="2015-03-03T10:07:00Z"/>
+              </w:rPr>
+            </w:pPr>
+            <w:ins w:id="1792" w:author="linyoubin" w:date="2015-03-03T10:09:00Z">
               <w:r>
                 <w:rPr>
                   <w:rFonts w:hint="eastAsia"/>
@@ -36454,7 +37276,7 @@
                 <w:t>文件</w:t>
               </w:r>
             </w:ins>
-            <w:ins w:id="1626" w:author="linyoubin" w:date="2015-03-03T10:10:00Z">
+            <w:ins w:id="1793" w:author="linyoubin" w:date="2015-03-03T10:10:00Z">
               <w:r>
                 <w:rPr>
                   <w:rFonts w:hint="eastAsia"/>
@@ -36472,10 +37294,10 @@
             <w:pPr>
               <w:ind w:left="0"/>
               <w:rPr>
-                <w:ins w:id="1627" w:author="linyoubin" w:date="2015-03-03T10:07:00Z"/>
-              </w:rPr>
-            </w:pPr>
-            <w:ins w:id="1628" w:author="linyoubin" w:date="2015-03-03T10:07:00Z">
+                <w:ins w:id="1794" w:author="linyoubin" w:date="2015-03-03T10:07:00Z"/>
+              </w:rPr>
+            </w:pPr>
+            <w:ins w:id="1795" w:author="linyoubin" w:date="2015-03-03T10:07:00Z">
               <w:r>
                 <w:t xml:space="preserve">{ </w:t>
               </w:r>
@@ -36485,10 +37307,10 @@
             <w:pPr>
               <w:ind w:left="0"/>
               <w:rPr>
-                <w:ins w:id="1629" w:author="linyoubin" w:date="2015-03-03T10:07:00Z"/>
-              </w:rPr>
-            </w:pPr>
-            <w:ins w:id="1630" w:author="linyoubin" w:date="2015-03-03T10:07:00Z">
+                <w:ins w:id="1796" w:author="linyoubin" w:date="2015-03-03T10:07:00Z"/>
+              </w:rPr>
+            </w:pPr>
+            <w:ins w:id="1797" w:author="linyoubin" w:date="2015-03-03T10:07:00Z">
               <w:r>
                 <w:t>"</w:t>
               </w:r>
@@ -36510,18 +37332,18 @@
             <w:pPr>
               <w:ind w:left="0"/>
               <w:rPr>
-                <w:ins w:id="1631" w:author="linyoubin" w:date="2015-03-03T10:07:00Z"/>
-              </w:rPr>
-            </w:pPr>
-          </w:p>
-          <w:p>
-            <w:pPr>
-              <w:ind w:left="0"/>
-              <w:rPr>
-                <w:ins w:id="1632" w:author="linyoubin" w:date="2015-03-03T10:07:00Z"/>
-              </w:rPr>
-            </w:pPr>
-            <w:ins w:id="1633" w:author="linyoubin" w:date="2015-03-03T10:07:00Z">
+                <w:ins w:id="1798" w:author="linyoubin" w:date="2015-03-03T10:07:00Z"/>
+              </w:rPr>
+            </w:pPr>
+          </w:p>
+          <w:p>
+            <w:pPr>
+              <w:ind w:left="0"/>
+              <w:rPr>
+                <w:ins w:id="1799" w:author="linyoubin" w:date="2015-03-03T10:07:00Z"/>
+              </w:rPr>
+            </w:pPr>
+            <w:ins w:id="1800" w:author="linyoubin" w:date="2015-03-03T10:07:00Z">
               <w:r>
                 <w:t>}</w:t>
               </w:r>
@@ -36531,10 +37353,10 @@
             <w:pPr>
               <w:ind w:left="0"/>
               <w:rPr>
-                <w:ins w:id="1634" w:author="linyoubin" w:date="2015-03-03T10:07:00Z"/>
-              </w:rPr>
-            </w:pPr>
-            <w:ins w:id="1635" w:author="linyoubin" w:date="2015-03-03T10:12:00Z">
+                <w:ins w:id="1801" w:author="linyoubin" w:date="2015-03-03T10:07:00Z"/>
+              </w:rPr>
+            </w:pPr>
+            <w:ins w:id="1802" w:author="linyoubin" w:date="2015-03-03T10:12:00Z">
               <w:r>
                 <w:rPr>
                   <w:rFonts w:hint="eastAsia"/>
@@ -36548,7 +37370,7 @@
       <w:tr>
         <w:trPr>
           <w:trHeight w:val="322"/>
-          <w:ins w:id="1636" w:author="linyoubin" w:date="2015-03-03T10:07:00Z"/>
+          <w:ins w:id="1803" w:author="linyoubin" w:date="2015-03-03T10:07:00Z"/>
         </w:trPr>
         <w:tc>
           <w:tcPr>
@@ -36558,10 +37380,10 @@
             <w:pPr>
               <w:ind w:left="0"/>
               <w:rPr>
-                <w:ins w:id="1637" w:author="linyoubin" w:date="2015-03-03T10:07:00Z"/>
-              </w:rPr>
-            </w:pPr>
-            <w:ins w:id="1638" w:author="linyoubin" w:date="2015-03-03T10:07:00Z">
+                <w:ins w:id="1804" w:author="linyoubin" w:date="2015-03-03T10:07:00Z"/>
+              </w:rPr>
+            </w:pPr>
+            <w:ins w:id="1805" w:author="linyoubin" w:date="2015-03-03T10:07:00Z">
               <w:r>
                 <w:rPr>
                   <w:rFonts w:hint="eastAsia"/>
@@ -36579,10 +37401,10 @@
             <w:pPr>
               <w:ind w:left="0"/>
               <w:rPr>
-                <w:ins w:id="1639" w:author="linyoubin" w:date="2015-03-03T10:07:00Z"/>
-              </w:rPr>
-            </w:pPr>
-            <w:ins w:id="1640" w:author="linyoubin" w:date="2015-03-03T10:12:00Z">
+                <w:ins w:id="1806" w:author="linyoubin" w:date="2015-03-03T10:07:00Z"/>
+              </w:rPr>
+            </w:pPr>
+            <w:ins w:id="1807" w:author="linyoubin" w:date="2015-03-03T10:12:00Z">
               <w:r>
                 <w:rPr>
                   <w:rFonts w:hint="eastAsia"/>
@@ -36590,7 +37412,7 @@
                 <w:t>固定</w:t>
               </w:r>
             </w:ins>
-            <w:ins w:id="1641" w:author="linyoubin" w:date="2015-03-03T10:13:00Z">
+            <w:ins w:id="1808" w:author="linyoubin" w:date="2015-03-03T10:13:00Z">
               <w:r>
                 <w:rPr>
                   <w:rFonts w:hint="eastAsia"/>
@@ -36598,7 +37420,7 @@
                 <w:t>从</w:t>
               </w:r>
             </w:ins>
-            <w:ins w:id="1642" w:author="linyoubin" w:date="2015-03-03T10:12:00Z">
+            <w:ins w:id="1809" w:author="linyoubin" w:date="2015-03-03T10:12:00Z">
               <w:r>
                 <w:rPr>
                   <w:rFonts w:hint="eastAsia"/>
@@ -36612,7 +37434,7 @@
                 <w:t>下的目录</w:t>
               </w:r>
             </w:ins>
-            <w:ins w:id="1643" w:author="linyoubin" w:date="2015-03-03T10:13:00Z">
+            <w:ins w:id="1810" w:author="linyoubin" w:date="2015-03-03T10:13:00Z">
               <w:r>
                 <w:rPr>
                   <w:rFonts w:hint="eastAsia"/>
@@ -36630,7 +37452,7 @@
             <w:pPr>
               <w:ind w:left="0"/>
               <w:rPr>
-                <w:ins w:id="1644" w:author="linyoubin" w:date="2015-03-03T10:07:00Z"/>
+                <w:ins w:id="1811" w:author="linyoubin" w:date="2015-03-03T10:07:00Z"/>
               </w:rPr>
             </w:pPr>
           </w:p>
@@ -36645,9 +37467,9 @@
           <w:numId w:val="16"/>
         </w:numPr>
         <w:rPr>
-          <w:ins w:id="1645" w:author="linyoubin" w:date="2015-03-10T14:29:00Z"/>
+          <w:ins w:id="1812" w:author="linyoubin" w:date="2015-03-10T14:29:00Z"/>
         </w:rPr>
-        <w:pPrChange w:id="1646" w:author="linyoubin" w:date="2015-03-10T14:29:00Z">
+        <w:pPrChange w:id="1813" w:author="linyoubin" w:date="2015-03-10T14:29:00Z">
           <w:pPr>
             <w:pStyle w:val="Heading4"/>
             <w:numPr>
@@ -36657,7 +37479,7 @@
           </w:pPr>
         </w:pPrChange>
       </w:pPr>
-      <w:ins w:id="1647" w:author="linyoubin" w:date="2015-03-10T15:12:00Z">
+      <w:ins w:id="1814" w:author="linyoubin" w:date="2015-03-10T15:12:00Z">
         <w:r>
           <w:rPr>
             <w:rFonts w:hint="eastAsia"/>
@@ -36665,7 +37487,7 @@
           <w:t>设置业务</w:t>
         </w:r>
       </w:ins>
-      <w:ins w:id="1648" w:author="linyoubin" w:date="2015-03-10T15:13:00Z">
+      <w:ins w:id="1815" w:author="linyoubin" w:date="2015-03-10T15:13:00Z">
         <w:r>
           <w:rPr>
             <w:rFonts w:hint="eastAsia"/>
@@ -36689,7 +37511,7 @@
       </w:tblGrid>
       <w:tr>
         <w:trPr>
-          <w:ins w:id="1649" w:author="linyoubin" w:date="2015-03-10T14:29:00Z"/>
+          <w:ins w:id="1816" w:author="linyoubin" w:date="2015-03-10T14:29:00Z"/>
         </w:trPr>
         <w:tc>
           <w:tcPr>
@@ -36700,7 +37522,7 @@
             <w:pPr>
               <w:ind w:left="0"/>
               <w:rPr>
-                <w:ins w:id="1650" w:author="linyoubin" w:date="2015-03-10T14:29:00Z"/>
+                <w:ins w:id="1817" w:author="linyoubin" w:date="2015-03-10T14:29:00Z"/>
               </w:rPr>
             </w:pPr>
           </w:p>
@@ -36714,10 +37536,10 @@
             <w:pPr>
               <w:ind w:left="0"/>
               <w:rPr>
-                <w:ins w:id="1651" w:author="linyoubin" w:date="2015-03-10T14:29:00Z"/>
-              </w:rPr>
-            </w:pPr>
-            <w:ins w:id="1652" w:author="linyoubin" w:date="2015-03-10T14:29:00Z">
+                <w:ins w:id="1818" w:author="linyoubin" w:date="2015-03-10T14:29:00Z"/>
+              </w:rPr>
+            </w:pPr>
+            <w:ins w:id="1819" w:author="linyoubin" w:date="2015-03-10T14:29:00Z">
               <w:r>
                 <w:rPr>
                   <w:rFonts w:hint="eastAsia"/>
@@ -36736,10 +37558,10 @@
             <w:pPr>
               <w:ind w:left="0"/>
               <w:rPr>
-                <w:ins w:id="1653" w:author="linyoubin" w:date="2015-03-10T14:29:00Z"/>
-              </w:rPr>
-            </w:pPr>
-            <w:ins w:id="1654" w:author="linyoubin" w:date="2015-03-10T14:29:00Z">
+                <w:ins w:id="1820" w:author="linyoubin" w:date="2015-03-10T14:29:00Z"/>
+              </w:rPr>
+            </w:pPr>
+            <w:ins w:id="1821" w:author="linyoubin" w:date="2015-03-10T14:29:00Z">
               <w:r>
                 <w:rPr>
                   <w:rFonts w:hint="eastAsia"/>
@@ -36752,7 +37574,7 @@
       </w:tr>
       <w:tr>
         <w:trPr>
-          <w:ins w:id="1655" w:author="linyoubin" w:date="2015-03-10T14:29:00Z"/>
+          <w:ins w:id="1822" w:author="linyoubin" w:date="2015-03-10T14:29:00Z"/>
         </w:trPr>
         <w:tc>
           <w:tcPr>
@@ -36762,10 +37584,10 @@
             <w:pPr>
               <w:ind w:left="0"/>
               <w:rPr>
-                <w:ins w:id="1656" w:author="linyoubin" w:date="2015-03-10T14:29:00Z"/>
-              </w:rPr>
-            </w:pPr>
-            <w:ins w:id="1657" w:author="linyoubin" w:date="2015-03-10T14:29:00Z">
+                <w:ins w:id="1823" w:author="linyoubin" w:date="2015-03-10T14:29:00Z"/>
+              </w:rPr>
+            </w:pPr>
+            <w:ins w:id="1824" w:author="linyoubin" w:date="2015-03-10T14:29:00Z">
               <w:r>
                 <w:rPr>
                   <w:rFonts w:hint="eastAsia"/>
@@ -36783,10 +37605,10 @@
             <w:pPr>
               <w:ind w:left="0"/>
               <w:rPr>
-                <w:ins w:id="1658" w:author="linyoubin" w:date="2015-03-10T14:29:00Z"/>
-              </w:rPr>
-            </w:pPr>
-            <w:ins w:id="1659" w:author="linyoubin" w:date="2015-03-10T14:29:00Z">
+                <w:ins w:id="1825" w:author="linyoubin" w:date="2015-03-10T14:29:00Z"/>
+              </w:rPr>
+            </w:pPr>
+            <w:ins w:id="1826" w:author="linyoubin" w:date="2015-03-10T14:29:00Z">
               <w:r>
                 <w:rPr>
                   <w:rFonts w:hint="eastAsia"/>
@@ -36804,7 +37626,7 @@
             <w:pPr>
               <w:ind w:left="0"/>
               <w:rPr>
-                <w:ins w:id="1660" w:author="linyoubin" w:date="2015-03-10T14:29:00Z"/>
+                <w:ins w:id="1827" w:author="linyoubin" w:date="2015-03-10T14:29:00Z"/>
               </w:rPr>
             </w:pPr>
           </w:p>
@@ -36812,7 +37634,7 @@
       </w:tr>
       <w:tr>
         <w:trPr>
-          <w:ins w:id="1661" w:author="linyoubin" w:date="2015-03-10T14:29:00Z"/>
+          <w:ins w:id="1828" w:author="linyoubin" w:date="2015-03-10T14:29:00Z"/>
         </w:trPr>
         <w:tc>
           <w:tcPr>
@@ -36822,10 +37644,10 @@
             <w:pPr>
               <w:ind w:left="0"/>
               <w:rPr>
-                <w:ins w:id="1662" w:author="linyoubin" w:date="2015-03-10T14:29:00Z"/>
-              </w:rPr>
-            </w:pPr>
-            <w:ins w:id="1663" w:author="linyoubin" w:date="2015-03-10T14:29:00Z">
+                <w:ins w:id="1829" w:author="linyoubin" w:date="2015-03-10T14:29:00Z"/>
+              </w:rPr>
+            </w:pPr>
+            <w:ins w:id="1830" w:author="linyoubin" w:date="2015-03-10T14:29:00Z">
               <w:r>
                 <w:rPr>
                   <w:rFonts w:hint="eastAsia"/>
@@ -36843,10 +37665,10 @@
             <w:pPr>
               <w:ind w:left="0"/>
               <w:rPr>
-                <w:ins w:id="1664" w:author="linyoubin" w:date="2015-03-10T14:29:00Z"/>
-              </w:rPr>
-            </w:pPr>
-            <w:ins w:id="1665" w:author="linyoubin" w:date="2015-03-10T14:29:00Z">
+                <w:ins w:id="1831" w:author="linyoubin" w:date="2015-03-10T14:29:00Z"/>
+              </w:rPr>
+            </w:pPr>
+            <w:ins w:id="1832" w:author="linyoubin" w:date="2015-03-10T14:29:00Z">
               <w:r>
                 <w:t>cmd</w:t>
               </w:r>
@@ -36862,10 +37684,10 @@
             <w:pPr>
               <w:ind w:left="0"/>
               <w:rPr>
-                <w:ins w:id="1666" w:author="linyoubin" w:date="2015-03-10T14:30:00Z"/>
-              </w:rPr>
-            </w:pPr>
-            <w:ins w:id="1667" w:author="linyoubin" w:date="2015-03-10T14:29:00Z">
+                <w:ins w:id="1833" w:author="linyoubin" w:date="2015-03-10T14:30:00Z"/>
+              </w:rPr>
+            </w:pPr>
+            <w:ins w:id="1834" w:author="linyoubin" w:date="2015-03-10T14:29:00Z">
               <w:r>
                 <w:rPr>
                   <w:rFonts w:hint="eastAsia"/>
@@ -36885,7 +37707,7 @@
                 <w:t xml:space="preserve">: </w:t>
               </w:r>
             </w:ins>
-            <w:ins w:id="1668" w:author="linyoubin" w:date="2015-03-10T14:30:00Z">
+            <w:ins w:id="1835" w:author="linyoubin" w:date="2015-03-10T14:30:00Z">
               <w:r>
                 <w:rPr>
                   <w:rFonts w:hint="eastAsia"/>
@@ -36898,10 +37720,10 @@
             <w:pPr>
               <w:ind w:left="0"/>
               <w:rPr>
-                <w:ins w:id="1669" w:author="linyoubin" w:date="2015-03-10T14:30:00Z"/>
-              </w:rPr>
-            </w:pPr>
-            <w:ins w:id="1670" w:author="linyoubin" w:date="2015-03-10T14:31:00Z">
+                <w:ins w:id="1836" w:author="linyoubin" w:date="2015-03-10T14:30:00Z"/>
+              </w:rPr>
+            </w:pPr>
+            <w:ins w:id="1837" w:author="linyoubin" w:date="2015-03-10T14:31:00Z">
               <w:r>
                 <w:rPr>
                   <w:rFonts w:hint="eastAsia"/>
@@ -36909,7 +37731,7 @@
                 <w:t>U</w:t>
               </w:r>
             </w:ins>
-            <w:ins w:id="1671" w:author="linyoubin" w:date="2015-03-10T14:30:00Z">
+            <w:ins w:id="1838" w:author="linyoubin" w:date="2015-03-10T14:30:00Z">
               <w:r>
                 <w:rPr>
                   <w:rFonts w:hint="eastAsia"/>
@@ -36917,7 +37739,7 @@
                 <w:t xml:space="preserve">ser: </w:t>
               </w:r>
             </w:ins>
-            <w:ins w:id="1672" w:author="linyoubin" w:date="2015-03-10T14:31:00Z">
+            <w:ins w:id="1839" w:author="linyoubin" w:date="2015-03-10T14:31:00Z">
               <w:r>
                 <w:rPr>
                   <w:rFonts w:hint="eastAsia"/>
@@ -36930,10 +37752,10 @@
             <w:pPr>
               <w:ind w:left="0"/>
               <w:rPr>
-                <w:ins w:id="1673" w:author="linyoubin" w:date="2015-03-10T14:29:00Z"/>
-              </w:rPr>
-            </w:pPr>
-            <w:ins w:id="1674" w:author="linyoubin" w:date="2015-03-10T14:31:00Z">
+                <w:ins w:id="1840" w:author="linyoubin" w:date="2015-03-10T14:29:00Z"/>
+              </w:rPr>
+            </w:pPr>
+            <w:ins w:id="1841" w:author="linyoubin" w:date="2015-03-10T14:31:00Z">
               <w:r>
                 <w:rPr>
                   <w:rFonts w:hint="eastAsia"/>
@@ -36941,7 +37763,7 @@
                 <w:t>P</w:t>
               </w:r>
             </w:ins>
-            <w:ins w:id="1675" w:author="linyoubin" w:date="2015-03-10T14:30:00Z">
+            <w:ins w:id="1842" w:author="linyoubin" w:date="2015-03-10T14:30:00Z">
               <w:r>
                 <w:rPr>
                   <w:rFonts w:hint="eastAsia"/>
@@ -36949,7 +37771,7 @@
                 <w:t>asswd:</w:t>
               </w:r>
             </w:ins>
-            <w:ins w:id="1676" w:author="linyoubin" w:date="2015-03-10T14:31:00Z">
+            <w:ins w:id="1843" w:author="linyoubin" w:date="2015-03-10T14:31:00Z">
               <w:r>
                 <w:rPr>
                   <w:rFonts w:hint="eastAsia"/>
@@ -36973,10 +37795,10 @@
             <w:pPr>
               <w:ind w:left="0"/>
               <w:rPr>
-                <w:ins w:id="1677" w:author="linyoubin" w:date="2015-03-10T14:29:00Z"/>
-              </w:rPr>
-            </w:pPr>
-            <w:ins w:id="1678" w:author="linyoubin" w:date="2015-03-10T14:29:00Z">
+                <w:ins w:id="1844" w:author="linyoubin" w:date="2015-03-10T14:29:00Z"/>
+              </w:rPr>
+            </w:pPr>
+            <w:ins w:id="1845" w:author="linyoubin" w:date="2015-03-10T14:29:00Z">
               <w:r>
                 <w:t>cmd=</w:t>
               </w:r>
@@ -36992,10 +37814,10 @@
             <w:pPr>
               <w:ind w:left="0"/>
               <w:rPr>
-                <w:ins w:id="1679" w:author="linyoubin" w:date="2015-03-10T14:29:00Z"/>
-              </w:rPr>
-            </w:pPr>
-            <w:ins w:id="1680" w:author="linyoubin" w:date="2015-03-10T14:29:00Z">
+                <w:ins w:id="1846" w:author="linyoubin" w:date="2015-03-10T14:29:00Z"/>
+              </w:rPr>
+            </w:pPr>
+            <w:ins w:id="1847" w:author="linyoubin" w:date="2015-03-10T14:29:00Z">
               <w:r>
                 <w:rPr>
                   <w:rFonts w:hint="eastAsia"/>
@@ -37003,7 +37825,7 @@
                 <w:t>&amp;</w:t>
               </w:r>
             </w:ins>
-            <w:ins w:id="1681" w:author="linyoubin" w:date="2015-03-10T15:11:00Z">
+            <w:ins w:id="1848" w:author="linyoubin" w:date="2015-03-10T15:11:00Z">
               <w:r>
                 <w:rPr>
                   <w:rFonts w:hint="eastAsia"/>
@@ -37016,7 +37838,7 @@
       </w:tr>
       <w:tr>
         <w:trPr>
-          <w:ins w:id="1682" w:author="linyoubin" w:date="2015-03-10T14:29:00Z"/>
+          <w:ins w:id="1849" w:author="linyoubin" w:date="2015-03-10T14:29:00Z"/>
         </w:trPr>
         <w:tc>
           <w:tcPr>
@@ -37026,10 +37848,10 @@
             <w:pPr>
               <w:ind w:left="0"/>
               <w:rPr>
-                <w:ins w:id="1683" w:author="linyoubin" w:date="2015-03-10T14:29:00Z"/>
-              </w:rPr>
-            </w:pPr>
-            <w:ins w:id="1684" w:author="linyoubin" w:date="2015-03-10T14:29:00Z">
+                <w:ins w:id="1850" w:author="linyoubin" w:date="2015-03-10T14:29:00Z"/>
+              </w:rPr>
+            </w:pPr>
+            <w:ins w:id="1851" w:author="linyoubin" w:date="2015-03-10T14:29:00Z">
               <w:r>
                 <w:rPr>
                   <w:rFonts w:hint="eastAsia"/>
@@ -37047,7 +37869,7 @@
             <w:pPr>
               <w:ind w:left="0"/>
               <w:rPr>
-                <w:ins w:id="1685" w:author="linyoubin" w:date="2015-03-10T14:29:00Z"/>
+                <w:ins w:id="1852" w:author="linyoubin" w:date="2015-03-10T14:29:00Z"/>
               </w:rPr>
             </w:pPr>
           </w:p>
@@ -37060,7 +37882,7 @@
             <w:pPr>
               <w:ind w:left="0"/>
               <w:rPr>
-                <w:ins w:id="1686" w:author="linyoubin" w:date="2015-03-10T14:29:00Z"/>
+                <w:ins w:id="1853" w:author="linyoubin" w:date="2015-03-10T14:29:00Z"/>
               </w:rPr>
             </w:pPr>
           </w:p>
@@ -37068,7 +37890,7 @@
       </w:tr>
       <w:tr>
         <w:trPr>
-          <w:ins w:id="1687" w:author="linyoubin" w:date="2015-03-10T14:29:00Z"/>
+          <w:ins w:id="1854" w:author="linyoubin" w:date="2015-03-10T14:29:00Z"/>
         </w:trPr>
         <w:tc>
           <w:tcPr>
@@ -37078,15 +37900,14 @@
             <w:pPr>
               <w:ind w:left="0"/>
               <w:rPr>
-                <w:ins w:id="1688" w:author="linyoubin" w:date="2015-03-10T14:29:00Z"/>
-              </w:rPr>
-            </w:pPr>
-            <w:ins w:id="1689" w:author="linyoubin" w:date="2015-03-10T14:29:00Z">
-              <w:r>
-                <w:rPr>
-                  <w:rFonts w:hint="eastAsia"/>
-                </w:rPr>
-                <w:lastRenderedPageBreak/>
+                <w:ins w:id="1855" w:author="linyoubin" w:date="2015-03-10T14:29:00Z"/>
+              </w:rPr>
+            </w:pPr>
+            <w:ins w:id="1856" w:author="linyoubin" w:date="2015-03-10T14:29:00Z">
+              <w:r>
+                <w:rPr>
+                  <w:rFonts w:hint="eastAsia"/>
+                </w:rPr>
                 <w:t>响应头</w:t>
               </w:r>
             </w:ins>
@@ -37100,10 +37921,10 @@
             <w:pPr>
               <w:ind w:left="0"/>
               <w:rPr>
-                <w:ins w:id="1690" w:author="linyoubin" w:date="2015-03-10T14:29:00Z"/>
-              </w:rPr>
-            </w:pPr>
-            <w:ins w:id="1691" w:author="linyoubin" w:date="2015-03-10T14:29:00Z">
+                <w:ins w:id="1857" w:author="linyoubin" w:date="2015-03-10T14:29:00Z"/>
+              </w:rPr>
+            </w:pPr>
+            <w:ins w:id="1858" w:author="linyoubin" w:date="2015-03-10T14:29:00Z">
               <w:r>
                 <w:rPr>
                   <w:rFonts w:hint="eastAsia"/>
@@ -37121,7 +37942,7 @@
             <w:pPr>
               <w:ind w:left="0"/>
               <w:rPr>
-                <w:ins w:id="1692" w:author="linyoubin" w:date="2015-03-10T14:29:00Z"/>
+                <w:ins w:id="1859" w:author="linyoubin" w:date="2015-03-10T14:29:00Z"/>
               </w:rPr>
             </w:pPr>
           </w:p>
@@ -37130,7 +37951,7 @@
       <w:tr>
         <w:trPr>
           <w:trHeight w:val="2254"/>
-          <w:ins w:id="1693" w:author="linyoubin" w:date="2015-03-10T14:29:00Z"/>
+          <w:ins w:id="1860" w:author="linyoubin" w:date="2015-03-10T14:29:00Z"/>
         </w:trPr>
         <w:tc>
           <w:tcPr>
@@ -37140,10 +37961,10 @@
             <w:pPr>
               <w:ind w:left="0"/>
               <w:rPr>
-                <w:ins w:id="1694" w:author="linyoubin" w:date="2015-03-10T14:29:00Z"/>
-              </w:rPr>
-            </w:pPr>
-            <w:ins w:id="1695" w:author="linyoubin" w:date="2015-03-10T14:29:00Z">
+                <w:ins w:id="1861" w:author="linyoubin" w:date="2015-03-10T14:29:00Z"/>
+              </w:rPr>
+            </w:pPr>
+            <w:ins w:id="1862" w:author="linyoubin" w:date="2015-03-10T14:29:00Z">
               <w:r>
                 <w:rPr>
                   <w:rFonts w:hint="eastAsia"/>
@@ -37161,10 +37982,10 @@
             <w:pPr>
               <w:ind w:left="0"/>
               <w:rPr>
-                <w:ins w:id="1696" w:author="linyoubin" w:date="2015-03-10T14:29:00Z"/>
-              </w:rPr>
-            </w:pPr>
-            <w:ins w:id="1697" w:author="linyoubin" w:date="2015-03-10T14:29:00Z">
+                <w:ins w:id="1863" w:author="linyoubin" w:date="2015-03-10T14:29:00Z"/>
+              </w:rPr>
+            </w:pPr>
+            <w:ins w:id="1864" w:author="linyoubin" w:date="2015-03-10T14:29:00Z">
               <w:r>
                 <w:rPr>
                   <w:rFonts w:hint="eastAsia"/>
@@ -37177,7 +37998,7 @@
             <w:pPr>
               <w:ind w:left="0"/>
               <w:rPr>
-                <w:ins w:id="1698" w:author="linyoubin" w:date="2015-03-10T14:29:00Z"/>
+                <w:ins w:id="1865" w:author="linyoubin" w:date="2015-03-10T14:29:00Z"/>
               </w:rPr>
             </w:pPr>
           </w:p>
@@ -37190,10 +38011,10 @@
             <w:pPr>
               <w:ind w:left="0"/>
               <w:rPr>
-                <w:ins w:id="1699" w:author="linyoubin" w:date="2015-03-10T14:29:00Z"/>
-              </w:rPr>
-            </w:pPr>
-            <w:ins w:id="1700" w:author="linyoubin" w:date="2015-03-10T14:29:00Z">
+                <w:ins w:id="1866" w:author="linyoubin" w:date="2015-03-10T14:29:00Z"/>
+              </w:rPr>
+            </w:pPr>
+            <w:ins w:id="1867" w:author="linyoubin" w:date="2015-03-10T14:29:00Z">
               <w:r>
                 <w:t xml:space="preserve">{ </w:t>
               </w:r>
@@ -37203,10 +38024,10 @@
             <w:pPr>
               <w:ind w:left="0"/>
               <w:rPr>
-                <w:ins w:id="1701" w:author="linyoubin" w:date="2015-03-10T14:29:00Z"/>
-              </w:rPr>
-            </w:pPr>
-            <w:ins w:id="1702" w:author="linyoubin" w:date="2015-03-10T14:29:00Z">
+                <w:ins w:id="1868" w:author="linyoubin" w:date="2015-03-10T14:29:00Z"/>
+              </w:rPr>
+            </w:pPr>
+            <w:ins w:id="1869" w:author="linyoubin" w:date="2015-03-10T14:29:00Z">
               <w:r>
                 <w:t>"</w:t>
               </w:r>
@@ -37228,10 +38049,10 @@
             <w:pPr>
               <w:ind w:left="0"/>
               <w:rPr>
-                <w:ins w:id="1703" w:author="linyoubin" w:date="2015-03-10T14:29:00Z"/>
-              </w:rPr>
-            </w:pPr>
-            <w:ins w:id="1704" w:author="linyoubin" w:date="2015-03-10T14:29:00Z">
+                <w:ins w:id="1870" w:author="linyoubin" w:date="2015-03-10T14:29:00Z"/>
+              </w:rPr>
+            </w:pPr>
+            <w:ins w:id="1871" w:author="linyoubin" w:date="2015-03-10T14:29:00Z">
               <w:r>
                 <w:t>}</w:t>
               </w:r>
@@ -37242,7 +38063,7 @@
       <w:tr>
         <w:trPr>
           <w:trHeight w:val="322"/>
-          <w:ins w:id="1705" w:author="linyoubin" w:date="2015-03-10T14:29:00Z"/>
+          <w:ins w:id="1872" w:author="linyoubin" w:date="2015-03-10T14:29:00Z"/>
         </w:trPr>
         <w:tc>
           <w:tcPr>
@@ -37252,10 +38073,10 @@
             <w:pPr>
               <w:ind w:left="0"/>
               <w:rPr>
-                <w:ins w:id="1706" w:author="linyoubin" w:date="2015-03-10T14:29:00Z"/>
-              </w:rPr>
-            </w:pPr>
-            <w:ins w:id="1707" w:author="linyoubin" w:date="2015-03-10T14:29:00Z">
+                <w:ins w:id="1873" w:author="linyoubin" w:date="2015-03-10T14:29:00Z"/>
+              </w:rPr>
+            </w:pPr>
+            <w:ins w:id="1874" w:author="linyoubin" w:date="2015-03-10T14:29:00Z">
               <w:r>
                 <w:rPr>
                   <w:rFonts w:hint="eastAsia"/>
@@ -37273,7 +38094,7 @@
             <w:pPr>
               <w:ind w:left="0"/>
               <w:rPr>
-                <w:ins w:id="1708" w:author="linyoubin" w:date="2015-03-10T14:29:00Z"/>
+                <w:ins w:id="1875" w:author="linyoubin" w:date="2015-03-10T14:29:00Z"/>
               </w:rPr>
             </w:pPr>
           </w:p>
@@ -37286,7 +38107,7 @@
             <w:pPr>
               <w:ind w:left="0"/>
               <w:rPr>
-                <w:ins w:id="1709" w:author="linyoubin" w:date="2015-03-10T14:29:00Z"/>
+                <w:ins w:id="1876" w:author="linyoubin" w:date="2015-03-10T14:29:00Z"/>
               </w:rPr>
             </w:pPr>
           </w:p>
@@ -37301,9 +38122,9 @@
           <w:numId w:val="16"/>
         </w:numPr>
         <w:rPr>
-          <w:ins w:id="1710" w:author="linyoubin" w:date="2015-03-10T15:13:00Z"/>
+          <w:ins w:id="1877" w:author="linyoubin" w:date="2015-03-10T15:13:00Z"/>
         </w:rPr>
-        <w:pPrChange w:id="1711" w:author="linyoubin" w:date="2015-03-14T16:25:00Z">
+        <w:pPrChange w:id="1878" w:author="linyoubin" w:date="2015-03-14T16:25:00Z">
           <w:pPr>
             <w:pStyle w:val="Heading4"/>
             <w:numPr>
@@ -37313,7 +38134,7 @@
           </w:pPr>
         </w:pPrChange>
       </w:pPr>
-      <w:ins w:id="1712" w:author="linyoubin" w:date="2015-03-10T15:13:00Z">
+      <w:ins w:id="1879" w:author="linyoubin" w:date="2015-03-10T15:13:00Z">
         <w:r>
           <w:rPr>
             <w:rFonts w:hint="eastAsia"/>
@@ -37343,7 +38164,7 @@
       </w:tblGrid>
       <w:tr>
         <w:trPr>
-          <w:ins w:id="1713" w:author="linyoubin" w:date="2015-03-10T15:13:00Z"/>
+          <w:ins w:id="1880" w:author="linyoubin" w:date="2015-03-10T15:13:00Z"/>
         </w:trPr>
         <w:tc>
           <w:tcPr>
@@ -37354,7 +38175,7 @@
             <w:pPr>
               <w:ind w:left="0"/>
               <w:rPr>
-                <w:ins w:id="1714" w:author="linyoubin" w:date="2015-03-10T15:13:00Z"/>
+                <w:ins w:id="1881" w:author="linyoubin" w:date="2015-03-10T15:13:00Z"/>
               </w:rPr>
             </w:pPr>
           </w:p>
@@ -37368,10 +38189,10 @@
             <w:pPr>
               <w:ind w:left="0"/>
               <w:rPr>
-                <w:ins w:id="1715" w:author="linyoubin" w:date="2015-03-10T15:13:00Z"/>
-              </w:rPr>
-            </w:pPr>
-            <w:ins w:id="1716" w:author="linyoubin" w:date="2015-03-10T15:13:00Z">
+                <w:ins w:id="1882" w:author="linyoubin" w:date="2015-03-10T15:13:00Z"/>
+              </w:rPr>
+            </w:pPr>
+            <w:ins w:id="1883" w:author="linyoubin" w:date="2015-03-10T15:13:00Z">
               <w:r>
                 <w:rPr>
                   <w:rFonts w:hint="eastAsia"/>
@@ -37390,10 +38211,10 @@
             <w:pPr>
               <w:ind w:left="0"/>
               <w:rPr>
-                <w:ins w:id="1717" w:author="linyoubin" w:date="2015-03-10T15:13:00Z"/>
-              </w:rPr>
-            </w:pPr>
-            <w:ins w:id="1718" w:author="linyoubin" w:date="2015-03-10T15:13:00Z">
+                <w:ins w:id="1884" w:author="linyoubin" w:date="2015-03-10T15:13:00Z"/>
+              </w:rPr>
+            </w:pPr>
+            <w:ins w:id="1885" w:author="linyoubin" w:date="2015-03-10T15:13:00Z">
               <w:r>
                 <w:rPr>
                   <w:rFonts w:hint="eastAsia"/>
@@ -37406,7 +38227,7 @@
       </w:tr>
       <w:tr>
         <w:trPr>
-          <w:ins w:id="1719" w:author="linyoubin" w:date="2015-03-10T15:13:00Z"/>
+          <w:ins w:id="1886" w:author="linyoubin" w:date="2015-03-10T15:13:00Z"/>
         </w:trPr>
         <w:tc>
           <w:tcPr>
@@ -37416,10 +38237,10 @@
             <w:pPr>
               <w:ind w:left="0"/>
               <w:rPr>
-                <w:ins w:id="1720" w:author="linyoubin" w:date="2015-03-10T15:13:00Z"/>
-              </w:rPr>
-            </w:pPr>
-            <w:ins w:id="1721" w:author="linyoubin" w:date="2015-03-10T15:13:00Z">
+                <w:ins w:id="1887" w:author="linyoubin" w:date="2015-03-10T15:13:00Z"/>
+              </w:rPr>
+            </w:pPr>
+            <w:ins w:id="1888" w:author="linyoubin" w:date="2015-03-10T15:13:00Z">
               <w:r>
                 <w:rPr>
                   <w:rFonts w:hint="eastAsia"/>
@@ -37437,10 +38258,10 @@
             <w:pPr>
               <w:ind w:left="0"/>
               <w:rPr>
-                <w:ins w:id="1722" w:author="linyoubin" w:date="2015-03-10T15:13:00Z"/>
-              </w:rPr>
-            </w:pPr>
-            <w:ins w:id="1723" w:author="linyoubin" w:date="2015-03-10T15:13:00Z">
+                <w:ins w:id="1889" w:author="linyoubin" w:date="2015-03-10T15:13:00Z"/>
+              </w:rPr>
+            </w:pPr>
+            <w:ins w:id="1890" w:author="linyoubin" w:date="2015-03-10T15:13:00Z">
               <w:r>
                 <w:rPr>
                   <w:rFonts w:hint="eastAsia"/>
@@ -37458,7 +38279,7 @@
             <w:pPr>
               <w:ind w:left="0"/>
               <w:rPr>
-                <w:ins w:id="1724" w:author="linyoubin" w:date="2015-03-10T15:13:00Z"/>
+                <w:ins w:id="1891" w:author="linyoubin" w:date="2015-03-10T15:13:00Z"/>
               </w:rPr>
             </w:pPr>
           </w:p>
@@ -37466,7 +38287,7 @@
       </w:tr>
       <w:tr>
         <w:trPr>
-          <w:ins w:id="1725" w:author="linyoubin" w:date="2015-03-10T15:13:00Z"/>
+          <w:ins w:id="1892" w:author="linyoubin" w:date="2015-03-10T15:13:00Z"/>
         </w:trPr>
         <w:tc>
           <w:tcPr>
@@ -37476,10 +38297,10 @@
             <w:pPr>
               <w:ind w:left="0"/>
               <w:rPr>
-                <w:ins w:id="1726" w:author="linyoubin" w:date="2015-03-10T15:13:00Z"/>
-              </w:rPr>
-            </w:pPr>
-            <w:ins w:id="1727" w:author="linyoubin" w:date="2015-03-10T15:13:00Z">
+                <w:ins w:id="1893" w:author="linyoubin" w:date="2015-03-10T15:13:00Z"/>
+              </w:rPr>
+            </w:pPr>
+            <w:ins w:id="1894" w:author="linyoubin" w:date="2015-03-10T15:13:00Z">
               <w:r>
                 <w:rPr>
                   <w:rFonts w:hint="eastAsia"/>
@@ -37497,10 +38318,10 @@
             <w:pPr>
               <w:ind w:left="0"/>
               <w:rPr>
-                <w:ins w:id="1728" w:author="linyoubin" w:date="2015-03-10T15:13:00Z"/>
-              </w:rPr>
-            </w:pPr>
-            <w:ins w:id="1729" w:author="linyoubin" w:date="2015-03-10T15:13:00Z">
+                <w:ins w:id="1895" w:author="linyoubin" w:date="2015-03-10T15:13:00Z"/>
+              </w:rPr>
+            </w:pPr>
+            <w:ins w:id="1896" w:author="linyoubin" w:date="2015-03-10T15:13:00Z">
               <w:r>
                 <w:t>cmd</w:t>
               </w:r>
@@ -37528,10 +38349,10 @@
             <w:pPr>
               <w:ind w:left="0"/>
               <w:rPr>
-                <w:ins w:id="1730" w:author="linyoubin" w:date="2015-03-10T15:13:00Z"/>
-              </w:rPr>
-            </w:pPr>
-            <w:ins w:id="1731" w:author="linyoubin" w:date="2015-03-10T15:13:00Z">
+                <w:ins w:id="1897" w:author="linyoubin" w:date="2015-03-10T15:13:00Z"/>
+              </w:rPr>
+            </w:pPr>
+            <w:ins w:id="1898" w:author="linyoubin" w:date="2015-03-10T15:13:00Z">
               <w:r>
                 <w:rPr>
                   <w:rFonts w:hint="eastAsia"/>
@@ -37555,10 +38376,10 @@
             <w:pPr>
               <w:ind w:left="0"/>
               <w:rPr>
-                <w:ins w:id="1732" w:author="linyoubin" w:date="2015-03-10T15:13:00Z"/>
-              </w:rPr>
-            </w:pPr>
-            <w:ins w:id="1733" w:author="linyoubin" w:date="2015-03-10T15:13:00Z">
+                <w:ins w:id="1899" w:author="linyoubin" w:date="2015-03-10T15:13:00Z"/>
+              </w:rPr>
+            </w:pPr>
+            <w:ins w:id="1900" w:author="linyoubin" w:date="2015-03-10T15:13:00Z">
               <w:r>
                 <w:t>cmd=</w:t>
               </w:r>
@@ -37580,10 +38401,10 @@
             <w:pPr>
               <w:ind w:left="0"/>
               <w:rPr>
-                <w:ins w:id="1734" w:author="linyoubin" w:date="2015-03-10T15:13:00Z"/>
-              </w:rPr>
-            </w:pPr>
-            <w:ins w:id="1735" w:author="linyoubin" w:date="2015-03-10T15:13:00Z">
+                <w:ins w:id="1901" w:author="linyoubin" w:date="2015-03-10T15:13:00Z"/>
+              </w:rPr>
+            </w:pPr>
+            <w:ins w:id="1902" w:author="linyoubin" w:date="2015-03-10T15:13:00Z">
               <w:r>
                 <w:rPr>
                   <w:rFonts w:hint="eastAsia"/>
@@ -37596,7 +38417,7 @@
       </w:tr>
       <w:tr>
         <w:trPr>
-          <w:ins w:id="1736" w:author="linyoubin" w:date="2015-03-10T15:13:00Z"/>
+          <w:ins w:id="1903" w:author="linyoubin" w:date="2015-03-10T15:13:00Z"/>
         </w:trPr>
         <w:tc>
           <w:tcPr>
@@ -37606,10 +38427,10 @@
             <w:pPr>
               <w:ind w:left="0"/>
               <w:rPr>
-                <w:ins w:id="1737" w:author="linyoubin" w:date="2015-03-10T15:13:00Z"/>
-              </w:rPr>
-            </w:pPr>
-            <w:ins w:id="1738" w:author="linyoubin" w:date="2015-03-10T15:13:00Z">
+                <w:ins w:id="1904" w:author="linyoubin" w:date="2015-03-10T15:13:00Z"/>
+              </w:rPr>
+            </w:pPr>
+            <w:ins w:id="1905" w:author="linyoubin" w:date="2015-03-10T15:13:00Z">
               <w:r>
                 <w:rPr>
                   <w:rFonts w:hint="eastAsia"/>
@@ -37627,7 +38448,7 @@
             <w:pPr>
               <w:ind w:left="0"/>
               <w:rPr>
-                <w:ins w:id="1739" w:author="linyoubin" w:date="2015-03-10T15:13:00Z"/>
+                <w:ins w:id="1906" w:author="linyoubin" w:date="2015-03-10T15:13:00Z"/>
               </w:rPr>
             </w:pPr>
           </w:p>
@@ -37640,7 +38461,7 @@
             <w:pPr>
               <w:ind w:left="0"/>
               <w:rPr>
-                <w:ins w:id="1740" w:author="linyoubin" w:date="2015-03-10T15:13:00Z"/>
+                <w:ins w:id="1907" w:author="linyoubin" w:date="2015-03-10T15:13:00Z"/>
               </w:rPr>
             </w:pPr>
           </w:p>
@@ -37648,7 +38469,7 @@
       </w:tr>
       <w:tr>
         <w:trPr>
-          <w:ins w:id="1741" w:author="linyoubin" w:date="2015-03-10T15:13:00Z"/>
+          <w:ins w:id="1908" w:author="linyoubin" w:date="2015-03-10T15:13:00Z"/>
         </w:trPr>
         <w:tc>
           <w:tcPr>
@@ -37658,10 +38479,10 @@
             <w:pPr>
               <w:ind w:left="0"/>
               <w:rPr>
-                <w:ins w:id="1742" w:author="linyoubin" w:date="2015-03-10T15:13:00Z"/>
-              </w:rPr>
-            </w:pPr>
-            <w:ins w:id="1743" w:author="linyoubin" w:date="2015-03-10T15:13:00Z">
+                <w:ins w:id="1909" w:author="linyoubin" w:date="2015-03-10T15:13:00Z"/>
+              </w:rPr>
+            </w:pPr>
+            <w:ins w:id="1910" w:author="linyoubin" w:date="2015-03-10T15:13:00Z">
               <w:r>
                 <w:rPr>
                   <w:rFonts w:hint="eastAsia"/>
@@ -37679,10 +38500,10 @@
             <w:pPr>
               <w:ind w:left="0"/>
               <w:rPr>
-                <w:ins w:id="1744" w:author="linyoubin" w:date="2015-03-10T15:13:00Z"/>
-              </w:rPr>
-            </w:pPr>
-            <w:ins w:id="1745" w:author="linyoubin" w:date="2015-03-10T15:13:00Z">
+                <w:ins w:id="1911" w:author="linyoubin" w:date="2015-03-10T15:13:00Z"/>
+              </w:rPr>
+            </w:pPr>
+            <w:ins w:id="1912" w:author="linyoubin" w:date="2015-03-10T15:13:00Z">
               <w:r>
                 <w:rPr>
                   <w:rFonts w:hint="eastAsia"/>
@@ -37700,7 +38521,7 @@
             <w:pPr>
               <w:ind w:left="0"/>
               <w:rPr>
-                <w:ins w:id="1746" w:author="linyoubin" w:date="2015-03-10T15:13:00Z"/>
+                <w:ins w:id="1913" w:author="linyoubin" w:date="2015-03-10T15:13:00Z"/>
               </w:rPr>
             </w:pPr>
           </w:p>
@@ -37709,7 +38530,7 @@
       <w:tr>
         <w:trPr>
           <w:trHeight w:val="2254"/>
-          <w:ins w:id="1747" w:author="linyoubin" w:date="2015-03-10T15:13:00Z"/>
+          <w:ins w:id="1914" w:author="linyoubin" w:date="2015-03-10T15:13:00Z"/>
         </w:trPr>
         <w:tc>
           <w:tcPr>
@@ -37719,14 +38540,15 @@
             <w:pPr>
               <w:ind w:left="0"/>
               <w:rPr>
-                <w:ins w:id="1748" w:author="linyoubin" w:date="2015-03-10T15:13:00Z"/>
-              </w:rPr>
-            </w:pPr>
-            <w:ins w:id="1749" w:author="linyoubin" w:date="2015-03-10T15:13:00Z">
-              <w:r>
-                <w:rPr>
-                  <w:rFonts w:hint="eastAsia"/>
-                </w:rPr>
+                <w:ins w:id="1915" w:author="linyoubin" w:date="2015-03-10T15:13:00Z"/>
+              </w:rPr>
+            </w:pPr>
+            <w:ins w:id="1916" w:author="linyoubin" w:date="2015-03-10T15:13:00Z">
+              <w:r>
+                <w:rPr>
+                  <w:rFonts w:hint="eastAsia"/>
+                </w:rPr>
+                <w:lastRenderedPageBreak/>
                 <w:t>响应内容</w:t>
               </w:r>
             </w:ins>
@@ -37740,10 +38562,10 @@
             <w:pPr>
               <w:ind w:left="0"/>
               <w:rPr>
-                <w:ins w:id="1750" w:author="linyoubin" w:date="2015-03-10T15:13:00Z"/>
-              </w:rPr>
-            </w:pPr>
-            <w:ins w:id="1751" w:author="linyoubin" w:date="2015-03-10T15:13:00Z">
+                <w:ins w:id="1917" w:author="linyoubin" w:date="2015-03-10T15:13:00Z"/>
+              </w:rPr>
+            </w:pPr>
+            <w:ins w:id="1918" w:author="linyoubin" w:date="2015-03-10T15:13:00Z">
               <w:r>
                 <w:rPr>
                   <w:rFonts w:hint="eastAsia"/>
@@ -37756,7 +38578,7 @@
             <w:pPr>
               <w:ind w:left="0"/>
               <w:rPr>
-                <w:ins w:id="1752" w:author="linyoubin" w:date="2015-03-10T15:13:00Z"/>
+                <w:ins w:id="1919" w:author="linyoubin" w:date="2015-03-10T15:13:00Z"/>
               </w:rPr>
             </w:pPr>
           </w:p>
@@ -37769,10 +38591,10 @@
             <w:pPr>
               <w:ind w:left="0"/>
               <w:rPr>
-                <w:ins w:id="1753" w:author="linyoubin" w:date="2015-03-10T15:13:00Z"/>
-              </w:rPr>
-            </w:pPr>
-            <w:ins w:id="1754" w:author="linyoubin" w:date="2015-03-10T15:13:00Z">
+                <w:ins w:id="1920" w:author="linyoubin" w:date="2015-03-10T15:13:00Z"/>
+              </w:rPr>
+            </w:pPr>
+            <w:ins w:id="1921" w:author="linyoubin" w:date="2015-03-10T15:13:00Z">
               <w:r>
                 <w:t xml:space="preserve">{ </w:t>
               </w:r>
@@ -37782,10 +38604,10 @@
             <w:pPr>
               <w:ind w:left="0"/>
               <w:rPr>
-                <w:ins w:id="1755" w:author="linyoubin" w:date="2015-03-10T15:13:00Z"/>
-              </w:rPr>
-            </w:pPr>
-            <w:ins w:id="1756" w:author="linyoubin" w:date="2015-03-10T15:13:00Z">
+                <w:ins w:id="1922" w:author="linyoubin" w:date="2015-03-10T15:13:00Z"/>
+              </w:rPr>
+            </w:pPr>
+            <w:ins w:id="1923" w:author="linyoubin" w:date="2015-03-10T15:13:00Z">
               <w:r>
                 <w:t>"</w:t>
               </w:r>
@@ -37807,10 +38629,10 @@
             <w:pPr>
               <w:ind w:left="0"/>
               <w:rPr>
-                <w:ins w:id="1757" w:author="linyoubin" w:date="2015-03-10T15:13:00Z"/>
-              </w:rPr>
-            </w:pPr>
-            <w:ins w:id="1758" w:author="linyoubin" w:date="2015-03-10T15:13:00Z">
+                <w:ins w:id="1924" w:author="linyoubin" w:date="2015-03-10T15:13:00Z"/>
+              </w:rPr>
+            </w:pPr>
+            <w:ins w:id="1925" w:author="linyoubin" w:date="2015-03-10T15:13:00Z">
               <w:r>
                 <w:t>}</w:t>
               </w:r>
@@ -37821,7 +38643,7 @@
       <w:tr>
         <w:trPr>
           <w:trHeight w:val="322"/>
-          <w:ins w:id="1759" w:author="linyoubin" w:date="2015-03-10T15:13:00Z"/>
+          <w:ins w:id="1926" w:author="linyoubin" w:date="2015-03-10T15:13:00Z"/>
         </w:trPr>
         <w:tc>
           <w:tcPr>
@@ -37831,10 +38653,10 @@
             <w:pPr>
               <w:ind w:left="0"/>
               <w:rPr>
-                <w:ins w:id="1760" w:author="linyoubin" w:date="2015-03-10T15:13:00Z"/>
-              </w:rPr>
-            </w:pPr>
-            <w:ins w:id="1761" w:author="linyoubin" w:date="2015-03-10T15:13:00Z">
+                <w:ins w:id="1927" w:author="linyoubin" w:date="2015-03-10T15:13:00Z"/>
+              </w:rPr>
+            </w:pPr>
+            <w:ins w:id="1928" w:author="linyoubin" w:date="2015-03-10T15:13:00Z">
               <w:r>
                 <w:rPr>
                   <w:rFonts w:hint="eastAsia"/>
@@ -37852,7 +38674,7 @@
             <w:pPr>
               <w:ind w:left="0"/>
               <w:rPr>
-                <w:ins w:id="1762" w:author="linyoubin" w:date="2015-03-10T15:13:00Z"/>
+                <w:ins w:id="1929" w:author="linyoubin" w:date="2015-03-10T15:13:00Z"/>
               </w:rPr>
             </w:pPr>
           </w:p>
@@ -37865,7 +38687,7 @@
             <w:pPr>
               <w:ind w:left="0"/>
               <w:rPr>
-                <w:ins w:id="1763" w:author="linyoubin" w:date="2015-03-10T15:13:00Z"/>
+                <w:ins w:id="1930" w:author="linyoubin" w:date="2015-03-10T15:13:00Z"/>
               </w:rPr>
             </w:pPr>
           </w:p>
@@ -37880,9 +38702,9 @@
           <w:numId w:val="16"/>
         </w:numPr>
         <w:rPr>
-          <w:ins w:id="1764" w:author="linyoubin" w:date="2015-03-10T15:17:00Z"/>
+          <w:ins w:id="1931" w:author="linyoubin" w:date="2015-03-10T15:17:00Z"/>
         </w:rPr>
-        <w:pPrChange w:id="1765" w:author="linyoubin" w:date="2015-03-14T16:25:00Z">
+        <w:pPrChange w:id="1932" w:author="linyoubin" w:date="2015-03-14T16:25:00Z">
           <w:pPr>
             <w:pStyle w:val="Heading4"/>
             <w:numPr>
@@ -37892,7 +38714,7 @@
           </w:pPr>
         </w:pPrChange>
       </w:pPr>
-      <w:ins w:id="1766" w:author="linyoubin" w:date="2015-03-10T15:17:00Z">
+      <w:ins w:id="1933" w:author="linyoubin" w:date="2015-03-10T15:17:00Z">
         <w:r>
           <w:rPr>
             <w:rFonts w:hint="eastAsia"/>
@@ -37922,7 +38744,7 @@
       </w:tblGrid>
       <w:tr>
         <w:trPr>
-          <w:ins w:id="1767" w:author="linyoubin" w:date="2015-03-10T15:17:00Z"/>
+          <w:ins w:id="1934" w:author="linyoubin" w:date="2015-03-10T15:17:00Z"/>
         </w:trPr>
         <w:tc>
           <w:tcPr>
@@ -37933,7 +38755,7 @@
             <w:pPr>
               <w:ind w:left="0"/>
               <w:rPr>
-                <w:ins w:id="1768" w:author="linyoubin" w:date="2015-03-10T15:17:00Z"/>
+                <w:ins w:id="1935" w:author="linyoubin" w:date="2015-03-10T15:17:00Z"/>
               </w:rPr>
             </w:pPr>
           </w:p>
@@ -37947,10 +38769,10 @@
             <w:pPr>
               <w:ind w:left="0"/>
               <w:rPr>
-                <w:ins w:id="1769" w:author="linyoubin" w:date="2015-03-10T15:17:00Z"/>
-              </w:rPr>
-            </w:pPr>
-            <w:ins w:id="1770" w:author="linyoubin" w:date="2015-03-10T15:17:00Z">
+                <w:ins w:id="1936" w:author="linyoubin" w:date="2015-03-10T15:17:00Z"/>
+              </w:rPr>
+            </w:pPr>
+            <w:ins w:id="1937" w:author="linyoubin" w:date="2015-03-10T15:17:00Z">
               <w:r>
                 <w:rPr>
                   <w:rFonts w:hint="eastAsia"/>
@@ -37969,10 +38791,10 @@
             <w:pPr>
               <w:ind w:left="0"/>
               <w:rPr>
-                <w:ins w:id="1771" w:author="linyoubin" w:date="2015-03-10T15:17:00Z"/>
-              </w:rPr>
-            </w:pPr>
-            <w:ins w:id="1772" w:author="linyoubin" w:date="2015-03-10T15:17:00Z">
+                <w:ins w:id="1938" w:author="linyoubin" w:date="2015-03-10T15:17:00Z"/>
+              </w:rPr>
+            </w:pPr>
+            <w:ins w:id="1939" w:author="linyoubin" w:date="2015-03-10T15:17:00Z">
               <w:r>
                 <w:rPr>
                   <w:rFonts w:hint="eastAsia"/>
@@ -37985,7 +38807,7 @@
       </w:tr>
       <w:tr>
         <w:trPr>
-          <w:ins w:id="1773" w:author="linyoubin" w:date="2015-03-10T15:17:00Z"/>
+          <w:ins w:id="1940" w:author="linyoubin" w:date="2015-03-10T15:17:00Z"/>
         </w:trPr>
         <w:tc>
           <w:tcPr>
@@ -37995,10 +38817,10 @@
             <w:pPr>
               <w:ind w:left="0"/>
               <w:rPr>
-                <w:ins w:id="1774" w:author="linyoubin" w:date="2015-03-10T15:17:00Z"/>
-              </w:rPr>
-            </w:pPr>
-            <w:ins w:id="1775" w:author="linyoubin" w:date="2015-03-10T15:17:00Z">
+                <w:ins w:id="1941" w:author="linyoubin" w:date="2015-03-10T15:17:00Z"/>
+              </w:rPr>
+            </w:pPr>
+            <w:ins w:id="1942" w:author="linyoubin" w:date="2015-03-10T15:17:00Z">
               <w:r>
                 <w:rPr>
                   <w:rFonts w:hint="eastAsia"/>
@@ -38016,10 +38838,10 @@
             <w:pPr>
               <w:ind w:left="0"/>
               <w:rPr>
-                <w:ins w:id="1776" w:author="linyoubin" w:date="2015-03-10T15:17:00Z"/>
-              </w:rPr>
-            </w:pPr>
-            <w:ins w:id="1777" w:author="linyoubin" w:date="2015-03-10T15:17:00Z">
+                <w:ins w:id="1943" w:author="linyoubin" w:date="2015-03-10T15:17:00Z"/>
+              </w:rPr>
+            </w:pPr>
+            <w:ins w:id="1944" w:author="linyoubin" w:date="2015-03-10T15:17:00Z">
               <w:r>
                 <w:rPr>
                   <w:rFonts w:hint="eastAsia"/>
@@ -38037,7 +38859,7 @@
             <w:pPr>
               <w:ind w:left="0"/>
               <w:rPr>
-                <w:ins w:id="1778" w:author="linyoubin" w:date="2015-03-10T15:17:00Z"/>
+                <w:ins w:id="1945" w:author="linyoubin" w:date="2015-03-10T15:17:00Z"/>
               </w:rPr>
             </w:pPr>
           </w:p>
@@ -38045,7 +38867,7 @@
       </w:tr>
       <w:tr>
         <w:trPr>
-          <w:ins w:id="1779" w:author="linyoubin" w:date="2015-03-10T15:17:00Z"/>
+          <w:ins w:id="1946" w:author="linyoubin" w:date="2015-03-10T15:17:00Z"/>
         </w:trPr>
         <w:tc>
           <w:tcPr>
@@ -38055,10 +38877,10 @@
             <w:pPr>
               <w:ind w:left="0"/>
               <w:rPr>
-                <w:ins w:id="1780" w:author="linyoubin" w:date="2015-03-10T15:17:00Z"/>
-              </w:rPr>
-            </w:pPr>
-            <w:ins w:id="1781" w:author="linyoubin" w:date="2015-03-10T15:17:00Z">
+                <w:ins w:id="1947" w:author="linyoubin" w:date="2015-03-10T15:17:00Z"/>
+              </w:rPr>
+            </w:pPr>
+            <w:ins w:id="1948" w:author="linyoubin" w:date="2015-03-10T15:17:00Z">
               <w:r>
                 <w:rPr>
                   <w:rFonts w:hint="eastAsia"/>
@@ -38076,10 +38898,10 @@
             <w:pPr>
               <w:ind w:left="0"/>
               <w:rPr>
-                <w:ins w:id="1782" w:author="linyoubin" w:date="2015-03-10T15:18:00Z"/>
-              </w:rPr>
-            </w:pPr>
-            <w:ins w:id="1783" w:author="linyoubin" w:date="2015-03-10T15:17:00Z">
+                <w:ins w:id="1949" w:author="linyoubin" w:date="2015-03-10T15:18:00Z"/>
+              </w:rPr>
+            </w:pPr>
+            <w:ins w:id="1950" w:author="linyoubin" w:date="2015-03-10T15:17:00Z">
               <w:r>
                 <w:t>cmd</w:t>
               </w:r>
@@ -38107,10 +38929,10 @@
             <w:pPr>
               <w:ind w:left="0"/>
               <w:rPr>
-                <w:ins w:id="1784" w:author="linyoubin" w:date="2015-03-10T15:17:00Z"/>
-              </w:rPr>
-            </w:pPr>
-            <w:ins w:id="1785" w:author="linyoubin" w:date="2015-03-10T15:18:00Z">
+                <w:ins w:id="1951" w:author="linyoubin" w:date="2015-03-10T15:17:00Z"/>
+              </w:rPr>
+            </w:pPr>
+            <w:ins w:id="1952" w:author="linyoubin" w:date="2015-03-10T15:18:00Z">
               <w:r>
                 <w:rPr>
                   <w:rFonts w:hint="eastAsia"/>
@@ -38118,7 +38940,7 @@
                 <w:t>Filter</w:t>
               </w:r>
             </w:ins>
-            <w:ins w:id="1786" w:author="linyoubin" w:date="2015-03-10T15:17:00Z">
+            <w:ins w:id="1953" w:author="linyoubin" w:date="2015-03-10T15:17:00Z">
               <w:r>
                 <w:rPr>
                   <w:rFonts w:hint="eastAsia"/>
@@ -38142,10 +38964,10 @@
             <w:pPr>
               <w:ind w:left="0"/>
               <w:rPr>
-                <w:ins w:id="1787" w:author="linyoubin" w:date="2015-03-10T15:17:00Z"/>
-              </w:rPr>
-            </w:pPr>
-            <w:ins w:id="1788" w:author="linyoubin" w:date="2015-03-10T15:17:00Z">
+                <w:ins w:id="1954" w:author="linyoubin" w:date="2015-03-10T15:17:00Z"/>
+              </w:rPr>
+            </w:pPr>
+            <w:ins w:id="1955" w:author="linyoubin" w:date="2015-03-10T15:17:00Z">
               <w:r>
                 <w:t>cmd</w:t>
               </w:r>
@@ -38167,10 +38989,10 @@
             <w:pPr>
               <w:ind w:left="0"/>
               <w:rPr>
-                <w:ins w:id="1789" w:author="linyoubin" w:date="2015-03-10T15:17:00Z"/>
-              </w:rPr>
-            </w:pPr>
-            <w:ins w:id="1790" w:author="linyoubin" w:date="2015-03-10T15:17:00Z">
+                <w:ins w:id="1956" w:author="linyoubin" w:date="2015-03-10T15:17:00Z"/>
+              </w:rPr>
+            </w:pPr>
+            <w:ins w:id="1957" w:author="linyoubin" w:date="2015-03-10T15:17:00Z">
               <w:r>
                 <w:rPr>
                   <w:rFonts w:hint="eastAsia"/>
@@ -38178,7 +39000,7 @@
                 <w:t>&amp;</w:t>
               </w:r>
             </w:ins>
-            <w:ins w:id="1791" w:author="linyoubin" w:date="2015-03-10T15:18:00Z">
+            <w:ins w:id="1958" w:author="linyoubin" w:date="2015-03-10T15:18:00Z">
               <w:r>
                 <w:rPr>
                   <w:rFonts w:hint="eastAsia"/>
@@ -38186,7 +39008,7 @@
                 <w:t>Filter={</w:t>
               </w:r>
             </w:ins>
-            <w:ins w:id="1792" w:author="linyoubin" w:date="2015-03-10T15:17:00Z">
+            <w:ins w:id="1959" w:author="linyoubin" w:date="2015-03-10T15:17:00Z">
               <w:r>
                 <w:rPr>
                   <w:rFonts w:hint="eastAsia"/>
@@ -38194,7 +39016,7 @@
                 <w:t>BusinessName</w:t>
               </w:r>
             </w:ins>
-            <w:ins w:id="1793" w:author="linyoubin" w:date="2015-03-10T15:18:00Z">
+            <w:ins w:id="1960" w:author="linyoubin" w:date="2015-03-10T15:18:00Z">
               <w:r>
                 <w:rPr>
                   <w:rFonts w:hint="eastAsia"/>
@@ -38202,7 +39024,7 @@
                 <w:t>:</w:t>
               </w:r>
             </w:ins>
-            <w:ins w:id="1794" w:author="linyoubin" w:date="2015-03-10T15:17:00Z">
+            <w:ins w:id="1961" w:author="linyoubin" w:date="2015-03-10T15:17:00Z">
               <w:r>
                 <w:rPr>
                   <w:rFonts w:hint="eastAsia"/>
@@ -38210,7 +39032,7 @@
                 <w:t>b1</w:t>
               </w:r>
             </w:ins>
-            <w:ins w:id="1795" w:author="linyoubin" w:date="2015-03-10T15:18:00Z">
+            <w:ins w:id="1962" w:author="linyoubin" w:date="2015-03-10T15:18:00Z">
               <w:r>
                 <w:rPr>
                   <w:rFonts w:hint="eastAsia"/>
@@ -38223,7 +39045,7 @@
       </w:tr>
       <w:tr>
         <w:trPr>
-          <w:ins w:id="1796" w:author="linyoubin" w:date="2015-03-10T15:17:00Z"/>
+          <w:ins w:id="1963" w:author="linyoubin" w:date="2015-03-10T15:17:00Z"/>
         </w:trPr>
         <w:tc>
           <w:tcPr>
@@ -38233,10 +39055,10 @@
             <w:pPr>
               <w:ind w:left="0"/>
               <w:rPr>
-                <w:ins w:id="1797" w:author="linyoubin" w:date="2015-03-10T15:17:00Z"/>
-              </w:rPr>
-            </w:pPr>
-            <w:ins w:id="1798" w:author="linyoubin" w:date="2015-03-10T15:17:00Z">
+                <w:ins w:id="1964" w:author="linyoubin" w:date="2015-03-10T15:17:00Z"/>
+              </w:rPr>
+            </w:pPr>
+            <w:ins w:id="1965" w:author="linyoubin" w:date="2015-03-10T15:17:00Z">
               <w:r>
                 <w:rPr>
                   <w:rFonts w:hint="eastAsia"/>
@@ -38254,7 +39076,7 @@
             <w:pPr>
               <w:ind w:left="0"/>
               <w:rPr>
-                <w:ins w:id="1799" w:author="linyoubin" w:date="2015-03-10T15:17:00Z"/>
+                <w:ins w:id="1966" w:author="linyoubin" w:date="2015-03-10T15:17:00Z"/>
               </w:rPr>
             </w:pPr>
           </w:p>
@@ -38267,7 +39089,7 @@
             <w:pPr>
               <w:ind w:left="0"/>
               <w:rPr>
-                <w:ins w:id="1800" w:author="linyoubin" w:date="2015-03-10T15:17:00Z"/>
+                <w:ins w:id="1967" w:author="linyoubin" w:date="2015-03-10T15:17:00Z"/>
               </w:rPr>
             </w:pPr>
           </w:p>
@@ -38275,7 +39097,7 @@
       </w:tr>
       <w:tr>
         <w:trPr>
-          <w:ins w:id="1801" w:author="linyoubin" w:date="2015-03-10T15:17:00Z"/>
+          <w:ins w:id="1968" w:author="linyoubin" w:date="2015-03-10T15:17:00Z"/>
         </w:trPr>
         <w:tc>
           <w:tcPr>
@@ -38285,10 +39107,10 @@
             <w:pPr>
               <w:ind w:left="0"/>
               <w:rPr>
-                <w:ins w:id="1802" w:author="linyoubin" w:date="2015-03-10T15:17:00Z"/>
-              </w:rPr>
-            </w:pPr>
-            <w:ins w:id="1803" w:author="linyoubin" w:date="2015-03-10T15:17:00Z">
+                <w:ins w:id="1969" w:author="linyoubin" w:date="2015-03-10T15:17:00Z"/>
+              </w:rPr>
+            </w:pPr>
+            <w:ins w:id="1970" w:author="linyoubin" w:date="2015-03-10T15:17:00Z">
               <w:r>
                 <w:rPr>
                   <w:rFonts w:hint="eastAsia"/>
@@ -38306,10 +39128,10 @@
             <w:pPr>
               <w:ind w:left="0"/>
               <w:rPr>
-                <w:ins w:id="1804" w:author="linyoubin" w:date="2015-03-10T15:17:00Z"/>
-              </w:rPr>
-            </w:pPr>
-            <w:ins w:id="1805" w:author="linyoubin" w:date="2015-03-10T15:17:00Z">
+                <w:ins w:id="1971" w:author="linyoubin" w:date="2015-03-10T15:17:00Z"/>
+              </w:rPr>
+            </w:pPr>
+            <w:ins w:id="1972" w:author="linyoubin" w:date="2015-03-10T15:17:00Z">
               <w:r>
                 <w:rPr>
                   <w:rFonts w:hint="eastAsia"/>
@@ -38327,7 +39149,7 @@
             <w:pPr>
               <w:ind w:left="0"/>
               <w:rPr>
-                <w:ins w:id="1806" w:author="linyoubin" w:date="2015-03-10T15:17:00Z"/>
+                <w:ins w:id="1973" w:author="linyoubin" w:date="2015-03-10T15:17:00Z"/>
               </w:rPr>
             </w:pPr>
           </w:p>
@@ -38336,7 +39158,7 @@
       <w:tr>
         <w:trPr>
           <w:trHeight w:val="2254"/>
-          <w:ins w:id="1807" w:author="linyoubin" w:date="2015-03-10T15:17:00Z"/>
+          <w:ins w:id="1974" w:author="linyoubin" w:date="2015-03-10T15:17:00Z"/>
         </w:trPr>
         <w:tc>
           <w:tcPr>
@@ -38346,15 +39168,14 @@
             <w:pPr>
               <w:ind w:left="0"/>
               <w:rPr>
-                <w:ins w:id="1808" w:author="linyoubin" w:date="2015-03-10T15:17:00Z"/>
-              </w:rPr>
-            </w:pPr>
-            <w:ins w:id="1809" w:author="linyoubin" w:date="2015-03-10T15:17:00Z">
-              <w:r>
-                <w:rPr>
-                  <w:rFonts w:hint="eastAsia"/>
-                </w:rPr>
-                <w:lastRenderedPageBreak/>
+                <w:ins w:id="1975" w:author="linyoubin" w:date="2015-03-10T15:17:00Z"/>
+              </w:rPr>
+            </w:pPr>
+            <w:ins w:id="1976" w:author="linyoubin" w:date="2015-03-10T15:17:00Z">
+              <w:r>
+                <w:rPr>
+                  <w:rFonts w:hint="eastAsia"/>
+                </w:rPr>
                 <w:t>响应内容</w:t>
               </w:r>
             </w:ins>
@@ -38368,10 +39189,10 @@
             <w:pPr>
               <w:ind w:left="0"/>
               <w:rPr>
-                <w:ins w:id="1810" w:author="linyoubin" w:date="2015-03-10T15:17:00Z"/>
-              </w:rPr>
-            </w:pPr>
-            <w:ins w:id="1811" w:author="linyoubin" w:date="2015-03-10T15:17:00Z">
+                <w:ins w:id="1977" w:author="linyoubin" w:date="2015-03-10T15:17:00Z"/>
+              </w:rPr>
+            </w:pPr>
+            <w:ins w:id="1978" w:author="linyoubin" w:date="2015-03-10T15:17:00Z">
               <w:r>
                 <w:rPr>
                   <w:rFonts w:hint="eastAsia"/>
@@ -38384,10 +39205,10 @@
             <w:pPr>
               <w:ind w:left="0"/>
               <w:rPr>
-                <w:ins w:id="1812" w:author="linyoubin" w:date="2015-03-10T15:18:00Z"/>
-              </w:rPr>
-            </w:pPr>
-            <w:ins w:id="1813" w:author="linyoubin" w:date="2015-03-10T15:18:00Z">
+                <w:ins w:id="1979" w:author="linyoubin" w:date="2015-03-10T15:18:00Z"/>
+              </w:rPr>
+            </w:pPr>
+            <w:ins w:id="1980" w:author="linyoubin" w:date="2015-03-10T15:18:00Z">
               <w:r>
                 <w:rPr>
                   <w:rFonts w:hint="eastAsia"/>
@@ -38400,10 +39221,10 @@
             <w:pPr>
               <w:ind w:left="0"/>
               <w:rPr>
-                <w:ins w:id="1814" w:author="linyoubin" w:date="2015-03-10T15:18:00Z"/>
-              </w:rPr>
-            </w:pPr>
-            <w:ins w:id="1815" w:author="linyoubin" w:date="2015-03-10T15:18:00Z">
+                <w:ins w:id="1981" w:author="linyoubin" w:date="2015-03-10T15:18:00Z"/>
+              </w:rPr>
+            </w:pPr>
+            <w:ins w:id="1982" w:author="linyoubin" w:date="2015-03-10T15:18:00Z">
               <w:r>
                 <w:rPr>
                   <w:rFonts w:hint="eastAsia"/>
@@ -38422,10 +39243,10 @@
             <w:pPr>
               <w:ind w:left="0"/>
               <w:rPr>
-                <w:ins w:id="1816" w:author="linyoubin" w:date="2015-03-10T15:18:00Z"/>
-              </w:rPr>
-            </w:pPr>
-            <w:ins w:id="1817" w:author="linyoubin" w:date="2015-03-10T15:18:00Z">
+                <w:ins w:id="1983" w:author="linyoubin" w:date="2015-03-10T15:18:00Z"/>
+              </w:rPr>
+            </w:pPr>
+            <w:ins w:id="1984" w:author="linyoubin" w:date="2015-03-10T15:18:00Z">
               <w:r>
                 <w:rPr>
                   <w:rFonts w:hint="eastAsia"/>
@@ -38433,7 +39254,7 @@
                 <w:t xml:space="preserve">  </w:t>
               </w:r>
             </w:ins>
-            <w:ins w:id="1818" w:author="linyoubin" w:date="2015-03-10T15:21:00Z">
+            <w:ins w:id="1985" w:author="linyoubin" w:date="2015-03-10T15:21:00Z">
               <w:r>
                 <w:rPr>
                   <w:rFonts w:hint="eastAsia"/>
@@ -38452,10 +39273,10 @@
             <w:pPr>
               <w:ind w:left="0"/>
               <w:rPr>
-                <w:ins w:id="1819" w:author="linyoubin" w:date="2015-03-10T15:17:00Z"/>
-              </w:rPr>
-            </w:pPr>
-            <w:ins w:id="1820" w:author="linyoubin" w:date="2015-03-10T15:18:00Z">
+                <w:ins w:id="1986" w:author="linyoubin" w:date="2015-03-10T15:17:00Z"/>
+              </w:rPr>
+            </w:pPr>
+            <w:ins w:id="1987" w:author="linyoubin" w:date="2015-03-10T15:18:00Z">
               <w:r>
                 <w:rPr>
                   <w:rFonts w:hint="eastAsia"/>
@@ -38473,10 +39294,10 @@
             <w:pPr>
               <w:ind w:left="0"/>
               <w:rPr>
-                <w:ins w:id="1821" w:author="linyoubin" w:date="2015-03-10T15:17:00Z"/>
-              </w:rPr>
-            </w:pPr>
-            <w:ins w:id="1822" w:author="linyoubin" w:date="2015-03-10T15:17:00Z">
+                <w:ins w:id="1988" w:author="linyoubin" w:date="2015-03-10T15:17:00Z"/>
+              </w:rPr>
+            </w:pPr>
+            <w:ins w:id="1989" w:author="linyoubin" w:date="2015-03-10T15:17:00Z">
               <w:r>
                 <w:t xml:space="preserve">{ </w:t>
               </w:r>
@@ -38486,10 +39307,10 @@
             <w:pPr>
               <w:ind w:left="0"/>
               <w:rPr>
-                <w:ins w:id="1823" w:author="linyoubin" w:date="2015-03-10T15:17:00Z"/>
-              </w:rPr>
-            </w:pPr>
-            <w:ins w:id="1824" w:author="linyoubin" w:date="2015-03-10T15:17:00Z">
+                <w:ins w:id="1990" w:author="linyoubin" w:date="2015-03-10T15:17:00Z"/>
+              </w:rPr>
+            </w:pPr>
+            <w:ins w:id="1991" w:author="linyoubin" w:date="2015-03-10T15:17:00Z">
               <w:r>
                 <w:t>"</w:t>
               </w:r>
@@ -38508,10 +39329,10 @@
             <w:pPr>
               <w:ind w:left="0"/>
               <w:rPr>
-                <w:ins w:id="1825" w:author="linyoubin" w:date="2015-03-10T15:17:00Z"/>
-              </w:rPr>
-            </w:pPr>
-            <w:ins w:id="1826" w:author="linyoubin" w:date="2015-03-10T15:17:00Z">
+                <w:ins w:id="1992" w:author="linyoubin" w:date="2015-03-10T15:17:00Z"/>
+              </w:rPr>
+            </w:pPr>
+            <w:ins w:id="1993" w:author="linyoubin" w:date="2015-03-10T15:17:00Z">
               <w:r>
                 <w:t>}</w:t>
               </w:r>
@@ -38522,7 +39343,7 @@
       <w:tr>
         <w:trPr>
           <w:trHeight w:val="322"/>
-          <w:ins w:id="1827" w:author="linyoubin" w:date="2015-03-10T15:17:00Z"/>
+          <w:ins w:id="1994" w:author="linyoubin" w:date="2015-03-10T15:17:00Z"/>
         </w:trPr>
         <w:tc>
           <w:tcPr>
@@ -38532,10 +39353,10 @@
             <w:pPr>
               <w:ind w:left="0"/>
               <w:rPr>
-                <w:ins w:id="1828" w:author="linyoubin" w:date="2015-03-10T15:17:00Z"/>
-              </w:rPr>
-            </w:pPr>
-            <w:ins w:id="1829" w:author="linyoubin" w:date="2015-03-10T15:17:00Z">
+                <w:ins w:id="1995" w:author="linyoubin" w:date="2015-03-10T15:17:00Z"/>
+              </w:rPr>
+            </w:pPr>
+            <w:ins w:id="1996" w:author="linyoubin" w:date="2015-03-10T15:17:00Z">
               <w:r>
                 <w:rPr>
                   <w:rFonts w:hint="eastAsia"/>
@@ -38553,7 +39374,7 @@
             <w:pPr>
               <w:ind w:left="0"/>
               <w:rPr>
-                <w:ins w:id="1830" w:author="linyoubin" w:date="2015-03-10T15:17:00Z"/>
+                <w:ins w:id="1997" w:author="linyoubin" w:date="2015-03-10T15:17:00Z"/>
               </w:rPr>
             </w:pPr>
           </w:p>
@@ -38566,7 +39387,7 @@
             <w:pPr>
               <w:ind w:left="0"/>
               <w:rPr>
-                <w:ins w:id="1831" w:author="linyoubin" w:date="2015-03-10T15:17:00Z"/>
+                <w:ins w:id="1998" w:author="linyoubin" w:date="2015-03-10T15:17:00Z"/>
               </w:rPr>
             </w:pPr>
           </w:p>
@@ -38577,7 +39398,7 @@
       <w:pPr>
         <w:ind w:left="0"/>
         <w:rPr>
-          <w:ins w:id="1832" w:author="linyoubin" w:date="2015-03-03T10:07:00Z"/>
+          <w:ins w:id="1999" w:author="linyoubin" w:date="2015-03-03T10:07:00Z"/>
         </w:rPr>
       </w:pPr>
     </w:p>
@@ -38839,6 +39660,7 @@
               <w:rPr>
                 <w:rFonts w:hint="eastAsia"/>
               </w:rPr>
+              <w:lastRenderedPageBreak/>
               <w:t>响应内容</w:t>
             </w:r>
           </w:p>
@@ -39261,7 +40083,6 @@
               <w:rPr>
                 <w:rFonts w:hint="eastAsia"/>
               </w:rPr>
-              <w:lastRenderedPageBreak/>
               <w:t>响应内容</w:t>
             </w:r>
           </w:p>
@@ -39853,9 +40674,10 @@
               <w:rPr>
                 <w:rFonts w:hint="eastAsia"/>
               </w:rPr>
+              <w:lastRenderedPageBreak/>
               <w:t xml:space="preserve">  </w:t>
             </w:r>
-            <w:del w:id="1833" w:author="linyoubin" w:date="2015-01-20T09:29:00Z">
+            <w:del w:id="2000" w:author="linyoubin" w:date="2015-01-20T09:29:00Z">
               <w:r>
                 <w:rPr>
                   <w:rFonts w:hint="eastAsia"/>
@@ -39863,7 +40685,7 @@
                 <w:delText>AgentPort</w:delText>
               </w:r>
             </w:del>
-            <w:ins w:id="1834" w:author="linyoubin" w:date="2015-01-20T09:29:00Z">
+            <w:ins w:id="2001" w:author="linyoubin" w:date="2015-01-20T09:29:00Z">
               <w:r>
                 <w:rPr>
                   <w:rFonts w:hint="eastAsia"/>
@@ -40123,7 +40945,7 @@
             <w:r>
               <w:t>"</w:t>
             </w:r>
-            <w:del w:id="1835" w:author="linyoubin" w:date="2015-01-20T09:29:00Z">
+            <w:del w:id="2002" w:author="linyoubin" w:date="2015-01-20T09:29:00Z">
               <w:r>
                 <w:rPr>
                   <w:rFonts w:hint="eastAsia"/>
@@ -40131,7 +40953,7 @@
                 <w:delText>AgentPort</w:delText>
               </w:r>
             </w:del>
-            <w:ins w:id="1836" w:author="linyoubin" w:date="2015-01-20T09:29:00Z">
+            <w:ins w:id="2003" w:author="linyoubin" w:date="2015-01-20T09:29:00Z">
               <w:r>
                 <w:rPr>
                   <w:rFonts w:hint="eastAsia"/>
@@ -40169,6 +40991,7 @@
               <w:rPr>
                 <w:rFonts w:hint="eastAsia"/>
               </w:rPr>
+              <w:lastRenderedPageBreak/>
               <w:t>}</w:t>
             </w:r>
           </w:p>
@@ -40190,6 +41013,7 @@
               <w:rPr>
                 <w:rFonts w:hint="eastAsia"/>
               </w:rPr>
+              <w:lastRenderedPageBreak/>
               <w:t>响应</w:t>
             </w:r>
           </w:p>
@@ -40624,7 +41448,6 @@
               <w:rPr>
                 <w:rFonts w:hint="eastAsia"/>
               </w:rPr>
-              <w:lastRenderedPageBreak/>
               <w:t>请求</w:t>
             </w:r>
           </w:p>
@@ -40796,7 +41619,7 @@
               </w:rPr>
               <w:t xml:space="preserve">  </w:t>
             </w:r>
-            <w:del w:id="1837" w:author="linyoubin" w:date="2015-01-20T09:29:00Z">
+            <w:del w:id="2004" w:author="linyoubin" w:date="2015-01-20T09:29:00Z">
               <w:r>
                 <w:rPr>
                   <w:rFonts w:hint="eastAsia"/>
@@ -40804,7 +41627,7 @@
                 <w:delText>AgentPort</w:delText>
               </w:r>
             </w:del>
-            <w:ins w:id="1838" w:author="linyoubin" w:date="2015-01-20T09:29:00Z">
+            <w:ins w:id="2005" w:author="linyoubin" w:date="2015-01-20T09:29:00Z">
               <w:r>
                 <w:rPr>
                   <w:rFonts w:hint="eastAsia"/>
@@ -41064,7 +41887,7 @@
             <w:r>
               <w:t>"</w:t>
             </w:r>
-            <w:del w:id="1839" w:author="linyoubin" w:date="2015-01-20T09:29:00Z">
+            <w:del w:id="2006" w:author="linyoubin" w:date="2015-01-20T09:29:00Z">
               <w:r>
                 <w:rPr>
                   <w:rFonts w:hint="eastAsia"/>
@@ -41072,7 +41895,7 @@
                 <w:delText>AgentPort</w:delText>
               </w:r>
             </w:del>
-            <w:ins w:id="1840" w:author="linyoubin" w:date="2015-01-20T09:29:00Z">
+            <w:ins w:id="2007" w:author="linyoubin" w:date="2015-01-20T09:29:00Z">
               <w:r>
                 <w:rPr>
                   <w:rFonts w:hint="eastAsia"/>
@@ -41284,6 +42107,7 @@
         <w:rPr>
           <w:rFonts w:hint="eastAsia"/>
         </w:rPr>
+        <w:lastRenderedPageBreak/>
         <w:t>反安装临时</w:t>
       </w:r>
       <w:r>
@@ -41525,7 +42349,6 @@
         <w:rPr>
           <w:rFonts w:hint="eastAsia"/>
         </w:rPr>
-        <w:lastRenderedPageBreak/>
         <w:t>主要操作流程</w:t>
       </w:r>
     </w:p>
@@ -41730,6 +42553,7 @@
         <w:rPr>
           <w:rFonts w:hint="eastAsia"/>
         </w:rPr>
+        <w:lastRenderedPageBreak/>
         <w:t>验收</w:t>
       </w:r>
       <w:r>
@@ -41854,7 +42678,7 @@
         <w:tc>
           <w:tcPr>
             <w:tcW w:w="2527" w:type="dxa"/>
-            <w:shd w:val="clear" w:color="auto" w:fill="74D280" w:themeFill="background1" w:themeFillShade="BF"/>
+            <w:shd w:val="clear" w:color="auto" w:fill="BFBFBF" w:themeFill="background1" w:themeFillShade="BF"/>
           </w:tcPr>
           <w:p>
             <w:pPr>
@@ -41875,7 +42699,7 @@
         <w:tc>
           <w:tcPr>
             <w:tcW w:w="1511" w:type="dxa"/>
-            <w:shd w:val="clear" w:color="auto" w:fill="74D280" w:themeFill="background1" w:themeFillShade="BF"/>
+            <w:shd w:val="clear" w:color="auto" w:fill="BFBFBF" w:themeFill="background1" w:themeFillShade="BF"/>
           </w:tcPr>
           <w:p>
             <w:pPr>
@@ -41896,7 +42720,7 @@
         <w:tc>
           <w:tcPr>
             <w:tcW w:w="2376" w:type="dxa"/>
-            <w:shd w:val="clear" w:color="auto" w:fill="74D280" w:themeFill="background1" w:themeFillShade="BF"/>
+            <w:shd w:val="clear" w:color="auto" w:fill="BFBFBF" w:themeFill="background1" w:themeFillShade="BF"/>
           </w:tcPr>
           <w:p>
             <w:pPr>
@@ -41917,7 +42741,7 @@
         <w:tc>
           <w:tcPr>
             <w:tcW w:w="1751" w:type="dxa"/>
-            <w:shd w:val="clear" w:color="auto" w:fill="74D280" w:themeFill="background1" w:themeFillShade="BF"/>
+            <w:shd w:val="clear" w:color="auto" w:fill="BFBFBF" w:themeFill="background1" w:themeFillShade="BF"/>
           </w:tcPr>
           <w:p>
             <w:pPr>
@@ -45635,7 +46459,7 @@
         <a:sysClr val="windowText" lastClr="000000"/>
       </a:dk1>
       <a:lt1>
-        <a:sysClr val="window" lastClr="C7EDCC"/>
+        <a:sysClr val="window" lastClr="FFFFFF"/>
       </a:lt1>
       <a:dk2>
         <a:srgbClr val="1F497D"/>

--- a/internal_doc/03.开发设计/OM/Story-OMSvc.docx
+++ b/internal_doc/03.开发设计/OM/Story-OMSvc.docx
@@ -39396,9 +39396,846 @@
     </w:tbl>
     <w:p>
       <w:pPr>
+        <w:pStyle w:val="Heading4"/>
+        <w:numPr>
+          <w:ilvl w:val="0"/>
+          <w:numId w:val="16"/>
+        </w:numPr>
+        <w:rPr>
+          <w:ins w:id="1999" w:author="linyoubin" w:date="2015-05-12T15:18:00Z"/>
+        </w:rPr>
+        <w:pPrChange w:id="2000" w:author="linyoubin" w:date="2015-05-12T15:19:00Z">
+          <w:pPr>
+            <w:pStyle w:val="Heading4"/>
+            <w:numPr>
+              <w:numId w:val="33"/>
+            </w:numPr>
+            <w:ind w:left="777" w:hanging="420"/>
+          </w:pPr>
+        </w:pPrChange>
+      </w:pPr>
+      <w:ins w:id="2001" w:author="linyoubin" w:date="2015-05-12T15:19:00Z">
+        <w:r>
+          <w:rPr>
+            <w:rFonts w:hint="eastAsia"/>
+          </w:rPr>
+          <w:t>发现</w:t>
+        </w:r>
+      </w:ins>
+      <w:ins w:id="2002" w:author="linyoubin" w:date="2015-05-12T15:18:00Z">
+        <w:r>
+          <w:rPr>
+            <w:rFonts w:hint="eastAsia"/>
+          </w:rPr>
+          <w:t>业务</w:t>
+        </w:r>
+      </w:ins>
+    </w:p>
+    <w:tbl>
+      <w:tblPr>
+        <w:tblStyle w:val="TableGrid"/>
+        <w:tblW w:w="8789" w:type="dxa"/>
+        <w:tblInd w:w="-34" w:type="dxa"/>
+        <w:tblLayout w:type="fixed"/>
+        <w:tblLook w:val="04A0"/>
+      </w:tblPr>
+      <w:tblGrid>
+        <w:gridCol w:w="1418"/>
+        <w:gridCol w:w="3827"/>
+        <w:gridCol w:w="3544"/>
+        <w:tblGridChange w:id="2003">
+          <w:tblGrid>
+            <w:gridCol w:w="1418"/>
+            <w:gridCol w:w="3827"/>
+            <w:gridCol w:w="3544"/>
+          </w:tblGrid>
+        </w:tblGridChange>
+      </w:tblGrid>
+      <w:tr>
+        <w:trPr>
+          <w:ins w:id="2004" w:author="linyoubin" w:date="2015-05-12T15:18:00Z"/>
+        </w:trPr>
+        <w:tc>
+          <w:tcPr>
+            <w:tcW w:w="1418" w:type="dxa"/>
+            <w:shd w:val="clear" w:color="auto" w:fill="DDD9C3" w:themeFill="background2" w:themeFillShade="E6"/>
+          </w:tcPr>
+          <w:p>
+            <w:pPr>
+              <w:ind w:left="0"/>
+              <w:rPr>
+                <w:ins w:id="2005" w:author="linyoubin" w:date="2015-05-12T15:18:00Z"/>
+              </w:rPr>
+            </w:pPr>
+          </w:p>
+        </w:tc>
+        <w:tc>
+          <w:tcPr>
+            <w:tcW w:w="3827" w:type="dxa"/>
+            <w:shd w:val="clear" w:color="auto" w:fill="DDD9C3" w:themeFill="background2" w:themeFillShade="E6"/>
+          </w:tcPr>
+          <w:p>
+            <w:pPr>
+              <w:ind w:left="0"/>
+              <w:rPr>
+                <w:ins w:id="2006" w:author="linyoubin" w:date="2015-05-12T15:18:00Z"/>
+              </w:rPr>
+            </w:pPr>
+            <w:ins w:id="2007" w:author="linyoubin" w:date="2015-05-12T15:18:00Z">
+              <w:r>
+                <w:rPr>
+                  <w:rFonts w:hint="eastAsia"/>
+                </w:rPr>
+                <w:t>说明</w:t>
+              </w:r>
+            </w:ins>
+          </w:p>
+        </w:tc>
+        <w:tc>
+          <w:tcPr>
+            <w:tcW w:w="3544" w:type="dxa"/>
+            <w:shd w:val="clear" w:color="auto" w:fill="DDD9C3" w:themeFill="background2" w:themeFillShade="E6"/>
+          </w:tcPr>
+          <w:p>
+            <w:pPr>
+              <w:ind w:left="0"/>
+              <w:rPr>
+                <w:ins w:id="2008" w:author="linyoubin" w:date="2015-05-12T15:18:00Z"/>
+              </w:rPr>
+            </w:pPr>
+            <w:ins w:id="2009" w:author="linyoubin" w:date="2015-05-12T15:18:00Z">
+              <w:r>
+                <w:rPr>
+                  <w:rFonts w:hint="eastAsia"/>
+                </w:rPr>
+                <w:t>举例</w:t>
+              </w:r>
+            </w:ins>
+          </w:p>
+        </w:tc>
+      </w:tr>
+      <w:tr>
+        <w:trPr>
+          <w:ins w:id="2010" w:author="linyoubin" w:date="2015-05-12T15:18:00Z"/>
+        </w:trPr>
+        <w:tc>
+          <w:tcPr>
+            <w:tcW w:w="1418" w:type="dxa"/>
+          </w:tcPr>
+          <w:p>
+            <w:pPr>
+              <w:ind w:left="0"/>
+              <w:rPr>
+                <w:ins w:id="2011" w:author="linyoubin" w:date="2015-05-12T15:18:00Z"/>
+              </w:rPr>
+            </w:pPr>
+            <w:ins w:id="2012" w:author="linyoubin" w:date="2015-05-12T15:18:00Z">
+              <w:r>
+                <w:rPr>
+                  <w:rFonts w:hint="eastAsia"/>
+                </w:rPr>
+                <w:t>请求头</w:t>
+              </w:r>
+            </w:ins>
+          </w:p>
+        </w:tc>
+        <w:tc>
+          <w:tcPr>
+            <w:tcW w:w="3827" w:type="dxa"/>
+          </w:tcPr>
+          <w:p>
+            <w:pPr>
+              <w:ind w:left="0"/>
+              <w:rPr>
+                <w:ins w:id="2013" w:author="linyoubin" w:date="2015-05-12T15:18:00Z"/>
+              </w:rPr>
+            </w:pPr>
+            <w:ins w:id="2014" w:author="linyoubin" w:date="2015-05-12T15:18:00Z">
+              <w:r>
+                <w:rPr>
+                  <w:rFonts w:hint="eastAsia"/>
+                </w:rPr>
+                <w:t>同通用请求头</w:t>
+              </w:r>
+            </w:ins>
+          </w:p>
+        </w:tc>
+        <w:tc>
+          <w:tcPr>
+            <w:tcW w:w="3544" w:type="dxa"/>
+          </w:tcPr>
+          <w:p>
+            <w:pPr>
+              <w:ind w:left="0"/>
+              <w:rPr>
+                <w:ins w:id="2015" w:author="linyoubin" w:date="2015-05-12T15:18:00Z"/>
+              </w:rPr>
+            </w:pPr>
+          </w:p>
+        </w:tc>
+      </w:tr>
+      <w:tr>
+        <w:trPr>
+          <w:ins w:id="2016" w:author="linyoubin" w:date="2015-05-12T15:18:00Z"/>
+        </w:trPr>
+        <w:tc>
+          <w:tcPr>
+            <w:tcW w:w="1418" w:type="dxa"/>
+          </w:tcPr>
+          <w:p>
+            <w:pPr>
+              <w:ind w:left="0"/>
+              <w:rPr>
+                <w:ins w:id="2017" w:author="linyoubin" w:date="2015-05-12T15:18:00Z"/>
+              </w:rPr>
+            </w:pPr>
+            <w:ins w:id="2018" w:author="linyoubin" w:date="2015-05-12T15:18:00Z">
+              <w:r>
+                <w:rPr>
+                  <w:rFonts w:hint="eastAsia"/>
+                </w:rPr>
+                <w:t>请求内容</w:t>
+              </w:r>
+            </w:ins>
+          </w:p>
+        </w:tc>
+        <w:tc>
+          <w:tcPr>
+            <w:tcW w:w="3827" w:type="dxa"/>
+          </w:tcPr>
+          <w:p>
+            <w:pPr>
+              <w:ind w:left="0"/>
+              <w:rPr>
+                <w:ins w:id="2019" w:author="linyoubin" w:date="2015-05-12T15:18:00Z"/>
+              </w:rPr>
+            </w:pPr>
+            <w:ins w:id="2020" w:author="linyoubin" w:date="2015-05-12T15:18:00Z">
+              <w:r>
+                <w:t>cmd</w:t>
+              </w:r>
+              <w:r>
+                <w:rPr>
+                  <w:rFonts w:hint="eastAsia"/>
+                </w:rPr>
+                <w:t xml:space="preserve">: </w:t>
+              </w:r>
+            </w:ins>
+            <w:ins w:id="2021" w:author="linyoubin" w:date="2015-05-12T15:19:00Z">
+              <w:r>
+                <w:rPr>
+                  <w:rFonts w:hint="eastAsia"/>
+                </w:rPr>
+                <w:t>discovery business</w:t>
+              </w:r>
+            </w:ins>
+          </w:p>
+          <w:p>
+            <w:pPr>
+              <w:ind w:left="0"/>
+              <w:rPr>
+                <w:ins w:id="2022" w:author="linyoubin" w:date="2015-05-12T15:18:00Z"/>
+              </w:rPr>
+            </w:pPr>
+            <w:ins w:id="2023" w:author="linyoubin" w:date="2015-05-12T15:19:00Z">
+              <w:r>
+                <w:t>configinfo</w:t>
+              </w:r>
+              <w:r>
+                <w:rPr>
+                  <w:rFonts w:hint="eastAsia"/>
+                </w:rPr>
+                <w:t xml:space="preserve">: </w:t>
+              </w:r>
+              <w:r>
+                <w:rPr>
+                  <w:rFonts w:hint="eastAsia"/>
+                </w:rPr>
+                <w:t>业务信息</w:t>
+              </w:r>
+            </w:ins>
+          </w:p>
+        </w:tc>
+        <w:tc>
+          <w:tcPr>
+            <w:tcW w:w="3544" w:type="dxa"/>
+          </w:tcPr>
+          <w:p>
+            <w:pPr>
+              <w:ind w:left="0"/>
+              <w:rPr>
+                <w:ins w:id="2024" w:author="linyoubin" w:date="2015-05-12T15:18:00Z"/>
+              </w:rPr>
+            </w:pPr>
+            <w:ins w:id="2025" w:author="linyoubin" w:date="2015-05-12T15:18:00Z">
+              <w:r>
+                <w:t>cmd</w:t>
+              </w:r>
+              <w:r>
+                <w:rPr>
+                  <w:rFonts w:hint="eastAsia"/>
+                </w:rPr>
+                <w:t>=</w:t>
+              </w:r>
+            </w:ins>
+            <w:ins w:id="2026" w:author="linyoubin" w:date="2015-05-12T15:19:00Z">
+              <w:r>
+                <w:rPr>
+                  <w:rFonts w:hint="eastAsia"/>
+                </w:rPr>
+                <w:t xml:space="preserve"> </w:t>
+              </w:r>
+              <w:r>
+                <w:rPr>
+                  <w:rFonts w:hint="eastAsia"/>
+                </w:rPr>
+                <w:t>discovery business</w:t>
+              </w:r>
+            </w:ins>
+          </w:p>
+          <w:p>
+            <w:pPr>
+              <w:ind w:left="0"/>
+              <w:rPr>
+                <w:ins w:id="2027" w:author="linyoubin" w:date="2015-05-12T15:20:00Z"/>
+                <w:rFonts w:hint="eastAsia"/>
+              </w:rPr>
+            </w:pPr>
+            <w:ins w:id="2028" w:author="linyoubin" w:date="2015-05-12T15:18:00Z">
+              <w:r>
+                <w:rPr>
+                  <w:rFonts w:hint="eastAsia"/>
+                </w:rPr>
+                <w:t>&amp;</w:t>
+              </w:r>
+            </w:ins>
+            <w:ins w:id="2029" w:author="linyoubin" w:date="2015-05-12T15:20:00Z">
+              <w:r>
+                <w:t>configinfo=</w:t>
+              </w:r>
+            </w:ins>
+          </w:p>
+          <w:p>
+            <w:pPr>
+              <w:ind w:left="0"/>
+              <w:rPr>
+                <w:ins w:id="2030" w:author="linyoubin" w:date="2015-05-12T15:20:00Z"/>
+                <w:rFonts w:hint="eastAsia"/>
+              </w:rPr>
+            </w:pPr>
+            <w:ins w:id="2031" w:author="linyoubin" w:date="2015-05-12T15:20:00Z">
+              <w:r>
+                <w:t>{</w:t>
+              </w:r>
+            </w:ins>
+          </w:p>
+          <w:p>
+            <w:pPr>
+              <w:ind w:leftChars="100" w:left="210"/>
+              <w:rPr>
+                <w:ins w:id="2032" w:author="linyoubin" w:date="2015-05-12T15:25:00Z"/>
+                <w:rFonts w:hint="eastAsia"/>
+              </w:rPr>
+              <w:pPrChange w:id="2033" w:author="linyoubin" w:date="2015-05-12T15:20:00Z">
+                <w:pPr>
+                  <w:ind w:left="0"/>
+                </w:pPr>
+              </w:pPrChange>
+            </w:pPr>
+            <w:ins w:id="2034" w:author="linyoubin" w:date="2015-05-12T15:20:00Z">
+              <w:r>
+                <w:t>BusinessType</w:t>
+              </w:r>
+              <w:r>
+                <w:t>:"spark", BusinessName:"</w:t>
+              </w:r>
+              <w:r>
+                <w:rPr>
+                  <w:rFonts w:hint="eastAsia"/>
+                </w:rPr>
+                <w:t>spark1</w:t>
+              </w:r>
+              <w:r>
+                <w:t>",</w:t>
+              </w:r>
+            </w:ins>
+          </w:p>
+          <w:p>
+            <w:pPr>
+              <w:ind w:leftChars="100" w:left="210"/>
+              <w:rPr>
+                <w:ins w:id="2035" w:author="linyoubin" w:date="2015-05-12T15:20:00Z"/>
+                <w:rFonts w:hint="eastAsia"/>
+              </w:rPr>
+              <w:pPrChange w:id="2036" w:author="linyoubin" w:date="2015-05-12T15:20:00Z">
+                <w:pPr>
+                  <w:ind w:left="0"/>
+                </w:pPr>
+              </w:pPrChange>
+            </w:pPr>
+            <w:ins w:id="2037" w:author="linyoubin" w:date="2015-05-12T15:25:00Z">
+              <w:r>
+                <w:t>ClusterName</w:t>
+              </w:r>
+              <w:r>
+                <w:rPr>
+                  <w:rFonts w:hint="eastAsia"/>
+                </w:rPr>
+                <w:t>:"c1"</w:t>
+              </w:r>
+            </w:ins>
+            <w:ins w:id="2038" w:author="linyoubin" w:date="2015-05-12T15:26:00Z">
+              <w:r>
+                <w:rPr>
+                  <w:rFonts w:hint="eastAsia"/>
+                </w:rPr>
+                <w:t>,</w:t>
+              </w:r>
+            </w:ins>
+          </w:p>
+          <w:p>
+            <w:pPr>
+              <w:ind w:leftChars="100" w:left="210"/>
+              <w:rPr>
+                <w:ins w:id="2039" w:author="linyoubin" w:date="2015-05-12T15:21:00Z"/>
+                <w:rFonts w:hint="eastAsia"/>
+              </w:rPr>
+              <w:pPrChange w:id="2040" w:author="linyoubin" w:date="2015-05-12T15:20:00Z">
+                <w:pPr>
+                  <w:ind w:left="0"/>
+                </w:pPr>
+              </w:pPrChange>
+            </w:pPr>
+            <w:ins w:id="2041" w:author="linyoubin" w:date="2015-05-12T15:20:00Z">
+              <w:r>
+                <w:t>BusinessInfo:</w:t>
+              </w:r>
+            </w:ins>
+          </w:p>
+          <w:p>
+            <w:pPr>
+              <w:ind w:leftChars="100" w:left="210"/>
+              <w:rPr>
+                <w:ins w:id="2042" w:author="linyoubin" w:date="2015-05-12T15:21:00Z"/>
+                <w:rFonts w:hint="eastAsia"/>
+              </w:rPr>
+              <w:pPrChange w:id="2043" w:author="linyoubin" w:date="2015-05-12T15:20:00Z">
+                <w:pPr>
+                  <w:ind w:left="0"/>
+                </w:pPr>
+              </w:pPrChange>
+            </w:pPr>
+            <w:ins w:id="2044" w:author="linyoubin" w:date="2015-05-12T15:20:00Z">
+              <w:r>
+                <w:t>[</w:t>
+              </w:r>
+            </w:ins>
+          </w:p>
+          <w:p>
+            <w:pPr>
+              <w:ind w:leftChars="100" w:left="210" w:firstLineChars="100" w:firstLine="210"/>
+              <w:rPr>
+                <w:ins w:id="2045" w:author="linyoubin" w:date="2015-05-12T15:21:00Z"/>
+                <w:rFonts w:hint="eastAsia"/>
+              </w:rPr>
+              <w:pPrChange w:id="2046" w:author="linyoubin" w:date="2015-05-12T15:21:00Z">
+                <w:pPr>
+                  <w:ind w:left="0"/>
+                </w:pPr>
+              </w:pPrChange>
+            </w:pPr>
+            <w:ins w:id="2047" w:author="linyoubin" w:date="2015-05-12T15:20:00Z">
+              <w:r>
+                <w:t>{</w:t>
+              </w:r>
+            </w:ins>
+          </w:p>
+          <w:p>
+            <w:pPr>
+              <w:ind w:leftChars="100" w:left="210" w:firstLineChars="200" w:firstLine="420"/>
+              <w:rPr>
+                <w:ins w:id="2048" w:author="linyoubin" w:date="2015-05-12T15:21:00Z"/>
+                <w:rFonts w:hint="eastAsia"/>
+              </w:rPr>
+              <w:pPrChange w:id="2049" w:author="linyoubin" w:date="2015-05-12T15:21:00Z">
+                <w:pPr>
+                  <w:ind w:left="0"/>
+                </w:pPr>
+              </w:pPrChange>
+            </w:pPr>
+            <w:ins w:id="2050" w:author="linyoubin" w:date="2015-05-12T15:20:00Z">
+              <w:r>
+                <w:t>HostName:"host</w:t>
+              </w:r>
+            </w:ins>
+            <w:ins w:id="2051" w:author="linyoubin" w:date="2015-05-12T15:21:00Z">
+              <w:r>
+                <w:t>1",</w:t>
+              </w:r>
+            </w:ins>
+          </w:p>
+          <w:p>
+            <w:pPr>
+              <w:ind w:leftChars="100" w:left="210" w:firstLineChars="200" w:firstLine="420"/>
+              <w:rPr>
+                <w:ins w:id="2052" w:author="linyoubin" w:date="2015-05-12T15:21:00Z"/>
+                <w:rFonts w:hint="eastAsia"/>
+              </w:rPr>
+              <w:pPrChange w:id="2053" w:author="linyoubin" w:date="2015-05-12T15:21:00Z">
+                <w:pPr>
+                  <w:ind w:left="0"/>
+                </w:pPr>
+              </w:pPrChange>
+            </w:pPr>
+            <w:ins w:id="2054" w:author="linyoubin" w:date="2015-05-12T15:21:00Z">
+              <w:r>
+                <w:t>MasterPort:"7077",</w:t>
+              </w:r>
+            </w:ins>
+          </w:p>
+          <w:p>
+            <w:pPr>
+              <w:ind w:leftChars="100" w:left="210" w:firstLineChars="200" w:firstLine="420"/>
+              <w:rPr>
+                <w:ins w:id="2055" w:author="linyoubin" w:date="2015-05-12T15:21:00Z"/>
+                <w:rFonts w:hint="eastAsia"/>
+              </w:rPr>
+              <w:pPrChange w:id="2056" w:author="linyoubin" w:date="2015-05-12T15:21:00Z">
+                <w:pPr>
+                  <w:ind w:left="0"/>
+                </w:pPr>
+              </w:pPrChange>
+            </w:pPr>
+            <w:ins w:id="2057" w:author="linyoubin" w:date="2015-05-12T15:21:00Z">
+              <w:r>
+                <w:t>MasterWebuiPort:"8088"</w:t>
+              </w:r>
+            </w:ins>
+          </w:p>
+          <w:p>
+            <w:pPr>
+              <w:ind w:left="0" w:firstLineChars="200" w:firstLine="420"/>
+              <w:rPr>
+                <w:ins w:id="2058" w:author="linyoubin" w:date="2015-05-12T15:21:00Z"/>
+                <w:rFonts w:hint="eastAsia"/>
+              </w:rPr>
+              <w:pPrChange w:id="2059" w:author="linyoubin" w:date="2015-05-12T15:21:00Z">
+                <w:pPr>
+                  <w:ind w:left="0"/>
+                </w:pPr>
+              </w:pPrChange>
+            </w:pPr>
+            <w:ins w:id="2060" w:author="linyoubin" w:date="2015-05-12T15:21:00Z">
+              <w:r>
+                <w:lastRenderedPageBreak/>
+                <w:t>}</w:t>
+              </w:r>
+            </w:ins>
+          </w:p>
+          <w:p>
+            <w:pPr>
+              <w:ind w:left="0" w:firstLineChars="100" w:firstLine="210"/>
+              <w:rPr>
+                <w:ins w:id="2061" w:author="linyoubin" w:date="2015-05-12T15:21:00Z"/>
+                <w:rFonts w:hint="eastAsia"/>
+              </w:rPr>
+              <w:pPrChange w:id="2062" w:author="linyoubin" w:date="2015-05-12T15:21:00Z">
+                <w:pPr>
+                  <w:ind w:left="0"/>
+                </w:pPr>
+              </w:pPrChange>
+            </w:pPr>
+            <w:ins w:id="2063" w:author="linyoubin" w:date="2015-05-12T15:21:00Z">
+              <w:r>
+                <w:t>]</w:t>
+              </w:r>
+            </w:ins>
+          </w:p>
+          <w:p>
+            <w:pPr>
+              <w:ind w:left="0"/>
+              <w:rPr>
+                <w:ins w:id="2064" w:author="linyoubin" w:date="2015-05-12T15:18:00Z"/>
+              </w:rPr>
+              <w:pPrChange w:id="2065" w:author="linyoubin" w:date="2015-05-12T15:21:00Z">
+                <w:pPr>
+                  <w:ind w:left="0"/>
+                </w:pPr>
+              </w:pPrChange>
+            </w:pPr>
+            <w:ins w:id="2066" w:author="linyoubin" w:date="2015-05-12T15:21:00Z">
+              <w:r>
+                <w:t>}</w:t>
+              </w:r>
+            </w:ins>
+          </w:p>
+        </w:tc>
+      </w:tr>
+      <w:tr>
+        <w:trPr>
+          <w:ins w:id="2067" w:author="linyoubin" w:date="2015-05-12T15:18:00Z"/>
+        </w:trPr>
+        <w:tc>
+          <w:tcPr>
+            <w:tcW w:w="1418" w:type="dxa"/>
+          </w:tcPr>
+          <w:p>
+            <w:pPr>
+              <w:ind w:left="0"/>
+              <w:rPr>
+                <w:ins w:id="2068" w:author="linyoubin" w:date="2015-05-12T15:18:00Z"/>
+              </w:rPr>
+            </w:pPr>
+            <w:ins w:id="2069" w:author="linyoubin" w:date="2015-05-12T15:18:00Z">
+              <w:r>
+                <w:rPr>
+                  <w:rFonts w:hint="eastAsia"/>
+                </w:rPr>
+                <w:lastRenderedPageBreak/>
+                <w:t>说明</w:t>
+              </w:r>
+            </w:ins>
+          </w:p>
+        </w:tc>
+        <w:tc>
+          <w:tcPr>
+            <w:tcW w:w="3827" w:type="dxa"/>
+          </w:tcPr>
+          <w:p>
+            <w:pPr>
+              <w:ind w:left="0"/>
+              <w:rPr>
+                <w:ins w:id="2070" w:author="linyoubin" w:date="2015-05-12T15:18:00Z"/>
+              </w:rPr>
+            </w:pPr>
+          </w:p>
+        </w:tc>
+        <w:tc>
+          <w:tcPr>
+            <w:tcW w:w="3544" w:type="dxa"/>
+          </w:tcPr>
+          <w:p>
+            <w:pPr>
+              <w:ind w:left="0"/>
+              <w:rPr>
+                <w:ins w:id="2071" w:author="linyoubin" w:date="2015-05-12T15:18:00Z"/>
+              </w:rPr>
+            </w:pPr>
+          </w:p>
+        </w:tc>
+      </w:tr>
+      <w:tr>
+        <w:trPr>
+          <w:ins w:id="2072" w:author="linyoubin" w:date="2015-05-12T15:18:00Z"/>
+        </w:trPr>
+        <w:tc>
+          <w:tcPr>
+            <w:tcW w:w="1418" w:type="dxa"/>
+          </w:tcPr>
+          <w:p>
+            <w:pPr>
+              <w:ind w:left="0"/>
+              <w:rPr>
+                <w:ins w:id="2073" w:author="linyoubin" w:date="2015-05-12T15:18:00Z"/>
+              </w:rPr>
+            </w:pPr>
+            <w:ins w:id="2074" w:author="linyoubin" w:date="2015-05-12T15:18:00Z">
+              <w:r>
+                <w:rPr>
+                  <w:rFonts w:hint="eastAsia"/>
+                </w:rPr>
+                <w:t>响应头</w:t>
+              </w:r>
+            </w:ins>
+          </w:p>
+        </w:tc>
+        <w:tc>
+          <w:tcPr>
+            <w:tcW w:w="3827" w:type="dxa"/>
+          </w:tcPr>
+          <w:p>
+            <w:pPr>
+              <w:ind w:left="0"/>
+              <w:rPr>
+                <w:ins w:id="2075" w:author="linyoubin" w:date="2015-05-12T15:18:00Z"/>
+              </w:rPr>
+            </w:pPr>
+            <w:ins w:id="2076" w:author="linyoubin" w:date="2015-05-12T15:18:00Z">
+              <w:r>
+                <w:rPr>
+                  <w:rFonts w:hint="eastAsia"/>
+                </w:rPr>
+                <w:t>同通用响应头</w:t>
+              </w:r>
+            </w:ins>
+          </w:p>
+        </w:tc>
+        <w:tc>
+          <w:tcPr>
+            <w:tcW w:w="3544" w:type="dxa"/>
+          </w:tcPr>
+          <w:p>
+            <w:pPr>
+              <w:ind w:left="0"/>
+              <w:rPr>
+                <w:ins w:id="2077" w:author="linyoubin" w:date="2015-05-12T15:18:00Z"/>
+              </w:rPr>
+            </w:pPr>
+          </w:p>
+        </w:tc>
+      </w:tr>
+      <w:tr>
+        <w:tblPrEx>
+          <w:tblW w:w="8789" w:type="dxa"/>
+          <w:tblInd w:w="-34" w:type="dxa"/>
+          <w:tblLayout w:type="fixed"/>
+          <w:tblPrExChange w:id="2078" w:author="linyoubin" w:date="2015-05-12T15:22:00Z">
+            <w:tblPrEx>
+              <w:tblW w:w="8789" w:type="dxa"/>
+              <w:tblInd w:w="-34" w:type="dxa"/>
+              <w:tblLayout w:type="fixed"/>
+            </w:tblPrEx>
+          </w:tblPrExChange>
+        </w:tblPrEx>
+        <w:trPr>
+          <w:trHeight w:val="619"/>
+          <w:ins w:id="2079" w:author="linyoubin" w:date="2015-05-12T15:18:00Z"/>
+          <w:trPrChange w:id="2080" w:author="linyoubin" w:date="2015-05-12T15:22:00Z">
+            <w:trPr>
+              <w:trHeight w:val="2254"/>
+            </w:trPr>
+          </w:trPrChange>
+        </w:trPr>
+        <w:tc>
+          <w:tcPr>
+            <w:tcW w:w="1418" w:type="dxa"/>
+            <w:tcPrChange w:id="2081" w:author="linyoubin" w:date="2015-05-12T15:22:00Z">
+              <w:tcPr>
+                <w:tcW w:w="1418" w:type="dxa"/>
+              </w:tcPr>
+            </w:tcPrChange>
+          </w:tcPr>
+          <w:p>
+            <w:pPr>
+              <w:ind w:left="0"/>
+              <w:rPr>
+                <w:ins w:id="2082" w:author="linyoubin" w:date="2015-05-12T15:18:00Z"/>
+              </w:rPr>
+            </w:pPr>
+            <w:ins w:id="2083" w:author="linyoubin" w:date="2015-05-12T15:18:00Z">
+              <w:r>
+                <w:rPr>
+                  <w:rFonts w:hint="eastAsia"/>
+                </w:rPr>
+                <w:t>响应内容</w:t>
+              </w:r>
+            </w:ins>
+          </w:p>
+        </w:tc>
+        <w:tc>
+          <w:tcPr>
+            <w:tcW w:w="3827" w:type="dxa"/>
+            <w:tcPrChange w:id="2084" w:author="linyoubin" w:date="2015-05-12T15:22:00Z">
+              <w:tcPr>
+                <w:tcW w:w="3827" w:type="dxa"/>
+              </w:tcPr>
+            </w:tcPrChange>
+          </w:tcPr>
+          <w:p>
+            <w:pPr>
+              <w:ind w:left="0"/>
+              <w:rPr>
+                <w:ins w:id="2085" w:author="linyoubin" w:date="2015-05-12T15:18:00Z"/>
+              </w:rPr>
+            </w:pPr>
+            <w:ins w:id="2086" w:author="linyoubin" w:date="2015-05-12T15:18:00Z">
+              <w:r>
+                <w:rPr>
+                  <w:rFonts w:hint="eastAsia"/>
+                </w:rPr>
+                <w:t>通用响应体</w:t>
+              </w:r>
+            </w:ins>
+          </w:p>
+        </w:tc>
+        <w:tc>
+          <w:tcPr>
+            <w:tcW w:w="3544" w:type="dxa"/>
+            <w:tcPrChange w:id="2087" w:author="linyoubin" w:date="2015-05-12T15:22:00Z">
+              <w:tcPr>
+                <w:tcW w:w="3544" w:type="dxa"/>
+              </w:tcPr>
+            </w:tcPrChange>
+          </w:tcPr>
+          <w:p>
+            <w:pPr>
+              <w:ind w:left="0"/>
+              <w:rPr>
+                <w:ins w:id="2088" w:author="linyoubin" w:date="2015-05-12T15:18:00Z"/>
+              </w:rPr>
+            </w:pPr>
+          </w:p>
+        </w:tc>
+      </w:tr>
+      <w:tr>
+        <w:trPr>
+          <w:trHeight w:val="322"/>
+          <w:ins w:id="2089" w:author="linyoubin" w:date="2015-05-12T15:18:00Z"/>
+        </w:trPr>
+        <w:tc>
+          <w:tcPr>
+            <w:tcW w:w="1418" w:type="dxa"/>
+          </w:tcPr>
+          <w:p>
+            <w:pPr>
+              <w:ind w:left="0"/>
+              <w:rPr>
+                <w:ins w:id="2090" w:author="linyoubin" w:date="2015-05-12T15:18:00Z"/>
+              </w:rPr>
+            </w:pPr>
+            <w:ins w:id="2091" w:author="linyoubin" w:date="2015-05-12T15:18:00Z">
+              <w:r>
+                <w:rPr>
+                  <w:rFonts w:hint="eastAsia"/>
+                </w:rPr>
+                <w:t>说明</w:t>
+              </w:r>
+            </w:ins>
+          </w:p>
+        </w:tc>
+        <w:tc>
+          <w:tcPr>
+            <w:tcW w:w="3827" w:type="dxa"/>
+          </w:tcPr>
+          <w:p>
+            <w:pPr>
+              <w:ind w:left="0"/>
+              <w:rPr>
+                <w:ins w:id="2092" w:author="linyoubin" w:date="2015-05-12T15:18:00Z"/>
+              </w:rPr>
+            </w:pPr>
+          </w:p>
+        </w:tc>
+        <w:tc>
+          <w:tcPr>
+            <w:tcW w:w="3544" w:type="dxa"/>
+          </w:tcPr>
+          <w:p>
+            <w:pPr>
+              <w:ind w:left="0"/>
+              <w:rPr>
+                <w:ins w:id="2093" w:author="linyoubin" w:date="2015-05-12T15:18:00Z"/>
+              </w:rPr>
+            </w:pPr>
+          </w:p>
+        </w:tc>
+      </w:tr>
+    </w:tbl>
+    <w:p>
+      <w:pPr>
         <w:ind w:left="0"/>
         <w:rPr>
-          <w:ins w:id="1999" w:author="linyoubin" w:date="2015-03-03T10:07:00Z"/>
+          <w:ins w:id="2094" w:author="linyoubin" w:date="2015-03-03T10:07:00Z"/>
         </w:rPr>
       </w:pPr>
     </w:p>
@@ -39660,7 +40497,6 @@
               <w:rPr>
                 <w:rFonts w:hint="eastAsia"/>
               </w:rPr>
-              <w:lastRenderedPageBreak/>
               <w:t>响应内容</w:t>
             </w:r>
           </w:p>
@@ -40083,6 +40919,7 @@
               <w:rPr>
                 <w:rFonts w:hint="eastAsia"/>
               </w:rPr>
+              <w:lastRenderedPageBreak/>
               <w:t>响应内容</w:t>
             </w:r>
           </w:p>
@@ -40674,10 +41511,9 @@
               <w:rPr>
                 <w:rFonts w:hint="eastAsia"/>
               </w:rPr>
-              <w:lastRenderedPageBreak/>
               <w:t xml:space="preserve">  </w:t>
             </w:r>
-            <w:del w:id="2000" w:author="linyoubin" w:date="2015-01-20T09:29:00Z">
+            <w:del w:id="2095" w:author="linyoubin" w:date="2015-01-20T09:29:00Z">
               <w:r>
                 <w:rPr>
                   <w:rFonts w:hint="eastAsia"/>
@@ -40685,7 +41521,7 @@
                 <w:delText>AgentPort</w:delText>
               </w:r>
             </w:del>
-            <w:ins w:id="2001" w:author="linyoubin" w:date="2015-01-20T09:29:00Z">
+            <w:ins w:id="2096" w:author="linyoubin" w:date="2015-01-20T09:29:00Z">
               <w:r>
                 <w:rPr>
                   <w:rFonts w:hint="eastAsia"/>
@@ -40945,7 +41781,7 @@
             <w:r>
               <w:t>"</w:t>
             </w:r>
-            <w:del w:id="2002" w:author="linyoubin" w:date="2015-01-20T09:29:00Z">
+            <w:del w:id="2097" w:author="linyoubin" w:date="2015-01-20T09:29:00Z">
               <w:r>
                 <w:rPr>
                   <w:rFonts w:hint="eastAsia"/>
@@ -40953,7 +41789,7 @@
                 <w:delText>AgentPort</w:delText>
               </w:r>
             </w:del>
-            <w:ins w:id="2003" w:author="linyoubin" w:date="2015-01-20T09:29:00Z">
+            <w:ins w:id="2098" w:author="linyoubin" w:date="2015-01-20T09:29:00Z">
               <w:r>
                 <w:rPr>
                   <w:rFonts w:hint="eastAsia"/>
@@ -40991,7 +41827,6 @@
               <w:rPr>
                 <w:rFonts w:hint="eastAsia"/>
               </w:rPr>
-              <w:lastRenderedPageBreak/>
               <w:t>}</w:t>
             </w:r>
           </w:p>
@@ -41013,7 +41848,6 @@
               <w:rPr>
                 <w:rFonts w:hint="eastAsia"/>
               </w:rPr>
-              <w:lastRenderedPageBreak/>
               <w:t>响应</w:t>
             </w:r>
           </w:p>
@@ -41448,6 +42282,7 @@
               <w:rPr>
                 <w:rFonts w:hint="eastAsia"/>
               </w:rPr>
+              <w:lastRenderedPageBreak/>
               <w:t>请求</w:t>
             </w:r>
           </w:p>
@@ -41619,7 +42454,7 @@
               </w:rPr>
               <w:t xml:space="preserve">  </w:t>
             </w:r>
-            <w:del w:id="2004" w:author="linyoubin" w:date="2015-01-20T09:29:00Z">
+            <w:del w:id="2099" w:author="linyoubin" w:date="2015-01-20T09:29:00Z">
               <w:r>
                 <w:rPr>
                   <w:rFonts w:hint="eastAsia"/>
@@ -41627,7 +42462,7 @@
                 <w:delText>AgentPort</w:delText>
               </w:r>
             </w:del>
-            <w:ins w:id="2005" w:author="linyoubin" w:date="2015-01-20T09:29:00Z">
+            <w:ins w:id="2100" w:author="linyoubin" w:date="2015-01-20T09:29:00Z">
               <w:r>
                 <w:rPr>
                   <w:rFonts w:hint="eastAsia"/>
@@ -41887,7 +42722,7 @@
             <w:r>
               <w:t>"</w:t>
             </w:r>
-            <w:del w:id="2006" w:author="linyoubin" w:date="2015-01-20T09:29:00Z">
+            <w:del w:id="2101" w:author="linyoubin" w:date="2015-01-20T09:29:00Z">
               <w:r>
                 <w:rPr>
                   <w:rFonts w:hint="eastAsia"/>
@@ -41895,7 +42730,7 @@
                 <w:delText>AgentPort</w:delText>
               </w:r>
             </w:del>
-            <w:ins w:id="2007" w:author="linyoubin" w:date="2015-01-20T09:29:00Z">
+            <w:ins w:id="2102" w:author="linyoubin" w:date="2015-01-20T09:29:00Z">
               <w:r>
                 <w:rPr>
                   <w:rFonts w:hint="eastAsia"/>
@@ -42107,7 +42942,6 @@
         <w:rPr>
           <w:rFonts w:hint="eastAsia"/>
         </w:rPr>
-        <w:lastRenderedPageBreak/>
         <w:t>反安装临时</w:t>
       </w:r>
       <w:r>
@@ -42349,6 +43183,7 @@
         <w:rPr>
           <w:rFonts w:hint="eastAsia"/>
         </w:rPr>
+        <w:lastRenderedPageBreak/>
         <w:t>主要操作流程</w:t>
       </w:r>
     </w:p>
@@ -42553,7 +43388,6 @@
         <w:rPr>
           <w:rFonts w:hint="eastAsia"/>
         </w:rPr>
-        <w:lastRenderedPageBreak/>
         <w:t>验收</w:t>
       </w:r>
       <w:r>
@@ -42678,7 +43512,7 @@
         <w:tc>
           <w:tcPr>
             <w:tcW w:w="2527" w:type="dxa"/>
-            <w:shd w:val="clear" w:color="auto" w:fill="BFBFBF" w:themeFill="background1" w:themeFillShade="BF"/>
+            <w:shd w:val="clear" w:color="auto" w:fill="74D280" w:themeFill="background1" w:themeFillShade="BF"/>
           </w:tcPr>
           <w:p>
             <w:pPr>
@@ -42699,7 +43533,7 @@
         <w:tc>
           <w:tcPr>
             <w:tcW w:w="1511" w:type="dxa"/>
-            <w:shd w:val="clear" w:color="auto" w:fill="BFBFBF" w:themeFill="background1" w:themeFillShade="BF"/>
+            <w:shd w:val="clear" w:color="auto" w:fill="74D280" w:themeFill="background1" w:themeFillShade="BF"/>
           </w:tcPr>
           <w:p>
             <w:pPr>
@@ -42720,7 +43554,7 @@
         <w:tc>
           <w:tcPr>
             <w:tcW w:w="2376" w:type="dxa"/>
-            <w:shd w:val="clear" w:color="auto" w:fill="BFBFBF" w:themeFill="background1" w:themeFillShade="BF"/>
+            <w:shd w:val="clear" w:color="auto" w:fill="74D280" w:themeFill="background1" w:themeFillShade="BF"/>
           </w:tcPr>
           <w:p>
             <w:pPr>
@@ -42741,7 +43575,7 @@
         <w:tc>
           <w:tcPr>
             <w:tcW w:w="1751" w:type="dxa"/>
-            <w:shd w:val="clear" w:color="auto" w:fill="BFBFBF" w:themeFill="background1" w:themeFillShade="BF"/>
+            <w:shd w:val="clear" w:color="auto" w:fill="74D280" w:themeFill="background1" w:themeFillShade="BF"/>
           </w:tcPr>
           <w:p>
             <w:pPr>
@@ -44416,96 +45250,7 @@
     </w:lvl>
   </w:abstractNum>
   <w:abstractNum w:abstractNumId="12">
-    <w:nsid w:val="44011B70"/>
-    <w:multiLevelType w:val="hybridMultilevel"/>
-    <w:tmpl w:val="3D0674C0"/>
-    <w:lvl w:ilvl="0" w:tplc="594E8DAA">
-      <w:start w:val="1"/>
-      <w:numFmt w:val="decimal"/>
-      <w:lvlText w:val="%1、"/>
-      <w:lvlJc w:val="left"/>
-      <w:pPr>
-        <w:ind w:left="717" w:hanging="360"/>
-      </w:pPr>
-      <w:rPr>
-        <w:rFonts w:hint="default"/>
-      </w:rPr>
-    </w:lvl>
-    <w:lvl w:ilvl="1" w:tplc="04090019" w:tentative="1">
-      <w:start w:val="1"/>
-      <w:numFmt w:val="lowerLetter"/>
-      <w:lvlText w:val="%2)"/>
-      <w:lvlJc w:val="left"/>
-      <w:pPr>
-        <w:ind w:left="1197" w:hanging="420"/>
-      </w:pPr>
-    </w:lvl>
-    <w:lvl w:ilvl="2" w:tplc="0409001B" w:tentative="1">
-      <w:start w:val="1"/>
-      <w:numFmt w:val="lowerRoman"/>
-      <w:lvlText w:val="%3."/>
-      <w:lvlJc w:val="right"/>
-      <w:pPr>
-        <w:ind w:left="1617" w:hanging="420"/>
-      </w:pPr>
-    </w:lvl>
-    <w:lvl w:ilvl="3" w:tplc="0409000F" w:tentative="1">
-      <w:start w:val="1"/>
-      <w:numFmt w:val="decimal"/>
-      <w:lvlText w:val="%4."/>
-      <w:lvlJc w:val="left"/>
-      <w:pPr>
-        <w:ind w:left="2037" w:hanging="420"/>
-      </w:pPr>
-    </w:lvl>
-    <w:lvl w:ilvl="4" w:tplc="04090019" w:tentative="1">
-      <w:start w:val="1"/>
-      <w:numFmt w:val="lowerLetter"/>
-      <w:lvlText w:val="%5)"/>
-      <w:lvlJc w:val="left"/>
-      <w:pPr>
-        <w:ind w:left="2457" w:hanging="420"/>
-      </w:pPr>
-    </w:lvl>
-    <w:lvl w:ilvl="5" w:tplc="0409001B" w:tentative="1">
-      <w:start w:val="1"/>
-      <w:numFmt w:val="lowerRoman"/>
-      <w:lvlText w:val="%6."/>
-      <w:lvlJc w:val="right"/>
-      <w:pPr>
-        <w:ind w:left="2877" w:hanging="420"/>
-      </w:pPr>
-    </w:lvl>
-    <w:lvl w:ilvl="6" w:tplc="0409000F" w:tentative="1">
-      <w:start w:val="1"/>
-      <w:numFmt w:val="decimal"/>
-      <w:lvlText w:val="%7."/>
-      <w:lvlJc w:val="left"/>
-      <w:pPr>
-        <w:ind w:left="3297" w:hanging="420"/>
-      </w:pPr>
-    </w:lvl>
-    <w:lvl w:ilvl="7" w:tplc="04090019" w:tentative="1">
-      <w:start w:val="1"/>
-      <w:numFmt w:val="lowerLetter"/>
-      <w:lvlText w:val="%8)"/>
-      <w:lvlJc w:val="left"/>
-      <w:pPr>
-        <w:ind w:left="3717" w:hanging="420"/>
-      </w:pPr>
-    </w:lvl>
-    <w:lvl w:ilvl="8" w:tplc="0409001B" w:tentative="1">
-      <w:start w:val="1"/>
-      <w:numFmt w:val="lowerRoman"/>
-      <w:lvlText w:val="%9."/>
-      <w:lvlJc w:val="right"/>
-      <w:pPr>
-        <w:ind w:left="4137" w:hanging="420"/>
-      </w:pPr>
-    </w:lvl>
-  </w:abstractNum>
-  <w:abstractNum w:abstractNumId="13">
-    <w:nsid w:val="476E1D40"/>
+    <w:nsid w:val="43A37C21"/>
     <w:multiLevelType w:val="hybridMultilevel"/>
     <w:tmpl w:val="7A2416FE"/>
     <w:lvl w:ilvl="0" w:tplc="868C3356">
@@ -44596,7 +45341,188 @@
       </w:pPr>
     </w:lvl>
   </w:abstractNum>
+  <w:abstractNum w:abstractNumId="13">
+    <w:nsid w:val="44011B70"/>
+    <w:multiLevelType w:val="hybridMultilevel"/>
+    <w:tmpl w:val="3D0674C0"/>
+    <w:lvl w:ilvl="0" w:tplc="594E8DAA">
+      <w:start w:val="1"/>
+      <w:numFmt w:val="decimal"/>
+      <w:lvlText w:val="%1、"/>
+      <w:lvlJc w:val="left"/>
+      <w:pPr>
+        <w:ind w:left="717" w:hanging="360"/>
+      </w:pPr>
+      <w:rPr>
+        <w:rFonts w:hint="default"/>
+      </w:rPr>
+    </w:lvl>
+    <w:lvl w:ilvl="1" w:tplc="04090019" w:tentative="1">
+      <w:start w:val="1"/>
+      <w:numFmt w:val="lowerLetter"/>
+      <w:lvlText w:val="%2)"/>
+      <w:lvlJc w:val="left"/>
+      <w:pPr>
+        <w:ind w:left="1197" w:hanging="420"/>
+      </w:pPr>
+    </w:lvl>
+    <w:lvl w:ilvl="2" w:tplc="0409001B" w:tentative="1">
+      <w:start w:val="1"/>
+      <w:numFmt w:val="lowerRoman"/>
+      <w:lvlText w:val="%3."/>
+      <w:lvlJc w:val="right"/>
+      <w:pPr>
+        <w:ind w:left="1617" w:hanging="420"/>
+      </w:pPr>
+    </w:lvl>
+    <w:lvl w:ilvl="3" w:tplc="0409000F" w:tentative="1">
+      <w:start w:val="1"/>
+      <w:numFmt w:val="decimal"/>
+      <w:lvlText w:val="%4."/>
+      <w:lvlJc w:val="left"/>
+      <w:pPr>
+        <w:ind w:left="2037" w:hanging="420"/>
+      </w:pPr>
+    </w:lvl>
+    <w:lvl w:ilvl="4" w:tplc="04090019" w:tentative="1">
+      <w:start w:val="1"/>
+      <w:numFmt w:val="lowerLetter"/>
+      <w:lvlText w:val="%5)"/>
+      <w:lvlJc w:val="left"/>
+      <w:pPr>
+        <w:ind w:left="2457" w:hanging="420"/>
+      </w:pPr>
+    </w:lvl>
+    <w:lvl w:ilvl="5" w:tplc="0409001B" w:tentative="1">
+      <w:start w:val="1"/>
+      <w:numFmt w:val="lowerRoman"/>
+      <w:lvlText w:val="%6."/>
+      <w:lvlJc w:val="right"/>
+      <w:pPr>
+        <w:ind w:left="2877" w:hanging="420"/>
+      </w:pPr>
+    </w:lvl>
+    <w:lvl w:ilvl="6" w:tplc="0409000F" w:tentative="1">
+      <w:start w:val="1"/>
+      <w:numFmt w:val="decimal"/>
+      <w:lvlText w:val="%7."/>
+      <w:lvlJc w:val="left"/>
+      <w:pPr>
+        <w:ind w:left="3297" w:hanging="420"/>
+      </w:pPr>
+    </w:lvl>
+    <w:lvl w:ilvl="7" w:tplc="04090019" w:tentative="1">
+      <w:start w:val="1"/>
+      <w:numFmt w:val="lowerLetter"/>
+      <w:lvlText w:val="%8)"/>
+      <w:lvlJc w:val="left"/>
+      <w:pPr>
+        <w:ind w:left="3717" w:hanging="420"/>
+      </w:pPr>
+    </w:lvl>
+    <w:lvl w:ilvl="8" w:tplc="0409001B" w:tentative="1">
+      <w:start w:val="1"/>
+      <w:numFmt w:val="lowerRoman"/>
+      <w:lvlText w:val="%9."/>
+      <w:lvlJc w:val="right"/>
+      <w:pPr>
+        <w:ind w:left="4137" w:hanging="420"/>
+      </w:pPr>
+    </w:lvl>
+  </w:abstractNum>
   <w:abstractNum w:abstractNumId="14">
+    <w:nsid w:val="476E1D40"/>
+    <w:multiLevelType w:val="hybridMultilevel"/>
+    <w:tmpl w:val="9E4677C2"/>
+    <w:lvl w:ilvl="0" w:tplc="868C3356">
+      <w:start w:val="1"/>
+      <w:numFmt w:val="decimal"/>
+      <w:lvlText w:val="4.%1."/>
+      <w:lvlJc w:val="left"/>
+      <w:pPr>
+        <w:ind w:left="777" w:hanging="420"/>
+      </w:pPr>
+      <w:rPr>
+        <w:rFonts w:hint="eastAsia"/>
+        <w:spacing w:val="0"/>
+        <w:w w:val="100"/>
+        <w:position w:val="0"/>
+      </w:rPr>
+    </w:lvl>
+    <w:lvl w:ilvl="1" w:tplc="04090019" w:tentative="1">
+      <w:start w:val="1"/>
+      <w:numFmt w:val="lowerLetter"/>
+      <w:lvlText w:val="%2)"/>
+      <w:lvlJc w:val="left"/>
+      <w:pPr>
+        <w:ind w:left="1197" w:hanging="420"/>
+      </w:pPr>
+    </w:lvl>
+    <w:lvl w:ilvl="2" w:tplc="0409001B" w:tentative="1">
+      <w:start w:val="1"/>
+      <w:numFmt w:val="lowerRoman"/>
+      <w:lvlText w:val="%3."/>
+      <w:lvlJc w:val="right"/>
+      <w:pPr>
+        <w:ind w:left="1617" w:hanging="420"/>
+      </w:pPr>
+    </w:lvl>
+    <w:lvl w:ilvl="3" w:tplc="0409000F" w:tentative="1">
+      <w:start w:val="1"/>
+      <w:numFmt w:val="decimal"/>
+      <w:lvlText w:val="%4."/>
+      <w:lvlJc w:val="left"/>
+      <w:pPr>
+        <w:ind w:left="2037" w:hanging="420"/>
+      </w:pPr>
+    </w:lvl>
+    <w:lvl w:ilvl="4" w:tplc="04090019" w:tentative="1">
+      <w:start w:val="1"/>
+      <w:numFmt w:val="lowerLetter"/>
+      <w:lvlText w:val="%5)"/>
+      <w:lvlJc w:val="left"/>
+      <w:pPr>
+        <w:ind w:left="2457" w:hanging="420"/>
+      </w:pPr>
+    </w:lvl>
+    <w:lvl w:ilvl="5" w:tplc="0409001B" w:tentative="1">
+      <w:start w:val="1"/>
+      <w:numFmt w:val="lowerRoman"/>
+      <w:lvlText w:val="%6."/>
+      <w:lvlJc w:val="right"/>
+      <w:pPr>
+        <w:ind w:left="2877" w:hanging="420"/>
+      </w:pPr>
+    </w:lvl>
+    <w:lvl w:ilvl="6" w:tplc="0409000F" w:tentative="1">
+      <w:start w:val="1"/>
+      <w:numFmt w:val="decimal"/>
+      <w:lvlText w:val="%7."/>
+      <w:lvlJc w:val="left"/>
+      <w:pPr>
+        <w:ind w:left="3297" w:hanging="420"/>
+      </w:pPr>
+    </w:lvl>
+    <w:lvl w:ilvl="7" w:tplc="04090019" w:tentative="1">
+      <w:start w:val="1"/>
+      <w:numFmt w:val="lowerLetter"/>
+      <w:lvlText w:val="%8)"/>
+      <w:lvlJc w:val="left"/>
+      <w:pPr>
+        <w:ind w:left="3717" w:hanging="420"/>
+      </w:pPr>
+    </w:lvl>
+    <w:lvl w:ilvl="8" w:tplc="0409001B" w:tentative="1">
+      <w:start w:val="1"/>
+      <w:numFmt w:val="lowerRoman"/>
+      <w:lvlText w:val="%9."/>
+      <w:lvlJc w:val="right"/>
+      <w:pPr>
+        <w:ind w:left="4137" w:hanging="420"/>
+      </w:pPr>
+    </w:lvl>
+  </w:abstractNum>
+  <w:abstractNum w:abstractNumId="15">
     <w:nsid w:val="47B65D4B"/>
     <w:multiLevelType w:val="hybridMultilevel"/>
     <w:tmpl w:val="A986ED8E"/>
@@ -44685,7 +45611,7 @@
       </w:pPr>
     </w:lvl>
   </w:abstractNum>
-  <w:abstractNum w:abstractNumId="15">
+  <w:abstractNum w:abstractNumId="16">
     <w:nsid w:val="49FA439A"/>
     <w:multiLevelType w:val="multilevel"/>
     <w:tmpl w:val="0409001F"/>
@@ -44774,7 +45700,7 @@
       </w:pPr>
     </w:lvl>
   </w:abstractNum>
-  <w:abstractNum w:abstractNumId="16">
+  <w:abstractNum w:abstractNumId="17">
     <w:nsid w:val="4B6D52FD"/>
     <w:multiLevelType w:val="hybridMultilevel"/>
     <w:tmpl w:val="73BC9410"/>
@@ -44863,7 +45789,7 @@
       </w:pPr>
     </w:lvl>
   </w:abstractNum>
-  <w:abstractNum w:abstractNumId="17">
+  <w:abstractNum w:abstractNumId="18">
     <w:nsid w:val="58837255"/>
     <w:multiLevelType w:val="hybridMultilevel"/>
     <w:tmpl w:val="0DDC2956"/>
@@ -44955,7 +45881,7 @@
       </w:pPr>
     </w:lvl>
   </w:abstractNum>
-  <w:abstractNum w:abstractNumId="18">
+  <w:abstractNum w:abstractNumId="19">
     <w:nsid w:val="589E00D2"/>
     <w:multiLevelType w:val="hybridMultilevel"/>
     <w:tmpl w:val="712282AA"/>
@@ -45042,7 +45968,7 @@
       </w:pPr>
     </w:lvl>
   </w:abstractNum>
-  <w:abstractNum w:abstractNumId="19">
+  <w:abstractNum w:abstractNumId="20">
     <w:nsid w:val="5E3E40A4"/>
     <w:multiLevelType w:val="hybridMultilevel"/>
     <w:tmpl w:val="9790D3FC"/>
@@ -45131,7 +46057,7 @@
       </w:pPr>
     </w:lvl>
   </w:abstractNum>
-  <w:abstractNum w:abstractNumId="20">
+  <w:abstractNum w:abstractNumId="21">
     <w:nsid w:val="5F1C0970"/>
     <w:multiLevelType w:val="hybridMultilevel"/>
     <w:tmpl w:val="A1666870"/>
@@ -45223,7 +46149,7 @@
       </w:pPr>
     </w:lvl>
   </w:abstractNum>
-  <w:abstractNum w:abstractNumId="21">
+  <w:abstractNum w:abstractNumId="22">
     <w:nsid w:val="64A84604"/>
     <w:multiLevelType w:val="hybridMultilevel"/>
     <w:tmpl w:val="3DD4616E"/>
@@ -45315,7 +46241,7 @@
       </w:pPr>
     </w:lvl>
   </w:abstractNum>
-  <w:abstractNum w:abstractNumId="22">
+  <w:abstractNum w:abstractNumId="23">
     <w:nsid w:val="6965224B"/>
     <w:multiLevelType w:val="hybridMultilevel"/>
     <w:tmpl w:val="7F020008"/>
@@ -45407,7 +46333,7 @@
       </w:pPr>
     </w:lvl>
   </w:abstractNum>
-  <w:abstractNum w:abstractNumId="23">
+  <w:abstractNum w:abstractNumId="24">
     <w:nsid w:val="6D773609"/>
     <w:multiLevelType w:val="hybridMultilevel"/>
     <w:tmpl w:val="3DD4616E"/>
@@ -45499,7 +46425,7 @@
       </w:pPr>
     </w:lvl>
   </w:abstractNum>
-  <w:abstractNum w:abstractNumId="24">
+  <w:abstractNum w:abstractNumId="25">
     <w:nsid w:val="74071306"/>
     <w:multiLevelType w:val="hybridMultilevel"/>
     <w:tmpl w:val="2D5A4038"/>
@@ -45591,7 +46517,7 @@
       </w:pPr>
     </w:lvl>
   </w:abstractNum>
-  <w:abstractNum w:abstractNumId="25">
+  <w:abstractNum w:abstractNumId="26">
     <w:nsid w:val="7674114A"/>
     <w:multiLevelType w:val="hybridMultilevel"/>
     <w:tmpl w:val="4546F712"/>
@@ -45680,7 +46606,7 @@
       </w:pPr>
     </w:lvl>
   </w:abstractNum>
-  <w:abstractNum w:abstractNumId="26">
+  <w:abstractNum w:abstractNumId="27">
     <w:nsid w:val="79E76E96"/>
     <w:multiLevelType w:val="hybridMultilevel"/>
     <w:tmpl w:val="5C26B3EA"/>
@@ -45773,7 +46699,7 @@
     <w:abstractNumId w:val="4"/>
   </w:num>
   <w:num w:numId="2">
-    <w:abstractNumId w:val="18"/>
+    <w:abstractNumId w:val="19"/>
   </w:num>
   <w:num w:numId="3">
     <w:abstractNumId w:val="5"/>
@@ -45785,10 +46711,10 @@
     <w:abstractNumId w:val="4"/>
   </w:num>
   <w:num w:numId="6">
-    <w:abstractNumId w:val="17"/>
+    <w:abstractNumId w:val="18"/>
   </w:num>
   <w:num w:numId="7">
-    <w:abstractNumId w:val="20"/>
+    <w:abstractNumId w:val="21"/>
   </w:num>
   <w:num w:numId="8">
     <w:abstractNumId w:val="1"/>
@@ -45797,13 +46723,13 @@
     <w:abstractNumId w:val="6"/>
   </w:num>
   <w:num w:numId="10">
-    <w:abstractNumId w:val="18"/>
+    <w:abstractNumId w:val="19"/>
     <w:lvlOverride w:ilvl="0">
       <w:startOverride w:val="1"/>
     </w:lvlOverride>
   </w:num>
   <w:num w:numId="11">
-    <w:abstractNumId w:val="15"/>
+    <w:abstractNumId w:val="16"/>
   </w:num>
   <w:num w:numId="12">
     <w:abstractNumId w:val="9"/>
@@ -45812,46 +46738,46 @@
     <w:abstractNumId w:val="3"/>
   </w:num>
   <w:num w:numId="14">
-    <w:abstractNumId w:val="18"/>
+    <w:abstractNumId w:val="19"/>
   </w:num>
   <w:num w:numId="15">
-    <w:abstractNumId w:val="22"/>
+    <w:abstractNumId w:val="23"/>
   </w:num>
   <w:num w:numId="16">
-    <w:abstractNumId w:val="13"/>
+    <w:abstractNumId w:val="14"/>
   </w:num>
   <w:num w:numId="17">
-    <w:abstractNumId w:val="24"/>
+    <w:abstractNumId w:val="25"/>
   </w:num>
   <w:num w:numId="18">
     <w:abstractNumId w:val="10"/>
   </w:num>
   <w:num w:numId="19">
-    <w:abstractNumId w:val="16"/>
+    <w:abstractNumId w:val="17"/>
   </w:num>
   <w:num w:numId="20">
-    <w:abstractNumId w:val="12"/>
+    <w:abstractNumId w:val="13"/>
   </w:num>
   <w:num w:numId="21">
-    <w:abstractNumId w:val="18"/>
+    <w:abstractNumId w:val="19"/>
   </w:num>
   <w:num w:numId="22">
-    <w:abstractNumId w:val="26"/>
+    <w:abstractNumId w:val="27"/>
   </w:num>
   <w:num w:numId="23">
     <w:abstractNumId w:val="7"/>
   </w:num>
   <w:num w:numId="24">
-    <w:abstractNumId w:val="19"/>
+    <w:abstractNumId w:val="20"/>
   </w:num>
   <w:num w:numId="25">
     <w:abstractNumId w:val="8"/>
   </w:num>
   <w:num w:numId="26">
-    <w:abstractNumId w:val="14"/>
+    <w:abstractNumId w:val="15"/>
   </w:num>
   <w:num w:numId="27">
-    <w:abstractNumId w:val="25"/>
+    <w:abstractNumId w:val="26"/>
   </w:num>
   <w:num w:numId="28">
     <w:abstractNumId w:val="0"/>
@@ -45863,10 +46789,13 @@
     <w:abstractNumId w:val="2"/>
   </w:num>
   <w:num w:numId="31">
-    <w:abstractNumId w:val="21"/>
+    <w:abstractNumId w:val="22"/>
   </w:num>
   <w:num w:numId="32">
-    <w:abstractNumId w:val="23"/>
+    <w:abstractNumId w:val="24"/>
+  </w:num>
+  <w:num w:numId="33">
+    <w:abstractNumId w:val="12"/>
   </w:num>
 </w:numbering>
 </file>
@@ -46459,7 +47388,7 @@
         <a:sysClr val="windowText" lastClr="000000"/>
       </a:dk1>
       <a:lt1>
-        <a:sysClr val="window" lastClr="FFFFFF"/>
+        <a:sysClr val="window" lastClr="C7EDCC"/>
       </a:lt1>
       <a:dk2>
         <a:srgbClr val="1F497D"/>

--- a/internal_doc/03.开发设计/OM/Story-OMSvc.docx
+++ b/internal_doc/03.开发设计/OM/Story-OMSvc.docx
@@ -39445,9 +39445,13 @@
         <w:gridCol w:w="3544"/>
         <w:tblGridChange w:id="2003">
           <w:tblGrid>
-            <w:gridCol w:w="1418"/>
-            <w:gridCol w:w="3827"/>
-            <w:gridCol w:w="3544"/>
+            <w:gridCol w:w="34"/>
+            <w:gridCol w:w="1384"/>
+            <w:gridCol w:w="34"/>
+            <w:gridCol w:w="3793"/>
+            <w:gridCol w:w="34"/>
+            <w:gridCol w:w="3510"/>
+            <w:gridCol w:w="34"/>
           </w:tblGrid>
         </w:tblGridChange>
       </w:tblGrid>
@@ -39683,13 +39687,7 @@
                 <w:rPr>
                   <w:rFonts w:hint="eastAsia"/>
                 </w:rPr>
-                <w:t xml:space="preserve"> </w:t>
-              </w:r>
-              <w:r>
-                <w:rPr>
-                  <w:rFonts w:hint="eastAsia"/>
-                </w:rPr>
-                <w:t>discovery business</w:t>
+                <w:t xml:space="preserve"> discovery business</w:t>
               </w:r>
             </w:ins>
           </w:p>
@@ -39698,7 +39696,6 @@
               <w:ind w:left="0"/>
               <w:rPr>
                 <w:ins w:id="2027" w:author="linyoubin" w:date="2015-05-12T15:20:00Z"/>
-                <w:rFonts w:hint="eastAsia"/>
               </w:rPr>
             </w:pPr>
             <w:ins w:id="2028" w:author="linyoubin" w:date="2015-05-12T15:18:00Z">
@@ -39720,7 +39717,6 @@
               <w:ind w:left="0"/>
               <w:rPr>
                 <w:ins w:id="2030" w:author="linyoubin" w:date="2015-05-12T15:20:00Z"/>
-                <w:rFonts w:hint="eastAsia"/>
               </w:rPr>
             </w:pPr>
             <w:ins w:id="2031" w:author="linyoubin" w:date="2015-05-12T15:20:00Z">
@@ -39734,7 +39730,6 @@
               <w:ind w:leftChars="100" w:left="210"/>
               <w:rPr>
                 <w:ins w:id="2032" w:author="linyoubin" w:date="2015-05-12T15:25:00Z"/>
-                <w:rFonts w:hint="eastAsia"/>
               </w:rPr>
               <w:pPrChange w:id="2033" w:author="linyoubin" w:date="2015-05-12T15:20:00Z">
                 <w:pPr>
@@ -39765,7 +39760,6 @@
               <w:ind w:leftChars="100" w:left="210"/>
               <w:rPr>
                 <w:ins w:id="2035" w:author="linyoubin" w:date="2015-05-12T15:20:00Z"/>
-                <w:rFonts w:hint="eastAsia"/>
               </w:rPr>
               <w:pPrChange w:id="2036" w:author="linyoubin" w:date="2015-05-12T15:20:00Z">
                 <w:pPr>
@@ -39798,7 +39792,6 @@
               <w:ind w:leftChars="100" w:left="210"/>
               <w:rPr>
                 <w:ins w:id="2039" w:author="linyoubin" w:date="2015-05-12T15:21:00Z"/>
-                <w:rFonts w:hint="eastAsia"/>
               </w:rPr>
               <w:pPrChange w:id="2040" w:author="linyoubin" w:date="2015-05-12T15:20:00Z">
                 <w:pPr>
@@ -39817,7 +39810,6 @@
               <w:ind w:leftChars="100" w:left="210"/>
               <w:rPr>
                 <w:ins w:id="2042" w:author="linyoubin" w:date="2015-05-12T15:21:00Z"/>
-                <w:rFonts w:hint="eastAsia"/>
               </w:rPr>
               <w:pPrChange w:id="2043" w:author="linyoubin" w:date="2015-05-12T15:20:00Z">
                 <w:pPr>
@@ -39836,7 +39828,6 @@
               <w:ind w:leftChars="100" w:left="210" w:firstLineChars="100" w:firstLine="210"/>
               <w:rPr>
                 <w:ins w:id="2045" w:author="linyoubin" w:date="2015-05-12T15:21:00Z"/>
-                <w:rFonts w:hint="eastAsia"/>
               </w:rPr>
               <w:pPrChange w:id="2046" w:author="linyoubin" w:date="2015-05-12T15:21:00Z">
                 <w:pPr>
@@ -39855,7 +39846,6 @@
               <w:ind w:leftChars="100" w:left="210" w:firstLineChars="200" w:firstLine="420"/>
               <w:rPr>
                 <w:ins w:id="2048" w:author="linyoubin" w:date="2015-05-12T15:21:00Z"/>
-                <w:rFonts w:hint="eastAsia"/>
               </w:rPr>
               <w:pPrChange w:id="2049" w:author="linyoubin" w:date="2015-05-12T15:21:00Z">
                 <w:pPr>
@@ -39879,7 +39869,6 @@
               <w:ind w:leftChars="100" w:left="210" w:firstLineChars="200" w:firstLine="420"/>
               <w:rPr>
                 <w:ins w:id="2052" w:author="linyoubin" w:date="2015-05-12T15:21:00Z"/>
-                <w:rFonts w:hint="eastAsia"/>
               </w:rPr>
               <w:pPrChange w:id="2053" w:author="linyoubin" w:date="2015-05-12T15:21:00Z">
                 <w:pPr>
@@ -39898,7 +39887,6 @@
               <w:ind w:leftChars="100" w:left="210" w:firstLineChars="200" w:firstLine="420"/>
               <w:rPr>
                 <w:ins w:id="2055" w:author="linyoubin" w:date="2015-05-12T15:21:00Z"/>
-                <w:rFonts w:hint="eastAsia"/>
               </w:rPr>
               <w:pPrChange w:id="2056" w:author="linyoubin" w:date="2015-05-12T15:21:00Z">
                 <w:pPr>
@@ -39917,7 +39905,6 @@
               <w:ind w:left="0" w:firstLineChars="200" w:firstLine="420"/>
               <w:rPr>
                 <w:ins w:id="2058" w:author="linyoubin" w:date="2015-05-12T15:21:00Z"/>
-                <w:rFonts w:hint="eastAsia"/>
               </w:rPr>
               <w:pPrChange w:id="2059" w:author="linyoubin" w:date="2015-05-12T15:21:00Z">
                 <w:pPr>
@@ -39937,7 +39924,6 @@
               <w:ind w:left="0" w:firstLineChars="100" w:firstLine="210"/>
               <w:rPr>
                 <w:ins w:id="2061" w:author="linyoubin" w:date="2015-05-12T15:21:00Z"/>
-                <w:rFonts w:hint="eastAsia"/>
               </w:rPr>
               <w:pPrChange w:id="2062" w:author="linyoubin" w:date="2015-05-12T15:21:00Z">
                 <w:pPr>
@@ -39955,25 +39941,294 @@
             <w:pPr>
               <w:ind w:left="0"/>
               <w:rPr>
-                <w:ins w:id="2064" w:author="linyoubin" w:date="2015-05-12T15:18:00Z"/>
-              </w:rPr>
-              <w:pPrChange w:id="2065" w:author="linyoubin" w:date="2015-05-12T15:21:00Z">
-                <w:pPr>
-                  <w:ind w:left="0"/>
-                </w:pPr>
-              </w:pPrChange>
-            </w:pPr>
-            <w:ins w:id="2066" w:author="linyoubin" w:date="2015-05-12T15:21:00Z">
+                <w:ins w:id="2064" w:author="linyoubin" w:date="2015-05-19T13:56:00Z"/>
+                <w:rFonts w:hint="eastAsia"/>
+              </w:rPr>
+            </w:pPr>
+            <w:ins w:id="2065" w:author="linyoubin" w:date="2015-05-12T15:21:00Z">
               <w:r>
                 <w:t>}</w:t>
               </w:r>
             </w:ins>
+          </w:p>
+          <w:p>
+            <w:pPr>
+              <w:ind w:left="0"/>
+              <w:rPr>
+                <w:ins w:id="2066" w:author="linyoubin" w:date="2015-05-19T13:56:00Z"/>
+                <w:rFonts w:hint="eastAsia"/>
+              </w:rPr>
+            </w:pPr>
+          </w:p>
+          <w:p>
+            <w:pPr>
+              <w:ind w:left="0"/>
+              <w:rPr>
+                <w:ins w:id="2067" w:author="linyoubin" w:date="2015-05-19T13:57:00Z"/>
+              </w:rPr>
+            </w:pPr>
+            <w:ins w:id="2068" w:author="linyoubin" w:date="2015-05-19T13:57:00Z">
+              <w:r>
+                <w:t>cmd</w:t>
+              </w:r>
+              <w:r>
+                <w:rPr>
+                  <w:rFonts w:hint="eastAsia"/>
+                </w:rPr>
+                <w:t>= discovery business</w:t>
+              </w:r>
+            </w:ins>
+          </w:p>
+          <w:p>
+            <w:pPr>
+              <w:ind w:left="0"/>
+              <w:rPr>
+                <w:ins w:id="2069" w:author="linyoubin" w:date="2015-05-19T13:57:00Z"/>
+              </w:rPr>
+            </w:pPr>
+            <w:ins w:id="2070" w:author="linyoubin" w:date="2015-05-19T13:57:00Z">
+              <w:r>
+                <w:rPr>
+                  <w:rFonts w:hint="eastAsia"/>
+                </w:rPr>
+                <w:t>&amp;</w:t>
+              </w:r>
+              <w:r>
+                <w:t>configinfo=</w:t>
+              </w:r>
+            </w:ins>
+          </w:p>
+          <w:p>
+            <w:pPr>
+              <w:ind w:left="0"/>
+              <w:rPr>
+                <w:ins w:id="2071" w:author="linyoubin" w:date="2015-05-19T13:57:00Z"/>
+              </w:rPr>
+            </w:pPr>
+            <w:ins w:id="2072" w:author="linyoubin" w:date="2015-05-19T13:57:00Z">
+              <w:r>
+                <w:t>{</w:t>
+              </w:r>
+            </w:ins>
+          </w:p>
+          <w:p>
+            <w:pPr>
+              <w:ind w:leftChars="100" w:left="210"/>
+              <w:rPr>
+                <w:ins w:id="2073" w:author="linyoubin" w:date="2015-05-19T13:57:00Z"/>
+              </w:rPr>
+            </w:pPr>
+            <w:ins w:id="2074" w:author="linyoubin" w:date="2015-05-19T13:57:00Z">
+              <w:r>
+                <w:t>BusinessType</w:t>
+              </w:r>
+              <w:r>
+                <w:t>:"</w:t>
+              </w:r>
+              <w:r>
+                <w:rPr>
+                  <w:rFonts w:hint="eastAsia"/>
+                </w:rPr>
+                <w:t>hdfs</w:t>
+              </w:r>
+              <w:r>
+                <w:t>", BusinessName:"</w:t>
+              </w:r>
+              <w:r>
+                <w:rPr>
+                  <w:rFonts w:hint="eastAsia"/>
+                </w:rPr>
+                <w:t>hdfs</w:t>
+              </w:r>
+              <w:r>
+                <w:rPr>
+                  <w:rFonts w:hint="eastAsia"/>
+                </w:rPr>
+                <w:t>1</w:t>
+              </w:r>
+              <w:r>
+                <w:t>",</w:t>
+              </w:r>
+            </w:ins>
+          </w:p>
+          <w:p>
+            <w:pPr>
+              <w:ind w:leftChars="100" w:left="210"/>
+              <w:rPr>
+                <w:ins w:id="2075" w:author="linyoubin" w:date="2015-05-19T13:57:00Z"/>
+              </w:rPr>
+            </w:pPr>
+            <w:ins w:id="2076" w:author="linyoubin" w:date="2015-05-19T13:57:00Z">
+              <w:r>
+                <w:t>ClusterName</w:t>
+              </w:r>
+              <w:r>
+                <w:rPr>
+                  <w:rFonts w:hint="eastAsia"/>
+                </w:rPr>
+                <w:t>:"c1",</w:t>
+              </w:r>
+            </w:ins>
+          </w:p>
+          <w:p>
+            <w:pPr>
+              <w:ind w:leftChars="100" w:left="210"/>
+              <w:rPr>
+                <w:ins w:id="2077" w:author="linyoubin" w:date="2015-05-19T13:57:00Z"/>
+              </w:rPr>
+            </w:pPr>
+            <w:ins w:id="2078" w:author="linyoubin" w:date="2015-05-19T13:57:00Z">
+              <w:r>
+                <w:t>BusinessInfo:</w:t>
+              </w:r>
+            </w:ins>
+          </w:p>
+          <w:p>
+            <w:pPr>
+              <w:ind w:leftChars="100" w:left="210"/>
+              <w:rPr>
+                <w:ins w:id="2079" w:author="linyoubin" w:date="2015-05-19T13:57:00Z"/>
+              </w:rPr>
+            </w:pPr>
+            <w:ins w:id="2080" w:author="linyoubin" w:date="2015-05-19T13:57:00Z">
+              <w:r>
+                <w:t>[</w:t>
+              </w:r>
+            </w:ins>
+          </w:p>
+          <w:p>
+            <w:pPr>
+              <w:ind w:leftChars="100" w:left="210" w:firstLineChars="100" w:firstLine="210"/>
+              <w:rPr>
+                <w:ins w:id="2081" w:author="linyoubin" w:date="2015-05-19T13:57:00Z"/>
+              </w:rPr>
+            </w:pPr>
+            <w:ins w:id="2082" w:author="linyoubin" w:date="2015-05-19T13:57:00Z">
+              <w:r>
+                <w:t>{</w:t>
+              </w:r>
+            </w:ins>
+          </w:p>
+          <w:p>
+            <w:pPr>
+              <w:ind w:leftChars="100" w:left="210" w:firstLineChars="200" w:firstLine="420"/>
+              <w:rPr>
+                <w:ins w:id="2083" w:author="linyoubin" w:date="2015-05-19T13:57:00Z"/>
+              </w:rPr>
+            </w:pPr>
+            <w:ins w:id="2084" w:author="linyoubin" w:date="2015-05-19T13:57:00Z">
+              <w:r>
+                <w:t>HostName:"host1",</w:t>
+              </w:r>
+            </w:ins>
+          </w:p>
+          <w:p>
+            <w:pPr>
+              <w:ind w:leftChars="100" w:left="210" w:firstLineChars="200" w:firstLine="420"/>
+              <w:rPr>
+                <w:ins w:id="2085" w:author="linyoubin" w:date="2015-05-19T13:57:00Z"/>
+              </w:rPr>
+            </w:pPr>
+            <w:ins w:id="2086" w:author="linyoubin" w:date="2015-05-19T13:57:00Z">
+              <w:r>
+                <w:t>NamenodePort</w:t>
+              </w:r>
+              <w:r>
+                <w:t>:"</w:t>
+              </w:r>
+              <w:r>
+                <w:rPr>
+                  <w:rFonts w:hint="eastAsia"/>
+                </w:rPr>
+                <w:t>9000</w:t>
+              </w:r>
+              <w:r>
+                <w:t>",</w:t>
+              </w:r>
+            </w:ins>
+          </w:p>
+          <w:p>
+            <w:pPr>
+              <w:ind w:leftChars="100" w:left="210" w:firstLineChars="200" w:firstLine="420"/>
+              <w:rPr>
+                <w:ins w:id="2087" w:author="linyoubin" w:date="2015-05-19T13:57:00Z"/>
+              </w:rPr>
+            </w:pPr>
+            <w:ins w:id="2088" w:author="linyoubin" w:date="2015-05-19T13:57:00Z">
+              <w:r>
+                <w:t>NamenodeWebuiPort</w:t>
+              </w:r>
+              <w:r>
+                <w:t>:"</w:t>
+              </w:r>
+            </w:ins>
+            <w:ins w:id="2089" w:author="linyoubin" w:date="2015-05-19T13:58:00Z">
+              <w:r>
+                <w:t xml:space="preserve"> </w:t>
+              </w:r>
+              <w:r>
+                <w:t>50070</w:t>
+              </w:r>
+            </w:ins>
+            <w:ins w:id="2090" w:author="linyoubin" w:date="2015-05-19T13:57:00Z">
+              <w:r>
+                <w:t>"</w:t>
+              </w:r>
+            </w:ins>
+          </w:p>
+          <w:p>
+            <w:pPr>
+              <w:ind w:left="0" w:firstLineChars="200" w:firstLine="420"/>
+              <w:rPr>
+                <w:ins w:id="2091" w:author="linyoubin" w:date="2015-05-19T13:57:00Z"/>
+              </w:rPr>
+            </w:pPr>
+            <w:ins w:id="2092" w:author="linyoubin" w:date="2015-05-19T13:57:00Z">
+              <w:r>
+                <w:t>}</w:t>
+              </w:r>
+            </w:ins>
+          </w:p>
+          <w:p>
+            <w:pPr>
+              <w:ind w:left="0" w:firstLineChars="100" w:firstLine="210"/>
+              <w:rPr>
+                <w:ins w:id="2093" w:author="linyoubin" w:date="2015-05-19T13:57:00Z"/>
+              </w:rPr>
+            </w:pPr>
+            <w:ins w:id="2094" w:author="linyoubin" w:date="2015-05-19T13:57:00Z">
+              <w:r>
+                <w:t>]</w:t>
+              </w:r>
+            </w:ins>
+          </w:p>
+          <w:p>
+            <w:pPr>
+              <w:ind w:left="0"/>
+              <w:rPr>
+                <w:ins w:id="2095" w:author="linyoubin" w:date="2015-05-19T13:56:00Z"/>
+                <w:rFonts w:hint="eastAsia"/>
+              </w:rPr>
+            </w:pPr>
+            <w:ins w:id="2096" w:author="linyoubin" w:date="2015-05-19T13:57:00Z">
+              <w:r>
+                <w:t>}</w:t>
+              </w:r>
+            </w:ins>
+          </w:p>
+          <w:p>
+            <w:pPr>
+              <w:ind w:left="0"/>
+              <w:rPr>
+                <w:ins w:id="2097" w:author="linyoubin" w:date="2015-05-12T15:18:00Z"/>
+              </w:rPr>
+            </w:pPr>
           </w:p>
         </w:tc>
       </w:tr>
       <w:tr>
         <w:trPr>
-          <w:ins w:id="2067" w:author="linyoubin" w:date="2015-05-12T15:18:00Z"/>
+          <w:ins w:id="2098" w:author="linyoubin" w:date="2015-05-12T15:18:00Z"/>
         </w:trPr>
         <w:tc>
           <w:tcPr>
@@ -39983,10 +40238,10 @@
             <w:pPr>
               <w:ind w:left="0"/>
               <w:rPr>
-                <w:ins w:id="2068" w:author="linyoubin" w:date="2015-05-12T15:18:00Z"/>
-              </w:rPr>
-            </w:pPr>
-            <w:ins w:id="2069" w:author="linyoubin" w:date="2015-05-12T15:18:00Z">
+                <w:ins w:id="2099" w:author="linyoubin" w:date="2015-05-12T15:18:00Z"/>
+              </w:rPr>
+            </w:pPr>
+            <w:ins w:id="2100" w:author="linyoubin" w:date="2015-05-12T15:18:00Z">
               <w:r>
                 <w:rPr>
                   <w:rFonts w:hint="eastAsia"/>
@@ -40005,7 +40260,7 @@
             <w:pPr>
               <w:ind w:left="0"/>
               <w:rPr>
-                <w:ins w:id="2070" w:author="linyoubin" w:date="2015-05-12T15:18:00Z"/>
+                <w:ins w:id="2101" w:author="linyoubin" w:date="2015-05-12T15:18:00Z"/>
               </w:rPr>
             </w:pPr>
           </w:p>
@@ -40018,7 +40273,7 @@
             <w:pPr>
               <w:ind w:left="0"/>
               <w:rPr>
-                <w:ins w:id="2071" w:author="linyoubin" w:date="2015-05-12T15:18:00Z"/>
+                <w:ins w:id="2102" w:author="linyoubin" w:date="2015-05-12T15:18:00Z"/>
               </w:rPr>
             </w:pPr>
           </w:p>
@@ -40026,7 +40281,7 @@
       </w:tr>
       <w:tr>
         <w:trPr>
-          <w:ins w:id="2072" w:author="linyoubin" w:date="2015-05-12T15:18:00Z"/>
+          <w:ins w:id="2103" w:author="linyoubin" w:date="2015-05-12T15:18:00Z"/>
         </w:trPr>
         <w:tc>
           <w:tcPr>
@@ -40036,10 +40291,10 @@
             <w:pPr>
               <w:ind w:left="0"/>
               <w:rPr>
-                <w:ins w:id="2073" w:author="linyoubin" w:date="2015-05-12T15:18:00Z"/>
-              </w:rPr>
-            </w:pPr>
-            <w:ins w:id="2074" w:author="linyoubin" w:date="2015-05-12T15:18:00Z">
+                <w:ins w:id="2104" w:author="linyoubin" w:date="2015-05-12T15:18:00Z"/>
+              </w:rPr>
+            </w:pPr>
+            <w:ins w:id="2105" w:author="linyoubin" w:date="2015-05-12T15:18:00Z">
               <w:r>
                 <w:rPr>
                   <w:rFonts w:hint="eastAsia"/>
@@ -40057,10 +40312,10 @@
             <w:pPr>
               <w:ind w:left="0"/>
               <w:rPr>
-                <w:ins w:id="2075" w:author="linyoubin" w:date="2015-05-12T15:18:00Z"/>
-              </w:rPr>
-            </w:pPr>
-            <w:ins w:id="2076" w:author="linyoubin" w:date="2015-05-12T15:18:00Z">
+                <w:ins w:id="2106" w:author="linyoubin" w:date="2015-05-12T15:18:00Z"/>
+              </w:rPr>
+            </w:pPr>
+            <w:ins w:id="2107" w:author="linyoubin" w:date="2015-05-12T15:18:00Z">
               <w:r>
                 <w:rPr>
                   <w:rFonts w:hint="eastAsia"/>
@@ -40078,7 +40333,7 @@
             <w:pPr>
               <w:ind w:left="0"/>
               <w:rPr>
-                <w:ins w:id="2077" w:author="linyoubin" w:date="2015-05-12T15:18:00Z"/>
+                <w:ins w:id="2108" w:author="linyoubin" w:date="2015-05-12T15:18:00Z"/>
               </w:rPr>
             </w:pPr>
           </w:p>
@@ -40089,7 +40344,7 @@
           <w:tblW w:w="8789" w:type="dxa"/>
           <w:tblInd w:w="-34" w:type="dxa"/>
           <w:tblLayout w:type="fixed"/>
-          <w:tblPrExChange w:id="2078" w:author="linyoubin" w:date="2015-05-12T15:22:00Z">
+          <w:tblPrExChange w:id="2109" w:author="linyoubin" w:date="2015-05-12T15:22:00Z">
             <w:tblPrEx>
               <w:tblW w:w="8789" w:type="dxa"/>
               <w:tblInd w:w="-34" w:type="dxa"/>
@@ -40099,9 +40354,10 @@
         </w:tblPrEx>
         <w:trPr>
           <w:trHeight w:val="619"/>
-          <w:ins w:id="2079" w:author="linyoubin" w:date="2015-05-12T15:18:00Z"/>
-          <w:trPrChange w:id="2080" w:author="linyoubin" w:date="2015-05-12T15:22:00Z">
+          <w:ins w:id="2110" w:author="linyoubin" w:date="2015-05-12T15:18:00Z"/>
+          <w:trPrChange w:id="2111" w:author="linyoubin" w:date="2015-05-12T15:22:00Z">
             <w:trPr>
+              <w:gridBefore w:val="1"/>
               <w:trHeight w:val="2254"/>
             </w:trPr>
           </w:trPrChange>
@@ -40109,9 +40365,10 @@
         <w:tc>
           <w:tcPr>
             <w:tcW w:w="1418" w:type="dxa"/>
-            <w:tcPrChange w:id="2081" w:author="linyoubin" w:date="2015-05-12T15:22:00Z">
+            <w:tcPrChange w:id="2112" w:author="linyoubin" w:date="2015-05-12T15:22:00Z">
               <w:tcPr>
                 <w:tcW w:w="1418" w:type="dxa"/>
+                <w:gridSpan w:val="2"/>
               </w:tcPr>
             </w:tcPrChange>
           </w:tcPr>
@@ -40119,10 +40376,10 @@
             <w:pPr>
               <w:ind w:left="0"/>
               <w:rPr>
-                <w:ins w:id="2082" w:author="linyoubin" w:date="2015-05-12T15:18:00Z"/>
-              </w:rPr>
-            </w:pPr>
-            <w:ins w:id="2083" w:author="linyoubin" w:date="2015-05-12T15:18:00Z">
+                <w:ins w:id="2113" w:author="linyoubin" w:date="2015-05-12T15:18:00Z"/>
+              </w:rPr>
+            </w:pPr>
+            <w:ins w:id="2114" w:author="linyoubin" w:date="2015-05-12T15:18:00Z">
               <w:r>
                 <w:rPr>
                   <w:rFonts w:hint="eastAsia"/>
@@ -40135,9 +40392,10 @@
         <w:tc>
           <w:tcPr>
             <w:tcW w:w="3827" w:type="dxa"/>
-            <w:tcPrChange w:id="2084" w:author="linyoubin" w:date="2015-05-12T15:22:00Z">
+            <w:tcPrChange w:id="2115" w:author="linyoubin" w:date="2015-05-12T15:22:00Z">
               <w:tcPr>
                 <w:tcW w:w="3827" w:type="dxa"/>
+                <w:gridSpan w:val="2"/>
               </w:tcPr>
             </w:tcPrChange>
           </w:tcPr>
@@ -40145,10 +40403,10 @@
             <w:pPr>
               <w:ind w:left="0"/>
               <w:rPr>
-                <w:ins w:id="2085" w:author="linyoubin" w:date="2015-05-12T15:18:00Z"/>
-              </w:rPr>
-            </w:pPr>
-            <w:ins w:id="2086" w:author="linyoubin" w:date="2015-05-12T15:18:00Z">
+                <w:ins w:id="2116" w:author="linyoubin" w:date="2015-05-12T15:18:00Z"/>
+              </w:rPr>
+            </w:pPr>
+            <w:ins w:id="2117" w:author="linyoubin" w:date="2015-05-12T15:18:00Z">
               <w:r>
                 <w:rPr>
                   <w:rFonts w:hint="eastAsia"/>
@@ -40161,9 +40419,10 @@
         <w:tc>
           <w:tcPr>
             <w:tcW w:w="3544" w:type="dxa"/>
-            <w:tcPrChange w:id="2087" w:author="linyoubin" w:date="2015-05-12T15:22:00Z">
+            <w:tcPrChange w:id="2118" w:author="linyoubin" w:date="2015-05-12T15:22:00Z">
               <w:tcPr>
                 <w:tcW w:w="3544" w:type="dxa"/>
+                <w:gridSpan w:val="2"/>
               </w:tcPr>
             </w:tcPrChange>
           </w:tcPr>
@@ -40171,7 +40430,7 @@
             <w:pPr>
               <w:ind w:left="0"/>
               <w:rPr>
-                <w:ins w:id="2088" w:author="linyoubin" w:date="2015-05-12T15:18:00Z"/>
+                <w:ins w:id="2119" w:author="linyoubin" w:date="2015-05-12T15:18:00Z"/>
               </w:rPr>
             </w:pPr>
           </w:p>
@@ -40180,7 +40439,7 @@
       <w:tr>
         <w:trPr>
           <w:trHeight w:val="322"/>
-          <w:ins w:id="2089" w:author="linyoubin" w:date="2015-05-12T15:18:00Z"/>
+          <w:ins w:id="2120" w:author="linyoubin" w:date="2015-05-12T15:18:00Z"/>
         </w:trPr>
         <w:tc>
           <w:tcPr>
@@ -40190,10 +40449,10 @@
             <w:pPr>
               <w:ind w:left="0"/>
               <w:rPr>
-                <w:ins w:id="2090" w:author="linyoubin" w:date="2015-05-12T15:18:00Z"/>
-              </w:rPr>
-            </w:pPr>
-            <w:ins w:id="2091" w:author="linyoubin" w:date="2015-05-12T15:18:00Z">
+                <w:ins w:id="2121" w:author="linyoubin" w:date="2015-05-12T15:18:00Z"/>
+              </w:rPr>
+            </w:pPr>
+            <w:ins w:id="2122" w:author="linyoubin" w:date="2015-05-12T15:18:00Z">
               <w:r>
                 <w:rPr>
                   <w:rFonts w:hint="eastAsia"/>
@@ -40211,7 +40470,7 @@
             <w:pPr>
               <w:ind w:left="0"/>
               <w:rPr>
-                <w:ins w:id="2092" w:author="linyoubin" w:date="2015-05-12T15:18:00Z"/>
+                <w:ins w:id="2123" w:author="linyoubin" w:date="2015-05-12T15:18:00Z"/>
               </w:rPr>
             </w:pPr>
           </w:p>
@@ -40224,7 +40483,7 @@
             <w:pPr>
               <w:ind w:left="0"/>
               <w:rPr>
-                <w:ins w:id="2093" w:author="linyoubin" w:date="2015-05-12T15:18:00Z"/>
+                <w:ins w:id="2124" w:author="linyoubin" w:date="2015-05-12T15:18:00Z"/>
               </w:rPr>
             </w:pPr>
           </w:p>
@@ -40235,7 +40494,7 @@
       <w:pPr>
         <w:ind w:left="0"/>
         <w:rPr>
-          <w:ins w:id="2094" w:author="linyoubin" w:date="2015-03-03T10:07:00Z"/>
+          <w:ins w:id="2125" w:author="linyoubin" w:date="2015-03-03T10:07:00Z"/>
         </w:rPr>
       </w:pPr>
     </w:p>
@@ -40497,6 +40756,7 @@
               <w:rPr>
                 <w:rFonts w:hint="eastAsia"/>
               </w:rPr>
+              <w:lastRenderedPageBreak/>
               <w:t>响应内容</w:t>
             </w:r>
           </w:p>
@@ -40919,7 +41179,6 @@
               <w:rPr>
                 <w:rFonts w:hint="eastAsia"/>
               </w:rPr>
-              <w:lastRenderedPageBreak/>
               <w:t>响应内容</w:t>
             </w:r>
           </w:p>
@@ -41511,9 +41770,10 @@
               <w:rPr>
                 <w:rFonts w:hint="eastAsia"/>
               </w:rPr>
+              <w:lastRenderedPageBreak/>
               <w:t xml:space="preserve">  </w:t>
             </w:r>
-            <w:del w:id="2095" w:author="linyoubin" w:date="2015-01-20T09:29:00Z">
+            <w:del w:id="2126" w:author="linyoubin" w:date="2015-01-20T09:29:00Z">
               <w:r>
                 <w:rPr>
                   <w:rFonts w:hint="eastAsia"/>
@@ -41521,7 +41781,7 @@
                 <w:delText>AgentPort</w:delText>
               </w:r>
             </w:del>
-            <w:ins w:id="2096" w:author="linyoubin" w:date="2015-01-20T09:29:00Z">
+            <w:ins w:id="2127" w:author="linyoubin" w:date="2015-01-20T09:29:00Z">
               <w:r>
                 <w:rPr>
                   <w:rFonts w:hint="eastAsia"/>
@@ -41781,7 +42041,7 @@
             <w:r>
               <w:t>"</w:t>
             </w:r>
-            <w:del w:id="2097" w:author="linyoubin" w:date="2015-01-20T09:29:00Z">
+            <w:del w:id="2128" w:author="linyoubin" w:date="2015-01-20T09:29:00Z">
               <w:r>
                 <w:rPr>
                   <w:rFonts w:hint="eastAsia"/>
@@ -41789,7 +42049,7 @@
                 <w:delText>AgentPort</w:delText>
               </w:r>
             </w:del>
-            <w:ins w:id="2098" w:author="linyoubin" w:date="2015-01-20T09:29:00Z">
+            <w:ins w:id="2129" w:author="linyoubin" w:date="2015-01-20T09:29:00Z">
               <w:r>
                 <w:rPr>
                   <w:rFonts w:hint="eastAsia"/>
@@ -41827,6 +42087,7 @@
               <w:rPr>
                 <w:rFonts w:hint="eastAsia"/>
               </w:rPr>
+              <w:lastRenderedPageBreak/>
               <w:t>}</w:t>
             </w:r>
           </w:p>
@@ -41848,6 +42109,7 @@
               <w:rPr>
                 <w:rFonts w:hint="eastAsia"/>
               </w:rPr>
+              <w:lastRenderedPageBreak/>
               <w:t>响应</w:t>
             </w:r>
           </w:p>
@@ -42282,7 +42544,6 @@
               <w:rPr>
                 <w:rFonts w:hint="eastAsia"/>
               </w:rPr>
-              <w:lastRenderedPageBreak/>
               <w:t>请求</w:t>
             </w:r>
           </w:p>
@@ -42454,7 +42715,7 @@
               </w:rPr>
               <w:t xml:space="preserve">  </w:t>
             </w:r>
-            <w:del w:id="2099" w:author="linyoubin" w:date="2015-01-20T09:29:00Z">
+            <w:del w:id="2130" w:author="linyoubin" w:date="2015-01-20T09:29:00Z">
               <w:r>
                 <w:rPr>
                   <w:rFonts w:hint="eastAsia"/>
@@ -42462,7 +42723,7 @@
                 <w:delText>AgentPort</w:delText>
               </w:r>
             </w:del>
-            <w:ins w:id="2100" w:author="linyoubin" w:date="2015-01-20T09:29:00Z">
+            <w:ins w:id="2131" w:author="linyoubin" w:date="2015-01-20T09:29:00Z">
               <w:r>
                 <w:rPr>
                   <w:rFonts w:hint="eastAsia"/>
@@ -42722,7 +42983,7 @@
             <w:r>
               <w:t>"</w:t>
             </w:r>
-            <w:del w:id="2101" w:author="linyoubin" w:date="2015-01-20T09:29:00Z">
+            <w:del w:id="2132" w:author="linyoubin" w:date="2015-01-20T09:29:00Z">
               <w:r>
                 <w:rPr>
                   <w:rFonts w:hint="eastAsia"/>
@@ -42730,7 +42991,7 @@
                 <w:delText>AgentPort</w:delText>
               </w:r>
             </w:del>
-            <w:ins w:id="2102" w:author="linyoubin" w:date="2015-01-20T09:29:00Z">
+            <w:ins w:id="2133" w:author="linyoubin" w:date="2015-01-20T09:29:00Z">
               <w:r>
                 <w:rPr>
                   <w:rFonts w:hint="eastAsia"/>
@@ -42942,6 +43203,7 @@
         <w:rPr>
           <w:rFonts w:hint="eastAsia"/>
         </w:rPr>
+        <w:lastRenderedPageBreak/>
         <w:t>反安装临时</w:t>
       </w:r>
       <w:r>
@@ -43183,7 +43445,6 @@
         <w:rPr>
           <w:rFonts w:hint="eastAsia"/>
         </w:rPr>
-        <w:lastRenderedPageBreak/>
         <w:t>主要操作流程</w:t>
       </w:r>
     </w:p>
@@ -43388,6 +43649,7 @@
         <w:rPr>
           <w:rFonts w:hint="eastAsia"/>
         </w:rPr>
+        <w:lastRenderedPageBreak/>
         <w:t>验收</w:t>
       </w:r>
       <w:r>

--- a/internal_doc/03.开发设计/OM/Story-OMSvc.docx
+++ b/internal_doc/03.开发设计/OM/Story-OMSvc.docx
@@ -519,7 +519,7 @@
               <w:ind w:left="0"/>
             </w:pPr>
             <w:r>
-              <w:t>SessionID</w:t>
+              <w:t>SdbSessionID</w:t>
             </w:r>
           </w:p>
         </w:tc>
@@ -32716,6 +32716,257 @@
           <w:ilvl w:val="0"/>
           <w:numId w:val="34"/>
         </w:numPr>
+        <w:rPr>
+          <w:rFonts w:hint="eastAsia"/>
+        </w:rPr>
+      </w:pPr>
+      <w:r>
+        <w:rPr>
+          <w:rFonts w:hint="eastAsia"/>
+        </w:rPr>
+        <w:t>OM</w:t>
+      </w:r>
+      <w:r>
+        <w:rPr>
+          <w:rFonts w:hint="eastAsia"/>
+        </w:rPr>
+        <w:t>转发消息</w:t>
+      </w:r>
+    </w:p>
+    <w:p>
+      <w:pPr>
+        <w:pStyle w:val="Heading4"/>
+        <w:rPr>
+          <w:rFonts w:hint="eastAsia"/>
+        </w:rPr>
+      </w:pPr>
+      <w:r>
+        <w:rPr>
+          <w:rFonts w:hint="eastAsia"/>
+        </w:rPr>
+        <w:t>转发消息的请求</w:t>
+      </w:r>
+      <w:r>
+        <w:rPr>
+          <w:rFonts w:hint="eastAsia"/>
+        </w:rPr>
+        <w:t>头</w:t>
+      </w:r>
+    </w:p>
+    <w:tbl>
+      <w:tblPr>
+        <w:tblStyle w:val="TableGrid"/>
+        <w:tblW w:w="0" w:type="auto"/>
+        <w:tblInd w:w="357" w:type="dxa"/>
+        <w:tblLayout w:type="fixed"/>
+        <w:tblLook w:val="04A0"/>
+      </w:tblPr>
+      <w:tblGrid>
+        <w:gridCol w:w="2084"/>
+        <w:gridCol w:w="2345"/>
+        <w:gridCol w:w="3736"/>
+      </w:tblGrid>
+      <w:tr>
+        <w:tc>
+          <w:tcPr>
+            <w:tcW w:w="2084" w:type="dxa"/>
+            <w:shd w:val="clear" w:color="C4BC96" w:themeColor="background2" w:themeShade="BF" w:fill="DDD9C3" w:themeFill="background2" w:themeFillShade="E6"/>
+          </w:tcPr>
+          <w:p>
+            <w:pPr>
+              <w:ind w:left="0"/>
+            </w:pPr>
+          </w:p>
+        </w:tc>
+        <w:tc>
+          <w:tcPr>
+            <w:tcW w:w="2345" w:type="dxa"/>
+            <w:shd w:val="clear" w:color="C4BC96" w:themeColor="background2" w:themeShade="BF" w:fill="DDD9C3" w:themeFill="background2" w:themeFillShade="E6"/>
+          </w:tcPr>
+          <w:p>
+            <w:pPr>
+              <w:ind w:left="0"/>
+            </w:pPr>
+            <w:r>
+              <w:rPr>
+                <w:rFonts w:hint="eastAsia"/>
+              </w:rPr>
+              <w:t>说明</w:t>
+            </w:r>
+          </w:p>
+        </w:tc>
+        <w:tc>
+          <w:tcPr>
+            <w:tcW w:w="3736" w:type="dxa"/>
+            <w:shd w:val="clear" w:color="C4BC96" w:themeColor="background2" w:themeShade="BF" w:fill="DDD9C3" w:themeFill="background2" w:themeFillShade="E6"/>
+          </w:tcPr>
+          <w:p>
+            <w:pPr>
+              <w:ind w:left="0"/>
+            </w:pPr>
+            <w:r>
+              <w:rPr>
+                <w:rFonts w:hint="eastAsia"/>
+              </w:rPr>
+              <w:t>例子</w:t>
+            </w:r>
+          </w:p>
+        </w:tc>
+      </w:tr>
+      <w:tr>
+        <w:tc>
+          <w:tcPr>
+            <w:tcW w:w="2084" w:type="dxa"/>
+          </w:tcPr>
+          <w:p>
+            <w:pPr>
+              <w:ind w:left="0"/>
+            </w:pPr>
+            <w:r>
+              <w:t>sdbClusterName</w:t>
+            </w:r>
+          </w:p>
+        </w:tc>
+        <w:tc>
+          <w:tcPr>
+            <w:tcW w:w="2345" w:type="dxa"/>
+          </w:tcPr>
+          <w:p>
+            <w:pPr>
+              <w:ind w:left="0"/>
+            </w:pPr>
+            <w:r>
+              <w:rPr>
+                <w:rFonts w:hint="eastAsia"/>
+              </w:rPr>
+              <w:t>标识用于转发的目的集群名</w:t>
+            </w:r>
+          </w:p>
+        </w:tc>
+        <w:tc>
+          <w:tcPr>
+            <w:tcW w:w="3736" w:type="dxa"/>
+          </w:tcPr>
+          <w:p>
+            <w:pPr>
+              <w:ind w:left="0"/>
+            </w:pPr>
+            <w:r>
+              <w:rPr>
+                <w:rFonts w:hint="eastAsia"/>
+              </w:rPr>
+              <w:t>myCluster</w:t>
+            </w:r>
+          </w:p>
+        </w:tc>
+      </w:tr>
+      <w:tr>
+        <w:tc>
+          <w:tcPr>
+            <w:tcW w:w="2084" w:type="dxa"/>
+          </w:tcPr>
+          <w:p>
+            <w:pPr>
+              <w:ind w:left="0"/>
+            </w:pPr>
+            <w:r>
+              <w:t>sdbBusinessName</w:t>
+            </w:r>
+          </w:p>
+        </w:tc>
+        <w:tc>
+          <w:tcPr>
+            <w:tcW w:w="2345" w:type="dxa"/>
+          </w:tcPr>
+          <w:p>
+            <w:pPr>
+              <w:ind w:left="0"/>
+            </w:pPr>
+            <w:r>
+              <w:rPr>
+                <w:rFonts w:hint="eastAsia"/>
+              </w:rPr>
+              <w:t>标识用于转发的目的业务名</w:t>
+            </w:r>
+          </w:p>
+        </w:tc>
+        <w:tc>
+          <w:tcPr>
+            <w:tcW w:w="3736" w:type="dxa"/>
+          </w:tcPr>
+          <w:p>
+            <w:pPr>
+              <w:ind w:left="0"/>
+            </w:pPr>
+            <w:r>
+              <w:rPr>
+                <w:rFonts w:hint="eastAsia"/>
+              </w:rPr>
+              <w:t>myModule</w:t>
+            </w:r>
+          </w:p>
+        </w:tc>
+      </w:tr>
+      <w:tr>
+        <w:tc>
+          <w:tcPr>
+            <w:tcW w:w="2084" w:type="dxa"/>
+          </w:tcPr>
+          <w:p>
+            <w:pPr>
+              <w:ind w:left="0"/>
+            </w:pPr>
+            <w:r>
+              <w:rPr>
+                <w:rFonts w:hint="eastAsia"/>
+              </w:rPr>
+              <w:t>其他与通用请求头</w:t>
+            </w:r>
+            <w:r>
+              <w:rPr>
+                <w:rFonts w:hint="eastAsia"/>
+              </w:rPr>
+              <w:lastRenderedPageBreak/>
+              <w:t>一致</w:t>
+            </w:r>
+          </w:p>
+        </w:tc>
+        <w:tc>
+          <w:tcPr>
+            <w:tcW w:w="2345" w:type="dxa"/>
+          </w:tcPr>
+          <w:p>
+            <w:pPr>
+              <w:ind w:left="0"/>
+            </w:pPr>
+          </w:p>
+        </w:tc>
+        <w:tc>
+          <w:tcPr>
+            <w:tcW w:w="3736" w:type="dxa"/>
+          </w:tcPr>
+          <w:p>
+            <w:pPr>
+              <w:ind w:left="0"/>
+            </w:pPr>
+          </w:p>
+        </w:tc>
+      </w:tr>
+    </w:tbl>
+    <w:p>
+      <w:pPr>
+        <w:rPr>
+          <w:rFonts w:hint="eastAsia"/>
+        </w:rPr>
+      </w:pPr>
+    </w:p>
+    <w:p>
+      <w:pPr>
+        <w:pStyle w:val="Heading3"/>
+        <w:numPr>
+          <w:ilvl w:val="0"/>
+          <w:numId w:val="34"/>
+        </w:numPr>
       </w:pPr>
       <w:r>
         <w:rPr>
@@ -32966,7 +33217,6 @@
               <w:rPr>
                 <w:rFonts w:hint="eastAsia"/>
               </w:rPr>
-              <w:lastRenderedPageBreak/>
               <w:t>响应内容</w:t>
             </w:r>
           </w:p>
@@ -33625,6 +33875,7 @@
         <w:rPr>
           <w:rFonts w:hint="eastAsia"/>
         </w:rPr>
+        <w:lastRenderedPageBreak/>
         <w:t>OMAgent</w:t>
       </w:r>
       <w:r>
@@ -33976,7 +34227,6 @@
               <w:rPr>
                 <w:rFonts w:hint="eastAsia"/>
               </w:rPr>
-              <w:lastRenderedPageBreak/>
               <w:t xml:space="preserve">  </w:t>
             </w:r>
             <w:r>
@@ -34273,7 +34523,6 @@
               <w:rPr>
                 <w:rFonts w:hint="eastAsia"/>
               </w:rPr>
-              <w:lastRenderedPageBreak/>
               <w:t>}</w:t>
             </w:r>
           </w:p>
@@ -34295,7 +34544,6 @@
               <w:rPr>
                 <w:rFonts w:hint="eastAsia"/>
               </w:rPr>
-              <w:lastRenderedPageBreak/>
               <w:t>响应</w:t>
             </w:r>
           </w:p>
@@ -35212,6 +35460,7 @@
               <w:rPr>
                 <w:rFonts w:hint="eastAsia"/>
               </w:rPr>
+              <w:lastRenderedPageBreak/>
               <w:t>响应</w:t>
             </w:r>
           </w:p>
@@ -35361,7 +35610,6 @@
         <w:rPr>
           <w:rFonts w:hint="eastAsia"/>
         </w:rPr>
-        <w:lastRenderedPageBreak/>
         <w:t>反安装临时</w:t>
       </w:r>
       <w:r>
@@ -35648,6 +35896,7 @@
         <w:rPr>
           <w:rFonts w:hint="eastAsia"/>
         </w:rPr>
+        <w:lastRenderedPageBreak/>
         <w:t>遗留问题</w:t>
       </w:r>
     </w:p>
@@ -35795,7 +36044,6 @@
         <w:rPr>
           <w:rFonts w:hint="eastAsia"/>
         </w:rPr>
-        <w:lastRenderedPageBreak/>
         <w:t>验收</w:t>
       </w:r>
       <w:r>
@@ -38153,7 +38401,6 @@
         <w:u w:val="none"/>
         <w:vertAlign w:val="baseline"/>
         <w:em w:val="none"/>
-        <w:lang/>
       </w:rPr>
     </w:lvl>
     <w:lvl w:ilvl="2">

--- a/internal_doc/03.开发设计/OM/Story-OMSvc.docx
+++ b/internal_doc/03.开发设计/OM/Story-OMSvc.docx
@@ -23449,37 +23449,202 @@
           <w:p>
             <w:pPr>
               <w:ind w:left="0"/>
-            </w:pPr>
-            <w:r>
-              <w:rPr>
-                <w:rFonts w:hint="eastAsia"/>
+              <w:rPr>
+                <w:ins w:id="2" w:author="xujianhui" w:date="2016-05-19T16:31:00Z"/>
+                <w:rFonts w:hint="eastAsia"/>
+              </w:rPr>
+            </w:pPr>
+            <w:r>
+              <w:rPr>
+                <w:rFonts w:hint="eastAsia"/>
+                <w:highlight w:val="lightGray"/>
+                <w:rPrChange w:id="3" w:author="xujianhui" w:date="2016-05-19T16:31:00Z">
+                  <w:rPr>
+                    <w:rFonts w:hint="eastAsia"/>
+                  </w:rPr>
+                </w:rPrChange>
               </w:rPr>
               <w:t xml:space="preserve">ClusterName: </w:t>
             </w:r>
             <w:r>
               <w:rPr>
                 <w:rFonts w:hint="eastAsia"/>
+                <w:highlight w:val="lightGray"/>
+                <w:rPrChange w:id="4" w:author="xujianhui" w:date="2016-05-19T16:31:00Z">
+                  <w:rPr>
+                    <w:rFonts w:hint="eastAsia"/>
+                  </w:rPr>
+                </w:rPrChange>
               </w:rPr>
               <w:t>集群名</w:t>
             </w:r>
             <w:r>
               <w:rPr>
                 <w:rFonts w:hint="eastAsia"/>
+                <w:highlight w:val="lightGray"/>
+                <w:rPrChange w:id="5" w:author="xujianhui" w:date="2016-05-19T16:31:00Z">
+                  <w:rPr>
+                    <w:rFonts w:hint="eastAsia"/>
+                  </w:rPr>
+                </w:rPrChange>
               </w:rPr>
               <w:t>（为空或者不填则返回所有</w:t>
             </w:r>
             <w:r>
               <w:rPr>
                 <w:rFonts w:hint="eastAsia"/>
+                <w:highlight w:val="lightGray"/>
+                <w:rPrChange w:id="6" w:author="xujianhui" w:date="2016-05-19T16:31:00Z">
+                  <w:rPr>
+                    <w:rFonts w:hint="eastAsia"/>
+                  </w:rPr>
+                </w:rPrChange>
               </w:rPr>
               <w:t>business</w:t>
             </w:r>
             <w:r>
               <w:rPr>
                 <w:rFonts w:hint="eastAsia"/>
+                <w:highlight w:val="lightGray"/>
+                <w:rPrChange w:id="7" w:author="xujianhui" w:date="2016-05-19T16:31:00Z">
+                  <w:rPr>
+                    <w:rFonts w:hint="eastAsia"/>
+                  </w:rPr>
+                </w:rPrChange>
               </w:rPr>
               <w:t>）</w:t>
             </w:r>
+            <w:ins w:id="8" w:author="xujianhui" w:date="2016-05-19T16:31:00Z">
+              <w:r>
+                <w:rPr>
+                  <w:rFonts w:hint="eastAsia"/>
+                </w:rPr>
+                <w:t>（保持兼容</w:t>
+              </w:r>
+            </w:ins>
+            <w:ins w:id="9" w:author="xujianhui" w:date="2016-05-19T16:36:00Z">
+              <w:r>
+                <w:rPr>
+                  <w:rFonts w:hint="eastAsia"/>
+                </w:rPr>
+                <w:t>，通过内部构造</w:t>
+              </w:r>
+              <w:r>
+                <w:rPr>
+                  <w:rFonts w:hint="eastAsia"/>
+                </w:rPr>
+                <w:t>filter</w:t>
+              </w:r>
+              <w:r>
+                <w:rPr>
+                  <w:rFonts w:hint="eastAsia"/>
+                </w:rPr>
+                <w:t>进行处理</w:t>
+              </w:r>
+            </w:ins>
+            <w:ins w:id="10" w:author="xujianhui" w:date="2016-05-19T16:31:00Z">
+              <w:r>
+                <w:rPr>
+                  <w:rFonts w:hint="eastAsia"/>
+                </w:rPr>
+                <w:t>）</w:t>
+              </w:r>
+            </w:ins>
+          </w:p>
+          <w:p>
+            <w:pPr>
+              <w:ind w:left="0"/>
+              <w:rPr>
+                <w:ins w:id="11" w:author="xujianhui" w:date="2016-05-19T16:31:00Z"/>
+              </w:rPr>
+            </w:pPr>
+            <w:ins w:id="12" w:author="xujianhui" w:date="2016-05-19T16:31:00Z">
+              <w:r>
+                <w:rPr>
+                  <w:rFonts w:hint="eastAsia"/>
+                </w:rPr>
+                <w:t>filter: object</w:t>
+              </w:r>
+            </w:ins>
+          </w:p>
+          <w:p>
+            <w:pPr>
+              <w:ind w:left="0"/>
+              <w:rPr>
+                <w:ins w:id="13" w:author="xujianhui" w:date="2016-05-19T16:31:00Z"/>
+              </w:rPr>
+            </w:pPr>
+            <w:ins w:id="14" w:author="xujianhui" w:date="2016-05-19T16:31:00Z">
+              <w:r>
+                <w:rPr>
+                  <w:rFonts w:hint="eastAsia"/>
+                </w:rPr>
+                <w:t>selector: object</w:t>
+              </w:r>
+            </w:ins>
+          </w:p>
+          <w:p>
+            <w:pPr>
+              <w:ind w:left="0"/>
+              <w:rPr>
+                <w:ins w:id="15" w:author="xujianhui" w:date="2016-05-19T16:31:00Z"/>
+              </w:rPr>
+            </w:pPr>
+            <w:ins w:id="16" w:author="xujianhui" w:date="2016-05-19T16:31:00Z">
+              <w:r>
+                <w:rPr>
+                  <w:rFonts w:hint="eastAsia"/>
+                </w:rPr>
+                <w:t>sort: object</w:t>
+              </w:r>
+            </w:ins>
+          </w:p>
+          <w:p>
+            <w:pPr>
+              <w:ind w:left="0"/>
+              <w:rPr>
+                <w:ins w:id="17" w:author="xujianhui" w:date="2016-05-19T16:31:00Z"/>
+                <w:rFonts w:hint="eastAsia"/>
+              </w:rPr>
+            </w:pPr>
+            <w:ins w:id="18" w:author="xujianhui" w:date="2016-05-19T16:31:00Z">
+              <w:r>
+                <w:rPr>
+                  <w:rFonts w:hint="eastAsia"/>
+                </w:rPr>
+                <w:t>hinter: object</w:t>
+              </w:r>
+            </w:ins>
+          </w:p>
+          <w:p>
+            <w:pPr>
+              <w:ind w:left="0"/>
+              <w:rPr>
+                <w:ins w:id="19" w:author="xujianhui" w:date="2016-05-19T16:31:00Z"/>
+                <w:rFonts w:hint="eastAsia"/>
+              </w:rPr>
+            </w:pPr>
+            <w:ins w:id="20" w:author="xujianhui" w:date="2016-05-19T16:31:00Z">
+              <w:r>
+                <w:rPr>
+                  <w:rFonts w:hint="eastAsia"/>
+                </w:rPr>
+                <w:t>skip:number</w:t>
+              </w:r>
+            </w:ins>
+          </w:p>
+          <w:p>
+            <w:pPr>
+              <w:ind w:left="0"/>
+            </w:pPr>
+            <w:ins w:id="21" w:author="xujianhui" w:date="2016-05-19T16:31:00Z">
+              <w:r>
+                <w:rPr>
+                  <w:rFonts w:hint="eastAsia"/>
+                </w:rPr>
+                <w:t>limit:number</w:t>
+              </w:r>
+            </w:ins>
           </w:p>
         </w:tc>
         <w:tc>
@@ -23647,6 +23812,7 @@
               <w:rPr>
                 <w:rFonts w:hint="eastAsia"/>
               </w:rPr>
+              <w:lastRenderedPageBreak/>
               <w:t>响应内容</w:t>
             </w:r>
           </w:p>
@@ -23716,6 +23882,85 @@
           </w:p>
           <w:p>
             <w:pPr>
+              <w:ind w:left="0" w:firstLineChars="150" w:firstLine="315"/>
+              <w:rPr>
+                <w:rFonts w:hint="eastAsia"/>
+                <w:highlight w:val="yellow"/>
+                <w:rPrChange w:id="22" w:author="xujianhui" w:date="2016-05-19T16:32:00Z">
+                  <w:rPr>
+                    <w:rFonts w:hint="eastAsia"/>
+                  </w:rPr>
+                </w:rPrChange>
+              </w:rPr>
+            </w:pPr>
+            <w:r>
+              <w:rPr>
+                <w:rFonts w:hint="eastAsia"/>
+                <w:highlight w:val="yellow"/>
+                <w:rPrChange w:id="23" w:author="xujianhui" w:date="2016-05-19T16:32:00Z">
+                  <w:rPr>
+                    <w:rFonts w:hint="eastAsia"/>
+                  </w:rPr>
+                </w:rPrChange>
+              </w:rPr>
+              <w:t xml:space="preserve">ClusterName: </w:t>
+            </w:r>
+            <w:r>
+              <w:rPr>
+                <w:rFonts w:hint="eastAsia"/>
+                <w:highlight w:val="yellow"/>
+                <w:rPrChange w:id="24" w:author="xujianhui" w:date="2016-05-19T16:32:00Z">
+                  <w:rPr>
+                    <w:rFonts w:hint="eastAsia"/>
+                  </w:rPr>
+                </w:rPrChange>
+              </w:rPr>
+              <w:t xml:space="preserve"> </w:t>
+            </w:r>
+            <w:r>
+              <w:rPr>
+                <w:rFonts w:hint="eastAsia"/>
+                <w:highlight w:val="yellow"/>
+                <w:rPrChange w:id="25" w:author="xujianhui" w:date="2016-05-19T16:32:00Z">
+                  <w:rPr>
+                    <w:rFonts w:hint="eastAsia"/>
+                  </w:rPr>
+                </w:rPrChange>
+              </w:rPr>
+              <w:t>集群名</w:t>
+            </w:r>
+          </w:p>
+          <w:p>
+            <w:pPr>
+              <w:ind w:left="0"/>
+            </w:pPr>
+            <w:r>
+              <w:rPr>
+                <w:rFonts w:hint="eastAsia"/>
+                <w:highlight w:val="yellow"/>
+                <w:rPrChange w:id="26" w:author="xujianhui" w:date="2016-05-19T16:32:00Z">
+                  <w:rPr>
+                    <w:rFonts w:hint="eastAsia"/>
+                  </w:rPr>
+                </w:rPrChange>
+              </w:rPr>
+              <w:t xml:space="preserve">   HostName: </w:t>
+            </w:r>
+            <w:r>
+              <w:rPr>
+                <w:rFonts w:hint="eastAsia"/>
+                <w:highlight w:val="yellow"/>
+                <w:rPrChange w:id="27" w:author="xujianhui" w:date="2016-05-19T16:32:00Z">
+                  <w:rPr>
+                    <w:rFonts w:hint="eastAsia"/>
+                  </w:rPr>
+                </w:rPrChange>
+              </w:rPr>
+              <w:t>主机名</w:t>
+            </w:r>
+          </w:p>
+          <w:p>
+            <w:pPr>
               <w:ind w:left="0"/>
             </w:pPr>
             <w:r>
@@ -23798,9 +24043,94 @@
           <w:p>
             <w:pPr>
               <w:ind w:left="0" w:firstLineChars="150" w:firstLine="315"/>
-            </w:pPr>
-            <w:r>
-              <w:t xml:space="preserve">"BusinessType": "sequoiadb" </w:t>
+              <w:rPr>
+                <w:ins w:id="28" w:author="xujianhui" w:date="2016-05-19T16:32:00Z"/>
+                <w:rFonts w:hint="eastAsia"/>
+              </w:rPr>
+            </w:pPr>
+            <w:r>
+              <w:t>"BusinessType": "sequoiadb"</w:t>
+            </w:r>
+          </w:p>
+          <w:p>
+            <w:pPr>
+              <w:ind w:left="0" w:firstLineChars="150" w:firstLine="315"/>
+              <w:rPr>
+                <w:ins w:id="29" w:author="xujianhui" w:date="2016-05-19T16:32:00Z"/>
+                <w:rFonts w:hint="eastAsia"/>
+              </w:rPr>
+            </w:pPr>
+            <w:ins w:id="30" w:author="xujianhui" w:date="2016-05-19T16:32:00Z">
+              <w:r>
+                <w:t>“</w:t>
+              </w:r>
+              <w:r>
+                <w:rPr>
+                  <w:rFonts w:hint="eastAsia"/>
+                </w:rPr>
+                <w:t>ClusterName</w:t>
+              </w:r>
+              <w:r>
+                <w:t>”</w:t>
+              </w:r>
+              <w:r>
+                <w:rPr>
+                  <w:rFonts w:hint="eastAsia"/>
+                </w:rPr>
+                <w:t>:</w:t>
+              </w:r>
+              <w:r>
+                <w:t>”</w:t>
+              </w:r>
+              <w:r>
+                <w:rPr>
+                  <w:rFonts w:hint="eastAsia"/>
+                </w:rPr>
+                <w:t>myCluster</w:t>
+              </w:r>
+              <w:r>
+                <w:t>”</w:t>
+              </w:r>
+            </w:ins>
+          </w:p>
+          <w:p>
+            <w:pPr>
+              <w:ind w:left="0" w:firstLineChars="150" w:firstLine="315"/>
+            </w:pPr>
+            <w:ins w:id="31" w:author="xujianhui" w:date="2016-05-19T16:32:00Z">
+              <w:r>
+                <w:t>“</w:t>
+              </w:r>
+              <w:r>
+                <w:rPr>
+                  <w:rFonts w:hint="eastAsia"/>
+                </w:rPr>
+                <w:t>HostName</w:t>
+              </w:r>
+              <w:r>
+                <w:t>”</w:t>
+              </w:r>
+              <w:r>
+                <w:rPr>
+                  <w:rFonts w:hint="eastAsia"/>
+                </w:rPr>
+                <w:t>:</w:t>
+              </w:r>
+              <w:r>
+                <w:t>”</w:t>
+              </w:r>
+              <w:r>
+                <w:rPr>
+                  <w:rFonts w:hint="eastAsia"/>
+                </w:rPr>
+                <w:t>host1</w:t>
+              </w:r>
+              <w:r>
+                <w:t>”</w:t>
+              </w:r>
+            </w:ins>
+            <w:r>
+              <w:t xml:space="preserve"> </w:t>
             </w:r>
           </w:p>
           <w:p>
@@ -23829,7 +24159,6 @@
               <w:rPr>
                 <w:rFonts w:hint="eastAsia"/>
               </w:rPr>
-              <w:lastRenderedPageBreak/>
               <w:t>说明</w:t>
             </w:r>
           </w:p>
@@ -23860,13 +24189,43 @@
     <w:p>
       <w:pPr>
         <w:pStyle w:val="Heading4"/>
+        <w:rPr>
+          <w:color w:val="FF0000"/>
+          <w:rPrChange w:id="32" w:author="xujianhui" w:date="2016-05-19T16:35:00Z">
+            <w:rPr/>
+          </w:rPrChange>
+        </w:rPr>
       </w:pPr>
       <w:r>
         <w:rPr>
           <w:rFonts w:hint="eastAsia"/>
+          <w:color w:val="FF0000"/>
+          <w:rPrChange w:id="33" w:author="xujianhui" w:date="2016-05-19T16:35:00Z">
+            <w:rPr>
+              <w:rFonts w:hint="eastAsia"/>
+            </w:rPr>
+          </w:rPrChange>
         </w:rPr>
         <w:t>获取主机业务列表命令</w:t>
       </w:r>
+      <w:ins w:id="34" w:author="xujianhui" w:date="2016-05-19T16:35:00Z">
+        <w:r>
+          <w:rPr>
+            <w:rFonts w:hint="eastAsia"/>
+            <w:color w:val="FF0000"/>
+          </w:rPr>
+          <w:t>（和上述命令合</w:t>
+        </w:r>
+      </w:ins>
+      <w:ins w:id="35" w:author="xujianhui" w:date="2016-05-19T16:36:00Z">
+        <w:r>
+          <w:rPr>
+            <w:rFonts w:hint="eastAsia"/>
+            <w:color w:val="FF0000"/>
+          </w:rPr>
+          <w:t>并处理，保持兼容）</w:t>
+        </w:r>
+      </w:ins>
     </w:p>
     <w:p>
       <w:r>
@@ -24651,6 +25010,7 @@
               <w:rPr>
                 <w:rFonts w:hint="eastAsia"/>
               </w:rPr>
+              <w:lastRenderedPageBreak/>
               <w:t>hinter: object</w:t>
             </w:r>
           </w:p>
@@ -24664,6 +25024,7 @@
               <w:ind w:left="0"/>
             </w:pPr>
             <w:r>
+              <w:lastRenderedPageBreak/>
               <w:t>cmd=</w:t>
             </w:r>
             <w:r>
@@ -24729,6 +25090,7 @@
               <w:rPr>
                 <w:rFonts w:hint="eastAsia"/>
               </w:rPr>
+              <w:lastRenderedPageBreak/>
               <w:t>说明</w:t>
             </w:r>
           </w:p>
@@ -24979,7 +25341,6 @@
               <w:ind w:left="0"/>
             </w:pPr>
             <w:r>
-              <w:lastRenderedPageBreak/>
               <w:t>}</w:t>
             </w:r>
           </w:p>
@@ -25004,7 +25365,6 @@
               <w:ind w:left="0"/>
             </w:pPr>
             <w:r>
-              <w:lastRenderedPageBreak/>
               <w:t xml:space="preserve">{ </w:t>
             </w:r>
           </w:p>
@@ -25070,7 +25430,6 @@
               <w:ind w:left="0" w:firstLineChars="150" w:firstLine="315"/>
             </w:pPr>
             <w:r>
-              <w:lastRenderedPageBreak/>
               <w:t>"</w:t>
             </w:r>
             <w:r>
@@ -25153,7 +25512,6 @@
               <w:rPr>
                 <w:rFonts w:hint="eastAsia"/>
               </w:rPr>
-              <w:lastRenderedPageBreak/>
               <w:t>说明</w:t>
             </w:r>
           </w:p>
@@ -26003,7 +26361,6 @@
               <w:rPr>
                 <w:rFonts w:hint="eastAsia"/>
               </w:rPr>
-              <w:lastRenderedPageBreak/>
               <w:t>请求头</w:t>
             </w:r>
           </w:p>
@@ -26956,6 +27313,7 @@
         <w:rPr>
           <w:rFonts w:hint="eastAsia"/>
         </w:rPr>
+        <w:lastRenderedPageBreak/>
         <w:t>删除业务命令</w:t>
       </w:r>
     </w:p>
@@ -27076,7 +27434,6 @@
               <w:rPr>
                 <w:rFonts w:hint="eastAsia"/>
               </w:rPr>
-              <w:lastRenderedPageBreak/>
               <w:t>请求内容</w:t>
             </w:r>
           </w:p>
@@ -27970,6 +28327,7 @@
               <w:rPr>
                 <w:rFonts w:hint="eastAsia"/>
               </w:rPr>
+              <w:lastRenderedPageBreak/>
               <w:t>响应内容</w:t>
             </w:r>
           </w:p>
@@ -28203,7 +28561,6 @@
               <w:rPr>
                 <w:rFonts w:hint="eastAsia"/>
               </w:rPr>
-              <w:lastRenderedPageBreak/>
               <w:t>本地</w:t>
             </w:r>
             <w:r>
@@ -28940,6 +29297,7 @@
               <w:rPr>
                 <w:rFonts w:hint="eastAsia"/>
               </w:rPr>
+              <w:lastRenderedPageBreak/>
               <w:t xml:space="preserve">      {</w:t>
             </w:r>
           </w:p>
@@ -29177,7 +29535,6 @@
               <w:rPr>
                 <w:rFonts w:hint="eastAsia"/>
               </w:rPr>
-              <w:lastRenderedPageBreak/>
               <w:t xml:space="preserve">        </w:t>
             </w:r>
             <w:r>
@@ -29714,6 +30071,7 @@
               <w:ind w:left="0" w:firstLineChars="300" w:firstLine="630"/>
             </w:pPr>
             <w:r>
+              <w:lastRenderedPageBreak/>
               <w:t xml:space="preserve">}, </w:t>
             </w:r>
           </w:p>
@@ -29778,221 +30136,221 @@
               <w:ind w:left="0" w:firstLineChars="600" w:firstLine="1260"/>
             </w:pPr>
             <w:r>
+              <w:t xml:space="preserve">"RXBytes": { "Megabit": 5335, "Unit": 117938 }, </w:t>
+            </w:r>
+          </w:p>
+          <w:p>
+            <w:pPr>
+              <w:ind w:left="0" w:firstLineChars="600" w:firstLine="1260"/>
+            </w:pPr>
+            <w:r>
+              <w:t xml:space="preserve">"RXPackets": { "Megabit": 43, "Unit": 901867 }, </w:t>
+            </w:r>
+          </w:p>
+          <w:p>
+            <w:pPr>
+              <w:ind w:left="0" w:firstLineChars="600" w:firstLine="1260"/>
+            </w:pPr>
+            <w:r>
+              <w:t xml:space="preserve">"RXErrors": { "Megabit": 0, "Unit": 0 }, </w:t>
+            </w:r>
+          </w:p>
+          <w:p>
+            <w:pPr>
+              <w:ind w:left="0" w:firstLineChars="600" w:firstLine="1260"/>
+            </w:pPr>
+            <w:r>
+              <w:t xml:space="preserve">"RXDrops": { "Megabit": 0, "Unit": 0 }, </w:t>
+            </w:r>
+          </w:p>
+          <w:p>
+            <w:pPr>
+              <w:ind w:left="0" w:firstLineChars="600" w:firstLine="1260"/>
+            </w:pPr>
+            <w:r>
+              <w:t xml:space="preserve">"TXBytes": { "Megabit": 5335, "Unit": 117938 }, </w:t>
+            </w:r>
+          </w:p>
+          <w:p>
+            <w:pPr>
+              <w:ind w:left="0" w:firstLineChars="600" w:firstLine="1260"/>
+            </w:pPr>
+            <w:r>
+              <w:t xml:space="preserve">"TXPackets": { "Megabit": 43, "Unit": 901867 }, </w:t>
+            </w:r>
+          </w:p>
+          <w:p>
+            <w:pPr>
+              <w:ind w:left="0" w:firstLineChars="600" w:firstLine="1260"/>
+            </w:pPr>
+            <w:r>
+              <w:t xml:space="preserve">"TXErrors": { "Megabit": 0, "Unit": 0 }, </w:t>
+            </w:r>
+          </w:p>
+          <w:p>
+            <w:pPr>
+              <w:ind w:left="0" w:firstLineChars="600" w:firstLine="1260"/>
+            </w:pPr>
+            <w:r>
+              <w:t xml:space="preserve">"TXDrops": { "Megabit": 0, "Unit": 0 } </w:t>
+            </w:r>
+          </w:p>
+          <w:p>
+            <w:pPr>
+              <w:ind w:left="0" w:firstLineChars="450" w:firstLine="945"/>
+            </w:pPr>
+            <w:r>
+              <w:t xml:space="preserve">} </w:t>
+            </w:r>
+          </w:p>
+          <w:p>
+            <w:pPr>
+              <w:ind w:leftChars="170" w:firstLineChars="200" w:firstLine="420"/>
+            </w:pPr>
+            <w:r>
+              <w:rPr>
+                <w:rFonts w:hint="eastAsia"/>
+              </w:rPr>
+              <w:t>]</w:t>
+            </w:r>
+            <w:r>
+              <w:t xml:space="preserve"> </w:t>
+            </w:r>
+          </w:p>
+          <w:p>
+            <w:pPr>
+              <w:ind w:left="0" w:firstLineChars="300" w:firstLine="630"/>
+            </w:pPr>
+            <w:r>
+              <w:t xml:space="preserve">}, </w:t>
+            </w:r>
+          </w:p>
+          <w:p>
+            <w:pPr>
+              <w:ind w:left="0" w:firstLineChars="300" w:firstLine="630"/>
+            </w:pPr>
+            <w:r>
+              <w:t xml:space="preserve">"HostName": "suse-lyb", </w:t>
+            </w:r>
+          </w:p>
+          <w:p>
+            <w:pPr>
+              <w:ind w:left="0" w:firstLineChars="300" w:firstLine="630"/>
+            </w:pPr>
+            <w:r>
+              <w:t xml:space="preserve">"Memory": </w:t>
+            </w:r>
+          </w:p>
+          <w:p>
+            <w:pPr>
+              <w:ind w:left="0" w:firstLineChars="300" w:firstLine="630"/>
+            </w:pPr>
+            <w:r>
+              <w:t xml:space="preserve">{ </w:t>
+            </w:r>
+          </w:p>
+          <w:p>
+            <w:pPr>
+              <w:ind w:left="0" w:firstLineChars="400" w:firstLine="840"/>
+            </w:pPr>
+            <w:r>
+              <w:t xml:space="preserve">"Size": 1878, </w:t>
+            </w:r>
+          </w:p>
+          <w:p>
+            <w:pPr>
+              <w:ind w:left="0" w:firstLineChars="400" w:firstLine="840"/>
+            </w:pPr>
+            <w:r>
+              <w:t xml:space="preserve">"Free": 114, </w:t>
+            </w:r>
+          </w:p>
+          <w:p>
+            <w:pPr>
+              <w:ind w:left="0" w:firstLineChars="400" w:firstLine="840"/>
+            </w:pPr>
+            <w:r>
+              <w:t xml:space="preserve">"Used": 1764 </w:t>
+            </w:r>
+          </w:p>
+          <w:p>
+            <w:pPr>
+              <w:ind w:left="0" w:firstLineChars="300" w:firstLine="630"/>
+            </w:pPr>
+            <w:r>
+              <w:t xml:space="preserve">}, </w:t>
+            </w:r>
+          </w:p>
+          <w:p>
+            <w:pPr>
+              <w:ind w:left="0" w:firstLineChars="300" w:firstLine="630"/>
+            </w:pPr>
+            <w:r>
+              <w:t xml:space="preserve">"Disk": </w:t>
+            </w:r>
+          </w:p>
+          <w:p>
+            <w:pPr>
+              <w:ind w:left="0" w:firstLineChars="300" w:firstLine="630"/>
+            </w:pPr>
+            <w:r>
+              <w:t xml:space="preserve">[ </w:t>
+            </w:r>
+          </w:p>
+          <w:p>
+            <w:pPr>
+              <w:ind w:left="0" w:firstLineChars="300" w:firstLine="630"/>
+            </w:pPr>
+            <w:r>
+              <w:t xml:space="preserve">{ </w:t>
+            </w:r>
+          </w:p>
+          <w:p>
+            <w:pPr>
+              <w:ind w:left="0" w:firstLineChars="300" w:firstLine="630"/>
+            </w:pPr>
+            <w:r>
+              <w:t xml:space="preserve">"Name": "/dev/mapper/vgdata-lvdata1", </w:t>
+            </w:r>
+          </w:p>
+          <w:p>
+            <w:pPr>
+              <w:ind w:left="0" w:firstLineChars="300" w:firstLine="630"/>
+            </w:pPr>
+            <w:r>
+              <w:t xml:space="preserve">"Mount": "/home/mount", </w:t>
+            </w:r>
+          </w:p>
+          <w:p>
+            <w:pPr>
+              <w:ind w:left="0" w:firstLineChars="300" w:firstLine="630"/>
+            </w:pPr>
+            <w:r>
+              <w:t xml:space="preserve">"Size": 50388, </w:t>
+            </w:r>
+          </w:p>
+          <w:p>
+            <w:pPr>
+              <w:ind w:left="0" w:firstLineChars="300" w:firstLine="630"/>
+            </w:pPr>
+            <w:r>
+              <w:t xml:space="preserve">"Free": 13547 </w:t>
+            </w:r>
+          </w:p>
+          <w:p>
+            <w:pPr>
+              <w:ind w:left="0" w:firstLineChars="300" w:firstLine="630"/>
+            </w:pPr>
+            <w:r>
+              <w:t>}</w:t>
+            </w:r>
+          </w:p>
+          <w:p>
+            <w:pPr>
+              <w:ind w:left="0" w:firstLineChars="300" w:firstLine="630"/>
+            </w:pPr>
+            <w:r>
               <w:lastRenderedPageBreak/>
-              <w:t xml:space="preserve">"RXBytes": { "Megabit": 5335, "Unit": 117938 }, </w:t>
-            </w:r>
-          </w:p>
-          <w:p>
-            <w:pPr>
-              <w:ind w:left="0" w:firstLineChars="600" w:firstLine="1260"/>
-            </w:pPr>
-            <w:r>
-              <w:t xml:space="preserve">"RXPackets": { "Megabit": 43, "Unit": 901867 }, </w:t>
-            </w:r>
-          </w:p>
-          <w:p>
-            <w:pPr>
-              <w:ind w:left="0" w:firstLineChars="600" w:firstLine="1260"/>
-            </w:pPr>
-            <w:r>
-              <w:t xml:space="preserve">"RXErrors": { "Megabit": 0, "Unit": 0 }, </w:t>
-            </w:r>
-          </w:p>
-          <w:p>
-            <w:pPr>
-              <w:ind w:left="0" w:firstLineChars="600" w:firstLine="1260"/>
-            </w:pPr>
-            <w:r>
-              <w:t xml:space="preserve">"RXDrops": { "Megabit": 0, "Unit": 0 }, </w:t>
-            </w:r>
-          </w:p>
-          <w:p>
-            <w:pPr>
-              <w:ind w:left="0" w:firstLineChars="600" w:firstLine="1260"/>
-            </w:pPr>
-            <w:r>
-              <w:t xml:space="preserve">"TXBytes": { "Megabit": 5335, "Unit": 117938 }, </w:t>
-            </w:r>
-          </w:p>
-          <w:p>
-            <w:pPr>
-              <w:ind w:left="0" w:firstLineChars="600" w:firstLine="1260"/>
-            </w:pPr>
-            <w:r>
-              <w:t xml:space="preserve">"TXPackets": { "Megabit": 43, "Unit": 901867 }, </w:t>
-            </w:r>
-          </w:p>
-          <w:p>
-            <w:pPr>
-              <w:ind w:left="0" w:firstLineChars="600" w:firstLine="1260"/>
-            </w:pPr>
-            <w:r>
-              <w:t xml:space="preserve">"TXErrors": { "Megabit": 0, "Unit": 0 }, </w:t>
-            </w:r>
-          </w:p>
-          <w:p>
-            <w:pPr>
-              <w:ind w:left="0" w:firstLineChars="600" w:firstLine="1260"/>
-            </w:pPr>
-            <w:r>
-              <w:t xml:space="preserve">"TXDrops": { "Megabit": 0, "Unit": 0 } </w:t>
-            </w:r>
-          </w:p>
-          <w:p>
-            <w:pPr>
-              <w:ind w:left="0" w:firstLineChars="450" w:firstLine="945"/>
-            </w:pPr>
-            <w:r>
-              <w:t xml:space="preserve">} </w:t>
-            </w:r>
-          </w:p>
-          <w:p>
-            <w:pPr>
-              <w:ind w:leftChars="170" w:firstLineChars="200" w:firstLine="420"/>
-            </w:pPr>
-            <w:r>
-              <w:rPr>
-                <w:rFonts w:hint="eastAsia"/>
-              </w:rPr>
-              <w:t>]</w:t>
-            </w:r>
-            <w:r>
-              <w:t xml:space="preserve"> </w:t>
-            </w:r>
-          </w:p>
-          <w:p>
-            <w:pPr>
-              <w:ind w:left="0" w:firstLineChars="300" w:firstLine="630"/>
-            </w:pPr>
-            <w:r>
-              <w:t xml:space="preserve">}, </w:t>
-            </w:r>
-          </w:p>
-          <w:p>
-            <w:pPr>
-              <w:ind w:left="0" w:firstLineChars="300" w:firstLine="630"/>
-            </w:pPr>
-            <w:r>
-              <w:t xml:space="preserve">"HostName": "suse-lyb", </w:t>
-            </w:r>
-          </w:p>
-          <w:p>
-            <w:pPr>
-              <w:ind w:left="0" w:firstLineChars="300" w:firstLine="630"/>
-            </w:pPr>
-            <w:r>
-              <w:t xml:space="preserve">"Memory": </w:t>
-            </w:r>
-          </w:p>
-          <w:p>
-            <w:pPr>
-              <w:ind w:left="0" w:firstLineChars="300" w:firstLine="630"/>
-            </w:pPr>
-            <w:r>
-              <w:t xml:space="preserve">{ </w:t>
-            </w:r>
-          </w:p>
-          <w:p>
-            <w:pPr>
-              <w:ind w:left="0" w:firstLineChars="400" w:firstLine="840"/>
-            </w:pPr>
-            <w:r>
-              <w:t xml:space="preserve">"Size": 1878, </w:t>
-            </w:r>
-          </w:p>
-          <w:p>
-            <w:pPr>
-              <w:ind w:left="0" w:firstLineChars="400" w:firstLine="840"/>
-            </w:pPr>
-            <w:r>
-              <w:t xml:space="preserve">"Free": 114, </w:t>
-            </w:r>
-          </w:p>
-          <w:p>
-            <w:pPr>
-              <w:ind w:left="0" w:firstLineChars="400" w:firstLine="840"/>
-            </w:pPr>
-            <w:r>
-              <w:t xml:space="preserve">"Used": 1764 </w:t>
-            </w:r>
-          </w:p>
-          <w:p>
-            <w:pPr>
-              <w:ind w:left="0" w:firstLineChars="300" w:firstLine="630"/>
-            </w:pPr>
-            <w:r>
-              <w:t xml:space="preserve">}, </w:t>
-            </w:r>
-          </w:p>
-          <w:p>
-            <w:pPr>
-              <w:ind w:left="0" w:firstLineChars="300" w:firstLine="630"/>
-            </w:pPr>
-            <w:r>
-              <w:t xml:space="preserve">"Disk": </w:t>
-            </w:r>
-          </w:p>
-          <w:p>
-            <w:pPr>
-              <w:ind w:left="0" w:firstLineChars="300" w:firstLine="630"/>
-            </w:pPr>
-            <w:r>
-              <w:t xml:space="preserve">[ </w:t>
-            </w:r>
-          </w:p>
-          <w:p>
-            <w:pPr>
-              <w:ind w:left="0" w:firstLineChars="300" w:firstLine="630"/>
-            </w:pPr>
-            <w:r>
-              <w:t xml:space="preserve">{ </w:t>
-            </w:r>
-          </w:p>
-          <w:p>
-            <w:pPr>
-              <w:ind w:left="0" w:firstLineChars="300" w:firstLine="630"/>
-            </w:pPr>
-            <w:r>
-              <w:t xml:space="preserve">"Name": "/dev/mapper/vgdata-lvdata1", </w:t>
-            </w:r>
-          </w:p>
-          <w:p>
-            <w:pPr>
-              <w:ind w:left="0" w:firstLineChars="300" w:firstLine="630"/>
-            </w:pPr>
-            <w:r>
-              <w:t xml:space="preserve">"Mount": "/home/mount", </w:t>
-            </w:r>
-          </w:p>
-          <w:p>
-            <w:pPr>
-              <w:ind w:left="0" w:firstLineChars="300" w:firstLine="630"/>
-            </w:pPr>
-            <w:r>
-              <w:t xml:space="preserve">"Size": 50388, </w:t>
-            </w:r>
-          </w:p>
-          <w:p>
-            <w:pPr>
-              <w:ind w:left="0" w:firstLineChars="300" w:firstLine="630"/>
-            </w:pPr>
-            <w:r>
-              <w:t xml:space="preserve">"Free": 13547 </w:t>
-            </w:r>
-          </w:p>
-          <w:p>
-            <w:pPr>
-              <w:ind w:left="0" w:firstLineChars="300" w:firstLine="630"/>
-            </w:pPr>
-            <w:r>
-              <w:t>}</w:t>
-            </w:r>
-          </w:p>
-          <w:p>
-            <w:pPr>
-              <w:ind w:left="0" w:firstLineChars="300" w:firstLine="630"/>
-            </w:pPr>
-            <w:r>
               <w:t>]</w:t>
             </w:r>
           </w:p>
@@ -30088,7 +30446,6 @@
         <w:rPr>
           <w:rFonts w:hint="eastAsia"/>
         </w:rPr>
-        <w:lastRenderedPageBreak/>
         <w:t>获取日志</w:t>
       </w:r>
       <w:r>
@@ -30939,6 +31296,7 @@
               <w:rPr>
                 <w:rFonts w:hint="eastAsia"/>
               </w:rPr>
+              <w:lastRenderedPageBreak/>
               <w:t>响应内容</w:t>
             </w:r>
           </w:p>
@@ -31224,7 +31582,6 @@
               <w:rPr>
                 <w:rFonts w:hint="eastAsia"/>
               </w:rPr>
-              <w:lastRenderedPageBreak/>
               <w:t xml:space="preserve">BusinessName: </w:t>
             </w:r>
             <w:r>
@@ -31244,7 +31601,6 @@
               <w:ind w:left="0"/>
             </w:pPr>
             <w:r>
-              <w:lastRenderedPageBreak/>
               <w:t>cmd=</w:t>
             </w:r>
             <w:r>
@@ -31268,7 +31624,6 @@
               <w:rPr>
                 <w:rFonts w:hint="eastAsia"/>
               </w:rPr>
-              <w:lastRenderedPageBreak/>
               <w:t>&amp;BusinessName=b1</w:t>
             </w:r>
           </w:p>
@@ -31287,7 +31642,6 @@
               <w:rPr>
                 <w:rFonts w:hint="eastAsia"/>
               </w:rPr>
-              <w:lastRenderedPageBreak/>
               <w:t>说明</w:t>
             </w:r>
           </w:p>
@@ -31970,6 +32324,7 @@
               <w:rPr>
                 <w:rFonts w:hint="eastAsia"/>
               </w:rPr>
+              <w:lastRenderedPageBreak/>
               <w:t>说明</w:t>
             </w:r>
           </w:p>
@@ -32286,7 +32641,6 @@
               <w:ind w:leftChars="100" w:left="210" w:firstLineChars="100" w:firstLine="210"/>
             </w:pPr>
             <w:r>
-              <w:lastRenderedPageBreak/>
               <w:t>{</w:t>
             </w:r>
           </w:p>
@@ -32544,7 +32898,6 @@
               <w:rPr>
                 <w:rFonts w:hint="eastAsia"/>
               </w:rPr>
-              <w:lastRenderedPageBreak/>
               <w:t>说明</w:t>
             </w:r>
           </w:p>
@@ -32716,9 +33069,6 @@
           <w:ilvl w:val="0"/>
           <w:numId w:val="34"/>
         </w:numPr>
-        <w:rPr>
-          <w:rFonts w:hint="eastAsia"/>
-        </w:rPr>
       </w:pPr>
       <w:r>
         <w:rPr>
@@ -32736,9 +33086,6 @@
     <w:p>
       <w:pPr>
         <w:pStyle w:val="Heading4"/>
-        <w:rPr>
-          <w:rFonts w:hint="eastAsia"/>
-        </w:rPr>
       </w:pPr>
       <w:r>
         <w:rPr>
@@ -32920,14 +33267,7 @@
               <w:rPr>
                 <w:rFonts w:hint="eastAsia"/>
               </w:rPr>
-              <w:t>其他与通用请求头</w:t>
-            </w:r>
-            <w:r>
-              <w:rPr>
-                <w:rFonts w:hint="eastAsia"/>
-              </w:rPr>
-              <w:lastRenderedPageBreak/>
-              <w:t>一致</w:t>
+              <w:t>其他与通用请求头一致</w:t>
             </w:r>
           </w:p>
         </w:tc>
@@ -32953,13 +33293,7 @@
         </w:tc>
       </w:tr>
     </w:tbl>
-    <w:p>
-      <w:pPr>
-        <w:rPr>
-          <w:rFonts w:hint="eastAsia"/>
-        </w:rPr>
-      </w:pPr>
-    </w:p>
+    <w:p/>
     <w:p>
       <w:pPr>
         <w:pStyle w:val="Heading3"/>
@@ -33550,6 +33884,7 @@
               <w:rPr>
                 <w:rFonts w:hint="eastAsia"/>
               </w:rPr>
+              <w:lastRenderedPageBreak/>
               <w:t>说明</w:t>
             </w:r>
           </w:p>
@@ -33875,7 +34210,6 @@
         <w:rPr>
           <w:rFonts w:hint="eastAsia"/>
         </w:rPr>
-        <w:lastRenderedPageBreak/>
         <w:t>OMAgent</w:t>
       </w:r>
       <w:r>
@@ -34886,6 +35220,7 @@
         <w:rPr>
           <w:rFonts w:hint="eastAsia"/>
         </w:rPr>
+        <w:lastRenderedPageBreak/>
         <w:t>安装临时</w:t>
       </w:r>
       <w:r>
@@ -35460,7 +35795,6 @@
               <w:rPr>
                 <w:rFonts w:hint="eastAsia"/>
               </w:rPr>
-              <w:lastRenderedPageBreak/>
               <w:t>响应</w:t>
             </w:r>
           </w:p>
@@ -35737,6 +36071,7 @@
         <w:rPr>
           <w:rFonts w:hint="eastAsia"/>
         </w:rPr>
+        <w:lastRenderedPageBreak/>
         <w:t xml:space="preserve">Story </w:t>
       </w:r>
       <w:r>
@@ -35896,7 +36231,6 @@
         <w:rPr>
           <w:rFonts w:hint="eastAsia"/>
         </w:rPr>
-        <w:lastRenderedPageBreak/>
         <w:t>遗留问题</w:t>
       </w:r>
     </w:p>
@@ -36168,7 +36502,7 @@
         <w:tc>
           <w:tcPr>
             <w:tcW w:w="2527" w:type="dxa"/>
-            <w:shd w:val="clear" w:color="auto" w:fill="74D280" w:themeFill="background1" w:themeFillShade="BF"/>
+            <w:shd w:val="clear" w:color="auto" w:fill="BFBFBF" w:themeFill="background1" w:themeFillShade="BF"/>
           </w:tcPr>
           <w:p>
             <w:pPr>
@@ -36189,7 +36523,7 @@
         <w:tc>
           <w:tcPr>
             <w:tcW w:w="1511" w:type="dxa"/>
-            <w:shd w:val="clear" w:color="auto" w:fill="74D280" w:themeFill="background1" w:themeFillShade="BF"/>
+            <w:shd w:val="clear" w:color="auto" w:fill="BFBFBF" w:themeFill="background1" w:themeFillShade="BF"/>
           </w:tcPr>
           <w:p>
             <w:pPr>
@@ -36210,7 +36544,7 @@
         <w:tc>
           <w:tcPr>
             <w:tcW w:w="2376" w:type="dxa"/>
-            <w:shd w:val="clear" w:color="auto" w:fill="74D280" w:themeFill="background1" w:themeFillShade="BF"/>
+            <w:shd w:val="clear" w:color="auto" w:fill="BFBFBF" w:themeFill="background1" w:themeFillShade="BF"/>
           </w:tcPr>
           <w:p>
             <w:pPr>
@@ -36231,7 +36565,7 @@
         <w:tc>
           <w:tcPr>
             <w:tcW w:w="1751" w:type="dxa"/>
-            <w:shd w:val="clear" w:color="auto" w:fill="74D280" w:themeFill="background1" w:themeFillShade="BF"/>
+            <w:shd w:val="clear" w:color="auto" w:fill="BFBFBF" w:themeFill="background1" w:themeFillShade="BF"/>
           </w:tcPr>
           <w:p>
             <w:pPr>
@@ -36677,6 +37011,7 @@
               <w:rPr>
                 <w:rFonts w:hint="eastAsia"/>
               </w:rPr>
+              <w:lastRenderedPageBreak/>
               <w:t>资料是否变更</w:t>
             </w:r>
           </w:p>
@@ -40284,7 +40619,7 @@
         <a:sysClr val="windowText" lastClr="000000"/>
       </a:dk1>
       <a:lt1>
-        <a:sysClr val="window" lastClr="C7EDCC"/>
+        <a:sysClr val="window" lastClr="FFFFFF"/>
       </a:lt1>
       <a:dk2>
         <a:srgbClr val="1F497D"/>

--- a/internal_doc/03.开发设计/OM/Story-OMSvc.docx
+++ b/internal_doc/03.开发设计/OM/Story-OMSvc.docx
@@ -21925,6 +21925,10 @@
           <w:p>
             <w:pPr>
               <w:ind w:left="0"/>
+              <w:rPr>
+                <w:ins w:id="2" w:author="xujianhui" w:date="2016-05-19T17:01:00Z"/>
+                <w:rFonts w:hint="eastAsia"/>
+              </w:rPr>
             </w:pPr>
             <w:r>
               <w:t>cmd</w:t>
@@ -21935,6 +21939,101 @@
               </w:rPr>
               <w:t>: list tasks</w:t>
             </w:r>
+          </w:p>
+          <w:p>
+            <w:pPr>
+              <w:ind w:left="0"/>
+              <w:rPr>
+                <w:ins w:id="3" w:author="xujianhui" w:date="2016-05-19T17:01:00Z"/>
+              </w:rPr>
+            </w:pPr>
+            <w:ins w:id="4" w:author="xujianhui" w:date="2016-05-19T17:01:00Z">
+              <w:r>
+                <w:rPr>
+                  <w:rFonts w:hint="eastAsia"/>
+                </w:rPr>
+                <w:t>filter: object</w:t>
+              </w:r>
+            </w:ins>
+          </w:p>
+          <w:p>
+            <w:pPr>
+              <w:ind w:left="0"/>
+              <w:rPr>
+                <w:ins w:id="5" w:author="xujianhui" w:date="2016-05-19T17:01:00Z"/>
+              </w:rPr>
+            </w:pPr>
+            <w:ins w:id="6" w:author="xujianhui" w:date="2016-05-19T17:01:00Z">
+              <w:r>
+                <w:rPr>
+                  <w:rFonts w:hint="eastAsia"/>
+                </w:rPr>
+                <w:t>selector: object</w:t>
+              </w:r>
+            </w:ins>
+          </w:p>
+          <w:p>
+            <w:pPr>
+              <w:ind w:left="0"/>
+              <w:rPr>
+                <w:ins w:id="7" w:author="xujianhui" w:date="2016-05-19T17:01:00Z"/>
+              </w:rPr>
+            </w:pPr>
+            <w:ins w:id="8" w:author="xujianhui" w:date="2016-05-19T17:01:00Z">
+              <w:r>
+                <w:rPr>
+                  <w:rFonts w:hint="eastAsia"/>
+                </w:rPr>
+                <w:t>sort: object</w:t>
+              </w:r>
+            </w:ins>
+          </w:p>
+          <w:p>
+            <w:pPr>
+              <w:ind w:left="0"/>
+              <w:rPr>
+                <w:ins w:id="9" w:author="xujianhui" w:date="2016-05-19T17:01:00Z"/>
+                <w:rFonts w:hint="eastAsia"/>
+              </w:rPr>
+            </w:pPr>
+            <w:ins w:id="10" w:author="xujianhui" w:date="2016-05-19T17:01:00Z">
+              <w:r>
+                <w:rPr>
+                  <w:rFonts w:hint="eastAsia"/>
+                </w:rPr>
+                <w:t>hinter: object</w:t>
+              </w:r>
+            </w:ins>
+          </w:p>
+          <w:p>
+            <w:pPr>
+              <w:ind w:left="0"/>
+              <w:rPr>
+                <w:ins w:id="11" w:author="xujianhui" w:date="2016-05-19T17:01:00Z"/>
+                <w:rFonts w:hint="eastAsia"/>
+              </w:rPr>
+            </w:pPr>
+            <w:ins w:id="12" w:author="xujianhui" w:date="2016-05-19T17:01:00Z">
+              <w:r>
+                <w:rPr>
+                  <w:rFonts w:hint="eastAsia"/>
+                </w:rPr>
+                <w:t>skip:number</w:t>
+              </w:r>
+            </w:ins>
+          </w:p>
+          <w:p>
+            <w:pPr>
+              <w:ind w:left="0"/>
+            </w:pPr>
+            <w:ins w:id="13" w:author="xujianhui" w:date="2016-05-19T17:01:00Z">
+              <w:r>
+                <w:rPr>
+                  <w:rFonts w:hint="eastAsia"/>
+                </w:rPr>
+                <w:t>limit:number</w:t>
+              </w:r>
+            </w:ins>
           </w:p>
         </w:tc>
         <w:tc>
@@ -22154,6 +22253,10 @@
           <w:p>
             <w:pPr>
               <w:ind w:left="0" w:firstLineChars="150" w:firstLine="315"/>
+              <w:rPr>
+                <w:ins w:id="14" w:author="xujianhui" w:date="2016-05-19T17:02:00Z"/>
+                <w:rFonts w:hint="eastAsia"/>
+              </w:rPr>
             </w:pPr>
             <w:r>
               <w:rPr>
@@ -22176,6 +22279,60 @@
           </w:p>
           <w:p>
             <w:pPr>
+              <w:ind w:left="0" w:firstLineChars="150" w:firstLine="315"/>
+              <w:rPr>
+                <w:ins w:id="15" w:author="xujianhui" w:date="2016-05-19T17:03:00Z"/>
+                <w:rFonts w:hint="eastAsia"/>
+              </w:rPr>
+            </w:pPr>
+            <w:ins w:id="16" w:author="xujianhui" w:date="2016-05-19T17:03:00Z">
+              <w:r>
+                <w:rPr>
+                  <w:rFonts w:hint="eastAsia"/>
+                </w:rPr>
+                <w:t>Status</w:t>
+              </w:r>
+              <w:r>
+                <w:rPr>
+                  <w:rFonts w:hint="eastAsia"/>
+                </w:rPr>
+                <w:t xml:space="preserve">: </w:t>
+              </w:r>
+              <w:r>
+                <w:rPr>
+                  <w:rFonts w:hint="eastAsia"/>
+                </w:rPr>
+                <w:t>状态</w:t>
+              </w:r>
+            </w:ins>
+          </w:p>
+          <w:p>
+            <w:pPr>
+              <w:ind w:left="0" w:firstLineChars="150" w:firstLine="315"/>
+            </w:pPr>
+            <w:ins w:id="17" w:author="xujianhui" w:date="2016-05-19T17:03:00Z">
+              <w:r>
+                <w:rPr>
+                  <w:rFonts w:hint="eastAsia"/>
+                </w:rPr>
+                <w:t>StatusDesc</w:t>
+              </w:r>
+              <w:r>
+                <w:rPr>
+                  <w:rFonts w:hint="eastAsia"/>
+                </w:rPr>
+                <w:t xml:space="preserve">: </w:t>
+              </w:r>
+              <w:r>
+                <w:rPr>
+                  <w:rFonts w:hint="eastAsia"/>
+                </w:rPr>
+                <w:t>状态描述</w:t>
+              </w:r>
+            </w:ins>
+          </w:p>
+          <w:p>
+            <w:pPr>
               <w:ind w:left="0"/>
             </w:pPr>
             <w:r>
@@ -22267,10 +22424,80 @@
           <w:p>
             <w:pPr>
               <w:ind w:left="0" w:firstLineChars="150" w:firstLine="315"/>
+              <w:rPr>
+                <w:ins w:id="18" w:author="xujianhui" w:date="2016-05-19T17:04:00Z"/>
+                <w:rFonts w:hint="eastAsia"/>
+              </w:rPr>
             </w:pPr>
             <w:r>
               <w:t xml:space="preserve">"TypeDesc": "ADD_HOST" </w:t>
             </w:r>
+          </w:p>
+          <w:p>
+            <w:pPr>
+              <w:ind w:left="0" w:firstLineChars="150" w:firstLine="315"/>
+              <w:rPr>
+                <w:ins w:id="19" w:author="xujianhui" w:date="2016-05-19T17:04:00Z"/>
+                <w:rFonts w:hint="eastAsia"/>
+              </w:rPr>
+            </w:pPr>
+            <w:ins w:id="20" w:author="xujianhui" w:date="2016-05-19T17:04:00Z">
+              <w:r>
+                <w:t>“</w:t>
+              </w:r>
+              <w:r>
+                <w:rPr>
+                  <w:rFonts w:hint="eastAsia"/>
+                </w:rPr>
+                <w:t>Status</w:t>
+              </w:r>
+              <w:r>
+                <w:t>”</w:t>
+              </w:r>
+              <w:r>
+                <w:rPr>
+                  <w:rFonts w:hint="eastAsia"/>
+                </w:rPr>
+                <w:t>: 0</w:t>
+              </w:r>
+            </w:ins>
+          </w:p>
+          <w:p>
+            <w:pPr>
+              <w:ind w:left="0" w:firstLineChars="150" w:firstLine="315"/>
+            </w:pPr>
+            <w:ins w:id="21" w:author="xujianhui" w:date="2016-05-19T17:04:00Z">
+              <w:r>
+                <w:t>“</w:t>
+              </w:r>
+              <w:r>
+                <w:rPr>
+                  <w:rFonts w:hint="eastAsia"/>
+                </w:rPr>
+                <w:t>StatusDesc</w:t>
+              </w:r>
+              <w:r>
+                <w:t>”</w:t>
+              </w:r>
+              <w:r>
+                <w:rPr>
+                  <w:rFonts w:hint="eastAsia"/>
+                </w:rPr>
+                <w:t xml:space="preserve">: </w:t>
+              </w:r>
+              <w:r>
+                <w:t>“</w:t>
+              </w:r>
+              <w:r>
+                <w:rPr>
+                  <w:rFonts w:hint="eastAsia"/>
+                </w:rPr>
+                <w:t>Running</w:t>
+              </w:r>
+              <w:r>
+                <w:t>”</w:t>
+              </w:r>
+            </w:ins>
           </w:p>
           <w:p>
             <w:pPr>
@@ -22333,6 +22560,7 @@
         <w:rPr>
           <w:rFonts w:hint="eastAsia"/>
         </w:rPr>
+        <w:lastRenderedPageBreak/>
         <w:t>查询</w:t>
       </w:r>
       <w:r>
@@ -22523,7 +22751,6 @@
               <w:rPr>
                 <w:rFonts w:hint="eastAsia"/>
               </w:rPr>
-              <w:lastRenderedPageBreak/>
               <w:t>selector: object</w:t>
             </w:r>
           </w:p>
@@ -22541,6 +22768,10 @@
           <w:p>
             <w:pPr>
               <w:ind w:left="0"/>
+              <w:rPr>
+                <w:ins w:id="22" w:author="xujianhui" w:date="2016-05-19T16:53:00Z"/>
+                <w:rFonts w:hint="eastAsia"/>
+              </w:rPr>
             </w:pPr>
             <w:r>
               <w:rPr>
@@ -22549,6 +22780,36 @@
               <w:t>hinter: object</w:t>
             </w:r>
           </w:p>
+          <w:p>
+            <w:pPr>
+              <w:ind w:left="0"/>
+              <w:rPr>
+                <w:ins w:id="23" w:author="xujianhui" w:date="2016-05-19T16:53:00Z"/>
+                <w:rFonts w:hint="eastAsia"/>
+              </w:rPr>
+            </w:pPr>
+            <w:ins w:id="24" w:author="xujianhui" w:date="2016-05-19T16:53:00Z">
+              <w:r>
+                <w:rPr>
+                  <w:rFonts w:hint="eastAsia"/>
+                </w:rPr>
+                <w:t>skip:number</w:t>
+              </w:r>
+            </w:ins>
+          </w:p>
+          <w:p>
+            <w:pPr>
+              <w:ind w:left="0"/>
+            </w:pPr>
+            <w:ins w:id="25" w:author="xujianhui" w:date="2016-05-19T16:53:00Z">
+              <w:r>
+                <w:rPr>
+                  <w:rFonts w:hint="eastAsia"/>
+                </w:rPr>
+                <w:t>limit:number</w:t>
+              </w:r>
+            </w:ins>
+          </w:p>
         </w:tc>
         <w:tc>
           <w:tcPr>
@@ -22559,7 +22820,6 @@
               <w:ind w:left="0"/>
             </w:pPr>
             <w:r>
-              <w:lastRenderedPageBreak/>
               <w:t>cmd=</w:t>
             </w:r>
             <w:r>
@@ -22607,7 +22867,6 @@
               <w:rPr>
                 <w:rFonts w:hint="eastAsia"/>
               </w:rPr>
-              <w:lastRenderedPageBreak/>
               <w:t>说明</w:t>
             </w:r>
           </w:p>
@@ -22986,6 +23245,7 @@
               <w:ind w:left="0"/>
             </w:pPr>
             <w:r>
+              <w:lastRenderedPageBreak/>
               <w:t xml:space="preserve">            "IP": "192.168.20.170", </w:t>
             </w:r>
           </w:p>
@@ -23050,7 +23310,6 @@
               <w:ind w:left="0"/>
             </w:pPr>
             <w:r>
-              <w:lastRenderedPageBreak/>
               <w:t xml:space="preserve">                "Finish adding host[192.168.20.170]"</w:t>
             </w:r>
           </w:p>
@@ -23450,71 +23709,52 @@
             <w:pPr>
               <w:ind w:left="0"/>
               <w:rPr>
-                <w:ins w:id="2" w:author="xujianhui" w:date="2016-05-19T16:31:00Z"/>
-                <w:rFonts w:hint="eastAsia"/>
-              </w:rPr>
-            </w:pPr>
-            <w:r>
-              <w:rPr>
-                <w:rFonts w:hint="eastAsia"/>
+                <w:ins w:id="26" w:author="xujianhui" w:date="2016-05-19T16:31:00Z"/>
+              </w:rPr>
+            </w:pPr>
+            <w:r>
+              <w:rPr>
                 <w:highlight w:val="lightGray"/>
-                <w:rPrChange w:id="3" w:author="xujianhui" w:date="2016-05-19T16:31:00Z">
+                <w:rPrChange w:id="27" w:author="xujianhui" w:date="2016-05-19T16:31:00Z">
+                  <w:rPr/>
+                </w:rPrChange>
+              </w:rPr>
+              <w:t xml:space="preserve">ClusterName: </w:t>
+            </w:r>
+            <w:r>
+              <w:rPr>
+                <w:rFonts w:hint="eastAsia"/>
+                <w:highlight w:val="lightGray"/>
+                <w:rPrChange w:id="28" w:author="xujianhui" w:date="2016-05-19T16:31:00Z">
                   <w:rPr>
                     <w:rFonts w:hint="eastAsia"/>
                   </w:rPr>
                 </w:rPrChange>
               </w:rPr>
-              <w:t xml:space="preserve">ClusterName: </w:t>
-            </w:r>
-            <w:r>
-              <w:rPr>
-                <w:rFonts w:hint="eastAsia"/>
+              <w:t>集群名（为空或者不填则返回所有</w:t>
+            </w:r>
+            <w:r>
+              <w:rPr>
                 <w:highlight w:val="lightGray"/>
-                <w:rPrChange w:id="4" w:author="xujianhui" w:date="2016-05-19T16:31:00Z">
+                <w:rPrChange w:id="29" w:author="xujianhui" w:date="2016-05-19T16:31:00Z">
+                  <w:rPr/>
+                </w:rPrChange>
+              </w:rPr>
+              <w:t>business</w:t>
+            </w:r>
+            <w:r>
+              <w:rPr>
+                <w:rFonts w:hint="eastAsia"/>
+                <w:highlight w:val="lightGray"/>
+                <w:rPrChange w:id="30" w:author="xujianhui" w:date="2016-05-19T16:31:00Z">
                   <w:rPr>
                     <w:rFonts w:hint="eastAsia"/>
                   </w:rPr>
                 </w:rPrChange>
               </w:rPr>
-              <w:t>集群名</w:t>
-            </w:r>
-            <w:r>
-              <w:rPr>
-                <w:rFonts w:hint="eastAsia"/>
-                <w:highlight w:val="lightGray"/>
-                <w:rPrChange w:id="5" w:author="xujianhui" w:date="2016-05-19T16:31:00Z">
-                  <w:rPr>
-                    <w:rFonts w:hint="eastAsia"/>
-                  </w:rPr>
-                </w:rPrChange>
-              </w:rPr>
-              <w:t>（为空或者不填则返回所有</w:t>
-            </w:r>
-            <w:r>
-              <w:rPr>
-                <w:rFonts w:hint="eastAsia"/>
-                <w:highlight w:val="lightGray"/>
-                <w:rPrChange w:id="6" w:author="xujianhui" w:date="2016-05-19T16:31:00Z">
-                  <w:rPr>
-                    <w:rFonts w:hint="eastAsia"/>
-                  </w:rPr>
-                </w:rPrChange>
-              </w:rPr>
-              <w:t>business</w:t>
-            </w:r>
-            <w:r>
-              <w:rPr>
-                <w:rFonts w:hint="eastAsia"/>
-                <w:highlight w:val="lightGray"/>
-                <w:rPrChange w:id="7" w:author="xujianhui" w:date="2016-05-19T16:31:00Z">
-                  <w:rPr>
-                    <w:rFonts w:hint="eastAsia"/>
-                  </w:rPr>
-                </w:rPrChange>
-              </w:rPr>
               <w:t>）</w:t>
             </w:r>
-            <w:ins w:id="8" w:author="xujianhui" w:date="2016-05-19T16:31:00Z">
+            <w:ins w:id="31" w:author="xujianhui" w:date="2016-05-19T16:31:00Z">
               <w:r>
                 <w:rPr>
                   <w:rFonts w:hint="eastAsia"/>
@@ -23522,12 +23762,19 @@
                 <w:t>（保持兼容</w:t>
               </w:r>
             </w:ins>
-            <w:ins w:id="9" w:author="xujianhui" w:date="2016-05-19T16:36:00Z">
+            <w:ins w:id="32" w:author="xujianhui" w:date="2016-05-19T16:36:00Z">
               <w:r>
                 <w:rPr>
                   <w:rFonts w:hint="eastAsia"/>
                 </w:rPr>
-                <w:t>，通过内部构造</w:t>
+                <w:t>，通过内</w:t>
+              </w:r>
+              <w:r>
+                <w:rPr>
+                  <w:rFonts w:hint="eastAsia"/>
+                </w:rPr>
+                <w:lastRenderedPageBreak/>
+                <w:t>部构造</w:t>
               </w:r>
               <w:r>
                 <w:rPr>
@@ -23542,7 +23789,7 @@
                 <w:t>进行处理</w:t>
               </w:r>
             </w:ins>
-            <w:ins w:id="10" w:author="xujianhui" w:date="2016-05-19T16:31:00Z">
+            <w:ins w:id="33" w:author="xujianhui" w:date="2016-05-19T16:31:00Z">
               <w:r>
                 <w:rPr>
                   <w:rFonts w:hint="eastAsia"/>
@@ -23555,10 +23802,10 @@
             <w:pPr>
               <w:ind w:left="0"/>
               <w:rPr>
-                <w:ins w:id="11" w:author="xujianhui" w:date="2016-05-19T16:31:00Z"/>
-              </w:rPr>
-            </w:pPr>
-            <w:ins w:id="12" w:author="xujianhui" w:date="2016-05-19T16:31:00Z">
+                <w:ins w:id="34" w:author="xujianhui" w:date="2016-05-19T16:31:00Z"/>
+              </w:rPr>
+            </w:pPr>
+            <w:ins w:id="35" w:author="xujianhui" w:date="2016-05-19T16:31:00Z">
               <w:r>
                 <w:rPr>
                   <w:rFonts w:hint="eastAsia"/>
@@ -23571,10 +23818,10 @@
             <w:pPr>
               <w:ind w:left="0"/>
               <w:rPr>
-                <w:ins w:id="13" w:author="xujianhui" w:date="2016-05-19T16:31:00Z"/>
-              </w:rPr>
-            </w:pPr>
-            <w:ins w:id="14" w:author="xujianhui" w:date="2016-05-19T16:31:00Z">
+                <w:ins w:id="36" w:author="xujianhui" w:date="2016-05-19T16:31:00Z"/>
+              </w:rPr>
+            </w:pPr>
+            <w:ins w:id="37" w:author="xujianhui" w:date="2016-05-19T16:31:00Z">
               <w:r>
                 <w:rPr>
                   <w:rFonts w:hint="eastAsia"/>
@@ -23587,10 +23834,10 @@
             <w:pPr>
               <w:ind w:left="0"/>
               <w:rPr>
-                <w:ins w:id="15" w:author="xujianhui" w:date="2016-05-19T16:31:00Z"/>
-              </w:rPr>
-            </w:pPr>
-            <w:ins w:id="16" w:author="xujianhui" w:date="2016-05-19T16:31:00Z">
+                <w:ins w:id="38" w:author="xujianhui" w:date="2016-05-19T16:31:00Z"/>
+              </w:rPr>
+            </w:pPr>
+            <w:ins w:id="39" w:author="xujianhui" w:date="2016-05-19T16:31:00Z">
               <w:r>
                 <w:rPr>
                   <w:rFonts w:hint="eastAsia"/>
@@ -23603,11 +23850,10 @@
             <w:pPr>
               <w:ind w:left="0"/>
               <w:rPr>
-                <w:ins w:id="17" w:author="xujianhui" w:date="2016-05-19T16:31:00Z"/>
-                <w:rFonts w:hint="eastAsia"/>
-              </w:rPr>
-            </w:pPr>
-            <w:ins w:id="18" w:author="xujianhui" w:date="2016-05-19T16:31:00Z">
+                <w:ins w:id="40" w:author="xujianhui" w:date="2016-05-19T16:31:00Z"/>
+              </w:rPr>
+            </w:pPr>
+            <w:ins w:id="41" w:author="xujianhui" w:date="2016-05-19T16:31:00Z">
               <w:r>
                 <w:rPr>
                   <w:rFonts w:hint="eastAsia"/>
@@ -23620,11 +23866,10 @@
             <w:pPr>
               <w:ind w:left="0"/>
               <w:rPr>
-                <w:ins w:id="19" w:author="xujianhui" w:date="2016-05-19T16:31:00Z"/>
-                <w:rFonts w:hint="eastAsia"/>
-              </w:rPr>
-            </w:pPr>
-            <w:ins w:id="20" w:author="xujianhui" w:date="2016-05-19T16:31:00Z">
+                <w:ins w:id="42" w:author="xujianhui" w:date="2016-05-19T16:31:00Z"/>
+              </w:rPr>
+            </w:pPr>
+            <w:ins w:id="43" w:author="xujianhui" w:date="2016-05-19T16:31:00Z">
               <w:r>
                 <w:rPr>
                   <w:rFonts w:hint="eastAsia"/>
@@ -23637,7 +23882,7 @@
             <w:pPr>
               <w:ind w:left="0"/>
             </w:pPr>
-            <w:ins w:id="21" w:author="xujianhui" w:date="2016-05-19T16:31:00Z">
+            <w:ins w:id="44" w:author="xujianhui" w:date="2016-05-19T16:31:00Z">
               <w:r>
                 <w:rPr>
                   <w:rFonts w:hint="eastAsia"/>
@@ -23656,6 +23901,7 @@
               <w:ind w:left="0"/>
             </w:pPr>
             <w:r>
+              <w:lastRenderedPageBreak/>
               <w:t>cmd=</w:t>
             </w:r>
             <w:r>
@@ -23727,6 +23973,7 @@
               <w:rPr>
                 <w:rFonts w:hint="eastAsia"/>
               </w:rPr>
+              <w:lastRenderedPageBreak/>
               <w:t>说明</w:t>
             </w:r>
           </w:p>
@@ -23812,7 +24059,6 @@
               <w:rPr>
                 <w:rFonts w:hint="eastAsia"/>
               </w:rPr>
-              <w:lastRenderedPageBreak/>
               <w:t>响应内容</w:t>
             </w:r>
           </w:p>
@@ -23884,78 +24130,57 @@
             <w:pPr>
               <w:ind w:left="0" w:firstLineChars="150" w:firstLine="315"/>
               <w:rPr>
-                <w:rFonts w:hint="eastAsia"/>
                 <w:highlight w:val="yellow"/>
-                <w:rPrChange w:id="22" w:author="xujianhui" w:date="2016-05-19T16:32:00Z">
+                <w:rPrChange w:id="45" w:author="xujianhui" w:date="2016-05-19T16:32:00Z">
+                  <w:rPr/>
+                </w:rPrChange>
+              </w:rPr>
+            </w:pPr>
+            <w:r>
+              <w:rPr>
+                <w:highlight w:val="yellow"/>
+                <w:rPrChange w:id="46" w:author="xujianhui" w:date="2016-05-19T16:32:00Z">
+                  <w:rPr/>
+                </w:rPrChange>
+              </w:rPr>
+              <w:t xml:space="preserve">ClusterName:  </w:t>
+            </w:r>
+            <w:r>
+              <w:rPr>
+                <w:rFonts w:hint="eastAsia"/>
+                <w:highlight w:val="yellow"/>
+                <w:rPrChange w:id="47" w:author="xujianhui" w:date="2016-05-19T16:32:00Z">
                   <w:rPr>
                     <w:rFonts w:hint="eastAsia"/>
                   </w:rPr>
                 </w:rPrChange>
               </w:rPr>
-            </w:pPr>
-            <w:r>
-              <w:rPr>
-                <w:rFonts w:hint="eastAsia"/>
+              <w:t>集群名</w:t>
+            </w:r>
+          </w:p>
+          <w:p>
+            <w:pPr>
+              <w:ind w:left="0"/>
+            </w:pPr>
+            <w:r>
+              <w:rPr>
                 <w:highlight w:val="yellow"/>
-                <w:rPrChange w:id="23" w:author="xujianhui" w:date="2016-05-19T16:32:00Z">
+                <w:rPrChange w:id="48" w:author="xujianhui" w:date="2016-05-19T16:32:00Z">
+                  <w:rPr/>
+                </w:rPrChange>
+              </w:rPr>
+              <w:t xml:space="preserve">   HostName: </w:t>
+            </w:r>
+            <w:r>
+              <w:rPr>
+                <w:rFonts w:hint="eastAsia"/>
+                <w:highlight w:val="yellow"/>
+                <w:rPrChange w:id="49" w:author="xujianhui" w:date="2016-05-19T16:32:00Z">
                   <w:rPr>
                     <w:rFonts w:hint="eastAsia"/>
                   </w:rPr>
                 </w:rPrChange>
               </w:rPr>
-              <w:t xml:space="preserve">ClusterName: </w:t>
-            </w:r>
-            <w:r>
-              <w:rPr>
-                <w:rFonts w:hint="eastAsia"/>
-                <w:highlight w:val="yellow"/>
-                <w:rPrChange w:id="24" w:author="xujianhui" w:date="2016-05-19T16:32:00Z">
-                  <w:rPr>
-                    <w:rFonts w:hint="eastAsia"/>
-                  </w:rPr>
-                </w:rPrChange>
-              </w:rPr>
-              <w:t xml:space="preserve"> </w:t>
-            </w:r>
-            <w:r>
-              <w:rPr>
-                <w:rFonts w:hint="eastAsia"/>
-                <w:highlight w:val="yellow"/>
-                <w:rPrChange w:id="25" w:author="xujianhui" w:date="2016-05-19T16:32:00Z">
-                  <w:rPr>
-                    <w:rFonts w:hint="eastAsia"/>
-                  </w:rPr>
-                </w:rPrChange>
-              </w:rPr>
-              <w:t>集群名</w:t>
-            </w:r>
-          </w:p>
-          <w:p>
-            <w:pPr>
-              <w:ind w:left="0"/>
-            </w:pPr>
-            <w:r>
-              <w:rPr>
-                <w:rFonts w:hint="eastAsia"/>
-                <w:highlight w:val="yellow"/>
-                <w:rPrChange w:id="26" w:author="xujianhui" w:date="2016-05-19T16:32:00Z">
-                  <w:rPr>
-                    <w:rFonts w:hint="eastAsia"/>
-                  </w:rPr>
-                </w:rPrChange>
-              </w:rPr>
-              <w:t xml:space="preserve">   HostName: </w:t>
-            </w:r>
-            <w:r>
-              <w:rPr>
-                <w:rFonts w:hint="eastAsia"/>
-                <w:highlight w:val="yellow"/>
-                <w:rPrChange w:id="27" w:author="xujianhui" w:date="2016-05-19T16:32:00Z">
-                  <w:rPr>
-                    <w:rFonts w:hint="eastAsia"/>
-                  </w:rPr>
-                </w:rPrChange>
-              </w:rPr>
               <w:t>主机名</w:t>
             </w:r>
           </w:p>
@@ -24044,8 +24269,7 @@
             <w:pPr>
               <w:ind w:left="0" w:firstLineChars="150" w:firstLine="315"/>
               <w:rPr>
-                <w:ins w:id="28" w:author="xujianhui" w:date="2016-05-19T16:32:00Z"/>
-                <w:rFonts w:hint="eastAsia"/>
+                <w:ins w:id="50" w:author="xujianhui" w:date="2016-05-19T16:32:00Z"/>
               </w:rPr>
             </w:pPr>
             <w:r>
@@ -24056,11 +24280,10 @@
             <w:pPr>
               <w:ind w:left="0" w:firstLineChars="150" w:firstLine="315"/>
               <w:rPr>
-                <w:ins w:id="29" w:author="xujianhui" w:date="2016-05-19T16:32:00Z"/>
-                <w:rFonts w:hint="eastAsia"/>
-              </w:rPr>
-            </w:pPr>
-            <w:ins w:id="30" w:author="xujianhui" w:date="2016-05-19T16:32:00Z">
+                <w:ins w:id="51" w:author="xujianhui" w:date="2016-05-19T16:32:00Z"/>
+              </w:rPr>
+            </w:pPr>
+            <w:ins w:id="52" w:author="xujianhui" w:date="2016-05-19T16:32:00Z">
               <w:r>
                 <w:t>“</w:t>
               </w:r>
@@ -24097,7 +24320,7 @@
             <w:pPr>
               <w:ind w:left="0" w:firstLineChars="150" w:firstLine="315"/>
             </w:pPr>
-            <w:ins w:id="31" w:author="xujianhui" w:date="2016-05-19T16:32:00Z">
+            <w:ins w:id="53" w:author="xujianhui" w:date="2016-05-19T16:32:00Z">
               <w:r>
                 <w:t>“</w:t>
               </w:r>
@@ -24191,7 +24414,7 @@
         <w:pStyle w:val="Heading4"/>
         <w:rPr>
           <w:color w:val="FF0000"/>
-          <w:rPrChange w:id="32" w:author="xujianhui" w:date="2016-05-19T16:35:00Z">
+          <w:rPrChange w:id="54" w:author="xujianhui" w:date="2016-05-19T16:35:00Z">
             <w:rPr/>
           </w:rPrChange>
         </w:rPr>
@@ -24200,15 +24423,19 @@
         <w:rPr>
           <w:rFonts w:hint="eastAsia"/>
           <w:color w:val="FF0000"/>
-          <w:rPrChange w:id="33" w:author="xujianhui" w:date="2016-05-19T16:35:00Z">
+          <w:rPrChange w:id="55" w:author="xujianhui" w:date="2016-05-19T16:35:00Z">
             <w:rPr>
-              <w:rFonts w:hint="eastAsia"/>
+              <w:rFonts w:asciiTheme="minorHAnsi" w:eastAsiaTheme="minorEastAsia" w:hAnsiTheme="minorHAnsi" w:cstheme="minorBidi" w:hint="eastAsia"/>
+              <w:b w:val="0"/>
+              <w:bCs w:val="0"/>
+              <w:sz w:val="21"/>
+              <w:szCs w:val="22"/>
             </w:rPr>
           </w:rPrChange>
         </w:rPr>
         <w:t>获取主机业务列表命令</w:t>
       </w:r>
-      <w:ins w:id="34" w:author="xujianhui" w:date="2016-05-19T16:35:00Z">
+      <w:ins w:id="56" w:author="xujianhui" w:date="2016-05-19T16:35:00Z">
         <w:r>
           <w:rPr>
             <w:rFonts w:hint="eastAsia"/>
@@ -24217,7 +24444,7 @@
           <w:t>（和上述命令合</w:t>
         </w:r>
       </w:ins>
-      <w:ins w:id="35" w:author="xujianhui" w:date="2016-05-19T16:36:00Z">
+      <w:ins w:id="57" w:author="xujianhui" w:date="2016-05-19T16:36:00Z">
         <w:r>
           <w:rPr>
             <w:rFonts w:hint="eastAsia"/>
@@ -24810,6 +25037,7 @@
         <w:rPr>
           <w:rFonts w:hint="eastAsia"/>
         </w:rPr>
+        <w:lastRenderedPageBreak/>
         <w:t>查询业务详细信息命令</w:t>
       </w:r>
     </w:p>
@@ -25010,7 +25238,6 @@
               <w:rPr>
                 <w:rFonts w:hint="eastAsia"/>
               </w:rPr>
-              <w:lastRenderedPageBreak/>
               <w:t>hinter: object</w:t>
             </w:r>
           </w:p>
@@ -25024,7 +25251,6 @@
               <w:ind w:left="0"/>
             </w:pPr>
             <w:r>
-              <w:lastRenderedPageBreak/>
               <w:t>cmd=</w:t>
             </w:r>
             <w:r>
@@ -25090,7 +25316,6 @@
               <w:rPr>
                 <w:rFonts w:hint="eastAsia"/>
               </w:rPr>
-              <w:lastRenderedPageBreak/>
               <w:t>说明</w:t>
             </w:r>
           </w:p>
@@ -26108,6 +26333,7 @@
               <w:ind w:left="0" w:firstLineChars="150" w:firstLine="315"/>
             </w:pPr>
             <w:r>
+              <w:lastRenderedPageBreak/>
               <w:t xml:space="preserve">"HostName": "rhelt10", </w:t>
             </w:r>
           </w:p>
@@ -26244,6 +26470,7 @@
               <w:rPr>
                 <w:rFonts w:hint="eastAsia"/>
               </w:rPr>
+              <w:lastRenderedPageBreak/>
               <w:t>说明</w:t>
             </w:r>
           </w:p>
@@ -26948,7 +27175,14 @@
               <w:rPr>
                 <w:rFonts w:hint="eastAsia"/>
               </w:rPr>
-              <w:t>数据预取代理池最大数量</w:t>
+              <w:t>数据预取代理池最</w:t>
+            </w:r>
+            <w:r>
+              <w:rPr>
+                <w:rFonts w:hint="eastAsia"/>
+              </w:rPr>
+              <w:lastRenderedPageBreak/>
+              <w:t>大数量</w:t>
             </w:r>
           </w:p>
           <w:p>
@@ -27048,6 +27282,7 @@
               <w:ind w:left="0"/>
             </w:pPr>
             <w:r>
+              <w:lastRenderedPageBreak/>
               <w:t xml:space="preserve">{ </w:t>
             </w:r>
           </w:p>
@@ -27225,6 +27460,7 @@
               <w:ind w:left="0" w:firstLineChars="150" w:firstLine="315"/>
             </w:pPr>
             <w:r>
+              <w:lastRenderedPageBreak/>
               <w:t xml:space="preserve">"maxreplsync": 10, </w:t>
             </w:r>
           </w:p>
@@ -27278,6 +27514,7 @@
               <w:rPr>
                 <w:rFonts w:hint="eastAsia"/>
               </w:rPr>
+              <w:lastRenderedPageBreak/>
               <w:t>说明</w:t>
             </w:r>
           </w:p>
@@ -27313,7 +27550,6 @@
         <w:rPr>
           <w:rFonts w:hint="eastAsia"/>
         </w:rPr>
-        <w:lastRenderedPageBreak/>
         <w:t>删除业务命令</w:t>
       </w:r>
     </w:p>
@@ -28088,6 +28324,7 @@
               <w:ind w:left="0" w:firstLineChars="300" w:firstLine="630"/>
             </w:pPr>
             <w:r>
+              <w:lastRenderedPageBreak/>
               <w:t>HostName:</w:t>
             </w:r>
             <w:r>
@@ -28137,6 +28374,7 @@
               <w:ind w:left="0"/>
             </w:pPr>
             <w:r>
+              <w:lastRenderedPageBreak/>
               <w:t>cmd=</w:t>
             </w:r>
             <w:r>
@@ -28200,6 +28438,7 @@
               <w:ind w:left="0" w:firstLineChars="300" w:firstLine="630"/>
             </w:pPr>
             <w:r>
+              <w:lastRenderedPageBreak/>
               <w:t>HostName:"suse-lyb"</w:t>
             </w:r>
           </w:p>
@@ -28242,6 +28481,7 @@
               <w:rPr>
                 <w:rFonts w:hint="eastAsia"/>
               </w:rPr>
+              <w:lastRenderedPageBreak/>
               <w:t>说明</w:t>
             </w:r>
           </w:p>
@@ -28327,7 +28567,6 @@
               <w:rPr>
                 <w:rFonts w:hint="eastAsia"/>
               </w:rPr>
-              <w:lastRenderedPageBreak/>
               <w:t>响应内容</w:t>
             </w:r>
           </w:p>
@@ -29207,6 +29446,7 @@
               <w:rPr>
                 <w:rFonts w:hint="eastAsia"/>
               </w:rPr>
+              <w:lastRenderedPageBreak/>
               <w:t xml:space="preserve">  }</w:t>
             </w:r>
           </w:p>
@@ -29297,7 +29537,6 @@
               <w:rPr>
                 <w:rFonts w:hint="eastAsia"/>
               </w:rPr>
-              <w:lastRenderedPageBreak/>
               <w:t xml:space="preserve">      {</w:t>
             </w:r>
           </w:p>
@@ -30047,6 +30286,7 @@
               <w:ind w:left="0" w:firstLineChars="400" w:firstLine="840"/>
             </w:pPr>
             <w:r>
+              <w:lastRenderedPageBreak/>
               <w:t>"Idle": { "Megabit": 9075, "Unit": 931030 },</w:t>
             </w:r>
           </w:p>
@@ -30071,8 +30311,246 @@
               <w:ind w:left="0" w:firstLineChars="300" w:firstLine="630"/>
             </w:pPr>
             <w:r>
+              <w:t xml:space="preserve">}, </w:t>
+            </w:r>
+          </w:p>
+          <w:p>
+            <w:pPr>
+              <w:ind w:left="0" w:firstLineChars="300" w:firstLine="630"/>
+            </w:pPr>
+            <w:r>
+              <w:t xml:space="preserve">"Net": </w:t>
+            </w:r>
+          </w:p>
+          <w:p>
+            <w:pPr>
+              <w:ind w:left="0" w:firstLineChars="300" w:firstLine="630"/>
+            </w:pPr>
+            <w:r>
+              <w:t xml:space="preserve">{ </w:t>
+            </w:r>
+          </w:p>
+          <w:p>
+            <w:pPr>
+              <w:ind w:left="0" w:firstLineChars="400" w:firstLine="840"/>
+            </w:pPr>
+            <w:r>
+              <w:t xml:space="preserve">"CalendarTime": 1425101760, </w:t>
+            </w:r>
+          </w:p>
+          <w:p>
+            <w:pPr>
+              <w:ind w:left="0" w:firstLineChars="400" w:firstLine="840"/>
+            </w:pPr>
+            <w:r>
+              <w:t xml:space="preserve">"Net": </w:t>
+            </w:r>
+          </w:p>
+          <w:p>
+            <w:pPr>
+              <w:ind w:left="0" w:firstLineChars="400" w:firstLine="840"/>
+            </w:pPr>
+            <w:r>
+              <w:t xml:space="preserve">[ </w:t>
+            </w:r>
+          </w:p>
+          <w:p>
+            <w:pPr>
+              <w:ind w:left="0" w:firstLineChars="500" w:firstLine="1050"/>
+            </w:pPr>
+            <w:r>
+              <w:t xml:space="preserve">{ </w:t>
+            </w:r>
+          </w:p>
+          <w:p>
+            <w:pPr>
+              <w:ind w:left="0" w:firstLineChars="600" w:firstLine="1260"/>
+            </w:pPr>
+            <w:r>
+              <w:t xml:space="preserve">"Name": "lo", </w:t>
+            </w:r>
+          </w:p>
+          <w:p>
+            <w:pPr>
+              <w:ind w:left="0" w:firstLineChars="600" w:firstLine="1260"/>
+            </w:pPr>
+            <w:r>
+              <w:t xml:space="preserve">"RXBytes": { "Megabit": 5335, "Unit": 117938 }, </w:t>
+            </w:r>
+          </w:p>
+          <w:p>
+            <w:pPr>
+              <w:ind w:left="0" w:firstLineChars="600" w:firstLine="1260"/>
+            </w:pPr>
+            <w:r>
+              <w:t xml:space="preserve">"RXPackets": { "Megabit": 43, "Unit": 901867 }, </w:t>
+            </w:r>
+          </w:p>
+          <w:p>
+            <w:pPr>
+              <w:ind w:left="0" w:firstLineChars="600" w:firstLine="1260"/>
+            </w:pPr>
+            <w:r>
+              <w:t xml:space="preserve">"RXErrors": { "Megabit": 0, "Unit": 0 }, </w:t>
+            </w:r>
+          </w:p>
+          <w:p>
+            <w:pPr>
+              <w:ind w:left="0" w:firstLineChars="600" w:firstLine="1260"/>
+            </w:pPr>
+            <w:r>
+              <w:t xml:space="preserve">"RXDrops": { "Megabit": 0, "Unit": 0 }, </w:t>
+            </w:r>
+          </w:p>
+          <w:p>
+            <w:pPr>
+              <w:ind w:left="0" w:firstLineChars="600" w:firstLine="1260"/>
+            </w:pPr>
+            <w:r>
+              <w:t xml:space="preserve">"TXBytes": { "Megabit": 5335, "Unit": 117938 }, </w:t>
+            </w:r>
+          </w:p>
+          <w:p>
+            <w:pPr>
+              <w:ind w:left="0" w:firstLineChars="600" w:firstLine="1260"/>
+            </w:pPr>
+            <w:r>
+              <w:t xml:space="preserve">"TXPackets": { "Megabit": 43, "Unit": 901867 }, </w:t>
+            </w:r>
+          </w:p>
+          <w:p>
+            <w:pPr>
+              <w:ind w:left="0" w:firstLineChars="600" w:firstLine="1260"/>
+            </w:pPr>
+            <w:r>
+              <w:t xml:space="preserve">"TXErrors": { "Megabit": 0, "Unit": 0 }, </w:t>
+            </w:r>
+          </w:p>
+          <w:p>
+            <w:pPr>
+              <w:ind w:left="0" w:firstLineChars="600" w:firstLine="1260"/>
+            </w:pPr>
+            <w:r>
+              <w:t xml:space="preserve">"TXDrops": { "Megabit": 0, "Unit": 0 } </w:t>
+            </w:r>
+          </w:p>
+          <w:p>
+            <w:pPr>
+              <w:ind w:left="0" w:firstLineChars="450" w:firstLine="945"/>
+            </w:pPr>
+            <w:r>
+              <w:t xml:space="preserve">} </w:t>
+            </w:r>
+          </w:p>
+          <w:p>
+            <w:pPr>
+              <w:ind w:leftChars="170" w:firstLineChars="200" w:firstLine="420"/>
+            </w:pPr>
+            <w:r>
+              <w:rPr>
+                <w:rFonts w:hint="eastAsia"/>
+              </w:rPr>
+              <w:t>]</w:t>
+            </w:r>
+            <w:r>
+              <w:t xml:space="preserve"> </w:t>
+            </w:r>
+          </w:p>
+          <w:p>
+            <w:pPr>
+              <w:ind w:left="0" w:firstLineChars="300" w:firstLine="630"/>
+            </w:pPr>
+            <w:r>
+              <w:t xml:space="preserve">}, </w:t>
+            </w:r>
+          </w:p>
+          <w:p>
+            <w:pPr>
+              <w:ind w:left="0" w:firstLineChars="300" w:firstLine="630"/>
+            </w:pPr>
+            <w:r>
+              <w:t xml:space="preserve">"HostName": "suse-lyb", </w:t>
+            </w:r>
+          </w:p>
+          <w:p>
+            <w:pPr>
+              <w:ind w:left="0" w:firstLineChars="300" w:firstLine="630"/>
+            </w:pPr>
+            <w:r>
+              <w:t xml:space="preserve">"Memory": </w:t>
+            </w:r>
+          </w:p>
+          <w:p>
+            <w:pPr>
+              <w:ind w:left="0" w:firstLineChars="300" w:firstLine="630"/>
+            </w:pPr>
+            <w:r>
+              <w:t xml:space="preserve">{ </w:t>
+            </w:r>
+          </w:p>
+          <w:p>
+            <w:pPr>
+              <w:ind w:left="0" w:firstLineChars="400" w:firstLine="840"/>
+            </w:pPr>
+            <w:r>
+              <w:t xml:space="preserve">"Size": 1878, </w:t>
+            </w:r>
+          </w:p>
+          <w:p>
+            <w:pPr>
+              <w:ind w:left="0" w:firstLineChars="400" w:firstLine="840"/>
+            </w:pPr>
+            <w:r>
+              <w:t xml:space="preserve">"Free": 114, </w:t>
+            </w:r>
+          </w:p>
+          <w:p>
+            <w:pPr>
+              <w:ind w:left="0" w:firstLineChars="400" w:firstLine="840"/>
+            </w:pPr>
+            <w:r>
+              <w:t xml:space="preserve">"Used": 1764 </w:t>
+            </w:r>
+          </w:p>
+          <w:p>
+            <w:pPr>
+              <w:ind w:left="0" w:firstLineChars="300" w:firstLine="630"/>
+            </w:pPr>
+            <w:r>
+              <w:t xml:space="preserve">}, </w:t>
+            </w:r>
+          </w:p>
+          <w:p>
+            <w:pPr>
+              <w:ind w:left="0" w:firstLineChars="300" w:firstLine="630"/>
+            </w:pPr>
+            <w:r>
+              <w:t xml:space="preserve">"Disk": </w:t>
+            </w:r>
+          </w:p>
+          <w:p>
+            <w:pPr>
+              <w:ind w:left="0" w:firstLineChars="300" w:firstLine="630"/>
+            </w:pPr>
+            <w:r>
+              <w:t xml:space="preserve">[ </w:t>
+            </w:r>
+          </w:p>
+          <w:p>
+            <w:pPr>
+              <w:ind w:left="0" w:firstLineChars="300" w:firstLine="630"/>
+            </w:pPr>
+            <w:r>
+              <w:t xml:space="preserve">{ </w:t>
+            </w:r>
+          </w:p>
+          <w:p>
+            <w:pPr>
+              <w:ind w:left="0" w:firstLineChars="300" w:firstLine="630"/>
+            </w:pPr>
+            <w:r>
               <w:lastRenderedPageBreak/>
-              <w:t xml:space="preserve">}, </w:t>
+              <w:t xml:space="preserve">"Name": "/dev/mapper/vgdata-lvdata1", </w:t>
             </w:r>
           </w:p>
           <w:p>
@@ -30080,7 +30558,7 @@
               <w:ind w:left="0" w:firstLineChars="300" w:firstLine="630"/>
             </w:pPr>
             <w:r>
-              <w:t xml:space="preserve">"Net": </w:t>
+              <w:t xml:space="preserve">"Mount": "/home/mount", </w:t>
             </w:r>
           </w:p>
           <w:p>
@@ -30088,133 +30566,7 @@
               <w:ind w:left="0" w:firstLineChars="300" w:firstLine="630"/>
             </w:pPr>
             <w:r>
-              <w:t xml:space="preserve">{ </w:t>
-            </w:r>
-          </w:p>
-          <w:p>
-            <w:pPr>
-              <w:ind w:left="0" w:firstLineChars="400" w:firstLine="840"/>
-            </w:pPr>
-            <w:r>
-              <w:t xml:space="preserve">"CalendarTime": 1425101760, </w:t>
-            </w:r>
-          </w:p>
-          <w:p>
-            <w:pPr>
-              <w:ind w:left="0" w:firstLineChars="400" w:firstLine="840"/>
-            </w:pPr>
-            <w:r>
-              <w:t xml:space="preserve">"Net": </w:t>
-            </w:r>
-          </w:p>
-          <w:p>
-            <w:pPr>
-              <w:ind w:left="0" w:firstLineChars="400" w:firstLine="840"/>
-            </w:pPr>
-            <w:r>
-              <w:t xml:space="preserve">[ </w:t>
-            </w:r>
-          </w:p>
-          <w:p>
-            <w:pPr>
-              <w:ind w:left="0" w:firstLineChars="500" w:firstLine="1050"/>
-            </w:pPr>
-            <w:r>
-              <w:t xml:space="preserve">{ </w:t>
-            </w:r>
-          </w:p>
-          <w:p>
-            <w:pPr>
-              <w:ind w:left="0" w:firstLineChars="600" w:firstLine="1260"/>
-            </w:pPr>
-            <w:r>
-              <w:t xml:space="preserve">"Name": "lo", </w:t>
-            </w:r>
-          </w:p>
-          <w:p>
-            <w:pPr>
-              <w:ind w:left="0" w:firstLineChars="600" w:firstLine="1260"/>
-            </w:pPr>
-            <w:r>
-              <w:t xml:space="preserve">"RXBytes": { "Megabit": 5335, "Unit": 117938 }, </w:t>
-            </w:r>
-          </w:p>
-          <w:p>
-            <w:pPr>
-              <w:ind w:left="0" w:firstLineChars="600" w:firstLine="1260"/>
-            </w:pPr>
-            <w:r>
-              <w:t xml:space="preserve">"RXPackets": { "Megabit": 43, "Unit": 901867 }, </w:t>
-            </w:r>
-          </w:p>
-          <w:p>
-            <w:pPr>
-              <w:ind w:left="0" w:firstLineChars="600" w:firstLine="1260"/>
-            </w:pPr>
-            <w:r>
-              <w:t xml:space="preserve">"RXErrors": { "Megabit": 0, "Unit": 0 }, </w:t>
-            </w:r>
-          </w:p>
-          <w:p>
-            <w:pPr>
-              <w:ind w:left="0" w:firstLineChars="600" w:firstLine="1260"/>
-            </w:pPr>
-            <w:r>
-              <w:t xml:space="preserve">"RXDrops": { "Megabit": 0, "Unit": 0 }, </w:t>
-            </w:r>
-          </w:p>
-          <w:p>
-            <w:pPr>
-              <w:ind w:left="0" w:firstLineChars="600" w:firstLine="1260"/>
-            </w:pPr>
-            <w:r>
-              <w:t xml:space="preserve">"TXBytes": { "Megabit": 5335, "Unit": 117938 }, </w:t>
-            </w:r>
-          </w:p>
-          <w:p>
-            <w:pPr>
-              <w:ind w:left="0" w:firstLineChars="600" w:firstLine="1260"/>
-            </w:pPr>
-            <w:r>
-              <w:t xml:space="preserve">"TXPackets": { "Megabit": 43, "Unit": 901867 }, </w:t>
-            </w:r>
-          </w:p>
-          <w:p>
-            <w:pPr>
-              <w:ind w:left="0" w:firstLineChars="600" w:firstLine="1260"/>
-            </w:pPr>
-            <w:r>
-              <w:t xml:space="preserve">"TXErrors": { "Megabit": 0, "Unit": 0 }, </w:t>
-            </w:r>
-          </w:p>
-          <w:p>
-            <w:pPr>
-              <w:ind w:left="0" w:firstLineChars="600" w:firstLine="1260"/>
-            </w:pPr>
-            <w:r>
-              <w:t xml:space="preserve">"TXDrops": { "Megabit": 0, "Unit": 0 } </w:t>
-            </w:r>
-          </w:p>
-          <w:p>
-            <w:pPr>
-              <w:ind w:left="0" w:firstLineChars="450" w:firstLine="945"/>
-            </w:pPr>
-            <w:r>
-              <w:t xml:space="preserve">} </w:t>
-            </w:r>
-          </w:p>
-          <w:p>
-            <w:pPr>
-              <w:ind w:leftChars="170" w:firstLineChars="200" w:firstLine="420"/>
-            </w:pPr>
-            <w:r>
-              <w:rPr>
-                <w:rFonts w:hint="eastAsia"/>
-              </w:rPr>
-              <w:t>]</w:t>
-            </w:r>
-            <w:r>
-              <w:t xml:space="preserve"> </w:t>
+              <w:t xml:space="preserve">"Size": 50388, </w:t>
             </w:r>
           </w:p>
           <w:p>
@@ -30222,7 +30574,7 @@
               <w:ind w:left="0" w:firstLineChars="300" w:firstLine="630"/>
             </w:pPr>
             <w:r>
-              <w:t xml:space="preserve">}, </w:t>
+              <w:t xml:space="preserve">"Free": 13547 </w:t>
             </w:r>
           </w:p>
           <w:p>
@@ -30230,7 +30582,7 @@
               <w:ind w:left="0" w:firstLineChars="300" w:firstLine="630"/>
             </w:pPr>
             <w:r>
-              <w:t xml:space="preserve">"HostName": "suse-lyb", </w:t>
+              <w:t>}</w:t>
             </w:r>
           </w:p>
           <w:p>
@@ -30238,119 +30590,6 @@
               <w:ind w:left="0" w:firstLineChars="300" w:firstLine="630"/>
             </w:pPr>
             <w:r>
-              <w:t xml:space="preserve">"Memory": </w:t>
-            </w:r>
-          </w:p>
-          <w:p>
-            <w:pPr>
-              <w:ind w:left="0" w:firstLineChars="300" w:firstLine="630"/>
-            </w:pPr>
-            <w:r>
-              <w:t xml:space="preserve">{ </w:t>
-            </w:r>
-          </w:p>
-          <w:p>
-            <w:pPr>
-              <w:ind w:left="0" w:firstLineChars="400" w:firstLine="840"/>
-            </w:pPr>
-            <w:r>
-              <w:t xml:space="preserve">"Size": 1878, </w:t>
-            </w:r>
-          </w:p>
-          <w:p>
-            <w:pPr>
-              <w:ind w:left="0" w:firstLineChars="400" w:firstLine="840"/>
-            </w:pPr>
-            <w:r>
-              <w:t xml:space="preserve">"Free": 114, </w:t>
-            </w:r>
-          </w:p>
-          <w:p>
-            <w:pPr>
-              <w:ind w:left="0" w:firstLineChars="400" w:firstLine="840"/>
-            </w:pPr>
-            <w:r>
-              <w:t xml:space="preserve">"Used": 1764 </w:t>
-            </w:r>
-          </w:p>
-          <w:p>
-            <w:pPr>
-              <w:ind w:left="0" w:firstLineChars="300" w:firstLine="630"/>
-            </w:pPr>
-            <w:r>
-              <w:t xml:space="preserve">}, </w:t>
-            </w:r>
-          </w:p>
-          <w:p>
-            <w:pPr>
-              <w:ind w:left="0" w:firstLineChars="300" w:firstLine="630"/>
-            </w:pPr>
-            <w:r>
-              <w:t xml:space="preserve">"Disk": </w:t>
-            </w:r>
-          </w:p>
-          <w:p>
-            <w:pPr>
-              <w:ind w:left="0" w:firstLineChars="300" w:firstLine="630"/>
-            </w:pPr>
-            <w:r>
-              <w:t xml:space="preserve">[ </w:t>
-            </w:r>
-          </w:p>
-          <w:p>
-            <w:pPr>
-              <w:ind w:left="0" w:firstLineChars="300" w:firstLine="630"/>
-            </w:pPr>
-            <w:r>
-              <w:t xml:space="preserve">{ </w:t>
-            </w:r>
-          </w:p>
-          <w:p>
-            <w:pPr>
-              <w:ind w:left="0" w:firstLineChars="300" w:firstLine="630"/>
-            </w:pPr>
-            <w:r>
-              <w:t xml:space="preserve">"Name": "/dev/mapper/vgdata-lvdata1", </w:t>
-            </w:r>
-          </w:p>
-          <w:p>
-            <w:pPr>
-              <w:ind w:left="0" w:firstLineChars="300" w:firstLine="630"/>
-            </w:pPr>
-            <w:r>
-              <w:t xml:space="preserve">"Mount": "/home/mount", </w:t>
-            </w:r>
-          </w:p>
-          <w:p>
-            <w:pPr>
-              <w:ind w:left="0" w:firstLineChars="300" w:firstLine="630"/>
-            </w:pPr>
-            <w:r>
-              <w:t xml:space="preserve">"Size": 50388, </w:t>
-            </w:r>
-          </w:p>
-          <w:p>
-            <w:pPr>
-              <w:ind w:left="0" w:firstLineChars="300" w:firstLine="630"/>
-            </w:pPr>
-            <w:r>
-              <w:t xml:space="preserve">"Free": 13547 </w:t>
-            </w:r>
-          </w:p>
-          <w:p>
-            <w:pPr>
-              <w:ind w:left="0" w:firstLineChars="300" w:firstLine="630"/>
-            </w:pPr>
-            <w:r>
-              <w:t>}</w:t>
-            </w:r>
-          </w:p>
-          <w:p>
-            <w:pPr>
-              <w:ind w:left="0" w:firstLineChars="300" w:firstLine="630"/>
-            </w:pPr>
-            <w:r>
-              <w:lastRenderedPageBreak/>
               <w:t>]</w:t>
             </w:r>
           </w:p>

--- a/internal_doc/03.开发设计/OM/Story-OMSvc.docx
+++ b/internal_doc/03.开发设计/OM/Story-OMSvc.docx
@@ -4530,12 +4530,55 @@
           <w:p>
             <w:pPr>
               <w:ind w:left="0"/>
+              <w:rPr>
+                <w:ins w:id="1" w:author="linyoubin" w:date="2016-05-23T11:00:00Z"/>
+              </w:rPr>
             </w:pPr>
             <w:r>
               <w:rPr>
                 <w:rFonts w:hint="eastAsia"/>
               </w:rPr>
               <w:t>hint: object</w:t>
+            </w:r>
+          </w:p>
+          <w:p>
+            <w:pPr>
+              <w:ind w:left="0"/>
+            </w:pPr>
+            <w:r>
+              <w:rPr>
+                <w:rFonts w:hint="eastAsia"/>
+              </w:rPr>
+              <w:t>skip:</w:t>
+            </w:r>
+            <w:r>
+              <w:rPr>
+                <w:rFonts w:hint="eastAsia"/>
+              </w:rPr>
+              <w:t>跳过记录数</w:t>
+            </w:r>
+          </w:p>
+          <w:p>
+            <w:pPr>
+              <w:ind w:left="0"/>
+            </w:pPr>
+            <w:r>
+              <w:rPr>
+                <w:rFonts w:hint="eastAsia"/>
+              </w:rPr>
+              <w:t>limit</w:t>
+            </w:r>
+            <w:r>
+              <w:rPr>
+                <w:rFonts w:hint="eastAsia"/>
+              </w:rPr>
+              <w:t>:</w:t>
+            </w:r>
+            <w:r>
+              <w:rPr>
+                <w:rFonts w:hint="eastAsia"/>
+              </w:rPr>
+              <w:t>查询记录数</w:t>
             </w:r>
           </w:p>
         </w:tc>
@@ -5069,6 +5112,7 @@
         <w:rPr>
           <w:rFonts w:hint="eastAsia"/>
         </w:rPr>
+        <w:lastRenderedPageBreak/>
         <w:t>扫描主机</w:t>
       </w:r>
       <w:r>
@@ -5151,7 +5195,6 @@
               <w:rPr>
                 <w:rFonts w:hint="eastAsia"/>
               </w:rPr>
-              <w:lastRenderedPageBreak/>
               <w:t>请求头</w:t>
             </w:r>
           </w:p>
@@ -6636,6 +6679,7 @@
               <w:rPr>
                 <w:rFonts w:hint="eastAsia"/>
               </w:rPr>
+              <w:lastRenderedPageBreak/>
               <w:t>说明</w:t>
             </w:r>
           </w:p>
@@ -6675,7 +6719,6 @@
         <w:rPr>
           <w:rFonts w:hint="eastAsia"/>
         </w:rPr>
-        <w:lastRenderedPageBreak/>
         <w:t>检测</w:t>
       </w:r>
       <w:r>
@@ -7964,6 +8007,7 @@
               <w:ind w:left="0" w:firstLineChars="150" w:firstLine="315"/>
             </w:pPr>
             <w:r>
+              <w:lastRenderedPageBreak/>
               <w:t>Net</w:t>
             </w:r>
             <w:r>
@@ -8015,7 +8059,6 @@
               <w:ind w:left="0" w:firstLineChars="150" w:firstLine="315"/>
             </w:pPr>
             <w:r>
-              <w:lastRenderedPageBreak/>
               <w:t>Safety</w:t>
             </w:r>
             <w:r>
@@ -8234,6 +8277,7 @@
               <w:ind w:left="0" w:firstLineChars="150" w:firstLine="315"/>
             </w:pPr>
             <w:r>
+              <w:lastRenderedPageBreak/>
               <w:t>"OM"</w:t>
             </w:r>
             <w:r>
@@ -8267,14 +8311,458 @@
               <w:ind w:left="0" w:firstLineChars="300" w:firstLine="630"/>
             </w:pPr>
             <w:r>
+              <w:t>"Version"</w:t>
+            </w:r>
+            <w:r>
+              <w:t xml:space="preserve">: </w:t>
+            </w:r>
+            <w:r>
+              <w:t xml:space="preserve">"1.8", </w:t>
+            </w:r>
+          </w:p>
+          <w:p>
+            <w:pPr>
+              <w:ind w:left="0" w:firstLineChars="300" w:firstLine="630"/>
+            </w:pPr>
+            <w:r>
+              <w:t>"Path"</w:t>
+            </w:r>
+            <w:r>
+              <w:t xml:space="preserve">: </w:t>
+            </w:r>
+            <w:r>
+              <w:t xml:space="preserve">"/home/mount/sequoiadb/trunk//bin/", </w:t>
+            </w:r>
+          </w:p>
+          <w:p>
+            <w:pPr>
+              <w:ind w:left="0" w:firstLineChars="300" w:firstLine="630"/>
+            </w:pPr>
+            <w:r>
+              <w:t>"Port"</w:t>
+            </w:r>
+            <w:r>
+              <w:t xml:space="preserve">: </w:t>
+            </w:r>
+            <w:r>
+              <w:t xml:space="preserve">"11790", </w:t>
+            </w:r>
+          </w:p>
+          <w:p>
+            <w:pPr>
+              <w:ind w:left="0" w:firstLineChars="300" w:firstLine="630"/>
+            </w:pPr>
+            <w:r>
+              <w:t>"Release"</w:t>
+            </w:r>
+            <w:r>
+              <w:t xml:space="preserve">: </w:t>
+            </w:r>
+            <w:r>
+              <w:t xml:space="preserve">15427 </w:t>
+            </w:r>
+          </w:p>
+          <w:p>
+            <w:pPr>
+              <w:ind w:left="0" w:firstLineChars="150" w:firstLine="315"/>
+            </w:pPr>
+            <w:r>
+              <w:t xml:space="preserve">}, </w:t>
+            </w:r>
+          </w:p>
+          <w:p>
+            <w:pPr>
+              <w:ind w:left="0" w:firstLineChars="150" w:firstLine="315"/>
+            </w:pPr>
+            <w:r>
+              <w:t>"CPU"</w:t>
+            </w:r>
+            <w:r>
+              <w:t xml:space="preserve">: </w:t>
+            </w:r>
+          </w:p>
+          <w:p>
+            <w:pPr>
+              <w:ind w:left="0" w:firstLineChars="150" w:firstLine="315"/>
+            </w:pPr>
+            <w:r>
+              <w:t xml:space="preserve">[ </w:t>
+            </w:r>
+          </w:p>
+          <w:p>
+            <w:pPr>
+              <w:ind w:left="0" w:firstLineChars="300" w:firstLine="630"/>
+            </w:pPr>
+            <w:r>
+              <w:t>{</w:t>
+            </w:r>
+          </w:p>
+          <w:p>
+            <w:pPr>
+              <w:ind w:left="0" w:firstLineChars="450" w:firstLine="945"/>
+            </w:pPr>
+            <w:r>
+              <w:t>"ID"</w:t>
+            </w:r>
+            <w:r>
+              <w:t xml:space="preserve">: </w:t>
+            </w:r>
+            <w:r>
+              <w:t xml:space="preserve">"", </w:t>
+            </w:r>
+          </w:p>
+          <w:p>
+            <w:pPr>
+              <w:ind w:left="0" w:firstLineChars="450" w:firstLine="945"/>
+            </w:pPr>
+            <w:r>
+              <w:t>"Model"</w:t>
+            </w:r>
+            <w:r>
+              <w:t xml:space="preserve">: </w:t>
+            </w:r>
+            <w:r>
+              <w:t xml:space="preserve">"", </w:t>
+            </w:r>
+          </w:p>
+          <w:p>
+            <w:pPr>
+              <w:ind w:left="0" w:firstLineChars="450" w:firstLine="945"/>
+            </w:pPr>
+            <w:r>
+              <w:t>"Core"</w:t>
+            </w:r>
+            <w:r>
+              <w:t xml:space="preserve">: </w:t>
+            </w:r>
+            <w:r>
+              <w:t xml:space="preserve">4, </w:t>
+            </w:r>
+          </w:p>
+          <w:p>
+            <w:pPr>
+              <w:ind w:left="0" w:firstLineChars="450" w:firstLine="945"/>
+            </w:pPr>
+            <w:r>
+              <w:t>"Freq"</w:t>
+            </w:r>
+            <w:r>
+              <w:t xml:space="preserve">: </w:t>
+            </w:r>
+            <w:r>
+              <w:t xml:space="preserve">"2.00GHz" </w:t>
+            </w:r>
+          </w:p>
+          <w:p>
+            <w:pPr>
+              <w:ind w:left="0" w:firstLineChars="300" w:firstLine="630"/>
+            </w:pPr>
+            <w:r>
+              <w:t xml:space="preserve">} </w:t>
+            </w:r>
+          </w:p>
+          <w:p>
+            <w:pPr>
+              <w:ind w:left="0" w:firstLineChars="150" w:firstLine="315"/>
+            </w:pPr>
+            <w:r>
+              <w:t xml:space="preserve">], </w:t>
+            </w:r>
+          </w:p>
+          <w:p>
+            <w:pPr>
+              <w:ind w:left="0" w:firstLineChars="150" w:firstLine="315"/>
+            </w:pPr>
+            <w:r>
+              <w:t>"Memory"</w:t>
+            </w:r>
+            <w:r>
+              <w:t xml:space="preserve">: </w:t>
+            </w:r>
+          </w:p>
+          <w:p>
+            <w:pPr>
+              <w:ind w:left="0" w:firstLineChars="150" w:firstLine="315"/>
+            </w:pPr>
+            <w:r>
+              <w:t>{</w:t>
+            </w:r>
+          </w:p>
+          <w:p>
+            <w:pPr>
+              <w:ind w:left="0" w:firstLineChars="300" w:firstLine="630"/>
+            </w:pPr>
+            <w:r>
+              <w:t>"Model"</w:t>
+            </w:r>
+            <w:r>
+              <w:t xml:space="preserve">: </w:t>
+            </w:r>
+            <w:r>
+              <w:t xml:space="preserve">"", </w:t>
+            </w:r>
+          </w:p>
+          <w:p>
+            <w:pPr>
+              <w:ind w:left="0" w:firstLineChars="300" w:firstLine="630"/>
+            </w:pPr>
+            <w:r>
+              <w:t>"Size"</w:t>
+            </w:r>
+            <w:r>
+              <w:t xml:space="preserve">: </w:t>
+            </w:r>
+            <w:r>
+              <w:t xml:space="preserve">3833, </w:t>
+            </w:r>
+          </w:p>
+          <w:p>
+            <w:pPr>
+              <w:ind w:left="0" w:firstLineChars="300" w:firstLine="630"/>
+            </w:pPr>
+            <w:r>
+              <w:t>"Free"</w:t>
+            </w:r>
+            <w:r>
+              <w:t xml:space="preserve">: </w:t>
+            </w:r>
+            <w:r>
+              <w:t xml:space="preserve">1136 </w:t>
+            </w:r>
+          </w:p>
+          <w:p>
+            <w:pPr>
+              <w:ind w:left="0" w:firstLineChars="150" w:firstLine="315"/>
+            </w:pPr>
+            <w:r>
+              <w:t xml:space="preserve">}, </w:t>
+            </w:r>
+          </w:p>
+          <w:p>
+            <w:pPr>
+              <w:ind w:left="0" w:firstLineChars="150" w:firstLine="315"/>
+            </w:pPr>
+            <w:r>
+              <w:t>"Net"</w:t>
+            </w:r>
+            <w:r>
+              <w:t xml:space="preserve">: </w:t>
+            </w:r>
+          </w:p>
+          <w:p>
+            <w:pPr>
+              <w:ind w:left="0" w:firstLineChars="150" w:firstLine="315"/>
+            </w:pPr>
+            <w:r>
+              <w:t xml:space="preserve">[ </w:t>
+            </w:r>
+          </w:p>
+          <w:p>
+            <w:pPr>
+              <w:ind w:left="0" w:firstLineChars="300" w:firstLine="630"/>
+            </w:pPr>
+            <w:r>
+              <w:t xml:space="preserve">{ </w:t>
+            </w:r>
+          </w:p>
+          <w:p>
+            <w:pPr>
+              <w:ind w:left="0" w:firstLineChars="450" w:firstLine="945"/>
+            </w:pPr>
+            <w:r>
+              <w:t>"Name"</w:t>
+            </w:r>
+            <w:r>
+              <w:t xml:space="preserve">: </w:t>
+            </w:r>
+            <w:r>
+              <w:t xml:space="preserve">"lo", </w:t>
+            </w:r>
+          </w:p>
+          <w:p>
+            <w:pPr>
+              <w:ind w:left="0" w:firstLineChars="450" w:firstLine="945"/>
+            </w:pPr>
+            <w:r>
+              <w:t>"Model"</w:t>
+            </w:r>
+            <w:r>
+              <w:t xml:space="preserve">: </w:t>
+            </w:r>
+            <w:r>
+              <w:t xml:space="preserve">"", </w:t>
+            </w:r>
+          </w:p>
+          <w:p>
+            <w:pPr>
+              <w:ind w:left="0" w:firstLineChars="450" w:firstLine="945"/>
+            </w:pPr>
+            <w:r>
+              <w:t>"Bandwidth"</w:t>
+            </w:r>
+            <w:r>
+              <w:t xml:space="preserve">: </w:t>
+            </w:r>
+            <w:r>
+              <w:t xml:space="preserve">"", </w:t>
+            </w:r>
+          </w:p>
+          <w:p>
+            <w:pPr>
+              <w:ind w:left="0" w:firstLineChars="450" w:firstLine="945"/>
+            </w:pPr>
+            <w:r>
+              <w:t>"IP"</w:t>
+            </w:r>
+            <w:r>
+              <w:t xml:space="preserve">: </w:t>
+            </w:r>
+            <w:r>
+              <w:t xml:space="preserve">"127.0.0.1" </w:t>
+            </w:r>
+          </w:p>
+          <w:p>
+            <w:pPr>
+              <w:ind w:left="0" w:firstLineChars="300" w:firstLine="630"/>
+            </w:pPr>
+            <w:r>
+              <w:t>},</w:t>
+            </w:r>
+          </w:p>
+          <w:p>
+            <w:pPr>
+              <w:ind w:leftChars="170" w:firstLineChars="100" w:firstLine="210"/>
+            </w:pPr>
+            <w:r>
+              <w:t xml:space="preserve">{ </w:t>
+            </w:r>
+          </w:p>
+          <w:p>
+            <w:pPr>
+              <w:ind w:left="0" w:firstLineChars="500" w:firstLine="1050"/>
+            </w:pPr>
+            <w:r>
+              <w:t>"Name"</w:t>
+            </w:r>
+            <w:r>
+              <w:t xml:space="preserve">: </w:t>
+            </w:r>
+            <w:r>
+              <w:t xml:space="preserve">"eth1", </w:t>
+            </w:r>
+          </w:p>
+          <w:p>
+            <w:pPr>
+              <w:ind w:left="0" w:firstLineChars="500" w:firstLine="1050"/>
+            </w:pPr>
+            <w:r>
+              <w:t>"Model"</w:t>
+            </w:r>
+            <w:r>
+              <w:t xml:space="preserve">: </w:t>
+            </w:r>
+            <w:r>
+              <w:t xml:space="preserve">"", </w:t>
+            </w:r>
+          </w:p>
+          <w:p>
+            <w:pPr>
+              <w:ind w:left="0" w:firstLineChars="500" w:firstLine="1050"/>
+            </w:pPr>
+            <w:r>
+              <w:t>"Bandwidth"</w:t>
+            </w:r>
+            <w:r>
+              <w:t xml:space="preserve">: </w:t>
+            </w:r>
+            <w:r>
+              <w:t xml:space="preserve">"", </w:t>
+            </w:r>
+          </w:p>
+          <w:p>
+            <w:pPr>
+              <w:ind w:left="0" w:firstLineChars="500" w:firstLine="1050"/>
+            </w:pPr>
+            <w:r>
+              <w:t>"IP"</w:t>
+            </w:r>
+            <w:r>
+              <w:t xml:space="preserve">: </w:t>
+            </w:r>
+            <w:r>
+              <w:t xml:space="preserve">"192.168.20.197" </w:t>
+            </w:r>
+          </w:p>
+          <w:p>
+            <w:pPr>
+              <w:ind w:left="0" w:firstLineChars="300" w:firstLine="630"/>
+            </w:pPr>
+            <w:r>
+              <w:t xml:space="preserve">} </w:t>
+            </w:r>
+          </w:p>
+          <w:p>
+            <w:pPr>
+              <w:ind w:left="0" w:firstLineChars="150" w:firstLine="315"/>
+            </w:pPr>
+            <w:r>
+              <w:t xml:space="preserve">], </w:t>
+            </w:r>
+          </w:p>
+          <w:p>
+            <w:pPr>
+              <w:ind w:left="0" w:firstLineChars="150" w:firstLine="315"/>
+            </w:pPr>
+            <w:r>
+              <w:t>"Port"</w:t>
+            </w:r>
+            <w:r>
+              <w:t xml:space="preserve">: </w:t>
+            </w:r>
+          </w:p>
+          <w:p>
+            <w:pPr>
+              <w:ind w:left="0" w:firstLineChars="150" w:firstLine="315"/>
+            </w:pPr>
+            <w:r>
+              <w:t xml:space="preserve">[ </w:t>
+            </w:r>
+          </w:p>
+          <w:p>
+            <w:pPr>
+              <w:ind w:left="0" w:firstLineChars="300" w:firstLine="630"/>
+            </w:pPr>
+            <w:r>
+              <w:t xml:space="preserve">{ </w:t>
+            </w:r>
+          </w:p>
+          <w:p>
+            <w:pPr>
+              <w:ind w:left="0" w:firstLineChars="450" w:firstLine="945"/>
+            </w:pPr>
+            <w:r>
+              <w:t>"Port"</w:t>
+            </w:r>
+            <w:r>
+              <w:t xml:space="preserve">: </w:t>
+            </w:r>
+            <w:r>
+              <w:t xml:space="preserve">"", </w:t>
+            </w:r>
+          </w:p>
+          <w:p>
+            <w:pPr>
+              <w:ind w:left="0" w:firstLineChars="450" w:firstLine="945"/>
+            </w:pPr>
+            <w:r>
               <w:lastRenderedPageBreak/>
-              <w:t>"Version"</w:t>
-            </w:r>
-            <w:r>
-              <w:t xml:space="preserve">: </w:t>
-            </w:r>
-            <w:r>
-              <w:t xml:space="preserve">"1.8", </w:t>
+              <w:t>"CanUse"</w:t>
+            </w:r>
+            <w:r>
+              <w:t xml:space="preserve">: </w:t>
+            </w:r>
+            <w:r>
+              <w:t xml:space="preserve">false </w:t>
             </w:r>
           </w:p>
           <w:p>
@@ -8282,41 +8770,7 @@
               <w:ind w:left="0" w:firstLineChars="300" w:firstLine="630"/>
             </w:pPr>
             <w:r>
-              <w:t>"Path"</w:t>
-            </w:r>
-            <w:r>
-              <w:t xml:space="preserve">: </w:t>
-            </w:r>
-            <w:r>
-              <w:t xml:space="preserve">"/home/mount/sequoiadb/trunk//bin/", </w:t>
-            </w:r>
-          </w:p>
-          <w:p>
-            <w:pPr>
-              <w:ind w:left="0" w:firstLineChars="300" w:firstLine="630"/>
-            </w:pPr>
-            <w:r>
-              <w:t>"Port"</w:t>
-            </w:r>
-            <w:r>
-              <w:t xml:space="preserve">: </w:t>
-            </w:r>
-            <w:r>
-              <w:t xml:space="preserve">"11790", </w:t>
-            </w:r>
-          </w:p>
-          <w:p>
-            <w:pPr>
-              <w:ind w:left="0" w:firstLineChars="300" w:firstLine="630"/>
-            </w:pPr>
-            <w:r>
-              <w:t>"Release"</w:t>
-            </w:r>
-            <w:r>
-              <w:t xml:space="preserve">: </w:t>
-            </w:r>
-            <w:r>
-              <w:t xml:space="preserve">15427 </w:t>
+              <w:t xml:space="preserve">} </w:t>
             </w:r>
           </w:p>
           <w:p>
@@ -8324,7 +8778,7 @@
               <w:ind w:left="0" w:firstLineChars="150" w:firstLine="315"/>
             </w:pPr>
             <w:r>
-              <w:t xml:space="preserve">}, </w:t>
+              <w:t xml:space="preserve">], </w:t>
             </w:r>
           </w:p>
           <w:p>
@@ -8332,417 +8786,6 @@
               <w:ind w:left="0" w:firstLineChars="150" w:firstLine="315"/>
             </w:pPr>
             <w:r>
-              <w:t>"CPU"</w:t>
-            </w:r>
-            <w:r>
-              <w:t xml:space="preserve">: </w:t>
-            </w:r>
-          </w:p>
-          <w:p>
-            <w:pPr>
-              <w:ind w:left="0" w:firstLineChars="150" w:firstLine="315"/>
-            </w:pPr>
-            <w:r>
-              <w:t xml:space="preserve">[ </w:t>
-            </w:r>
-          </w:p>
-          <w:p>
-            <w:pPr>
-              <w:ind w:left="0" w:firstLineChars="300" w:firstLine="630"/>
-            </w:pPr>
-            <w:r>
-              <w:t>{</w:t>
-            </w:r>
-          </w:p>
-          <w:p>
-            <w:pPr>
-              <w:ind w:left="0" w:firstLineChars="450" w:firstLine="945"/>
-            </w:pPr>
-            <w:r>
-              <w:t>"ID"</w:t>
-            </w:r>
-            <w:r>
-              <w:t xml:space="preserve">: </w:t>
-            </w:r>
-            <w:r>
-              <w:t xml:space="preserve">"", </w:t>
-            </w:r>
-          </w:p>
-          <w:p>
-            <w:pPr>
-              <w:ind w:left="0" w:firstLineChars="450" w:firstLine="945"/>
-            </w:pPr>
-            <w:r>
-              <w:t>"Model"</w:t>
-            </w:r>
-            <w:r>
-              <w:t xml:space="preserve">: </w:t>
-            </w:r>
-            <w:r>
-              <w:t xml:space="preserve">"", </w:t>
-            </w:r>
-          </w:p>
-          <w:p>
-            <w:pPr>
-              <w:ind w:left="0" w:firstLineChars="450" w:firstLine="945"/>
-            </w:pPr>
-            <w:r>
-              <w:t>"Core"</w:t>
-            </w:r>
-            <w:r>
-              <w:t xml:space="preserve">: </w:t>
-            </w:r>
-            <w:r>
-              <w:t xml:space="preserve">4, </w:t>
-            </w:r>
-          </w:p>
-          <w:p>
-            <w:pPr>
-              <w:ind w:left="0" w:firstLineChars="450" w:firstLine="945"/>
-            </w:pPr>
-            <w:r>
-              <w:t>"Freq"</w:t>
-            </w:r>
-            <w:r>
-              <w:t xml:space="preserve">: </w:t>
-            </w:r>
-            <w:r>
-              <w:t xml:space="preserve">"2.00GHz" </w:t>
-            </w:r>
-          </w:p>
-          <w:p>
-            <w:pPr>
-              <w:ind w:left="0" w:firstLineChars="300" w:firstLine="630"/>
-            </w:pPr>
-            <w:r>
-              <w:t xml:space="preserve">} </w:t>
-            </w:r>
-          </w:p>
-          <w:p>
-            <w:pPr>
-              <w:ind w:left="0" w:firstLineChars="150" w:firstLine="315"/>
-            </w:pPr>
-            <w:r>
-              <w:t xml:space="preserve">], </w:t>
-            </w:r>
-          </w:p>
-          <w:p>
-            <w:pPr>
-              <w:ind w:left="0" w:firstLineChars="150" w:firstLine="315"/>
-            </w:pPr>
-            <w:r>
-              <w:t>"Memory"</w:t>
-            </w:r>
-            <w:r>
-              <w:t xml:space="preserve">: </w:t>
-            </w:r>
-          </w:p>
-          <w:p>
-            <w:pPr>
-              <w:ind w:left="0" w:firstLineChars="150" w:firstLine="315"/>
-            </w:pPr>
-            <w:r>
-              <w:t>{</w:t>
-            </w:r>
-          </w:p>
-          <w:p>
-            <w:pPr>
-              <w:ind w:left="0" w:firstLineChars="300" w:firstLine="630"/>
-            </w:pPr>
-            <w:r>
-              <w:t>"Model"</w:t>
-            </w:r>
-            <w:r>
-              <w:t xml:space="preserve">: </w:t>
-            </w:r>
-            <w:r>
-              <w:t xml:space="preserve">"", </w:t>
-            </w:r>
-          </w:p>
-          <w:p>
-            <w:pPr>
-              <w:ind w:left="0" w:firstLineChars="300" w:firstLine="630"/>
-            </w:pPr>
-            <w:r>
-              <w:t>"Size"</w:t>
-            </w:r>
-            <w:r>
-              <w:t xml:space="preserve">: </w:t>
-            </w:r>
-            <w:r>
-              <w:t xml:space="preserve">3833, </w:t>
-            </w:r>
-          </w:p>
-          <w:p>
-            <w:pPr>
-              <w:ind w:left="0" w:firstLineChars="300" w:firstLine="630"/>
-            </w:pPr>
-            <w:r>
-              <w:t>"Free"</w:t>
-            </w:r>
-            <w:r>
-              <w:t xml:space="preserve">: </w:t>
-            </w:r>
-            <w:r>
-              <w:t xml:space="preserve">1136 </w:t>
-            </w:r>
-          </w:p>
-          <w:p>
-            <w:pPr>
-              <w:ind w:left="0" w:firstLineChars="150" w:firstLine="315"/>
-            </w:pPr>
-            <w:r>
-              <w:t xml:space="preserve">}, </w:t>
-            </w:r>
-          </w:p>
-          <w:p>
-            <w:pPr>
-              <w:ind w:left="0" w:firstLineChars="150" w:firstLine="315"/>
-            </w:pPr>
-            <w:r>
-              <w:t>"Net"</w:t>
-            </w:r>
-            <w:r>
-              <w:t xml:space="preserve">: </w:t>
-            </w:r>
-          </w:p>
-          <w:p>
-            <w:pPr>
-              <w:ind w:left="0" w:firstLineChars="150" w:firstLine="315"/>
-            </w:pPr>
-            <w:r>
-              <w:t xml:space="preserve">[ </w:t>
-            </w:r>
-          </w:p>
-          <w:p>
-            <w:pPr>
-              <w:ind w:left="0" w:firstLineChars="300" w:firstLine="630"/>
-            </w:pPr>
-            <w:r>
-              <w:t xml:space="preserve">{ </w:t>
-            </w:r>
-          </w:p>
-          <w:p>
-            <w:pPr>
-              <w:ind w:left="0" w:firstLineChars="450" w:firstLine="945"/>
-            </w:pPr>
-            <w:r>
-              <w:t>"Name"</w:t>
-            </w:r>
-            <w:r>
-              <w:t xml:space="preserve">: </w:t>
-            </w:r>
-            <w:r>
-              <w:t xml:space="preserve">"lo", </w:t>
-            </w:r>
-          </w:p>
-          <w:p>
-            <w:pPr>
-              <w:ind w:left="0" w:firstLineChars="450" w:firstLine="945"/>
-            </w:pPr>
-            <w:r>
-              <w:t>"Model"</w:t>
-            </w:r>
-            <w:r>
-              <w:t xml:space="preserve">: </w:t>
-            </w:r>
-            <w:r>
-              <w:t xml:space="preserve">"", </w:t>
-            </w:r>
-          </w:p>
-          <w:p>
-            <w:pPr>
-              <w:ind w:left="0" w:firstLineChars="450" w:firstLine="945"/>
-            </w:pPr>
-            <w:r>
-              <w:t>"Bandwidth"</w:t>
-            </w:r>
-            <w:r>
-              <w:t xml:space="preserve">: </w:t>
-            </w:r>
-            <w:r>
-              <w:t xml:space="preserve">"", </w:t>
-            </w:r>
-          </w:p>
-          <w:p>
-            <w:pPr>
-              <w:ind w:left="0" w:firstLineChars="450" w:firstLine="945"/>
-            </w:pPr>
-            <w:r>
-              <w:t>"IP"</w:t>
-            </w:r>
-            <w:r>
-              <w:t xml:space="preserve">: </w:t>
-            </w:r>
-            <w:r>
-              <w:t xml:space="preserve">"127.0.0.1" </w:t>
-            </w:r>
-          </w:p>
-          <w:p>
-            <w:pPr>
-              <w:ind w:left="0" w:firstLineChars="300" w:firstLine="630"/>
-            </w:pPr>
-            <w:r>
-              <w:t>},</w:t>
-            </w:r>
-          </w:p>
-          <w:p>
-            <w:pPr>
-              <w:ind w:leftChars="170" w:firstLineChars="100" w:firstLine="210"/>
-            </w:pPr>
-            <w:r>
-              <w:t xml:space="preserve">{ </w:t>
-            </w:r>
-          </w:p>
-          <w:p>
-            <w:pPr>
-              <w:ind w:left="0" w:firstLineChars="500" w:firstLine="1050"/>
-            </w:pPr>
-            <w:r>
-              <w:t>"Name"</w:t>
-            </w:r>
-            <w:r>
-              <w:t xml:space="preserve">: </w:t>
-            </w:r>
-            <w:r>
-              <w:t xml:space="preserve">"eth1", </w:t>
-            </w:r>
-          </w:p>
-          <w:p>
-            <w:pPr>
-              <w:ind w:left="0" w:firstLineChars="500" w:firstLine="1050"/>
-            </w:pPr>
-            <w:r>
-              <w:t>"Model"</w:t>
-            </w:r>
-            <w:r>
-              <w:t xml:space="preserve">: </w:t>
-            </w:r>
-            <w:r>
-              <w:t xml:space="preserve">"", </w:t>
-            </w:r>
-          </w:p>
-          <w:p>
-            <w:pPr>
-              <w:ind w:left="0" w:firstLineChars="500" w:firstLine="1050"/>
-            </w:pPr>
-            <w:r>
-              <w:t>"Bandwidth"</w:t>
-            </w:r>
-            <w:r>
-              <w:t xml:space="preserve">: </w:t>
-            </w:r>
-            <w:r>
-              <w:t xml:space="preserve">"", </w:t>
-            </w:r>
-          </w:p>
-          <w:p>
-            <w:pPr>
-              <w:ind w:left="0" w:firstLineChars="500" w:firstLine="1050"/>
-            </w:pPr>
-            <w:r>
-              <w:t>"IP"</w:t>
-            </w:r>
-            <w:r>
-              <w:t xml:space="preserve">: </w:t>
-            </w:r>
-            <w:r>
-              <w:t xml:space="preserve">"192.168.20.197" </w:t>
-            </w:r>
-          </w:p>
-          <w:p>
-            <w:pPr>
-              <w:ind w:left="0" w:firstLineChars="300" w:firstLine="630"/>
-            </w:pPr>
-            <w:r>
-              <w:t xml:space="preserve">} </w:t>
-            </w:r>
-          </w:p>
-          <w:p>
-            <w:pPr>
-              <w:ind w:left="0" w:firstLineChars="150" w:firstLine="315"/>
-            </w:pPr>
-            <w:r>
-              <w:t xml:space="preserve">], </w:t>
-            </w:r>
-          </w:p>
-          <w:p>
-            <w:pPr>
-              <w:ind w:left="0" w:firstLineChars="150" w:firstLine="315"/>
-            </w:pPr>
-            <w:r>
-              <w:t>"Port"</w:t>
-            </w:r>
-            <w:r>
-              <w:t xml:space="preserve">: </w:t>
-            </w:r>
-          </w:p>
-          <w:p>
-            <w:pPr>
-              <w:ind w:left="0" w:firstLineChars="150" w:firstLine="315"/>
-            </w:pPr>
-            <w:r>
-              <w:t xml:space="preserve">[ </w:t>
-            </w:r>
-          </w:p>
-          <w:p>
-            <w:pPr>
-              <w:ind w:left="0" w:firstLineChars="300" w:firstLine="630"/>
-            </w:pPr>
-            <w:r>
-              <w:t xml:space="preserve">{ </w:t>
-            </w:r>
-          </w:p>
-          <w:p>
-            <w:pPr>
-              <w:ind w:left="0" w:firstLineChars="450" w:firstLine="945"/>
-            </w:pPr>
-            <w:r>
-              <w:t>"Port"</w:t>
-            </w:r>
-            <w:r>
-              <w:t xml:space="preserve">: </w:t>
-            </w:r>
-            <w:r>
-              <w:t xml:space="preserve">"", </w:t>
-            </w:r>
-          </w:p>
-          <w:p>
-            <w:pPr>
-              <w:ind w:left="0" w:firstLineChars="450" w:firstLine="945"/>
-            </w:pPr>
-            <w:r>
-              <w:t>"CanUse"</w:t>
-            </w:r>
-            <w:r>
-              <w:t xml:space="preserve">: </w:t>
-            </w:r>
-            <w:r>
-              <w:t xml:space="preserve">false </w:t>
-            </w:r>
-          </w:p>
-          <w:p>
-            <w:pPr>
-              <w:ind w:left="0" w:firstLineChars="300" w:firstLine="630"/>
-            </w:pPr>
-            <w:r>
-              <w:t xml:space="preserve">} </w:t>
-            </w:r>
-          </w:p>
-          <w:p>
-            <w:pPr>
-              <w:ind w:left="0" w:firstLineChars="150" w:firstLine="315"/>
-            </w:pPr>
-            <w:r>
-              <w:t xml:space="preserve">], </w:t>
-            </w:r>
-          </w:p>
-          <w:p>
-            <w:pPr>
-              <w:ind w:left="0" w:firstLineChars="150" w:firstLine="315"/>
-            </w:pPr>
-            <w:r>
-              <w:lastRenderedPageBreak/>
               <w:t>"Service"</w:t>
             </w:r>
             <w:r>
@@ -9303,6 +9346,7 @@
               <w:rPr>
                 <w:rFonts w:hint="eastAsia"/>
               </w:rPr>
+              <w:lastRenderedPageBreak/>
               <w:t xml:space="preserve">omsvc ---&gt; </w:t>
             </w:r>
             <w:r>
@@ -9379,7 +9423,6 @@
               <w:rPr>
                 <w:rFonts w:hint="eastAsia"/>
               </w:rPr>
-              <w:lastRenderedPageBreak/>
               <w:t xml:space="preserve">omsvc ---&gt; </w:t>
             </w:r>
             <w:r>
@@ -10282,6 +10325,7 @@
               <w:rPr>
                 <w:rFonts w:hint="eastAsia"/>
               </w:rPr>
+              <w:lastRenderedPageBreak/>
               <w:t xml:space="preserve">  }, </w:t>
             </w:r>
             <w:r>
@@ -10330,7 +10374,6 @@
               <w:rPr>
                 <w:rFonts w:hint="eastAsia"/>
               </w:rPr>
-              <w:lastRenderedPageBreak/>
               <w:t>Passwd</w:t>
             </w:r>
             <w:r>
@@ -10717,6 +10760,7 @@
               <w:ind w:left="0" w:firstLineChars="600" w:firstLine="1260"/>
             </w:pPr>
             <w:r>
+              <w:lastRenderedPageBreak/>
               <w:t>"Model"</w:t>
             </w:r>
             <w:r>
@@ -10757,6 +10801,457 @@
           <w:p>
             <w:pPr>
               <w:ind w:left="0" w:firstLineChars="450" w:firstLine="945"/>
+            </w:pPr>
+            <w:r>
+              <w:t>},</w:t>
+            </w:r>
+          </w:p>
+          <w:p>
+            <w:pPr>
+              <w:ind w:left="0" w:firstLineChars="450" w:firstLine="945"/>
+            </w:pPr>
+            <w:r>
+              <w:t>"Net"</w:t>
+            </w:r>
+            <w:r>
+              <w:t xml:space="preserve">: </w:t>
+            </w:r>
+          </w:p>
+          <w:p>
+            <w:pPr>
+              <w:ind w:left="0" w:firstLineChars="450" w:firstLine="945"/>
+            </w:pPr>
+            <w:r>
+              <w:t>[</w:t>
+            </w:r>
+          </w:p>
+          <w:p>
+            <w:pPr>
+              <w:ind w:left="0" w:firstLineChars="600" w:firstLine="1260"/>
+            </w:pPr>
+            <w:r>
+              <w:t>{</w:t>
+            </w:r>
+          </w:p>
+          <w:p>
+            <w:pPr>
+              <w:ind w:left="0" w:firstLineChars="750" w:firstLine="1575"/>
+            </w:pPr>
+            <w:r>
+              <w:t>"Name"</w:t>
+            </w:r>
+            <w:r>
+              <w:t xml:space="preserve">: </w:t>
+            </w:r>
+            <w:r>
+              <w:t>"lo",</w:t>
+            </w:r>
+          </w:p>
+          <w:p>
+            <w:pPr>
+              <w:ind w:left="0" w:firstLineChars="750" w:firstLine="1575"/>
+            </w:pPr>
+            <w:r>
+              <w:t>"Model"</w:t>
+            </w:r>
+            <w:r>
+              <w:t xml:space="preserve">: </w:t>
+            </w:r>
+            <w:r>
+              <w:t>"",</w:t>
+            </w:r>
+          </w:p>
+          <w:p>
+            <w:pPr>
+              <w:ind w:left="0" w:firstLineChars="750" w:firstLine="1575"/>
+            </w:pPr>
+            <w:r>
+              <w:t>"Bandwidth"</w:t>
+            </w:r>
+            <w:r>
+              <w:t xml:space="preserve">: </w:t>
+            </w:r>
+            <w:r>
+              <w:t>"",</w:t>
+            </w:r>
+          </w:p>
+          <w:p>
+            <w:pPr>
+              <w:ind w:left="0" w:firstLineChars="750" w:firstLine="1575"/>
+            </w:pPr>
+            <w:r>
+              <w:t>"IP"</w:t>
+            </w:r>
+            <w:r>
+              <w:t xml:space="preserve">: </w:t>
+            </w:r>
+            <w:r>
+              <w:t>"127.0.0.1"</w:t>
+            </w:r>
+          </w:p>
+          <w:p>
+            <w:pPr>
+              <w:ind w:left="0" w:firstLineChars="600" w:firstLine="1260"/>
+            </w:pPr>
+            <w:r>
+              <w:t>},</w:t>
+            </w:r>
+          </w:p>
+          <w:p>
+            <w:pPr>
+              <w:ind w:left="0" w:firstLineChars="600" w:firstLine="1260"/>
+            </w:pPr>
+            <w:r>
+              <w:t>{</w:t>
+            </w:r>
+          </w:p>
+          <w:p>
+            <w:pPr>
+              <w:ind w:left="0" w:firstLineChars="750" w:firstLine="1575"/>
+            </w:pPr>
+            <w:r>
+              <w:t>"Name"</w:t>
+            </w:r>
+            <w:r>
+              <w:t xml:space="preserve">: </w:t>
+            </w:r>
+            <w:r>
+              <w:t>"eth0",</w:t>
+            </w:r>
+          </w:p>
+          <w:p>
+            <w:pPr>
+              <w:ind w:left="0" w:firstLineChars="750" w:firstLine="1575"/>
+            </w:pPr>
+            <w:r>
+              <w:t>"Model"</w:t>
+            </w:r>
+            <w:r>
+              <w:t xml:space="preserve">: </w:t>
+            </w:r>
+            <w:r>
+              <w:t>"",</w:t>
+            </w:r>
+          </w:p>
+          <w:p>
+            <w:pPr>
+              <w:ind w:left="0" w:firstLineChars="750" w:firstLine="1575"/>
+            </w:pPr>
+            <w:r>
+              <w:t>"Bandwidth"</w:t>
+            </w:r>
+            <w:r>
+              <w:t xml:space="preserve">: </w:t>
+            </w:r>
+            <w:r>
+              <w:t>"",</w:t>
+            </w:r>
+          </w:p>
+          <w:p>
+            <w:pPr>
+              <w:ind w:left="0" w:firstLineChars="750" w:firstLine="1575"/>
+            </w:pPr>
+            <w:r>
+              <w:t>"IP"</w:t>
+            </w:r>
+            <w:r>
+              <w:t xml:space="preserve">: </w:t>
+            </w:r>
+            <w:r>
+              <w:t>"192.168.1.213"</w:t>
+            </w:r>
+          </w:p>
+          <w:p>
+            <w:pPr>
+              <w:ind w:leftChars="170" w:firstLineChars="450" w:firstLine="945"/>
+            </w:pPr>
+            <w:r>
+              <w:t>}</w:t>
+            </w:r>
+          </w:p>
+          <w:p>
+            <w:pPr>
+              <w:ind w:leftChars="170" w:firstLineChars="300" w:firstLine="630"/>
+            </w:pPr>
+            <w:r>
+              <w:t>],</w:t>
+            </w:r>
+          </w:p>
+          <w:p>
+            <w:pPr>
+              <w:ind w:leftChars="170" w:firstLineChars="300" w:firstLine="630"/>
+            </w:pPr>
+            <w:r>
+              <w:t>"Port"</w:t>
+            </w:r>
+            <w:r>
+              <w:t xml:space="preserve">: </w:t>
+            </w:r>
+          </w:p>
+          <w:p>
+            <w:pPr>
+              <w:ind w:leftChars="170" w:firstLineChars="300" w:firstLine="630"/>
+            </w:pPr>
+            <w:r>
+              <w:t>[</w:t>
+            </w:r>
+          </w:p>
+          <w:p>
+            <w:pPr>
+              <w:ind w:leftChars="170" w:firstLineChars="450" w:firstLine="945"/>
+            </w:pPr>
+            <w:r>
+              <w:t>{</w:t>
+            </w:r>
+          </w:p>
+          <w:p>
+            <w:pPr>
+              <w:ind w:leftChars="170" w:firstLineChars="600" w:firstLine="1260"/>
+            </w:pPr>
+            <w:r>
+              <w:t>"Port"</w:t>
+            </w:r>
+            <w:r>
+              <w:t xml:space="preserve">: </w:t>
+            </w:r>
+            <w:r>
+              <w:t>"50000",</w:t>
+            </w:r>
+          </w:p>
+          <w:p>
+            <w:pPr>
+              <w:ind w:leftChars="170" w:firstLineChars="600" w:firstLine="1260"/>
+            </w:pPr>
+            <w:r>
+              <w:t>"Status"</w:t>
+            </w:r>
+            <w:r>
+              <w:t xml:space="preserve">: </w:t>
+            </w:r>
+            <w:r>
+              <w:t>false</w:t>
+            </w:r>
+          </w:p>
+          <w:p>
+            <w:pPr>
+              <w:ind w:leftChars="170" w:firstLineChars="450" w:firstLine="945"/>
+            </w:pPr>
+            <w:r>
+              <w:t>}</w:t>
+            </w:r>
+          </w:p>
+          <w:p>
+            <w:pPr>
+              <w:ind w:leftChars="170" w:firstLineChars="300" w:firstLine="630"/>
+            </w:pPr>
+            <w:r>
+              <w:t>],</w:t>
+            </w:r>
+          </w:p>
+          <w:p>
+            <w:pPr>
+              <w:ind w:leftChars="170" w:firstLineChars="300" w:firstLine="630"/>
+            </w:pPr>
+            <w:r>
+              <w:t>"Service"</w:t>
+            </w:r>
+            <w:r>
+              <w:t xml:space="preserve">: </w:t>
+            </w:r>
+          </w:p>
+          <w:p>
+            <w:pPr>
+              <w:ind w:leftChars="170" w:firstLineChars="300" w:firstLine="630"/>
+            </w:pPr>
+            <w:r>
+              <w:t>[</w:t>
+            </w:r>
+          </w:p>
+          <w:p>
+            <w:pPr>
+              <w:ind w:leftChars="170" w:firstLineChars="450" w:firstLine="945"/>
+            </w:pPr>
+            <w:r>
+              <w:t>{</w:t>
+            </w:r>
+          </w:p>
+          <w:p>
+            <w:pPr>
+              <w:ind w:leftChars="170" w:firstLineChars="600" w:firstLine="1260"/>
+            </w:pPr>
+            <w:r>
+              <w:t>"Name"</w:t>
+            </w:r>
+            <w:r>
+              <w:t xml:space="preserve">: </w:t>
+            </w:r>
+            <w:r>
+              <w:t>"",</w:t>
+            </w:r>
+          </w:p>
+          <w:p>
+            <w:pPr>
+              <w:ind w:leftChars="170" w:firstLineChars="600" w:firstLine="1260"/>
+            </w:pPr>
+            <w:r>
+              <w:t>"Status"</w:t>
+            </w:r>
+            <w:r>
+              <w:t xml:space="preserve">: </w:t>
+            </w:r>
+            <w:r>
+              <w:t>false,</w:t>
+            </w:r>
+          </w:p>
+          <w:p>
+            <w:pPr>
+              <w:ind w:leftChars="170" w:firstLineChars="600" w:firstLine="1260"/>
+            </w:pPr>
+            <w:r>
+              <w:t>"Version"</w:t>
+            </w:r>
+            <w:r>
+              <w:t xml:space="preserve">: </w:t>
+            </w:r>
+            <w:r>
+              <w:t>""</w:t>
+            </w:r>
+          </w:p>
+          <w:p>
+            <w:pPr>
+              <w:ind w:leftChars="170" w:firstLineChars="450" w:firstLine="945"/>
+            </w:pPr>
+            <w:r>
+              <w:t>}</w:t>
+            </w:r>
+          </w:p>
+          <w:p>
+            <w:pPr>
+              <w:ind w:leftChars="170" w:firstLineChars="300" w:firstLine="630"/>
+            </w:pPr>
+            <w:r>
+              <w:t>],</w:t>
+            </w:r>
+          </w:p>
+          <w:p>
+            <w:pPr>
+              <w:ind w:leftChars="170" w:firstLineChars="300" w:firstLine="630"/>
+            </w:pPr>
+            <w:r>
+              <w:t>"OM"</w:t>
+            </w:r>
+            <w:r>
+              <w:t xml:space="preserve">: </w:t>
+            </w:r>
+          </w:p>
+          <w:p>
+            <w:pPr>
+              <w:ind w:leftChars="170" w:firstLineChars="300" w:firstLine="630"/>
+            </w:pPr>
+            <w:r>
+              <w:t>{</w:t>
+            </w:r>
+          </w:p>
+          <w:p>
+            <w:pPr>
+              <w:ind w:leftChars="170" w:firstLineChars="450" w:firstLine="945"/>
+            </w:pPr>
+            <w:r>
+              <w:t>"Status"</w:t>
+            </w:r>
+            <w:r>
+              <w:t xml:space="preserve">: </w:t>
+            </w:r>
+            <w:r>
+              <w:t>false,</w:t>
+            </w:r>
+          </w:p>
+          <w:p>
+            <w:pPr>
+              <w:ind w:leftChars="170" w:firstLineChars="450" w:firstLine="945"/>
+            </w:pPr>
+            <w:r>
+              <w:t>"Version"</w:t>
+            </w:r>
+            <w:r>
+              <w:t xml:space="preserve">: </w:t>
+            </w:r>
+            <w:r>
+              <w:t>""</w:t>
+            </w:r>
+          </w:p>
+          <w:p>
+            <w:pPr>
+              <w:ind w:leftChars="170" w:firstLineChars="300" w:firstLine="630"/>
+            </w:pPr>
+            <w:r>
+              <w:t>},</w:t>
+            </w:r>
+          </w:p>
+          <w:p>
+            <w:pPr>
+              <w:ind w:leftChars="170" w:firstLineChars="300" w:firstLine="630"/>
+            </w:pPr>
+            <w:r>
+              <w:t>"Safety"</w:t>
+            </w:r>
+            <w:r>
+              <w:t xml:space="preserve">: </w:t>
+            </w:r>
+          </w:p>
+          <w:p>
+            <w:pPr>
+              <w:ind w:leftChars="170" w:firstLineChars="300" w:firstLine="630"/>
+            </w:pPr>
+            <w:r>
+              <w:t>{</w:t>
+            </w:r>
+          </w:p>
+          <w:p>
+            <w:pPr>
+              <w:ind w:leftChars="170" w:firstLineChars="450" w:firstLine="945"/>
+            </w:pPr>
+            <w:r>
+              <w:t>"Name"</w:t>
+            </w:r>
+            <w:r>
+              <w:t xml:space="preserve">: </w:t>
+            </w:r>
+            <w:r>
+              <w:t>"",</w:t>
+            </w:r>
+          </w:p>
+          <w:p>
+            <w:pPr>
+              <w:ind w:leftChars="170" w:firstLineChars="450" w:firstLine="945"/>
+            </w:pPr>
+            <w:r>
+              <w:t>"Context"</w:t>
+            </w:r>
+            <w:r>
+              <w:t xml:space="preserve">: </w:t>
+            </w:r>
+            <w:r>
+              <w:t>"",</w:t>
+            </w:r>
+          </w:p>
+          <w:p>
+            <w:pPr>
+              <w:ind w:leftChars="170" w:firstLineChars="450" w:firstLine="945"/>
+            </w:pPr>
+            <w:r>
+              <w:t>"Status"</w:t>
+            </w:r>
+            <w:r>
+              <w:t xml:space="preserve">: </w:t>
+            </w:r>
+            <w:r>
+              <w:t>false</w:t>
+            </w:r>
+          </w:p>
+          <w:p>
+            <w:pPr>
+              <w:ind w:leftChars="170" w:firstLineChars="300" w:firstLine="630"/>
             </w:pPr>
             <w:r>
               <w:lastRenderedPageBreak/>
@@ -10765,26 +11260,18 @@
           </w:p>
           <w:p>
             <w:pPr>
-              <w:ind w:left="0" w:firstLineChars="450" w:firstLine="945"/>
-            </w:pPr>
-            <w:r>
-              <w:t>"Net"</w:t>
-            </w:r>
-            <w:r>
-              <w:t xml:space="preserve">: </w:t>
-            </w:r>
-          </w:p>
-          <w:p>
-            <w:pPr>
-              <w:ind w:left="0" w:firstLineChars="450" w:firstLine="945"/>
-            </w:pPr>
-            <w:r>
-              <w:t>[</w:t>
-            </w:r>
-          </w:p>
-          <w:p>
-            <w:pPr>
-              <w:ind w:left="0" w:firstLineChars="600" w:firstLine="1260"/>
+              <w:ind w:leftChars="170" w:firstLineChars="300" w:firstLine="630"/>
+            </w:pPr>
+            <w:r>
+              <w:t>"OS"</w:t>
+            </w:r>
+            <w:r>
+              <w:t xml:space="preserve">: </w:t>
+            </w:r>
+          </w:p>
+          <w:p>
+            <w:pPr>
+              <w:ind w:leftChars="170" w:firstLineChars="300" w:firstLine="630"/>
             </w:pPr>
             <w:r>
               <w:t>{</w:t>
@@ -10792,453 +11279,9 @@
           </w:p>
           <w:p>
             <w:pPr>
-              <w:ind w:left="0" w:firstLineChars="750" w:firstLine="1575"/>
-            </w:pPr>
-            <w:r>
-              <w:t>"Name"</w:t>
-            </w:r>
-            <w:r>
-              <w:t xml:space="preserve">: </w:t>
-            </w:r>
-            <w:r>
-              <w:t>"lo",</w:t>
-            </w:r>
-          </w:p>
-          <w:p>
-            <w:pPr>
-              <w:ind w:left="0" w:firstLineChars="750" w:firstLine="1575"/>
-            </w:pPr>
-            <w:r>
-              <w:t>"Model"</w:t>
-            </w:r>
-            <w:r>
-              <w:t xml:space="preserve">: </w:t>
-            </w:r>
-            <w:r>
-              <w:t>"",</w:t>
-            </w:r>
-          </w:p>
-          <w:p>
-            <w:pPr>
-              <w:ind w:left="0" w:firstLineChars="750" w:firstLine="1575"/>
-            </w:pPr>
-            <w:r>
-              <w:t>"Bandwidth"</w:t>
-            </w:r>
-            <w:r>
-              <w:t xml:space="preserve">: </w:t>
-            </w:r>
-            <w:r>
-              <w:t>"",</w:t>
-            </w:r>
-          </w:p>
-          <w:p>
-            <w:pPr>
-              <w:ind w:left="0" w:firstLineChars="750" w:firstLine="1575"/>
-            </w:pPr>
-            <w:r>
-              <w:t>"IP"</w:t>
-            </w:r>
-            <w:r>
-              <w:t xml:space="preserve">: </w:t>
-            </w:r>
-            <w:r>
-              <w:t>"127.0.0.1"</w:t>
-            </w:r>
-          </w:p>
-          <w:p>
-            <w:pPr>
-              <w:ind w:left="0" w:firstLineChars="600" w:firstLine="1260"/>
-            </w:pPr>
-            <w:r>
-              <w:t>},</w:t>
-            </w:r>
-          </w:p>
-          <w:p>
-            <w:pPr>
-              <w:ind w:left="0" w:firstLineChars="600" w:firstLine="1260"/>
-            </w:pPr>
-            <w:r>
-              <w:t>{</w:t>
-            </w:r>
-          </w:p>
-          <w:p>
-            <w:pPr>
-              <w:ind w:left="0" w:firstLineChars="750" w:firstLine="1575"/>
-            </w:pPr>
-            <w:r>
-              <w:t>"Name"</w:t>
-            </w:r>
-            <w:r>
-              <w:t xml:space="preserve">: </w:t>
-            </w:r>
-            <w:r>
-              <w:t>"eth0",</w:t>
-            </w:r>
-          </w:p>
-          <w:p>
-            <w:pPr>
-              <w:ind w:left="0" w:firstLineChars="750" w:firstLine="1575"/>
-            </w:pPr>
-            <w:r>
-              <w:t>"Model"</w:t>
-            </w:r>
-            <w:r>
-              <w:t xml:space="preserve">: </w:t>
-            </w:r>
-            <w:r>
-              <w:t>"",</w:t>
-            </w:r>
-          </w:p>
-          <w:p>
-            <w:pPr>
-              <w:ind w:left="0" w:firstLineChars="750" w:firstLine="1575"/>
-            </w:pPr>
-            <w:r>
-              <w:t>"Bandwidth"</w:t>
-            </w:r>
-            <w:r>
-              <w:t xml:space="preserve">: </w:t>
-            </w:r>
-            <w:r>
-              <w:t>"",</w:t>
-            </w:r>
-          </w:p>
-          <w:p>
-            <w:pPr>
-              <w:ind w:left="0" w:firstLineChars="750" w:firstLine="1575"/>
-            </w:pPr>
-            <w:r>
-              <w:t>"IP"</w:t>
-            </w:r>
-            <w:r>
-              <w:t xml:space="preserve">: </w:t>
-            </w:r>
-            <w:r>
-              <w:t>"192.168.1.213"</w:t>
-            </w:r>
-          </w:p>
-          <w:p>
-            <w:pPr>
               <w:ind w:leftChars="170" w:firstLineChars="450" w:firstLine="945"/>
             </w:pPr>
             <w:r>
-              <w:t>}</w:t>
-            </w:r>
-          </w:p>
-          <w:p>
-            <w:pPr>
-              <w:ind w:leftChars="170" w:firstLineChars="300" w:firstLine="630"/>
-            </w:pPr>
-            <w:r>
-              <w:t>],</w:t>
-            </w:r>
-          </w:p>
-          <w:p>
-            <w:pPr>
-              <w:ind w:leftChars="170" w:firstLineChars="300" w:firstLine="630"/>
-            </w:pPr>
-            <w:r>
-              <w:t>"Port"</w:t>
-            </w:r>
-            <w:r>
-              <w:t xml:space="preserve">: </w:t>
-            </w:r>
-          </w:p>
-          <w:p>
-            <w:pPr>
-              <w:ind w:leftChars="170" w:firstLineChars="300" w:firstLine="630"/>
-            </w:pPr>
-            <w:r>
-              <w:t>[</w:t>
-            </w:r>
-          </w:p>
-          <w:p>
-            <w:pPr>
-              <w:ind w:leftChars="170" w:firstLineChars="450" w:firstLine="945"/>
-            </w:pPr>
-            <w:r>
-              <w:t>{</w:t>
-            </w:r>
-          </w:p>
-          <w:p>
-            <w:pPr>
-              <w:ind w:leftChars="170" w:firstLineChars="600" w:firstLine="1260"/>
-            </w:pPr>
-            <w:r>
-              <w:t>"Port"</w:t>
-            </w:r>
-            <w:r>
-              <w:t xml:space="preserve">: </w:t>
-            </w:r>
-            <w:r>
-              <w:t>"50000",</w:t>
-            </w:r>
-          </w:p>
-          <w:p>
-            <w:pPr>
-              <w:ind w:leftChars="170" w:firstLineChars="600" w:firstLine="1260"/>
-            </w:pPr>
-            <w:r>
-              <w:t>"Status"</w:t>
-            </w:r>
-            <w:r>
-              <w:t xml:space="preserve">: </w:t>
-            </w:r>
-            <w:r>
-              <w:t>false</w:t>
-            </w:r>
-          </w:p>
-          <w:p>
-            <w:pPr>
-              <w:ind w:leftChars="170" w:firstLineChars="450" w:firstLine="945"/>
-            </w:pPr>
-            <w:r>
-              <w:t>}</w:t>
-            </w:r>
-          </w:p>
-          <w:p>
-            <w:pPr>
-              <w:ind w:leftChars="170" w:firstLineChars="300" w:firstLine="630"/>
-            </w:pPr>
-            <w:r>
-              <w:t>],</w:t>
-            </w:r>
-          </w:p>
-          <w:p>
-            <w:pPr>
-              <w:ind w:leftChars="170" w:firstLineChars="300" w:firstLine="630"/>
-            </w:pPr>
-            <w:r>
-              <w:t>"Service"</w:t>
-            </w:r>
-            <w:r>
-              <w:t xml:space="preserve">: </w:t>
-            </w:r>
-          </w:p>
-          <w:p>
-            <w:pPr>
-              <w:ind w:leftChars="170" w:firstLineChars="300" w:firstLine="630"/>
-            </w:pPr>
-            <w:r>
-              <w:t>[</w:t>
-            </w:r>
-          </w:p>
-          <w:p>
-            <w:pPr>
-              <w:ind w:leftChars="170" w:firstLineChars="450" w:firstLine="945"/>
-            </w:pPr>
-            <w:r>
-              <w:t>{</w:t>
-            </w:r>
-          </w:p>
-          <w:p>
-            <w:pPr>
-              <w:ind w:leftChars="170" w:firstLineChars="600" w:firstLine="1260"/>
-            </w:pPr>
-            <w:r>
-              <w:t>"Name"</w:t>
-            </w:r>
-            <w:r>
-              <w:t xml:space="preserve">: </w:t>
-            </w:r>
-            <w:r>
-              <w:t>"",</w:t>
-            </w:r>
-          </w:p>
-          <w:p>
-            <w:pPr>
-              <w:ind w:leftChars="170" w:firstLineChars="600" w:firstLine="1260"/>
-            </w:pPr>
-            <w:r>
-              <w:t>"Status"</w:t>
-            </w:r>
-            <w:r>
-              <w:t xml:space="preserve">: </w:t>
-            </w:r>
-            <w:r>
-              <w:t>false,</w:t>
-            </w:r>
-          </w:p>
-          <w:p>
-            <w:pPr>
-              <w:ind w:leftChars="170" w:firstLineChars="600" w:firstLine="1260"/>
-            </w:pPr>
-            <w:r>
-              <w:t>"Version"</w:t>
-            </w:r>
-            <w:r>
-              <w:t xml:space="preserve">: </w:t>
-            </w:r>
-            <w:r>
-              <w:t>""</w:t>
-            </w:r>
-          </w:p>
-          <w:p>
-            <w:pPr>
-              <w:ind w:leftChars="170" w:firstLineChars="450" w:firstLine="945"/>
-            </w:pPr>
-            <w:r>
-              <w:t>}</w:t>
-            </w:r>
-          </w:p>
-          <w:p>
-            <w:pPr>
-              <w:ind w:leftChars="170" w:firstLineChars="300" w:firstLine="630"/>
-            </w:pPr>
-            <w:r>
-              <w:t>],</w:t>
-            </w:r>
-          </w:p>
-          <w:p>
-            <w:pPr>
-              <w:ind w:leftChars="170" w:firstLineChars="300" w:firstLine="630"/>
-            </w:pPr>
-            <w:r>
-              <w:t>"OM"</w:t>
-            </w:r>
-            <w:r>
-              <w:t xml:space="preserve">: </w:t>
-            </w:r>
-          </w:p>
-          <w:p>
-            <w:pPr>
-              <w:ind w:leftChars="170" w:firstLineChars="300" w:firstLine="630"/>
-            </w:pPr>
-            <w:r>
-              <w:t>{</w:t>
-            </w:r>
-          </w:p>
-          <w:p>
-            <w:pPr>
-              <w:ind w:leftChars="170" w:firstLineChars="450" w:firstLine="945"/>
-            </w:pPr>
-            <w:r>
-              <w:t>"Status"</w:t>
-            </w:r>
-            <w:r>
-              <w:t xml:space="preserve">: </w:t>
-            </w:r>
-            <w:r>
-              <w:t>false,</w:t>
-            </w:r>
-          </w:p>
-          <w:p>
-            <w:pPr>
-              <w:ind w:leftChars="170" w:firstLineChars="450" w:firstLine="945"/>
-            </w:pPr>
-            <w:r>
-              <w:t>"Version"</w:t>
-            </w:r>
-            <w:r>
-              <w:t xml:space="preserve">: </w:t>
-            </w:r>
-            <w:r>
-              <w:t>""</w:t>
-            </w:r>
-          </w:p>
-          <w:p>
-            <w:pPr>
-              <w:ind w:leftChars="170" w:firstLineChars="300" w:firstLine="630"/>
-            </w:pPr>
-            <w:r>
-              <w:t>},</w:t>
-            </w:r>
-          </w:p>
-          <w:p>
-            <w:pPr>
-              <w:ind w:leftChars="170" w:firstLineChars="300" w:firstLine="630"/>
-            </w:pPr>
-            <w:r>
-              <w:t>"Safety"</w:t>
-            </w:r>
-            <w:r>
-              <w:t xml:space="preserve">: </w:t>
-            </w:r>
-          </w:p>
-          <w:p>
-            <w:pPr>
-              <w:ind w:leftChars="170" w:firstLineChars="300" w:firstLine="630"/>
-            </w:pPr>
-            <w:r>
-              <w:t>{</w:t>
-            </w:r>
-          </w:p>
-          <w:p>
-            <w:pPr>
-              <w:ind w:leftChars="170" w:firstLineChars="450" w:firstLine="945"/>
-            </w:pPr>
-            <w:r>
-              <w:t>"Name"</w:t>
-            </w:r>
-            <w:r>
-              <w:t xml:space="preserve">: </w:t>
-            </w:r>
-            <w:r>
-              <w:t>"",</w:t>
-            </w:r>
-          </w:p>
-          <w:p>
-            <w:pPr>
-              <w:ind w:leftChars="170" w:firstLineChars="450" w:firstLine="945"/>
-            </w:pPr>
-            <w:r>
-              <w:t>"Context"</w:t>
-            </w:r>
-            <w:r>
-              <w:t xml:space="preserve">: </w:t>
-            </w:r>
-            <w:r>
-              <w:t>"",</w:t>
-            </w:r>
-          </w:p>
-          <w:p>
-            <w:pPr>
-              <w:ind w:leftChars="170" w:firstLineChars="450" w:firstLine="945"/>
-            </w:pPr>
-            <w:r>
-              <w:t>"Status"</w:t>
-            </w:r>
-            <w:r>
-              <w:t xml:space="preserve">: </w:t>
-            </w:r>
-            <w:r>
-              <w:t>false</w:t>
-            </w:r>
-          </w:p>
-          <w:p>
-            <w:pPr>
-              <w:ind w:leftChars="170" w:firstLineChars="300" w:firstLine="630"/>
-            </w:pPr>
-            <w:r>
-              <w:t>},</w:t>
-            </w:r>
-          </w:p>
-          <w:p>
-            <w:pPr>
-              <w:ind w:leftChars="170" w:firstLineChars="300" w:firstLine="630"/>
-            </w:pPr>
-            <w:r>
-              <w:t>"OS"</w:t>
-            </w:r>
-            <w:r>
-              <w:t xml:space="preserve">: </w:t>
-            </w:r>
-          </w:p>
-          <w:p>
-            <w:pPr>
-              <w:ind w:leftChars="170" w:firstLineChars="300" w:firstLine="630"/>
-            </w:pPr>
-            <w:r>
-              <w:t>{</w:t>
-            </w:r>
-          </w:p>
-          <w:p>
-            <w:pPr>
-              <w:ind w:leftChars="170" w:firstLineChars="450" w:firstLine="945"/>
-            </w:pPr>
-            <w:r>
-              <w:lastRenderedPageBreak/>
               <w:t>"Distributor"</w:t>
             </w:r>
             <w:r>
@@ -12046,6 +12089,7 @@
               <w:rPr>
                 <w:rFonts w:hint="eastAsia"/>
               </w:rPr>
+              <w:lastRenderedPageBreak/>
               <w:t>读取</w:t>
             </w:r>
             <w:r>
@@ -12098,14 +12142,7 @@
               <w:rPr>
                 <w:rFonts w:hint="eastAsia"/>
               </w:rPr>
-              <w:t>，并删</w:t>
-            </w:r>
-            <w:r>
-              <w:rPr>
-                <w:rFonts w:hint="eastAsia"/>
-              </w:rPr>
-              <w:lastRenderedPageBreak/>
-              <w:t>除</w:t>
+              <w:t>，并删除</w:t>
             </w:r>
             <w:r>
               <w:rPr>
@@ -13048,6 +13085,7 @@
               <w:rPr>
                 <w:rFonts w:hint="eastAsia"/>
               </w:rPr>
+              <w:lastRenderedPageBreak/>
               <w:t>请求头</w:t>
             </w:r>
           </w:p>
@@ -13098,7 +13136,6 @@
               <w:rPr>
                 <w:rFonts w:hint="eastAsia"/>
               </w:rPr>
-              <w:lastRenderedPageBreak/>
               <w:t>请求内容</w:t>
             </w:r>
           </w:p>
@@ -13178,6 +13215,46 @@
                 <w:rFonts w:hint="eastAsia"/>
               </w:rPr>
               <w:t>hinter: object</w:t>
+            </w:r>
+          </w:p>
+          <w:p>
+            <w:pPr>
+              <w:ind w:left="0"/>
+            </w:pPr>
+            <w:r>
+              <w:rPr>
+                <w:rFonts w:hint="eastAsia"/>
+              </w:rPr>
+              <w:t>skip:</w:t>
+            </w:r>
+            <w:r>
+              <w:rPr>
+                <w:rFonts w:hint="eastAsia"/>
+              </w:rPr>
+              <w:t>跳过记录数</w:t>
+            </w:r>
+          </w:p>
+          <w:p>
+            <w:pPr>
+              <w:ind w:left="0"/>
+            </w:pPr>
+            <w:r>
+              <w:rPr>
+                <w:rFonts w:hint="eastAsia"/>
+              </w:rPr>
+              <w:t>limit</w:t>
+            </w:r>
+            <w:r>
+              <w:rPr>
+                <w:rFonts w:hint="eastAsia"/>
+              </w:rPr>
+              <w:t>:</w:t>
+            </w:r>
+            <w:r>
+              <w:rPr>
+                <w:rFonts w:hint="eastAsia"/>
+              </w:rPr>
+              <w:t>查询记录数</w:t>
             </w:r>
           </w:p>
         </w:tc>
@@ -14126,6 +14203,7 @@
               <w:ind w:left="0" w:firstLineChars="150" w:firstLine="315"/>
             </w:pPr>
             <w:r>
+              <w:lastRenderedPageBreak/>
               <w:t xml:space="preserve">   },</w:t>
             </w:r>
           </w:p>
@@ -14150,8 +14228,331 @@
               <w:ind w:left="0" w:firstLineChars="150" w:firstLine="315"/>
             </w:pPr>
             <w:r>
+              <w:t xml:space="preserve">      "Model": "",</w:t>
+            </w:r>
+          </w:p>
+          <w:p>
+            <w:pPr>
+              <w:ind w:left="0" w:firstLineChars="150" w:firstLine="315"/>
+            </w:pPr>
+            <w:r>
+              <w:t xml:space="preserve">      "Bandwidth": "",</w:t>
+            </w:r>
+          </w:p>
+          <w:p>
+            <w:pPr>
+              <w:ind w:left="0" w:firstLineChars="150" w:firstLine="315"/>
+            </w:pPr>
+            <w:r>
+              <w:t xml:space="preserve">      "IP": "192.168.1.213"</w:t>
+            </w:r>
+          </w:p>
+          <w:p>
+            <w:pPr>
+              <w:ind w:left="0" w:firstLineChars="150" w:firstLine="315"/>
+            </w:pPr>
+            <w:r>
+              <w:t xml:space="preserve">   }</w:t>
+            </w:r>
+          </w:p>
+          <w:p>
+            <w:pPr>
+              <w:ind w:left="0" w:firstLineChars="150" w:firstLine="315"/>
+            </w:pPr>
+            <w:r>
+              <w:t>],</w:t>
+            </w:r>
+          </w:p>
+          <w:p>
+            <w:pPr>
+              <w:ind w:left="0" w:firstLineChars="150" w:firstLine="315"/>
+            </w:pPr>
+            <w:r>
+              <w:t xml:space="preserve">"Port": </w:t>
+            </w:r>
+          </w:p>
+          <w:p>
+            <w:pPr>
+              <w:ind w:left="0" w:firstLineChars="150" w:firstLine="315"/>
+            </w:pPr>
+            <w:r>
+              <w:t>[</w:t>
+            </w:r>
+          </w:p>
+          <w:p>
+            <w:pPr>
+              <w:ind w:left="0" w:firstLineChars="150" w:firstLine="315"/>
+            </w:pPr>
+            <w:r>
+              <w:t xml:space="preserve">   {</w:t>
+            </w:r>
+          </w:p>
+          <w:p>
+            <w:pPr>
+              <w:ind w:left="0" w:firstLineChars="150" w:firstLine="315"/>
+            </w:pPr>
+            <w:r>
+              <w:t xml:space="preserve">      "Port": "50000",</w:t>
+            </w:r>
+          </w:p>
+          <w:p>
+            <w:pPr>
+              <w:ind w:left="0" w:firstLineChars="150" w:firstLine="315"/>
+            </w:pPr>
+            <w:r>
+              <w:t xml:space="preserve">      "Status": false</w:t>
+            </w:r>
+          </w:p>
+          <w:p>
+            <w:pPr>
+              <w:ind w:left="0" w:firstLineChars="150" w:firstLine="315"/>
+            </w:pPr>
+            <w:r>
+              <w:t xml:space="preserve">   }</w:t>
+            </w:r>
+          </w:p>
+          <w:p>
+            <w:pPr>
+              <w:ind w:left="0" w:firstLineChars="150" w:firstLine="315"/>
+            </w:pPr>
+            <w:r>
+              <w:t>],</w:t>
+            </w:r>
+          </w:p>
+          <w:p>
+            <w:pPr>
+              <w:ind w:left="0" w:firstLineChars="150" w:firstLine="315"/>
+            </w:pPr>
+            <w:r>
+              <w:t xml:space="preserve">"Service": </w:t>
+            </w:r>
+          </w:p>
+          <w:p>
+            <w:pPr>
+              <w:ind w:left="0" w:firstLineChars="150" w:firstLine="315"/>
+            </w:pPr>
+            <w:r>
+              <w:t>[</w:t>
+            </w:r>
+          </w:p>
+          <w:p>
+            <w:pPr>
+              <w:ind w:left="0" w:firstLineChars="150" w:firstLine="315"/>
+            </w:pPr>
+            <w:r>
+              <w:t xml:space="preserve">   {</w:t>
+            </w:r>
+          </w:p>
+          <w:p>
+            <w:pPr>
+              <w:ind w:left="0" w:firstLineChars="150" w:firstLine="315"/>
+            </w:pPr>
+            <w:r>
+              <w:t xml:space="preserve">      "Name": "",</w:t>
+            </w:r>
+          </w:p>
+          <w:p>
+            <w:pPr>
+              <w:ind w:left="0" w:firstLineChars="150" w:firstLine="315"/>
+            </w:pPr>
+            <w:r>
+              <w:t xml:space="preserve">      "Status": false,</w:t>
+            </w:r>
+          </w:p>
+          <w:p>
+            <w:pPr>
+              <w:ind w:left="0" w:firstLineChars="150" w:firstLine="315"/>
+            </w:pPr>
+            <w:r>
+              <w:t xml:space="preserve">      "Version": ""</w:t>
+            </w:r>
+          </w:p>
+          <w:p>
+            <w:pPr>
+              <w:ind w:left="0" w:firstLineChars="150" w:firstLine="315"/>
+            </w:pPr>
+            <w:r>
+              <w:t xml:space="preserve">   }</w:t>
+            </w:r>
+          </w:p>
+          <w:p>
+            <w:pPr>
+              <w:ind w:left="0" w:firstLineChars="150" w:firstLine="315"/>
+            </w:pPr>
+            <w:r>
+              <w:t>],</w:t>
+            </w:r>
+          </w:p>
+          <w:p>
+            <w:pPr>
+              <w:ind w:left="0" w:firstLineChars="150" w:firstLine="315"/>
+            </w:pPr>
+            <w:r>
+              <w:t xml:space="preserve">"OM": </w:t>
+            </w:r>
+          </w:p>
+          <w:p>
+            <w:pPr>
+              <w:ind w:left="0" w:firstLineChars="150" w:firstLine="315"/>
+            </w:pPr>
+            <w:r>
+              <w:t>{</w:t>
+            </w:r>
+          </w:p>
+          <w:p>
+            <w:pPr>
+              <w:ind w:left="0" w:firstLineChars="150" w:firstLine="315"/>
+            </w:pPr>
+            <w:r>
+              <w:t xml:space="preserve">   "Status": false,</w:t>
+            </w:r>
+          </w:p>
+          <w:p>
+            <w:pPr>
+              <w:ind w:left="0" w:firstLineChars="150" w:firstLine="315"/>
+            </w:pPr>
+            <w:r>
+              <w:t xml:space="preserve">   "Version": ""</w:t>
+            </w:r>
+          </w:p>
+          <w:p>
+            <w:pPr>
+              <w:ind w:left="0" w:firstLineChars="150" w:firstLine="315"/>
+            </w:pPr>
+            <w:r>
+              <w:t>},</w:t>
+            </w:r>
+          </w:p>
+          <w:p>
+            <w:pPr>
+              <w:ind w:left="0" w:firstLineChars="150" w:firstLine="315"/>
+            </w:pPr>
+            <w:r>
+              <w:t xml:space="preserve">"Safety": </w:t>
+            </w:r>
+          </w:p>
+          <w:p>
+            <w:pPr>
+              <w:ind w:left="0" w:firstLineChars="150" w:firstLine="315"/>
+            </w:pPr>
+            <w:r>
+              <w:t>{</w:t>
+            </w:r>
+          </w:p>
+          <w:p>
+            <w:pPr>
+              <w:ind w:left="0" w:firstLineChars="150" w:firstLine="315"/>
+            </w:pPr>
+            <w:r>
+              <w:t xml:space="preserve">   "Name": "",</w:t>
+            </w:r>
+          </w:p>
+          <w:p>
+            <w:pPr>
+              <w:ind w:left="0" w:firstLineChars="150" w:firstLine="315"/>
+            </w:pPr>
+            <w:r>
+              <w:t xml:space="preserve">   "Context": "",</w:t>
+            </w:r>
+          </w:p>
+          <w:p>
+            <w:pPr>
+              <w:ind w:left="0" w:firstLineChars="150" w:firstLine="315"/>
+            </w:pPr>
+            <w:r>
+              <w:t xml:space="preserve">   "Status": false</w:t>
+            </w:r>
+          </w:p>
+          <w:p>
+            <w:pPr>
+              <w:ind w:left="0" w:firstLineChars="150" w:firstLine="315"/>
+            </w:pPr>
+            <w:r>
+              <w:t>},</w:t>
+            </w:r>
+          </w:p>
+          <w:p>
+            <w:pPr>
+              <w:ind w:left="0" w:firstLineChars="150" w:firstLine="315"/>
+            </w:pPr>
+            <w:r>
+              <w:t xml:space="preserve">"OS": </w:t>
+            </w:r>
+          </w:p>
+          <w:p>
+            <w:pPr>
+              <w:ind w:left="0" w:firstLineChars="150" w:firstLine="315"/>
+            </w:pPr>
+            <w:r>
+              <w:t>{</w:t>
+            </w:r>
+          </w:p>
+          <w:p>
+            <w:pPr>
+              <w:ind w:left="0" w:firstLineChars="150" w:firstLine="315"/>
+            </w:pPr>
+            <w:r>
+              <w:t xml:space="preserve">   "Distributor": "Ubuntu",</w:t>
+            </w:r>
+          </w:p>
+          <w:p>
+            <w:pPr>
+              <w:ind w:left="0" w:firstLineChars="150" w:firstLine="315"/>
+            </w:pPr>
+            <w:r>
+              <w:t xml:space="preserve">   "Release": "12.04",</w:t>
+            </w:r>
+          </w:p>
+          <w:p>
+            <w:pPr>
+              <w:ind w:left="0" w:firstLineChars="150" w:firstLine="315"/>
+            </w:pPr>
+            <w:r>
+              <w:t xml:space="preserve">   "Bit": 64</w:t>
+            </w:r>
+          </w:p>
+          <w:p>
+            <w:pPr>
+              <w:ind w:left="0" w:firstLineChars="150" w:firstLine="315"/>
+            </w:pPr>
+            <w:r>
+              <w:t>},</w:t>
+            </w:r>
+          </w:p>
+          <w:p>
+            <w:pPr>
+              <w:ind w:left="0" w:firstLineChars="150" w:firstLine="315"/>
+            </w:pPr>
+            <w:r>
+              <w:t xml:space="preserve">"Disk": </w:t>
+            </w:r>
+          </w:p>
+          <w:p>
+            <w:pPr>
+              <w:ind w:left="0" w:firstLineChars="150" w:firstLine="315"/>
+            </w:pPr>
+            <w:r>
+              <w:t>[</w:t>
+            </w:r>
+          </w:p>
+          <w:p>
+            <w:pPr>
+              <w:ind w:left="0" w:firstLineChars="150" w:firstLine="315"/>
+            </w:pPr>
+            <w:r>
+              <w:t xml:space="preserve">   {</w:t>
+            </w:r>
+          </w:p>
+          <w:p>
+            <w:pPr>
+              <w:ind w:left="0" w:firstLineChars="150" w:firstLine="315"/>
+            </w:pPr>
+            <w:r>
+              <w:t xml:space="preserve">      "Name": </w:t>
+            </w:r>
+            <w:r>
               <w:lastRenderedPageBreak/>
-              <w:t xml:space="preserve">      "Model": "",</w:t>
+              <w:t xml:space="preserve">"/dev/mapper/vgdata-lvdata1", </w:t>
             </w:r>
           </w:p>
           <w:p>
@@ -14159,7 +14560,7 @@
               <w:ind w:left="0" w:firstLineChars="150" w:firstLine="315"/>
             </w:pPr>
             <w:r>
-              <w:t xml:space="preserve">      "Bandwidth": "",</w:t>
+              <w:t xml:space="preserve">      "Mount": "/home/mount", </w:t>
             </w:r>
           </w:p>
           <w:p>
@@ -14167,7 +14568,7 @@
               <w:ind w:left="0" w:firstLineChars="150" w:firstLine="315"/>
             </w:pPr>
             <w:r>
-              <w:t xml:space="preserve">      "IP": "192.168.1.213"</w:t>
+              <w:t xml:space="preserve">      "Size": 32529, </w:t>
             </w:r>
           </w:p>
           <w:p>
@@ -14175,327 +14576,6 @@
               <w:ind w:left="0" w:firstLineChars="150" w:firstLine="315"/>
             </w:pPr>
             <w:r>
-              <w:t xml:space="preserve">   }</w:t>
-            </w:r>
-          </w:p>
-          <w:p>
-            <w:pPr>
-              <w:ind w:left="0" w:firstLineChars="150" w:firstLine="315"/>
-            </w:pPr>
-            <w:r>
-              <w:t>],</w:t>
-            </w:r>
-          </w:p>
-          <w:p>
-            <w:pPr>
-              <w:ind w:left="0" w:firstLineChars="150" w:firstLine="315"/>
-            </w:pPr>
-            <w:r>
-              <w:t xml:space="preserve">"Port": </w:t>
-            </w:r>
-          </w:p>
-          <w:p>
-            <w:pPr>
-              <w:ind w:left="0" w:firstLineChars="150" w:firstLine="315"/>
-            </w:pPr>
-            <w:r>
-              <w:t>[</w:t>
-            </w:r>
-          </w:p>
-          <w:p>
-            <w:pPr>
-              <w:ind w:left="0" w:firstLineChars="150" w:firstLine="315"/>
-            </w:pPr>
-            <w:r>
-              <w:t xml:space="preserve">   {</w:t>
-            </w:r>
-          </w:p>
-          <w:p>
-            <w:pPr>
-              <w:ind w:left="0" w:firstLineChars="150" w:firstLine="315"/>
-            </w:pPr>
-            <w:r>
-              <w:t xml:space="preserve">      "Port": "50000",</w:t>
-            </w:r>
-          </w:p>
-          <w:p>
-            <w:pPr>
-              <w:ind w:left="0" w:firstLineChars="150" w:firstLine="315"/>
-            </w:pPr>
-            <w:r>
-              <w:t xml:space="preserve">      "Status": false</w:t>
-            </w:r>
-          </w:p>
-          <w:p>
-            <w:pPr>
-              <w:ind w:left="0" w:firstLineChars="150" w:firstLine="315"/>
-            </w:pPr>
-            <w:r>
-              <w:t xml:space="preserve">   }</w:t>
-            </w:r>
-          </w:p>
-          <w:p>
-            <w:pPr>
-              <w:ind w:left="0" w:firstLineChars="150" w:firstLine="315"/>
-            </w:pPr>
-            <w:r>
-              <w:t>],</w:t>
-            </w:r>
-          </w:p>
-          <w:p>
-            <w:pPr>
-              <w:ind w:left="0" w:firstLineChars="150" w:firstLine="315"/>
-            </w:pPr>
-            <w:r>
-              <w:t xml:space="preserve">"Service": </w:t>
-            </w:r>
-          </w:p>
-          <w:p>
-            <w:pPr>
-              <w:ind w:left="0" w:firstLineChars="150" w:firstLine="315"/>
-            </w:pPr>
-            <w:r>
-              <w:t>[</w:t>
-            </w:r>
-          </w:p>
-          <w:p>
-            <w:pPr>
-              <w:ind w:left="0" w:firstLineChars="150" w:firstLine="315"/>
-            </w:pPr>
-            <w:r>
-              <w:t xml:space="preserve">   {</w:t>
-            </w:r>
-          </w:p>
-          <w:p>
-            <w:pPr>
-              <w:ind w:left="0" w:firstLineChars="150" w:firstLine="315"/>
-            </w:pPr>
-            <w:r>
-              <w:t xml:space="preserve">      "Name": "",</w:t>
-            </w:r>
-          </w:p>
-          <w:p>
-            <w:pPr>
-              <w:ind w:left="0" w:firstLineChars="150" w:firstLine="315"/>
-            </w:pPr>
-            <w:r>
-              <w:t xml:space="preserve">      "Status": false,</w:t>
-            </w:r>
-          </w:p>
-          <w:p>
-            <w:pPr>
-              <w:ind w:left="0" w:firstLineChars="150" w:firstLine="315"/>
-            </w:pPr>
-            <w:r>
-              <w:t xml:space="preserve">      "Version": ""</w:t>
-            </w:r>
-          </w:p>
-          <w:p>
-            <w:pPr>
-              <w:ind w:left="0" w:firstLineChars="150" w:firstLine="315"/>
-            </w:pPr>
-            <w:r>
-              <w:t xml:space="preserve">   }</w:t>
-            </w:r>
-          </w:p>
-          <w:p>
-            <w:pPr>
-              <w:ind w:left="0" w:firstLineChars="150" w:firstLine="315"/>
-            </w:pPr>
-            <w:r>
-              <w:t>],</w:t>
-            </w:r>
-          </w:p>
-          <w:p>
-            <w:pPr>
-              <w:ind w:left="0" w:firstLineChars="150" w:firstLine="315"/>
-            </w:pPr>
-            <w:r>
-              <w:t xml:space="preserve">"OM": </w:t>
-            </w:r>
-          </w:p>
-          <w:p>
-            <w:pPr>
-              <w:ind w:left="0" w:firstLineChars="150" w:firstLine="315"/>
-            </w:pPr>
-            <w:r>
-              <w:t>{</w:t>
-            </w:r>
-          </w:p>
-          <w:p>
-            <w:pPr>
-              <w:ind w:left="0" w:firstLineChars="150" w:firstLine="315"/>
-            </w:pPr>
-            <w:r>
-              <w:t xml:space="preserve">   "Status": false,</w:t>
-            </w:r>
-          </w:p>
-          <w:p>
-            <w:pPr>
-              <w:ind w:left="0" w:firstLineChars="150" w:firstLine="315"/>
-            </w:pPr>
-            <w:r>
-              <w:t xml:space="preserve">   "Version": ""</w:t>
-            </w:r>
-          </w:p>
-          <w:p>
-            <w:pPr>
-              <w:ind w:left="0" w:firstLineChars="150" w:firstLine="315"/>
-            </w:pPr>
-            <w:r>
-              <w:t>},</w:t>
-            </w:r>
-          </w:p>
-          <w:p>
-            <w:pPr>
-              <w:ind w:left="0" w:firstLineChars="150" w:firstLine="315"/>
-            </w:pPr>
-            <w:r>
-              <w:t xml:space="preserve">"Safety": </w:t>
-            </w:r>
-          </w:p>
-          <w:p>
-            <w:pPr>
-              <w:ind w:left="0" w:firstLineChars="150" w:firstLine="315"/>
-            </w:pPr>
-            <w:r>
-              <w:t>{</w:t>
-            </w:r>
-          </w:p>
-          <w:p>
-            <w:pPr>
-              <w:ind w:left="0" w:firstLineChars="150" w:firstLine="315"/>
-            </w:pPr>
-            <w:r>
-              <w:t xml:space="preserve">   "Name": "",</w:t>
-            </w:r>
-          </w:p>
-          <w:p>
-            <w:pPr>
-              <w:ind w:left="0" w:firstLineChars="150" w:firstLine="315"/>
-            </w:pPr>
-            <w:r>
-              <w:t xml:space="preserve">   "Context": "",</w:t>
-            </w:r>
-          </w:p>
-          <w:p>
-            <w:pPr>
-              <w:ind w:left="0" w:firstLineChars="150" w:firstLine="315"/>
-            </w:pPr>
-            <w:r>
-              <w:t xml:space="preserve">   "Status": false</w:t>
-            </w:r>
-          </w:p>
-          <w:p>
-            <w:pPr>
-              <w:ind w:left="0" w:firstLineChars="150" w:firstLine="315"/>
-            </w:pPr>
-            <w:r>
-              <w:t>},</w:t>
-            </w:r>
-          </w:p>
-          <w:p>
-            <w:pPr>
-              <w:ind w:left="0" w:firstLineChars="150" w:firstLine="315"/>
-            </w:pPr>
-            <w:r>
-              <w:t xml:space="preserve">"OS": </w:t>
-            </w:r>
-          </w:p>
-          <w:p>
-            <w:pPr>
-              <w:ind w:left="0" w:firstLineChars="150" w:firstLine="315"/>
-            </w:pPr>
-            <w:r>
-              <w:t>{</w:t>
-            </w:r>
-          </w:p>
-          <w:p>
-            <w:pPr>
-              <w:ind w:left="0" w:firstLineChars="150" w:firstLine="315"/>
-            </w:pPr>
-            <w:r>
-              <w:t xml:space="preserve">   "Distributor": "Ubuntu",</w:t>
-            </w:r>
-          </w:p>
-          <w:p>
-            <w:pPr>
-              <w:ind w:left="0" w:firstLineChars="150" w:firstLine="315"/>
-            </w:pPr>
-            <w:r>
-              <w:t xml:space="preserve">   "Release": "12.04",</w:t>
-            </w:r>
-          </w:p>
-          <w:p>
-            <w:pPr>
-              <w:ind w:left="0" w:firstLineChars="150" w:firstLine="315"/>
-            </w:pPr>
-            <w:r>
-              <w:t xml:space="preserve">   "Bit": 64</w:t>
-            </w:r>
-          </w:p>
-          <w:p>
-            <w:pPr>
-              <w:ind w:left="0" w:firstLineChars="150" w:firstLine="315"/>
-            </w:pPr>
-            <w:r>
-              <w:t>},</w:t>
-            </w:r>
-          </w:p>
-          <w:p>
-            <w:pPr>
-              <w:ind w:left="0" w:firstLineChars="150" w:firstLine="315"/>
-            </w:pPr>
-            <w:r>
-              <w:t xml:space="preserve">"Disk": </w:t>
-            </w:r>
-          </w:p>
-          <w:p>
-            <w:pPr>
-              <w:ind w:left="0" w:firstLineChars="150" w:firstLine="315"/>
-            </w:pPr>
-            <w:r>
-              <w:t>[</w:t>
-            </w:r>
-          </w:p>
-          <w:p>
-            <w:pPr>
-              <w:ind w:left="0" w:firstLineChars="150" w:firstLine="315"/>
-            </w:pPr>
-            <w:r>
-              <w:t xml:space="preserve">   {</w:t>
-            </w:r>
-          </w:p>
-          <w:p>
-            <w:pPr>
-              <w:ind w:left="0" w:firstLineChars="150" w:firstLine="315"/>
-            </w:pPr>
-            <w:r>
-              <w:t xml:space="preserve">      "Name": "/dev/mapper/vgdata-lvdata1", </w:t>
-            </w:r>
-          </w:p>
-          <w:p>
-            <w:pPr>
-              <w:ind w:left="0" w:firstLineChars="150" w:firstLine="315"/>
-            </w:pPr>
-            <w:r>
-              <w:t xml:space="preserve">      "Mount": "/home/mount", </w:t>
-            </w:r>
-          </w:p>
-          <w:p>
-            <w:pPr>
-              <w:ind w:left="0" w:firstLineChars="150" w:firstLine="315"/>
-            </w:pPr>
-            <w:r>
-              <w:t xml:space="preserve">      "Size": 32529, </w:t>
-            </w:r>
-          </w:p>
-          <w:p>
-            <w:pPr>
-              <w:ind w:left="0" w:firstLineChars="150" w:firstLine="315"/>
-            </w:pPr>
-            <w:r>
-              <w:lastRenderedPageBreak/>
               <w:t xml:space="preserve">      "Free": 6525, </w:t>
             </w:r>
           </w:p>
@@ -14592,8 +14672,8 @@
       <w:pPr>
         <w:pStyle w:val="Heading4"/>
       </w:pPr>
-      <w:bookmarkStart w:id="1" w:name="_获取业务类型列表命令"/>
-      <w:bookmarkEnd w:id="1"/>
+      <w:bookmarkStart w:id="2" w:name="_获取业务类型列表命令"/>
+      <w:bookmarkEnd w:id="2"/>
       <w:r>
         <w:rPr>
           <w:rFonts w:hint="eastAsia"/>
@@ -15350,6 +15430,7 @@
               <w:ind w:left="0"/>
             </w:pPr>
             <w:r>
+              <w:lastRenderedPageBreak/>
               <w:t>TemplateInfo</w:t>
             </w:r>
             <w:r>
@@ -15389,252 +15470,251 @@
               <w:rPr>
                 <w:rFonts w:hint="eastAsia"/>
               </w:rPr>
+              <w:t xml:space="preserve">  [</w:t>
+            </w:r>
+          </w:p>
+          <w:p>
+            <w:pPr>
+              <w:ind w:left="0" w:firstLine="405"/>
+            </w:pPr>
+            <w:r>
+              <w:rPr>
+                <w:rFonts w:hint="eastAsia"/>
+              </w:rPr>
+              <w:t>{</w:t>
+            </w:r>
+          </w:p>
+          <w:p>
+            <w:pPr>
+              <w:ind w:left="0" w:firstLine="405"/>
+            </w:pPr>
+            <w:r>
+              <w:rPr>
+                <w:rFonts w:hint="eastAsia"/>
+              </w:rPr>
+              <w:t xml:space="preserve">  Name: repliacanum</w:t>
+            </w:r>
+          </w:p>
+          <w:p>
+            <w:pPr>
+              <w:ind w:left="0" w:firstLine="405"/>
+            </w:pPr>
+            <w:r>
+              <w:rPr>
+                <w:rFonts w:hint="eastAsia"/>
+              </w:rPr>
+              <w:t xml:space="preserve">  Value: 2</w:t>
+            </w:r>
+          </w:p>
+          <w:p>
+            <w:pPr>
+              <w:ind w:left="0" w:firstLine="405"/>
+            </w:pPr>
+            <w:r>
+              <w:rPr>
+                <w:rFonts w:hint="eastAsia"/>
+              </w:rPr>
+              <w:t>}</w:t>
+            </w:r>
+          </w:p>
+          <w:p>
+            <w:pPr>
+              <w:ind w:left="0" w:firstLine="405"/>
+            </w:pPr>
+            <w:r>
+              <w:rPr>
+                <w:rFonts w:hint="eastAsia"/>
+              </w:rPr>
+              <w:t>{</w:t>
+            </w:r>
+          </w:p>
+          <w:p>
+            <w:pPr>
+              <w:ind w:left="0" w:firstLine="405"/>
+            </w:pPr>
+            <w:r>
+              <w:rPr>
+                <w:rFonts w:hint="eastAsia"/>
+              </w:rPr>
+              <w:t xml:space="preserve">  Name: datagroupnum</w:t>
+            </w:r>
+          </w:p>
+          <w:p>
+            <w:pPr>
+              <w:ind w:left="0" w:firstLine="405"/>
+            </w:pPr>
+            <w:r>
+              <w:rPr>
+                <w:rFonts w:hint="eastAsia"/>
+              </w:rPr>
+              <w:t xml:space="preserve">  Value: 2</w:t>
+            </w:r>
+          </w:p>
+          <w:p>
+            <w:pPr>
+              <w:ind w:left="0" w:firstLine="405"/>
+            </w:pPr>
+            <w:r>
+              <w:rPr>
+                <w:rFonts w:hint="eastAsia"/>
+              </w:rPr>
+              <w:t>}</w:t>
+            </w:r>
+          </w:p>
+          <w:p>
+            <w:pPr>
+              <w:ind w:left="0"/>
+            </w:pPr>
+            <w:r>
+              <w:rPr>
+                <w:rFonts w:hint="eastAsia"/>
+              </w:rPr>
+              <w:t xml:space="preserve">  ]</w:t>
+            </w:r>
+          </w:p>
+          <w:p>
+            <w:pPr>
+              <w:ind w:left="0"/>
+            </w:pPr>
+            <w:r>
+              <w:rPr>
+                <w:rFonts w:hint="eastAsia"/>
+              </w:rPr>
+              <w:t xml:space="preserve">  HostInfo</w:t>
+            </w:r>
+            <w:r>
+              <w:t>: (</w:t>
+            </w:r>
+            <w:r>
+              <w:rPr>
+                <w:rFonts w:hint="eastAsia"/>
+              </w:rPr>
+              <w:t>主机信息，可选</w:t>
+            </w:r>
+            <w:r>
+              <w:t>)</w:t>
+            </w:r>
+          </w:p>
+          <w:p>
+            <w:pPr>
+              <w:ind w:left="0"/>
+            </w:pPr>
+            <w:r>
+              <w:rPr>
+                <w:rFonts w:hint="eastAsia"/>
+              </w:rPr>
+              <w:t xml:space="preserve">  [</w:t>
+            </w:r>
+          </w:p>
+          <w:p>
+            <w:pPr>
+              <w:ind w:left="0" w:firstLine="405"/>
+            </w:pPr>
+            <w:r>
+              <w:rPr>
+                <w:rFonts w:hint="eastAsia"/>
+              </w:rPr>
+              <w:t>{</w:t>
+            </w:r>
+          </w:p>
+          <w:p>
+            <w:pPr>
+              <w:ind w:left="0" w:firstLine="405"/>
+            </w:pPr>
+            <w:r>
+              <w:rPr>
+                <w:rFonts w:hint="eastAsia"/>
+              </w:rPr>
+              <w:t xml:space="preserve">  HostName</w:t>
+            </w:r>
+            <w:r>
+              <w:rPr>
+                <w:rFonts w:hint="eastAsia"/>
+              </w:rPr>
+              <w:t xml:space="preserve">: </w:t>
+            </w:r>
+            <w:r>
+              <w:rPr>
+                <w:rFonts w:hint="eastAsia"/>
+              </w:rPr>
+              <w:t>主机名</w:t>
+            </w:r>
+          </w:p>
+          <w:p>
+            <w:pPr>
+              <w:ind w:left="0" w:firstLine="405"/>
+            </w:pPr>
+            <w:r>
+              <w:rPr>
+                <w:rFonts w:hint="eastAsia"/>
+              </w:rPr>
+              <w:t>}</w:t>
+            </w:r>
+            <w:r>
+              <w:rPr>
+                <w:rFonts w:hint="eastAsia"/>
+              </w:rPr>
+              <w:t xml:space="preserve">, </w:t>
+            </w:r>
+            <w:r>
+              <w:t>…</w:t>
+            </w:r>
+          </w:p>
+          <w:p>
+            <w:pPr>
+              <w:ind w:left="0"/>
+            </w:pPr>
+            <w:r>
+              <w:rPr>
+                <w:rFonts w:hint="eastAsia"/>
+              </w:rPr>
+              <w:t xml:space="preserve">  ]</w:t>
+            </w:r>
+          </w:p>
+          <w:p>
+            <w:pPr>
+              <w:ind w:left="0"/>
+            </w:pPr>
+            <w:r>
+              <w:rPr>
+                <w:rFonts w:hint="eastAsia"/>
+              </w:rPr>
+              <w:t xml:space="preserve">  ClusterName: </w:t>
+            </w:r>
+            <w:r>
+              <w:rPr>
+                <w:rFonts w:hint="eastAsia"/>
+              </w:rPr>
+              <w:t>集群名</w:t>
+            </w:r>
+          </w:p>
+          <w:p>
+            <w:pPr>
+              <w:ind w:left="0"/>
+            </w:pPr>
+            <w:r>
+              <w:rPr>
+                <w:rFonts w:hint="eastAsia"/>
+              </w:rPr>
+              <w:t>}</w:t>
+            </w:r>
+          </w:p>
+        </w:tc>
+        <w:tc>
+          <w:tcPr>
+            <w:tcW w:w="3544" w:type="dxa"/>
+          </w:tcPr>
+          <w:p>
+            <w:pPr>
+              <w:ind w:left="0"/>
+            </w:pPr>
+            <w:r>
               <w:lastRenderedPageBreak/>
-              <w:t xml:space="preserve">  [</w:t>
-            </w:r>
-          </w:p>
-          <w:p>
-            <w:pPr>
-              <w:ind w:left="0" w:firstLine="405"/>
-            </w:pPr>
-            <w:r>
-              <w:rPr>
-                <w:rFonts w:hint="eastAsia"/>
-              </w:rPr>
-              <w:t>{</w:t>
-            </w:r>
-          </w:p>
-          <w:p>
-            <w:pPr>
-              <w:ind w:left="0" w:firstLine="405"/>
-            </w:pPr>
-            <w:r>
-              <w:rPr>
-                <w:rFonts w:hint="eastAsia"/>
-              </w:rPr>
-              <w:t xml:space="preserve">  Name: repliacanum</w:t>
-            </w:r>
-          </w:p>
-          <w:p>
-            <w:pPr>
-              <w:ind w:left="0" w:firstLine="405"/>
-            </w:pPr>
-            <w:r>
-              <w:rPr>
-                <w:rFonts w:hint="eastAsia"/>
-              </w:rPr>
-              <w:t xml:space="preserve">  Value: 2</w:t>
-            </w:r>
-          </w:p>
-          <w:p>
-            <w:pPr>
-              <w:ind w:left="0" w:firstLine="405"/>
-            </w:pPr>
-            <w:r>
-              <w:rPr>
-                <w:rFonts w:hint="eastAsia"/>
-              </w:rPr>
-              <w:t>}</w:t>
-            </w:r>
-          </w:p>
-          <w:p>
-            <w:pPr>
-              <w:ind w:left="0" w:firstLine="405"/>
-            </w:pPr>
-            <w:r>
-              <w:rPr>
-                <w:rFonts w:hint="eastAsia"/>
-              </w:rPr>
-              <w:t>{</w:t>
-            </w:r>
-          </w:p>
-          <w:p>
-            <w:pPr>
-              <w:ind w:left="0" w:firstLine="405"/>
-            </w:pPr>
-            <w:r>
-              <w:rPr>
-                <w:rFonts w:hint="eastAsia"/>
-              </w:rPr>
-              <w:t xml:space="preserve">  Name: datagroupnum</w:t>
-            </w:r>
-          </w:p>
-          <w:p>
-            <w:pPr>
-              <w:ind w:left="0" w:firstLine="405"/>
-            </w:pPr>
-            <w:r>
-              <w:rPr>
-                <w:rFonts w:hint="eastAsia"/>
-              </w:rPr>
-              <w:t xml:space="preserve">  Value: 2</w:t>
-            </w:r>
-          </w:p>
-          <w:p>
-            <w:pPr>
-              <w:ind w:left="0" w:firstLine="405"/>
-            </w:pPr>
-            <w:r>
-              <w:rPr>
-                <w:rFonts w:hint="eastAsia"/>
-              </w:rPr>
-              <w:t>}</w:t>
-            </w:r>
-          </w:p>
-          <w:p>
-            <w:pPr>
-              <w:ind w:left="0"/>
-            </w:pPr>
-            <w:r>
-              <w:rPr>
-                <w:rFonts w:hint="eastAsia"/>
-              </w:rPr>
-              <w:t xml:space="preserve">  ]</w:t>
-            </w:r>
-          </w:p>
-          <w:p>
-            <w:pPr>
-              <w:ind w:left="0"/>
-            </w:pPr>
-            <w:r>
-              <w:rPr>
-                <w:rFonts w:hint="eastAsia"/>
-              </w:rPr>
-              <w:t xml:space="preserve">  HostInfo</w:t>
-            </w:r>
-            <w:r>
-              <w:t>: (</w:t>
-            </w:r>
-            <w:r>
-              <w:rPr>
-                <w:rFonts w:hint="eastAsia"/>
-              </w:rPr>
-              <w:t>主机信息，可选</w:t>
-            </w:r>
-            <w:r>
-              <w:t>)</w:t>
-            </w:r>
-          </w:p>
-          <w:p>
-            <w:pPr>
-              <w:ind w:left="0"/>
-            </w:pPr>
-            <w:r>
-              <w:rPr>
-                <w:rFonts w:hint="eastAsia"/>
-              </w:rPr>
-              <w:t xml:space="preserve">  [</w:t>
-            </w:r>
-          </w:p>
-          <w:p>
-            <w:pPr>
-              <w:ind w:left="0" w:firstLine="405"/>
-            </w:pPr>
-            <w:r>
-              <w:rPr>
-                <w:rFonts w:hint="eastAsia"/>
-              </w:rPr>
-              <w:t>{</w:t>
-            </w:r>
-          </w:p>
-          <w:p>
-            <w:pPr>
-              <w:ind w:left="0" w:firstLine="405"/>
-            </w:pPr>
-            <w:r>
-              <w:rPr>
-                <w:rFonts w:hint="eastAsia"/>
-              </w:rPr>
-              <w:t xml:space="preserve">  HostName</w:t>
-            </w:r>
-            <w:r>
-              <w:rPr>
-                <w:rFonts w:hint="eastAsia"/>
-              </w:rPr>
-              <w:t xml:space="preserve">: </w:t>
-            </w:r>
-            <w:r>
-              <w:rPr>
-                <w:rFonts w:hint="eastAsia"/>
-              </w:rPr>
-              <w:t>主机名</w:t>
-            </w:r>
-          </w:p>
-          <w:p>
-            <w:pPr>
-              <w:ind w:left="0" w:firstLine="405"/>
-            </w:pPr>
-            <w:r>
-              <w:rPr>
-                <w:rFonts w:hint="eastAsia"/>
-              </w:rPr>
-              <w:t>}</w:t>
-            </w:r>
-            <w:r>
-              <w:rPr>
-                <w:rFonts w:hint="eastAsia"/>
-              </w:rPr>
-              <w:t xml:space="preserve">, </w:t>
-            </w:r>
-            <w:r>
-              <w:t>…</w:t>
-            </w:r>
-          </w:p>
-          <w:p>
-            <w:pPr>
-              <w:ind w:left="0"/>
-            </w:pPr>
-            <w:r>
-              <w:rPr>
-                <w:rFonts w:hint="eastAsia"/>
-              </w:rPr>
-              <w:t xml:space="preserve">  ]</w:t>
-            </w:r>
-          </w:p>
-          <w:p>
-            <w:pPr>
-              <w:ind w:left="0"/>
-            </w:pPr>
-            <w:r>
-              <w:rPr>
-                <w:rFonts w:hint="eastAsia"/>
-              </w:rPr>
-              <w:t xml:space="preserve">  ClusterName: </w:t>
-            </w:r>
-            <w:r>
-              <w:rPr>
-                <w:rFonts w:hint="eastAsia"/>
-              </w:rPr>
-              <w:t>集群名</w:t>
-            </w:r>
-          </w:p>
-          <w:p>
-            <w:pPr>
-              <w:ind w:left="0"/>
-            </w:pPr>
-            <w:r>
-              <w:rPr>
-                <w:rFonts w:hint="eastAsia"/>
-              </w:rPr>
-              <w:t>}</w:t>
-            </w:r>
-          </w:p>
-        </w:tc>
-        <w:tc>
-          <w:tcPr>
-            <w:tcW w:w="3544" w:type="dxa"/>
-          </w:tcPr>
-          <w:p>
-            <w:pPr>
-              <w:ind w:left="0"/>
-            </w:pPr>
+              <w:t xml:space="preserve">cmd=predict </w:t>
+            </w:r>
             <w:r>
               <w:lastRenderedPageBreak/>
-              <w:t xml:space="preserve">cmd=predict capacity&amp;TemplateInfo={ClusterName:"c1", Property:[{Name:"replicanum", Value:"2"}, {Name:"datagroupnum", </w:t>
-            </w:r>
-            <w:r>
-              <w:lastRenderedPageBreak/>
-              <w:t>Value:"2"}], HostInfo:[{HostName:"rhe</w:t>
+              <w:t>capacity&amp;TemplateInfo={ClusterName:"c1", Property:[{Name:"replicanum", Value:"2"}, {Name:"datagroupnum", Value:"2"}], HostInfo:[{HostName:"rhe</w:t>
             </w:r>
           </w:p>
           <w:p>
@@ -16328,6 +16408,7 @@
               <w:rPr>
                 <w:rFonts w:hint="eastAsia"/>
               </w:rPr>
+              <w:lastRenderedPageBreak/>
               <w:t>响应头</w:t>
             </w:r>
           </w:p>
@@ -16375,7 +16456,6 @@
               <w:rPr>
                 <w:rFonts w:hint="eastAsia"/>
               </w:rPr>
-              <w:lastRenderedPageBreak/>
               <w:t>响应内容</w:t>
             </w:r>
           </w:p>
@@ -17584,36 +17664,36 @@
               <w:rPr>
                 <w:rFonts w:hint="eastAsia"/>
               </w:rPr>
-              <w:t xml:space="preserve">  </w:t>
-            </w:r>
-            <w:r>
-              <w:t>Name</w:t>
-            </w:r>
-            <w:r>
-              <w:rPr>
-                <w:rFonts w:hint="eastAsia"/>
-              </w:rPr>
-              <w:t xml:space="preserve">: </w:t>
-            </w:r>
-            <w:r>
-              <w:rPr>
-                <w:rFonts w:hint="eastAsia"/>
-              </w:rPr>
-              <w:t>配置项的名字</w:t>
-            </w:r>
-          </w:p>
-          <w:p>
-            <w:pPr>
-              <w:ind w:left="0" w:firstLine="405"/>
-            </w:pPr>
-            <w:r>
-              <w:rPr>
-                <w:rFonts w:hint="eastAsia"/>
-              </w:rPr>
               <w:lastRenderedPageBreak/>
               <w:t xml:space="preserve">  </w:t>
             </w:r>
             <w:r>
+              <w:t>Name</w:t>
+            </w:r>
+            <w:r>
+              <w:rPr>
+                <w:rFonts w:hint="eastAsia"/>
+              </w:rPr>
+              <w:t xml:space="preserve">: </w:t>
+            </w:r>
+            <w:r>
+              <w:rPr>
+                <w:rFonts w:hint="eastAsia"/>
+              </w:rPr>
+              <w:t>配置项的名字</w:t>
+            </w:r>
+          </w:p>
+          <w:p>
+            <w:pPr>
+              <w:ind w:left="0" w:firstLine="405"/>
+            </w:pPr>
+            <w:r>
+              <w:rPr>
+                <w:rFonts w:hint="eastAsia"/>
+              </w:rPr>
+              <w:t xml:space="preserve">  </w:t>
+            </w:r>
+            <w:r>
               <w:rPr>
                 <w:rFonts w:hint="eastAsia"/>
               </w:rPr>
@@ -17851,6 +17931,7 @@
               <w:ind w:left="0" w:firstLineChars="300" w:firstLine="630"/>
             </w:pPr>
             <w:r>
+              <w:lastRenderedPageBreak/>
               <w:t>"Name"</w:t>
             </w:r>
             <w:r>
@@ -17865,7 +17946,6 @@
               <w:ind w:left="0" w:firstLineChars="300" w:firstLine="630"/>
             </w:pPr>
             <w:r>
-              <w:lastRenderedPageBreak/>
               <w:t>"Value"</w:t>
             </w:r>
             <w:r>
@@ -18744,6 +18824,7 @@
               <w:rPr>
                 <w:rFonts w:hint="eastAsia"/>
               </w:rPr>
+              <w:lastRenderedPageBreak/>
               <w:t xml:space="preserve">  </w:t>
             </w:r>
             <w:r>
@@ -18791,7 +18872,6 @@
               <w:ind w:left="0" w:firstLineChars="291" w:firstLine="611"/>
             </w:pPr>
             <w:r>
-              <w:lastRenderedPageBreak/>
               <w:t>Display</w:t>
             </w:r>
             <w:r>
@@ -19276,6 +19356,7 @@
               <w:ind w:left="0" w:firstLineChars="300" w:firstLine="630"/>
             </w:pPr>
             <w:r>
+              <w:lastRenderedPageBreak/>
               <w:t>"WebName"</w:t>
             </w:r>
             <w:r>
@@ -19299,7 +19380,6 @@
               <w:ind w:left="0" w:firstLineChars="300" w:firstLine="630"/>
             </w:pPr>
             <w:r>
-              <w:lastRenderedPageBreak/>
               <w:t>"Type"</w:t>
             </w:r>
             <w:r>
@@ -21926,8 +22006,7 @@
             <w:pPr>
               <w:ind w:left="0"/>
               <w:rPr>
-                <w:ins w:id="2" w:author="xujianhui" w:date="2016-05-19T17:01:00Z"/>
-                <w:rFonts w:hint="eastAsia"/>
+                <w:ins w:id="3" w:author="xujianhui" w:date="2016-05-19T17:01:00Z"/>
               </w:rPr>
             </w:pPr>
             <w:r>
@@ -21944,10 +22023,10 @@
             <w:pPr>
               <w:ind w:left="0"/>
               <w:rPr>
-                <w:ins w:id="3" w:author="xujianhui" w:date="2016-05-19T17:01:00Z"/>
-              </w:rPr>
-            </w:pPr>
-            <w:ins w:id="4" w:author="xujianhui" w:date="2016-05-19T17:01:00Z">
+                <w:ins w:id="4" w:author="xujianhui" w:date="2016-05-19T17:01:00Z"/>
+              </w:rPr>
+            </w:pPr>
+            <w:ins w:id="5" w:author="xujianhui" w:date="2016-05-19T17:01:00Z">
               <w:r>
                 <w:rPr>
                   <w:rFonts w:hint="eastAsia"/>
@@ -21960,10 +22039,10 @@
             <w:pPr>
               <w:ind w:left="0"/>
               <w:rPr>
-                <w:ins w:id="5" w:author="xujianhui" w:date="2016-05-19T17:01:00Z"/>
-              </w:rPr>
-            </w:pPr>
-            <w:ins w:id="6" w:author="xujianhui" w:date="2016-05-19T17:01:00Z">
+                <w:ins w:id="6" w:author="xujianhui" w:date="2016-05-19T17:01:00Z"/>
+              </w:rPr>
+            </w:pPr>
+            <w:ins w:id="7" w:author="xujianhui" w:date="2016-05-19T17:01:00Z">
               <w:r>
                 <w:rPr>
                   <w:rFonts w:hint="eastAsia"/>
@@ -21976,10 +22055,10 @@
             <w:pPr>
               <w:ind w:left="0"/>
               <w:rPr>
-                <w:ins w:id="7" w:author="xujianhui" w:date="2016-05-19T17:01:00Z"/>
-              </w:rPr>
-            </w:pPr>
-            <w:ins w:id="8" w:author="xujianhui" w:date="2016-05-19T17:01:00Z">
+                <w:ins w:id="8" w:author="xujianhui" w:date="2016-05-19T17:01:00Z"/>
+              </w:rPr>
+            </w:pPr>
+            <w:ins w:id="9" w:author="xujianhui" w:date="2016-05-19T17:01:00Z">
               <w:r>
                 <w:rPr>
                   <w:rFonts w:hint="eastAsia"/>
@@ -21992,11 +22071,10 @@
             <w:pPr>
               <w:ind w:left="0"/>
               <w:rPr>
-                <w:ins w:id="9" w:author="xujianhui" w:date="2016-05-19T17:01:00Z"/>
-                <w:rFonts w:hint="eastAsia"/>
-              </w:rPr>
-            </w:pPr>
-            <w:ins w:id="10" w:author="xujianhui" w:date="2016-05-19T17:01:00Z">
+                <w:ins w:id="10" w:author="xujianhui" w:date="2016-05-19T17:01:00Z"/>
+              </w:rPr>
+            </w:pPr>
+            <w:ins w:id="11" w:author="xujianhui" w:date="2016-05-19T17:01:00Z">
               <w:r>
                 <w:rPr>
                   <w:rFonts w:hint="eastAsia"/>
@@ -22009,11 +22087,10 @@
             <w:pPr>
               <w:ind w:left="0"/>
               <w:rPr>
-                <w:ins w:id="11" w:author="xujianhui" w:date="2016-05-19T17:01:00Z"/>
-                <w:rFonts w:hint="eastAsia"/>
-              </w:rPr>
-            </w:pPr>
-            <w:ins w:id="12" w:author="xujianhui" w:date="2016-05-19T17:01:00Z">
+                <w:ins w:id="12" w:author="xujianhui" w:date="2016-05-19T17:01:00Z"/>
+              </w:rPr>
+            </w:pPr>
+            <w:ins w:id="13" w:author="xujianhui" w:date="2016-05-19T17:01:00Z">
               <w:r>
                 <w:rPr>
                   <w:rFonts w:hint="eastAsia"/>
@@ -22026,7 +22103,7 @@
             <w:pPr>
               <w:ind w:left="0"/>
             </w:pPr>
-            <w:ins w:id="13" w:author="xujianhui" w:date="2016-05-19T17:01:00Z">
+            <w:ins w:id="14" w:author="xujianhui" w:date="2016-05-19T17:01:00Z">
               <w:r>
                 <w:rPr>
                   <w:rFonts w:hint="eastAsia"/>
@@ -22254,8 +22331,7 @@
             <w:pPr>
               <w:ind w:left="0" w:firstLineChars="150" w:firstLine="315"/>
               <w:rPr>
-                <w:ins w:id="14" w:author="xujianhui" w:date="2016-05-19T17:02:00Z"/>
-                <w:rFonts w:hint="eastAsia"/>
+                <w:ins w:id="15" w:author="xujianhui" w:date="2016-05-19T17:02:00Z"/>
               </w:rPr>
             </w:pPr>
             <w:r>
@@ -22281,22 +22357,15 @@
             <w:pPr>
               <w:ind w:left="0" w:firstLineChars="150" w:firstLine="315"/>
               <w:rPr>
-                <w:ins w:id="15" w:author="xujianhui" w:date="2016-05-19T17:03:00Z"/>
-                <w:rFonts w:hint="eastAsia"/>
-              </w:rPr>
-            </w:pPr>
-            <w:ins w:id="16" w:author="xujianhui" w:date="2016-05-19T17:03:00Z">
+                <w:ins w:id="16" w:author="xujianhui" w:date="2016-05-19T17:03:00Z"/>
+              </w:rPr>
+            </w:pPr>
+            <w:ins w:id="17" w:author="xujianhui" w:date="2016-05-19T17:03:00Z">
               <w:r>
                 <w:rPr>
                   <w:rFonts w:hint="eastAsia"/>
                 </w:rPr>
-                <w:t>Status</w:t>
-              </w:r>
-              <w:r>
-                <w:rPr>
-                  <w:rFonts w:hint="eastAsia"/>
-                </w:rPr>
-                <w:t xml:space="preserve">: </w:t>
+                <w:t xml:space="preserve">Status: </w:t>
               </w:r>
               <w:r>
                 <w:rPr>
@@ -22310,18 +22379,12 @@
             <w:pPr>
               <w:ind w:left="0" w:firstLineChars="150" w:firstLine="315"/>
             </w:pPr>
-            <w:ins w:id="17" w:author="xujianhui" w:date="2016-05-19T17:03:00Z">
+            <w:ins w:id="18" w:author="xujianhui" w:date="2016-05-19T17:03:00Z">
               <w:r>
                 <w:rPr>
                   <w:rFonts w:hint="eastAsia"/>
                 </w:rPr>
-                <w:t>StatusDesc</w:t>
-              </w:r>
-              <w:r>
-                <w:rPr>
-                  <w:rFonts w:hint="eastAsia"/>
-                </w:rPr>
-                <w:t xml:space="preserve">: </w:t>
+                <w:t xml:space="preserve">StatusDesc: </w:t>
               </w:r>
               <w:r>
                 <w:rPr>
@@ -22425,8 +22488,7 @@
             <w:pPr>
               <w:ind w:left="0" w:firstLineChars="150" w:firstLine="315"/>
               <w:rPr>
-                <w:ins w:id="18" w:author="xujianhui" w:date="2016-05-19T17:04:00Z"/>
-                <w:rFonts w:hint="eastAsia"/>
+                <w:ins w:id="19" w:author="xujianhui" w:date="2016-05-19T17:04:00Z"/>
               </w:rPr>
             </w:pPr>
             <w:r>
@@ -22437,11 +22499,10 @@
             <w:pPr>
               <w:ind w:left="0" w:firstLineChars="150" w:firstLine="315"/>
               <w:rPr>
-                <w:ins w:id="19" w:author="xujianhui" w:date="2016-05-19T17:04:00Z"/>
-                <w:rFonts w:hint="eastAsia"/>
-              </w:rPr>
-            </w:pPr>
-            <w:ins w:id="20" w:author="xujianhui" w:date="2016-05-19T17:04:00Z">
+                <w:ins w:id="20" w:author="xujianhui" w:date="2016-05-19T17:04:00Z"/>
+              </w:rPr>
+            </w:pPr>
+            <w:ins w:id="21" w:author="xujianhui" w:date="2016-05-19T17:04:00Z">
               <w:r>
                 <w:t>“</w:t>
               </w:r>
@@ -22466,7 +22527,7 @@
             <w:pPr>
               <w:ind w:left="0" w:firstLineChars="150" w:firstLine="315"/>
             </w:pPr>
-            <w:ins w:id="21" w:author="xujianhui" w:date="2016-05-19T17:04:00Z">
+            <w:ins w:id="22" w:author="xujianhui" w:date="2016-05-19T17:04:00Z">
               <w:r>
                 <w:t>“</w:t>
               </w:r>
@@ -22769,8 +22830,7 @@
             <w:pPr>
               <w:ind w:left="0"/>
               <w:rPr>
-                <w:ins w:id="22" w:author="xujianhui" w:date="2016-05-19T16:53:00Z"/>
-                <w:rFonts w:hint="eastAsia"/>
+                <w:ins w:id="23" w:author="xujianhui" w:date="2016-05-19T16:53:00Z"/>
               </w:rPr>
             </w:pPr>
             <w:r>
@@ -22784,11 +22844,10 @@
             <w:pPr>
               <w:ind w:left="0"/>
               <w:rPr>
-                <w:ins w:id="23" w:author="xujianhui" w:date="2016-05-19T16:53:00Z"/>
-                <w:rFonts w:hint="eastAsia"/>
-              </w:rPr>
-            </w:pPr>
-            <w:ins w:id="24" w:author="xujianhui" w:date="2016-05-19T16:53:00Z">
+                <w:ins w:id="24" w:author="xujianhui" w:date="2016-05-19T16:53:00Z"/>
+              </w:rPr>
+            </w:pPr>
+            <w:ins w:id="25" w:author="xujianhui" w:date="2016-05-19T16:53:00Z">
               <w:r>
                 <w:rPr>
                   <w:rFonts w:hint="eastAsia"/>
@@ -22801,7 +22860,7 @@
             <w:pPr>
               <w:ind w:left="0"/>
             </w:pPr>
-            <w:ins w:id="25" w:author="xujianhui" w:date="2016-05-19T16:53:00Z">
+            <w:ins w:id="26" w:author="xujianhui" w:date="2016-05-19T16:53:00Z">
               <w:r>
                 <w:rPr>
                   <w:rFonts w:hint="eastAsia"/>
@@ -23709,13 +23768,13 @@
             <w:pPr>
               <w:ind w:left="0"/>
               <w:rPr>
-                <w:ins w:id="26" w:author="xujianhui" w:date="2016-05-19T16:31:00Z"/>
+                <w:ins w:id="27" w:author="xujianhui" w:date="2016-05-19T16:31:00Z"/>
               </w:rPr>
             </w:pPr>
             <w:r>
               <w:rPr>
                 <w:highlight w:val="lightGray"/>
-                <w:rPrChange w:id="27" w:author="xujianhui" w:date="2016-05-19T16:31:00Z">
+                <w:rPrChange w:id="28" w:author="xujianhui" w:date="2016-05-19T16:31:00Z">
                   <w:rPr/>
                 </w:rPrChange>
               </w:rPr>
@@ -23725,7 +23784,7 @@
               <w:rPr>
                 <w:rFonts w:hint="eastAsia"/>
                 <w:highlight w:val="lightGray"/>
-                <w:rPrChange w:id="28" w:author="xujianhui" w:date="2016-05-19T16:31:00Z">
+                <w:rPrChange w:id="29" w:author="xujianhui" w:date="2016-05-19T16:31:00Z">
                   <w:rPr>
                     <w:rFonts w:hint="eastAsia"/>
                   </w:rPr>
@@ -23736,7 +23795,7 @@
             <w:r>
               <w:rPr>
                 <w:highlight w:val="lightGray"/>
-                <w:rPrChange w:id="29" w:author="xujianhui" w:date="2016-05-19T16:31:00Z">
+                <w:rPrChange w:id="30" w:author="xujianhui" w:date="2016-05-19T16:31:00Z">
                   <w:rPr/>
                 </w:rPrChange>
               </w:rPr>
@@ -23746,7 +23805,7 @@
               <w:rPr>
                 <w:rFonts w:hint="eastAsia"/>
                 <w:highlight w:val="lightGray"/>
-                <w:rPrChange w:id="30" w:author="xujianhui" w:date="2016-05-19T16:31:00Z">
+                <w:rPrChange w:id="31" w:author="xujianhui" w:date="2016-05-19T16:31:00Z">
                   <w:rPr>
                     <w:rFonts w:hint="eastAsia"/>
                   </w:rPr>
@@ -23754,7 +23813,7 @@
               </w:rPr>
               <w:t>）</w:t>
             </w:r>
-            <w:ins w:id="31" w:author="xujianhui" w:date="2016-05-19T16:31:00Z">
+            <w:ins w:id="32" w:author="xujianhui" w:date="2016-05-19T16:31:00Z">
               <w:r>
                 <w:rPr>
                   <w:rFonts w:hint="eastAsia"/>
@@ -23762,7 +23821,7 @@
                 <w:t>（保持兼容</w:t>
               </w:r>
             </w:ins>
-            <w:ins w:id="32" w:author="xujianhui" w:date="2016-05-19T16:36:00Z">
+            <w:ins w:id="33" w:author="xujianhui" w:date="2016-05-19T16:36:00Z">
               <w:r>
                 <w:rPr>
                   <w:rFonts w:hint="eastAsia"/>
@@ -23789,7 +23848,7 @@
                 <w:t>进行处理</w:t>
               </w:r>
             </w:ins>
-            <w:ins w:id="33" w:author="xujianhui" w:date="2016-05-19T16:31:00Z">
+            <w:ins w:id="34" w:author="xujianhui" w:date="2016-05-19T16:31:00Z">
               <w:r>
                 <w:rPr>
                   <w:rFonts w:hint="eastAsia"/>
@@ -23802,10 +23861,10 @@
             <w:pPr>
               <w:ind w:left="0"/>
               <w:rPr>
-                <w:ins w:id="34" w:author="xujianhui" w:date="2016-05-19T16:31:00Z"/>
-              </w:rPr>
-            </w:pPr>
-            <w:ins w:id="35" w:author="xujianhui" w:date="2016-05-19T16:31:00Z">
+                <w:ins w:id="35" w:author="xujianhui" w:date="2016-05-19T16:31:00Z"/>
+              </w:rPr>
+            </w:pPr>
+            <w:ins w:id="36" w:author="xujianhui" w:date="2016-05-19T16:31:00Z">
               <w:r>
                 <w:rPr>
                   <w:rFonts w:hint="eastAsia"/>
@@ -23818,10 +23877,10 @@
             <w:pPr>
               <w:ind w:left="0"/>
               <w:rPr>
-                <w:ins w:id="36" w:author="xujianhui" w:date="2016-05-19T16:31:00Z"/>
-              </w:rPr>
-            </w:pPr>
-            <w:ins w:id="37" w:author="xujianhui" w:date="2016-05-19T16:31:00Z">
+                <w:ins w:id="37" w:author="xujianhui" w:date="2016-05-19T16:31:00Z"/>
+              </w:rPr>
+            </w:pPr>
+            <w:ins w:id="38" w:author="xujianhui" w:date="2016-05-19T16:31:00Z">
               <w:r>
                 <w:rPr>
                   <w:rFonts w:hint="eastAsia"/>
@@ -23834,10 +23893,10 @@
             <w:pPr>
               <w:ind w:left="0"/>
               <w:rPr>
-                <w:ins w:id="38" w:author="xujianhui" w:date="2016-05-19T16:31:00Z"/>
-              </w:rPr>
-            </w:pPr>
-            <w:ins w:id="39" w:author="xujianhui" w:date="2016-05-19T16:31:00Z">
+                <w:ins w:id="39" w:author="xujianhui" w:date="2016-05-19T16:31:00Z"/>
+              </w:rPr>
+            </w:pPr>
+            <w:ins w:id="40" w:author="xujianhui" w:date="2016-05-19T16:31:00Z">
               <w:r>
                 <w:rPr>
                   <w:rFonts w:hint="eastAsia"/>
@@ -23850,10 +23909,10 @@
             <w:pPr>
               <w:ind w:left="0"/>
               <w:rPr>
-                <w:ins w:id="40" w:author="xujianhui" w:date="2016-05-19T16:31:00Z"/>
-              </w:rPr>
-            </w:pPr>
-            <w:ins w:id="41" w:author="xujianhui" w:date="2016-05-19T16:31:00Z">
+                <w:ins w:id="41" w:author="xujianhui" w:date="2016-05-19T16:31:00Z"/>
+              </w:rPr>
+            </w:pPr>
+            <w:ins w:id="42" w:author="xujianhui" w:date="2016-05-19T16:31:00Z">
               <w:r>
                 <w:rPr>
                   <w:rFonts w:hint="eastAsia"/>
@@ -23866,10 +23925,10 @@
             <w:pPr>
               <w:ind w:left="0"/>
               <w:rPr>
-                <w:ins w:id="42" w:author="xujianhui" w:date="2016-05-19T16:31:00Z"/>
-              </w:rPr>
-            </w:pPr>
-            <w:ins w:id="43" w:author="xujianhui" w:date="2016-05-19T16:31:00Z">
+                <w:ins w:id="43" w:author="xujianhui" w:date="2016-05-19T16:31:00Z"/>
+              </w:rPr>
+            </w:pPr>
+            <w:ins w:id="44" w:author="xujianhui" w:date="2016-05-19T16:31:00Z">
               <w:r>
                 <w:rPr>
                   <w:rFonts w:hint="eastAsia"/>
@@ -23882,7 +23941,7 @@
             <w:pPr>
               <w:ind w:left="0"/>
             </w:pPr>
-            <w:ins w:id="44" w:author="xujianhui" w:date="2016-05-19T16:31:00Z">
+            <w:ins w:id="45" w:author="xujianhui" w:date="2016-05-19T16:31:00Z">
               <w:r>
                 <w:rPr>
                   <w:rFonts w:hint="eastAsia"/>
@@ -24131,25 +24190,25 @@
               <w:ind w:left="0" w:firstLineChars="150" w:firstLine="315"/>
               <w:rPr>
                 <w:highlight w:val="yellow"/>
-                <w:rPrChange w:id="45" w:author="xujianhui" w:date="2016-05-19T16:32:00Z">
-                  <w:rPr/>
-                </w:rPrChange>
-              </w:rPr>
-            </w:pPr>
-            <w:r>
-              <w:rPr>
-                <w:highlight w:val="yellow"/>
                 <w:rPrChange w:id="46" w:author="xujianhui" w:date="2016-05-19T16:32:00Z">
                   <w:rPr/>
                 </w:rPrChange>
               </w:rPr>
-              <w:t xml:space="preserve">ClusterName:  </w:t>
-            </w:r>
-            <w:r>
-              <w:rPr>
-                <w:rFonts w:hint="eastAsia"/>
+            </w:pPr>
+            <w:r>
+              <w:rPr>
                 <w:highlight w:val="yellow"/>
                 <w:rPrChange w:id="47" w:author="xujianhui" w:date="2016-05-19T16:32:00Z">
+                  <w:rPr/>
+                </w:rPrChange>
+              </w:rPr>
+              <w:t xml:space="preserve">ClusterName:  </w:t>
+            </w:r>
+            <w:r>
+              <w:rPr>
+                <w:rFonts w:hint="eastAsia"/>
+                <w:highlight w:val="yellow"/>
+                <w:rPrChange w:id="48" w:author="xujianhui" w:date="2016-05-19T16:32:00Z">
                   <w:rPr>
                     <w:rFonts w:hint="eastAsia"/>
                   </w:rPr>
@@ -24165,7 +24224,7 @@
             <w:r>
               <w:rPr>
                 <w:highlight w:val="yellow"/>
-                <w:rPrChange w:id="48" w:author="xujianhui" w:date="2016-05-19T16:32:00Z">
+                <w:rPrChange w:id="49" w:author="xujianhui" w:date="2016-05-19T16:32:00Z">
                   <w:rPr/>
                 </w:rPrChange>
               </w:rPr>
@@ -24175,7 +24234,7 @@
               <w:rPr>
                 <w:rFonts w:hint="eastAsia"/>
                 <w:highlight w:val="yellow"/>
-                <w:rPrChange w:id="49" w:author="xujianhui" w:date="2016-05-19T16:32:00Z">
+                <w:rPrChange w:id="50" w:author="xujianhui" w:date="2016-05-19T16:32:00Z">
                   <w:rPr>
                     <w:rFonts w:hint="eastAsia"/>
                   </w:rPr>
@@ -24269,7 +24328,7 @@
             <w:pPr>
               <w:ind w:left="0" w:firstLineChars="150" w:firstLine="315"/>
               <w:rPr>
-                <w:ins w:id="50" w:author="xujianhui" w:date="2016-05-19T16:32:00Z"/>
+                <w:ins w:id="51" w:author="xujianhui" w:date="2016-05-19T16:32:00Z"/>
               </w:rPr>
             </w:pPr>
             <w:r>
@@ -24280,10 +24339,10 @@
             <w:pPr>
               <w:ind w:left="0" w:firstLineChars="150" w:firstLine="315"/>
               <w:rPr>
-                <w:ins w:id="51" w:author="xujianhui" w:date="2016-05-19T16:32:00Z"/>
-              </w:rPr>
-            </w:pPr>
-            <w:ins w:id="52" w:author="xujianhui" w:date="2016-05-19T16:32:00Z">
+                <w:ins w:id="52" w:author="xujianhui" w:date="2016-05-19T16:32:00Z"/>
+              </w:rPr>
+            </w:pPr>
+            <w:ins w:id="53" w:author="xujianhui" w:date="2016-05-19T16:32:00Z">
               <w:r>
                 <w:t>“</w:t>
               </w:r>
@@ -24320,7 +24379,7 @@
             <w:pPr>
               <w:ind w:left="0" w:firstLineChars="150" w:firstLine="315"/>
             </w:pPr>
-            <w:ins w:id="53" w:author="xujianhui" w:date="2016-05-19T16:32:00Z">
+            <w:ins w:id="54" w:author="xujianhui" w:date="2016-05-19T16:32:00Z">
               <w:r>
                 <w:t>“</w:t>
               </w:r>
@@ -24414,7 +24473,7 @@
         <w:pStyle w:val="Heading4"/>
         <w:rPr>
           <w:color w:val="FF0000"/>
-          <w:rPrChange w:id="54" w:author="xujianhui" w:date="2016-05-19T16:35:00Z">
+          <w:rPrChange w:id="55" w:author="xujianhui" w:date="2016-05-19T16:35:00Z">
             <w:rPr/>
           </w:rPrChange>
         </w:rPr>
@@ -24423,7 +24482,7 @@
         <w:rPr>
           <w:rFonts w:hint="eastAsia"/>
           <w:color w:val="FF0000"/>
-          <w:rPrChange w:id="55" w:author="xujianhui" w:date="2016-05-19T16:35:00Z">
+          <w:rPrChange w:id="56" w:author="xujianhui" w:date="2016-05-19T16:35:00Z">
             <w:rPr>
               <w:rFonts w:asciiTheme="minorHAnsi" w:eastAsiaTheme="minorEastAsia" w:hAnsiTheme="minorHAnsi" w:cstheme="minorBidi" w:hint="eastAsia"/>
               <w:b w:val="0"/>
@@ -24435,7 +24494,7 @@
         </w:rPr>
         <w:t>获取主机业务列表命令</w:t>
       </w:r>
-      <w:ins w:id="56" w:author="xujianhui" w:date="2016-05-19T16:35:00Z">
+      <w:ins w:id="57" w:author="xujianhui" w:date="2016-05-19T16:35:00Z">
         <w:r>
           <w:rPr>
             <w:rFonts w:hint="eastAsia"/>
@@ -24444,7 +24503,7 @@
           <w:t>（和上述命令合</w:t>
         </w:r>
       </w:ins>
-      <w:ins w:id="57" w:author="xujianhui" w:date="2016-05-19T16:36:00Z">
+      <w:ins w:id="58" w:author="xujianhui" w:date="2016-05-19T16:36:00Z">
         <w:r>
           <w:rPr>
             <w:rFonts w:hint="eastAsia"/>
@@ -25241,6 +25300,40 @@
               <w:t>hinter: object</w:t>
             </w:r>
           </w:p>
+          <w:p>
+            <w:pPr>
+              <w:ind w:left="0"/>
+            </w:pPr>
+            <w:r>
+              <w:rPr>
+                <w:rFonts w:hint="eastAsia"/>
+              </w:rPr>
+              <w:t>skip:</w:t>
+            </w:r>
+            <w:r>
+              <w:rPr>
+                <w:rFonts w:hint="eastAsia"/>
+              </w:rPr>
+              <w:t>跳过记录数</w:t>
+            </w:r>
+          </w:p>
+          <w:p>
+            <w:pPr>
+              <w:ind w:left="0"/>
+            </w:pPr>
+            <w:r>
+              <w:rPr>
+                <w:rFonts w:hint="eastAsia"/>
+              </w:rPr>
+              <w:t>limit:</w:t>
+            </w:r>
+            <w:r>
+              <w:rPr>
+                <w:rFonts w:hint="eastAsia"/>
+              </w:rPr>
+              <w:t>查询记录数</w:t>
+            </w:r>
+          </w:p>
         </w:tc>
         <w:tc>
           <w:tcPr>
@@ -26317,6 +26410,7 @@
               <w:ind w:left="0"/>
             </w:pPr>
             <w:r>
+              <w:lastRenderedPageBreak/>
               <w:t>}</w:t>
             </w:r>
           </w:p>
@@ -26333,7 +26427,6 @@
               <w:ind w:left="0" w:firstLineChars="150" w:firstLine="315"/>
             </w:pPr>
             <w:r>
-              <w:lastRenderedPageBreak/>
               <w:t xml:space="preserve">"HostName": "rhelt10", </w:t>
             </w:r>
           </w:p>
@@ -27152,6 +27245,7 @@
               <w:rPr>
                 <w:rFonts w:hint="eastAsia"/>
               </w:rPr>
+              <w:lastRenderedPageBreak/>
               <w:t xml:space="preserve">logbuffsize: </w:t>
             </w:r>
             <w:r>
@@ -27175,14 +27269,7 @@
               <w:rPr>
                 <w:rFonts w:hint="eastAsia"/>
               </w:rPr>
-              <w:t>数据预取代理池最</w:t>
-            </w:r>
-            <w:r>
-              <w:rPr>
-                <w:rFonts w:hint="eastAsia"/>
-              </w:rPr>
-              <w:lastRenderedPageBreak/>
-              <w:t>大数量</w:t>
+              <w:t>数据预取代理池最大数量</w:t>
             </w:r>
           </w:p>
           <w:p>
@@ -27444,6 +27531,7 @@
               <w:ind w:left="0" w:firstLineChars="150" w:firstLine="315"/>
             </w:pPr>
             <w:r>
+              <w:lastRenderedPageBreak/>
               <w:t xml:space="preserve">"logbuffsize": 1024, </w:t>
             </w:r>
           </w:p>
@@ -27460,7 +27548,6 @@
               <w:ind w:left="0" w:firstLineChars="150" w:firstLine="315"/>
             </w:pPr>
             <w:r>
-              <w:lastRenderedPageBreak/>
               <w:t xml:space="preserve">"maxreplsync": 10, </w:t>
             </w:r>
           </w:p>
@@ -28308,6 +28395,7 @@
               <w:ind w:left="0" w:firstLineChars="100" w:firstLine="210"/>
             </w:pPr>
             <w:r>
+              <w:lastRenderedPageBreak/>
               <w:t>[</w:t>
             </w:r>
           </w:p>
@@ -28324,7 +28412,6 @@
               <w:ind w:left="0" w:firstLineChars="300" w:firstLine="630"/>
             </w:pPr>
             <w:r>
-              <w:lastRenderedPageBreak/>
               <w:t>HostName:</w:t>
             </w:r>
             <w:r>
@@ -28422,6 +28509,7 @@
               <w:ind w:left="0" w:firstLineChars="100" w:firstLine="210"/>
             </w:pPr>
             <w:r>
+              <w:lastRenderedPageBreak/>
               <w:t>[</w:t>
             </w:r>
           </w:p>
@@ -28438,7 +28526,6 @@
               <w:ind w:left="0" w:firstLineChars="300" w:firstLine="630"/>
             </w:pPr>
             <w:r>
-              <w:lastRenderedPageBreak/>
               <w:t>HostName:"suse-lyb"</w:t>
             </w:r>
           </w:p>
@@ -29382,6 +29469,7 @@
               <w:rPr>
                 <w:rFonts w:hint="eastAsia"/>
               </w:rPr>
+              <w:lastRenderedPageBreak/>
               <w:t xml:space="preserve">    </w:t>
             </w:r>
             <w:r>
@@ -29446,7 +29534,6 @@
               <w:rPr>
                 <w:rFonts w:hint="eastAsia"/>
               </w:rPr>
-              <w:lastRenderedPageBreak/>
               <w:t xml:space="preserve">  }</w:t>
             </w:r>
           </w:p>
@@ -30278,6 +30365,7 @@
               <w:ind w:left="0" w:firstLineChars="400" w:firstLine="840"/>
             </w:pPr>
             <w:r>
+              <w:lastRenderedPageBreak/>
               <w:t xml:space="preserve">"Sys": { "Megabit": 15, "Unit": 308550 }, </w:t>
             </w:r>
           </w:p>
@@ -30286,24 +30374,254 @@
               <w:ind w:left="0" w:firstLineChars="400" w:firstLine="840"/>
             </w:pPr>
             <w:r>
+              <w:t>"Idle": { "Megabit": 9075, "Unit": 931030 },</w:t>
+            </w:r>
+          </w:p>
+          <w:p>
+            <w:pPr>
+              <w:ind w:left="0" w:firstLineChars="400" w:firstLine="840"/>
+            </w:pPr>
+            <w:r>
+              <w:t xml:space="preserve">"Other": { "Megabit": 66, "Unit": 384664 }, </w:t>
+            </w:r>
+          </w:p>
+          <w:p>
+            <w:pPr>
+              <w:ind w:left="0" w:firstLineChars="400" w:firstLine="840"/>
+            </w:pPr>
+            <w:r>
+              <w:t xml:space="preserve">"User": { "Megabit": 42, "Unit": 476078 } </w:t>
+            </w:r>
+          </w:p>
+          <w:p>
+            <w:pPr>
+              <w:ind w:left="0" w:firstLineChars="300" w:firstLine="630"/>
+            </w:pPr>
+            <w:r>
+              <w:t xml:space="preserve">}, </w:t>
+            </w:r>
+          </w:p>
+          <w:p>
+            <w:pPr>
+              <w:ind w:left="0" w:firstLineChars="300" w:firstLine="630"/>
+            </w:pPr>
+            <w:r>
+              <w:t xml:space="preserve">"Net": </w:t>
+            </w:r>
+          </w:p>
+          <w:p>
+            <w:pPr>
+              <w:ind w:left="0" w:firstLineChars="300" w:firstLine="630"/>
+            </w:pPr>
+            <w:r>
+              <w:t xml:space="preserve">{ </w:t>
+            </w:r>
+          </w:p>
+          <w:p>
+            <w:pPr>
+              <w:ind w:left="0" w:firstLineChars="400" w:firstLine="840"/>
+            </w:pPr>
+            <w:r>
+              <w:t xml:space="preserve">"CalendarTime": 1425101760, </w:t>
+            </w:r>
+          </w:p>
+          <w:p>
+            <w:pPr>
+              <w:ind w:left="0" w:firstLineChars="400" w:firstLine="840"/>
+            </w:pPr>
+            <w:r>
+              <w:t xml:space="preserve">"Net": </w:t>
+            </w:r>
+          </w:p>
+          <w:p>
+            <w:pPr>
+              <w:ind w:left="0" w:firstLineChars="400" w:firstLine="840"/>
+            </w:pPr>
+            <w:r>
+              <w:t xml:space="preserve">[ </w:t>
+            </w:r>
+          </w:p>
+          <w:p>
+            <w:pPr>
+              <w:ind w:left="0" w:firstLineChars="500" w:firstLine="1050"/>
+            </w:pPr>
+            <w:r>
+              <w:t xml:space="preserve">{ </w:t>
+            </w:r>
+          </w:p>
+          <w:p>
+            <w:pPr>
+              <w:ind w:left="0" w:firstLineChars="600" w:firstLine="1260"/>
+            </w:pPr>
+            <w:r>
+              <w:t xml:space="preserve">"Name": "lo", </w:t>
+            </w:r>
+          </w:p>
+          <w:p>
+            <w:pPr>
+              <w:ind w:left="0" w:firstLineChars="600" w:firstLine="1260"/>
+            </w:pPr>
+            <w:r>
+              <w:t xml:space="preserve">"RXBytes": { "Megabit": 5335, "Unit": 117938 }, </w:t>
+            </w:r>
+          </w:p>
+          <w:p>
+            <w:pPr>
+              <w:ind w:left="0" w:firstLineChars="600" w:firstLine="1260"/>
+            </w:pPr>
+            <w:r>
+              <w:t xml:space="preserve">"RXPackets": { "Megabit": 43, "Unit": 901867 }, </w:t>
+            </w:r>
+          </w:p>
+          <w:p>
+            <w:pPr>
+              <w:ind w:left="0" w:firstLineChars="600" w:firstLine="1260"/>
+            </w:pPr>
+            <w:r>
+              <w:t xml:space="preserve">"RXErrors": { "Megabit": 0, "Unit": 0 }, </w:t>
+            </w:r>
+          </w:p>
+          <w:p>
+            <w:pPr>
+              <w:ind w:left="0" w:firstLineChars="600" w:firstLine="1260"/>
+            </w:pPr>
+            <w:r>
+              <w:t xml:space="preserve">"RXDrops": { "Megabit": 0, "Unit": 0 }, </w:t>
+            </w:r>
+          </w:p>
+          <w:p>
+            <w:pPr>
+              <w:ind w:left="0" w:firstLineChars="600" w:firstLine="1260"/>
+            </w:pPr>
+            <w:r>
+              <w:t xml:space="preserve">"TXBytes": { "Megabit": 5335, "Unit": 117938 }, </w:t>
+            </w:r>
+          </w:p>
+          <w:p>
+            <w:pPr>
+              <w:ind w:left="0" w:firstLineChars="600" w:firstLine="1260"/>
+            </w:pPr>
+            <w:r>
+              <w:t xml:space="preserve">"TXPackets": { "Megabit": 43, "Unit": 901867 }, </w:t>
+            </w:r>
+          </w:p>
+          <w:p>
+            <w:pPr>
+              <w:ind w:left="0" w:firstLineChars="600" w:firstLine="1260"/>
+            </w:pPr>
+            <w:r>
+              <w:t xml:space="preserve">"TXErrors": { "Megabit": 0, "Unit": 0 }, </w:t>
+            </w:r>
+          </w:p>
+          <w:p>
+            <w:pPr>
+              <w:ind w:left="0" w:firstLineChars="600" w:firstLine="1260"/>
+            </w:pPr>
+            <w:r>
+              <w:t xml:space="preserve">"TXDrops": { "Megabit": 0, "Unit": 0 } </w:t>
+            </w:r>
+          </w:p>
+          <w:p>
+            <w:pPr>
+              <w:ind w:left="0" w:firstLineChars="450" w:firstLine="945"/>
+            </w:pPr>
+            <w:r>
+              <w:t xml:space="preserve">} </w:t>
+            </w:r>
+          </w:p>
+          <w:p>
+            <w:pPr>
+              <w:ind w:leftChars="170" w:firstLineChars="200" w:firstLine="420"/>
+            </w:pPr>
+            <w:r>
+              <w:rPr>
+                <w:rFonts w:hint="eastAsia"/>
+              </w:rPr>
+              <w:t>]</w:t>
+            </w:r>
+            <w:r>
+              <w:t xml:space="preserve"> </w:t>
+            </w:r>
+          </w:p>
+          <w:p>
+            <w:pPr>
+              <w:ind w:left="0" w:firstLineChars="300" w:firstLine="630"/>
+            </w:pPr>
+            <w:r>
+              <w:t xml:space="preserve">}, </w:t>
+            </w:r>
+          </w:p>
+          <w:p>
+            <w:pPr>
+              <w:ind w:left="0" w:firstLineChars="300" w:firstLine="630"/>
+            </w:pPr>
+            <w:r>
+              <w:t xml:space="preserve">"HostName": "suse-lyb", </w:t>
+            </w:r>
+          </w:p>
+          <w:p>
+            <w:pPr>
+              <w:ind w:left="0" w:firstLineChars="300" w:firstLine="630"/>
+            </w:pPr>
+            <w:r>
+              <w:t xml:space="preserve">"Memory": </w:t>
+            </w:r>
+          </w:p>
+          <w:p>
+            <w:pPr>
+              <w:ind w:left="0" w:firstLineChars="300" w:firstLine="630"/>
+            </w:pPr>
+            <w:r>
+              <w:t xml:space="preserve">{ </w:t>
+            </w:r>
+          </w:p>
+          <w:p>
+            <w:pPr>
+              <w:ind w:left="0" w:firstLineChars="400" w:firstLine="840"/>
+            </w:pPr>
+            <w:r>
+              <w:t xml:space="preserve">"Size": 1878, </w:t>
+            </w:r>
+          </w:p>
+          <w:p>
+            <w:pPr>
+              <w:ind w:left="0" w:firstLineChars="400" w:firstLine="840"/>
+            </w:pPr>
+            <w:r>
+              <w:t xml:space="preserve">"Free": 114, </w:t>
+            </w:r>
+          </w:p>
+          <w:p>
+            <w:pPr>
+              <w:ind w:left="0" w:firstLineChars="400" w:firstLine="840"/>
+            </w:pPr>
+            <w:r>
+              <w:t xml:space="preserve">"Used": 1764 </w:t>
+            </w:r>
+          </w:p>
+          <w:p>
+            <w:pPr>
+              <w:ind w:left="0" w:firstLineChars="300" w:firstLine="630"/>
+            </w:pPr>
+            <w:r>
+              <w:t xml:space="preserve">}, </w:t>
+            </w:r>
+          </w:p>
+          <w:p>
+            <w:pPr>
+              <w:ind w:left="0" w:firstLineChars="300" w:firstLine="630"/>
+            </w:pPr>
+            <w:r>
+              <w:t xml:space="preserve">"Disk": </w:t>
+            </w:r>
+          </w:p>
+          <w:p>
+            <w:pPr>
+              <w:ind w:left="0" w:firstLineChars="300" w:firstLine="630"/>
+            </w:pPr>
+            <w:r>
               <w:lastRenderedPageBreak/>
-              <w:t>"Idle": { "Megabit": 9075, "Unit": 931030 },</w:t>
-            </w:r>
-          </w:p>
-          <w:p>
-            <w:pPr>
-              <w:ind w:left="0" w:firstLineChars="400" w:firstLine="840"/>
-            </w:pPr>
-            <w:r>
-              <w:t xml:space="preserve">"Other": { "Megabit": 66, "Unit": 384664 }, </w:t>
-            </w:r>
-          </w:p>
-          <w:p>
-            <w:pPr>
-              <w:ind w:left="0" w:firstLineChars="400" w:firstLine="840"/>
-            </w:pPr>
-            <w:r>
-              <w:t xml:space="preserve">"User": { "Megabit": 42, "Unit": 476078 } </w:t>
+              <w:t xml:space="preserve">[ </w:t>
             </w:r>
           </w:p>
           <w:p>
@@ -30311,7 +30629,7 @@
               <w:ind w:left="0" w:firstLineChars="300" w:firstLine="630"/>
             </w:pPr>
             <w:r>
-              <w:t xml:space="preserve">}, </w:t>
+              <w:t xml:space="preserve">{ </w:t>
             </w:r>
           </w:p>
           <w:p>
@@ -30319,237 +30637,6 @@
               <w:ind w:left="0" w:firstLineChars="300" w:firstLine="630"/>
             </w:pPr>
             <w:r>
-              <w:t xml:space="preserve">"Net": </w:t>
-            </w:r>
-          </w:p>
-          <w:p>
-            <w:pPr>
-              <w:ind w:left="0" w:firstLineChars="300" w:firstLine="630"/>
-            </w:pPr>
-            <w:r>
-              <w:t xml:space="preserve">{ </w:t>
-            </w:r>
-          </w:p>
-          <w:p>
-            <w:pPr>
-              <w:ind w:left="0" w:firstLineChars="400" w:firstLine="840"/>
-            </w:pPr>
-            <w:r>
-              <w:t xml:space="preserve">"CalendarTime": 1425101760, </w:t>
-            </w:r>
-          </w:p>
-          <w:p>
-            <w:pPr>
-              <w:ind w:left="0" w:firstLineChars="400" w:firstLine="840"/>
-            </w:pPr>
-            <w:r>
-              <w:t xml:space="preserve">"Net": </w:t>
-            </w:r>
-          </w:p>
-          <w:p>
-            <w:pPr>
-              <w:ind w:left="0" w:firstLineChars="400" w:firstLine="840"/>
-            </w:pPr>
-            <w:r>
-              <w:t xml:space="preserve">[ </w:t>
-            </w:r>
-          </w:p>
-          <w:p>
-            <w:pPr>
-              <w:ind w:left="0" w:firstLineChars="500" w:firstLine="1050"/>
-            </w:pPr>
-            <w:r>
-              <w:t xml:space="preserve">{ </w:t>
-            </w:r>
-          </w:p>
-          <w:p>
-            <w:pPr>
-              <w:ind w:left="0" w:firstLineChars="600" w:firstLine="1260"/>
-            </w:pPr>
-            <w:r>
-              <w:t xml:space="preserve">"Name": "lo", </w:t>
-            </w:r>
-          </w:p>
-          <w:p>
-            <w:pPr>
-              <w:ind w:left="0" w:firstLineChars="600" w:firstLine="1260"/>
-            </w:pPr>
-            <w:r>
-              <w:t xml:space="preserve">"RXBytes": { "Megabit": 5335, "Unit": 117938 }, </w:t>
-            </w:r>
-          </w:p>
-          <w:p>
-            <w:pPr>
-              <w:ind w:left="0" w:firstLineChars="600" w:firstLine="1260"/>
-            </w:pPr>
-            <w:r>
-              <w:t xml:space="preserve">"RXPackets": { "Megabit": 43, "Unit": 901867 }, </w:t>
-            </w:r>
-          </w:p>
-          <w:p>
-            <w:pPr>
-              <w:ind w:left="0" w:firstLineChars="600" w:firstLine="1260"/>
-            </w:pPr>
-            <w:r>
-              <w:t xml:space="preserve">"RXErrors": { "Megabit": 0, "Unit": 0 }, </w:t>
-            </w:r>
-          </w:p>
-          <w:p>
-            <w:pPr>
-              <w:ind w:left="0" w:firstLineChars="600" w:firstLine="1260"/>
-            </w:pPr>
-            <w:r>
-              <w:t xml:space="preserve">"RXDrops": { "Megabit": 0, "Unit": 0 }, </w:t>
-            </w:r>
-          </w:p>
-          <w:p>
-            <w:pPr>
-              <w:ind w:left="0" w:firstLineChars="600" w:firstLine="1260"/>
-            </w:pPr>
-            <w:r>
-              <w:t xml:space="preserve">"TXBytes": { "Megabit": 5335, "Unit": 117938 }, </w:t>
-            </w:r>
-          </w:p>
-          <w:p>
-            <w:pPr>
-              <w:ind w:left="0" w:firstLineChars="600" w:firstLine="1260"/>
-            </w:pPr>
-            <w:r>
-              <w:t xml:space="preserve">"TXPackets": { "Megabit": 43, "Unit": 901867 }, </w:t>
-            </w:r>
-          </w:p>
-          <w:p>
-            <w:pPr>
-              <w:ind w:left="0" w:firstLineChars="600" w:firstLine="1260"/>
-            </w:pPr>
-            <w:r>
-              <w:t xml:space="preserve">"TXErrors": { "Megabit": 0, "Unit": 0 }, </w:t>
-            </w:r>
-          </w:p>
-          <w:p>
-            <w:pPr>
-              <w:ind w:left="0" w:firstLineChars="600" w:firstLine="1260"/>
-            </w:pPr>
-            <w:r>
-              <w:t xml:space="preserve">"TXDrops": { "Megabit": 0, "Unit": 0 } </w:t>
-            </w:r>
-          </w:p>
-          <w:p>
-            <w:pPr>
-              <w:ind w:left="0" w:firstLineChars="450" w:firstLine="945"/>
-            </w:pPr>
-            <w:r>
-              <w:t xml:space="preserve">} </w:t>
-            </w:r>
-          </w:p>
-          <w:p>
-            <w:pPr>
-              <w:ind w:leftChars="170" w:firstLineChars="200" w:firstLine="420"/>
-            </w:pPr>
-            <w:r>
-              <w:rPr>
-                <w:rFonts w:hint="eastAsia"/>
-              </w:rPr>
-              <w:t>]</w:t>
-            </w:r>
-            <w:r>
-              <w:t xml:space="preserve"> </w:t>
-            </w:r>
-          </w:p>
-          <w:p>
-            <w:pPr>
-              <w:ind w:left="0" w:firstLineChars="300" w:firstLine="630"/>
-            </w:pPr>
-            <w:r>
-              <w:t xml:space="preserve">}, </w:t>
-            </w:r>
-          </w:p>
-          <w:p>
-            <w:pPr>
-              <w:ind w:left="0" w:firstLineChars="300" w:firstLine="630"/>
-            </w:pPr>
-            <w:r>
-              <w:t xml:space="preserve">"HostName": "suse-lyb", </w:t>
-            </w:r>
-          </w:p>
-          <w:p>
-            <w:pPr>
-              <w:ind w:left="0" w:firstLineChars="300" w:firstLine="630"/>
-            </w:pPr>
-            <w:r>
-              <w:t xml:space="preserve">"Memory": </w:t>
-            </w:r>
-          </w:p>
-          <w:p>
-            <w:pPr>
-              <w:ind w:left="0" w:firstLineChars="300" w:firstLine="630"/>
-            </w:pPr>
-            <w:r>
-              <w:t xml:space="preserve">{ </w:t>
-            </w:r>
-          </w:p>
-          <w:p>
-            <w:pPr>
-              <w:ind w:left="0" w:firstLineChars="400" w:firstLine="840"/>
-            </w:pPr>
-            <w:r>
-              <w:t xml:space="preserve">"Size": 1878, </w:t>
-            </w:r>
-          </w:p>
-          <w:p>
-            <w:pPr>
-              <w:ind w:left="0" w:firstLineChars="400" w:firstLine="840"/>
-            </w:pPr>
-            <w:r>
-              <w:t xml:space="preserve">"Free": 114, </w:t>
-            </w:r>
-          </w:p>
-          <w:p>
-            <w:pPr>
-              <w:ind w:left="0" w:firstLineChars="400" w:firstLine="840"/>
-            </w:pPr>
-            <w:r>
-              <w:t xml:space="preserve">"Used": 1764 </w:t>
-            </w:r>
-          </w:p>
-          <w:p>
-            <w:pPr>
-              <w:ind w:left="0" w:firstLineChars="300" w:firstLine="630"/>
-            </w:pPr>
-            <w:r>
-              <w:t xml:space="preserve">}, </w:t>
-            </w:r>
-          </w:p>
-          <w:p>
-            <w:pPr>
-              <w:ind w:left="0" w:firstLineChars="300" w:firstLine="630"/>
-            </w:pPr>
-            <w:r>
-              <w:t xml:space="preserve">"Disk": </w:t>
-            </w:r>
-          </w:p>
-          <w:p>
-            <w:pPr>
-              <w:ind w:left="0" w:firstLineChars="300" w:firstLine="630"/>
-            </w:pPr>
-            <w:r>
-              <w:t xml:space="preserve">[ </w:t>
-            </w:r>
-          </w:p>
-          <w:p>
-            <w:pPr>
-              <w:ind w:left="0" w:firstLineChars="300" w:firstLine="630"/>
-            </w:pPr>
-            <w:r>
-              <w:t xml:space="preserve">{ </w:t>
-            </w:r>
-          </w:p>
-          <w:p>
-            <w:pPr>
-              <w:ind w:left="0" w:firstLineChars="300" w:firstLine="630"/>
-            </w:pPr>
-            <w:r>
-              <w:lastRenderedPageBreak/>
               <w:t xml:space="preserve">"Name": "/dev/mapper/vgdata-lvdata1", </w:t>
             </w:r>
           </w:p>
@@ -32251,20 +32338,73 @@
               <w:rPr>
                 <w:rFonts w:hint="eastAsia"/>
               </w:rPr>
-              <w:t>Filter</w:t>
-            </w:r>
-            <w:r>
-              <w:rPr>
-                <w:rFonts w:hint="eastAsia"/>
-              </w:rPr>
-              <w:t xml:space="preserve">: </w:t>
-            </w:r>
-            <w:r>
-              <w:rPr>
-                <w:rFonts w:hint="eastAsia"/>
-              </w:rPr>
-              <w:t>业务名</w:t>
-            </w:r>
+              <w:t>filter: object</w:t>
+            </w:r>
+          </w:p>
+          <w:p>
+            <w:pPr>
+              <w:ind w:left="0"/>
+            </w:pPr>
+            <w:r>
+              <w:rPr>
+                <w:rFonts w:hint="eastAsia"/>
+              </w:rPr>
+              <w:t>selector: object</w:t>
+            </w:r>
+          </w:p>
+          <w:p>
+            <w:pPr>
+              <w:ind w:left="0"/>
+            </w:pPr>
+            <w:r>
+              <w:rPr>
+                <w:rFonts w:hint="eastAsia"/>
+              </w:rPr>
+              <w:t>sort: object</w:t>
+            </w:r>
+          </w:p>
+          <w:p>
+            <w:pPr>
+              <w:ind w:left="0"/>
+              <w:rPr>
+                <w:ins w:id="59" w:author="xujianhui" w:date="2016-05-19T16:53:00Z"/>
+              </w:rPr>
+            </w:pPr>
+            <w:r>
+              <w:rPr>
+                <w:rFonts w:hint="eastAsia"/>
+              </w:rPr>
+              <w:t>hinter: object</w:t>
+            </w:r>
+          </w:p>
+          <w:p>
+            <w:pPr>
+              <w:ind w:left="0"/>
+              <w:rPr>
+                <w:ins w:id="60" w:author="xujianhui" w:date="2016-05-19T16:53:00Z"/>
+              </w:rPr>
+            </w:pPr>
+            <w:ins w:id="61" w:author="xujianhui" w:date="2016-05-19T16:53:00Z">
+              <w:r>
+                <w:rPr>
+                  <w:rFonts w:hint="eastAsia"/>
+                </w:rPr>
+                <w:t>skip:number</w:t>
+              </w:r>
+            </w:ins>
+          </w:p>
+          <w:p>
+            <w:pPr>
+              <w:ind w:left="0"/>
+            </w:pPr>
+            <w:ins w:id="62" w:author="xujianhui" w:date="2016-05-19T16:53:00Z">
+              <w:r>
+                <w:rPr>
+                  <w:rFonts w:hint="eastAsia"/>
+                </w:rPr>
+                <w:t>limit:number</w:t>
+              </w:r>
+            </w:ins>
           </w:p>
         </w:tc>
         <w:tc>
@@ -32432,6 +32572,7 @@
               <w:rPr>
                 <w:rFonts w:hint="eastAsia"/>
               </w:rPr>
+              <w:lastRenderedPageBreak/>
               <w:t>响应内容</w:t>
             </w:r>
           </w:p>
@@ -32563,7 +32704,6 @@
               <w:rPr>
                 <w:rFonts w:hint="eastAsia"/>
               </w:rPr>
-              <w:lastRenderedPageBreak/>
               <w:t>说明</w:t>
             </w:r>
           </w:p>
@@ -33114,6 +33254,7 @@
               <w:ind w:left="0"/>
             </w:pPr>
             <w:r>
+              <w:lastRenderedPageBreak/>
               <w:t>}</w:t>
             </w:r>
           </w:p>
@@ -33137,6 +33278,7 @@
               <w:rPr>
                 <w:rFonts w:hint="eastAsia"/>
               </w:rPr>
+              <w:lastRenderedPageBreak/>
               <w:t>说明</w:t>
             </w:r>
           </w:p>
@@ -33895,6 +34037,7 @@
         <w:rPr>
           <w:rFonts w:hint="eastAsia"/>
         </w:rPr>
+        <w:lastRenderedPageBreak/>
         <w:t>检测</w:t>
       </w:r>
       <w:r>
@@ -34123,7 +34266,6 @@
               <w:rPr>
                 <w:rFonts w:hint="eastAsia"/>
               </w:rPr>
-              <w:lastRenderedPageBreak/>
               <w:t>说明</w:t>
             </w:r>
           </w:p>
@@ -35117,6 +35259,7 @@
               <w:rPr>
                 <w:rFonts w:hint="eastAsia"/>
               </w:rPr>
+              <w:lastRenderedPageBreak/>
               <w:t>响应</w:t>
             </w:r>
           </w:p>
@@ -35459,7 +35602,6 @@
         <w:rPr>
           <w:rFonts w:hint="eastAsia"/>
         </w:rPr>
-        <w:lastRenderedPageBreak/>
         <w:t>安装临时</w:t>
       </w:r>
       <w:r>
@@ -36183,6 +36325,7 @@
         <w:rPr>
           <w:rFonts w:hint="eastAsia"/>
         </w:rPr>
+        <w:lastRenderedPageBreak/>
         <w:t>反安装临时</w:t>
       </w:r>
       <w:r>
@@ -36310,7 +36453,6 @@
         <w:rPr>
           <w:rFonts w:hint="eastAsia"/>
         </w:rPr>
-        <w:lastRenderedPageBreak/>
         <w:t xml:space="preserve">Story </w:t>
       </w:r>
       <w:r>
@@ -36617,6 +36759,7 @@
         <w:rPr>
           <w:rFonts w:hint="eastAsia"/>
         </w:rPr>
+        <w:lastRenderedPageBreak/>
         <w:t>验收</w:t>
       </w:r>
       <w:r>
@@ -36741,7 +36884,7 @@
         <w:tc>
           <w:tcPr>
             <w:tcW w:w="2527" w:type="dxa"/>
-            <w:shd w:val="clear" w:color="auto" w:fill="BFBFBF" w:themeFill="background1" w:themeFillShade="BF"/>
+            <w:shd w:val="clear" w:color="auto" w:fill="74D280" w:themeFill="background1" w:themeFillShade="BF"/>
           </w:tcPr>
           <w:p>
             <w:pPr>
@@ -36762,7 +36905,7 @@
         <w:tc>
           <w:tcPr>
             <w:tcW w:w="1511" w:type="dxa"/>
-            <w:shd w:val="clear" w:color="auto" w:fill="BFBFBF" w:themeFill="background1" w:themeFillShade="BF"/>
+            <w:shd w:val="clear" w:color="auto" w:fill="74D280" w:themeFill="background1" w:themeFillShade="BF"/>
           </w:tcPr>
           <w:p>
             <w:pPr>
@@ -36783,7 +36926,7 @@
         <w:tc>
           <w:tcPr>
             <w:tcW w:w="2376" w:type="dxa"/>
-            <w:shd w:val="clear" w:color="auto" w:fill="BFBFBF" w:themeFill="background1" w:themeFillShade="BF"/>
+            <w:shd w:val="clear" w:color="auto" w:fill="74D280" w:themeFill="background1" w:themeFillShade="BF"/>
           </w:tcPr>
           <w:p>
             <w:pPr>
@@ -36804,7 +36947,7 @@
         <w:tc>
           <w:tcPr>
             <w:tcW w:w="1751" w:type="dxa"/>
-            <w:shd w:val="clear" w:color="auto" w:fill="BFBFBF" w:themeFill="background1" w:themeFillShade="BF"/>
+            <w:shd w:val="clear" w:color="auto" w:fill="74D280" w:themeFill="background1" w:themeFillShade="BF"/>
           </w:tcPr>
           <w:p>
             <w:pPr>
@@ -37250,7 +37393,6 @@
               <w:rPr>
                 <w:rFonts w:hint="eastAsia"/>
               </w:rPr>
-              <w:lastRenderedPageBreak/>
               <w:t>资料是否变更</w:t>
             </w:r>
           </w:p>
@@ -40858,7 +41000,7 @@
         <a:sysClr val="windowText" lastClr="000000"/>
       </a:dk1>
       <a:lt1>
-        <a:sysClr val="window" lastClr="FFFFFF"/>
+        <a:sysClr val="window" lastClr="C7EDCC"/>
       </a:lt1>
       <a:dk2>
         <a:srgbClr val="1F497D"/>

--- a/internal_doc/03.开发设计/OM/Story-OMSvc.docx
+++ b/internal_doc/03.开发设计/OM/Story-OMSvc.docx
@@ -22005,9 +22005,6 @@
           <w:p>
             <w:pPr>
               <w:ind w:left="0"/>
-              <w:rPr>
-                <w:ins w:id="3" w:author="xujianhui" w:date="2016-05-19T17:01:00Z"/>
-              </w:rPr>
             </w:pPr>
             <w:r>
               <w:t>cmd</w:t>
@@ -22022,95 +22019,68 @@
           <w:p>
             <w:pPr>
               <w:ind w:left="0"/>
-              <w:rPr>
-                <w:ins w:id="4" w:author="xujianhui" w:date="2016-05-19T17:01:00Z"/>
-              </w:rPr>
-            </w:pPr>
-            <w:ins w:id="5" w:author="xujianhui" w:date="2016-05-19T17:01:00Z">
-              <w:r>
-                <w:rPr>
-                  <w:rFonts w:hint="eastAsia"/>
-                </w:rPr>
-                <w:t>filter: object</w:t>
-              </w:r>
-            </w:ins>
-          </w:p>
-          <w:p>
-            <w:pPr>
-              <w:ind w:left="0"/>
-              <w:rPr>
-                <w:ins w:id="6" w:author="xujianhui" w:date="2016-05-19T17:01:00Z"/>
-              </w:rPr>
-            </w:pPr>
-            <w:ins w:id="7" w:author="xujianhui" w:date="2016-05-19T17:01:00Z">
-              <w:r>
-                <w:rPr>
-                  <w:rFonts w:hint="eastAsia"/>
-                </w:rPr>
-                <w:t>selector: object</w:t>
-              </w:r>
-            </w:ins>
-          </w:p>
-          <w:p>
-            <w:pPr>
-              <w:ind w:left="0"/>
-              <w:rPr>
-                <w:ins w:id="8" w:author="xujianhui" w:date="2016-05-19T17:01:00Z"/>
-              </w:rPr>
-            </w:pPr>
-            <w:ins w:id="9" w:author="xujianhui" w:date="2016-05-19T17:01:00Z">
-              <w:r>
-                <w:rPr>
-                  <w:rFonts w:hint="eastAsia"/>
-                </w:rPr>
-                <w:t>sort: object</w:t>
-              </w:r>
-            </w:ins>
-          </w:p>
-          <w:p>
-            <w:pPr>
-              <w:ind w:left="0"/>
-              <w:rPr>
-                <w:ins w:id="10" w:author="xujianhui" w:date="2016-05-19T17:01:00Z"/>
-              </w:rPr>
-            </w:pPr>
-            <w:ins w:id="11" w:author="xujianhui" w:date="2016-05-19T17:01:00Z">
-              <w:r>
-                <w:rPr>
-                  <w:rFonts w:hint="eastAsia"/>
-                </w:rPr>
-                <w:t>hinter: object</w:t>
-              </w:r>
-            </w:ins>
-          </w:p>
-          <w:p>
-            <w:pPr>
-              <w:ind w:left="0"/>
-              <w:rPr>
-                <w:ins w:id="12" w:author="xujianhui" w:date="2016-05-19T17:01:00Z"/>
-              </w:rPr>
-            </w:pPr>
-            <w:ins w:id="13" w:author="xujianhui" w:date="2016-05-19T17:01:00Z">
-              <w:r>
-                <w:rPr>
-                  <w:rFonts w:hint="eastAsia"/>
-                </w:rPr>
-                <w:t>skip:number</w:t>
-              </w:r>
-            </w:ins>
-          </w:p>
-          <w:p>
-            <w:pPr>
-              <w:ind w:left="0"/>
-            </w:pPr>
-            <w:ins w:id="14" w:author="xujianhui" w:date="2016-05-19T17:01:00Z">
-              <w:r>
-                <w:rPr>
-                  <w:rFonts w:hint="eastAsia"/>
-                </w:rPr>
-                <w:t>limit:number</w:t>
-              </w:r>
-            </w:ins>
+            </w:pPr>
+            <w:r>
+              <w:rPr>
+                <w:rFonts w:hint="eastAsia"/>
+              </w:rPr>
+              <w:t>filter: object</w:t>
+            </w:r>
+          </w:p>
+          <w:p>
+            <w:pPr>
+              <w:ind w:left="0"/>
+            </w:pPr>
+            <w:r>
+              <w:rPr>
+                <w:rFonts w:hint="eastAsia"/>
+              </w:rPr>
+              <w:t>selector: object</w:t>
+            </w:r>
+          </w:p>
+          <w:p>
+            <w:pPr>
+              <w:ind w:left="0"/>
+            </w:pPr>
+            <w:r>
+              <w:rPr>
+                <w:rFonts w:hint="eastAsia"/>
+              </w:rPr>
+              <w:t>sort: object</w:t>
+            </w:r>
+          </w:p>
+          <w:p>
+            <w:pPr>
+              <w:ind w:left="0"/>
+            </w:pPr>
+            <w:r>
+              <w:rPr>
+                <w:rFonts w:hint="eastAsia"/>
+              </w:rPr>
+              <w:t>hinter: object</w:t>
+            </w:r>
+          </w:p>
+          <w:p>
+            <w:pPr>
+              <w:ind w:left="0"/>
+            </w:pPr>
+            <w:r>
+              <w:rPr>
+                <w:rFonts w:hint="eastAsia"/>
+              </w:rPr>
+              <w:t>skip:number</w:t>
+            </w:r>
+          </w:p>
+          <w:p>
+            <w:pPr>
+              <w:ind w:left="0"/>
+            </w:pPr>
+            <w:r>
+              <w:rPr>
+                <w:rFonts w:hint="eastAsia"/>
+              </w:rPr>
+              <w:t>limit:number</w:t>
+            </w:r>
           </w:p>
         </w:tc>
         <w:tc>
@@ -22330,9 +22300,6 @@
           <w:p>
             <w:pPr>
               <w:ind w:left="0" w:firstLineChars="150" w:firstLine="315"/>
-              <w:rPr>
-                <w:ins w:id="15" w:author="xujianhui" w:date="2016-05-19T17:02:00Z"/>
-              </w:rPr>
             </w:pPr>
             <w:r>
               <w:rPr>
@@ -22356,43 +22323,36 @@
           <w:p>
             <w:pPr>
               <w:ind w:left="0" w:firstLineChars="150" w:firstLine="315"/>
-              <w:rPr>
-                <w:ins w:id="16" w:author="xujianhui" w:date="2016-05-19T17:03:00Z"/>
-              </w:rPr>
-            </w:pPr>
-            <w:ins w:id="17" w:author="xujianhui" w:date="2016-05-19T17:03:00Z">
-              <w:r>
-                <w:rPr>
-                  <w:rFonts w:hint="eastAsia"/>
-                </w:rPr>
-                <w:t xml:space="preserve">Status: </w:t>
-              </w:r>
-              <w:r>
-                <w:rPr>
-                  <w:rFonts w:hint="eastAsia"/>
-                </w:rPr>
-                <w:t>状态</w:t>
-              </w:r>
-            </w:ins>
+            </w:pPr>
+            <w:r>
+              <w:rPr>
+                <w:rFonts w:hint="eastAsia"/>
+              </w:rPr>
+              <w:t xml:space="preserve">Status: </w:t>
+            </w:r>
+            <w:r>
+              <w:rPr>
+                <w:rFonts w:hint="eastAsia"/>
+              </w:rPr>
+              <w:t>状态</w:t>
+            </w:r>
           </w:p>
           <w:p>
             <w:pPr>
               <w:ind w:left="0" w:firstLineChars="150" w:firstLine="315"/>
             </w:pPr>
-            <w:ins w:id="18" w:author="xujianhui" w:date="2016-05-19T17:03:00Z">
-              <w:r>
-                <w:rPr>
-                  <w:rFonts w:hint="eastAsia"/>
-                </w:rPr>
-                <w:t xml:space="preserve">StatusDesc: </w:t>
-              </w:r>
-              <w:r>
-                <w:rPr>
-                  <w:rFonts w:hint="eastAsia"/>
-                </w:rPr>
-                <w:t>状态描述</w:t>
-              </w:r>
-            </w:ins>
+            <w:r>
+              <w:rPr>
+                <w:rFonts w:hint="eastAsia"/>
+              </w:rPr>
+              <w:t xml:space="preserve">StatusDesc: </w:t>
+            </w:r>
+            <w:r>
+              <w:rPr>
+                <w:rFonts w:hint="eastAsia"/>
+              </w:rPr>
+              <w:t>状态描述</w:t>
+            </w:r>
           </w:p>
           <w:p>
             <w:pPr>
@@ -22487,9 +22447,6 @@
           <w:p>
             <w:pPr>
               <w:ind w:left="0" w:firstLineChars="150" w:firstLine="315"/>
-              <w:rPr>
-                <w:ins w:id="19" w:author="xujianhui" w:date="2016-05-19T17:04:00Z"/>
-              </w:rPr>
             </w:pPr>
             <w:r>
               <w:t xml:space="preserve">"TypeDesc": "ADD_HOST" </w:t>
@@ -22498,67 +22455,60 @@
           <w:p>
             <w:pPr>
               <w:ind w:left="0" w:firstLineChars="150" w:firstLine="315"/>
-              <w:rPr>
-                <w:ins w:id="20" w:author="xujianhui" w:date="2016-05-19T17:04:00Z"/>
-              </w:rPr>
-            </w:pPr>
-            <w:ins w:id="21" w:author="xujianhui" w:date="2016-05-19T17:04:00Z">
-              <w:r>
-                <w:t>“</w:t>
-              </w:r>
-              <w:r>
-                <w:rPr>
-                  <w:rFonts w:hint="eastAsia"/>
-                </w:rPr>
-                <w:t>Status</w:t>
-              </w:r>
-              <w:r>
-                <w:t>”</w:t>
-              </w:r>
-              <w:r>
-                <w:rPr>
-                  <w:rFonts w:hint="eastAsia"/>
-                </w:rPr>
-                <w:t>: 0</w:t>
-              </w:r>
-            </w:ins>
+            </w:pPr>
+            <w:r>
+              <w:t>“</w:t>
+            </w:r>
+            <w:r>
+              <w:rPr>
+                <w:rFonts w:hint="eastAsia"/>
+              </w:rPr>
+              <w:t>Status</w:t>
+            </w:r>
+            <w:r>
+              <w:t>”</w:t>
+            </w:r>
+            <w:r>
+              <w:rPr>
+                <w:rFonts w:hint="eastAsia"/>
+              </w:rPr>
+              <w:t>: 0</w:t>
+            </w:r>
           </w:p>
           <w:p>
             <w:pPr>
               <w:ind w:left="0" w:firstLineChars="150" w:firstLine="315"/>
             </w:pPr>
-            <w:ins w:id="22" w:author="xujianhui" w:date="2016-05-19T17:04:00Z">
-              <w:r>
-                <w:t>“</w:t>
-              </w:r>
-              <w:r>
-                <w:rPr>
-                  <w:rFonts w:hint="eastAsia"/>
-                </w:rPr>
-                <w:t>StatusDesc</w:t>
-              </w:r>
-              <w:r>
-                <w:t>”</w:t>
-              </w:r>
-              <w:r>
-                <w:rPr>
-                  <w:rFonts w:hint="eastAsia"/>
-                </w:rPr>
-                <w:t xml:space="preserve">: </w:t>
-              </w:r>
-              <w:r>
-                <w:t>“</w:t>
-              </w:r>
-              <w:r>
-                <w:rPr>
-                  <w:rFonts w:hint="eastAsia"/>
-                </w:rPr>
-                <w:t>Running</w:t>
-              </w:r>
-              <w:r>
-                <w:t>”</w:t>
-              </w:r>
-            </w:ins>
+            <w:r>
+              <w:t>“</w:t>
+            </w:r>
+            <w:r>
+              <w:rPr>
+                <w:rFonts w:hint="eastAsia"/>
+              </w:rPr>
+              <w:t>StatusDesc</w:t>
+            </w:r>
+            <w:r>
+              <w:t>”</w:t>
+            </w:r>
+            <w:r>
+              <w:rPr>
+                <w:rFonts w:hint="eastAsia"/>
+              </w:rPr>
+              <w:t xml:space="preserve">: </w:t>
+            </w:r>
+            <w:r>
+              <w:t>“</w:t>
+            </w:r>
+            <w:r>
+              <w:rPr>
+                <w:rFonts w:hint="eastAsia"/>
+              </w:rPr>
+              <w:t>Running</w:t>
+            </w:r>
+            <w:r>
+              <w:t>”</w:t>
+            </w:r>
           </w:p>
           <w:p>
             <w:pPr>
@@ -22830,7 +22780,7 @@
             <w:pPr>
               <w:ind w:left="0"/>
               <w:rPr>
-                <w:ins w:id="23" w:author="xujianhui" w:date="2016-05-19T16:53:00Z"/>
+                <w:ins w:id="3" w:author="xujianhui" w:date="2016-05-19T16:53:00Z"/>
               </w:rPr>
             </w:pPr>
             <w:r>
@@ -22844,10 +22794,10 @@
             <w:pPr>
               <w:ind w:left="0"/>
               <w:rPr>
-                <w:ins w:id="24" w:author="xujianhui" w:date="2016-05-19T16:53:00Z"/>
-              </w:rPr>
-            </w:pPr>
-            <w:ins w:id="25" w:author="xujianhui" w:date="2016-05-19T16:53:00Z">
+                <w:ins w:id="4" w:author="xujianhui" w:date="2016-05-19T16:53:00Z"/>
+              </w:rPr>
+            </w:pPr>
+            <w:ins w:id="5" w:author="xujianhui" w:date="2016-05-19T16:53:00Z">
               <w:r>
                 <w:rPr>
                   <w:rFonts w:hint="eastAsia"/>
@@ -22860,7 +22810,7 @@
             <w:pPr>
               <w:ind w:left="0"/>
             </w:pPr>
-            <w:ins w:id="26" w:author="xujianhui" w:date="2016-05-19T16:53:00Z">
+            <w:ins w:id="6" w:author="xujianhui" w:date="2016-05-19T16:53:00Z">
               <w:r>
                 <w:rPr>
                   <w:rFonts w:hint="eastAsia"/>
@@ -23768,13 +23718,13 @@
             <w:pPr>
               <w:ind w:left="0"/>
               <w:rPr>
-                <w:ins w:id="27" w:author="xujianhui" w:date="2016-05-19T16:31:00Z"/>
+                <w:ins w:id="7" w:author="xujianhui" w:date="2016-05-19T16:31:00Z"/>
               </w:rPr>
             </w:pPr>
             <w:r>
               <w:rPr>
                 <w:highlight w:val="lightGray"/>
-                <w:rPrChange w:id="28" w:author="xujianhui" w:date="2016-05-19T16:31:00Z">
+                <w:rPrChange w:id="8" w:author="xujianhui" w:date="2016-05-19T16:31:00Z">
                   <w:rPr/>
                 </w:rPrChange>
               </w:rPr>
@@ -23784,7 +23734,7 @@
               <w:rPr>
                 <w:rFonts w:hint="eastAsia"/>
                 <w:highlight w:val="lightGray"/>
-                <w:rPrChange w:id="29" w:author="xujianhui" w:date="2016-05-19T16:31:00Z">
+                <w:rPrChange w:id="9" w:author="xujianhui" w:date="2016-05-19T16:31:00Z">
                   <w:rPr>
                     <w:rFonts w:hint="eastAsia"/>
                   </w:rPr>
@@ -23795,7 +23745,7 @@
             <w:r>
               <w:rPr>
                 <w:highlight w:val="lightGray"/>
-                <w:rPrChange w:id="30" w:author="xujianhui" w:date="2016-05-19T16:31:00Z">
+                <w:rPrChange w:id="10" w:author="xujianhui" w:date="2016-05-19T16:31:00Z">
                   <w:rPr/>
                 </w:rPrChange>
               </w:rPr>
@@ -23805,7 +23755,7 @@
               <w:rPr>
                 <w:rFonts w:hint="eastAsia"/>
                 <w:highlight w:val="lightGray"/>
-                <w:rPrChange w:id="31" w:author="xujianhui" w:date="2016-05-19T16:31:00Z">
+                <w:rPrChange w:id="11" w:author="xujianhui" w:date="2016-05-19T16:31:00Z">
                   <w:rPr>
                     <w:rFonts w:hint="eastAsia"/>
                   </w:rPr>
@@ -23813,7 +23763,7 @@
               </w:rPr>
               <w:t>）</w:t>
             </w:r>
-            <w:ins w:id="32" w:author="xujianhui" w:date="2016-05-19T16:31:00Z">
+            <w:ins w:id="12" w:author="xujianhui" w:date="2016-05-19T16:31:00Z">
               <w:r>
                 <w:rPr>
                   <w:rFonts w:hint="eastAsia"/>
@@ -23821,7 +23771,7 @@
                 <w:t>（保持兼容</w:t>
               </w:r>
             </w:ins>
-            <w:ins w:id="33" w:author="xujianhui" w:date="2016-05-19T16:36:00Z">
+            <w:ins w:id="13" w:author="xujianhui" w:date="2016-05-19T16:36:00Z">
               <w:r>
                 <w:rPr>
                   <w:rFonts w:hint="eastAsia"/>
@@ -23848,7 +23798,7 @@
                 <w:t>进行处理</w:t>
               </w:r>
             </w:ins>
-            <w:ins w:id="34" w:author="xujianhui" w:date="2016-05-19T16:31:00Z">
+            <w:ins w:id="14" w:author="xujianhui" w:date="2016-05-19T16:31:00Z">
               <w:r>
                 <w:rPr>
                   <w:rFonts w:hint="eastAsia"/>
@@ -23861,10 +23811,10 @@
             <w:pPr>
               <w:ind w:left="0"/>
               <w:rPr>
-                <w:ins w:id="35" w:author="xujianhui" w:date="2016-05-19T16:31:00Z"/>
-              </w:rPr>
-            </w:pPr>
-            <w:ins w:id="36" w:author="xujianhui" w:date="2016-05-19T16:31:00Z">
+                <w:ins w:id="15" w:author="xujianhui" w:date="2016-05-19T16:31:00Z"/>
+              </w:rPr>
+            </w:pPr>
+            <w:ins w:id="16" w:author="xujianhui" w:date="2016-05-19T16:31:00Z">
               <w:r>
                 <w:rPr>
                   <w:rFonts w:hint="eastAsia"/>
@@ -23877,10 +23827,10 @@
             <w:pPr>
               <w:ind w:left="0"/>
               <w:rPr>
-                <w:ins w:id="37" w:author="xujianhui" w:date="2016-05-19T16:31:00Z"/>
-              </w:rPr>
-            </w:pPr>
-            <w:ins w:id="38" w:author="xujianhui" w:date="2016-05-19T16:31:00Z">
+                <w:ins w:id="17" w:author="xujianhui" w:date="2016-05-19T16:31:00Z"/>
+              </w:rPr>
+            </w:pPr>
+            <w:ins w:id="18" w:author="xujianhui" w:date="2016-05-19T16:31:00Z">
               <w:r>
                 <w:rPr>
                   <w:rFonts w:hint="eastAsia"/>
@@ -23893,10 +23843,10 @@
             <w:pPr>
               <w:ind w:left="0"/>
               <w:rPr>
-                <w:ins w:id="39" w:author="xujianhui" w:date="2016-05-19T16:31:00Z"/>
-              </w:rPr>
-            </w:pPr>
-            <w:ins w:id="40" w:author="xujianhui" w:date="2016-05-19T16:31:00Z">
+                <w:ins w:id="19" w:author="xujianhui" w:date="2016-05-19T16:31:00Z"/>
+              </w:rPr>
+            </w:pPr>
+            <w:ins w:id="20" w:author="xujianhui" w:date="2016-05-19T16:31:00Z">
               <w:r>
                 <w:rPr>
                   <w:rFonts w:hint="eastAsia"/>
@@ -23909,10 +23859,10 @@
             <w:pPr>
               <w:ind w:left="0"/>
               <w:rPr>
-                <w:ins w:id="41" w:author="xujianhui" w:date="2016-05-19T16:31:00Z"/>
-              </w:rPr>
-            </w:pPr>
-            <w:ins w:id="42" w:author="xujianhui" w:date="2016-05-19T16:31:00Z">
+                <w:ins w:id="21" w:author="xujianhui" w:date="2016-05-19T16:31:00Z"/>
+              </w:rPr>
+            </w:pPr>
+            <w:ins w:id="22" w:author="xujianhui" w:date="2016-05-19T16:31:00Z">
               <w:r>
                 <w:rPr>
                   <w:rFonts w:hint="eastAsia"/>
@@ -23925,10 +23875,10 @@
             <w:pPr>
               <w:ind w:left="0"/>
               <w:rPr>
-                <w:ins w:id="43" w:author="xujianhui" w:date="2016-05-19T16:31:00Z"/>
-              </w:rPr>
-            </w:pPr>
-            <w:ins w:id="44" w:author="xujianhui" w:date="2016-05-19T16:31:00Z">
+                <w:ins w:id="23" w:author="xujianhui" w:date="2016-05-19T16:31:00Z"/>
+              </w:rPr>
+            </w:pPr>
+            <w:ins w:id="24" w:author="xujianhui" w:date="2016-05-19T16:31:00Z">
               <w:r>
                 <w:rPr>
                   <w:rFonts w:hint="eastAsia"/>
@@ -23941,7 +23891,7 @@
             <w:pPr>
               <w:ind w:left="0"/>
             </w:pPr>
-            <w:ins w:id="45" w:author="xujianhui" w:date="2016-05-19T16:31:00Z">
+            <w:ins w:id="25" w:author="xujianhui" w:date="2016-05-19T16:31:00Z">
               <w:r>
                 <w:rPr>
                   <w:rFonts w:hint="eastAsia"/>
@@ -24190,7 +24140,7 @@
               <w:ind w:left="0" w:firstLineChars="150" w:firstLine="315"/>
               <w:rPr>
                 <w:highlight w:val="yellow"/>
-                <w:rPrChange w:id="46" w:author="xujianhui" w:date="2016-05-19T16:32:00Z">
+                <w:rPrChange w:id="26" w:author="xujianhui" w:date="2016-05-19T16:32:00Z">
                   <w:rPr/>
                 </w:rPrChange>
               </w:rPr>
@@ -24198,7 +24148,7 @@
             <w:r>
               <w:rPr>
                 <w:highlight w:val="yellow"/>
-                <w:rPrChange w:id="47" w:author="xujianhui" w:date="2016-05-19T16:32:00Z">
+                <w:rPrChange w:id="27" w:author="xujianhui" w:date="2016-05-19T16:32:00Z">
                   <w:rPr/>
                 </w:rPrChange>
               </w:rPr>
@@ -24208,7 +24158,7 @@
               <w:rPr>
                 <w:rFonts w:hint="eastAsia"/>
                 <w:highlight w:val="yellow"/>
-                <w:rPrChange w:id="48" w:author="xujianhui" w:date="2016-05-19T16:32:00Z">
+                <w:rPrChange w:id="28" w:author="xujianhui" w:date="2016-05-19T16:32:00Z">
                   <w:rPr>
                     <w:rFonts w:hint="eastAsia"/>
                   </w:rPr>
@@ -24224,7 +24174,7 @@
             <w:r>
               <w:rPr>
                 <w:highlight w:val="yellow"/>
-                <w:rPrChange w:id="49" w:author="xujianhui" w:date="2016-05-19T16:32:00Z">
+                <w:rPrChange w:id="29" w:author="xujianhui" w:date="2016-05-19T16:32:00Z">
                   <w:rPr/>
                 </w:rPrChange>
               </w:rPr>
@@ -24234,7 +24184,7 @@
               <w:rPr>
                 <w:rFonts w:hint="eastAsia"/>
                 <w:highlight w:val="yellow"/>
-                <w:rPrChange w:id="50" w:author="xujianhui" w:date="2016-05-19T16:32:00Z">
+                <w:rPrChange w:id="30" w:author="xujianhui" w:date="2016-05-19T16:32:00Z">
                   <w:rPr>
                     <w:rFonts w:hint="eastAsia"/>
                   </w:rPr>
@@ -24328,7 +24278,7 @@
             <w:pPr>
               <w:ind w:left="0" w:firstLineChars="150" w:firstLine="315"/>
               <w:rPr>
-                <w:ins w:id="51" w:author="xujianhui" w:date="2016-05-19T16:32:00Z"/>
+                <w:ins w:id="31" w:author="xujianhui" w:date="2016-05-19T16:32:00Z"/>
               </w:rPr>
             </w:pPr>
             <w:r>
@@ -24339,10 +24289,10 @@
             <w:pPr>
               <w:ind w:left="0" w:firstLineChars="150" w:firstLine="315"/>
               <w:rPr>
-                <w:ins w:id="52" w:author="xujianhui" w:date="2016-05-19T16:32:00Z"/>
-              </w:rPr>
-            </w:pPr>
-            <w:ins w:id="53" w:author="xujianhui" w:date="2016-05-19T16:32:00Z">
+                <w:ins w:id="32" w:author="xujianhui" w:date="2016-05-19T16:32:00Z"/>
+              </w:rPr>
+            </w:pPr>
+            <w:ins w:id="33" w:author="xujianhui" w:date="2016-05-19T16:32:00Z">
               <w:r>
                 <w:t>“</w:t>
               </w:r>
@@ -24379,7 +24329,7 @@
             <w:pPr>
               <w:ind w:left="0" w:firstLineChars="150" w:firstLine="315"/>
             </w:pPr>
-            <w:ins w:id="54" w:author="xujianhui" w:date="2016-05-19T16:32:00Z">
+            <w:ins w:id="34" w:author="xujianhui" w:date="2016-05-19T16:32:00Z">
               <w:r>
                 <w:t>“</w:t>
               </w:r>
@@ -24473,7 +24423,7 @@
         <w:pStyle w:val="Heading4"/>
         <w:rPr>
           <w:color w:val="FF0000"/>
-          <w:rPrChange w:id="55" w:author="xujianhui" w:date="2016-05-19T16:35:00Z">
+          <w:rPrChange w:id="35" w:author="xujianhui" w:date="2016-05-19T16:35:00Z">
             <w:rPr/>
           </w:rPrChange>
         </w:rPr>
@@ -24482,7 +24432,7 @@
         <w:rPr>
           <w:rFonts w:hint="eastAsia"/>
           <w:color w:val="FF0000"/>
-          <w:rPrChange w:id="56" w:author="xujianhui" w:date="2016-05-19T16:35:00Z">
+          <w:rPrChange w:id="36" w:author="xujianhui" w:date="2016-05-19T16:35:00Z">
             <w:rPr>
               <w:rFonts w:asciiTheme="minorHAnsi" w:eastAsiaTheme="minorEastAsia" w:hAnsiTheme="minorHAnsi" w:cstheme="minorBidi" w:hint="eastAsia"/>
               <w:b w:val="0"/>
@@ -24494,7 +24444,7 @@
         </w:rPr>
         <w:t>获取主机业务列表命令</w:t>
       </w:r>
-      <w:ins w:id="57" w:author="xujianhui" w:date="2016-05-19T16:35:00Z">
+      <w:ins w:id="37" w:author="xujianhui" w:date="2016-05-19T16:35:00Z">
         <w:r>
           <w:rPr>
             <w:rFonts w:hint="eastAsia"/>
@@ -24503,7 +24453,7 @@
           <w:t>（和上述命令合</w:t>
         </w:r>
       </w:ins>
-      <w:ins w:id="58" w:author="xujianhui" w:date="2016-05-19T16:36:00Z">
+      <w:ins w:id="38" w:author="xujianhui" w:date="2016-05-19T16:36:00Z">
         <w:r>
           <w:rPr>
             <w:rFonts w:hint="eastAsia"/>
@@ -32367,7 +32317,7 @@
             <w:pPr>
               <w:ind w:left="0"/>
               <w:rPr>
-                <w:ins w:id="59" w:author="xujianhui" w:date="2016-05-19T16:53:00Z"/>
+                <w:ins w:id="39" w:author="xujianhui" w:date="2016-05-19T16:53:00Z"/>
               </w:rPr>
             </w:pPr>
             <w:r>
@@ -32381,10 +32331,10 @@
             <w:pPr>
               <w:ind w:left="0"/>
               <w:rPr>
-                <w:ins w:id="60" w:author="xujianhui" w:date="2016-05-19T16:53:00Z"/>
-              </w:rPr>
-            </w:pPr>
-            <w:ins w:id="61" w:author="xujianhui" w:date="2016-05-19T16:53:00Z">
+                <w:ins w:id="40" w:author="xujianhui" w:date="2016-05-19T16:53:00Z"/>
+              </w:rPr>
+            </w:pPr>
+            <w:ins w:id="41" w:author="xujianhui" w:date="2016-05-19T16:53:00Z">
               <w:r>
                 <w:rPr>
                   <w:rFonts w:hint="eastAsia"/>
@@ -32397,7 +32347,7 @@
             <w:pPr>
               <w:ind w:left="0"/>
             </w:pPr>
-            <w:ins w:id="62" w:author="xujianhui" w:date="2016-05-19T16:53:00Z">
+            <w:ins w:id="42" w:author="xujianhui" w:date="2016-05-19T16:53:00Z">
               <w:r>
                 <w:rPr>
                   <w:rFonts w:hint="eastAsia"/>

--- a/internal_doc/03.开发设计/OM/Story-OMSvc.docx
+++ b/internal_doc/03.开发设计/OM/Story-OMSvc.docx
@@ -24174,23 +24174,8 @@
             <w:r>
               <w:rPr>
                 <w:highlight w:val="yellow"/>
-                <w:rPrChange w:id="29" w:author="xujianhui" w:date="2016-05-19T16:32:00Z">
-                  <w:rPr/>
-                </w:rPrChange>
-              </w:rPr>
-              <w:t xml:space="preserve">   HostName: </w:t>
-            </w:r>
-            <w:r>
-              <w:rPr>
-                <w:rFonts w:hint="eastAsia"/>
-                <w:highlight w:val="yellow"/>
-                <w:rPrChange w:id="30" w:author="xujianhui" w:date="2016-05-19T16:32:00Z">
-                  <w:rPr>
-                    <w:rFonts w:hint="eastAsia"/>
-                  </w:rPr>
-                </w:rPrChange>
-              </w:rPr>
-              <w:t>主机名</w:t>
+              </w:rPr>
+              <w:t xml:space="preserve">  </w:t>
             </w:r>
           </w:p>
           <w:p>
@@ -24278,7 +24263,7 @@
             <w:pPr>
               <w:ind w:left="0" w:firstLineChars="150" w:firstLine="315"/>
               <w:rPr>
-                <w:ins w:id="31" w:author="xujianhui" w:date="2016-05-19T16:32:00Z"/>
+                <w:ins w:id="29" w:author="xujianhui" w:date="2016-05-19T16:32:00Z"/>
               </w:rPr>
             </w:pPr>
             <w:r>
@@ -24289,10 +24274,10 @@
             <w:pPr>
               <w:ind w:left="0" w:firstLineChars="150" w:firstLine="315"/>
               <w:rPr>
-                <w:ins w:id="32" w:author="xujianhui" w:date="2016-05-19T16:32:00Z"/>
-              </w:rPr>
-            </w:pPr>
-            <w:ins w:id="33" w:author="xujianhui" w:date="2016-05-19T16:32:00Z">
+                <w:ins w:id="30" w:author="xujianhui" w:date="2016-05-19T16:32:00Z"/>
+              </w:rPr>
+            </w:pPr>
+            <w:ins w:id="31" w:author="xujianhui" w:date="2016-05-19T16:32:00Z">
               <w:r>
                 <w:t>“</w:t>
               </w:r>
@@ -24327,46 +24312,6 @@
           </w:p>
           <w:p>
             <w:pPr>
-              <w:ind w:left="0" w:firstLineChars="150" w:firstLine="315"/>
-            </w:pPr>
-            <w:ins w:id="34" w:author="xujianhui" w:date="2016-05-19T16:32:00Z">
-              <w:r>
-                <w:t>“</w:t>
-              </w:r>
-              <w:r>
-                <w:rPr>
-                  <w:rFonts w:hint="eastAsia"/>
-                </w:rPr>
-                <w:t>HostName</w:t>
-              </w:r>
-              <w:r>
-                <w:t>”</w:t>
-              </w:r>
-              <w:r>
-                <w:rPr>
-                  <w:rFonts w:hint="eastAsia"/>
-                </w:rPr>
-                <w:t>:</w:t>
-              </w:r>
-              <w:r>
-                <w:t>”</w:t>
-              </w:r>
-              <w:r>
-                <w:rPr>
-                  <w:rFonts w:hint="eastAsia"/>
-                </w:rPr>
-                <w:t>host1</w:t>
-              </w:r>
-              <w:r>
-                <w:t>”</w:t>
-              </w:r>
-            </w:ins>
-            <w:r>
-              <w:t xml:space="preserve"> </w:t>
-            </w:r>
-          </w:p>
-          <w:p>
-            <w:pPr>
               <w:ind w:left="0"/>
             </w:pPr>
             <w:r>
@@ -24423,45 +24368,14 @@
         <w:pStyle w:val="Heading4"/>
         <w:rPr>
           <w:color w:val="FF0000"/>
-          <w:rPrChange w:id="35" w:author="xujianhui" w:date="2016-05-19T16:35:00Z">
-            <w:rPr/>
-          </w:rPrChange>
         </w:rPr>
       </w:pPr>
       <w:r>
         <w:rPr>
           <w:rFonts w:hint="eastAsia"/>
-          <w:color w:val="FF0000"/>
-          <w:rPrChange w:id="36" w:author="xujianhui" w:date="2016-05-19T16:35:00Z">
-            <w:rPr>
-              <w:rFonts w:asciiTheme="minorHAnsi" w:eastAsiaTheme="minorEastAsia" w:hAnsiTheme="minorHAnsi" w:cstheme="minorBidi" w:hint="eastAsia"/>
-              <w:b w:val="0"/>
-              <w:bCs w:val="0"/>
-              <w:sz w:val="21"/>
-              <w:szCs w:val="22"/>
-            </w:rPr>
-          </w:rPrChange>
         </w:rPr>
         <w:t>获取主机业务列表命令</w:t>
       </w:r>
-      <w:ins w:id="37" w:author="xujianhui" w:date="2016-05-19T16:35:00Z">
-        <w:r>
-          <w:rPr>
-            <w:rFonts w:hint="eastAsia"/>
-            <w:color w:val="FF0000"/>
-          </w:rPr>
-          <w:t>（和上述命令合</w:t>
-        </w:r>
-      </w:ins>
-      <w:ins w:id="38" w:author="xujianhui" w:date="2016-05-19T16:36:00Z">
-        <w:r>
-          <w:rPr>
-            <w:rFonts w:hint="eastAsia"/>
-            <w:color w:val="FF0000"/>
-          </w:rPr>
-          <w:t>并处理，保持兼容）</w:t>
-        </w:r>
-      </w:ins>
     </w:p>
     <w:p>
       <w:r>
@@ -24605,6 +24519,9 @@
           <w:p>
             <w:pPr>
               <w:ind w:left="0"/>
+              <w:rPr>
+                <w:del w:id="32" w:author="linyoubin" w:date="2016-05-26T09:01:00Z"/>
+              </w:rPr>
             </w:pPr>
             <w:r>
               <w:t>cmd</w:t>
@@ -24619,6 +24536,12 @@
               <w:rPr>
                 <w:rFonts w:hint="eastAsia"/>
               </w:rPr>
+              <w:t>host</w:t>
+            </w:r>
+            <w:r>
+              <w:rPr>
+                <w:rFonts w:hint="eastAsia"/>
+              </w:rPr>
               <w:t xml:space="preserve"> </w:t>
             </w:r>
             <w:r>
@@ -24642,25 +24565,62 @@
               <w:rPr>
                 <w:rFonts w:hint="eastAsia"/>
               </w:rPr>
-              <w:t>Host</w:t>
-            </w:r>
-            <w:r>
-              <w:rPr>
-                <w:rFonts w:hint="eastAsia"/>
-              </w:rPr>
-              <w:t xml:space="preserve">Name: </w:t>
-            </w:r>
-            <w:r>
-              <w:rPr>
-                <w:rFonts w:hint="eastAsia"/>
-              </w:rPr>
-              <w:t>主机</w:t>
-            </w:r>
-            <w:r>
-              <w:rPr>
-                <w:rFonts w:hint="eastAsia"/>
-              </w:rPr>
-              <w:t>名</w:t>
+              <w:t>filter: object</w:t>
+            </w:r>
+          </w:p>
+          <w:p>
+            <w:pPr>
+              <w:ind w:left="0"/>
+            </w:pPr>
+            <w:r>
+              <w:rPr>
+                <w:rFonts w:hint="eastAsia"/>
+              </w:rPr>
+              <w:t>selector: object</w:t>
+            </w:r>
+          </w:p>
+          <w:p>
+            <w:pPr>
+              <w:ind w:left="0"/>
+            </w:pPr>
+            <w:r>
+              <w:rPr>
+                <w:rFonts w:hint="eastAsia"/>
+              </w:rPr>
+              <w:t>sort: object</w:t>
+            </w:r>
+          </w:p>
+          <w:p>
+            <w:pPr>
+              <w:ind w:left="0"/>
+            </w:pPr>
+            <w:r>
+              <w:rPr>
+                <w:rFonts w:hint="eastAsia"/>
+              </w:rPr>
+              <w:t>hinter: object</w:t>
+            </w:r>
+          </w:p>
+          <w:p>
+            <w:pPr>
+              <w:ind w:left="0"/>
+            </w:pPr>
+            <w:r>
+              <w:rPr>
+                <w:rFonts w:hint="eastAsia"/>
+              </w:rPr>
+              <w:t>skip:number</w:t>
+            </w:r>
+          </w:p>
+          <w:p>
+            <w:pPr>
+              <w:ind w:left="0"/>
+            </w:pPr>
+            <w:r>
+              <w:rPr>
+                <w:rFonts w:hint="eastAsia"/>
+              </w:rPr>
+              <w:t>limit:number</w:t>
             </w:r>
           </w:p>
         </w:tc>
@@ -24685,6 +24645,12 @@
               <w:rPr>
                 <w:rFonts w:hint="eastAsia"/>
               </w:rPr>
+              <w:t>host</w:t>
+            </w:r>
+            <w:r>
+              <w:rPr>
+                <w:rFonts w:hint="eastAsia"/>
+              </w:rPr>
               <w:t xml:space="preserve"> </w:t>
             </w:r>
             <w:r>
@@ -24704,30 +24670,6 @@
             <w:pPr>
               <w:ind w:left="0"/>
             </w:pPr>
-            <w:r>
-              <w:rPr>
-                <w:rFonts w:hint="eastAsia"/>
-              </w:rPr>
-              <w:t>&amp;</w:t>
-            </w:r>
-            <w:r>
-              <w:rPr>
-                <w:rFonts w:hint="eastAsia"/>
-              </w:rPr>
-              <w:t>HostName</w:t>
-            </w:r>
-            <w:r>
-              <w:rPr>
-                <w:rFonts w:hint="eastAsia"/>
-              </w:rPr>
-              <w:t>=</w:t>
-            </w:r>
-            <w:r>
-              <w:rPr>
-                <w:rFonts w:hint="eastAsia"/>
-              </w:rPr>
-              <w:t>rhelt10</w:t>
-            </w:r>
           </w:p>
         </w:tc>
       </w:tr>
@@ -24851,6 +24793,10 @@
           <w:p>
             <w:pPr>
               <w:ind w:left="0"/>
+              <w:rPr>
+                <w:ins w:id="33" w:author="linyoubin" w:date="2016-05-26T09:03:00Z"/>
+                <w:rFonts w:hint="eastAsia"/>
+              </w:rPr>
             </w:pPr>
             <w:r>
               <w:rPr>
@@ -24861,6 +24807,23 @@
           </w:p>
           <w:p>
             <w:pPr>
+              <w:ind w:left="0"/>
+            </w:pPr>
+            <w:r>
+              <w:rPr>
+                <w:rFonts w:hint="eastAsia"/>
+              </w:rPr>
+              <w:t xml:space="preserve">   HostName:</w:t>
+            </w:r>
+            <w:r>
+              <w:rPr>
+                <w:rFonts w:hint="eastAsia"/>
+              </w:rPr>
+              <w:t>主机名</w:t>
+            </w:r>
+          </w:p>
+          <w:p>
+            <w:pPr>
               <w:ind w:left="0" w:firstLineChars="150" w:firstLine="315"/>
             </w:pPr>
             <w:r>
@@ -24879,6 +24842,9 @@
           <w:p>
             <w:pPr>
               <w:ind w:left="0" w:firstLineChars="150" w:firstLine="315"/>
+              <w:rPr>
+                <w:rFonts w:hint="eastAsia"/>
+              </w:rPr>
             </w:pPr>
             <w:r>
               <w:t>BusinessType</w:t>
@@ -24898,6 +24864,23 @@
           </w:p>
           <w:p>
             <w:pPr>
+              <w:ind w:left="0" w:firstLineChars="150" w:firstLine="315"/>
+            </w:pPr>
+            <w:r>
+              <w:rPr>
+                <w:rFonts w:hint="eastAsia"/>
+              </w:rPr>
+              <w:t>ClusterName:</w:t>
+            </w:r>
+            <w:r>
+              <w:rPr>
+                <w:rFonts w:hint="eastAsia"/>
+              </w:rPr>
+              <w:t>集群名</w:t>
+            </w:r>
+          </w:p>
+          <w:p>
+            <w:pPr>
               <w:ind w:left="0"/>
             </w:pPr>
             <w:r>
@@ -24964,6 +24947,9 @@
           <w:p>
             <w:pPr>
               <w:ind w:left="0"/>
+              <w:rPr>
+                <w:rFonts w:hint="eastAsia"/>
+              </w:rPr>
             </w:pPr>
             <w:r>
               <w:t xml:space="preserve">{ </w:t>
@@ -24971,6 +24957,17 @@
           </w:p>
           <w:p>
             <w:pPr>
+              <w:ind w:left="0"/>
+            </w:pPr>
+            <w:r>
+              <w:rPr>
+                <w:rFonts w:hint="eastAsia"/>
+              </w:rPr>
+              <w:t xml:space="preserve">   "HostName":"host1"</w:t>
+            </w:r>
+          </w:p>
+          <w:p>
+            <w:pPr>
               <w:ind w:left="0" w:firstLineChars="150" w:firstLine="315"/>
             </w:pPr>
             <w:r>
@@ -24980,9 +24977,24 @@
           <w:p>
             <w:pPr>
               <w:ind w:left="0" w:firstLineChars="150" w:firstLine="315"/>
+              <w:rPr>
+                <w:rFonts w:hint="eastAsia"/>
+              </w:rPr>
             </w:pPr>
             <w:r>
               <w:t xml:space="preserve">"BusinessType": "sequoiadb" </w:t>
+            </w:r>
+          </w:p>
+          <w:p>
+            <w:pPr>
+              <w:ind w:left="0" w:firstLineChars="150" w:firstLine="315"/>
+            </w:pPr>
+            <w:r>
+              <w:rPr>
+                <w:rFonts w:hint="eastAsia"/>
+              </w:rPr>
+              <w:lastRenderedPageBreak/>
+              <w:t>"ClusterName":"myCluster"</w:t>
             </w:r>
           </w:p>
           <w:p>
@@ -25011,6 +25023,7 @@
               <w:rPr>
                 <w:rFonts w:hint="eastAsia"/>
               </w:rPr>
+              <w:lastRenderedPageBreak/>
               <w:t>说明</w:t>
             </w:r>
           </w:p>
@@ -25046,7 +25059,6 @@
         <w:rPr>
           <w:rFonts w:hint="eastAsia"/>
         </w:rPr>
-        <w:lastRenderedPageBreak/>
         <w:t>查询业务详细信息命令</w:t>
       </w:r>
     </w:p>
@@ -26036,6 +26048,7 @@
               <w:rPr>
                 <w:rFonts w:hint="eastAsia"/>
               </w:rPr>
+              <w:lastRenderedPageBreak/>
               <w:t>说明</w:t>
             </w:r>
           </w:p>
@@ -26360,7 +26373,6 @@
               <w:ind w:left="0"/>
             </w:pPr>
             <w:r>
-              <w:lastRenderedPageBreak/>
               <w:t>}</w:t>
             </w:r>
           </w:p>
@@ -26513,7 +26525,6 @@
               <w:rPr>
                 <w:rFonts w:hint="eastAsia"/>
               </w:rPr>
-              <w:lastRenderedPageBreak/>
               <w:t>说明</w:t>
             </w:r>
           </w:p>
@@ -27076,6 +27087,7 @@
               <w:rPr>
                 <w:rFonts w:hint="eastAsia"/>
               </w:rPr>
+              <w:lastRenderedPageBreak/>
               <w:t xml:space="preserve">logfilesz: </w:t>
             </w:r>
             <w:r>
@@ -27195,7 +27207,6 @@
               <w:rPr>
                 <w:rFonts w:hint="eastAsia"/>
               </w:rPr>
-              <w:lastRenderedPageBreak/>
               <w:t xml:space="preserve">logbuffsize: </w:t>
             </w:r>
             <w:r>
@@ -27401,6 +27412,7 @@
               <w:ind w:left="0" w:firstLineChars="150" w:firstLine="315"/>
             </w:pPr>
             <w:r>
+              <w:lastRenderedPageBreak/>
               <w:t xml:space="preserve">"svcname": "11840", </w:t>
             </w:r>
           </w:p>
@@ -27481,7 +27493,6 @@
               <w:ind w:left="0" w:firstLineChars="150" w:firstLine="315"/>
             </w:pPr>
             <w:r>
-              <w:lastRenderedPageBreak/>
               <w:t xml:space="preserve">"logbuffsize": 1024, </w:t>
             </w:r>
           </w:p>
@@ -28165,6 +28176,7 @@
         <w:rPr>
           <w:rFonts w:hint="eastAsia"/>
         </w:rPr>
+        <w:lastRenderedPageBreak/>
         <w:t>删除主机</w:t>
       </w:r>
       <w:r>
@@ -28345,7 +28357,6 @@
               <w:ind w:left="0" w:firstLineChars="100" w:firstLine="210"/>
             </w:pPr>
             <w:r>
-              <w:lastRenderedPageBreak/>
               <w:t>[</w:t>
             </w:r>
           </w:p>
@@ -28411,7 +28422,6 @@
               <w:ind w:left="0"/>
             </w:pPr>
             <w:r>
-              <w:lastRenderedPageBreak/>
               <w:t>cmd=</w:t>
             </w:r>
             <w:r>
@@ -28459,7 +28469,6 @@
               <w:ind w:left="0" w:firstLineChars="100" w:firstLine="210"/>
             </w:pPr>
             <w:r>
-              <w:lastRenderedPageBreak/>
               <w:t>[</w:t>
             </w:r>
           </w:p>
@@ -28518,7 +28527,6 @@
               <w:rPr>
                 <w:rFonts w:hint="eastAsia"/>
               </w:rPr>
-              <w:lastRenderedPageBreak/>
               <w:t>说明</w:t>
             </w:r>
           </w:p>
@@ -29236,6 +29244,7 @@
               <w:rPr>
                 <w:rFonts w:hint="eastAsia"/>
               </w:rPr>
+              <w:lastRenderedPageBreak/>
               <w:t>响应内容</w:t>
             </w:r>
           </w:p>
@@ -29419,735 +29428,735 @@
               <w:rPr>
                 <w:rFonts w:hint="eastAsia"/>
               </w:rPr>
+              <w:t xml:space="preserve">    </w:t>
+            </w:r>
+            <w:r>
+              <w:t>Other</w:t>
+            </w:r>
+            <w:r>
+              <w:rPr>
+                <w:rFonts w:hint="eastAsia"/>
+              </w:rPr>
+              <w:t>:</w:t>
+            </w:r>
+            <w:r>
+              <w:rPr>
+                <w:rFonts w:hint="eastAsia"/>
+              </w:rPr>
+              <w:t>其它</w:t>
+            </w:r>
+            <w:r>
+              <w:rPr>
+                <w:rFonts w:hint="eastAsia"/>
+              </w:rPr>
+              <w:t>占用时间</w:t>
+            </w:r>
+          </w:p>
+          <w:p>
+            <w:pPr>
+              <w:ind w:left="0" w:firstLineChars="150" w:firstLine="315"/>
+            </w:pPr>
+            <w:r>
+              <w:rPr>
+                <w:rFonts w:hint="eastAsia"/>
+              </w:rPr>
+              <w:t xml:space="preserve">    </w:t>
+            </w:r>
+            <w:r>
+              <w:t>User</w:t>
+            </w:r>
+            <w:r>
+              <w:rPr>
+                <w:rFonts w:hint="eastAsia"/>
+              </w:rPr>
+              <w:t>:</w:t>
+            </w:r>
+            <w:r>
+              <w:rPr>
+                <w:rFonts w:hint="eastAsia"/>
+              </w:rPr>
+              <w:t>用户态</w:t>
+            </w:r>
+            <w:r>
+              <w:rPr>
+                <w:rFonts w:hint="eastAsia"/>
+              </w:rPr>
+              <w:t>占用时间</w:t>
+            </w:r>
+          </w:p>
+          <w:p>
+            <w:pPr>
+              <w:ind w:left="0" w:firstLineChars="150" w:firstLine="315"/>
+            </w:pPr>
+            <w:r>
+              <w:rPr>
+                <w:rFonts w:hint="eastAsia"/>
+              </w:rPr>
+              <w:t xml:space="preserve">  }</w:t>
+            </w:r>
+          </w:p>
+          <w:p>
+            <w:pPr>
+              <w:ind w:left="0" w:firstLineChars="150" w:firstLine="315"/>
+            </w:pPr>
+            <w:r>
+              <w:rPr>
+                <w:rFonts w:hint="eastAsia"/>
+              </w:rPr>
+              <w:t xml:space="preserve">  Net:</w:t>
+            </w:r>
+          </w:p>
+          <w:p>
+            <w:pPr>
+              <w:ind w:left="0" w:firstLineChars="150" w:firstLine="315"/>
+            </w:pPr>
+            <w:r>
+              <w:rPr>
+                <w:rFonts w:hint="eastAsia"/>
+              </w:rPr>
+              <w:t xml:space="preserve">  {</w:t>
+            </w:r>
+          </w:p>
+          <w:p>
+            <w:pPr>
+              <w:ind w:left="0" w:firstLineChars="150" w:firstLine="315"/>
+            </w:pPr>
+            <w:r>
+              <w:rPr>
+                <w:rFonts w:hint="eastAsia"/>
+              </w:rPr>
+              <w:t xml:space="preserve">    </w:t>
+            </w:r>
+            <w:r>
+              <w:t>CalendarTime</w:t>
+            </w:r>
+            <w:r>
+              <w:rPr>
+                <w:rFonts w:hint="eastAsia"/>
+              </w:rPr>
+              <w:t>:</w:t>
+            </w:r>
+            <w:r>
+              <w:rPr>
+                <w:rFonts w:hint="eastAsia"/>
+              </w:rPr>
+              <w:t>统计的时间</w:t>
+            </w:r>
+          </w:p>
+          <w:p>
+            <w:pPr>
+              <w:ind w:left="0" w:firstLineChars="150" w:firstLine="315"/>
+            </w:pPr>
+            <w:r>
+              <w:rPr>
+                <w:rFonts w:hint="eastAsia"/>
+              </w:rPr>
+              <w:t xml:space="preserve">    </w:t>
+            </w:r>
+            <w:r>
+              <w:t>Net</w:t>
+            </w:r>
+            <w:r>
+              <w:rPr>
+                <w:rFonts w:hint="eastAsia"/>
+              </w:rPr>
+              <w:t>:</w:t>
+            </w:r>
+          </w:p>
+          <w:p>
+            <w:pPr>
+              <w:ind w:left="0" w:firstLineChars="150" w:firstLine="315"/>
+            </w:pPr>
+            <w:r>
+              <w:rPr>
+                <w:rFonts w:hint="eastAsia"/>
+              </w:rPr>
+              <w:t xml:space="preserve">    [</w:t>
+            </w:r>
+          </w:p>
+          <w:p>
+            <w:pPr>
+              <w:ind w:left="0" w:firstLineChars="150" w:firstLine="315"/>
+            </w:pPr>
+            <w:r>
+              <w:rPr>
+                <w:rFonts w:hint="eastAsia"/>
+              </w:rPr>
+              <w:t xml:space="preserve">      {</w:t>
+            </w:r>
+          </w:p>
+          <w:p>
+            <w:pPr>
+              <w:ind w:left="0" w:firstLineChars="150" w:firstLine="315"/>
+            </w:pPr>
+            <w:r>
+              <w:rPr>
+                <w:rFonts w:hint="eastAsia"/>
+              </w:rPr>
+              <w:t xml:space="preserve">        </w:t>
+            </w:r>
+            <w:r>
+              <w:t>Name</w:t>
+            </w:r>
+            <w:r>
+              <w:rPr>
+                <w:rFonts w:hint="eastAsia"/>
+              </w:rPr>
+              <w:t>:</w:t>
+            </w:r>
+            <w:r>
+              <w:rPr>
+                <w:rFonts w:hint="eastAsia"/>
+              </w:rPr>
+              <w:t>网卡名</w:t>
+            </w:r>
+          </w:p>
+          <w:p>
+            <w:pPr>
+              <w:ind w:left="0" w:firstLineChars="150" w:firstLine="315"/>
+            </w:pPr>
+            <w:r>
+              <w:rPr>
+                <w:rFonts w:hint="eastAsia"/>
+              </w:rPr>
+              <w:t xml:space="preserve">        </w:t>
+            </w:r>
+            <w:r>
+              <w:t>RXBytes</w:t>
+            </w:r>
+            <w:r>
+              <w:rPr>
+                <w:rFonts w:hint="eastAsia"/>
+              </w:rPr>
+              <w:t>:</w:t>
+            </w:r>
+            <w:r>
+              <w:rPr>
+                <w:rFonts w:hint="eastAsia"/>
+              </w:rPr>
+              <w:t>接收字节数</w:t>
+            </w:r>
+          </w:p>
+          <w:p>
+            <w:pPr>
+              <w:ind w:left="0" w:firstLineChars="150" w:firstLine="315"/>
+            </w:pPr>
+            <w:r>
+              <w:rPr>
+                <w:rFonts w:hint="eastAsia"/>
+              </w:rPr>
+              <w:t xml:space="preserve">        </w:t>
+            </w:r>
+            <w:r>
+              <w:t>RXPackets</w:t>
+            </w:r>
+            <w:r>
+              <w:rPr>
+                <w:rFonts w:hint="eastAsia"/>
+              </w:rPr>
+              <w:t>:</w:t>
+            </w:r>
+            <w:r>
+              <w:rPr>
+                <w:rFonts w:hint="eastAsia"/>
+              </w:rPr>
+              <w:t>接收包数</w:t>
+            </w:r>
+          </w:p>
+          <w:p>
+            <w:pPr>
+              <w:ind w:left="0" w:firstLineChars="150" w:firstLine="315"/>
+            </w:pPr>
+            <w:r>
+              <w:rPr>
+                <w:rFonts w:hint="eastAsia"/>
+              </w:rPr>
+              <w:t xml:space="preserve">        </w:t>
+            </w:r>
+            <w:r>
+              <w:t>RXErrors</w:t>
+            </w:r>
+            <w:r>
+              <w:rPr>
+                <w:rFonts w:hint="eastAsia"/>
+              </w:rPr>
+              <w:t>:</w:t>
+            </w:r>
+            <w:r>
+              <w:rPr>
+                <w:rFonts w:hint="eastAsia"/>
+              </w:rPr>
+              <w:t>接收错包数</w:t>
+            </w:r>
+          </w:p>
+          <w:p>
+            <w:pPr>
+              <w:ind w:left="0" w:firstLineChars="150" w:firstLine="315"/>
+            </w:pPr>
+            <w:r>
+              <w:rPr>
+                <w:rFonts w:hint="eastAsia"/>
+              </w:rPr>
+              <w:t xml:space="preserve">        </w:t>
+            </w:r>
+            <w:r>
+              <w:t>RXDrops</w:t>
+            </w:r>
+            <w:r>
+              <w:rPr>
+                <w:rFonts w:hint="eastAsia"/>
+              </w:rPr>
+              <w:t>:</w:t>
+            </w:r>
+            <w:r>
+              <w:rPr>
+                <w:rFonts w:hint="eastAsia"/>
+              </w:rPr>
+              <w:t>接收丢包数</w:t>
+            </w:r>
+          </w:p>
+          <w:p>
+            <w:pPr>
+              <w:ind w:left="0" w:firstLineChars="150" w:firstLine="315"/>
+            </w:pPr>
+            <w:r>
+              <w:rPr>
+                <w:rFonts w:hint="eastAsia"/>
+              </w:rPr>
+              <w:t xml:space="preserve">        </w:t>
+            </w:r>
+            <w:r>
+              <w:t>TXBytes</w:t>
+            </w:r>
+            <w:r>
+              <w:rPr>
+                <w:rFonts w:hint="eastAsia"/>
+              </w:rPr>
+              <w:t>:</w:t>
+            </w:r>
+            <w:r>
+              <w:rPr>
+                <w:rFonts w:hint="eastAsia"/>
+              </w:rPr>
+              <w:t xml:space="preserve"> </w:t>
+            </w:r>
+            <w:r>
+              <w:rPr>
+                <w:rFonts w:hint="eastAsia"/>
+              </w:rPr>
+              <w:t>发送字节数</w:t>
+            </w:r>
+          </w:p>
+          <w:p>
+            <w:pPr>
+              <w:ind w:left="0" w:firstLineChars="150" w:firstLine="315"/>
+            </w:pPr>
+            <w:r>
+              <w:rPr>
+                <w:rFonts w:hint="eastAsia"/>
+              </w:rPr>
+              <w:t xml:space="preserve">        </w:t>
+            </w:r>
+            <w:r>
+              <w:t>TXPackets</w:t>
+            </w:r>
+            <w:r>
+              <w:rPr>
+                <w:rFonts w:hint="eastAsia"/>
+              </w:rPr>
+              <w:t>:</w:t>
+            </w:r>
+            <w:r>
+              <w:rPr>
+                <w:rFonts w:hint="eastAsia"/>
+              </w:rPr>
+              <w:t xml:space="preserve"> </w:t>
+            </w:r>
+            <w:r>
+              <w:rPr>
+                <w:rFonts w:hint="eastAsia"/>
+              </w:rPr>
+              <w:t>发送包数</w:t>
+            </w:r>
+          </w:p>
+          <w:p>
+            <w:pPr>
+              <w:ind w:left="0" w:firstLineChars="150" w:firstLine="315"/>
+            </w:pPr>
+            <w:r>
+              <w:rPr>
+                <w:rFonts w:hint="eastAsia"/>
+              </w:rPr>
+              <w:t xml:space="preserve">        </w:t>
+            </w:r>
+            <w:r>
+              <w:t>TXErrors</w:t>
+            </w:r>
+            <w:r>
+              <w:rPr>
+                <w:rFonts w:hint="eastAsia"/>
+              </w:rPr>
+              <w:t>:</w:t>
+            </w:r>
+            <w:r>
+              <w:rPr>
+                <w:rFonts w:hint="eastAsia"/>
+              </w:rPr>
+              <w:t xml:space="preserve"> </w:t>
+            </w:r>
+            <w:r>
+              <w:rPr>
+                <w:rFonts w:hint="eastAsia"/>
+              </w:rPr>
+              <w:t>发送错包数</w:t>
+            </w:r>
+          </w:p>
+          <w:p>
+            <w:pPr>
+              <w:ind w:left="0" w:firstLineChars="150" w:firstLine="315"/>
+            </w:pPr>
+            <w:r>
+              <w:rPr>
+                <w:rFonts w:hint="eastAsia"/>
+              </w:rPr>
+              <w:t xml:space="preserve">        </w:t>
+            </w:r>
+            <w:r>
+              <w:t>TXDrops</w:t>
+            </w:r>
+            <w:r>
+              <w:rPr>
+                <w:rFonts w:hint="eastAsia"/>
+              </w:rPr>
+              <w:t>:</w:t>
+            </w:r>
+            <w:r>
+              <w:rPr>
+                <w:rFonts w:hint="eastAsia"/>
+              </w:rPr>
+              <w:t xml:space="preserve"> </w:t>
+            </w:r>
+            <w:r>
+              <w:rPr>
+                <w:rFonts w:hint="eastAsia"/>
+              </w:rPr>
+              <w:t>发送丢包数</w:t>
+            </w:r>
+          </w:p>
+          <w:p>
+            <w:pPr>
+              <w:ind w:left="0"/>
+            </w:pPr>
+            <w:r>
+              <w:rPr>
+                <w:rFonts w:hint="eastAsia"/>
+              </w:rPr>
+              <w:t xml:space="preserve">        }</w:t>
+            </w:r>
+          </w:p>
+          <w:p>
+            <w:pPr>
+              <w:ind w:left="0" w:firstLineChars="150" w:firstLine="315"/>
+            </w:pPr>
+            <w:r>
+              <w:rPr>
+                <w:rFonts w:hint="eastAsia"/>
+              </w:rPr>
+              <w:t xml:space="preserve">    ]</w:t>
+            </w:r>
+          </w:p>
+          <w:p>
+            <w:pPr>
+              <w:ind w:left="0" w:firstLineChars="150" w:firstLine="315"/>
+            </w:pPr>
+            <w:r>
+              <w:rPr>
+                <w:rFonts w:hint="eastAsia"/>
+              </w:rPr>
+              <w:t xml:space="preserve">  }</w:t>
+            </w:r>
+          </w:p>
+          <w:p>
+            <w:pPr>
+              <w:ind w:left="0" w:firstLineChars="150" w:firstLine="315"/>
+            </w:pPr>
+            <w:r>
+              <w:rPr>
+                <w:rFonts w:hint="eastAsia"/>
+              </w:rPr>
+              <w:t xml:space="preserve">  </w:t>
+            </w:r>
+            <w:r>
+              <w:t>HostName</w:t>
+            </w:r>
+            <w:r>
+              <w:rPr>
+                <w:rFonts w:hint="eastAsia"/>
+              </w:rPr>
+              <w:t>:</w:t>
+            </w:r>
+            <w:r>
+              <w:rPr>
+                <w:rFonts w:hint="eastAsia"/>
+              </w:rPr>
+              <w:t>主机名</w:t>
+            </w:r>
+          </w:p>
+          <w:p>
+            <w:pPr>
+              <w:ind w:left="0" w:firstLineChars="150" w:firstLine="315"/>
+            </w:pPr>
+            <w:r>
+              <w:rPr>
+                <w:rFonts w:hint="eastAsia"/>
+              </w:rPr>
+              <w:t xml:space="preserve">  </w:t>
+            </w:r>
+            <w:r>
+              <w:t>Memory</w:t>
+            </w:r>
+            <w:r>
+              <w:rPr>
+                <w:rFonts w:hint="eastAsia"/>
+              </w:rPr>
+              <w:t>:</w:t>
+            </w:r>
+          </w:p>
+          <w:p>
+            <w:pPr>
+              <w:ind w:left="0" w:firstLineChars="150" w:firstLine="315"/>
+            </w:pPr>
+            <w:r>
+              <w:rPr>
+                <w:rFonts w:hint="eastAsia"/>
+              </w:rPr>
+              <w:t xml:space="preserve">  {</w:t>
+            </w:r>
+          </w:p>
+          <w:p>
+            <w:pPr>
+              <w:ind w:left="0" w:firstLineChars="150" w:firstLine="315"/>
+            </w:pPr>
+            <w:r>
+              <w:rPr>
+                <w:rFonts w:hint="eastAsia"/>
+              </w:rPr>
+              <w:t xml:space="preserve">    </w:t>
+            </w:r>
+            <w:r>
+              <w:t>Size</w:t>
+            </w:r>
+            <w:r>
+              <w:rPr>
+                <w:rFonts w:hint="eastAsia"/>
+              </w:rPr>
+              <w:t>:</w:t>
+            </w:r>
+            <w:r>
+              <w:rPr>
+                <w:rFonts w:hint="eastAsia"/>
+              </w:rPr>
+              <w:t>总大小</w:t>
+            </w:r>
+          </w:p>
+          <w:p>
+            <w:pPr>
+              <w:ind w:left="0" w:firstLineChars="150" w:firstLine="315"/>
+            </w:pPr>
+            <w:r>
+              <w:rPr>
+                <w:rFonts w:hint="eastAsia"/>
+              </w:rPr>
+              <w:t xml:space="preserve">    </w:t>
+            </w:r>
+            <w:r>
+              <w:t>Free</w:t>
+            </w:r>
+            <w:r>
+              <w:rPr>
+                <w:rFonts w:hint="eastAsia"/>
+              </w:rPr>
+              <w:t>:</w:t>
+            </w:r>
+            <w:r>
+              <w:rPr>
+                <w:rFonts w:hint="eastAsia"/>
+              </w:rPr>
+              <w:t>空闲大小</w:t>
+            </w:r>
+          </w:p>
+          <w:p>
+            <w:pPr>
+              <w:ind w:left="0" w:firstLineChars="150" w:firstLine="315"/>
+            </w:pPr>
+            <w:r>
+              <w:rPr>
+                <w:rFonts w:hint="eastAsia"/>
+              </w:rPr>
+              <w:t xml:space="preserve">    </w:t>
+            </w:r>
+            <w:r>
+              <w:t>Used</w:t>
+            </w:r>
+            <w:r>
+              <w:rPr>
+                <w:rFonts w:hint="eastAsia"/>
+              </w:rPr>
+              <w:t>:</w:t>
+            </w:r>
+            <w:r>
+              <w:rPr>
+                <w:rFonts w:hint="eastAsia"/>
+              </w:rPr>
+              <w:t>使用大小</w:t>
+            </w:r>
+          </w:p>
+          <w:p>
+            <w:pPr>
+              <w:ind w:left="0" w:firstLineChars="150" w:firstLine="315"/>
+            </w:pPr>
+            <w:r>
+              <w:rPr>
+                <w:rFonts w:hint="eastAsia"/>
+              </w:rPr>
+              <w:t xml:space="preserve">  }</w:t>
+            </w:r>
+          </w:p>
+          <w:p>
+            <w:pPr>
+              <w:ind w:left="0" w:firstLineChars="150" w:firstLine="315"/>
+            </w:pPr>
+            <w:r>
+              <w:rPr>
+                <w:rFonts w:hint="eastAsia"/>
+              </w:rPr>
+              <w:t xml:space="preserve">  </w:t>
+            </w:r>
+            <w:r>
+              <w:t>Disk</w:t>
+            </w:r>
+            <w:r>
+              <w:rPr>
+                <w:rFonts w:hint="eastAsia"/>
+              </w:rPr>
+              <w:t>:</w:t>
+            </w:r>
+          </w:p>
+          <w:p>
+            <w:pPr>
+              <w:ind w:left="0" w:firstLineChars="150" w:firstLine="315"/>
+            </w:pPr>
+            <w:r>
+              <w:rPr>
+                <w:rFonts w:hint="eastAsia"/>
+              </w:rPr>
+              <w:t xml:space="preserve">  [</w:t>
+            </w:r>
+          </w:p>
+          <w:p>
+            <w:pPr>
+              <w:ind w:left="0" w:firstLineChars="350" w:firstLine="735"/>
+            </w:pPr>
+            <w:r>
+              <w:rPr>
+                <w:rFonts w:hint="eastAsia"/>
+              </w:rPr>
+              <w:t>{</w:t>
+            </w:r>
+          </w:p>
+          <w:p>
+            <w:pPr>
+              <w:ind w:left="0" w:firstLineChars="350" w:firstLine="735"/>
+            </w:pPr>
+            <w:r>
+              <w:rPr>
+                <w:rFonts w:hint="eastAsia"/>
+              </w:rPr>
+              <w:t xml:space="preserve">  </w:t>
+            </w:r>
+            <w:r>
+              <w:t>Name</w:t>
+            </w:r>
+            <w:r>
+              <w:rPr>
+                <w:rFonts w:hint="eastAsia"/>
+              </w:rPr>
+              <w:t>:</w:t>
+            </w:r>
+            <w:r>
+              <w:rPr>
+                <w:rFonts w:hint="eastAsia"/>
+              </w:rPr>
+              <w:t>磁盘路径</w:t>
+            </w:r>
+          </w:p>
+          <w:p>
+            <w:pPr>
+              <w:ind w:left="0" w:firstLineChars="350" w:firstLine="735"/>
+            </w:pPr>
+            <w:r>
+              <w:rPr>
+                <w:rFonts w:hint="eastAsia"/>
+              </w:rPr>
+              <w:t xml:space="preserve">  </w:t>
+            </w:r>
+            <w:r>
+              <w:t>Mount</w:t>
+            </w:r>
+            <w:r>
+              <w:rPr>
+                <w:rFonts w:hint="eastAsia"/>
+              </w:rPr>
+              <w:t>:</w:t>
+            </w:r>
+            <w:r>
+              <w:rPr>
+                <w:rFonts w:hint="eastAsia"/>
+              </w:rPr>
+              <w:t>mount</w:t>
+            </w:r>
+            <w:r>
+              <w:rPr>
+                <w:rFonts w:hint="eastAsia"/>
+              </w:rPr>
+              <w:t>路径</w:t>
+            </w:r>
+          </w:p>
+          <w:p>
+            <w:pPr>
+              <w:ind w:left="0" w:firstLineChars="350" w:firstLine="735"/>
+            </w:pPr>
+            <w:r>
+              <w:rPr>
+                <w:rFonts w:hint="eastAsia"/>
+              </w:rPr>
+              <w:t xml:space="preserve">  </w:t>
+            </w:r>
+            <w:r>
+              <w:t>Size</w:t>
+            </w:r>
+            <w:r>
+              <w:rPr>
+                <w:rFonts w:hint="eastAsia"/>
+              </w:rPr>
+              <w:t>:</w:t>
+            </w:r>
+            <w:r>
+              <w:rPr>
+                <w:rFonts w:hint="eastAsia"/>
+              </w:rPr>
+              <w:t>总大小</w:t>
+            </w:r>
+          </w:p>
+          <w:p>
+            <w:pPr>
+              <w:ind w:left="0" w:firstLineChars="350" w:firstLine="735"/>
+            </w:pPr>
+            <w:r>
+              <w:rPr>
+                <w:rFonts w:hint="eastAsia"/>
+              </w:rPr>
               <w:lastRenderedPageBreak/>
-              <w:t xml:space="preserve">    </w:t>
-            </w:r>
-            <w:r>
-              <w:t>Other</w:t>
-            </w:r>
-            <w:r>
-              <w:rPr>
-                <w:rFonts w:hint="eastAsia"/>
-              </w:rPr>
-              <w:t>:</w:t>
-            </w:r>
-            <w:r>
-              <w:rPr>
-                <w:rFonts w:hint="eastAsia"/>
-              </w:rPr>
-              <w:t>其它</w:t>
-            </w:r>
-            <w:r>
-              <w:rPr>
-                <w:rFonts w:hint="eastAsia"/>
-              </w:rPr>
-              <w:t>占用时间</w:t>
-            </w:r>
-          </w:p>
-          <w:p>
-            <w:pPr>
-              <w:ind w:left="0" w:firstLineChars="150" w:firstLine="315"/>
-            </w:pPr>
-            <w:r>
-              <w:rPr>
-                <w:rFonts w:hint="eastAsia"/>
-              </w:rPr>
-              <w:t xml:space="preserve">    </w:t>
-            </w:r>
-            <w:r>
-              <w:t>User</w:t>
-            </w:r>
-            <w:r>
-              <w:rPr>
-                <w:rFonts w:hint="eastAsia"/>
-              </w:rPr>
-              <w:t>:</w:t>
-            </w:r>
-            <w:r>
-              <w:rPr>
-                <w:rFonts w:hint="eastAsia"/>
-              </w:rPr>
-              <w:t>用户态</w:t>
-            </w:r>
-            <w:r>
-              <w:rPr>
-                <w:rFonts w:hint="eastAsia"/>
-              </w:rPr>
-              <w:t>占用时间</w:t>
-            </w:r>
-          </w:p>
-          <w:p>
-            <w:pPr>
-              <w:ind w:left="0" w:firstLineChars="150" w:firstLine="315"/>
-            </w:pPr>
-            <w:r>
-              <w:rPr>
-                <w:rFonts w:hint="eastAsia"/>
-              </w:rPr>
-              <w:t xml:space="preserve">  }</w:t>
-            </w:r>
-          </w:p>
-          <w:p>
-            <w:pPr>
-              <w:ind w:left="0" w:firstLineChars="150" w:firstLine="315"/>
-            </w:pPr>
-            <w:r>
-              <w:rPr>
-                <w:rFonts w:hint="eastAsia"/>
-              </w:rPr>
-              <w:t xml:space="preserve">  Net:</w:t>
-            </w:r>
-          </w:p>
-          <w:p>
-            <w:pPr>
-              <w:ind w:left="0" w:firstLineChars="150" w:firstLine="315"/>
-            </w:pPr>
-            <w:r>
-              <w:rPr>
-                <w:rFonts w:hint="eastAsia"/>
-              </w:rPr>
-              <w:t xml:space="preserve">  {</w:t>
-            </w:r>
-          </w:p>
-          <w:p>
-            <w:pPr>
-              <w:ind w:left="0" w:firstLineChars="150" w:firstLine="315"/>
-            </w:pPr>
-            <w:r>
-              <w:rPr>
-                <w:rFonts w:hint="eastAsia"/>
-              </w:rPr>
-              <w:t xml:space="preserve">    </w:t>
-            </w:r>
-            <w:r>
-              <w:t>CalendarTime</w:t>
-            </w:r>
-            <w:r>
-              <w:rPr>
-                <w:rFonts w:hint="eastAsia"/>
-              </w:rPr>
-              <w:t>:</w:t>
-            </w:r>
-            <w:r>
-              <w:rPr>
-                <w:rFonts w:hint="eastAsia"/>
-              </w:rPr>
-              <w:t>统计的时间</w:t>
-            </w:r>
-          </w:p>
-          <w:p>
-            <w:pPr>
-              <w:ind w:left="0" w:firstLineChars="150" w:firstLine="315"/>
-            </w:pPr>
-            <w:r>
-              <w:rPr>
-                <w:rFonts w:hint="eastAsia"/>
-              </w:rPr>
-              <w:t xml:space="preserve">    </w:t>
-            </w:r>
-            <w:r>
-              <w:t>Net</w:t>
-            </w:r>
-            <w:r>
-              <w:rPr>
-                <w:rFonts w:hint="eastAsia"/>
-              </w:rPr>
-              <w:t>:</w:t>
-            </w:r>
-          </w:p>
-          <w:p>
-            <w:pPr>
-              <w:ind w:left="0" w:firstLineChars="150" w:firstLine="315"/>
-            </w:pPr>
-            <w:r>
-              <w:rPr>
-                <w:rFonts w:hint="eastAsia"/>
-              </w:rPr>
-              <w:t xml:space="preserve">    [</w:t>
-            </w:r>
-          </w:p>
-          <w:p>
-            <w:pPr>
-              <w:ind w:left="0" w:firstLineChars="150" w:firstLine="315"/>
-            </w:pPr>
-            <w:r>
-              <w:rPr>
-                <w:rFonts w:hint="eastAsia"/>
-              </w:rPr>
-              <w:t xml:space="preserve">      {</w:t>
-            </w:r>
-          </w:p>
-          <w:p>
-            <w:pPr>
-              <w:ind w:left="0" w:firstLineChars="150" w:firstLine="315"/>
-            </w:pPr>
-            <w:r>
-              <w:rPr>
-                <w:rFonts w:hint="eastAsia"/>
-              </w:rPr>
-              <w:t xml:space="preserve">        </w:t>
-            </w:r>
-            <w:r>
-              <w:t>Name</w:t>
-            </w:r>
-            <w:r>
-              <w:rPr>
-                <w:rFonts w:hint="eastAsia"/>
-              </w:rPr>
-              <w:t>:</w:t>
-            </w:r>
-            <w:r>
-              <w:rPr>
-                <w:rFonts w:hint="eastAsia"/>
-              </w:rPr>
-              <w:t>网卡名</w:t>
-            </w:r>
-          </w:p>
-          <w:p>
-            <w:pPr>
-              <w:ind w:left="0" w:firstLineChars="150" w:firstLine="315"/>
-            </w:pPr>
-            <w:r>
-              <w:rPr>
-                <w:rFonts w:hint="eastAsia"/>
-              </w:rPr>
-              <w:t xml:space="preserve">        </w:t>
-            </w:r>
-            <w:r>
-              <w:t>RXBytes</w:t>
-            </w:r>
-            <w:r>
-              <w:rPr>
-                <w:rFonts w:hint="eastAsia"/>
-              </w:rPr>
-              <w:t>:</w:t>
-            </w:r>
-            <w:r>
-              <w:rPr>
-                <w:rFonts w:hint="eastAsia"/>
-              </w:rPr>
-              <w:t>接收字节数</w:t>
-            </w:r>
-          </w:p>
-          <w:p>
-            <w:pPr>
-              <w:ind w:left="0" w:firstLineChars="150" w:firstLine="315"/>
-            </w:pPr>
-            <w:r>
-              <w:rPr>
-                <w:rFonts w:hint="eastAsia"/>
-              </w:rPr>
-              <w:t xml:space="preserve">        </w:t>
-            </w:r>
-            <w:r>
-              <w:t>RXPackets</w:t>
-            </w:r>
-            <w:r>
-              <w:rPr>
-                <w:rFonts w:hint="eastAsia"/>
-              </w:rPr>
-              <w:t>:</w:t>
-            </w:r>
-            <w:r>
-              <w:rPr>
-                <w:rFonts w:hint="eastAsia"/>
-              </w:rPr>
-              <w:t>接收包数</w:t>
-            </w:r>
-          </w:p>
-          <w:p>
-            <w:pPr>
-              <w:ind w:left="0" w:firstLineChars="150" w:firstLine="315"/>
-            </w:pPr>
-            <w:r>
-              <w:rPr>
-                <w:rFonts w:hint="eastAsia"/>
-              </w:rPr>
-              <w:t xml:space="preserve">        </w:t>
-            </w:r>
-            <w:r>
-              <w:t>RXErrors</w:t>
-            </w:r>
-            <w:r>
-              <w:rPr>
-                <w:rFonts w:hint="eastAsia"/>
-              </w:rPr>
-              <w:t>:</w:t>
-            </w:r>
-            <w:r>
-              <w:rPr>
-                <w:rFonts w:hint="eastAsia"/>
-              </w:rPr>
-              <w:t>接收错包数</w:t>
-            </w:r>
-          </w:p>
-          <w:p>
-            <w:pPr>
-              <w:ind w:left="0" w:firstLineChars="150" w:firstLine="315"/>
-            </w:pPr>
-            <w:r>
-              <w:rPr>
-                <w:rFonts w:hint="eastAsia"/>
-              </w:rPr>
-              <w:t xml:space="preserve">        </w:t>
-            </w:r>
-            <w:r>
-              <w:t>RXDrops</w:t>
-            </w:r>
-            <w:r>
-              <w:rPr>
-                <w:rFonts w:hint="eastAsia"/>
-              </w:rPr>
-              <w:t>:</w:t>
-            </w:r>
-            <w:r>
-              <w:rPr>
-                <w:rFonts w:hint="eastAsia"/>
-              </w:rPr>
-              <w:t>接收丢包数</w:t>
-            </w:r>
-          </w:p>
-          <w:p>
-            <w:pPr>
-              <w:ind w:left="0" w:firstLineChars="150" w:firstLine="315"/>
-            </w:pPr>
-            <w:r>
-              <w:rPr>
-                <w:rFonts w:hint="eastAsia"/>
-              </w:rPr>
-              <w:t xml:space="preserve">        </w:t>
-            </w:r>
-            <w:r>
-              <w:t>TXBytes</w:t>
-            </w:r>
-            <w:r>
-              <w:rPr>
-                <w:rFonts w:hint="eastAsia"/>
-              </w:rPr>
-              <w:t>:</w:t>
-            </w:r>
-            <w:r>
-              <w:rPr>
-                <w:rFonts w:hint="eastAsia"/>
-              </w:rPr>
-              <w:t xml:space="preserve"> </w:t>
-            </w:r>
-            <w:r>
-              <w:rPr>
-                <w:rFonts w:hint="eastAsia"/>
-              </w:rPr>
-              <w:t>发送字节数</w:t>
-            </w:r>
-          </w:p>
-          <w:p>
-            <w:pPr>
-              <w:ind w:left="0" w:firstLineChars="150" w:firstLine="315"/>
-            </w:pPr>
-            <w:r>
-              <w:rPr>
-                <w:rFonts w:hint="eastAsia"/>
-              </w:rPr>
-              <w:t xml:space="preserve">        </w:t>
-            </w:r>
-            <w:r>
-              <w:t>TXPackets</w:t>
-            </w:r>
-            <w:r>
-              <w:rPr>
-                <w:rFonts w:hint="eastAsia"/>
-              </w:rPr>
-              <w:t>:</w:t>
-            </w:r>
-            <w:r>
-              <w:rPr>
-                <w:rFonts w:hint="eastAsia"/>
-              </w:rPr>
-              <w:t xml:space="preserve"> </w:t>
-            </w:r>
-            <w:r>
-              <w:rPr>
-                <w:rFonts w:hint="eastAsia"/>
-              </w:rPr>
-              <w:t>发送包数</w:t>
-            </w:r>
-          </w:p>
-          <w:p>
-            <w:pPr>
-              <w:ind w:left="0" w:firstLineChars="150" w:firstLine="315"/>
-            </w:pPr>
-            <w:r>
-              <w:rPr>
-                <w:rFonts w:hint="eastAsia"/>
-              </w:rPr>
-              <w:t xml:space="preserve">        </w:t>
-            </w:r>
-            <w:r>
-              <w:t>TXErrors</w:t>
-            </w:r>
-            <w:r>
-              <w:rPr>
-                <w:rFonts w:hint="eastAsia"/>
-              </w:rPr>
-              <w:t>:</w:t>
-            </w:r>
-            <w:r>
-              <w:rPr>
-                <w:rFonts w:hint="eastAsia"/>
-              </w:rPr>
-              <w:t xml:space="preserve"> </w:t>
-            </w:r>
-            <w:r>
-              <w:rPr>
-                <w:rFonts w:hint="eastAsia"/>
-              </w:rPr>
-              <w:t>发送错包数</w:t>
-            </w:r>
-          </w:p>
-          <w:p>
-            <w:pPr>
-              <w:ind w:left="0" w:firstLineChars="150" w:firstLine="315"/>
-            </w:pPr>
-            <w:r>
-              <w:rPr>
-                <w:rFonts w:hint="eastAsia"/>
-              </w:rPr>
-              <w:t xml:space="preserve">        </w:t>
-            </w:r>
-            <w:r>
-              <w:t>TXDrops</w:t>
-            </w:r>
-            <w:r>
-              <w:rPr>
-                <w:rFonts w:hint="eastAsia"/>
-              </w:rPr>
-              <w:t>:</w:t>
-            </w:r>
-            <w:r>
-              <w:rPr>
-                <w:rFonts w:hint="eastAsia"/>
-              </w:rPr>
-              <w:t xml:space="preserve"> </w:t>
-            </w:r>
-            <w:r>
-              <w:rPr>
-                <w:rFonts w:hint="eastAsia"/>
-              </w:rPr>
-              <w:t>发送丢包数</w:t>
-            </w:r>
-          </w:p>
-          <w:p>
-            <w:pPr>
-              <w:ind w:left="0"/>
-            </w:pPr>
-            <w:r>
-              <w:rPr>
-                <w:rFonts w:hint="eastAsia"/>
-              </w:rPr>
-              <w:t xml:space="preserve">        }</w:t>
-            </w:r>
-          </w:p>
-          <w:p>
-            <w:pPr>
-              <w:ind w:left="0" w:firstLineChars="150" w:firstLine="315"/>
-            </w:pPr>
-            <w:r>
-              <w:rPr>
-                <w:rFonts w:hint="eastAsia"/>
-              </w:rPr>
-              <w:t xml:space="preserve">    ]</w:t>
-            </w:r>
-          </w:p>
-          <w:p>
-            <w:pPr>
-              <w:ind w:left="0" w:firstLineChars="150" w:firstLine="315"/>
-            </w:pPr>
-            <w:r>
-              <w:rPr>
-                <w:rFonts w:hint="eastAsia"/>
-              </w:rPr>
-              <w:t xml:space="preserve">  }</w:t>
-            </w:r>
-          </w:p>
-          <w:p>
-            <w:pPr>
-              <w:ind w:left="0" w:firstLineChars="150" w:firstLine="315"/>
-            </w:pPr>
-            <w:r>
-              <w:rPr>
-                <w:rFonts w:hint="eastAsia"/>
-              </w:rPr>
-              <w:t xml:space="preserve">  </w:t>
-            </w:r>
-            <w:r>
-              <w:t>HostName</w:t>
-            </w:r>
-            <w:r>
-              <w:rPr>
-                <w:rFonts w:hint="eastAsia"/>
-              </w:rPr>
-              <w:t>:</w:t>
-            </w:r>
-            <w:r>
-              <w:rPr>
-                <w:rFonts w:hint="eastAsia"/>
-              </w:rPr>
-              <w:t>主机名</w:t>
-            </w:r>
-          </w:p>
-          <w:p>
-            <w:pPr>
-              <w:ind w:left="0" w:firstLineChars="150" w:firstLine="315"/>
-            </w:pPr>
-            <w:r>
-              <w:rPr>
-                <w:rFonts w:hint="eastAsia"/>
-              </w:rPr>
-              <w:t xml:space="preserve">  </w:t>
-            </w:r>
-            <w:r>
-              <w:t>Memory</w:t>
-            </w:r>
-            <w:r>
-              <w:rPr>
-                <w:rFonts w:hint="eastAsia"/>
-              </w:rPr>
-              <w:t>:</w:t>
-            </w:r>
-          </w:p>
-          <w:p>
-            <w:pPr>
-              <w:ind w:left="0" w:firstLineChars="150" w:firstLine="315"/>
-            </w:pPr>
-            <w:r>
-              <w:rPr>
-                <w:rFonts w:hint="eastAsia"/>
-              </w:rPr>
-              <w:t xml:space="preserve">  {</w:t>
-            </w:r>
-          </w:p>
-          <w:p>
-            <w:pPr>
-              <w:ind w:left="0" w:firstLineChars="150" w:firstLine="315"/>
-            </w:pPr>
-            <w:r>
-              <w:rPr>
-                <w:rFonts w:hint="eastAsia"/>
-              </w:rPr>
-              <w:t xml:space="preserve">    </w:t>
-            </w:r>
-            <w:r>
-              <w:t>Size</w:t>
-            </w:r>
-            <w:r>
-              <w:rPr>
-                <w:rFonts w:hint="eastAsia"/>
-              </w:rPr>
-              <w:t>:</w:t>
-            </w:r>
-            <w:r>
-              <w:rPr>
-                <w:rFonts w:hint="eastAsia"/>
-              </w:rPr>
-              <w:t>总大小</w:t>
-            </w:r>
-          </w:p>
-          <w:p>
-            <w:pPr>
-              <w:ind w:left="0" w:firstLineChars="150" w:firstLine="315"/>
-            </w:pPr>
-            <w:r>
-              <w:rPr>
-                <w:rFonts w:hint="eastAsia"/>
-              </w:rPr>
-              <w:t xml:space="preserve">    </w:t>
-            </w:r>
-            <w:r>
-              <w:t>Free</w:t>
-            </w:r>
-            <w:r>
-              <w:rPr>
-                <w:rFonts w:hint="eastAsia"/>
-              </w:rPr>
-              <w:t>:</w:t>
-            </w:r>
-            <w:r>
-              <w:rPr>
-                <w:rFonts w:hint="eastAsia"/>
-              </w:rPr>
-              <w:t>空闲大小</w:t>
-            </w:r>
-          </w:p>
-          <w:p>
-            <w:pPr>
-              <w:ind w:left="0" w:firstLineChars="150" w:firstLine="315"/>
-            </w:pPr>
-            <w:r>
-              <w:rPr>
-                <w:rFonts w:hint="eastAsia"/>
-              </w:rPr>
-              <w:t xml:space="preserve">    </w:t>
-            </w:r>
-            <w:r>
-              <w:t>Used</w:t>
-            </w:r>
-            <w:r>
-              <w:rPr>
-                <w:rFonts w:hint="eastAsia"/>
-              </w:rPr>
-              <w:t>:</w:t>
-            </w:r>
-            <w:r>
-              <w:rPr>
-                <w:rFonts w:hint="eastAsia"/>
-              </w:rPr>
-              <w:t>使用大小</w:t>
-            </w:r>
-          </w:p>
-          <w:p>
-            <w:pPr>
-              <w:ind w:left="0" w:firstLineChars="150" w:firstLine="315"/>
-            </w:pPr>
-            <w:r>
-              <w:rPr>
-                <w:rFonts w:hint="eastAsia"/>
-              </w:rPr>
-              <w:t xml:space="preserve">  }</w:t>
-            </w:r>
-          </w:p>
-          <w:p>
-            <w:pPr>
-              <w:ind w:left="0" w:firstLineChars="150" w:firstLine="315"/>
-            </w:pPr>
-            <w:r>
-              <w:rPr>
-                <w:rFonts w:hint="eastAsia"/>
-              </w:rPr>
-              <w:t xml:space="preserve">  </w:t>
-            </w:r>
-            <w:r>
-              <w:t>Disk</w:t>
-            </w:r>
-            <w:r>
-              <w:rPr>
-                <w:rFonts w:hint="eastAsia"/>
-              </w:rPr>
-              <w:t>:</w:t>
-            </w:r>
-          </w:p>
-          <w:p>
-            <w:pPr>
-              <w:ind w:left="0" w:firstLineChars="150" w:firstLine="315"/>
-            </w:pPr>
-            <w:r>
-              <w:rPr>
-                <w:rFonts w:hint="eastAsia"/>
-              </w:rPr>
-              <w:t xml:space="preserve">  [</w:t>
-            </w:r>
-          </w:p>
-          <w:p>
-            <w:pPr>
-              <w:ind w:left="0" w:firstLineChars="350" w:firstLine="735"/>
-            </w:pPr>
-            <w:r>
-              <w:rPr>
-                <w:rFonts w:hint="eastAsia"/>
-              </w:rPr>
-              <w:t>{</w:t>
-            </w:r>
-          </w:p>
-          <w:p>
-            <w:pPr>
-              <w:ind w:left="0" w:firstLineChars="350" w:firstLine="735"/>
-            </w:pPr>
-            <w:r>
-              <w:rPr>
-                <w:rFonts w:hint="eastAsia"/>
-              </w:rPr>
-              <w:t xml:space="preserve">  </w:t>
-            </w:r>
-            <w:r>
-              <w:t>Name</w:t>
-            </w:r>
-            <w:r>
-              <w:rPr>
-                <w:rFonts w:hint="eastAsia"/>
-              </w:rPr>
-              <w:t>:</w:t>
-            </w:r>
-            <w:r>
-              <w:rPr>
-                <w:rFonts w:hint="eastAsia"/>
-              </w:rPr>
-              <w:t>磁盘路径</w:t>
-            </w:r>
-          </w:p>
-          <w:p>
-            <w:pPr>
-              <w:ind w:left="0" w:firstLineChars="350" w:firstLine="735"/>
-            </w:pPr>
-            <w:r>
-              <w:rPr>
-                <w:rFonts w:hint="eastAsia"/>
-              </w:rPr>
-              <w:t xml:space="preserve">  </w:t>
-            </w:r>
-            <w:r>
-              <w:t>Mount</w:t>
-            </w:r>
-            <w:r>
-              <w:rPr>
-                <w:rFonts w:hint="eastAsia"/>
-              </w:rPr>
-              <w:t>:</w:t>
-            </w:r>
-            <w:r>
-              <w:rPr>
-                <w:rFonts w:hint="eastAsia"/>
-              </w:rPr>
-              <w:t>mount</w:t>
-            </w:r>
-            <w:r>
-              <w:rPr>
-                <w:rFonts w:hint="eastAsia"/>
-              </w:rPr>
-              <w:t>路径</w:t>
-            </w:r>
-          </w:p>
-          <w:p>
-            <w:pPr>
-              <w:ind w:left="0" w:firstLineChars="350" w:firstLine="735"/>
-            </w:pPr>
-            <w:r>
-              <w:rPr>
-                <w:rFonts w:hint="eastAsia"/>
-              </w:rPr>
-              <w:t xml:space="preserve">  </w:t>
-            </w:r>
-            <w:r>
-              <w:t>Size</w:t>
-            </w:r>
-            <w:r>
-              <w:rPr>
-                <w:rFonts w:hint="eastAsia"/>
-              </w:rPr>
-              <w:t>:</w:t>
-            </w:r>
-            <w:r>
-              <w:rPr>
-                <w:rFonts w:hint="eastAsia"/>
-              </w:rPr>
-              <w:t>总大小</w:t>
-            </w:r>
-          </w:p>
-          <w:p>
-            <w:pPr>
-              <w:ind w:left="0" w:firstLineChars="350" w:firstLine="735"/>
-            </w:pPr>
-            <w:r>
-              <w:rPr>
-                <w:rFonts w:hint="eastAsia"/>
-              </w:rPr>
               <w:t xml:space="preserve">  </w:t>
             </w:r>
             <w:r>
@@ -30315,8 +30324,214 @@
               <w:ind w:left="0" w:firstLineChars="400" w:firstLine="840"/>
             </w:pPr>
             <w:r>
+              <w:t xml:space="preserve">"Sys": { "Megabit": 15, "Unit": 308550 }, </w:t>
+            </w:r>
+          </w:p>
+          <w:p>
+            <w:pPr>
+              <w:ind w:left="0" w:firstLineChars="400" w:firstLine="840"/>
+            </w:pPr>
+            <w:r>
+              <w:t>"Idle": { "Megabit": 9075, "Unit": 931030 },</w:t>
+            </w:r>
+          </w:p>
+          <w:p>
+            <w:pPr>
+              <w:ind w:left="0" w:firstLineChars="400" w:firstLine="840"/>
+            </w:pPr>
+            <w:r>
+              <w:t xml:space="preserve">"Other": { "Megabit": 66, "Unit": 384664 }, </w:t>
+            </w:r>
+          </w:p>
+          <w:p>
+            <w:pPr>
+              <w:ind w:left="0" w:firstLineChars="400" w:firstLine="840"/>
+            </w:pPr>
+            <w:r>
+              <w:t xml:space="preserve">"User": { "Megabit": 42, "Unit": 476078 } </w:t>
+            </w:r>
+          </w:p>
+          <w:p>
+            <w:pPr>
+              <w:ind w:left="0" w:firstLineChars="300" w:firstLine="630"/>
+            </w:pPr>
+            <w:r>
+              <w:t xml:space="preserve">}, </w:t>
+            </w:r>
+          </w:p>
+          <w:p>
+            <w:pPr>
+              <w:ind w:left="0" w:firstLineChars="300" w:firstLine="630"/>
+            </w:pPr>
+            <w:r>
+              <w:t xml:space="preserve">"Net": </w:t>
+            </w:r>
+          </w:p>
+          <w:p>
+            <w:pPr>
+              <w:ind w:left="0" w:firstLineChars="300" w:firstLine="630"/>
+            </w:pPr>
+            <w:r>
+              <w:t xml:space="preserve">{ </w:t>
+            </w:r>
+          </w:p>
+          <w:p>
+            <w:pPr>
+              <w:ind w:left="0" w:firstLineChars="400" w:firstLine="840"/>
+            </w:pPr>
+            <w:r>
+              <w:t xml:space="preserve">"CalendarTime": 1425101760, </w:t>
+            </w:r>
+          </w:p>
+          <w:p>
+            <w:pPr>
+              <w:ind w:left="0" w:firstLineChars="400" w:firstLine="840"/>
+            </w:pPr>
+            <w:r>
+              <w:t xml:space="preserve">"Net": </w:t>
+            </w:r>
+          </w:p>
+          <w:p>
+            <w:pPr>
+              <w:ind w:left="0" w:firstLineChars="400" w:firstLine="840"/>
+            </w:pPr>
+            <w:r>
+              <w:t xml:space="preserve">[ </w:t>
+            </w:r>
+          </w:p>
+          <w:p>
+            <w:pPr>
+              <w:ind w:left="0" w:firstLineChars="500" w:firstLine="1050"/>
+            </w:pPr>
+            <w:r>
+              <w:t xml:space="preserve">{ </w:t>
+            </w:r>
+          </w:p>
+          <w:p>
+            <w:pPr>
+              <w:ind w:left="0" w:firstLineChars="600" w:firstLine="1260"/>
+            </w:pPr>
+            <w:r>
+              <w:t xml:space="preserve">"Name": "lo", </w:t>
+            </w:r>
+          </w:p>
+          <w:p>
+            <w:pPr>
+              <w:ind w:left="0" w:firstLineChars="600" w:firstLine="1260"/>
+            </w:pPr>
+            <w:r>
+              <w:t xml:space="preserve">"RXBytes": { "Megabit": 5335, "Unit": 117938 }, </w:t>
+            </w:r>
+          </w:p>
+          <w:p>
+            <w:pPr>
+              <w:ind w:left="0" w:firstLineChars="600" w:firstLine="1260"/>
+            </w:pPr>
+            <w:r>
+              <w:t xml:space="preserve">"RXPackets": { "Megabit": 43, "Unit": 901867 }, </w:t>
+            </w:r>
+          </w:p>
+          <w:p>
+            <w:pPr>
+              <w:ind w:left="0" w:firstLineChars="600" w:firstLine="1260"/>
+            </w:pPr>
+            <w:r>
+              <w:t xml:space="preserve">"RXErrors": { "Megabit": 0, "Unit": 0 }, </w:t>
+            </w:r>
+          </w:p>
+          <w:p>
+            <w:pPr>
+              <w:ind w:left="0" w:firstLineChars="600" w:firstLine="1260"/>
+            </w:pPr>
+            <w:r>
+              <w:t xml:space="preserve">"RXDrops": { "Megabit": 0, "Unit": 0 }, </w:t>
+            </w:r>
+          </w:p>
+          <w:p>
+            <w:pPr>
+              <w:ind w:left="0" w:firstLineChars="600" w:firstLine="1260"/>
+            </w:pPr>
+            <w:r>
+              <w:t xml:space="preserve">"TXBytes": { "Megabit": 5335, "Unit": 117938 }, </w:t>
+            </w:r>
+          </w:p>
+          <w:p>
+            <w:pPr>
+              <w:ind w:left="0" w:firstLineChars="600" w:firstLine="1260"/>
+            </w:pPr>
+            <w:r>
+              <w:t xml:space="preserve">"TXPackets": { "Megabit": 43, "Unit": 901867 }, </w:t>
+            </w:r>
+          </w:p>
+          <w:p>
+            <w:pPr>
+              <w:ind w:left="0" w:firstLineChars="600" w:firstLine="1260"/>
+            </w:pPr>
+            <w:r>
+              <w:t xml:space="preserve">"TXErrors": { "Megabit": 0, "Unit": 0 }, </w:t>
+            </w:r>
+          </w:p>
+          <w:p>
+            <w:pPr>
+              <w:ind w:left="0" w:firstLineChars="600" w:firstLine="1260"/>
+            </w:pPr>
+            <w:r>
+              <w:t xml:space="preserve">"TXDrops": { "Megabit": 0, "Unit": 0 } </w:t>
+            </w:r>
+          </w:p>
+          <w:p>
+            <w:pPr>
+              <w:ind w:left="0" w:firstLineChars="450" w:firstLine="945"/>
+            </w:pPr>
+            <w:r>
+              <w:t xml:space="preserve">} </w:t>
+            </w:r>
+          </w:p>
+          <w:p>
+            <w:pPr>
+              <w:ind w:leftChars="170" w:firstLineChars="200" w:firstLine="420"/>
+            </w:pPr>
+            <w:r>
+              <w:rPr>
+                <w:rFonts w:hint="eastAsia"/>
+              </w:rPr>
               <w:lastRenderedPageBreak/>
-              <w:t xml:space="preserve">"Sys": { "Megabit": 15, "Unit": 308550 }, </w:t>
+              <w:t>]</w:t>
+            </w:r>
+            <w:r>
+              <w:t xml:space="preserve"> </w:t>
+            </w:r>
+          </w:p>
+          <w:p>
+            <w:pPr>
+              <w:ind w:left="0" w:firstLineChars="300" w:firstLine="630"/>
+            </w:pPr>
+            <w:r>
+              <w:t xml:space="preserve">}, </w:t>
+            </w:r>
+          </w:p>
+          <w:p>
+            <w:pPr>
+              <w:ind w:left="0" w:firstLineChars="300" w:firstLine="630"/>
+            </w:pPr>
+            <w:r>
+              <w:t xml:space="preserve">"HostName": "suse-lyb", </w:t>
+            </w:r>
+          </w:p>
+          <w:p>
+            <w:pPr>
+              <w:ind w:left="0" w:firstLineChars="300" w:firstLine="630"/>
+            </w:pPr>
+            <w:r>
+              <w:t xml:space="preserve">"Memory": </w:t>
+            </w:r>
+          </w:p>
+          <w:p>
+            <w:pPr>
+              <w:ind w:left="0" w:firstLineChars="300" w:firstLine="630"/>
+            </w:pPr>
+            <w:r>
+              <w:t xml:space="preserve">{ </w:t>
             </w:r>
           </w:p>
           <w:p>
@@ -30324,7 +30539,7 @@
               <w:ind w:left="0" w:firstLineChars="400" w:firstLine="840"/>
             </w:pPr>
             <w:r>
-              <w:t>"Idle": { "Megabit": 9075, "Unit": 931030 },</w:t>
+              <w:t xml:space="preserve">"Size": 1878, </w:t>
             </w:r>
           </w:p>
           <w:p>
@@ -30332,7 +30547,7 @@
               <w:ind w:left="0" w:firstLineChars="400" w:firstLine="840"/>
             </w:pPr>
             <w:r>
-              <w:t xml:space="preserve">"Other": { "Megabit": 66, "Unit": 384664 }, </w:t>
+              <w:t xml:space="preserve">"Free": 114, </w:t>
             </w:r>
           </w:p>
           <w:p>
@@ -30340,7 +30555,7 @@
               <w:ind w:left="0" w:firstLineChars="400" w:firstLine="840"/>
             </w:pPr>
             <w:r>
-              <w:t xml:space="preserve">"User": { "Megabit": 42, "Unit": 476078 } </w:t>
+              <w:t xml:space="preserve">"Used": 1764 </w:t>
             </w:r>
           </w:p>
           <w:p>
@@ -30356,7 +30571,7 @@
               <w:ind w:left="0" w:firstLineChars="300" w:firstLine="630"/>
             </w:pPr>
             <w:r>
-              <w:t xml:space="preserve">"Net": </w:t>
+              <w:t xml:space="preserve">"Disk": </w:t>
             </w:r>
           </w:p>
           <w:p>
@@ -30364,213 +30579,6 @@
               <w:ind w:left="0" w:firstLineChars="300" w:firstLine="630"/>
             </w:pPr>
             <w:r>
-              <w:t xml:space="preserve">{ </w:t>
-            </w:r>
-          </w:p>
-          <w:p>
-            <w:pPr>
-              <w:ind w:left="0" w:firstLineChars="400" w:firstLine="840"/>
-            </w:pPr>
-            <w:r>
-              <w:t xml:space="preserve">"CalendarTime": 1425101760, </w:t>
-            </w:r>
-          </w:p>
-          <w:p>
-            <w:pPr>
-              <w:ind w:left="0" w:firstLineChars="400" w:firstLine="840"/>
-            </w:pPr>
-            <w:r>
-              <w:t xml:space="preserve">"Net": </w:t>
-            </w:r>
-          </w:p>
-          <w:p>
-            <w:pPr>
-              <w:ind w:left="0" w:firstLineChars="400" w:firstLine="840"/>
-            </w:pPr>
-            <w:r>
-              <w:t xml:space="preserve">[ </w:t>
-            </w:r>
-          </w:p>
-          <w:p>
-            <w:pPr>
-              <w:ind w:left="0" w:firstLineChars="500" w:firstLine="1050"/>
-            </w:pPr>
-            <w:r>
-              <w:t xml:space="preserve">{ </w:t>
-            </w:r>
-          </w:p>
-          <w:p>
-            <w:pPr>
-              <w:ind w:left="0" w:firstLineChars="600" w:firstLine="1260"/>
-            </w:pPr>
-            <w:r>
-              <w:t xml:space="preserve">"Name": "lo", </w:t>
-            </w:r>
-          </w:p>
-          <w:p>
-            <w:pPr>
-              <w:ind w:left="0" w:firstLineChars="600" w:firstLine="1260"/>
-            </w:pPr>
-            <w:r>
-              <w:t xml:space="preserve">"RXBytes": { "Megabit": 5335, "Unit": 117938 }, </w:t>
-            </w:r>
-          </w:p>
-          <w:p>
-            <w:pPr>
-              <w:ind w:left="0" w:firstLineChars="600" w:firstLine="1260"/>
-            </w:pPr>
-            <w:r>
-              <w:t xml:space="preserve">"RXPackets": { "Megabit": 43, "Unit": 901867 }, </w:t>
-            </w:r>
-          </w:p>
-          <w:p>
-            <w:pPr>
-              <w:ind w:left="0" w:firstLineChars="600" w:firstLine="1260"/>
-            </w:pPr>
-            <w:r>
-              <w:t xml:space="preserve">"RXErrors": { "Megabit": 0, "Unit": 0 }, </w:t>
-            </w:r>
-          </w:p>
-          <w:p>
-            <w:pPr>
-              <w:ind w:left="0" w:firstLineChars="600" w:firstLine="1260"/>
-            </w:pPr>
-            <w:r>
-              <w:t xml:space="preserve">"RXDrops": { "Megabit": 0, "Unit": 0 }, </w:t>
-            </w:r>
-          </w:p>
-          <w:p>
-            <w:pPr>
-              <w:ind w:left="0" w:firstLineChars="600" w:firstLine="1260"/>
-            </w:pPr>
-            <w:r>
-              <w:t xml:space="preserve">"TXBytes": { "Megabit": 5335, "Unit": 117938 }, </w:t>
-            </w:r>
-          </w:p>
-          <w:p>
-            <w:pPr>
-              <w:ind w:left="0" w:firstLineChars="600" w:firstLine="1260"/>
-            </w:pPr>
-            <w:r>
-              <w:t xml:space="preserve">"TXPackets": { "Megabit": 43, "Unit": 901867 }, </w:t>
-            </w:r>
-          </w:p>
-          <w:p>
-            <w:pPr>
-              <w:ind w:left="0" w:firstLineChars="600" w:firstLine="1260"/>
-            </w:pPr>
-            <w:r>
-              <w:t xml:space="preserve">"TXErrors": { "Megabit": 0, "Unit": 0 }, </w:t>
-            </w:r>
-          </w:p>
-          <w:p>
-            <w:pPr>
-              <w:ind w:left="0" w:firstLineChars="600" w:firstLine="1260"/>
-            </w:pPr>
-            <w:r>
-              <w:t xml:space="preserve">"TXDrops": { "Megabit": 0, "Unit": 0 } </w:t>
-            </w:r>
-          </w:p>
-          <w:p>
-            <w:pPr>
-              <w:ind w:left="0" w:firstLineChars="450" w:firstLine="945"/>
-            </w:pPr>
-            <w:r>
-              <w:t xml:space="preserve">} </w:t>
-            </w:r>
-          </w:p>
-          <w:p>
-            <w:pPr>
-              <w:ind w:leftChars="170" w:firstLineChars="200" w:firstLine="420"/>
-            </w:pPr>
-            <w:r>
-              <w:rPr>
-                <w:rFonts w:hint="eastAsia"/>
-              </w:rPr>
-              <w:t>]</w:t>
-            </w:r>
-            <w:r>
-              <w:t xml:space="preserve"> </w:t>
-            </w:r>
-          </w:p>
-          <w:p>
-            <w:pPr>
-              <w:ind w:left="0" w:firstLineChars="300" w:firstLine="630"/>
-            </w:pPr>
-            <w:r>
-              <w:t xml:space="preserve">}, </w:t>
-            </w:r>
-          </w:p>
-          <w:p>
-            <w:pPr>
-              <w:ind w:left="0" w:firstLineChars="300" w:firstLine="630"/>
-            </w:pPr>
-            <w:r>
-              <w:t xml:space="preserve">"HostName": "suse-lyb", </w:t>
-            </w:r>
-          </w:p>
-          <w:p>
-            <w:pPr>
-              <w:ind w:left="0" w:firstLineChars="300" w:firstLine="630"/>
-            </w:pPr>
-            <w:r>
-              <w:t xml:space="preserve">"Memory": </w:t>
-            </w:r>
-          </w:p>
-          <w:p>
-            <w:pPr>
-              <w:ind w:left="0" w:firstLineChars="300" w:firstLine="630"/>
-            </w:pPr>
-            <w:r>
-              <w:t xml:space="preserve">{ </w:t>
-            </w:r>
-          </w:p>
-          <w:p>
-            <w:pPr>
-              <w:ind w:left="0" w:firstLineChars="400" w:firstLine="840"/>
-            </w:pPr>
-            <w:r>
-              <w:t xml:space="preserve">"Size": 1878, </w:t>
-            </w:r>
-          </w:p>
-          <w:p>
-            <w:pPr>
-              <w:ind w:left="0" w:firstLineChars="400" w:firstLine="840"/>
-            </w:pPr>
-            <w:r>
-              <w:t xml:space="preserve">"Free": 114, </w:t>
-            </w:r>
-          </w:p>
-          <w:p>
-            <w:pPr>
-              <w:ind w:left="0" w:firstLineChars="400" w:firstLine="840"/>
-            </w:pPr>
-            <w:r>
-              <w:t xml:space="preserve">"Used": 1764 </w:t>
-            </w:r>
-          </w:p>
-          <w:p>
-            <w:pPr>
-              <w:ind w:left="0" w:firstLineChars="300" w:firstLine="630"/>
-            </w:pPr>
-            <w:r>
-              <w:t xml:space="preserve">}, </w:t>
-            </w:r>
-          </w:p>
-          <w:p>
-            <w:pPr>
-              <w:ind w:left="0" w:firstLineChars="300" w:firstLine="630"/>
-            </w:pPr>
-            <w:r>
-              <w:t xml:space="preserve">"Disk": </w:t>
-            </w:r>
-          </w:p>
-          <w:p>
-            <w:pPr>
-              <w:ind w:left="0" w:firstLineChars="300" w:firstLine="630"/>
-            </w:pPr>
-            <w:r>
-              <w:lastRenderedPageBreak/>
               <w:t xml:space="preserve">[ </w:t>
             </w:r>
           </w:p>
@@ -31213,6 +31221,7 @@
         <w:rPr>
           <w:rFonts w:hint="eastAsia"/>
         </w:rPr>
+        <w:lastRenderedPageBreak/>
         <w:t>设置业务密码</w:t>
       </w:r>
     </w:p>
@@ -31572,7 +31581,6 @@
               <w:rPr>
                 <w:rFonts w:hint="eastAsia"/>
               </w:rPr>
-              <w:lastRenderedPageBreak/>
               <w:t>响应内容</w:t>
             </w:r>
           </w:p>
@@ -32288,6 +32296,7 @@
               <w:rPr>
                 <w:rFonts w:hint="eastAsia"/>
               </w:rPr>
+              <w:lastRenderedPageBreak/>
               <w:t>filter: object</w:t>
             </w:r>
           </w:p>
@@ -32316,9 +32325,6 @@
           <w:p>
             <w:pPr>
               <w:ind w:left="0"/>
-              <w:rPr>
-                <w:ins w:id="39" w:author="xujianhui" w:date="2016-05-19T16:53:00Z"/>
-              </w:rPr>
             </w:pPr>
             <w:r>
               <w:rPr>
@@ -32330,31 +32336,24 @@
           <w:p>
             <w:pPr>
               <w:ind w:left="0"/>
-              <w:rPr>
-                <w:ins w:id="40" w:author="xujianhui" w:date="2016-05-19T16:53:00Z"/>
-              </w:rPr>
-            </w:pPr>
-            <w:ins w:id="41" w:author="xujianhui" w:date="2016-05-19T16:53:00Z">
-              <w:r>
-                <w:rPr>
-                  <w:rFonts w:hint="eastAsia"/>
-                </w:rPr>
-                <w:t>skip:number</w:t>
-              </w:r>
-            </w:ins>
-          </w:p>
-          <w:p>
-            <w:pPr>
-              <w:ind w:left="0"/>
-            </w:pPr>
-            <w:ins w:id="42" w:author="xujianhui" w:date="2016-05-19T16:53:00Z">
-              <w:r>
-                <w:rPr>
-                  <w:rFonts w:hint="eastAsia"/>
-                </w:rPr>
-                <w:t>limit:number</w:t>
-              </w:r>
-            </w:ins>
+            </w:pPr>
+            <w:r>
+              <w:rPr>
+                <w:rFonts w:hint="eastAsia"/>
+              </w:rPr>
+              <w:t>skip:number</w:t>
+            </w:r>
+          </w:p>
+          <w:p>
+            <w:pPr>
+              <w:ind w:left="0"/>
+            </w:pPr>
+            <w:r>
+              <w:rPr>
+                <w:rFonts w:hint="eastAsia"/>
+              </w:rPr>
+              <w:t>limit:number</w:t>
+            </w:r>
           </w:p>
         </w:tc>
         <w:tc>
@@ -32366,6 +32365,7 @@
               <w:ind w:left="0"/>
             </w:pPr>
             <w:r>
+              <w:lastRenderedPageBreak/>
               <w:t>cmd</w:t>
             </w:r>
             <w:r>
@@ -32389,6 +32389,7 @@
               <w:rPr>
                 <w:rFonts w:hint="eastAsia"/>
               </w:rPr>
+              <w:lastRenderedPageBreak/>
               <w:t>&amp;</w:t>
             </w:r>
             <w:r>
@@ -32437,6 +32438,7 @@
               <w:rPr>
                 <w:rFonts w:hint="eastAsia"/>
               </w:rPr>
+              <w:lastRenderedPageBreak/>
               <w:t>说明</w:t>
             </w:r>
           </w:p>
@@ -32522,7 +32524,6 @@
               <w:rPr>
                 <w:rFonts w:hint="eastAsia"/>
               </w:rPr>
-              <w:lastRenderedPageBreak/>
               <w:t>响应内容</w:t>
             </w:r>
           </w:p>
@@ -33116,6 +33117,7 @@
               <w:ind w:leftChars="100" w:left="210"/>
             </w:pPr>
             <w:r>
+              <w:lastRenderedPageBreak/>
               <w:t>BusinessInfo:</w:t>
             </w:r>
           </w:p>
@@ -33204,7 +33206,6 @@
               <w:ind w:left="0"/>
             </w:pPr>
             <w:r>
-              <w:lastRenderedPageBreak/>
               <w:t>}</w:t>
             </w:r>
           </w:p>
@@ -33882,6 +33883,7 @@
               <w:rPr>
                 <w:rFonts w:hint="eastAsia"/>
               </w:rPr>
+              <w:lastRenderedPageBreak/>
               <w:t>响应内容</w:t>
             </w:r>
           </w:p>
@@ -33987,7 +33989,6 @@
         <w:rPr>
           <w:rFonts w:hint="eastAsia"/>
         </w:rPr>
-        <w:lastRenderedPageBreak/>
         <w:t>检测</w:t>
       </w:r>
       <w:r>
@@ -34892,6 +34893,7 @@
               <w:rPr>
                 <w:rFonts w:hint="eastAsia"/>
               </w:rPr>
+              <w:lastRenderedPageBreak/>
               <w:t xml:space="preserve">  </w:t>
             </w:r>
             <w:r>
@@ -35188,6 +35190,7 @@
               <w:rPr>
                 <w:rFonts w:hint="eastAsia"/>
               </w:rPr>
+              <w:lastRenderedPageBreak/>
               <w:t>}</w:t>
             </w:r>
           </w:p>
@@ -40355,6 +40358,9 @@
       <w:startOverride w:val="1"/>
     </w:lvlOverride>
   </w:num>
+  <w:num w:numId="37">
+    <w:abstractNumId w:val="17"/>
+  </w:num>
 </w:numbering>
 </file>
 
